--- a/fra/docx/56.content.docx
+++ b/fra/docx/56.content.docx
@@ -295,6 +295,21 @@
           <w:b/>
           <w:lang w:val="fr_FR" w:bidi="fr_FR"/>
         </w:rPr>
+        <w:t>κατὰ πίστιν ἐκλεκτῶν Θεοῦ καὶ ἐπίγνωσιν ἀληθείας</w:t>
+      </w:r>
+    </w:p>
+    <w:p>
+      <w:pPr/>
+      <w:r>
+        <w:rPr>
+          <w:lang w:val="fr_FR" w:bidi="fr_FR"/>
+        </w:rPr>
+      </w:r>
+      <w:r>
+        <w:rPr>
+          <w:b/>
+          <w:lang w:val="fr_FR" w:bidi="fr_FR"/>
+        </w:rPr>
         <w:t>"</w:t>
       </w:r>
       <w:r>
@@ -431,6 +446,21 @@
           <w:b/>
           <w:lang w:val="fr_FR" w:bidi="fr_FR"/>
         </w:rPr>
+        <w:t>ἐκλεκτῶν Θεοῦ</w:t>
+      </w:r>
+    </w:p>
+    <w:p>
+      <w:pPr/>
+      <w:r>
+        <w:rPr>
+          <w:lang w:val="fr_FR" w:bidi="fr_FR"/>
+        </w:rPr>
+      </w:r>
+      <w:r>
+        <w:rPr>
+          <w:b/>
+          <w:lang w:val="fr_FR" w:bidi="fr_FR"/>
+        </w:rPr>
         <w:t>"</w:t>
       </w:r>
       <w:r>
@@ -528,6 +558,21 @@
           <w:b/>
           <w:lang w:val="fr_FR" w:bidi="fr_FR"/>
         </w:rPr>
+        <w:t>καὶ ἐπίγνωσιν ἀληθείας</w:t>
+      </w:r>
+    </w:p>
+    <w:p>
+      <w:pPr/>
+      <w:r>
+        <w:rPr>
+          <w:lang w:val="fr_FR" w:bidi="fr_FR"/>
+        </w:rPr>
+      </w:r>
+      <w:r>
+        <w:rPr>
+          <w:b/>
+          <w:lang w:val="fr_FR" w:bidi="fr_FR"/>
+        </w:rPr>
         <w:t>"</w:t>
       </w:r>
       <w:r>
@@ -625,6 +670,21 @@
           <w:b/>
           <w:lang w:val="fr_FR" w:bidi="fr_FR"/>
         </w:rPr>
+        <w:t>τῆς κατ’ εὐσέβειαν</w:t>
+      </w:r>
+    </w:p>
+    <w:p>
+      <w:pPr/>
+      <w:r>
+        <w:rPr>
+          <w:lang w:val="fr_FR" w:bidi="fr_FR"/>
+        </w:rPr>
+      </w:r>
+      <w:r>
+        <w:rPr>
+          <w:b/>
+          <w:lang w:val="fr_FR" w:bidi="fr_FR"/>
+        </w:rPr>
         <w:t>"</w:t>
       </w:r>
       <w:r>
@@ -735,6 +795,21 @@
           <w:b/>
           <w:lang w:val="fr_FR" w:bidi="fr_FR"/>
         </w:rPr>
+        <w:t>ἐπ’ ἐλπίδι ζωῆς αἰωνίου</w:t>
+      </w:r>
+    </w:p>
+    <w:p>
+      <w:pPr/>
+      <w:r>
+        <w:rPr>
+          <w:lang w:val="fr_FR" w:bidi="fr_FR"/>
+        </w:rPr>
+      </w:r>
+      <w:r>
+        <w:rPr>
+          <w:b/>
+          <w:lang w:val="fr_FR" w:bidi="fr_FR"/>
+        </w:rPr>
         <w:t>"</w:t>
       </w:r>
       <w:r>
@@ -871,6 +946,21 @@
           <w:b/>
           <w:lang w:val="fr_FR" w:bidi="fr_FR"/>
         </w:rPr>
+        <w:t>ἐπ’ ἐλπίδι ζωῆς αἰωνίου</w:t>
+      </w:r>
+    </w:p>
+    <w:p>
+      <w:pPr/>
+      <w:r>
+        <w:rPr>
+          <w:lang w:val="fr_FR" w:bidi="fr_FR"/>
+        </w:rPr>
+      </w:r>
+      <w:r>
+        <w:rPr>
+          <w:b/>
+          <w:lang w:val="fr_FR" w:bidi="fr_FR"/>
+        </w:rPr>
         <w:t>"</w:t>
       </w:r>
       <w:r>
@@ -981,6 +1071,21 @@
           <w:b/>
           <w:lang w:val="fr_FR" w:bidi="fr_FR"/>
         </w:rPr>
+        <w:t>ὁ ἀψευδὴς Θεὸς</w:t>
+      </w:r>
+    </w:p>
+    <w:p>
+      <w:pPr/>
+      <w:r>
+        <w:rPr>
+          <w:lang w:val="fr_FR" w:bidi="fr_FR"/>
+        </w:rPr>
+      </w:r>
+      <w:r>
+        <w:rPr>
+          <w:b/>
+          <w:lang w:val="fr_FR" w:bidi="fr_FR"/>
+        </w:rPr>
         <w:t>"</w:t>
       </w:r>
       <w:r>
@@ -1155,6 +1260,21 @@
           <w:b/>
           <w:lang w:val="fr_FR" w:bidi="fr_FR"/>
         </w:rPr>
+        <w:t>καιροῖς ἰδίοις</w:t>
+      </w:r>
+    </w:p>
+    <w:p>
+      <w:pPr/>
+      <w:r>
+        <w:rPr>
+          <w:lang w:val="fr_FR" w:bidi="fr_FR"/>
+        </w:rPr>
+      </w:r>
+      <w:r>
+        <w:rPr>
+          <w:b/>
+          <w:lang w:val="fr_FR" w:bidi="fr_FR"/>
+        </w:rPr>
         <w:t>"</w:t>
       </w:r>
       <w:r>
@@ -1232,6 +1352,21 @@
           <w:b/>
           <w:lang w:val="fr_FR" w:bidi="fr_FR"/>
         </w:rPr>
+        <w:t>ἐφανέρωσεν &amp; τὸν λόγον αὐτοῦ</w:t>
+      </w:r>
+    </w:p>
+    <w:p>
+      <w:pPr/>
+      <w:r>
+        <w:rPr>
+          <w:lang w:val="fr_FR" w:bidi="fr_FR"/>
+        </w:rPr>
+      </w:r>
+      <w:r>
+        <w:rPr>
+          <w:b/>
+          <w:lang w:val="fr_FR" w:bidi="fr_FR"/>
+        </w:rPr>
         <w:t>"</w:t>
       </w:r>
       <w:r>
@@ -1329,6 +1464,21 @@
           <w:b/>
           <w:lang w:val="fr_FR" w:bidi="fr_FR"/>
         </w:rPr>
+        <w:t>ἐν κηρύγματι</w:t>
+      </w:r>
+    </w:p>
+    <w:p>
+      <w:pPr/>
+      <w:r>
+        <w:rPr>
+          <w:lang w:val="fr_FR" w:bidi="fr_FR"/>
+        </w:rPr>
+      </w:r>
+      <w:r>
+        <w:rPr>
+          <w:b/>
+          <w:lang w:val="fr_FR" w:bidi="fr_FR"/>
+        </w:rPr>
         <w:t>"</w:t>
       </w:r>
       <w:r>
@@ -1439,6 +1589,21 @@
           <w:b/>
           <w:lang w:val="fr_FR" w:bidi="fr_FR"/>
         </w:rPr>
+        <w:t>ὃ ἐπιστεύθην ἐγὼ</w:t>
+      </w:r>
+    </w:p>
+    <w:p>
+      <w:pPr/>
+      <w:r>
+        <w:rPr>
+          <w:lang w:val="fr_FR" w:bidi="fr_FR"/>
+        </w:rPr>
+      </w:r>
+      <w:r>
+        <w:rPr>
+          <w:b/>
+          <w:lang w:val="fr_FR" w:bidi="fr_FR"/>
+        </w:rPr>
         <w:t>"</w:t>
       </w:r>
       <w:r>
@@ -1536,6 +1701,21 @@
           <w:b/>
           <w:lang w:val="fr_FR" w:bidi="fr_FR"/>
         </w:rPr>
+        <w:t>ἡμῶν</w:t>
+      </w:r>
+    </w:p>
+    <w:p>
+      <w:pPr/>
+      <w:r>
+        <w:rPr>
+          <w:lang w:val="fr_FR" w:bidi="fr_FR"/>
+        </w:rPr>
+      </w:r>
+      <w:r>
+        <w:rPr>
+          <w:b/>
+          <w:lang w:val="fr_FR" w:bidi="fr_FR"/>
+        </w:rPr>
         <w:t>"notre"</w:t>
       </w:r>
     </w:p>
@@ -1632,6 +1812,21 @@
           <w:b/>
           <w:lang w:val="fr_FR" w:bidi="fr_FR"/>
         </w:rPr>
+        <w:t>γνησίῳ τέκνῳ</w:t>
+      </w:r>
+    </w:p>
+    <w:p>
+      <w:pPr/>
+      <w:r>
+        <w:rPr>
+          <w:lang w:val="fr_FR" w:bidi="fr_FR"/>
+        </w:rPr>
+      </w:r>
+      <w:r>
+        <w:rPr>
+          <w:b/>
+          <w:lang w:val="fr_FR" w:bidi="fr_FR"/>
+        </w:rPr>
         <w:t>"</w:t>
       </w:r>
       <w:r>
@@ -1742,6 +1937,21 @@
           <w:b/>
           <w:lang w:val="fr_FR" w:bidi="fr_FR"/>
         </w:rPr>
+        <w:t>κατὰ κοινὴν πίστιν</w:t>
+      </w:r>
+    </w:p>
+    <w:p>
+      <w:pPr/>
+      <w:r>
+        <w:rPr>
+          <w:lang w:val="fr_FR" w:bidi="fr_FR"/>
+        </w:rPr>
+      </w:r>
+      <w:r>
+        <w:rPr>
+          <w:b/>
+          <w:lang w:val="fr_FR" w:bidi="fr_FR"/>
+        </w:rPr>
         <w:t>"</w:t>
       </w:r>
       <w:r>
@@ -1865,6 +2075,21 @@
           <w:b/>
           <w:lang w:val="fr_FR" w:bidi="fr_FR"/>
         </w:rPr>
+        <w:t>χάρις καὶ εἰρήνη</w:t>
+      </w:r>
+    </w:p>
+    <w:p>
+      <w:pPr/>
+      <w:r>
+        <w:rPr>
+          <w:lang w:val="fr_FR" w:bidi="fr_FR"/>
+        </w:rPr>
+      </w:r>
+      <w:r>
+        <w:rPr>
+          <w:b/>
+          <w:lang w:val="fr_FR" w:bidi="fr_FR"/>
+        </w:rPr>
         <w:t>"la grâce et la paix"</w:t>
       </w:r>
     </w:p>
@@ -1948,6 +2173,21 @@
           <w:b/>
           <w:lang w:val="fr_FR" w:bidi="fr_FR"/>
         </w:rPr>
+        <w:t>χάρις καὶ εἰρήνη ἀπὸ Θεοῦ Πατρὸς καὶ Χριστοῦ Ἰησοῦ τοῦ Σωτῆρος ἡμῶν</w:t>
+      </w:r>
+    </w:p>
+    <w:p>
+      <w:pPr/>
+      <w:r>
+        <w:rPr>
+          <w:lang w:val="fr_FR" w:bidi="fr_FR"/>
+        </w:rPr>
+      </w:r>
+      <w:r>
+        <w:rPr>
+          <w:b/>
+          <w:lang w:val="fr_FR" w:bidi="fr_FR"/>
+        </w:rPr>
         <w:t>"</w:t>
       </w:r>
       <w:r>
@@ -2071,6 +2311,21 @@
           <w:b/>
           <w:lang w:val="fr_FR" w:bidi="fr_FR"/>
         </w:rPr>
+        <w:t>Χριστοῦ Ἰησοῦ τοῦ Σωτῆρος ἡμῶν</w:t>
+      </w:r>
+    </w:p>
+    <w:p>
+      <w:pPr/>
+      <w:r>
+        <w:rPr>
+          <w:lang w:val="fr_FR" w:bidi="fr_FR"/>
+        </w:rPr>
+      </w:r>
+      <w:r>
+        <w:rPr>
+          <w:b/>
+          <w:lang w:val="fr_FR" w:bidi="fr_FR"/>
+        </w:rPr>
         <w:t>"</w:t>
       </w:r>
       <w:r>
@@ -2148,6 +2403,21 @@
           <w:b/>
           <w:lang w:val="fr_FR" w:bidi="fr_FR"/>
         </w:rPr>
+        <w:t>ἡμῶν</w:t>
+      </w:r>
+    </w:p>
+    <w:p>
+      <w:pPr/>
+      <w:r>
+        <w:rPr>
+          <w:lang w:val="fr_FR" w:bidi="fr_FR"/>
+        </w:rPr>
+      </w:r>
+      <w:r>
+        <w:rPr>
+          <w:b/>
+          <w:lang w:val="fr_FR" w:bidi="fr_FR"/>
+        </w:rPr>
         <w:t>"notre"</w:t>
       </w:r>
     </w:p>
@@ -2244,6 +2514,21 @@
           <w:b/>
           <w:lang w:val="fr_FR" w:bidi="fr_FR"/>
         </w:rPr>
+        <w:t>τούτου χάριν</w:t>
+      </w:r>
+    </w:p>
+    <w:p>
+      <w:pPr/>
+      <w:r>
+        <w:rPr>
+          <w:lang w:val="fr_FR" w:bidi="fr_FR"/>
+        </w:rPr>
+      </w:r>
+      <w:r>
+        <w:rPr>
+          <w:b/>
+          <w:lang w:val="fr_FR" w:bidi="fr_FR"/>
+        </w:rPr>
         <w:t>"</w:t>
       </w:r>
       <w:r>
@@ -2354,6 +2639,21 @@
           <w:b/>
           <w:lang w:val="fr_FR" w:bidi="fr_FR"/>
         </w:rPr>
+        <w:t>ἀπέλιπόν σε ἐν Κρήτῃ</w:t>
+      </w:r>
+    </w:p>
+    <w:p>
+      <w:pPr/>
+      <w:r>
+        <w:rPr>
+          <w:lang w:val="fr_FR" w:bidi="fr_FR"/>
+        </w:rPr>
+      </w:r>
+      <w:r>
+        <w:rPr>
+          <w:b/>
+          <w:lang w:val="fr_FR" w:bidi="fr_FR"/>
+        </w:rPr>
         <w:t>"J</w:t>
       </w:r>
       <w:r>
@@ -2431,6 +2731,21 @@
           <w:b/>
           <w:lang w:val="fr_FR" w:bidi="fr_FR"/>
         </w:rPr>
+        <w:t>ἵνα τὰ λείποντα ἐπιδιορθώσῃ</w:t>
+      </w:r>
+    </w:p>
+    <w:p>
+      <w:pPr/>
+      <w:r>
+        <w:rPr>
+          <w:lang w:val="fr_FR" w:bidi="fr_FR"/>
+        </w:rPr>
+      </w:r>
+      <w:r>
+        <w:rPr>
+          <w:b/>
+          <w:lang w:val="fr_FR" w:bidi="fr_FR"/>
+        </w:rPr>
         <w:t>"</w:t>
       </w:r>
       <w:r>
@@ -2508,6 +2823,21 @@
           <w:b/>
           <w:lang w:val="fr_FR" w:bidi="fr_FR"/>
         </w:rPr>
+        <w:t>καταστήσῃς &amp; πρεσβυτέρους</w:t>
+      </w:r>
+    </w:p>
+    <w:p>
+      <w:pPr/>
+      <w:r>
+        <w:rPr>
+          <w:lang w:val="fr_FR" w:bidi="fr_FR"/>
+        </w:rPr>
+      </w:r>
+      <w:r>
+        <w:rPr>
+          <w:b/>
+          <w:lang w:val="fr_FR" w:bidi="fr_FR"/>
+        </w:rPr>
         <w:t xml:space="preserve">"tu </w:t>
       </w:r>
       <w:r>
@@ -2578,6 +2908,21 @@
           <w:b/>
           <w:lang w:val="fr_FR" w:bidi="fr_FR"/>
         </w:rPr>
+        <w:t>εἴ τίς ἐστιν ἀνέγκλητος</w:t>
+      </w:r>
+    </w:p>
+    <w:p>
+      <w:pPr/>
+      <w:r>
+        <w:rPr>
+          <w:lang w:val="fr_FR" w:bidi="fr_FR"/>
+        </w:rPr>
+      </w:r>
+      <w:r>
+        <w:rPr>
+          <w:b/>
+          <w:lang w:val="fr_FR" w:bidi="fr_FR"/>
+        </w:rPr>
         <w:t>"</w:t>
       </w:r>
       <w:r>
@@ -2675,6 +3020,21 @@
           <w:b/>
           <w:lang w:val="fr_FR" w:bidi="fr_FR"/>
         </w:rPr>
+        <w:t>ἀνέγκλητος</w:t>
+      </w:r>
+    </w:p>
+    <w:p>
+      <w:pPr/>
+      <w:r>
+        <w:rPr>
+          <w:lang w:val="fr_FR" w:bidi="fr_FR"/>
+        </w:rPr>
+      </w:r>
+      <w:r>
+        <w:rPr>
+          <w:b/>
+          <w:lang w:val="fr_FR" w:bidi="fr_FR"/>
+        </w:rPr>
         <w:t>"</w:t>
       </w:r>
       <w:r>
@@ -2785,6 +3145,21 @@
           <w:b/>
           <w:lang w:val="fr_FR" w:bidi="fr_FR"/>
         </w:rPr>
+        <w:t>μιᾶς γυναικὸς ἀνήρ</w:t>
+      </w:r>
+    </w:p>
+    <w:p>
+      <w:pPr/>
+      <w:r>
+        <w:rPr>
+          <w:lang w:val="fr_FR" w:bidi="fr_FR"/>
+        </w:rPr>
+      </w:r>
+      <w:r>
+        <w:rPr>
+          <w:b/>
+          <w:lang w:val="fr_FR" w:bidi="fr_FR"/>
+        </w:rPr>
         <w:t>"mari d'une seule femme"</w:t>
       </w:r>
     </w:p>
@@ -2881,6 +3256,21 @@
           <w:b/>
           <w:lang w:val="fr_FR" w:bidi="fr_FR"/>
         </w:rPr>
+        <w:t>τέκνα &amp; πιστά</w:t>
+      </w:r>
+    </w:p>
+    <w:p>
+      <w:pPr/>
+      <w:r>
+        <w:rPr>
+          <w:lang w:val="fr_FR" w:bidi="fr_FR"/>
+        </w:rPr>
+      </w:r>
+      <w:r>
+        <w:rPr>
+          <w:b/>
+          <w:lang w:val="fr_FR" w:bidi="fr_FR"/>
+        </w:rPr>
         <w:t>"</w:t>
       </w:r>
       <w:r>
@@ -2971,6 +3361,21 @@
           <w:b/>
           <w:lang w:val="fr_FR" w:bidi="fr_FR"/>
         </w:rPr>
+        <w:t>τὸν ἐπίσκοπον</w:t>
+      </w:r>
+    </w:p>
+    <w:p>
+      <w:pPr/>
+      <w:r>
+        <w:rPr>
+          <w:lang w:val="fr_FR" w:bidi="fr_FR"/>
+        </w:rPr>
+      </w:r>
+      <w:r>
+        <w:rPr>
+          <w:b/>
+          <w:lang w:val="fr_FR" w:bidi="fr_FR"/>
+        </w:rPr>
         <w:t>"</w:t>
       </w:r>
       <w:r>
@@ -3081,6 +3486,21 @@
           <w:b/>
           <w:lang w:val="fr_FR" w:bidi="fr_FR"/>
         </w:rPr>
+        <w:t>Θεοῦ οἰκονόμον</w:t>
+      </w:r>
+    </w:p>
+    <w:p>
+      <w:pPr/>
+      <w:r>
+        <w:rPr>
+          <w:lang w:val="fr_FR" w:bidi="fr_FR"/>
+        </w:rPr>
+      </w:r>
+      <w:r>
+        <w:rPr>
+          <w:b/>
+          <w:lang w:val="fr_FR" w:bidi="fr_FR"/>
+        </w:rPr>
         <w:t>"</w:t>
       </w:r>
       <w:r>
@@ -3178,6 +3598,21 @@
           <w:b/>
           <w:lang w:val="fr_FR" w:bidi="fr_FR"/>
         </w:rPr>
+        <w:t>μὴ πάροινον</w:t>
+      </w:r>
+    </w:p>
+    <w:p>
+      <w:pPr/>
+      <w:r>
+        <w:rPr>
+          <w:lang w:val="fr_FR" w:bidi="fr_FR"/>
+        </w:rPr>
+      </w:r>
+      <w:r>
+        <w:rPr>
+          <w:b/>
+          <w:lang w:val="fr_FR" w:bidi="fr_FR"/>
+        </w:rPr>
         <w:t>"</w:t>
       </w:r>
       <w:r>
@@ -3255,6 +3690,21 @@
           <w:b/>
           <w:lang w:val="fr_FR" w:bidi="fr_FR"/>
         </w:rPr>
+        <w:t>μὴ πλήκτην</w:t>
+      </w:r>
+    </w:p>
+    <w:p>
+      <w:pPr/>
+      <w:r>
+        <w:rPr>
+          <w:lang w:val="fr_FR" w:bidi="fr_FR"/>
+        </w:rPr>
+      </w:r>
+      <w:r>
+        <w:rPr>
+          <w:b/>
+          <w:lang w:val="fr_FR" w:bidi="fr_FR"/>
+        </w:rPr>
         <w:t xml:space="preserve">"ni </w:t>
       </w:r>
       <w:r>
@@ -3332,6 +3782,21 @@
           <w:b/>
           <w:lang w:val="fr_FR" w:bidi="fr_FR"/>
         </w:rPr>
+        <w:t>ἀλλὰ</w:t>
+      </w:r>
+    </w:p>
+    <w:p>
+      <w:pPr/>
+      <w:r>
+        <w:rPr>
+          <w:lang w:val="fr_FR" w:bidi="fr_FR"/>
+        </w:rPr>
+      </w:r>
+      <w:r>
+        <w:rPr>
+          <w:b/>
+          <w:lang w:val="fr_FR" w:bidi="fr_FR"/>
+        </w:rPr>
         <w:t>"</w:t>
       </w:r>
       <w:r>
@@ -3442,6 +3907,21 @@
           <w:b/>
           <w:lang w:val="fr_FR" w:bidi="fr_FR"/>
         </w:rPr>
+        <w:t>φιλάγαθον</w:t>
+      </w:r>
+    </w:p>
+    <w:p>
+      <w:pPr/>
+      <w:r>
+        <w:rPr>
+          <w:lang w:val="fr_FR" w:bidi="fr_FR"/>
+        </w:rPr>
+      </w:r>
+      <w:r>
+        <w:rPr>
+          <w:b/>
+          <w:lang w:val="fr_FR" w:bidi="fr_FR"/>
+        </w:rPr>
         <w:t>"</w:t>
       </w:r>
       <w:r>
@@ -3552,6 +4032,21 @@
           <w:b/>
           <w:lang w:val="fr_FR" w:bidi="fr_FR"/>
         </w:rPr>
+        <w:t>σώφρονα &amp; ἐγκρατῆ</w:t>
+      </w:r>
+    </w:p>
+    <w:p>
+      <w:pPr/>
+      <w:r>
+        <w:rPr>
+          <w:lang w:val="fr_FR" w:bidi="fr_FR"/>
+        </w:rPr>
+      </w:r>
+      <w:r>
+        <w:rPr>
+          <w:b/>
+          <w:lang w:val="fr_FR" w:bidi="fr_FR"/>
+        </w:rPr>
         <w:t>"</w:t>
       </w:r>
       <w:r>
@@ -3675,6 +4170,21 @@
           <w:b/>
           <w:lang w:val="fr_FR" w:bidi="fr_FR"/>
         </w:rPr>
+        <w:t>δίκαιον, ὅσιον</w:t>
+      </w:r>
+    </w:p>
+    <w:p>
+      <w:pPr/>
+      <w:r>
+        <w:rPr>
+          <w:lang w:val="fr_FR" w:bidi="fr_FR"/>
+        </w:rPr>
+      </w:r>
+      <w:r>
+        <w:rPr>
+          <w:b/>
+          <w:lang w:val="fr_FR" w:bidi="fr_FR"/>
+        </w:rPr>
         <w:t>"</w:t>
       </w:r>
       <w:r>
@@ -3798,6 +4308,21 @@
           <w:b/>
           <w:lang w:val="fr_FR" w:bidi="fr_FR"/>
         </w:rPr>
+        <w:t>ἀντεχόμενον</w:t>
+      </w:r>
+    </w:p>
+    <w:p>
+      <w:pPr/>
+      <w:r>
+        <w:rPr>
+          <w:lang w:val="fr_FR" w:bidi="fr_FR"/>
+        </w:rPr>
+      </w:r>
+      <w:r>
+        <w:rPr>
+          <w:b/>
+          <w:lang w:val="fr_FR" w:bidi="fr_FR"/>
+        </w:rPr>
         <w:t>"</w:t>
       </w:r>
       <w:r>
@@ -3895,6 +4420,21 @@
           <w:b/>
           <w:lang w:val="fr_FR" w:bidi="fr_FR"/>
         </w:rPr>
+        <w:t>κατὰ τὴν διδαχὴν</w:t>
+      </w:r>
+    </w:p>
+    <w:p>
+      <w:pPr/>
+      <w:r>
+        <w:rPr>
+          <w:lang w:val="fr_FR" w:bidi="fr_FR"/>
+        </w:rPr>
+      </w:r>
+      <w:r>
+        <w:rPr>
+          <w:b/>
+          <w:lang w:val="fr_FR" w:bidi="fr_FR"/>
+        </w:rPr>
         <w:t>"</w:t>
       </w:r>
       <w:r>
@@ -3972,6 +4512,21 @@
           <w:b/>
           <w:lang w:val="fr_FR" w:bidi="fr_FR"/>
         </w:rPr>
+        <w:t>ἵνα</w:t>
+      </w:r>
+    </w:p>
+    <w:p>
+      <w:pPr/>
+      <w:r>
+        <w:rPr>
+          <w:lang w:val="fr_FR" w:bidi="fr_FR"/>
+        </w:rPr>
+      </w:r>
+      <w:r>
+        <w:rPr>
+          <w:b/>
+          <w:lang w:val="fr_FR" w:bidi="fr_FR"/>
+        </w:rPr>
         <w:t>"</w:t>
       </w:r>
       <w:r>
@@ -4082,6 +4637,21 @@
           <w:b/>
           <w:lang w:val="fr_FR" w:bidi="fr_FR"/>
         </w:rPr>
+        <w:t>τῇ διδασκαλίᾳ τῇ ὑγιαινούσῃ</w:t>
+      </w:r>
+    </w:p>
+    <w:p>
+      <w:pPr/>
+      <w:r>
+        <w:rPr>
+          <w:lang w:val="fr_FR" w:bidi="fr_FR"/>
+        </w:rPr>
+      </w:r>
+      <w:r>
+        <w:rPr>
+          <w:b/>
+          <w:lang w:val="fr_FR" w:bidi="fr_FR"/>
+        </w:rPr>
         <w:t>"</w:t>
       </w:r>
       <w:r>
@@ -4205,6 +4775,21 @@
           <w:b/>
           <w:lang w:val="fr_FR" w:bidi="fr_FR"/>
         </w:rPr>
+        <w:t>ματαιολόγοι</w:t>
+      </w:r>
+    </w:p>
+    <w:p>
+      <w:pPr/>
+      <w:r>
+        <w:rPr>
+          <w:lang w:val="fr_FR" w:bidi="fr_FR"/>
+        </w:rPr>
+      </w:r>
+      <w:r>
+        <w:rPr>
+          <w:b/>
+          <w:lang w:val="fr_FR" w:bidi="fr_FR"/>
+        </w:rPr>
         <w:t>"</w:t>
       </w:r>
       <w:r>
@@ -4328,6 +4913,21 @@
           <w:b/>
           <w:lang w:val="fr_FR" w:bidi="fr_FR"/>
         </w:rPr>
+        <w:t>φρεναπάται</w:t>
+      </w:r>
+    </w:p>
+    <w:p>
+      <w:pPr/>
+      <w:r>
+        <w:rPr>
+          <w:lang w:val="fr_FR" w:bidi="fr_FR"/>
+        </w:rPr>
+      </w:r>
+      <w:r>
+        <w:rPr>
+          <w:b/>
+          <w:lang w:val="fr_FR" w:bidi="fr_FR"/>
+        </w:rPr>
         <w:t>"séducteurs"</w:t>
       </w:r>
     </w:p>
@@ -4424,6 +5024,21 @@
           <w:b/>
           <w:lang w:val="fr_FR" w:bidi="fr_FR"/>
         </w:rPr>
+        <w:t>ματαιολόγοι, καὶ φρεναπάται</w:t>
+      </w:r>
+    </w:p>
+    <w:p>
+      <w:pPr/>
+      <w:r>
+        <w:rPr>
+          <w:lang w:val="fr_FR" w:bidi="fr_FR"/>
+        </w:rPr>
+      </w:r>
+      <w:r>
+        <w:rPr>
+          <w:b/>
+          <w:lang w:val="fr_FR" w:bidi="fr_FR"/>
+        </w:rPr>
         <w:t>"de vains discoureurs et de séducteurs</w:t>
       </w:r>
       <w:r>
@@ -4540,6 +5155,21 @@
           <w:b/>
           <w:lang w:val="fr_FR" w:bidi="fr_FR"/>
         </w:rPr>
+        <w:t>οἱ ἐκ τῆς περιτομῆς</w:t>
+      </w:r>
+    </w:p>
+    <w:p>
+      <w:pPr/>
+      <w:r>
+        <w:rPr>
+          <w:lang w:val="fr_FR" w:bidi="fr_FR"/>
+        </w:rPr>
+      </w:r>
+      <w:r>
+        <w:rPr>
+          <w:b/>
+          <w:lang w:val="fr_FR" w:bidi="fr_FR"/>
+        </w:rPr>
         <w:t>"les circoncis"</w:t>
       </w:r>
     </w:p>
@@ -4636,6 +5266,21 @@
           <w:b/>
           <w:lang w:val="fr_FR" w:bidi="fr_FR"/>
         </w:rPr>
+        <w:t>οὓς δεῖ ἐπιστομίζειν</w:t>
+      </w:r>
+    </w:p>
+    <w:p>
+      <w:pPr/>
+      <w:r>
+        <w:rPr>
+          <w:lang w:val="fr_FR" w:bidi="fr_FR"/>
+        </w:rPr>
+      </w:r>
+      <w:r>
+        <w:rPr>
+          <w:b/>
+          <w:lang w:val="fr_FR" w:bidi="fr_FR"/>
+        </w:rPr>
         <w:t>"</w:t>
       </w:r>
       <w:r>
@@ -4733,6 +5378,21 @@
           <w:b/>
           <w:lang w:val="fr_FR" w:bidi="fr_FR"/>
         </w:rPr>
+        <w:t>ὅλους οἴκους ἀνατρέπουσιν</w:t>
+      </w:r>
+    </w:p>
+    <w:p>
+      <w:pPr/>
+      <w:r>
+        <w:rPr>
+          <w:lang w:val="fr_FR" w:bidi="fr_FR"/>
+        </w:rPr>
+      </w:r>
+      <w:r>
+        <w:rPr>
+          <w:b/>
+          <w:lang w:val="fr_FR" w:bidi="fr_FR"/>
+        </w:rPr>
         <w:t>"</w:t>
       </w:r>
       <w:r>
@@ -4830,6 +5490,21 @@
           <w:b/>
           <w:lang w:val="fr_FR" w:bidi="fr_FR"/>
         </w:rPr>
+        <w:t>αἰσχροῦ κέρδους χάριν</w:t>
+      </w:r>
+    </w:p>
+    <w:p>
+      <w:pPr/>
+      <w:r>
+        <w:rPr>
+          <w:lang w:val="fr_FR" w:bidi="fr_FR"/>
+        </w:rPr>
+      </w:r>
+      <w:r>
+        <w:rPr>
+          <w:b/>
+          <w:lang w:val="fr_FR" w:bidi="fr_FR"/>
+        </w:rPr>
         <w:t>"</w:t>
       </w:r>
       <w:r>
@@ -4940,6 +5615,21 @@
           <w:b/>
           <w:lang w:val="fr_FR" w:bidi="fr_FR"/>
         </w:rPr>
+        <w:t>τις ἐξ αὐτῶν, ἴδιος αὐτῶν προφήτης</w:t>
+      </w:r>
+    </w:p>
+    <w:p>
+      <w:pPr/>
+      <w:r>
+        <w:rPr>
+          <w:lang w:val="fr_FR" w:bidi="fr_FR"/>
+        </w:rPr>
+      </w:r>
+      <w:r>
+        <w:rPr>
+          <w:b/>
+          <w:lang w:val="fr_FR" w:bidi="fr_FR"/>
+        </w:rPr>
         <w:t>"</w:t>
       </w:r>
       <w:r>
@@ -5017,6 +5707,21 @@
           <w:b/>
           <w:lang w:val="fr_FR" w:bidi="fr_FR"/>
         </w:rPr>
+        <w:t>Κρῆτες ἀεὶ ψεῦσται</w:t>
+      </w:r>
+    </w:p>
+    <w:p>
+      <w:pPr/>
+      <w:r>
+        <w:rPr>
+          <w:lang w:val="fr_FR" w:bidi="fr_FR"/>
+        </w:rPr>
+      </w:r>
+      <w:r>
+        <w:rPr>
+          <w:b/>
+          <w:lang w:val="fr_FR" w:bidi="fr_FR"/>
+        </w:rPr>
         <w:t>"</w:t>
       </w:r>
       <w:r>
@@ -5127,6 +5832,21 @@
           <w:b/>
           <w:lang w:val="fr_FR" w:bidi="fr_FR"/>
         </w:rPr>
+        <w:t>κακὰ θηρία</w:t>
+      </w:r>
+    </w:p>
+    <w:p>
+      <w:pPr/>
+      <w:r>
+        <w:rPr>
+          <w:lang w:val="fr_FR" w:bidi="fr_FR"/>
+        </w:rPr>
+      </w:r>
+      <w:r>
+        <w:rPr>
+          <w:b/>
+          <w:lang w:val="fr_FR" w:bidi="fr_FR"/>
+        </w:rPr>
         <w:t>"</w:t>
       </w:r>
       <w:r>
@@ -5237,6 +5957,21 @@
           <w:b/>
           <w:lang w:val="fr_FR" w:bidi="fr_FR"/>
         </w:rPr>
+        <w:t>γαστέρες ἀργαί</w:t>
+      </w:r>
+    </w:p>
+    <w:p>
+      <w:pPr/>
+      <w:r>
+        <w:rPr>
+          <w:lang w:val="fr_FR" w:bidi="fr_FR"/>
+        </w:rPr>
+      </w:r>
+      <w:r>
+        <w:rPr>
+          <w:b/>
+          <w:lang w:val="fr_FR" w:bidi="fr_FR"/>
+        </w:rPr>
         <w:t>"</w:t>
       </w:r>
       <w:r>
@@ -5334,6 +6069,21 @@
           <w:b/>
           <w:lang w:val="fr_FR" w:bidi="fr_FR"/>
         </w:rPr>
+        <w:t>δι’ ἣν αἰτίαν ἔλεγχε αὐτοὺς ἀποτόμως</w:t>
+      </w:r>
+    </w:p>
+    <w:p>
+      <w:pPr/>
+      <w:r>
+        <w:rPr>
+          <w:lang w:val="fr_FR" w:bidi="fr_FR"/>
+        </w:rPr>
+      </w:r>
+      <w:r>
+        <w:rPr>
+          <w:b/>
+          <w:lang w:val="fr_FR" w:bidi="fr_FR"/>
+        </w:rPr>
         <w:t>"</w:t>
       </w:r>
       <w:r>
@@ -5411,6 +6161,21 @@
           <w:b/>
           <w:lang w:val="fr_FR" w:bidi="fr_FR"/>
         </w:rPr>
+        <w:t>δι’ ἣν αἰτίαν</w:t>
+      </w:r>
+    </w:p>
+    <w:p>
+      <w:pPr/>
+      <w:r>
+        <w:rPr>
+          <w:lang w:val="fr_FR" w:bidi="fr_FR"/>
+        </w:rPr>
+      </w:r>
+      <w:r>
+        <w:rPr>
+          <w:b/>
+          <w:lang w:val="fr_FR" w:bidi="fr_FR"/>
+        </w:rPr>
         <w:t>"</w:t>
       </w:r>
       <w:r>
@@ -5521,6 +6286,21 @@
           <w:b/>
           <w:lang w:val="fr_FR" w:bidi="fr_FR"/>
         </w:rPr>
+        <w:t>αὐτοὺς</w:t>
+      </w:r>
+    </w:p>
+    <w:p>
+      <w:pPr/>
+      <w:r>
+        <w:rPr>
+          <w:lang w:val="fr_FR" w:bidi="fr_FR"/>
+        </w:rPr>
+      </w:r>
+      <w:r>
+        <w:rPr>
+          <w:b/>
+          <w:lang w:val="fr_FR" w:bidi="fr_FR"/>
+        </w:rPr>
         <w:t>"</w:t>
       </w:r>
       <w:r>
@@ -5643,6 +6423,21 @@
           <w:b/>
           <w:lang w:val="fr_FR" w:bidi="fr_FR"/>
         </w:rPr>
+        <w:t>ἵνα ὑγιαίνωσιν ἐν τῇ πίστει</w:t>
+      </w:r>
+    </w:p>
+    <w:p>
+      <w:pPr/>
+      <w:r>
+        <w:rPr>
+          <w:lang w:val="fr_FR" w:bidi="fr_FR"/>
+        </w:rPr>
+      </w:r>
+      <w:r>
+        <w:rPr>
+          <w:b/>
+          <w:lang w:val="fr_FR" w:bidi="fr_FR"/>
+        </w:rPr>
         <w:t>"</w:t>
       </w:r>
       <w:r>
@@ -5753,6 +6548,21 @@
           <w:b/>
           <w:lang w:val="fr_FR" w:bidi="fr_FR"/>
         </w:rPr>
+        <w:t>ἵνα</w:t>
+      </w:r>
+    </w:p>
+    <w:p>
+      <w:pPr/>
+      <w:r>
+        <w:rPr>
+          <w:lang w:val="fr_FR" w:bidi="fr_FR"/>
+        </w:rPr>
+      </w:r>
+      <w:r>
+        <w:rPr>
+          <w:b/>
+          <w:lang w:val="fr_FR" w:bidi="fr_FR"/>
+        </w:rPr>
         <w:t>"afin qu'ils"</w:t>
       </w:r>
     </w:p>
@@ -5849,6 +6659,21 @@
           <w:b/>
           <w:lang w:val="fr_FR" w:bidi="fr_FR"/>
         </w:rPr>
+        <w:t>ἐν τῇ πίστει</w:t>
+      </w:r>
+    </w:p>
+    <w:p>
+      <w:pPr/>
+      <w:r>
+        <w:rPr>
+          <w:lang w:val="fr_FR" w:bidi="fr_FR"/>
+        </w:rPr>
+      </w:r>
+      <w:r>
+        <w:rPr>
+          <w:b/>
+          <w:lang w:val="fr_FR" w:bidi="fr_FR"/>
+        </w:rPr>
         <w:t>"</w:t>
       </w:r>
       <w:r>
@@ -5959,6 +6784,21 @@
           <w:b/>
           <w:lang w:val="fr_FR" w:bidi="fr_FR"/>
         </w:rPr>
+        <w:t>Ἰουδαϊκοῖς μύθοις</w:t>
+      </w:r>
+    </w:p>
+    <w:p>
+      <w:pPr/>
+      <w:r>
+        <w:rPr>
+          <w:lang w:val="fr_FR" w:bidi="fr_FR"/>
+        </w:rPr>
+      </w:r>
+      <w:r>
+        <w:rPr>
+          <w:b/>
+          <w:lang w:val="fr_FR" w:bidi="fr_FR"/>
+        </w:rPr>
         <w:t>"fables juives"</w:t>
       </w:r>
     </w:p>
@@ -6022,6 +6862,21 @@
           <w:b/>
           <w:lang w:val="fr_FR" w:bidi="fr_FR"/>
         </w:rPr>
+        <w:t>ἀποστρεφομένων τὴν ἀλήθειαν</w:t>
+      </w:r>
+    </w:p>
+    <w:p>
+      <w:pPr/>
+      <w:r>
+        <w:rPr>
+          <w:lang w:val="fr_FR" w:bidi="fr_FR"/>
+        </w:rPr>
+      </w:r>
+      <w:r>
+        <w:rPr>
+          <w:b/>
+          <w:lang w:val="fr_FR" w:bidi="fr_FR"/>
+        </w:rPr>
         <w:t>"</w:t>
       </w:r>
       <w:r>
@@ -6119,6 +6974,21 @@
           <w:b/>
           <w:lang w:val="fr_FR" w:bidi="fr_FR"/>
         </w:rPr>
+        <w:t>πάντα καθαρὰ τοῖς καθαροῖς</w:t>
+      </w:r>
+    </w:p>
+    <w:p>
+      <w:pPr/>
+      <w:r>
+        <w:rPr>
+          <w:lang w:val="fr_FR" w:bidi="fr_FR"/>
+        </w:rPr>
+      </w:r>
+      <w:r>
+        <w:rPr>
+          <w:b/>
+          <w:lang w:val="fr_FR" w:bidi="fr_FR"/>
+        </w:rPr>
         <w:t>"</w:t>
       </w:r>
       <w:r>
@@ -6216,6 +7086,21 @@
           <w:b/>
           <w:lang w:val="fr_FR" w:bidi="fr_FR"/>
         </w:rPr>
+        <w:t>τοῖς καθαροῖς</w:t>
+      </w:r>
+    </w:p>
+    <w:p>
+      <w:pPr/>
+      <w:r>
+        <w:rPr>
+          <w:lang w:val="fr_FR" w:bidi="fr_FR"/>
+        </w:rPr>
+      </w:r>
+      <w:r>
+        <w:rPr>
+          <w:b/>
+          <w:lang w:val="fr_FR" w:bidi="fr_FR"/>
+        </w:rPr>
         <w:t>"</w:t>
       </w:r>
       <w:r>
@@ -6293,6 +7178,21 @@
           <w:b/>
           <w:lang w:val="fr_FR" w:bidi="fr_FR"/>
         </w:rPr>
+        <w:t>δὲ</w:t>
+      </w:r>
+    </w:p>
+    <w:p>
+      <w:pPr/>
+      <w:r>
+        <w:rPr>
+          <w:lang w:val="fr_FR" w:bidi="fr_FR"/>
+        </w:rPr>
+      </w:r>
+      <w:r>
+        <w:rPr>
+          <w:b/>
+          <w:lang w:val="fr_FR" w:bidi="fr_FR"/>
+        </w:rPr>
         <w:t>"mais"</w:t>
       </w:r>
     </w:p>
@@ -6401,6 +7301,21 @@
           <w:b/>
           <w:lang w:val="fr_FR" w:bidi="fr_FR"/>
         </w:rPr>
+        <w:t>τοῖς δὲ μεμιαμμένοις καὶ ἀπίστοις, οὐδὲν καθαρόν</w:t>
+      </w:r>
+    </w:p>
+    <w:p>
+      <w:pPr/>
+      <w:r>
+        <w:rPr>
+          <w:lang w:val="fr_FR" w:bidi="fr_FR"/>
+        </w:rPr>
+      </w:r>
+      <w:r>
+        <w:rPr>
+          <w:b/>
+          <w:lang w:val="fr_FR" w:bidi="fr_FR"/>
+        </w:rPr>
         <w:t>"</w:t>
       </w:r>
       <w:r>
@@ -6498,6 +7413,21 @@
           <w:b/>
           <w:lang w:val="fr_FR" w:bidi="fr_FR"/>
         </w:rPr>
+        <w:t>δὲ</w:t>
+      </w:r>
+    </w:p>
+    <w:p>
+      <w:pPr/>
+      <w:r>
+        <w:rPr>
+          <w:lang w:val="fr_FR" w:bidi="fr_FR"/>
+        </w:rPr>
+      </w:r>
+      <w:r>
+        <w:rPr>
+          <w:b/>
+          <w:lang w:val="fr_FR" w:bidi="fr_FR"/>
+        </w:rPr>
         <w:t>"mais"</w:t>
       </w:r>
     </w:p>
@@ -6594,6 +7524,21 @@
           <w:b/>
           <w:lang w:val="fr_FR" w:bidi="fr_FR"/>
         </w:rPr>
+        <w:t>τοῖς &amp; ἔργοις ἀρνοῦνται</w:t>
+      </w:r>
+    </w:p>
+    <w:p>
+      <w:pPr/>
+      <w:r>
+        <w:rPr>
+          <w:lang w:val="fr_FR" w:bidi="fr_FR"/>
+        </w:rPr>
+      </w:r>
+      <w:r>
+        <w:rPr>
+          <w:b/>
+          <w:lang w:val="fr_FR" w:bidi="fr_FR"/>
+        </w:rPr>
         <w:t>"</w:t>
       </w:r>
       <w:r>
@@ -6671,6 +7616,21 @@
           <w:b/>
           <w:lang w:val="fr_FR" w:bidi="fr_FR"/>
         </w:rPr>
+        <w:t>σὺ δὲ</w:t>
+      </w:r>
+    </w:p>
+    <w:p>
+      <w:pPr/>
+      <w:r>
+        <w:rPr>
+          <w:lang w:val="fr_FR" w:bidi="fr_FR"/>
+        </w:rPr>
+      </w:r>
+      <w:r>
+        <w:rPr>
+          <w:b/>
+          <w:lang w:val="fr_FR" w:bidi="fr_FR"/>
+        </w:rPr>
         <w:t>"</w:t>
       </w:r>
       <w:r>
@@ -6781,6 +7741,21 @@
           <w:b/>
           <w:lang w:val="fr_FR" w:bidi="fr_FR"/>
         </w:rPr>
+        <w:t>τῇ ὑγιαινούσῃ διδασκαλίᾳ</w:t>
+      </w:r>
+    </w:p>
+    <w:p>
+      <w:pPr/>
+      <w:r>
+        <w:rPr>
+          <w:lang w:val="fr_FR" w:bidi="fr_FR"/>
+        </w:rPr>
+      </w:r>
+      <w:r>
+        <w:rPr>
+          <w:b/>
+          <w:lang w:val="fr_FR" w:bidi="fr_FR"/>
+        </w:rPr>
         <w:t>"saine doctrine"</w:t>
       </w:r>
     </w:p>
@@ -6877,6 +7852,21 @@
           <w:b/>
           <w:lang w:val="fr_FR" w:bidi="fr_FR"/>
         </w:rPr>
+        <w:t>πρεσβύτας &amp; εἶναι</w:t>
+      </w:r>
+    </w:p>
+    <w:p>
+      <w:pPr/>
+      <w:r>
+        <w:rPr>
+          <w:lang w:val="fr_FR" w:bidi="fr_FR"/>
+        </w:rPr>
+      </w:r>
+      <w:r>
+        <w:rPr>
+          <w:b/>
+          <w:lang w:val="fr_FR" w:bidi="fr_FR"/>
+        </w:rPr>
         <w:t>"</w:t>
       </w:r>
       <w:r>
@@ -6967,6 +7957,21 @@
           <w:b/>
           <w:lang w:val="fr_FR" w:bidi="fr_FR"/>
         </w:rPr>
+        <w:t>νηφαλίους &amp; σεμνούς, σώφρονας</w:t>
+      </w:r>
+    </w:p>
+    <w:p>
+      <w:pPr/>
+      <w:r>
+        <w:rPr>
+          <w:lang w:val="fr_FR" w:bidi="fr_FR"/>
+        </w:rPr>
+      </w:r>
+      <w:r>
+        <w:rPr>
+          <w:b/>
+          <w:lang w:val="fr_FR" w:bidi="fr_FR"/>
+        </w:rPr>
         <w:t>"</w:t>
       </w:r>
       <w:r>
@@ -7064,6 +8069,21 @@
           <w:b/>
           <w:lang w:val="fr_FR" w:bidi="fr_FR"/>
         </w:rPr>
+        <w:t>νηφαλίους</w:t>
+      </w:r>
+    </w:p>
+    <w:p>
+      <w:pPr/>
+      <w:r>
+        <w:rPr>
+          <w:lang w:val="fr_FR" w:bidi="fr_FR"/>
+        </w:rPr>
+      </w:r>
+      <w:r>
+        <w:rPr>
+          <w:b/>
+          <w:lang w:val="fr_FR" w:bidi="fr_FR"/>
+        </w:rPr>
         <w:t>"</w:t>
       </w:r>
       <w:r>
@@ -7153,6 +8173,21 @@
           <w:b/>
           <w:lang w:val="fr_FR" w:bidi="fr_FR"/>
         </w:rPr>
+        <w:t>σώφρονας</w:t>
+      </w:r>
+    </w:p>
+    <w:p>
+      <w:pPr/>
+      <w:r>
+        <w:rPr>
+          <w:lang w:val="fr_FR" w:bidi="fr_FR"/>
+        </w:rPr>
+      </w:r>
+      <w:r>
+        <w:rPr>
+          <w:b/>
+          <w:lang w:val="fr_FR" w:bidi="fr_FR"/>
+        </w:rPr>
         <w:t>"modérés"</w:t>
       </w:r>
     </w:p>
@@ -7216,6 +8251,21 @@
           <w:b/>
           <w:lang w:val="fr_FR" w:bidi="fr_FR"/>
         </w:rPr>
+        <w:t>ὑγιαίνοντας τῇ πίστει τῇ ἀγάπῃ, τῇ ὑπομονῇ</w:t>
+      </w:r>
+    </w:p>
+    <w:p>
+      <w:pPr/>
+      <w:r>
+        <w:rPr>
+          <w:lang w:val="fr_FR" w:bidi="fr_FR"/>
+        </w:rPr>
+      </w:r>
+      <w:r>
+        <w:rPr>
+          <w:b/>
+          <w:lang w:val="fr_FR" w:bidi="fr_FR"/>
+        </w:rPr>
         <w:t>"</w:t>
       </w:r>
       <w:r>
@@ -7371,6 +8421,21 @@
           <w:b/>
           <w:lang w:val="fr_FR" w:bidi="fr_FR"/>
         </w:rPr>
+        <w:t>ὑγιαίνοντας τῇ πίστει</w:t>
+      </w:r>
+    </w:p>
+    <w:p>
+      <w:pPr/>
+      <w:r>
+        <w:rPr>
+          <w:lang w:val="fr_FR" w:bidi="fr_FR"/>
+        </w:rPr>
+      </w:r>
+      <w:r>
+        <w:rPr>
+          <w:b/>
+          <w:lang w:val="fr_FR" w:bidi="fr_FR"/>
+        </w:rPr>
         <w:t>"</w:t>
       </w:r>
       <w:r>
@@ -7474,6 +8539,21 @@
           <w:b/>
           <w:lang w:val="fr_FR" w:bidi="fr_FR"/>
         </w:rPr>
+        <w:t>τῇ ἀγάπῃ</w:t>
+      </w:r>
+    </w:p>
+    <w:p>
+      <w:pPr/>
+      <w:r>
+        <w:rPr>
+          <w:lang w:val="fr_FR" w:bidi="fr_FR"/>
+        </w:rPr>
+      </w:r>
+      <w:r>
+        <w:rPr>
+          <w:b/>
+          <w:lang w:val="fr_FR" w:bidi="fr_FR"/>
+        </w:rPr>
         <w:t>"</w:t>
       </w:r>
       <w:r>
@@ -7584,6 +8664,21 @@
           <w:b/>
           <w:lang w:val="fr_FR" w:bidi="fr_FR"/>
         </w:rPr>
+        <w:t>τῇ ὑπομονῇ</w:t>
+      </w:r>
+    </w:p>
+    <w:p>
+      <w:pPr/>
+      <w:r>
+        <w:rPr>
+          <w:lang w:val="fr_FR" w:bidi="fr_FR"/>
+        </w:rPr>
+      </w:r>
+      <w:r>
+        <w:rPr>
+          <w:b/>
+          <w:lang w:val="fr_FR" w:bidi="fr_FR"/>
+        </w:rPr>
         <w:t>"l</w:t>
       </w:r>
       <w:r>
@@ -7694,6 +8789,21 @@
           <w:b/>
           <w:lang w:val="fr_FR" w:bidi="fr_FR"/>
         </w:rPr>
+        <w:t>πρεσβύτιδας ὡσαύτως</w:t>
+      </w:r>
+    </w:p>
+    <w:p>
+      <w:pPr/>
+      <w:r>
+        <w:rPr>
+          <w:lang w:val="fr_FR" w:bidi="fr_FR"/>
+        </w:rPr>
+      </w:r>
+      <w:r>
+        <w:rPr>
+          <w:b/>
+          <w:lang w:val="fr_FR" w:bidi="fr_FR"/>
+        </w:rPr>
         <w:t>"</w:t>
       </w:r>
       <w:r>
@@ -7791,6 +8901,21 @@
           <w:b/>
           <w:lang w:val="fr_FR" w:bidi="fr_FR"/>
         </w:rPr>
+        <w:t>οἴνῳ πολλῷ δεδουλωμένας</w:t>
+      </w:r>
+    </w:p>
+    <w:p>
+      <w:pPr/>
+      <w:r>
+        <w:rPr>
+          <w:lang w:val="fr_FR" w:bidi="fr_FR"/>
+        </w:rPr>
+      </w:r>
+      <w:r>
+        <w:rPr>
+          <w:b/>
+          <w:lang w:val="fr_FR" w:bidi="fr_FR"/>
+        </w:rPr>
         <w:t>"</w:t>
       </w:r>
       <w:r>
@@ -7888,6 +9013,21 @@
           <w:b/>
           <w:lang w:val="fr_FR" w:bidi="fr_FR"/>
         </w:rPr>
+        <w:t>οἴνῳ πολλῷ δεδουλωμένας</w:t>
+      </w:r>
+    </w:p>
+    <w:p>
+      <w:pPr/>
+      <w:r>
+        <w:rPr>
+          <w:lang w:val="fr_FR" w:bidi="fr_FR"/>
+        </w:rPr>
+      </w:r>
+      <w:r>
+        <w:rPr>
+          <w:b/>
+          <w:lang w:val="fr_FR" w:bidi="fr_FR"/>
+        </w:rPr>
         <w:t>"</w:t>
       </w:r>
       <w:r>
@@ -7985,6 +9125,21 @@
           <w:b/>
           <w:lang w:val="fr_FR" w:bidi="fr_FR"/>
         </w:rPr>
+        <w:t>καλοδιδασκάλους</w:t>
+      </w:r>
+    </w:p>
+    <w:p>
+      <w:pPr/>
+      <w:r>
+        <w:rPr>
+          <w:lang w:val="fr_FR" w:bidi="fr_FR"/>
+        </w:rPr>
+      </w:r>
+      <w:r>
+        <w:rPr>
+          <w:b/>
+          <w:lang w:val="fr_FR" w:bidi="fr_FR"/>
+        </w:rPr>
         <w:t>"</w:t>
       </w:r>
       <w:r>
@@ -8082,6 +9237,21 @@
           <w:b/>
           <w:lang w:val="fr_FR" w:bidi="fr_FR"/>
         </w:rPr>
+        <w:t>ἵνα</w:t>
+      </w:r>
+    </w:p>
+    <w:p>
+      <w:pPr/>
+      <w:r>
+        <w:rPr>
+          <w:lang w:val="fr_FR" w:bidi="fr_FR"/>
+        </w:rPr>
+      </w:r>
+      <w:r>
+        <w:rPr>
+          <w:b/>
+          <w:lang w:val="fr_FR" w:bidi="fr_FR"/>
+        </w:rPr>
         <w:t>"</w:t>
       </w:r>
       <w:r>
@@ -8192,6 +9362,21 @@
           <w:b/>
           <w:lang w:val="fr_FR" w:bidi="fr_FR"/>
         </w:rPr>
+        <w:t>φιλάνδρους</w:t>
+      </w:r>
+    </w:p>
+    <w:p>
+      <w:pPr/>
+      <w:r>
+        <w:rPr>
+          <w:lang w:val="fr_FR" w:bidi="fr_FR"/>
+        </w:rPr>
+      </w:r>
+      <w:r>
+        <w:rPr>
+          <w:b/>
+          <w:lang w:val="fr_FR" w:bidi="fr_FR"/>
+        </w:rPr>
         <w:t>"</w:t>
       </w:r>
       <w:r>
@@ -8269,6 +9454,21 @@
           <w:b/>
           <w:lang w:val="fr_FR" w:bidi="fr_FR"/>
         </w:rPr>
+        <w:t>φιλοτέκνους</w:t>
+      </w:r>
+    </w:p>
+    <w:p>
+      <w:pPr/>
+      <w:r>
+        <w:rPr>
+          <w:lang w:val="fr_FR" w:bidi="fr_FR"/>
+        </w:rPr>
+      </w:r>
+      <w:r>
+        <w:rPr>
+          <w:b/>
+          <w:lang w:val="fr_FR" w:bidi="fr_FR"/>
+        </w:rPr>
         <w:t>"</w:t>
       </w:r>
       <w:r>
@@ -8346,6 +9546,21 @@
           <w:b/>
           <w:lang w:val="fr_FR" w:bidi="fr_FR"/>
         </w:rPr>
+        <w:t>ὑποτασσομένας τοῖς ἰδίοις ἀνδράσιν</w:t>
+      </w:r>
+    </w:p>
+    <w:p>
+      <w:pPr/>
+      <w:r>
+        <w:rPr>
+          <w:lang w:val="fr_FR" w:bidi="fr_FR"/>
+        </w:rPr>
+      </w:r>
+      <w:r>
+        <w:rPr>
+          <w:b/>
+          <w:lang w:val="fr_FR" w:bidi="fr_FR"/>
+        </w:rPr>
         <w:t>"</w:t>
       </w:r>
       <w:r>
@@ -8423,6 +9638,21 @@
           <w:b/>
           <w:lang w:val="fr_FR" w:bidi="fr_FR"/>
         </w:rPr>
+        <w:t>ἵνα</w:t>
+      </w:r>
+    </w:p>
+    <w:p>
+      <w:pPr/>
+      <w:r>
+        <w:rPr>
+          <w:lang w:val="fr_FR" w:bidi="fr_FR"/>
+        </w:rPr>
+      </w:r>
+      <w:r>
+        <w:rPr>
+          <w:b/>
+          <w:lang w:val="fr_FR" w:bidi="fr_FR"/>
+        </w:rPr>
         <w:t>"afin que"</w:t>
       </w:r>
     </w:p>
@@ -8519,6 +9749,21 @@
           <w:b/>
           <w:lang w:val="fr_FR" w:bidi="fr_FR"/>
         </w:rPr>
+        <w:t>ἵνα μὴ ὁ λόγος τοῦ Θεοῦ βλασφημῆται</w:t>
+      </w:r>
+    </w:p>
+    <w:p>
+      <w:pPr/>
+      <w:r>
+        <w:rPr>
+          <w:lang w:val="fr_FR" w:bidi="fr_FR"/>
+        </w:rPr>
+      </w:r>
+      <w:r>
+        <w:rPr>
+          <w:b/>
+          <w:lang w:val="fr_FR" w:bidi="fr_FR"/>
+        </w:rPr>
         <w:t>"</w:t>
       </w:r>
       <w:r>
@@ -8616,6 +9861,21 @@
           <w:b/>
           <w:lang w:val="fr_FR" w:bidi="fr_FR"/>
         </w:rPr>
+        <w:t>ὁ λόγος τοῦ Θεοῦ</w:t>
+      </w:r>
+    </w:p>
+    <w:p>
+      <w:pPr/>
+      <w:r>
+        <w:rPr>
+          <w:lang w:val="fr_FR" w:bidi="fr_FR"/>
+        </w:rPr>
+      </w:r>
+      <w:r>
+        <w:rPr>
+          <w:b/>
+          <w:lang w:val="fr_FR" w:bidi="fr_FR"/>
+        </w:rPr>
         <w:t>"la parole de Dieu"</w:t>
       </w:r>
     </w:p>
@@ -8712,6 +9972,21 @@
           <w:b/>
           <w:lang w:val="fr_FR" w:bidi="fr_FR"/>
         </w:rPr>
+        <w:t>ὡσαύτως</w:t>
+      </w:r>
+    </w:p>
+    <w:p>
+      <w:pPr/>
+      <w:r>
+        <w:rPr>
+          <w:lang w:val="fr_FR" w:bidi="fr_FR"/>
+        </w:rPr>
+      </w:r>
+      <w:r>
+        <w:rPr>
+          <w:b/>
+          <w:lang w:val="fr_FR" w:bidi="fr_FR"/>
+        </w:rPr>
         <w:t>"</w:t>
       </w:r>
       <w:r>
@@ -8789,6 +10064,21 @@
           <w:b/>
           <w:lang w:val="fr_FR" w:bidi="fr_FR"/>
         </w:rPr>
+        <w:t>περὶ πάντα</w:t>
+      </w:r>
+    </w:p>
+    <w:p>
+      <w:pPr/>
+      <w:r>
+        <w:rPr>
+          <w:lang w:val="fr_FR" w:bidi="fr_FR"/>
+        </w:rPr>
+      </w:r>
+      <w:r>
+        <w:rPr>
+          <w:b/>
+          <w:lang w:val="fr_FR" w:bidi="fr_FR"/>
+        </w:rPr>
         <w:t>"</w:t>
       </w:r>
       <w:r>
@@ -8866,6 +10156,21 @@
           <w:b/>
           <w:lang w:val="fr_FR" w:bidi="fr_FR"/>
         </w:rPr>
+        <w:t>σεαυτὸν παρεχόμενος</w:t>
+      </w:r>
+    </w:p>
+    <w:p>
+      <w:pPr/>
+      <w:r>
+        <w:rPr>
+          <w:lang w:val="fr_FR" w:bidi="fr_FR"/>
+        </w:rPr>
+      </w:r>
+      <w:r>
+        <w:rPr>
+          <w:b/>
+          <w:lang w:val="fr_FR" w:bidi="fr_FR"/>
+        </w:rPr>
         <w:t xml:space="preserve">"te </w:t>
       </w:r>
       <w:r>
@@ -8936,6 +10241,21 @@
           <w:b/>
           <w:lang w:val="fr_FR" w:bidi="fr_FR"/>
         </w:rPr>
+        <w:t>τύπον καλῶν ἔργων</w:t>
+      </w:r>
+    </w:p>
+    <w:p>
+      <w:pPr/>
+      <w:r>
+        <w:rPr>
+          <w:lang w:val="fr_FR" w:bidi="fr_FR"/>
+        </w:rPr>
+      </w:r>
+      <w:r>
+        <w:rPr>
+          <w:b/>
+          <w:lang w:val="fr_FR" w:bidi="fr_FR"/>
+        </w:rPr>
         <w:t>"</w:t>
       </w:r>
       <w:r>
@@ -9013,6 +10333,21 @@
           <w:b/>
           <w:lang w:val="fr_FR" w:bidi="fr_FR"/>
         </w:rPr>
+        <w:t>ἐν τῇ διδασκαλίᾳ ἀφθορίαν, σεμνότητα</w:t>
+      </w:r>
+    </w:p>
+    <w:p>
+      <w:pPr/>
+      <w:r>
+        <w:rPr>
+          <w:lang w:val="fr_FR" w:bidi="fr_FR"/>
+        </w:rPr>
+      </w:r>
+      <w:r>
+        <w:rPr>
+          <w:b/>
+          <w:lang w:val="fr_FR" w:bidi="fr_FR"/>
+        </w:rPr>
         <w:t>"</w:t>
       </w:r>
       <w:r>
@@ -9110,6 +10445,21 @@
           <w:b/>
           <w:lang w:val="fr_FR" w:bidi="fr_FR"/>
         </w:rPr>
+        <w:t>ἐν τῇ διδασκαλίᾳ ἀφθορίαν, σεμνότητα</w:t>
+      </w:r>
+    </w:p>
+    <w:p>
+      <w:pPr/>
+      <w:r>
+        <w:rPr>
+          <w:lang w:val="fr_FR" w:bidi="fr_FR"/>
+        </w:rPr>
+      </w:r>
+      <w:r>
+        <w:rPr>
+          <w:b/>
+          <w:lang w:val="fr_FR" w:bidi="fr_FR"/>
+        </w:rPr>
         <w:t>"</w:t>
       </w:r>
       <w:r>
@@ -9226,6 +10576,21 @@
           <w:b/>
           <w:lang w:val="fr_FR" w:bidi="fr_FR"/>
         </w:rPr>
+        <w:t>ἀφθορίαν</w:t>
+      </w:r>
+    </w:p>
+    <w:p>
+      <w:pPr/>
+      <w:r>
+        <w:rPr>
+          <w:lang w:val="fr_FR" w:bidi="fr_FR"/>
+        </w:rPr>
+      </w:r>
+      <w:r>
+        <w:rPr>
+          <w:b/>
+          <w:lang w:val="fr_FR" w:bidi="fr_FR"/>
+        </w:rPr>
         <w:t>"</w:t>
       </w:r>
       <w:r>
@@ -9323,6 +10688,21 @@
           <w:b/>
           <w:lang w:val="fr_FR" w:bidi="fr_FR"/>
         </w:rPr>
+        <w:t>ὑγιῆ</w:t>
+      </w:r>
+    </w:p>
+    <w:p>
+      <w:pPr/>
+      <w:r>
+        <w:rPr>
+          <w:lang w:val="fr_FR" w:bidi="fr_FR"/>
+        </w:rPr>
+      </w:r>
+      <w:r>
+        <w:rPr>
+          <w:b/>
+          <w:lang w:val="fr_FR" w:bidi="fr_FR"/>
+        </w:rPr>
         <w:t>"</w:t>
       </w:r>
       <w:r>
@@ -9446,6 +10826,21 @@
           <w:b/>
           <w:lang w:val="fr_FR" w:bidi="fr_FR"/>
         </w:rPr>
+        <w:t>ἵνα</w:t>
+      </w:r>
+    </w:p>
+    <w:p>
+      <w:pPr/>
+      <w:r>
+        <w:rPr>
+          <w:lang w:val="fr_FR" w:bidi="fr_FR"/>
+        </w:rPr>
+      </w:r>
+      <w:r>
+        <w:rPr>
+          <w:b/>
+          <w:lang w:val="fr_FR" w:bidi="fr_FR"/>
+        </w:rPr>
         <w:t>"afin que"</w:t>
       </w:r>
     </w:p>
@@ -9542,6 +10937,21 @@
           <w:b/>
           <w:lang w:val="fr_FR" w:bidi="fr_FR"/>
         </w:rPr>
+        <w:t>ἵνα ὁ ἐξ ἐναντίας ἐντραπῇ</w:t>
+      </w:r>
+    </w:p>
+    <w:p>
+      <w:pPr/>
+      <w:r>
+        <w:rPr>
+          <w:lang w:val="fr_FR" w:bidi="fr_FR"/>
+        </w:rPr>
+      </w:r>
+      <w:r>
+        <w:rPr>
+          <w:b/>
+          <w:lang w:val="fr_FR" w:bidi="fr_FR"/>
+        </w:rPr>
         <w:t>"</w:t>
       </w:r>
       <w:r>
@@ -9639,6 +11049,21 @@
           <w:b/>
           <w:lang w:val="fr_FR" w:bidi="fr_FR"/>
         </w:rPr>
+        <w:t>ἡμῶν</w:t>
+      </w:r>
+    </w:p>
+    <w:p>
+      <w:pPr/>
+      <w:r>
+        <w:rPr>
+          <w:lang w:val="fr_FR" w:bidi="fr_FR"/>
+        </w:rPr>
+      </w:r>
+      <w:r>
+        <w:rPr>
+          <w:b/>
+          <w:lang w:val="fr_FR" w:bidi="fr_FR"/>
+        </w:rPr>
         <w:t>"nous"</w:t>
       </w:r>
     </w:p>
@@ -9735,6 +11160,21 @@
           <w:b/>
           <w:lang w:val="fr_FR" w:bidi="fr_FR"/>
         </w:rPr>
+        <w:t>δούλους ἰδίοις δεσπόταις ὑποτάσσεσθαι</w:t>
+      </w:r>
+    </w:p>
+    <w:p>
+      <w:pPr/>
+      <w:r>
+        <w:rPr>
+          <w:lang w:val="fr_FR" w:bidi="fr_FR"/>
+        </w:rPr>
+      </w:r>
+      <w:r>
+        <w:rPr>
+          <w:b/>
+          <w:lang w:val="fr_FR" w:bidi="fr_FR"/>
+        </w:rPr>
         <w:t>"</w:t>
       </w:r>
       <w:r>
@@ -9832,6 +11272,21 @@
           <w:b/>
           <w:lang w:val="fr_FR" w:bidi="fr_FR"/>
         </w:rPr>
+        <w:t>ἐν πᾶσιν</w:t>
+      </w:r>
+    </w:p>
+    <w:p>
+      <w:pPr/>
+      <w:r>
+        <w:rPr>
+          <w:lang w:val="fr_FR" w:bidi="fr_FR"/>
+        </w:rPr>
+      </w:r>
+      <w:r>
+        <w:rPr>
+          <w:b/>
+          <w:lang w:val="fr_FR" w:bidi="fr_FR"/>
+        </w:rPr>
         <w:t>"</w:t>
       </w:r>
       <w:r>
@@ -9909,6 +11364,21 @@
           <w:b/>
           <w:lang w:val="fr_FR" w:bidi="fr_FR"/>
         </w:rPr>
+        <w:t>εὐαρέστους εἶναι</w:t>
+      </w:r>
+    </w:p>
+    <w:p>
+      <w:pPr/>
+      <w:r>
+        <w:rPr>
+          <w:lang w:val="fr_FR" w:bidi="fr_FR"/>
+        </w:rPr>
+      </w:r>
+      <w:r>
+        <w:rPr>
+          <w:b/>
+          <w:lang w:val="fr_FR" w:bidi="fr_FR"/>
+        </w:rPr>
         <w:t>"</w:t>
       </w:r>
       <w:r>
@@ -9999,6 +11469,21 @@
           <w:b/>
           <w:lang w:val="fr_FR" w:bidi="fr_FR"/>
         </w:rPr>
+        <w:t>μὴ νοσφιζομένους</w:t>
+      </w:r>
+    </w:p>
+    <w:p>
+      <w:pPr/>
+      <w:r>
+        <w:rPr>
+          <w:lang w:val="fr_FR" w:bidi="fr_FR"/>
+        </w:rPr>
+      </w:r>
+      <w:r>
+        <w:rPr>
+          <w:b/>
+          <w:lang w:val="fr_FR" w:bidi="fr_FR"/>
+        </w:rPr>
         <w:t>"</w:t>
       </w:r>
       <w:r>
@@ -10096,6 +11581,21 @@
           <w:b/>
           <w:lang w:val="fr_FR" w:bidi="fr_FR"/>
         </w:rPr>
+        <w:t>ἀλλὰ</w:t>
+      </w:r>
+    </w:p>
+    <w:p>
+      <w:pPr/>
+      <w:r>
+        <w:rPr>
+          <w:lang w:val="fr_FR" w:bidi="fr_FR"/>
+        </w:rPr>
+      </w:r>
+      <w:r>
+        <w:rPr>
+          <w:b/>
+          <w:lang w:val="fr_FR" w:bidi="fr_FR"/>
+        </w:rPr>
         <w:t>"mais"</w:t>
       </w:r>
     </w:p>
@@ -10204,6 +11704,21 @@
           <w:b/>
           <w:lang w:val="fr_FR" w:bidi="fr_FR"/>
         </w:rPr>
+        <w:t>πᾶσαν πίστιν ἐνδεικνυμένους ἀγαθήν</w:t>
+      </w:r>
+    </w:p>
+    <w:p>
+      <w:pPr/>
+      <w:r>
+        <w:rPr>
+          <w:lang w:val="fr_FR" w:bidi="fr_FR"/>
+        </w:rPr>
+      </w:r>
+      <w:r>
+        <w:rPr>
+          <w:b/>
+          <w:lang w:val="fr_FR" w:bidi="fr_FR"/>
+        </w:rPr>
         <w:t>"</w:t>
       </w:r>
       <w:r>
@@ -10281,6 +11796,21 @@
           <w:b/>
           <w:lang w:val="fr_FR" w:bidi="fr_FR"/>
         </w:rPr>
+        <w:t>ἵνα</w:t>
+      </w:r>
+    </w:p>
+    <w:p>
+      <w:pPr/>
+      <w:r>
+        <w:rPr>
+          <w:lang w:val="fr_FR" w:bidi="fr_FR"/>
+        </w:rPr>
+      </w:r>
+      <w:r>
+        <w:rPr>
+          <w:b/>
+          <w:lang w:val="fr_FR" w:bidi="fr_FR"/>
+        </w:rPr>
         <w:t>"afin"</w:t>
       </w:r>
     </w:p>
@@ -10377,6 +11907,21 @@
           <w:b/>
           <w:lang w:val="fr_FR" w:bidi="fr_FR"/>
         </w:rPr>
+        <w:t>ἐν πᾶσιν</w:t>
+      </w:r>
+    </w:p>
+    <w:p>
+      <w:pPr/>
+      <w:r>
+        <w:rPr>
+          <w:lang w:val="fr_FR" w:bidi="fr_FR"/>
+        </w:rPr>
+      </w:r>
+      <w:r>
+        <w:rPr>
+          <w:b/>
+          <w:lang w:val="fr_FR" w:bidi="fr_FR"/>
+        </w:rPr>
         <w:t>"</w:t>
       </w:r>
       <w:r>
@@ -10454,6 +11999,21 @@
           <w:b/>
           <w:lang w:val="fr_FR" w:bidi="fr_FR"/>
         </w:rPr>
+        <w:t>τὴν διδασκαλίαν τὴν τοῦ Σωτῆρος ἡμῶν, Θεοῦ, κοσμῶσιν</w:t>
+      </w:r>
+    </w:p>
+    <w:p>
+      <w:pPr/>
+      <w:r>
+        <w:rPr>
+          <w:lang w:val="fr_FR" w:bidi="fr_FR"/>
+        </w:rPr>
+      </w:r>
+      <w:r>
+        <w:rPr>
+          <w:b/>
+          <w:lang w:val="fr_FR" w:bidi="fr_FR"/>
+        </w:rPr>
         <w:t>"</w:t>
       </w:r>
       <w:r>
@@ -10531,6 +12091,21 @@
           <w:b/>
           <w:lang w:val="fr_FR" w:bidi="fr_FR"/>
         </w:rPr>
+        <w:t>ἡμῶν</w:t>
+      </w:r>
+    </w:p>
+    <w:p>
+      <w:pPr/>
+      <w:r>
+        <w:rPr>
+          <w:lang w:val="fr_FR" w:bidi="fr_FR"/>
+        </w:rPr>
+      </w:r>
+      <w:r>
+        <w:rPr>
+          <w:b/>
+          <w:lang w:val="fr_FR" w:bidi="fr_FR"/>
+        </w:rPr>
         <w:t>"notre"</w:t>
       </w:r>
     </w:p>
@@ -10633,6 +12208,21 @@
           <w:b/>
           <w:lang w:val="fr_FR" w:bidi="fr_FR"/>
         </w:rPr>
+        <w:t>γὰρ</w:t>
+      </w:r>
+    </w:p>
+    <w:p>
+      <w:pPr/>
+      <w:r>
+        <w:rPr>
+          <w:lang w:val="fr_FR" w:bidi="fr_FR"/>
+        </w:rPr>
+      </w:r>
+      <w:r>
+        <w:rPr>
+          <w:b/>
+          <w:lang w:val="fr_FR" w:bidi="fr_FR"/>
+        </w:rPr>
         <w:t>"Car"</w:t>
       </w:r>
     </w:p>
@@ -10729,6 +12319,21 @@
           <w:b/>
           <w:lang w:val="fr_FR" w:bidi="fr_FR"/>
         </w:rPr>
+        <w:t>ἐπεφάνη &amp; ἡ χάρις τοῦ Θεοῦ</w:t>
+      </w:r>
+    </w:p>
+    <w:p>
+      <w:pPr/>
+      <w:r>
+        <w:rPr>
+          <w:lang w:val="fr_FR" w:bidi="fr_FR"/>
+        </w:rPr>
+      </w:r>
+      <w:r>
+        <w:rPr>
+          <w:b/>
+          <w:lang w:val="fr_FR" w:bidi="fr_FR"/>
+        </w:rPr>
         <w:t>"</w:t>
       </w:r>
       <w:r>
@@ -10839,6 +12444,21 @@
           <w:b/>
           <w:lang w:val="fr_FR" w:bidi="fr_FR"/>
         </w:rPr>
+        <w:t>ἐπεφάνη γὰρ ἡ χάρις τοῦ Θεοῦ σωτήριος πᾶσιν ἀνθρώποις</w:t>
+      </w:r>
+    </w:p>
+    <w:p>
+      <w:pPr/>
+      <w:r>
+        <w:rPr>
+          <w:lang w:val="fr_FR" w:bidi="fr_FR"/>
+        </w:rPr>
+      </w:r>
+      <w:r>
+        <w:rPr>
+          <w:b/>
+          <w:lang w:val="fr_FR" w:bidi="fr_FR"/>
+        </w:rPr>
         <w:t>"</w:t>
       </w:r>
       <w:r>
@@ -10942,6 +12562,21 @@
           <w:b/>
           <w:lang w:val="fr_FR" w:bidi="fr_FR"/>
         </w:rPr>
+        <w:t>σωτήριος πᾶσιν ἀνθρώποις</w:t>
+      </w:r>
+    </w:p>
+    <w:p>
+      <w:pPr/>
+      <w:r>
+        <w:rPr>
+          <w:lang w:val="fr_FR" w:bidi="fr_FR"/>
+        </w:rPr>
+      </w:r>
+      <w:r>
+        <w:rPr>
+          <w:b/>
+          <w:lang w:val="fr_FR" w:bidi="fr_FR"/>
+        </w:rPr>
         <w:t>"</w:t>
       </w:r>
       <w:r>
@@ -11052,6 +12687,21 @@
           <w:b/>
           <w:lang w:val="fr_FR" w:bidi="fr_FR"/>
         </w:rPr>
+        <w:t>πᾶσιν ἀνθρώποις</w:t>
+      </w:r>
+    </w:p>
+    <w:p>
+      <w:pPr/>
+      <w:r>
+        <w:rPr>
+          <w:lang w:val="fr_FR" w:bidi="fr_FR"/>
+        </w:rPr>
+      </w:r>
+      <w:r>
+        <w:rPr>
+          <w:b/>
+          <w:lang w:val="fr_FR" w:bidi="fr_FR"/>
+        </w:rPr>
         <w:t>"</w:t>
       </w:r>
       <w:r>
@@ -11155,6 +12805,21 @@
           <w:b/>
           <w:lang w:val="fr_FR" w:bidi="fr_FR"/>
         </w:rPr>
+        <w:t>παιδεύουσα ἡμᾶς</w:t>
+      </w:r>
+    </w:p>
+    <w:p>
+      <w:pPr/>
+      <w:r>
+        <w:rPr>
+          <w:lang w:val="fr_FR" w:bidi="fr_FR"/>
+        </w:rPr>
+      </w:r>
+      <w:r>
+        <w:rPr>
+          <w:b/>
+          <w:lang w:val="fr_FR" w:bidi="fr_FR"/>
+        </w:rPr>
         <w:t>"</w:t>
       </w:r>
       <w:r>
@@ -11252,6 +12917,21 @@
           <w:b/>
           <w:lang w:val="fr_FR" w:bidi="fr_FR"/>
         </w:rPr>
+        <w:t>ἡμᾶς</w:t>
+      </w:r>
+    </w:p>
+    <w:p>
+      <w:pPr/>
+      <w:r>
+        <w:rPr>
+          <w:lang w:val="fr_FR" w:bidi="fr_FR"/>
+        </w:rPr>
+      </w:r>
+      <w:r>
+        <w:rPr>
+          <w:b/>
+          <w:lang w:val="fr_FR" w:bidi="fr_FR"/>
+        </w:rPr>
         <w:t>"nous"</w:t>
       </w:r>
     </w:p>
@@ -11348,6 +13028,21 @@
           <w:b/>
           <w:lang w:val="fr_FR" w:bidi="fr_FR"/>
         </w:rPr>
+        <w:t>τὴν ἀσέβειαν</w:t>
+      </w:r>
+    </w:p>
+    <w:p>
+      <w:pPr/>
+      <w:r>
+        <w:rPr>
+          <w:lang w:val="fr_FR" w:bidi="fr_FR"/>
+        </w:rPr>
+      </w:r>
+      <w:r>
+        <w:rPr>
+          <w:b/>
+          <w:lang w:val="fr_FR" w:bidi="fr_FR"/>
+        </w:rPr>
         <w:t>"</w:t>
       </w:r>
       <w:r>
@@ -11458,6 +13153,21 @@
           <w:b/>
           <w:lang w:val="fr_FR" w:bidi="fr_FR"/>
         </w:rPr>
+        <w:t>τὰς κοσμικὰς ἐπιθυμίας</w:t>
+      </w:r>
+    </w:p>
+    <w:p>
+      <w:pPr/>
+      <w:r>
+        <w:rPr>
+          <w:lang w:val="fr_FR" w:bidi="fr_FR"/>
+        </w:rPr>
+      </w:r>
+      <w:r>
+        <w:rPr>
+          <w:b/>
+          <w:lang w:val="fr_FR" w:bidi="fr_FR"/>
+        </w:rPr>
         <w:t>"</w:t>
       </w:r>
       <w:r>
@@ -11568,6 +13278,21 @@
           <w:b/>
           <w:lang w:val="fr_FR" w:bidi="fr_FR"/>
         </w:rPr>
+        <w:t>ἀσέβειαν &amp; εὐσεβῶς</w:t>
+      </w:r>
+    </w:p>
+    <w:p>
+      <w:pPr/>
+      <w:r>
+        <w:rPr>
+          <w:lang w:val="fr_FR" w:bidi="fr_FR"/>
+        </w:rPr>
+      </w:r>
+      <w:r>
+        <w:rPr>
+          <w:b/>
+          <w:lang w:val="fr_FR" w:bidi="fr_FR"/>
+        </w:rPr>
         <w:t>"</w:t>
       </w:r>
       <w:r>
@@ -11645,6 +13370,21 @@
           <w:b/>
           <w:lang w:val="fr_FR" w:bidi="fr_FR"/>
         </w:rPr>
+        <w:t>ἐν τῷ νῦν αἰῶνι</w:t>
+      </w:r>
+    </w:p>
+    <w:p>
+      <w:pPr/>
+      <w:r>
+        <w:rPr>
+          <w:lang w:val="fr_FR" w:bidi="fr_FR"/>
+        </w:rPr>
+      </w:r>
+      <w:r>
+        <w:rPr>
+          <w:b/>
+          <w:lang w:val="fr_FR" w:bidi="fr_FR"/>
+        </w:rPr>
         <w:t>"</w:t>
       </w:r>
       <w:r>
@@ -11715,6 +13455,21 @@
           <w:b/>
           <w:lang w:val="fr_FR" w:bidi="fr_FR"/>
         </w:rPr>
+        <w:t>προσδεχόμενοι</w:t>
+      </w:r>
+    </w:p>
+    <w:p>
+      <w:pPr/>
+      <w:r>
+        <w:rPr>
+          <w:lang w:val="fr_FR" w:bidi="fr_FR"/>
+        </w:rPr>
+      </w:r>
+      <w:r>
+        <w:rPr>
+          <w:b/>
+          <w:lang w:val="fr_FR" w:bidi="fr_FR"/>
+        </w:rPr>
         <w:t>"</w:t>
       </w:r>
       <w:r>
@@ -11785,6 +13540,21 @@
           <w:b/>
           <w:lang w:val="fr_FR" w:bidi="fr_FR"/>
         </w:rPr>
+        <w:t>τὴν μακαρίαν ἐλπίδα, καὶ ἐπιφάνειαν τῆς δόξης</w:t>
+      </w:r>
+    </w:p>
+    <w:p>
+      <w:pPr/>
+      <w:r>
+        <w:rPr>
+          <w:lang w:val="fr_FR" w:bidi="fr_FR"/>
+        </w:rPr>
+      </w:r>
+      <w:r>
+        <w:rPr>
+          <w:b/>
+          <w:lang w:val="fr_FR" w:bidi="fr_FR"/>
+        </w:rPr>
         <w:t>"</w:t>
       </w:r>
       <w:r>
@@ -11927,6 +13697,21 @@
           <w:b/>
           <w:lang w:val="fr_FR" w:bidi="fr_FR"/>
         </w:rPr>
+        <w:t>τὴν μακαρίαν ἐλπίδα, καὶ ἐπιφάνειαν τῆς δόξης</w:t>
+      </w:r>
+    </w:p>
+    <w:p>
+      <w:pPr/>
+      <w:r>
+        <w:rPr>
+          <w:lang w:val="fr_FR" w:bidi="fr_FR"/>
+        </w:rPr>
+      </w:r>
+      <w:r>
+        <w:rPr>
+          <w:b/>
+          <w:lang w:val="fr_FR" w:bidi="fr_FR"/>
+        </w:rPr>
         <w:t>"</w:t>
       </w:r>
       <w:r>
@@ -12050,6 +13835,21 @@
           <w:b/>
           <w:lang w:val="fr_FR" w:bidi="fr_FR"/>
         </w:rPr>
+        <w:t>τὴν μακαρίαν ἐλπίδα, καὶ ἐπιφάνειαν τῆς δόξης τοῦ μεγάλου Θεοῦ καὶ Σωτῆρος ἡμῶν, Ἰησοῦ Χριστοῦ</w:t>
+      </w:r>
+    </w:p>
+    <w:p>
+      <w:pPr/>
+      <w:r>
+        <w:rPr>
+          <w:lang w:val="fr_FR" w:bidi="fr_FR"/>
+        </w:rPr>
+      </w:r>
+      <w:r>
+        <w:rPr>
+          <w:b/>
+          <w:lang w:val="fr_FR" w:bidi="fr_FR"/>
+        </w:rPr>
         <w:t>"</w:t>
       </w:r>
       <w:r>
@@ -12192,6 +13992,21 @@
           <w:b/>
           <w:lang w:val="fr_FR" w:bidi="fr_FR"/>
         </w:rPr>
+        <w:t>τοῦ μεγάλου Θεοῦ καὶ Σωτῆρος ἡμῶν, Ἰησοῦ Χριστοῦ</w:t>
+      </w:r>
+    </w:p>
+    <w:p>
+      <w:pPr/>
+      <w:r>
+        <w:rPr>
+          <w:lang w:val="fr_FR" w:bidi="fr_FR"/>
+        </w:rPr>
+      </w:r>
+      <w:r>
+        <w:rPr>
+          <w:b/>
+          <w:lang w:val="fr_FR" w:bidi="fr_FR"/>
+        </w:rPr>
         <w:t>"de notre grand Dieu et Sauveur Jésus-Christ"</w:t>
       </w:r>
     </w:p>
@@ -12314,6 +14129,21 @@
           <w:b/>
           <w:lang w:val="fr_FR" w:bidi="fr_FR"/>
         </w:rPr>
+        <w:t>ὃς ἔδωκεν ἑαυτὸν ὑπὲρ ἡμῶν</w:t>
+      </w:r>
+    </w:p>
+    <w:p>
+      <w:pPr/>
+      <w:r>
+        <w:rPr>
+          <w:lang w:val="fr_FR" w:bidi="fr_FR"/>
+        </w:rPr>
+      </w:r>
+      <w:r>
+        <w:rPr>
+          <w:b/>
+          <w:lang w:val="fr_FR" w:bidi="fr_FR"/>
+        </w:rPr>
         <w:t>"</w:t>
       </w:r>
       <w:r>
@@ -12411,6 +14241,21 @@
           <w:b/>
           <w:lang w:val="fr_FR" w:bidi="fr_FR"/>
         </w:rPr>
+        <w:t>ἡμῶν</w:t>
+      </w:r>
+    </w:p>
+    <w:p>
+      <w:pPr/>
+      <w:r>
+        <w:rPr>
+          <w:lang w:val="fr_FR" w:bidi="fr_FR"/>
+        </w:rPr>
+      </w:r>
+      <w:r>
+        <w:rPr>
+          <w:b/>
+          <w:lang w:val="fr_FR" w:bidi="fr_FR"/>
+        </w:rPr>
         <w:t>"nous"</w:t>
       </w:r>
     </w:p>
@@ -12507,6 +14352,21 @@
           <w:b/>
           <w:lang w:val="fr_FR" w:bidi="fr_FR"/>
         </w:rPr>
+        <w:t>λυτρώσηται ἡμᾶς ἀπὸ πάσης ἀνομίας</w:t>
+      </w:r>
+    </w:p>
+    <w:p>
+      <w:pPr/>
+      <w:r>
+        <w:rPr>
+          <w:lang w:val="fr_FR" w:bidi="fr_FR"/>
+        </w:rPr>
+      </w:r>
+      <w:r>
+        <w:rPr>
+          <w:b/>
+          <w:lang w:val="fr_FR" w:bidi="fr_FR"/>
+        </w:rPr>
         <w:t>"</w:t>
       </w:r>
       <w:r>
@@ -12610,6 +14470,21 @@
           <w:b/>
           <w:lang w:val="fr_FR" w:bidi="fr_FR"/>
         </w:rPr>
+        <w:t>ἡμᾶς</w:t>
+      </w:r>
+    </w:p>
+    <w:p>
+      <w:pPr/>
+      <w:r>
+        <w:rPr>
+          <w:lang w:val="fr_FR" w:bidi="fr_FR"/>
+        </w:rPr>
+      </w:r>
+      <w:r>
+        <w:rPr>
+          <w:b/>
+          <w:lang w:val="fr_FR" w:bidi="fr_FR"/>
+        </w:rPr>
         <w:t>"nous"</w:t>
       </w:r>
     </w:p>
@@ -12706,6 +14581,21 @@
           <w:b/>
           <w:lang w:val="fr_FR" w:bidi="fr_FR"/>
         </w:rPr>
+        <w:t>λαὸν περιούσιον</w:t>
+      </w:r>
+    </w:p>
+    <w:p>
+      <w:pPr/>
+      <w:r>
+        <w:rPr>
+          <w:lang w:val="fr_FR" w:bidi="fr_FR"/>
+        </w:rPr>
+      </w:r>
+      <w:r>
+        <w:rPr>
+          <w:b/>
+          <w:lang w:val="fr_FR" w:bidi="fr_FR"/>
+        </w:rPr>
         <w:t>"</w:t>
       </w:r>
       <w:r>
@@ -12803,6 +14693,21 @@
           <w:b/>
           <w:lang w:val="fr_FR" w:bidi="fr_FR"/>
         </w:rPr>
+        <w:t>ζηλωτὴν καλῶν ἔργων</w:t>
+      </w:r>
+    </w:p>
+    <w:p>
+      <w:pPr/>
+      <w:r>
+        <w:rPr>
+          <w:lang w:val="fr_FR" w:bidi="fr_FR"/>
+        </w:rPr>
+      </w:r>
+      <w:r>
+        <w:rPr>
+          <w:b/>
+          <w:lang w:val="fr_FR" w:bidi="fr_FR"/>
+        </w:rPr>
         <w:t>"</w:t>
       </w:r>
       <w:r>
@@ -12880,6 +14785,21 @@
           <w:b/>
           <w:lang w:val="fr_FR" w:bidi="fr_FR"/>
         </w:rPr>
+        <w:t>ταῦτα</w:t>
+      </w:r>
+    </w:p>
+    <w:p>
+      <w:pPr/>
+      <w:r>
+        <w:rPr>
+          <w:lang w:val="fr_FR" w:bidi="fr_FR"/>
+        </w:rPr>
+      </w:r>
+      <w:r>
+        <w:rPr>
+          <w:b/>
+          <w:lang w:val="fr_FR" w:bidi="fr_FR"/>
+        </w:rPr>
         <w:t>"ces choses"</w:t>
       </w:r>
     </w:p>
@@ -12976,6 +14896,21 @@
           <w:b/>
           <w:lang w:val="fr_FR" w:bidi="fr_FR"/>
         </w:rPr>
+        <w:t>παρακάλει</w:t>
+      </w:r>
+    </w:p>
+    <w:p>
+      <w:pPr/>
+      <w:r>
+        <w:rPr>
+          <w:lang w:val="fr_FR" w:bidi="fr_FR"/>
+        </w:rPr>
+      </w:r>
+      <w:r>
+        <w:rPr>
+          <w:b/>
+          <w:lang w:val="fr_FR" w:bidi="fr_FR"/>
+        </w:rPr>
         <w:t>"</w:t>
       </w:r>
       <w:r>
@@ -13086,6 +15021,21 @@
           <w:b/>
           <w:lang w:val="fr_FR" w:bidi="fr_FR"/>
         </w:rPr>
+        <w:t>ἔλεγχε, μετὰ πάσης ἐπιταγῆς</w:t>
+      </w:r>
+    </w:p>
+    <w:p>
+      <w:pPr/>
+      <w:r>
+        <w:rPr>
+          <w:lang w:val="fr_FR" w:bidi="fr_FR"/>
+        </w:rPr>
+      </w:r>
+      <w:r>
+        <w:rPr>
+          <w:b/>
+          <w:lang w:val="fr_FR" w:bidi="fr_FR"/>
+        </w:rPr>
         <w:t>"</w:t>
       </w:r>
       <w:r>
@@ -13196,6 +15146,21 @@
           <w:b/>
           <w:lang w:val="fr_FR" w:bidi="fr_FR"/>
         </w:rPr>
+        <w:t>μετὰ πάσης ἐπιταγῆς</w:t>
+      </w:r>
+    </w:p>
+    <w:p>
+      <w:pPr/>
+      <w:r>
+        <w:rPr>
+          <w:lang w:val="fr_FR" w:bidi="fr_FR"/>
+        </w:rPr>
+      </w:r>
+      <w:r>
+        <w:rPr>
+          <w:b/>
+          <w:lang w:val="fr_FR" w:bidi="fr_FR"/>
+        </w:rPr>
         <w:t>"</w:t>
       </w:r>
       <w:r>
@@ -13306,6 +15271,21 @@
           <w:b/>
           <w:lang w:val="fr_FR" w:bidi="fr_FR"/>
         </w:rPr>
+        <w:t>μηδείς σου περιφρονείτω</w:t>
+      </w:r>
+    </w:p>
+    <w:p>
+      <w:pPr/>
+      <w:r>
+        <w:rPr>
+          <w:lang w:val="fr_FR" w:bidi="fr_FR"/>
+        </w:rPr>
+      </w:r>
+      <w:r>
+        <w:rPr>
+          <w:b/>
+          <w:lang w:val="fr_FR" w:bidi="fr_FR"/>
+        </w:rPr>
         <w:t>"</w:t>
       </w:r>
       <w:r>
@@ -13383,6 +15363,21 @@
           <w:b/>
           <w:lang w:val="fr_FR" w:bidi="fr_FR"/>
         </w:rPr>
+        <w:t>μηδείς σου περιφρονείτω</w:t>
+      </w:r>
+    </w:p>
+    <w:p>
+      <w:pPr/>
+      <w:r>
+        <w:rPr>
+          <w:lang w:val="fr_FR" w:bidi="fr_FR"/>
+        </w:rPr>
+      </w:r>
+      <w:r>
+        <w:rPr>
+          <w:b/>
+          <w:lang w:val="fr_FR" w:bidi="fr_FR"/>
+        </w:rPr>
         <w:t>"Que personne ne te méprise"</w:t>
       </w:r>
     </w:p>
@@ -13466,6 +15461,21 @@
           <w:b/>
           <w:lang w:val="fr_FR" w:bidi="fr_FR"/>
         </w:rPr>
+        <w:t>μηδείς σου περιφρονείτω</w:t>
+      </w:r>
+    </w:p>
+    <w:p>
+      <w:pPr/>
+      <w:r>
+        <w:rPr>
+          <w:lang w:val="fr_FR" w:bidi="fr_FR"/>
+        </w:rPr>
+      </w:r>
+      <w:r>
+        <w:rPr>
+          <w:b/>
+          <w:lang w:val="fr_FR" w:bidi="fr_FR"/>
+        </w:rPr>
         <w:t>"Que personne ne te méprise"</w:t>
       </w:r>
     </w:p>
@@ -13549,6 +15559,21 @@
           <w:b/>
           <w:lang w:val="fr_FR" w:bidi="fr_FR"/>
         </w:rPr>
+        <w:t>ὑπομίμνῃσκε αὐτοὺς &amp; ὑποτάσσεσθαι</w:t>
+      </w:r>
+    </w:p>
+    <w:p>
+      <w:pPr/>
+      <w:r>
+        <w:rPr>
+          <w:lang w:val="fr_FR" w:bidi="fr_FR"/>
+        </w:rPr>
+      </w:r>
+      <w:r>
+        <w:rPr>
+          <w:b/>
+          <w:lang w:val="fr_FR" w:bidi="fr_FR"/>
+        </w:rPr>
         <w:t>"</w:t>
       </w:r>
       <w:r>
@@ -13626,6 +15651,21 @@
           <w:b/>
           <w:lang w:val="fr_FR" w:bidi="fr_FR"/>
         </w:rPr>
+        <w:t>ἀρχαῖς, ἐξουσίαις, ὑποτάσσεσθαι, πειθαρχεῖν</w:t>
+      </w:r>
+    </w:p>
+    <w:p>
+      <w:pPr/>
+      <w:r>
+        <w:rPr>
+          <w:lang w:val="fr_FR" w:bidi="fr_FR"/>
+        </w:rPr>
+      </w:r>
+      <w:r>
+        <w:rPr>
+          <w:b/>
+          <w:lang w:val="fr_FR" w:bidi="fr_FR"/>
+        </w:rPr>
         <w:t>"</w:t>
       </w:r>
       <w:r>
@@ -13749,6 +15789,21 @@
           <w:b/>
           <w:lang w:val="fr_FR" w:bidi="fr_FR"/>
         </w:rPr>
+        <w:t>ἀρχαῖς, ἐξουσίαις</w:t>
+      </w:r>
+    </w:p>
+    <w:p>
+      <w:pPr/>
+      <w:r>
+        <w:rPr>
+          <w:lang w:val="fr_FR" w:bidi="fr_FR"/>
+        </w:rPr>
+      </w:r>
+      <w:r>
+        <w:rPr>
+          <w:b/>
+          <w:lang w:val="fr_FR" w:bidi="fr_FR"/>
+        </w:rPr>
         <w:t>"</w:t>
       </w:r>
       <w:r>
@@ -13865,6 +15920,21 @@
           <w:b/>
           <w:lang w:val="fr_FR" w:bidi="fr_FR"/>
         </w:rPr>
+        <w:t>πρὸς πᾶν ἔργον ἀγαθὸν ἑτοίμους εἶναι</w:t>
+      </w:r>
+    </w:p>
+    <w:p>
+      <w:pPr/>
+      <w:r>
+        <w:rPr>
+          <w:lang w:val="fr_FR" w:bidi="fr_FR"/>
+        </w:rPr>
+      </w:r>
+      <w:r>
+        <w:rPr>
+          <w:b/>
+          <w:lang w:val="fr_FR" w:bidi="fr_FR"/>
+        </w:rPr>
         <w:t>"</w:t>
       </w:r>
       <w:r>
@@ -13935,6 +16005,21 @@
           <w:b/>
           <w:lang w:val="fr_FR" w:bidi="fr_FR"/>
         </w:rPr>
+        <w:t>βλασφημεῖν</w:t>
+      </w:r>
+    </w:p>
+    <w:p>
+      <w:pPr/>
+      <w:r>
+        <w:rPr>
+          <w:lang w:val="fr_FR" w:bidi="fr_FR"/>
+        </w:rPr>
+      </w:r>
+      <w:r>
+        <w:rPr>
+          <w:b/>
+          <w:lang w:val="fr_FR" w:bidi="fr_FR"/>
+        </w:rPr>
         <w:t>"</w:t>
       </w:r>
       <w:r>
@@ -14012,6 +16097,21 @@
           <w:b/>
           <w:lang w:val="fr_FR" w:bidi="fr_FR"/>
         </w:rPr>
+        <w:t>ἀμάχους εἶναι</w:t>
+      </w:r>
+    </w:p>
+    <w:p>
+      <w:pPr/>
+      <w:r>
+        <w:rPr>
+          <w:lang w:val="fr_FR" w:bidi="fr_FR"/>
+        </w:rPr>
+      </w:r>
+      <w:r>
+        <w:rPr>
+          <w:b/>
+          <w:lang w:val="fr_FR" w:bidi="fr_FR"/>
+        </w:rPr>
         <w:t>"ê</w:t>
       </w:r>
       <w:r>
@@ -14102,6 +16202,21 @@
           <w:b/>
           <w:lang w:val="fr_FR" w:bidi="fr_FR"/>
         </w:rPr>
+        <w:t>πᾶσαν ἐνδεικνυμένους πραΰτητα</w:t>
+      </w:r>
+    </w:p>
+    <w:p>
+      <w:pPr/>
+      <w:r>
+        <w:rPr>
+          <w:lang w:val="fr_FR" w:bidi="fr_FR"/>
+        </w:rPr>
+      </w:r>
+      <w:r>
+        <w:rPr>
+          <w:b/>
+          <w:lang w:val="fr_FR" w:bidi="fr_FR"/>
+        </w:rPr>
         <w:t>"</w:t>
       </w:r>
       <w:r>
@@ -14192,6 +16307,21 @@
           <w:b/>
           <w:lang w:val="fr_FR" w:bidi="fr_FR"/>
         </w:rPr>
+        <w:t>πρὸς πάντας ἀνθρώπους</w:t>
+      </w:r>
+    </w:p>
+    <w:p>
+      <w:pPr/>
+      <w:r>
+        <w:rPr>
+          <w:lang w:val="fr_FR" w:bidi="fr_FR"/>
+        </w:rPr>
+      </w:r>
+      <w:r>
+        <w:rPr>
+          <w:b/>
+          <w:lang w:val="fr_FR" w:bidi="fr_FR"/>
+        </w:rPr>
         <w:t>"</w:t>
       </w:r>
       <w:r>
@@ -14295,6 +16425,21 @@
           <w:b/>
           <w:lang w:val="fr_FR" w:bidi="fr_FR"/>
         </w:rPr>
+        <w:t>ἦμεν γάρ ποτε καὶ ἡμεῖς</w:t>
+      </w:r>
+    </w:p>
+    <w:p>
+      <w:pPr/>
+      <w:r>
+        <w:rPr>
+          <w:lang w:val="fr_FR" w:bidi="fr_FR"/>
+        </w:rPr>
+      </w:r>
+      <w:r>
+        <w:rPr>
+          <w:b/>
+          <w:lang w:val="fr_FR" w:bidi="fr_FR"/>
+        </w:rPr>
         <w:t>"</w:t>
       </w:r>
       <w:r>
@@ -14437,6 +16582,21 @@
           <w:b/>
           <w:lang w:val="fr_FR" w:bidi="fr_FR"/>
         </w:rPr>
+        <w:t>ποτε</w:t>
+      </w:r>
+    </w:p>
+    <w:p>
+      <w:pPr/>
+      <w:r>
+        <w:rPr>
+          <w:lang w:val="fr_FR" w:bidi="fr_FR"/>
+        </w:rPr>
+      </w:r>
+      <w:r>
+        <w:rPr>
+          <w:b/>
+          <w:lang w:val="fr_FR" w:bidi="fr_FR"/>
+        </w:rPr>
         <w:t>"</w:t>
       </w:r>
       <w:r>
@@ -14507,6 +16667,21 @@
           <w:b/>
           <w:lang w:val="fr_FR" w:bidi="fr_FR"/>
         </w:rPr>
+        <w:t>ἡμεῖς</w:t>
+      </w:r>
+    </w:p>
+    <w:p>
+      <w:pPr/>
+      <w:r>
+        <w:rPr>
+          <w:lang w:val="fr_FR" w:bidi="fr_FR"/>
+        </w:rPr>
+      </w:r>
+      <w:r>
+        <w:rPr>
+          <w:b/>
+          <w:lang w:val="fr_FR" w:bidi="fr_FR"/>
+        </w:rPr>
         <w:t>"nous"</w:t>
       </w:r>
     </w:p>
@@ -14603,6 +16778,21 @@
           <w:b/>
           <w:lang w:val="fr_FR" w:bidi="fr_FR"/>
         </w:rPr>
+        <w:t>ἦμεν &amp; ἀνόητοι</w:t>
+      </w:r>
+    </w:p>
+    <w:p>
+      <w:pPr/>
+      <w:r>
+        <w:rPr>
+          <w:lang w:val="fr_FR" w:bidi="fr_FR"/>
+        </w:rPr>
+      </w:r>
+      <w:r>
+        <w:rPr>
+          <w:b/>
+          <w:lang w:val="fr_FR" w:bidi="fr_FR"/>
+        </w:rPr>
         <w:t>"</w:t>
       </w:r>
       <w:r>
@@ -14673,6 +16863,21 @@
           <w:b/>
           <w:lang w:val="fr_FR" w:bidi="fr_FR"/>
         </w:rPr>
+        <w:t>πλανώμενοι, δουλεύοντες ἐπιθυμίαις καὶ ἡδοναῖς ποικίλαις</w:t>
+      </w:r>
+    </w:p>
+    <w:p>
+      <w:pPr/>
+      <w:r>
+        <w:rPr>
+          <w:lang w:val="fr_FR" w:bidi="fr_FR"/>
+        </w:rPr>
+      </w:r>
+      <w:r>
+        <w:rPr>
+          <w:b/>
+          <w:lang w:val="fr_FR" w:bidi="fr_FR"/>
+        </w:rPr>
         <w:t>"</w:t>
       </w:r>
       <w:r>
@@ -14796,6 +17001,21 @@
           <w:b/>
           <w:lang w:val="fr_FR" w:bidi="fr_FR"/>
         </w:rPr>
+        <w:t>πλανώμενοι, δουλεύοντες ἐπιθυμίαις καὶ ἡδοναῖς ποικίλαις</w:t>
+      </w:r>
+    </w:p>
+    <w:p>
+      <w:pPr/>
+      <w:r>
+        <w:rPr>
+          <w:lang w:val="fr_FR" w:bidi="fr_FR"/>
+        </w:rPr>
+      </w:r>
+      <w:r>
+        <w:rPr>
+          <w:b/>
+          <w:lang w:val="fr_FR" w:bidi="fr_FR"/>
+        </w:rPr>
         <w:t>"</w:t>
       </w:r>
       <w:r>
@@ -14893,6 +17113,21 @@
           <w:b/>
           <w:lang w:val="fr_FR" w:bidi="fr_FR"/>
         </w:rPr>
+        <w:t>ἐπιθυμίαις καὶ ἡδοναῖς ποικίλαις</w:t>
+      </w:r>
+    </w:p>
+    <w:p>
+      <w:pPr/>
+      <w:r>
+        <w:rPr>
+          <w:lang w:val="fr_FR" w:bidi="fr_FR"/>
+        </w:rPr>
+      </w:r>
+      <w:r>
+        <w:rPr>
+          <w:b/>
+          <w:lang w:val="fr_FR" w:bidi="fr_FR"/>
+        </w:rPr>
         <w:t>"</w:t>
       </w:r>
       <w:r>
@@ -15016,6 +17251,21 @@
           <w:b/>
           <w:lang w:val="fr_FR" w:bidi="fr_FR"/>
         </w:rPr>
+        <w:t>ἐν κακίᾳ καὶ φθόνῳ διάγοντες</w:t>
+      </w:r>
+    </w:p>
+    <w:p>
+      <w:pPr/>
+      <w:r>
+        <w:rPr>
+          <w:lang w:val="fr_FR" w:bidi="fr_FR"/>
+        </w:rPr>
+      </w:r>
+      <w:r>
+        <w:rPr>
+          <w:b/>
+          <w:lang w:val="fr_FR" w:bidi="fr_FR"/>
+        </w:rPr>
         <w:t>"</w:t>
       </w:r>
       <w:r>
@@ -15184,6 +17434,21 @@
           <w:b/>
           <w:lang w:val="fr_FR" w:bidi="fr_FR"/>
         </w:rPr>
+        <w:t>στυγητοί</w:t>
+      </w:r>
+    </w:p>
+    <w:p>
+      <w:pPr/>
+      <w:r>
+        <w:rPr>
+          <w:lang w:val="fr_FR" w:bidi="fr_FR"/>
+        </w:rPr>
+      </w:r>
+      <w:r>
+        <w:rPr>
+          <w:b/>
+          <w:lang w:val="fr_FR" w:bidi="fr_FR"/>
+        </w:rPr>
         <w:t>"</w:t>
       </w:r>
       <w:r>
@@ -15254,6 +17519,21 @@
           <w:b/>
           <w:lang w:val="fr_FR" w:bidi="fr_FR"/>
         </w:rPr>
+        <w:t>δὲ</w:t>
+      </w:r>
+    </w:p>
+    <w:p>
+      <w:pPr/>
+      <w:r>
+        <w:rPr>
+          <w:lang w:val="fr_FR" w:bidi="fr_FR"/>
+        </w:rPr>
+      </w:r>
+      <w:r>
+        <w:rPr>
+          <w:b/>
+          <w:lang w:val="fr_FR" w:bidi="fr_FR"/>
+        </w:rPr>
         <w:t>"Mais"</w:t>
       </w:r>
     </w:p>
@@ -15344,6 +17624,21 @@
           <w:b/>
           <w:lang w:val="fr_FR" w:bidi="fr_FR"/>
         </w:rPr>
+        <w:t>ὅτε &amp; ἡ χρηστότης καὶ ἡ φιλανθρωπία ἐπεφάνη τοῦ Σωτῆρος ἡμῶν, Θεοῦ</w:t>
+      </w:r>
+    </w:p>
+    <w:p>
+      <w:pPr/>
+      <w:r>
+        <w:rPr>
+          <w:lang w:val="fr_FR" w:bidi="fr_FR"/>
+        </w:rPr>
+      </w:r>
+      <w:r>
+        <w:rPr>
+          <w:b/>
+          <w:lang w:val="fr_FR" w:bidi="fr_FR"/>
+        </w:rPr>
         <w:t>"</w:t>
       </w:r>
       <w:r>
@@ -15460,6 +17755,21 @@
           <w:b/>
           <w:lang w:val="fr_FR" w:bidi="fr_FR"/>
         </w:rPr>
+        <w:t>ὅτε &amp; ἡ χρηστότης καὶ ἡ φιλανθρωπία ἐπεφάνη τοῦ Σωτῆρος ἡμῶν, Θεοῦ</w:t>
+      </w:r>
+    </w:p>
+    <w:p>
+      <w:pPr/>
+      <w:r>
+        <w:rPr>
+          <w:lang w:val="fr_FR" w:bidi="fr_FR"/>
+        </w:rPr>
+      </w:r>
+      <w:r>
+        <w:rPr>
+          <w:b/>
+          <w:lang w:val="fr_FR" w:bidi="fr_FR"/>
+        </w:rPr>
         <w:t>"Mais, lorsque la bonté de Dieu notre Sauveur et son amour pour les hommes ont été manifestés"</w:t>
       </w:r>
     </w:p>
@@ -15569,6 +17879,21 @@
           <w:b/>
           <w:lang w:val="fr_FR" w:bidi="fr_FR"/>
         </w:rPr>
+        <w:t>ἡμῶν</w:t>
+      </w:r>
+    </w:p>
+    <w:p>
+      <w:pPr/>
+      <w:r>
+        <w:rPr>
+          <w:lang w:val="fr_FR" w:bidi="fr_FR"/>
+        </w:rPr>
+      </w:r>
+      <w:r>
+        <w:rPr>
+          <w:b/>
+          <w:lang w:val="fr_FR" w:bidi="fr_FR"/>
+        </w:rPr>
         <w:t>"notre"</w:t>
       </w:r>
     </w:p>
@@ -15665,6 +17990,21 @@
           <w:b/>
           <w:lang w:val="fr_FR" w:bidi="fr_FR"/>
         </w:rPr>
+        <w:t>ἔργων τῶν ἐν δικαιοσύνῃ</w:t>
+      </w:r>
+    </w:p>
+    <w:p>
+      <w:pPr/>
+      <w:r>
+        <w:rPr>
+          <w:lang w:val="fr_FR" w:bidi="fr_FR"/>
+        </w:rPr>
+      </w:r>
+      <w:r>
+        <w:rPr>
+          <w:b/>
+          <w:lang w:val="fr_FR" w:bidi="fr_FR"/>
+        </w:rPr>
         <w:t>"</w:t>
       </w:r>
       <w:r>
@@ -15768,6 +18108,21 @@
           <w:b/>
           <w:lang w:val="fr_FR" w:bidi="fr_FR"/>
         </w:rPr>
+        <w:t>κατὰ τὸ αὐτοῦ ἔλεος</w:t>
+      </w:r>
+    </w:p>
+    <w:p>
+      <w:pPr/>
+      <w:r>
+        <w:rPr>
+          <w:lang w:val="fr_FR" w:bidi="fr_FR"/>
+        </w:rPr>
+      </w:r>
+      <w:r>
+        <w:rPr>
+          <w:b/>
+          <w:lang w:val="fr_FR" w:bidi="fr_FR"/>
+        </w:rPr>
         <w:t>"</w:t>
       </w:r>
       <w:r>
@@ -15878,6 +18233,21 @@
           <w:b/>
           <w:lang w:val="fr_FR" w:bidi="fr_FR"/>
         </w:rPr>
+        <w:t>λουτροῦ παλινγενεσίας</w:t>
+      </w:r>
+    </w:p>
+    <w:p>
+      <w:pPr/>
+      <w:r>
+        <w:rPr>
+          <w:lang w:val="fr_FR" w:bidi="fr_FR"/>
+        </w:rPr>
+      </w:r>
+      <w:r>
+        <w:rPr>
+          <w:b/>
+          <w:lang w:val="fr_FR" w:bidi="fr_FR"/>
+        </w:rPr>
         <w:t>"</w:t>
       </w:r>
       <w:r>
@@ -16007,6 +18377,21 @@
           <w:b/>
           <w:lang w:val="fr_FR" w:bidi="fr_FR"/>
         </w:rPr>
+        <w:t>οὗ ἐξέχεεν ἐφ’ ἡμᾶς πλουσίως,</w:t>
+      </w:r>
+    </w:p>
+    <w:p>
+      <w:pPr/>
+      <w:r>
+        <w:rPr>
+          <w:lang w:val="fr_FR" w:bidi="fr_FR"/>
+        </w:rPr>
+      </w:r>
+      <w:r>
+        <w:rPr>
+          <w:b/>
+          <w:lang w:val="fr_FR" w:bidi="fr_FR"/>
+        </w:rPr>
         <w:t>"du Saint-Esprit, qu'il a répandu sur nous avec abondance"</w:t>
       </w:r>
     </w:p>
@@ -16090,6 +18475,21 @@
           <w:b/>
           <w:lang w:val="fr_FR" w:bidi="fr_FR"/>
         </w:rPr>
+        <w:t>ἡμᾶς</w:t>
+      </w:r>
+    </w:p>
+    <w:p>
+      <w:pPr/>
+      <w:r>
+        <w:rPr>
+          <w:lang w:val="fr_FR" w:bidi="fr_FR"/>
+        </w:rPr>
+      </w:r>
+      <w:r>
+        <w:rPr>
+          <w:b/>
+          <w:lang w:val="fr_FR" w:bidi="fr_FR"/>
+        </w:rPr>
         <w:t>"nous"</w:t>
       </w:r>
     </w:p>
@@ -16186,6 +18586,21 @@
           <w:b/>
           <w:lang w:val="fr_FR" w:bidi="fr_FR"/>
         </w:rPr>
+        <w:t>διὰ Ἰησοῦ Χριστοῦ, τοῦ Σωτῆρος ἡμῶν</w:t>
+      </w:r>
+    </w:p>
+    <w:p>
+      <w:pPr/>
+      <w:r>
+        <w:rPr>
+          <w:lang w:val="fr_FR" w:bidi="fr_FR"/>
+        </w:rPr>
+      </w:r>
+      <w:r>
+        <w:rPr>
+          <w:b/>
+          <w:lang w:val="fr_FR" w:bidi="fr_FR"/>
+        </w:rPr>
         <w:t>"</w:t>
       </w:r>
       <w:r>
@@ -16256,6 +18671,21 @@
           <w:b/>
           <w:lang w:val="fr_FR" w:bidi="fr_FR"/>
         </w:rPr>
+        <w:t>ἡμῶν</w:t>
+      </w:r>
+    </w:p>
+    <w:p>
+      <w:pPr/>
+      <w:r>
+        <w:rPr>
+          <w:lang w:val="fr_FR" w:bidi="fr_FR"/>
+        </w:rPr>
+      </w:r>
+      <w:r>
+        <w:rPr>
+          <w:b/>
+          <w:lang w:val="fr_FR" w:bidi="fr_FR"/>
+        </w:rPr>
         <w:t>"notre"</w:t>
       </w:r>
     </w:p>
@@ -16352,6 +18782,21 @@
           <w:b/>
           <w:lang w:val="fr_FR" w:bidi="fr_FR"/>
         </w:rPr>
+        <w:t>ἵνα</w:t>
+      </w:r>
+    </w:p>
+    <w:p>
+      <w:pPr/>
+      <w:r>
+        <w:rPr>
+          <w:lang w:val="fr_FR" w:bidi="fr_FR"/>
+        </w:rPr>
+      </w:r>
+      <w:r>
+        <w:rPr>
+          <w:b/>
+          <w:lang w:val="fr_FR" w:bidi="fr_FR"/>
+        </w:rPr>
         <w:t>"afin que"</w:t>
       </w:r>
     </w:p>
@@ -16461,6 +18906,21 @@
           <w:b/>
           <w:lang w:val="fr_FR" w:bidi="fr_FR"/>
         </w:rPr>
+        <w:t>δικαιωθέντες</w:t>
+      </w:r>
+    </w:p>
+    <w:p>
+      <w:pPr/>
+      <w:r>
+        <w:rPr>
+          <w:lang w:val="fr_FR" w:bidi="fr_FR"/>
+        </w:rPr>
+      </w:r>
+      <w:r>
+        <w:rPr>
+          <w:b/>
+          <w:lang w:val="fr_FR" w:bidi="fr_FR"/>
+        </w:rPr>
         <w:t>"</w:t>
       </w:r>
       <w:r>
@@ -16558,6 +19018,21 @@
           <w:b/>
           <w:lang w:val="fr_FR" w:bidi="fr_FR"/>
         </w:rPr>
+        <w:t>τῇ ἐκείνου χάριτι</w:t>
+      </w:r>
+    </w:p>
+    <w:p>
+      <w:pPr/>
+      <w:r>
+        <w:rPr>
+          <w:lang w:val="fr_FR" w:bidi="fr_FR"/>
+        </w:rPr>
+      </w:r>
+      <w:r>
+        <w:rPr>
+          <w:b/>
+          <w:lang w:val="fr_FR" w:bidi="fr_FR"/>
+        </w:rPr>
         <w:t>"</w:t>
       </w:r>
       <w:r>
@@ -16661,6 +19136,21 @@
           <w:b/>
           <w:lang w:val="fr_FR" w:bidi="fr_FR"/>
         </w:rPr>
+        <w:t>ἐκείνου</w:t>
+      </w:r>
+    </w:p>
+    <w:p>
+      <w:pPr/>
+      <w:r>
+        <w:rPr>
+          <w:lang w:val="fr_FR" w:bidi="fr_FR"/>
+        </w:rPr>
+      </w:r>
+      <w:r>
+        <w:rPr>
+          <w:b/>
+          <w:lang w:val="fr_FR" w:bidi="fr_FR"/>
+        </w:rPr>
         <w:t>"</w:t>
       </w:r>
       <w:r>
@@ -16731,6 +19221,21 @@
           <w:b/>
           <w:lang w:val="fr_FR" w:bidi="fr_FR"/>
         </w:rPr>
+        <w:t>κληρονόμοι γενηθῶμεν, κατ’ ἐλπίδα ζωῆς αἰωνίου</w:t>
+      </w:r>
+    </w:p>
+    <w:p>
+      <w:pPr/>
+      <w:r>
+        <w:rPr>
+          <w:lang w:val="fr_FR" w:bidi="fr_FR"/>
+        </w:rPr>
+      </w:r>
+      <w:r>
+        <w:rPr>
+          <w:b/>
+          <w:lang w:val="fr_FR" w:bidi="fr_FR"/>
+        </w:rPr>
         <w:t>"</w:t>
       </w:r>
       <w:r>
@@ -16821,6 +19326,21 @@
           <w:b/>
           <w:lang w:val="fr_FR" w:bidi="fr_FR"/>
         </w:rPr>
+        <w:t>ὁ λόγος</w:t>
+      </w:r>
+    </w:p>
+    <w:p>
+      <w:pPr/>
+      <w:r>
+        <w:rPr>
+          <w:lang w:val="fr_FR" w:bidi="fr_FR"/>
+        </w:rPr>
+      </w:r>
+      <w:r>
+        <w:rPr>
+          <w:b/>
+          <w:lang w:val="fr_FR" w:bidi="fr_FR"/>
+        </w:rPr>
         <w:t>"Cette parole"</w:t>
       </w:r>
     </w:p>
@@ -16891,6 +19411,21 @@
           <w:b/>
           <w:lang w:val="fr_FR" w:bidi="fr_FR"/>
         </w:rPr>
+        <w:t>τούτων</w:t>
+      </w:r>
+    </w:p>
+    <w:p>
+      <w:pPr/>
+      <w:r>
+        <w:rPr>
+          <w:lang w:val="fr_FR" w:bidi="fr_FR"/>
+        </w:rPr>
+      </w:r>
+      <w:r>
+        <w:rPr>
+          <w:b/>
+          <w:lang w:val="fr_FR" w:bidi="fr_FR"/>
+        </w:rPr>
         <w:t>"</w:t>
       </w:r>
       <w:r>
@@ -16974,6 +19509,21 @@
           <w:b/>
           <w:lang w:val="fr_FR" w:bidi="fr_FR"/>
         </w:rPr>
+        <w:t>φροντίζωσιν καλῶν ἔργων, προΐστασθαι</w:t>
+      </w:r>
+    </w:p>
+    <w:p>
+      <w:pPr/>
+      <w:r>
+        <w:rPr>
+          <w:lang w:val="fr_FR" w:bidi="fr_FR"/>
+        </w:rPr>
+      </w:r>
+      <w:r>
+        <w:rPr>
+          <w:b/>
+          <w:lang w:val="fr_FR" w:bidi="fr_FR"/>
+        </w:rPr>
         <w:t>"</w:t>
       </w:r>
       <w:r>
@@ -17044,6 +19594,21 @@
           <w:b/>
           <w:lang w:val="fr_FR" w:bidi="fr_FR"/>
         </w:rPr>
+        <w:t>τοῖς ἀνθρώποις</w:t>
+      </w:r>
+    </w:p>
+    <w:p>
+      <w:pPr/>
+      <w:r>
+        <w:rPr>
+          <w:lang w:val="fr_FR" w:bidi="fr_FR"/>
+        </w:rPr>
+      </w:r>
+      <w:r>
+        <w:rPr>
+          <w:b/>
+          <w:lang w:val="fr_FR" w:bidi="fr_FR"/>
+        </w:rPr>
         <w:t>"</w:t>
       </w:r>
       <w:r>
@@ -17154,6 +19719,21 @@
           <w:b/>
           <w:lang w:val="fr_FR" w:bidi="fr_FR"/>
         </w:rPr>
+        <w:t>δὲ &amp; περιΐστασο</w:t>
+      </w:r>
+    </w:p>
+    <w:p>
+      <w:pPr/>
+      <w:r>
+        <w:rPr>
+          <w:lang w:val="fr_FR" w:bidi="fr_FR"/>
+        </w:rPr>
+      </w:r>
+      <w:r>
+        <w:rPr>
+          <w:b/>
+          <w:lang w:val="fr_FR" w:bidi="fr_FR"/>
+        </w:rPr>
         <w:t>"</w:t>
       </w:r>
       <w:r>
@@ -17257,6 +19837,21 @@
           <w:b/>
           <w:lang w:val="fr_FR" w:bidi="fr_FR"/>
         </w:rPr>
+        <w:t>μωρὰς &amp; ζητήσεις</w:t>
+      </w:r>
+    </w:p>
+    <w:p>
+      <w:pPr/>
+      <w:r>
+        <w:rPr>
+          <w:lang w:val="fr_FR" w:bidi="fr_FR"/>
+        </w:rPr>
+      </w:r>
+      <w:r>
+        <w:rPr>
+          <w:b/>
+          <w:lang w:val="fr_FR" w:bidi="fr_FR"/>
+        </w:rPr>
         <w:t>"</w:t>
       </w:r>
       <w:r>
@@ -17327,6 +19922,21 @@
           <w:b/>
           <w:lang w:val="fr_FR" w:bidi="fr_FR"/>
         </w:rPr>
+        <w:t>γενεαλογίας</w:t>
+      </w:r>
+    </w:p>
+    <w:p>
+      <w:pPr/>
+      <w:r>
+        <w:rPr>
+          <w:lang w:val="fr_FR" w:bidi="fr_FR"/>
+        </w:rPr>
+      </w:r>
+      <w:r>
+        <w:rPr>
+          <w:b/>
+          <w:lang w:val="fr_FR" w:bidi="fr_FR"/>
+        </w:rPr>
         <w:t>"</w:t>
       </w:r>
       <w:r>
@@ -17437,6 +20047,21 @@
           <w:b/>
           <w:lang w:val="fr_FR" w:bidi="fr_FR"/>
         </w:rPr>
+        <w:t>ἔρεις</w:t>
+      </w:r>
+    </w:p>
+    <w:p>
+      <w:pPr/>
+      <w:r>
+        <w:rPr>
+          <w:lang w:val="fr_FR" w:bidi="fr_FR"/>
+        </w:rPr>
+      </w:r>
+      <w:r>
+        <w:rPr>
+          <w:b/>
+          <w:lang w:val="fr_FR" w:bidi="fr_FR"/>
+        </w:rPr>
         <w:t>"les querelles"</w:t>
       </w:r>
     </w:p>
@@ -17533,6 +20158,21 @@
           <w:b/>
           <w:lang w:val="fr_FR" w:bidi="fr_FR"/>
         </w:rPr>
+        <w:t>νομικὰς</w:t>
+      </w:r>
+    </w:p>
+    <w:p>
+      <w:pPr/>
+      <w:r>
+        <w:rPr>
+          <w:lang w:val="fr_FR" w:bidi="fr_FR"/>
+        </w:rPr>
+      </w:r>
+      <w:r>
+        <w:rPr>
+          <w:b/>
+          <w:lang w:val="fr_FR" w:bidi="fr_FR"/>
+        </w:rPr>
         <w:t>"</w:t>
       </w:r>
       <w:r>
@@ -17623,6 +20263,21 @@
           <w:b/>
           <w:lang w:val="fr_FR" w:bidi="fr_FR"/>
         </w:rPr>
+        <w:t>αἱρετικὸν ἄνθρωπον &amp; παραιτοῦ</w:t>
+      </w:r>
+    </w:p>
+    <w:p>
+      <w:pPr/>
+      <w:r>
+        <w:rPr>
+          <w:lang w:val="fr_FR" w:bidi="fr_FR"/>
+        </w:rPr>
+      </w:r>
+      <w:r>
+        <w:rPr>
+          <w:b/>
+          <w:lang w:val="fr_FR" w:bidi="fr_FR"/>
+        </w:rPr>
         <w:t>"</w:t>
       </w:r>
       <w:r>
@@ -17713,6 +20368,21 @@
           <w:b/>
           <w:lang w:val="fr_FR" w:bidi="fr_FR"/>
         </w:rPr>
+        <w:t>μετὰ μίαν καὶ δευτέραν νουθεσίαν</w:t>
+      </w:r>
+    </w:p>
+    <w:p>
+      <w:pPr/>
+      <w:r>
+        <w:rPr>
+          <w:lang w:val="fr_FR" w:bidi="fr_FR"/>
+        </w:rPr>
+      </w:r>
+      <w:r>
+        <w:rPr>
+          <w:b/>
+          <w:lang w:val="fr_FR" w:bidi="fr_FR"/>
+        </w:rPr>
         <w:t>"</w:t>
       </w:r>
       <w:r>
@@ -17810,6 +20480,21 @@
           <w:b/>
           <w:lang w:val="fr_FR" w:bidi="fr_FR"/>
         </w:rPr>
+        <w:t>ὁ τοιοῦτος</w:t>
+      </w:r>
+    </w:p>
+    <w:p>
+      <w:pPr/>
+      <w:r>
+        <w:rPr>
+          <w:lang w:val="fr_FR" w:bidi="fr_FR"/>
+        </w:rPr>
+      </w:r>
+      <w:r>
+        <w:rPr>
+          <w:b/>
+          <w:lang w:val="fr_FR" w:bidi="fr_FR"/>
+        </w:rPr>
         <w:t>"</w:t>
       </w:r>
       <w:r>
@@ -17887,6 +20572,21 @@
           <w:b/>
           <w:lang w:val="fr_FR" w:bidi="fr_FR"/>
         </w:rPr>
+        <w:t>ἐξέστραπται</w:t>
+      </w:r>
+    </w:p>
+    <w:p>
+      <w:pPr/>
+      <w:r>
+        <w:rPr>
+          <w:lang w:val="fr_FR" w:bidi="fr_FR"/>
+        </w:rPr>
+      </w:r>
+      <w:r>
+        <w:rPr>
+          <w:b/>
+          <w:lang w:val="fr_FR" w:bidi="fr_FR"/>
+        </w:rPr>
         <w:t>"</w:t>
       </w:r>
       <w:r>
@@ -17977,6 +20677,21 @@
           <w:b/>
           <w:lang w:val="fr_FR" w:bidi="fr_FR"/>
         </w:rPr>
+        <w:t>ὢν αὐτοκατάκριτος</w:t>
+      </w:r>
+    </w:p>
+    <w:p>
+      <w:pPr/>
+      <w:r>
+        <w:rPr>
+          <w:lang w:val="fr_FR" w:bidi="fr_FR"/>
+        </w:rPr>
+      </w:r>
+      <w:r>
+        <w:rPr>
+          <w:b/>
+          <w:lang w:val="fr_FR" w:bidi="fr_FR"/>
+        </w:rPr>
         <w:t>"</w:t>
       </w:r>
       <w:r>
@@ -18054,6 +20769,21 @@
           <w:b/>
           <w:lang w:val="fr_FR" w:bidi="fr_FR"/>
         </w:rPr>
+        <w:t>ὅταν πέμψω Ἀρτεμᾶν πρὸς σὲ ἢ Τυχικόν</w:t>
+      </w:r>
+    </w:p>
+    <w:p>
+      <w:pPr/>
+      <w:r>
+        <w:rPr>
+          <w:lang w:val="fr_FR" w:bidi="fr_FR"/>
+        </w:rPr>
+      </w:r>
+      <w:r>
+        <w:rPr>
+          <w:b/>
+          <w:lang w:val="fr_FR" w:bidi="fr_FR"/>
+        </w:rPr>
         <w:t>"</w:t>
       </w:r>
       <w:r>
@@ -18151,6 +20881,21 @@
           <w:b/>
           <w:lang w:val="fr_FR" w:bidi="fr_FR"/>
         </w:rPr>
+        <w:t>Ἀρτεμᾶν &amp; Τυχικόν</w:t>
+      </w:r>
+    </w:p>
+    <w:p>
+      <w:pPr/>
+      <w:r>
+        <w:rPr>
+          <w:lang w:val="fr_FR" w:bidi="fr_FR"/>
+        </w:rPr>
+      </w:r>
+      <w:r>
+        <w:rPr>
+          <w:b/>
+          <w:lang w:val="fr_FR" w:bidi="fr_FR"/>
+        </w:rPr>
         <w:t>"</w:t>
       </w:r>
       <w:r>
@@ -18261,6 +21006,21 @@
           <w:b/>
           <w:lang w:val="fr_FR" w:bidi="fr_FR"/>
         </w:rPr>
+        <w:t>σπούδασον ἐλθεῖν</w:t>
+      </w:r>
+    </w:p>
+    <w:p>
+      <w:pPr/>
+      <w:r>
+        <w:rPr>
+          <w:lang w:val="fr_FR" w:bidi="fr_FR"/>
+        </w:rPr>
+      </w:r>
+      <w:r>
+        <w:rPr>
+          <w:b/>
+          <w:lang w:val="fr_FR" w:bidi="fr_FR"/>
+        </w:rPr>
         <w:t>"</w:t>
       </w:r>
       <w:r>
@@ -18338,6 +21098,21 @@
           <w:b/>
           <w:lang w:val="fr_FR" w:bidi="fr_FR"/>
         </w:rPr>
+        <w:t>σπούδασον</w:t>
+      </w:r>
+    </w:p>
+    <w:p>
+      <w:pPr/>
+      <w:r>
+        <w:rPr>
+          <w:lang w:val="fr_FR" w:bidi="fr_FR"/>
+        </w:rPr>
+      </w:r>
+      <w:r>
+        <w:rPr>
+          <w:b/>
+          <w:lang w:val="fr_FR" w:bidi="fr_FR"/>
+        </w:rPr>
         <w:t>"</w:t>
       </w:r>
       <w:r>
@@ -18448,6 +21223,21 @@
           <w:b/>
           <w:lang w:val="fr_FR" w:bidi="fr_FR"/>
         </w:rPr>
+        <w:t>σπουδαίως πρόπεμψον</w:t>
+      </w:r>
+    </w:p>
+    <w:p>
+      <w:pPr/>
+      <w:r>
+        <w:rPr>
+          <w:lang w:val="fr_FR" w:bidi="fr_FR"/>
+        </w:rPr>
+      </w:r>
+      <w:r>
+        <w:rPr>
+          <w:b/>
+          <w:lang w:val="fr_FR" w:bidi="fr_FR"/>
+        </w:rPr>
         <w:t>"</w:t>
       </w:r>
       <w:r>
@@ -18558,6 +21348,21 @@
           <w:b/>
           <w:lang w:val="fr_FR" w:bidi="fr_FR"/>
         </w:rPr>
+        <w:t>Ζηνᾶν &amp; Ἀπολλῶν</w:t>
+      </w:r>
+    </w:p>
+    <w:p>
+      <w:pPr/>
+      <w:r>
+        <w:rPr>
+          <w:lang w:val="fr_FR" w:bidi="fr_FR"/>
+        </w:rPr>
+      </w:r>
+      <w:r>
+        <w:rPr>
+          <w:b/>
+          <w:lang w:val="fr_FR" w:bidi="fr_FR"/>
+        </w:rPr>
         <w:t>"</w:t>
       </w:r>
       <w:r>
@@ -18668,6 +21473,21 @@
           <w:b/>
           <w:lang w:val="fr_FR" w:bidi="fr_FR"/>
         </w:rPr>
+        <w:t>καὶ Ἀπολλῶν</w:t>
+      </w:r>
+    </w:p>
+    <w:p>
+      <w:pPr/>
+      <w:r>
+        <w:rPr>
+          <w:lang w:val="fr_FR" w:bidi="fr_FR"/>
+        </w:rPr>
+      </w:r>
+      <w:r>
+        <w:rPr>
+          <w:b/>
+          <w:lang w:val="fr_FR" w:bidi="fr_FR"/>
+        </w:rPr>
         <w:t>"</w:t>
       </w:r>
       <w:r>
@@ -18738,6 +21558,21 @@
           <w:b/>
           <w:lang w:val="fr_FR" w:bidi="fr_FR"/>
         </w:rPr>
+        <w:t>ἵνα μηδὲν αὐτοῖς λείπῃ</w:t>
+      </w:r>
+    </w:p>
+    <w:p>
+      <w:pPr/>
+      <w:r>
+        <w:rPr>
+          <w:lang w:val="fr_FR" w:bidi="fr_FR"/>
+        </w:rPr>
+      </w:r>
+      <w:r>
+        <w:rPr>
+          <w:b/>
+          <w:lang w:val="fr_FR" w:bidi="fr_FR"/>
+        </w:rPr>
         <w:t>"</w:t>
       </w:r>
       <w:r>
@@ -18828,6 +21663,21 @@
           <w:b/>
           <w:lang w:val="fr_FR" w:bidi="fr_FR"/>
         </w:rPr>
+        <w:t>ἵνα μηδὲν αὐτοῖς λείπῃ</w:t>
+      </w:r>
+    </w:p>
+    <w:p>
+      <w:pPr/>
+      <w:r>
+        <w:rPr>
+          <w:lang w:val="fr_FR" w:bidi="fr_FR"/>
+        </w:rPr>
+      </w:r>
+      <w:r>
+        <w:rPr>
+          <w:b/>
+          <w:lang w:val="fr_FR" w:bidi="fr_FR"/>
+        </w:rPr>
         <w:t>"</w:t>
       </w:r>
       <w:r>
@@ -18918,6 +21768,21 @@
           <w:b/>
           <w:lang w:val="fr_FR" w:bidi="fr_FR"/>
         </w:rPr>
+        <w:t>οἱ ἡμέτεροι</w:t>
+      </w:r>
+    </w:p>
+    <w:p>
+      <w:pPr/>
+      <w:r>
+        <w:rPr>
+          <w:lang w:val="fr_FR" w:bidi="fr_FR"/>
+        </w:rPr>
+      </w:r>
+      <w:r>
+        <w:rPr>
+          <w:b/>
+          <w:lang w:val="fr_FR" w:bidi="fr_FR"/>
+        </w:rPr>
         <w:t>"</w:t>
       </w:r>
       <w:r>
@@ -19028,6 +21893,21 @@
           <w:b/>
           <w:lang w:val="fr_FR" w:bidi="fr_FR"/>
         </w:rPr>
+        <w:t>οἱ ἡμέτεροι</w:t>
+      </w:r>
+    </w:p>
+    <w:p>
+      <w:pPr/>
+      <w:r>
+        <w:rPr>
+          <w:lang w:val="fr_FR" w:bidi="fr_FR"/>
+        </w:rPr>
+      </w:r>
+      <w:r>
+        <w:rPr>
+          <w:b/>
+          <w:lang w:val="fr_FR" w:bidi="fr_FR"/>
+        </w:rPr>
         <w:t>"</w:t>
       </w:r>
       <w:r>
@@ -19138,6 +22018,21 @@
           <w:b/>
           <w:lang w:val="fr_FR" w:bidi="fr_FR"/>
         </w:rPr>
+        <w:t>εἰς τὰς ἀναγκαίας χρείας</w:t>
+      </w:r>
+    </w:p>
+    <w:p>
+      <w:pPr/>
+      <w:r>
+        <w:rPr>
+          <w:lang w:val="fr_FR" w:bidi="fr_FR"/>
+        </w:rPr>
+      </w:r>
+      <w:r>
+        <w:rPr>
+          <w:b/>
+          <w:lang w:val="fr_FR" w:bidi="fr_FR"/>
+        </w:rPr>
         <w:t>"</w:t>
       </w:r>
       <w:r>
@@ -19248,6 +22143,21 @@
           <w:b/>
           <w:lang w:val="fr_FR" w:bidi="fr_FR"/>
         </w:rPr>
+        <w:t>ἵνα μὴ ὦσιν ἄκαρποι</w:t>
+      </w:r>
+    </w:p>
+    <w:p>
+      <w:pPr/>
+      <w:r>
+        <w:rPr>
+          <w:lang w:val="fr_FR" w:bidi="fr_FR"/>
+        </w:rPr>
+      </w:r>
+      <w:r>
+        <w:rPr>
+          <w:b/>
+          <w:lang w:val="fr_FR" w:bidi="fr_FR"/>
+        </w:rPr>
         <w:t>"</w:t>
       </w:r>
       <w:r>
@@ -19345,6 +22255,21 @@
           <w:b/>
           <w:lang w:val="fr_FR" w:bidi="fr_FR"/>
         </w:rPr>
+        <w:t>ἵνα μὴ ὦσιν ἄκαρποι</w:t>
+      </w:r>
+    </w:p>
+    <w:p>
+      <w:pPr/>
+      <w:r>
+        <w:rPr>
+          <w:lang w:val="fr_FR" w:bidi="fr_FR"/>
+        </w:rPr>
+      </w:r>
+      <w:r>
+        <w:rPr>
+          <w:b/>
+          <w:lang w:val="fr_FR" w:bidi="fr_FR"/>
+        </w:rPr>
         <w:t>"</w:t>
       </w:r>
       <w:r>
@@ -19435,6 +22360,21 @@
           <w:b/>
           <w:lang w:val="fr_FR" w:bidi="fr_FR"/>
         </w:rPr>
+        <w:t>ἀσπάζονταί σε</w:t>
+      </w:r>
+    </w:p>
+    <w:p>
+      <w:pPr/>
+      <w:r>
+        <w:rPr>
+          <w:lang w:val="fr_FR" w:bidi="fr_FR"/>
+        </w:rPr>
+      </w:r>
+      <w:r>
+        <w:rPr>
+          <w:b/>
+          <w:lang w:val="fr_FR" w:bidi="fr_FR"/>
+        </w:rPr>
         <w:t>"</w:t>
       </w:r>
       <w:r>
@@ -19545,6 +22485,21 @@
           <w:b/>
           <w:lang w:val="fr_FR" w:bidi="fr_FR"/>
         </w:rPr>
+        <w:t>οἱ μετ’ ἐμοῦ πάντες</w:t>
+      </w:r>
+    </w:p>
+    <w:p>
+      <w:pPr/>
+      <w:r>
+        <w:rPr>
+          <w:lang w:val="fr_FR" w:bidi="fr_FR"/>
+        </w:rPr>
+      </w:r>
+      <w:r>
+        <w:rPr>
+          <w:b/>
+          <w:lang w:val="fr_FR" w:bidi="fr_FR"/>
+        </w:rPr>
         <w:t>"Tous ceux qui sont avec moi"</w:t>
       </w:r>
     </w:p>
@@ -19628,6 +22583,21 @@
           <w:b/>
           <w:lang w:val="fr_FR" w:bidi="fr_FR"/>
         </w:rPr>
+        <w:t>τοὺς φιλοῦντας ἡμᾶς ἐν πίστει</w:t>
+      </w:r>
+    </w:p>
+    <w:p>
+      <w:pPr/>
+      <w:r>
+        <w:rPr>
+          <w:lang w:val="fr_FR" w:bidi="fr_FR"/>
+        </w:rPr>
+      </w:r>
+      <w:r>
+        <w:rPr>
+          <w:b/>
+          <w:lang w:val="fr_FR" w:bidi="fr_FR"/>
+        </w:rPr>
         <w:t>"</w:t>
       </w:r>
       <w:r>
@@ -19731,6 +22701,21 @@
           <w:b/>
           <w:lang w:val="fr_FR" w:bidi="fr_FR"/>
         </w:rPr>
+        <w:t>ἡμᾶς</w:t>
+      </w:r>
+    </w:p>
+    <w:p>
+      <w:pPr/>
+      <w:r>
+        <w:rPr>
+          <w:lang w:val="fr_FR" w:bidi="fr_FR"/>
+        </w:rPr>
+      </w:r>
+      <w:r>
+        <w:rPr>
+          <w:b/>
+          <w:lang w:val="fr_FR" w:bidi="fr_FR"/>
+        </w:rPr>
         <w:t>"nous"</w:t>
       </w:r>
     </w:p>
@@ -19827,6 +22812,21 @@
           <w:b/>
           <w:lang w:val="fr_FR" w:bidi="fr_FR"/>
         </w:rPr>
+        <w:t>ἡ χάρις μετὰ πάντων ὑμῶν</w:t>
+      </w:r>
+    </w:p>
+    <w:p>
+      <w:pPr/>
+      <w:r>
+        <w:rPr>
+          <w:lang w:val="fr_FR" w:bidi="fr_FR"/>
+        </w:rPr>
+      </w:r>
+      <w:r>
+        <w:rPr>
+          <w:b/>
+          <w:lang w:val="fr_FR" w:bidi="fr_FR"/>
+        </w:rPr>
         <w:t>"que la grâce soit avec vous tous"</w:t>
       </w:r>
     </w:p>
@@ -19896,6 +22896,21 @@
         <w:rPr>
           <w:lang w:val="fr_FR" w:bidi="fr_FR"/>
         </w:rPr>
+      </w:r>
+    </w:p>
+    <w:p>
+      <w:pPr/>
+      <w:r>
+        <w:rPr>
+          <w:lang w:val="fr_FR" w:bidi="fr_FR"/>
+        </w:rPr>
+      </w:r>
+      <w:r>
+        <w:rPr>
+          <w:b/>
+          <w:lang w:val="fr_FR" w:bidi="fr_FR"/>
+        </w:rPr>
+        <w:t>ὑμῶν</w:t>
       </w:r>
     </w:p>
     <w:p>

--- a/fra/docx/56.content.docx
+++ b/fra/docx/56.content.docx
@@ -28,49 +28,15 @@
       </w:r>
     </w:p>
     <w:p>
-      <w:pPr>
-        <w:pStyle w:val="Heading2"/>
-      </w:pPr>
-      <w:r>
-        <w:rPr>
-          <w:lang w:val="fr_FR" w:bidi="fr_FR"/>
-        </w:rPr>
-        <w:t>License Information</w:t>
-      </w:r>
-      <w:r>
-        <w:rPr>
-          <w:lang w:val="fr_FR" w:bidi="fr_FR"/>
-        </w:rPr>
-      </w:r>
-    </w:p>
-    <w:p>
-      <w:pPr/>
-      <w:r>
-        <w:rPr>
-          <w:lang w:val="fr_FR" w:bidi="fr_FR"/>
-        </w:rPr>
-      </w:r>
-      <w:r>
-        <w:rPr>
-          <w:b/>
-          <w:lang w:val="fr_FR" w:bidi="fr_FR"/>
-        </w:rPr>
-        <w:t>Notes de traduction (unfoldingWord)</w:t>
-      </w:r>
-      <w:r>
-        <w:rPr>
-          <w:lang w:val="fr_FR" w:bidi="fr_FR"/>
-        </w:rPr>
-        <w:t xml:space="preserve"> (French) is based on</w:t>
-      </w:r>
-      <w:r>
-        <w:rPr>
-          <w:lang w:val="fr_FR" w:bidi="fr_FR"/>
-        </w:rPr>
-        <w:t xml:space="preserve">: </w:t>
-      </w:r>
-      <w:r>
-        <w:rPr>
+      <w:pPr/>
+      <w:r>
+        <w:rPr>
+          <w:lang w:val="fr_FR" w:bidi="fr_FR"/>
+        </w:rPr>
+      </w:r>
+      <w:r>
+        <w:rPr>
+          <w:b/>
           <w:lang w:val="fr_FR" w:bidi="fr_FR"/>
         </w:rPr>
         <w:t>unfoldingWord® Translation Notes</w:t>
@@ -79,62 +45,31 @@
         <w:rPr>
           <w:lang w:val="fr_FR" w:bidi="fr_FR"/>
         </w:rPr>
-        <w:t xml:space="preserve">, </w:t>
-      </w:r>
-      <w:hyperlink r:id="rId13">
-        <w:r>
-          <w:rPr>
-            <w:lang w:val="fr_FR" w:bidi="fr_FR"/>
-          </w:rPr>
-          <w:rPr>
-            <w:color w:val="0000EE"/>
-            <w:u w:val="single"/>
-          </w:rPr>
-          <w:t>unfoldingWord</w:t>
-        </w:r>
-      </w:hyperlink>
-      <w:r>
-        <w:rPr>
-          <w:lang w:val="fr_FR" w:bidi="fr_FR"/>
-        </w:rPr>
-        <w:t xml:space="preserve">, 2022, which is licensed under a </w:t>
-      </w:r>
-      <w:hyperlink r:id="rId14">
-        <w:r>
-          <w:rPr>
-            <w:lang w:val="fr_FR" w:bidi="fr_FR"/>
-          </w:rPr>
-          <w:rPr>
-            <w:color w:val="0000EE"/>
-            <w:u w:val="single"/>
-          </w:rPr>
-          <w:t>CC BY-SA 4.0 license</w:t>
-        </w:r>
-      </w:hyperlink>
-      <w:r>
-        <w:rPr>
-          <w:lang w:val="fr_FR" w:bidi="fr_FR"/>
-        </w:rPr>
-        <w:t>.</w:t>
-      </w:r>
-      <w:r>
-        <w:rPr>
-          <w:lang w:val="fr_FR" w:bidi="fr_FR"/>
-        </w:rPr>
-      </w:r>
-    </w:p>
-    <w:p>
-      <w:pPr/>
-      <w:r>
-        <w:rPr>
-          <w:lang w:val="fr_FR" w:bidi="fr_FR"/>
-        </w:rPr>
-      </w:r>
-      <w:r>
-        <w:rPr>
-          <w:lang w:val="fr_FR" w:bidi="fr_FR"/>
-        </w:rPr>
-        <w:t>This PDF version is provided under the same license.</w:t>
+        <w:t xml:space="preserve"> © 2022 unfoldingWord. Released under CC BY-SA 4.0 license. </w:t>
+      </w:r>
+      <w:r>
+        <w:rPr>
+          <w:lang w:val="fr_FR" w:bidi="fr_FR"/>
+        </w:rPr>
+        <w:t>unfoldingWord® Translation Notes</w:t>
+      </w:r>
+      <w:r>
+        <w:rPr>
+          <w:lang w:val="fr_FR" w:bidi="fr_FR"/>
+        </w:rPr>
+        <w:t xml:space="preserve"> has been adapted in the following languages: Tok Pisin, Arabic (عربي), French (Français), Hindi (हिंदी), Indonesian (Bahasa Indonesia), Portuguese (Português), Russian (Русский), Spanish (Español), Swahili (Kiswahili), and Simplified Chinese (简体中文) from </w:t>
+      </w:r>
+      <w:r>
+        <w:rPr>
+          <w:lang w:val="fr_FR" w:bidi="fr_FR"/>
+        </w:rPr>
+        <w:t>unfoldingWord® Translation Notes</w:t>
+      </w:r>
+      <w:r>
+        <w:rPr>
+          <w:lang w:val="fr_FR" w:bidi="fr_FR"/>
+        </w:rPr>
+        <w:t xml:space="preserve"> © 2022 unfoldingWord. Released under CC BY-SA 4.0 license by Mission Mutual</w:t>
       </w:r>
       <w:r>
         <w:rPr>
@@ -295,21 +230,6 @@
           <w:b/>
           <w:lang w:val="fr_FR" w:bidi="fr_FR"/>
         </w:rPr>
-        <w:t>κατὰ πίστιν ἐκλεκτῶν Θεοῦ καὶ ἐπίγνωσιν ἀληθείας</w:t>
-      </w:r>
-    </w:p>
-    <w:p>
-      <w:pPr/>
-      <w:r>
-        <w:rPr>
-          <w:lang w:val="fr_FR" w:bidi="fr_FR"/>
-        </w:rPr>
-      </w:r>
-      <w:r>
-        <w:rPr>
-          <w:b/>
-          <w:lang w:val="fr_FR" w:bidi="fr_FR"/>
-        </w:rPr>
         <w:t>"</w:t>
       </w:r>
       <w:r>
@@ -446,21 +366,6 @@
           <w:b/>
           <w:lang w:val="fr_FR" w:bidi="fr_FR"/>
         </w:rPr>
-        <w:t>ἐκλεκτῶν Θεοῦ</w:t>
-      </w:r>
-    </w:p>
-    <w:p>
-      <w:pPr/>
-      <w:r>
-        <w:rPr>
-          <w:lang w:val="fr_FR" w:bidi="fr_FR"/>
-        </w:rPr>
-      </w:r>
-      <w:r>
-        <w:rPr>
-          <w:b/>
-          <w:lang w:val="fr_FR" w:bidi="fr_FR"/>
-        </w:rPr>
         <w:t>"</w:t>
       </w:r>
       <w:r>
@@ -558,21 +463,6 @@
           <w:b/>
           <w:lang w:val="fr_FR" w:bidi="fr_FR"/>
         </w:rPr>
-        <w:t>καὶ ἐπίγνωσιν ἀληθείας</w:t>
-      </w:r>
-    </w:p>
-    <w:p>
-      <w:pPr/>
-      <w:r>
-        <w:rPr>
-          <w:lang w:val="fr_FR" w:bidi="fr_FR"/>
-        </w:rPr>
-      </w:r>
-      <w:r>
-        <w:rPr>
-          <w:b/>
-          <w:lang w:val="fr_FR" w:bidi="fr_FR"/>
-        </w:rPr>
         <w:t>"</w:t>
       </w:r>
       <w:r>
@@ -670,21 +560,6 @@
           <w:b/>
           <w:lang w:val="fr_FR" w:bidi="fr_FR"/>
         </w:rPr>
-        <w:t>τῆς κατ’ εὐσέβειαν</w:t>
-      </w:r>
-    </w:p>
-    <w:p>
-      <w:pPr/>
-      <w:r>
-        <w:rPr>
-          <w:lang w:val="fr_FR" w:bidi="fr_FR"/>
-        </w:rPr>
-      </w:r>
-      <w:r>
-        <w:rPr>
-          <w:b/>
-          <w:lang w:val="fr_FR" w:bidi="fr_FR"/>
-        </w:rPr>
         <w:t>"</w:t>
       </w:r>
       <w:r>
@@ -795,21 +670,6 @@
           <w:b/>
           <w:lang w:val="fr_FR" w:bidi="fr_FR"/>
         </w:rPr>
-        <w:t>ἐπ’ ἐλπίδι ζωῆς αἰωνίου</w:t>
-      </w:r>
-    </w:p>
-    <w:p>
-      <w:pPr/>
-      <w:r>
-        <w:rPr>
-          <w:lang w:val="fr_FR" w:bidi="fr_FR"/>
-        </w:rPr>
-      </w:r>
-      <w:r>
-        <w:rPr>
-          <w:b/>
-          <w:lang w:val="fr_FR" w:bidi="fr_FR"/>
-        </w:rPr>
         <w:t>"</w:t>
       </w:r>
       <w:r>
@@ -946,21 +806,6 @@
           <w:b/>
           <w:lang w:val="fr_FR" w:bidi="fr_FR"/>
         </w:rPr>
-        <w:t>ἐπ’ ἐλπίδι ζωῆς αἰωνίου</w:t>
-      </w:r>
-    </w:p>
-    <w:p>
-      <w:pPr/>
-      <w:r>
-        <w:rPr>
-          <w:lang w:val="fr_FR" w:bidi="fr_FR"/>
-        </w:rPr>
-      </w:r>
-      <w:r>
-        <w:rPr>
-          <w:b/>
-          <w:lang w:val="fr_FR" w:bidi="fr_FR"/>
-        </w:rPr>
         <w:t>"</w:t>
       </w:r>
       <w:r>
@@ -1071,21 +916,6 @@
           <w:b/>
           <w:lang w:val="fr_FR" w:bidi="fr_FR"/>
         </w:rPr>
-        <w:t>ὁ ἀψευδὴς Θεὸς</w:t>
-      </w:r>
-    </w:p>
-    <w:p>
-      <w:pPr/>
-      <w:r>
-        <w:rPr>
-          <w:lang w:val="fr_FR" w:bidi="fr_FR"/>
-        </w:rPr>
-      </w:r>
-      <w:r>
-        <w:rPr>
-          <w:b/>
-          <w:lang w:val="fr_FR" w:bidi="fr_FR"/>
-        </w:rPr>
         <w:t>"</w:t>
       </w:r>
       <w:r>
@@ -1260,21 +1090,6 @@
           <w:b/>
           <w:lang w:val="fr_FR" w:bidi="fr_FR"/>
         </w:rPr>
-        <w:t>καιροῖς ἰδίοις</w:t>
-      </w:r>
-    </w:p>
-    <w:p>
-      <w:pPr/>
-      <w:r>
-        <w:rPr>
-          <w:lang w:val="fr_FR" w:bidi="fr_FR"/>
-        </w:rPr>
-      </w:r>
-      <w:r>
-        <w:rPr>
-          <w:b/>
-          <w:lang w:val="fr_FR" w:bidi="fr_FR"/>
-        </w:rPr>
         <w:t>"</w:t>
       </w:r>
       <w:r>
@@ -1352,21 +1167,6 @@
           <w:b/>
           <w:lang w:val="fr_FR" w:bidi="fr_FR"/>
         </w:rPr>
-        <w:t>ἐφανέρωσεν &amp; τὸν λόγον αὐτοῦ</w:t>
-      </w:r>
-    </w:p>
-    <w:p>
-      <w:pPr/>
-      <w:r>
-        <w:rPr>
-          <w:lang w:val="fr_FR" w:bidi="fr_FR"/>
-        </w:rPr>
-      </w:r>
-      <w:r>
-        <w:rPr>
-          <w:b/>
-          <w:lang w:val="fr_FR" w:bidi="fr_FR"/>
-        </w:rPr>
         <w:t>"</w:t>
       </w:r>
       <w:r>
@@ -1464,21 +1264,6 @@
           <w:b/>
           <w:lang w:val="fr_FR" w:bidi="fr_FR"/>
         </w:rPr>
-        <w:t>ἐν κηρύγματι</w:t>
-      </w:r>
-    </w:p>
-    <w:p>
-      <w:pPr/>
-      <w:r>
-        <w:rPr>
-          <w:lang w:val="fr_FR" w:bidi="fr_FR"/>
-        </w:rPr>
-      </w:r>
-      <w:r>
-        <w:rPr>
-          <w:b/>
-          <w:lang w:val="fr_FR" w:bidi="fr_FR"/>
-        </w:rPr>
         <w:t>"</w:t>
       </w:r>
       <w:r>
@@ -1589,21 +1374,6 @@
           <w:b/>
           <w:lang w:val="fr_FR" w:bidi="fr_FR"/>
         </w:rPr>
-        <w:t>ὃ ἐπιστεύθην ἐγὼ</w:t>
-      </w:r>
-    </w:p>
-    <w:p>
-      <w:pPr/>
-      <w:r>
-        <w:rPr>
-          <w:lang w:val="fr_FR" w:bidi="fr_FR"/>
-        </w:rPr>
-      </w:r>
-      <w:r>
-        <w:rPr>
-          <w:b/>
-          <w:lang w:val="fr_FR" w:bidi="fr_FR"/>
-        </w:rPr>
         <w:t>"</w:t>
       </w:r>
       <w:r>
@@ -1701,21 +1471,6 @@
           <w:b/>
           <w:lang w:val="fr_FR" w:bidi="fr_FR"/>
         </w:rPr>
-        <w:t>ἡμῶν</w:t>
-      </w:r>
-    </w:p>
-    <w:p>
-      <w:pPr/>
-      <w:r>
-        <w:rPr>
-          <w:lang w:val="fr_FR" w:bidi="fr_FR"/>
-        </w:rPr>
-      </w:r>
-      <w:r>
-        <w:rPr>
-          <w:b/>
-          <w:lang w:val="fr_FR" w:bidi="fr_FR"/>
-        </w:rPr>
         <w:t>"notre"</w:t>
       </w:r>
     </w:p>
@@ -1812,21 +1567,6 @@
           <w:b/>
           <w:lang w:val="fr_FR" w:bidi="fr_FR"/>
         </w:rPr>
-        <w:t>γνησίῳ τέκνῳ</w:t>
-      </w:r>
-    </w:p>
-    <w:p>
-      <w:pPr/>
-      <w:r>
-        <w:rPr>
-          <w:lang w:val="fr_FR" w:bidi="fr_FR"/>
-        </w:rPr>
-      </w:r>
-      <w:r>
-        <w:rPr>
-          <w:b/>
-          <w:lang w:val="fr_FR" w:bidi="fr_FR"/>
-        </w:rPr>
         <w:t>"</w:t>
       </w:r>
       <w:r>
@@ -1937,21 +1677,6 @@
           <w:b/>
           <w:lang w:val="fr_FR" w:bidi="fr_FR"/>
         </w:rPr>
-        <w:t>κατὰ κοινὴν πίστιν</w:t>
-      </w:r>
-    </w:p>
-    <w:p>
-      <w:pPr/>
-      <w:r>
-        <w:rPr>
-          <w:lang w:val="fr_FR" w:bidi="fr_FR"/>
-        </w:rPr>
-      </w:r>
-      <w:r>
-        <w:rPr>
-          <w:b/>
-          <w:lang w:val="fr_FR" w:bidi="fr_FR"/>
-        </w:rPr>
         <w:t>"</w:t>
       </w:r>
       <w:r>
@@ -2075,21 +1800,6 @@
           <w:b/>
           <w:lang w:val="fr_FR" w:bidi="fr_FR"/>
         </w:rPr>
-        <w:t>χάρις καὶ εἰρήνη</w:t>
-      </w:r>
-    </w:p>
-    <w:p>
-      <w:pPr/>
-      <w:r>
-        <w:rPr>
-          <w:lang w:val="fr_FR" w:bidi="fr_FR"/>
-        </w:rPr>
-      </w:r>
-      <w:r>
-        <w:rPr>
-          <w:b/>
-          <w:lang w:val="fr_FR" w:bidi="fr_FR"/>
-        </w:rPr>
         <w:t>"la grâce et la paix"</w:t>
       </w:r>
     </w:p>
@@ -2173,21 +1883,6 @@
           <w:b/>
           <w:lang w:val="fr_FR" w:bidi="fr_FR"/>
         </w:rPr>
-        <w:t>χάρις καὶ εἰρήνη ἀπὸ Θεοῦ Πατρὸς καὶ Χριστοῦ Ἰησοῦ τοῦ Σωτῆρος ἡμῶν</w:t>
-      </w:r>
-    </w:p>
-    <w:p>
-      <w:pPr/>
-      <w:r>
-        <w:rPr>
-          <w:lang w:val="fr_FR" w:bidi="fr_FR"/>
-        </w:rPr>
-      </w:r>
-      <w:r>
-        <w:rPr>
-          <w:b/>
-          <w:lang w:val="fr_FR" w:bidi="fr_FR"/>
-        </w:rPr>
         <w:t>"</w:t>
       </w:r>
       <w:r>
@@ -2311,21 +2006,6 @@
           <w:b/>
           <w:lang w:val="fr_FR" w:bidi="fr_FR"/>
         </w:rPr>
-        <w:t>Χριστοῦ Ἰησοῦ τοῦ Σωτῆρος ἡμῶν</w:t>
-      </w:r>
-    </w:p>
-    <w:p>
-      <w:pPr/>
-      <w:r>
-        <w:rPr>
-          <w:lang w:val="fr_FR" w:bidi="fr_FR"/>
-        </w:rPr>
-      </w:r>
-      <w:r>
-        <w:rPr>
-          <w:b/>
-          <w:lang w:val="fr_FR" w:bidi="fr_FR"/>
-        </w:rPr>
         <w:t>"</w:t>
       </w:r>
       <w:r>
@@ -2403,21 +2083,6 @@
           <w:b/>
           <w:lang w:val="fr_FR" w:bidi="fr_FR"/>
         </w:rPr>
-        <w:t>ἡμῶν</w:t>
-      </w:r>
-    </w:p>
-    <w:p>
-      <w:pPr/>
-      <w:r>
-        <w:rPr>
-          <w:lang w:val="fr_FR" w:bidi="fr_FR"/>
-        </w:rPr>
-      </w:r>
-      <w:r>
-        <w:rPr>
-          <w:b/>
-          <w:lang w:val="fr_FR" w:bidi="fr_FR"/>
-        </w:rPr>
         <w:t>"notre"</w:t>
       </w:r>
     </w:p>
@@ -2514,21 +2179,6 @@
           <w:b/>
           <w:lang w:val="fr_FR" w:bidi="fr_FR"/>
         </w:rPr>
-        <w:t>τούτου χάριν</w:t>
-      </w:r>
-    </w:p>
-    <w:p>
-      <w:pPr/>
-      <w:r>
-        <w:rPr>
-          <w:lang w:val="fr_FR" w:bidi="fr_FR"/>
-        </w:rPr>
-      </w:r>
-      <w:r>
-        <w:rPr>
-          <w:b/>
-          <w:lang w:val="fr_FR" w:bidi="fr_FR"/>
-        </w:rPr>
         <w:t>"</w:t>
       </w:r>
       <w:r>
@@ -2639,21 +2289,6 @@
           <w:b/>
           <w:lang w:val="fr_FR" w:bidi="fr_FR"/>
         </w:rPr>
-        <w:t>ἀπέλιπόν σε ἐν Κρήτῃ</w:t>
-      </w:r>
-    </w:p>
-    <w:p>
-      <w:pPr/>
-      <w:r>
-        <w:rPr>
-          <w:lang w:val="fr_FR" w:bidi="fr_FR"/>
-        </w:rPr>
-      </w:r>
-      <w:r>
-        <w:rPr>
-          <w:b/>
-          <w:lang w:val="fr_FR" w:bidi="fr_FR"/>
-        </w:rPr>
         <w:t>"J</w:t>
       </w:r>
       <w:r>
@@ -2731,21 +2366,6 @@
           <w:b/>
           <w:lang w:val="fr_FR" w:bidi="fr_FR"/>
         </w:rPr>
-        <w:t>ἵνα τὰ λείποντα ἐπιδιορθώσῃ</w:t>
-      </w:r>
-    </w:p>
-    <w:p>
-      <w:pPr/>
-      <w:r>
-        <w:rPr>
-          <w:lang w:val="fr_FR" w:bidi="fr_FR"/>
-        </w:rPr>
-      </w:r>
-      <w:r>
-        <w:rPr>
-          <w:b/>
-          <w:lang w:val="fr_FR" w:bidi="fr_FR"/>
-        </w:rPr>
         <w:t>"</w:t>
       </w:r>
       <w:r>
@@ -2823,21 +2443,6 @@
           <w:b/>
           <w:lang w:val="fr_FR" w:bidi="fr_FR"/>
         </w:rPr>
-        <w:t>καταστήσῃς &amp; πρεσβυτέρους</w:t>
-      </w:r>
-    </w:p>
-    <w:p>
-      <w:pPr/>
-      <w:r>
-        <w:rPr>
-          <w:lang w:val="fr_FR" w:bidi="fr_FR"/>
-        </w:rPr>
-      </w:r>
-      <w:r>
-        <w:rPr>
-          <w:b/>
-          <w:lang w:val="fr_FR" w:bidi="fr_FR"/>
-        </w:rPr>
         <w:t xml:space="preserve">"tu </w:t>
       </w:r>
       <w:r>
@@ -2908,21 +2513,6 @@
           <w:b/>
           <w:lang w:val="fr_FR" w:bidi="fr_FR"/>
         </w:rPr>
-        <w:t>εἴ τίς ἐστιν ἀνέγκλητος</w:t>
-      </w:r>
-    </w:p>
-    <w:p>
-      <w:pPr/>
-      <w:r>
-        <w:rPr>
-          <w:lang w:val="fr_FR" w:bidi="fr_FR"/>
-        </w:rPr>
-      </w:r>
-      <w:r>
-        <w:rPr>
-          <w:b/>
-          <w:lang w:val="fr_FR" w:bidi="fr_FR"/>
-        </w:rPr>
         <w:t>"</w:t>
       </w:r>
       <w:r>
@@ -3020,21 +2610,6 @@
           <w:b/>
           <w:lang w:val="fr_FR" w:bidi="fr_FR"/>
         </w:rPr>
-        <w:t>ἀνέγκλητος</w:t>
-      </w:r>
-    </w:p>
-    <w:p>
-      <w:pPr/>
-      <w:r>
-        <w:rPr>
-          <w:lang w:val="fr_FR" w:bidi="fr_FR"/>
-        </w:rPr>
-      </w:r>
-      <w:r>
-        <w:rPr>
-          <w:b/>
-          <w:lang w:val="fr_FR" w:bidi="fr_FR"/>
-        </w:rPr>
         <w:t>"</w:t>
       </w:r>
       <w:r>
@@ -3145,21 +2720,6 @@
           <w:b/>
           <w:lang w:val="fr_FR" w:bidi="fr_FR"/>
         </w:rPr>
-        <w:t>μιᾶς γυναικὸς ἀνήρ</w:t>
-      </w:r>
-    </w:p>
-    <w:p>
-      <w:pPr/>
-      <w:r>
-        <w:rPr>
-          <w:lang w:val="fr_FR" w:bidi="fr_FR"/>
-        </w:rPr>
-      </w:r>
-      <w:r>
-        <w:rPr>
-          <w:b/>
-          <w:lang w:val="fr_FR" w:bidi="fr_FR"/>
-        </w:rPr>
         <w:t>"mari d'une seule femme"</w:t>
       </w:r>
     </w:p>
@@ -3256,21 +2816,6 @@
           <w:b/>
           <w:lang w:val="fr_FR" w:bidi="fr_FR"/>
         </w:rPr>
-        <w:t>τέκνα &amp; πιστά</w:t>
-      </w:r>
-    </w:p>
-    <w:p>
-      <w:pPr/>
-      <w:r>
-        <w:rPr>
-          <w:lang w:val="fr_FR" w:bidi="fr_FR"/>
-        </w:rPr>
-      </w:r>
-      <w:r>
-        <w:rPr>
-          <w:b/>
-          <w:lang w:val="fr_FR" w:bidi="fr_FR"/>
-        </w:rPr>
         <w:t>"</w:t>
       </w:r>
       <w:r>
@@ -3361,21 +2906,6 @@
           <w:b/>
           <w:lang w:val="fr_FR" w:bidi="fr_FR"/>
         </w:rPr>
-        <w:t>τὸν ἐπίσκοπον</w:t>
-      </w:r>
-    </w:p>
-    <w:p>
-      <w:pPr/>
-      <w:r>
-        <w:rPr>
-          <w:lang w:val="fr_FR" w:bidi="fr_FR"/>
-        </w:rPr>
-      </w:r>
-      <w:r>
-        <w:rPr>
-          <w:b/>
-          <w:lang w:val="fr_FR" w:bidi="fr_FR"/>
-        </w:rPr>
         <w:t>"</w:t>
       </w:r>
       <w:r>
@@ -3486,21 +3016,6 @@
           <w:b/>
           <w:lang w:val="fr_FR" w:bidi="fr_FR"/>
         </w:rPr>
-        <w:t>Θεοῦ οἰκονόμον</w:t>
-      </w:r>
-    </w:p>
-    <w:p>
-      <w:pPr/>
-      <w:r>
-        <w:rPr>
-          <w:lang w:val="fr_FR" w:bidi="fr_FR"/>
-        </w:rPr>
-      </w:r>
-      <w:r>
-        <w:rPr>
-          <w:b/>
-          <w:lang w:val="fr_FR" w:bidi="fr_FR"/>
-        </w:rPr>
         <w:t>"</w:t>
       </w:r>
       <w:r>
@@ -3598,21 +3113,6 @@
           <w:b/>
           <w:lang w:val="fr_FR" w:bidi="fr_FR"/>
         </w:rPr>
-        <w:t>μὴ πάροινον</w:t>
-      </w:r>
-    </w:p>
-    <w:p>
-      <w:pPr/>
-      <w:r>
-        <w:rPr>
-          <w:lang w:val="fr_FR" w:bidi="fr_FR"/>
-        </w:rPr>
-      </w:r>
-      <w:r>
-        <w:rPr>
-          <w:b/>
-          <w:lang w:val="fr_FR" w:bidi="fr_FR"/>
-        </w:rPr>
         <w:t>"</w:t>
       </w:r>
       <w:r>
@@ -3690,21 +3190,6 @@
           <w:b/>
           <w:lang w:val="fr_FR" w:bidi="fr_FR"/>
         </w:rPr>
-        <w:t>μὴ πλήκτην</w:t>
-      </w:r>
-    </w:p>
-    <w:p>
-      <w:pPr/>
-      <w:r>
-        <w:rPr>
-          <w:lang w:val="fr_FR" w:bidi="fr_FR"/>
-        </w:rPr>
-      </w:r>
-      <w:r>
-        <w:rPr>
-          <w:b/>
-          <w:lang w:val="fr_FR" w:bidi="fr_FR"/>
-        </w:rPr>
         <w:t xml:space="preserve">"ni </w:t>
       </w:r>
       <w:r>
@@ -3782,21 +3267,6 @@
           <w:b/>
           <w:lang w:val="fr_FR" w:bidi="fr_FR"/>
         </w:rPr>
-        <w:t>ἀλλὰ</w:t>
-      </w:r>
-    </w:p>
-    <w:p>
-      <w:pPr/>
-      <w:r>
-        <w:rPr>
-          <w:lang w:val="fr_FR" w:bidi="fr_FR"/>
-        </w:rPr>
-      </w:r>
-      <w:r>
-        <w:rPr>
-          <w:b/>
-          <w:lang w:val="fr_FR" w:bidi="fr_FR"/>
-        </w:rPr>
         <w:t>"</w:t>
       </w:r>
       <w:r>
@@ -3907,21 +3377,6 @@
           <w:b/>
           <w:lang w:val="fr_FR" w:bidi="fr_FR"/>
         </w:rPr>
-        <w:t>φιλάγαθον</w:t>
-      </w:r>
-    </w:p>
-    <w:p>
-      <w:pPr/>
-      <w:r>
-        <w:rPr>
-          <w:lang w:val="fr_FR" w:bidi="fr_FR"/>
-        </w:rPr>
-      </w:r>
-      <w:r>
-        <w:rPr>
-          <w:b/>
-          <w:lang w:val="fr_FR" w:bidi="fr_FR"/>
-        </w:rPr>
         <w:t>"</w:t>
       </w:r>
       <w:r>
@@ -4032,21 +3487,6 @@
           <w:b/>
           <w:lang w:val="fr_FR" w:bidi="fr_FR"/>
         </w:rPr>
-        <w:t>σώφρονα &amp; ἐγκρατῆ</w:t>
-      </w:r>
-    </w:p>
-    <w:p>
-      <w:pPr/>
-      <w:r>
-        <w:rPr>
-          <w:lang w:val="fr_FR" w:bidi="fr_FR"/>
-        </w:rPr>
-      </w:r>
-      <w:r>
-        <w:rPr>
-          <w:b/>
-          <w:lang w:val="fr_FR" w:bidi="fr_FR"/>
-        </w:rPr>
         <w:t>"</w:t>
       </w:r>
       <w:r>
@@ -4170,21 +3610,6 @@
           <w:b/>
           <w:lang w:val="fr_FR" w:bidi="fr_FR"/>
         </w:rPr>
-        <w:t>δίκαιον, ὅσιον</w:t>
-      </w:r>
-    </w:p>
-    <w:p>
-      <w:pPr/>
-      <w:r>
-        <w:rPr>
-          <w:lang w:val="fr_FR" w:bidi="fr_FR"/>
-        </w:rPr>
-      </w:r>
-      <w:r>
-        <w:rPr>
-          <w:b/>
-          <w:lang w:val="fr_FR" w:bidi="fr_FR"/>
-        </w:rPr>
         <w:t>"</w:t>
       </w:r>
       <w:r>
@@ -4308,21 +3733,6 @@
           <w:b/>
           <w:lang w:val="fr_FR" w:bidi="fr_FR"/>
         </w:rPr>
-        <w:t>ἀντεχόμενον</w:t>
-      </w:r>
-    </w:p>
-    <w:p>
-      <w:pPr/>
-      <w:r>
-        <w:rPr>
-          <w:lang w:val="fr_FR" w:bidi="fr_FR"/>
-        </w:rPr>
-      </w:r>
-      <w:r>
-        <w:rPr>
-          <w:b/>
-          <w:lang w:val="fr_FR" w:bidi="fr_FR"/>
-        </w:rPr>
         <w:t>"</w:t>
       </w:r>
       <w:r>
@@ -4420,21 +3830,6 @@
           <w:b/>
           <w:lang w:val="fr_FR" w:bidi="fr_FR"/>
         </w:rPr>
-        <w:t>κατὰ τὴν διδαχὴν</w:t>
-      </w:r>
-    </w:p>
-    <w:p>
-      <w:pPr/>
-      <w:r>
-        <w:rPr>
-          <w:lang w:val="fr_FR" w:bidi="fr_FR"/>
-        </w:rPr>
-      </w:r>
-      <w:r>
-        <w:rPr>
-          <w:b/>
-          <w:lang w:val="fr_FR" w:bidi="fr_FR"/>
-        </w:rPr>
         <w:t>"</w:t>
       </w:r>
       <w:r>
@@ -4512,21 +3907,6 @@
           <w:b/>
           <w:lang w:val="fr_FR" w:bidi="fr_FR"/>
         </w:rPr>
-        <w:t>ἵνα</w:t>
-      </w:r>
-    </w:p>
-    <w:p>
-      <w:pPr/>
-      <w:r>
-        <w:rPr>
-          <w:lang w:val="fr_FR" w:bidi="fr_FR"/>
-        </w:rPr>
-      </w:r>
-      <w:r>
-        <w:rPr>
-          <w:b/>
-          <w:lang w:val="fr_FR" w:bidi="fr_FR"/>
-        </w:rPr>
         <w:t>"</w:t>
       </w:r>
       <w:r>
@@ -4637,21 +4017,6 @@
           <w:b/>
           <w:lang w:val="fr_FR" w:bidi="fr_FR"/>
         </w:rPr>
-        <w:t>τῇ διδασκαλίᾳ τῇ ὑγιαινούσῃ</w:t>
-      </w:r>
-    </w:p>
-    <w:p>
-      <w:pPr/>
-      <w:r>
-        <w:rPr>
-          <w:lang w:val="fr_FR" w:bidi="fr_FR"/>
-        </w:rPr>
-      </w:r>
-      <w:r>
-        <w:rPr>
-          <w:b/>
-          <w:lang w:val="fr_FR" w:bidi="fr_FR"/>
-        </w:rPr>
         <w:t>"</w:t>
       </w:r>
       <w:r>
@@ -4775,21 +4140,6 @@
           <w:b/>
           <w:lang w:val="fr_FR" w:bidi="fr_FR"/>
         </w:rPr>
-        <w:t>ματαιολόγοι</w:t>
-      </w:r>
-    </w:p>
-    <w:p>
-      <w:pPr/>
-      <w:r>
-        <w:rPr>
-          <w:lang w:val="fr_FR" w:bidi="fr_FR"/>
-        </w:rPr>
-      </w:r>
-      <w:r>
-        <w:rPr>
-          <w:b/>
-          <w:lang w:val="fr_FR" w:bidi="fr_FR"/>
-        </w:rPr>
         <w:t>"</w:t>
       </w:r>
       <w:r>
@@ -4913,21 +4263,6 @@
           <w:b/>
           <w:lang w:val="fr_FR" w:bidi="fr_FR"/>
         </w:rPr>
-        <w:t>φρεναπάται</w:t>
-      </w:r>
-    </w:p>
-    <w:p>
-      <w:pPr/>
-      <w:r>
-        <w:rPr>
-          <w:lang w:val="fr_FR" w:bidi="fr_FR"/>
-        </w:rPr>
-      </w:r>
-      <w:r>
-        <w:rPr>
-          <w:b/>
-          <w:lang w:val="fr_FR" w:bidi="fr_FR"/>
-        </w:rPr>
         <w:t>"séducteurs"</w:t>
       </w:r>
     </w:p>
@@ -5024,21 +4359,6 @@
           <w:b/>
           <w:lang w:val="fr_FR" w:bidi="fr_FR"/>
         </w:rPr>
-        <w:t>ματαιολόγοι, καὶ φρεναπάται</w:t>
-      </w:r>
-    </w:p>
-    <w:p>
-      <w:pPr/>
-      <w:r>
-        <w:rPr>
-          <w:lang w:val="fr_FR" w:bidi="fr_FR"/>
-        </w:rPr>
-      </w:r>
-      <w:r>
-        <w:rPr>
-          <w:b/>
-          <w:lang w:val="fr_FR" w:bidi="fr_FR"/>
-        </w:rPr>
         <w:t>"de vains discoureurs et de séducteurs</w:t>
       </w:r>
       <w:r>
@@ -5155,21 +4475,6 @@
           <w:b/>
           <w:lang w:val="fr_FR" w:bidi="fr_FR"/>
         </w:rPr>
-        <w:t>οἱ ἐκ τῆς περιτομῆς</w:t>
-      </w:r>
-    </w:p>
-    <w:p>
-      <w:pPr/>
-      <w:r>
-        <w:rPr>
-          <w:lang w:val="fr_FR" w:bidi="fr_FR"/>
-        </w:rPr>
-      </w:r>
-      <w:r>
-        <w:rPr>
-          <w:b/>
-          <w:lang w:val="fr_FR" w:bidi="fr_FR"/>
-        </w:rPr>
         <w:t>"les circoncis"</w:t>
       </w:r>
     </w:p>
@@ -5266,21 +4571,6 @@
           <w:b/>
           <w:lang w:val="fr_FR" w:bidi="fr_FR"/>
         </w:rPr>
-        <w:t>οὓς δεῖ ἐπιστομίζειν</w:t>
-      </w:r>
-    </w:p>
-    <w:p>
-      <w:pPr/>
-      <w:r>
-        <w:rPr>
-          <w:lang w:val="fr_FR" w:bidi="fr_FR"/>
-        </w:rPr>
-      </w:r>
-      <w:r>
-        <w:rPr>
-          <w:b/>
-          <w:lang w:val="fr_FR" w:bidi="fr_FR"/>
-        </w:rPr>
         <w:t>"</w:t>
       </w:r>
       <w:r>
@@ -5378,21 +4668,6 @@
           <w:b/>
           <w:lang w:val="fr_FR" w:bidi="fr_FR"/>
         </w:rPr>
-        <w:t>ὅλους οἴκους ἀνατρέπουσιν</w:t>
-      </w:r>
-    </w:p>
-    <w:p>
-      <w:pPr/>
-      <w:r>
-        <w:rPr>
-          <w:lang w:val="fr_FR" w:bidi="fr_FR"/>
-        </w:rPr>
-      </w:r>
-      <w:r>
-        <w:rPr>
-          <w:b/>
-          <w:lang w:val="fr_FR" w:bidi="fr_FR"/>
-        </w:rPr>
         <w:t>"</w:t>
       </w:r>
       <w:r>
@@ -5490,21 +4765,6 @@
           <w:b/>
           <w:lang w:val="fr_FR" w:bidi="fr_FR"/>
         </w:rPr>
-        <w:t>αἰσχροῦ κέρδους χάριν</w:t>
-      </w:r>
-    </w:p>
-    <w:p>
-      <w:pPr/>
-      <w:r>
-        <w:rPr>
-          <w:lang w:val="fr_FR" w:bidi="fr_FR"/>
-        </w:rPr>
-      </w:r>
-      <w:r>
-        <w:rPr>
-          <w:b/>
-          <w:lang w:val="fr_FR" w:bidi="fr_FR"/>
-        </w:rPr>
         <w:t>"</w:t>
       </w:r>
       <w:r>
@@ -5615,21 +4875,6 @@
           <w:b/>
           <w:lang w:val="fr_FR" w:bidi="fr_FR"/>
         </w:rPr>
-        <w:t>τις ἐξ αὐτῶν, ἴδιος αὐτῶν προφήτης</w:t>
-      </w:r>
-    </w:p>
-    <w:p>
-      <w:pPr/>
-      <w:r>
-        <w:rPr>
-          <w:lang w:val="fr_FR" w:bidi="fr_FR"/>
-        </w:rPr>
-      </w:r>
-      <w:r>
-        <w:rPr>
-          <w:b/>
-          <w:lang w:val="fr_FR" w:bidi="fr_FR"/>
-        </w:rPr>
         <w:t>"</w:t>
       </w:r>
       <w:r>
@@ -5707,21 +4952,6 @@
           <w:b/>
           <w:lang w:val="fr_FR" w:bidi="fr_FR"/>
         </w:rPr>
-        <w:t>Κρῆτες ἀεὶ ψεῦσται</w:t>
-      </w:r>
-    </w:p>
-    <w:p>
-      <w:pPr/>
-      <w:r>
-        <w:rPr>
-          <w:lang w:val="fr_FR" w:bidi="fr_FR"/>
-        </w:rPr>
-      </w:r>
-      <w:r>
-        <w:rPr>
-          <w:b/>
-          <w:lang w:val="fr_FR" w:bidi="fr_FR"/>
-        </w:rPr>
         <w:t>"</w:t>
       </w:r>
       <w:r>
@@ -5832,21 +5062,6 @@
           <w:b/>
           <w:lang w:val="fr_FR" w:bidi="fr_FR"/>
         </w:rPr>
-        <w:t>κακὰ θηρία</w:t>
-      </w:r>
-    </w:p>
-    <w:p>
-      <w:pPr/>
-      <w:r>
-        <w:rPr>
-          <w:lang w:val="fr_FR" w:bidi="fr_FR"/>
-        </w:rPr>
-      </w:r>
-      <w:r>
-        <w:rPr>
-          <w:b/>
-          <w:lang w:val="fr_FR" w:bidi="fr_FR"/>
-        </w:rPr>
         <w:t>"</w:t>
       </w:r>
       <w:r>
@@ -5957,21 +5172,6 @@
           <w:b/>
           <w:lang w:val="fr_FR" w:bidi="fr_FR"/>
         </w:rPr>
-        <w:t>γαστέρες ἀργαί</w:t>
-      </w:r>
-    </w:p>
-    <w:p>
-      <w:pPr/>
-      <w:r>
-        <w:rPr>
-          <w:lang w:val="fr_FR" w:bidi="fr_FR"/>
-        </w:rPr>
-      </w:r>
-      <w:r>
-        <w:rPr>
-          <w:b/>
-          <w:lang w:val="fr_FR" w:bidi="fr_FR"/>
-        </w:rPr>
         <w:t>"</w:t>
       </w:r>
       <w:r>
@@ -6069,21 +5269,6 @@
           <w:b/>
           <w:lang w:val="fr_FR" w:bidi="fr_FR"/>
         </w:rPr>
-        <w:t>δι’ ἣν αἰτίαν ἔλεγχε αὐτοὺς ἀποτόμως</w:t>
-      </w:r>
-    </w:p>
-    <w:p>
-      <w:pPr/>
-      <w:r>
-        <w:rPr>
-          <w:lang w:val="fr_FR" w:bidi="fr_FR"/>
-        </w:rPr>
-      </w:r>
-      <w:r>
-        <w:rPr>
-          <w:b/>
-          <w:lang w:val="fr_FR" w:bidi="fr_FR"/>
-        </w:rPr>
         <w:t>"</w:t>
       </w:r>
       <w:r>
@@ -6161,21 +5346,6 @@
           <w:b/>
           <w:lang w:val="fr_FR" w:bidi="fr_FR"/>
         </w:rPr>
-        <w:t>δι’ ἣν αἰτίαν</w:t>
-      </w:r>
-    </w:p>
-    <w:p>
-      <w:pPr/>
-      <w:r>
-        <w:rPr>
-          <w:lang w:val="fr_FR" w:bidi="fr_FR"/>
-        </w:rPr>
-      </w:r>
-      <w:r>
-        <w:rPr>
-          <w:b/>
-          <w:lang w:val="fr_FR" w:bidi="fr_FR"/>
-        </w:rPr>
         <w:t>"</w:t>
       </w:r>
       <w:r>
@@ -6286,21 +5456,6 @@
           <w:b/>
           <w:lang w:val="fr_FR" w:bidi="fr_FR"/>
         </w:rPr>
-        <w:t>αὐτοὺς</w:t>
-      </w:r>
-    </w:p>
-    <w:p>
-      <w:pPr/>
-      <w:r>
-        <w:rPr>
-          <w:lang w:val="fr_FR" w:bidi="fr_FR"/>
-        </w:rPr>
-      </w:r>
-      <w:r>
-        <w:rPr>
-          <w:b/>
-          <w:lang w:val="fr_FR" w:bidi="fr_FR"/>
-        </w:rPr>
         <w:t>"</w:t>
       </w:r>
       <w:r>
@@ -6423,21 +5578,6 @@
           <w:b/>
           <w:lang w:val="fr_FR" w:bidi="fr_FR"/>
         </w:rPr>
-        <w:t>ἵνα ὑγιαίνωσιν ἐν τῇ πίστει</w:t>
-      </w:r>
-    </w:p>
-    <w:p>
-      <w:pPr/>
-      <w:r>
-        <w:rPr>
-          <w:lang w:val="fr_FR" w:bidi="fr_FR"/>
-        </w:rPr>
-      </w:r>
-      <w:r>
-        <w:rPr>
-          <w:b/>
-          <w:lang w:val="fr_FR" w:bidi="fr_FR"/>
-        </w:rPr>
         <w:t>"</w:t>
       </w:r>
       <w:r>
@@ -6548,21 +5688,6 @@
           <w:b/>
           <w:lang w:val="fr_FR" w:bidi="fr_FR"/>
         </w:rPr>
-        <w:t>ἵνα</w:t>
-      </w:r>
-    </w:p>
-    <w:p>
-      <w:pPr/>
-      <w:r>
-        <w:rPr>
-          <w:lang w:val="fr_FR" w:bidi="fr_FR"/>
-        </w:rPr>
-      </w:r>
-      <w:r>
-        <w:rPr>
-          <w:b/>
-          <w:lang w:val="fr_FR" w:bidi="fr_FR"/>
-        </w:rPr>
         <w:t>"afin qu'ils"</w:t>
       </w:r>
     </w:p>
@@ -6659,21 +5784,6 @@
           <w:b/>
           <w:lang w:val="fr_FR" w:bidi="fr_FR"/>
         </w:rPr>
-        <w:t>ἐν τῇ πίστει</w:t>
-      </w:r>
-    </w:p>
-    <w:p>
-      <w:pPr/>
-      <w:r>
-        <w:rPr>
-          <w:lang w:val="fr_FR" w:bidi="fr_FR"/>
-        </w:rPr>
-      </w:r>
-      <w:r>
-        <w:rPr>
-          <w:b/>
-          <w:lang w:val="fr_FR" w:bidi="fr_FR"/>
-        </w:rPr>
         <w:t>"</w:t>
       </w:r>
       <w:r>
@@ -6784,21 +5894,6 @@
           <w:b/>
           <w:lang w:val="fr_FR" w:bidi="fr_FR"/>
         </w:rPr>
-        <w:t>Ἰουδαϊκοῖς μύθοις</w:t>
-      </w:r>
-    </w:p>
-    <w:p>
-      <w:pPr/>
-      <w:r>
-        <w:rPr>
-          <w:lang w:val="fr_FR" w:bidi="fr_FR"/>
-        </w:rPr>
-      </w:r>
-      <w:r>
-        <w:rPr>
-          <w:b/>
-          <w:lang w:val="fr_FR" w:bidi="fr_FR"/>
-        </w:rPr>
         <w:t>"fables juives"</w:t>
       </w:r>
     </w:p>
@@ -6862,21 +5957,6 @@
           <w:b/>
           <w:lang w:val="fr_FR" w:bidi="fr_FR"/>
         </w:rPr>
-        <w:t>ἀποστρεφομένων τὴν ἀλήθειαν</w:t>
-      </w:r>
-    </w:p>
-    <w:p>
-      <w:pPr/>
-      <w:r>
-        <w:rPr>
-          <w:lang w:val="fr_FR" w:bidi="fr_FR"/>
-        </w:rPr>
-      </w:r>
-      <w:r>
-        <w:rPr>
-          <w:b/>
-          <w:lang w:val="fr_FR" w:bidi="fr_FR"/>
-        </w:rPr>
         <w:t>"</w:t>
       </w:r>
       <w:r>
@@ -6974,21 +6054,6 @@
           <w:b/>
           <w:lang w:val="fr_FR" w:bidi="fr_FR"/>
         </w:rPr>
-        <w:t>πάντα καθαρὰ τοῖς καθαροῖς</w:t>
-      </w:r>
-    </w:p>
-    <w:p>
-      <w:pPr/>
-      <w:r>
-        <w:rPr>
-          <w:lang w:val="fr_FR" w:bidi="fr_FR"/>
-        </w:rPr>
-      </w:r>
-      <w:r>
-        <w:rPr>
-          <w:b/>
-          <w:lang w:val="fr_FR" w:bidi="fr_FR"/>
-        </w:rPr>
         <w:t>"</w:t>
       </w:r>
       <w:r>
@@ -7086,21 +6151,6 @@
           <w:b/>
           <w:lang w:val="fr_FR" w:bidi="fr_FR"/>
         </w:rPr>
-        <w:t>τοῖς καθαροῖς</w:t>
-      </w:r>
-    </w:p>
-    <w:p>
-      <w:pPr/>
-      <w:r>
-        <w:rPr>
-          <w:lang w:val="fr_FR" w:bidi="fr_FR"/>
-        </w:rPr>
-      </w:r>
-      <w:r>
-        <w:rPr>
-          <w:b/>
-          <w:lang w:val="fr_FR" w:bidi="fr_FR"/>
-        </w:rPr>
         <w:t>"</w:t>
       </w:r>
       <w:r>
@@ -7178,21 +6228,6 @@
           <w:b/>
           <w:lang w:val="fr_FR" w:bidi="fr_FR"/>
         </w:rPr>
-        <w:t>δὲ</w:t>
-      </w:r>
-    </w:p>
-    <w:p>
-      <w:pPr/>
-      <w:r>
-        <w:rPr>
-          <w:lang w:val="fr_FR" w:bidi="fr_FR"/>
-        </w:rPr>
-      </w:r>
-      <w:r>
-        <w:rPr>
-          <w:b/>
-          <w:lang w:val="fr_FR" w:bidi="fr_FR"/>
-        </w:rPr>
         <w:t>"mais"</w:t>
       </w:r>
     </w:p>
@@ -7301,21 +6336,6 @@
           <w:b/>
           <w:lang w:val="fr_FR" w:bidi="fr_FR"/>
         </w:rPr>
-        <w:t>τοῖς δὲ μεμιαμμένοις καὶ ἀπίστοις, οὐδὲν καθαρόν</w:t>
-      </w:r>
-    </w:p>
-    <w:p>
-      <w:pPr/>
-      <w:r>
-        <w:rPr>
-          <w:lang w:val="fr_FR" w:bidi="fr_FR"/>
-        </w:rPr>
-      </w:r>
-      <w:r>
-        <w:rPr>
-          <w:b/>
-          <w:lang w:val="fr_FR" w:bidi="fr_FR"/>
-        </w:rPr>
         <w:t>"</w:t>
       </w:r>
       <w:r>
@@ -7413,21 +6433,6 @@
           <w:b/>
           <w:lang w:val="fr_FR" w:bidi="fr_FR"/>
         </w:rPr>
-        <w:t>δὲ</w:t>
-      </w:r>
-    </w:p>
-    <w:p>
-      <w:pPr/>
-      <w:r>
-        <w:rPr>
-          <w:lang w:val="fr_FR" w:bidi="fr_FR"/>
-        </w:rPr>
-      </w:r>
-      <w:r>
-        <w:rPr>
-          <w:b/>
-          <w:lang w:val="fr_FR" w:bidi="fr_FR"/>
-        </w:rPr>
         <w:t>"mais"</w:t>
       </w:r>
     </w:p>
@@ -7524,21 +6529,6 @@
           <w:b/>
           <w:lang w:val="fr_FR" w:bidi="fr_FR"/>
         </w:rPr>
-        <w:t>τοῖς &amp; ἔργοις ἀρνοῦνται</w:t>
-      </w:r>
-    </w:p>
-    <w:p>
-      <w:pPr/>
-      <w:r>
-        <w:rPr>
-          <w:lang w:val="fr_FR" w:bidi="fr_FR"/>
-        </w:rPr>
-      </w:r>
-      <w:r>
-        <w:rPr>
-          <w:b/>
-          <w:lang w:val="fr_FR" w:bidi="fr_FR"/>
-        </w:rPr>
         <w:t>"</w:t>
       </w:r>
       <w:r>
@@ -7616,21 +6606,6 @@
           <w:b/>
           <w:lang w:val="fr_FR" w:bidi="fr_FR"/>
         </w:rPr>
-        <w:t>σὺ δὲ</w:t>
-      </w:r>
-    </w:p>
-    <w:p>
-      <w:pPr/>
-      <w:r>
-        <w:rPr>
-          <w:lang w:val="fr_FR" w:bidi="fr_FR"/>
-        </w:rPr>
-      </w:r>
-      <w:r>
-        <w:rPr>
-          <w:b/>
-          <w:lang w:val="fr_FR" w:bidi="fr_FR"/>
-        </w:rPr>
         <w:t>"</w:t>
       </w:r>
       <w:r>
@@ -7741,21 +6716,6 @@
           <w:b/>
           <w:lang w:val="fr_FR" w:bidi="fr_FR"/>
         </w:rPr>
-        <w:t>τῇ ὑγιαινούσῃ διδασκαλίᾳ</w:t>
-      </w:r>
-    </w:p>
-    <w:p>
-      <w:pPr/>
-      <w:r>
-        <w:rPr>
-          <w:lang w:val="fr_FR" w:bidi="fr_FR"/>
-        </w:rPr>
-      </w:r>
-      <w:r>
-        <w:rPr>
-          <w:b/>
-          <w:lang w:val="fr_FR" w:bidi="fr_FR"/>
-        </w:rPr>
         <w:t>"saine doctrine"</w:t>
       </w:r>
     </w:p>
@@ -7852,21 +6812,6 @@
           <w:b/>
           <w:lang w:val="fr_FR" w:bidi="fr_FR"/>
         </w:rPr>
-        <w:t>πρεσβύτας &amp; εἶναι</w:t>
-      </w:r>
-    </w:p>
-    <w:p>
-      <w:pPr/>
-      <w:r>
-        <w:rPr>
-          <w:lang w:val="fr_FR" w:bidi="fr_FR"/>
-        </w:rPr>
-      </w:r>
-      <w:r>
-        <w:rPr>
-          <w:b/>
-          <w:lang w:val="fr_FR" w:bidi="fr_FR"/>
-        </w:rPr>
         <w:t>"</w:t>
       </w:r>
       <w:r>
@@ -7957,21 +6902,6 @@
           <w:b/>
           <w:lang w:val="fr_FR" w:bidi="fr_FR"/>
         </w:rPr>
-        <w:t>νηφαλίους &amp; σεμνούς, σώφρονας</w:t>
-      </w:r>
-    </w:p>
-    <w:p>
-      <w:pPr/>
-      <w:r>
-        <w:rPr>
-          <w:lang w:val="fr_FR" w:bidi="fr_FR"/>
-        </w:rPr>
-      </w:r>
-      <w:r>
-        <w:rPr>
-          <w:b/>
-          <w:lang w:val="fr_FR" w:bidi="fr_FR"/>
-        </w:rPr>
         <w:t>"</w:t>
       </w:r>
       <w:r>
@@ -8069,21 +6999,6 @@
           <w:b/>
           <w:lang w:val="fr_FR" w:bidi="fr_FR"/>
         </w:rPr>
-        <w:t>νηφαλίους</w:t>
-      </w:r>
-    </w:p>
-    <w:p>
-      <w:pPr/>
-      <w:r>
-        <w:rPr>
-          <w:lang w:val="fr_FR" w:bidi="fr_FR"/>
-        </w:rPr>
-      </w:r>
-      <w:r>
-        <w:rPr>
-          <w:b/>
-          <w:lang w:val="fr_FR" w:bidi="fr_FR"/>
-        </w:rPr>
         <w:t>"</w:t>
       </w:r>
       <w:r>
@@ -8173,21 +7088,6 @@
           <w:b/>
           <w:lang w:val="fr_FR" w:bidi="fr_FR"/>
         </w:rPr>
-        <w:t>σώφρονας</w:t>
-      </w:r>
-    </w:p>
-    <w:p>
-      <w:pPr/>
-      <w:r>
-        <w:rPr>
-          <w:lang w:val="fr_FR" w:bidi="fr_FR"/>
-        </w:rPr>
-      </w:r>
-      <w:r>
-        <w:rPr>
-          <w:b/>
-          <w:lang w:val="fr_FR" w:bidi="fr_FR"/>
-        </w:rPr>
         <w:t>"modérés"</w:t>
       </w:r>
     </w:p>
@@ -8251,21 +7151,6 @@
           <w:b/>
           <w:lang w:val="fr_FR" w:bidi="fr_FR"/>
         </w:rPr>
-        <w:t>ὑγιαίνοντας τῇ πίστει τῇ ἀγάπῃ, τῇ ὑπομονῇ</w:t>
-      </w:r>
-    </w:p>
-    <w:p>
-      <w:pPr/>
-      <w:r>
-        <w:rPr>
-          <w:lang w:val="fr_FR" w:bidi="fr_FR"/>
-        </w:rPr>
-      </w:r>
-      <w:r>
-        <w:rPr>
-          <w:b/>
-          <w:lang w:val="fr_FR" w:bidi="fr_FR"/>
-        </w:rPr>
         <w:t>"</w:t>
       </w:r>
       <w:r>
@@ -8421,21 +7306,6 @@
           <w:b/>
           <w:lang w:val="fr_FR" w:bidi="fr_FR"/>
         </w:rPr>
-        <w:t>ὑγιαίνοντας τῇ πίστει</w:t>
-      </w:r>
-    </w:p>
-    <w:p>
-      <w:pPr/>
-      <w:r>
-        <w:rPr>
-          <w:lang w:val="fr_FR" w:bidi="fr_FR"/>
-        </w:rPr>
-      </w:r>
-      <w:r>
-        <w:rPr>
-          <w:b/>
-          <w:lang w:val="fr_FR" w:bidi="fr_FR"/>
-        </w:rPr>
         <w:t>"</w:t>
       </w:r>
       <w:r>
@@ -8539,21 +7409,6 @@
           <w:b/>
           <w:lang w:val="fr_FR" w:bidi="fr_FR"/>
         </w:rPr>
-        <w:t>τῇ ἀγάπῃ</w:t>
-      </w:r>
-    </w:p>
-    <w:p>
-      <w:pPr/>
-      <w:r>
-        <w:rPr>
-          <w:lang w:val="fr_FR" w:bidi="fr_FR"/>
-        </w:rPr>
-      </w:r>
-      <w:r>
-        <w:rPr>
-          <w:b/>
-          <w:lang w:val="fr_FR" w:bidi="fr_FR"/>
-        </w:rPr>
         <w:t>"</w:t>
       </w:r>
       <w:r>
@@ -8664,21 +7519,6 @@
           <w:b/>
           <w:lang w:val="fr_FR" w:bidi="fr_FR"/>
         </w:rPr>
-        <w:t>τῇ ὑπομονῇ</w:t>
-      </w:r>
-    </w:p>
-    <w:p>
-      <w:pPr/>
-      <w:r>
-        <w:rPr>
-          <w:lang w:val="fr_FR" w:bidi="fr_FR"/>
-        </w:rPr>
-      </w:r>
-      <w:r>
-        <w:rPr>
-          <w:b/>
-          <w:lang w:val="fr_FR" w:bidi="fr_FR"/>
-        </w:rPr>
         <w:t>"l</w:t>
       </w:r>
       <w:r>
@@ -8789,21 +7629,6 @@
           <w:b/>
           <w:lang w:val="fr_FR" w:bidi="fr_FR"/>
         </w:rPr>
-        <w:t>πρεσβύτιδας ὡσαύτως</w:t>
-      </w:r>
-    </w:p>
-    <w:p>
-      <w:pPr/>
-      <w:r>
-        <w:rPr>
-          <w:lang w:val="fr_FR" w:bidi="fr_FR"/>
-        </w:rPr>
-      </w:r>
-      <w:r>
-        <w:rPr>
-          <w:b/>
-          <w:lang w:val="fr_FR" w:bidi="fr_FR"/>
-        </w:rPr>
         <w:t>"</w:t>
       </w:r>
       <w:r>
@@ -8901,21 +7726,6 @@
           <w:b/>
           <w:lang w:val="fr_FR" w:bidi="fr_FR"/>
         </w:rPr>
-        <w:t>οἴνῳ πολλῷ δεδουλωμένας</w:t>
-      </w:r>
-    </w:p>
-    <w:p>
-      <w:pPr/>
-      <w:r>
-        <w:rPr>
-          <w:lang w:val="fr_FR" w:bidi="fr_FR"/>
-        </w:rPr>
-      </w:r>
-      <w:r>
-        <w:rPr>
-          <w:b/>
-          <w:lang w:val="fr_FR" w:bidi="fr_FR"/>
-        </w:rPr>
         <w:t>"</w:t>
       </w:r>
       <w:r>
@@ -9013,21 +7823,6 @@
           <w:b/>
           <w:lang w:val="fr_FR" w:bidi="fr_FR"/>
         </w:rPr>
-        <w:t>οἴνῳ πολλῷ δεδουλωμένας</w:t>
-      </w:r>
-    </w:p>
-    <w:p>
-      <w:pPr/>
-      <w:r>
-        <w:rPr>
-          <w:lang w:val="fr_FR" w:bidi="fr_FR"/>
-        </w:rPr>
-      </w:r>
-      <w:r>
-        <w:rPr>
-          <w:b/>
-          <w:lang w:val="fr_FR" w:bidi="fr_FR"/>
-        </w:rPr>
         <w:t>"</w:t>
       </w:r>
       <w:r>
@@ -9125,21 +7920,6 @@
           <w:b/>
           <w:lang w:val="fr_FR" w:bidi="fr_FR"/>
         </w:rPr>
-        <w:t>καλοδιδασκάλους</w:t>
-      </w:r>
-    </w:p>
-    <w:p>
-      <w:pPr/>
-      <w:r>
-        <w:rPr>
-          <w:lang w:val="fr_FR" w:bidi="fr_FR"/>
-        </w:rPr>
-      </w:r>
-      <w:r>
-        <w:rPr>
-          <w:b/>
-          <w:lang w:val="fr_FR" w:bidi="fr_FR"/>
-        </w:rPr>
         <w:t>"</w:t>
       </w:r>
       <w:r>
@@ -9237,21 +8017,6 @@
           <w:b/>
           <w:lang w:val="fr_FR" w:bidi="fr_FR"/>
         </w:rPr>
-        <w:t>ἵνα</w:t>
-      </w:r>
-    </w:p>
-    <w:p>
-      <w:pPr/>
-      <w:r>
-        <w:rPr>
-          <w:lang w:val="fr_FR" w:bidi="fr_FR"/>
-        </w:rPr>
-      </w:r>
-      <w:r>
-        <w:rPr>
-          <w:b/>
-          <w:lang w:val="fr_FR" w:bidi="fr_FR"/>
-        </w:rPr>
         <w:t>"</w:t>
       </w:r>
       <w:r>
@@ -9362,21 +8127,6 @@
           <w:b/>
           <w:lang w:val="fr_FR" w:bidi="fr_FR"/>
         </w:rPr>
-        <w:t>φιλάνδρους</w:t>
-      </w:r>
-    </w:p>
-    <w:p>
-      <w:pPr/>
-      <w:r>
-        <w:rPr>
-          <w:lang w:val="fr_FR" w:bidi="fr_FR"/>
-        </w:rPr>
-      </w:r>
-      <w:r>
-        <w:rPr>
-          <w:b/>
-          <w:lang w:val="fr_FR" w:bidi="fr_FR"/>
-        </w:rPr>
         <w:t>"</w:t>
       </w:r>
       <w:r>
@@ -9454,21 +8204,6 @@
           <w:b/>
           <w:lang w:val="fr_FR" w:bidi="fr_FR"/>
         </w:rPr>
-        <w:t>φιλοτέκνους</w:t>
-      </w:r>
-    </w:p>
-    <w:p>
-      <w:pPr/>
-      <w:r>
-        <w:rPr>
-          <w:lang w:val="fr_FR" w:bidi="fr_FR"/>
-        </w:rPr>
-      </w:r>
-      <w:r>
-        <w:rPr>
-          <w:b/>
-          <w:lang w:val="fr_FR" w:bidi="fr_FR"/>
-        </w:rPr>
         <w:t>"</w:t>
       </w:r>
       <w:r>
@@ -9546,21 +8281,6 @@
           <w:b/>
           <w:lang w:val="fr_FR" w:bidi="fr_FR"/>
         </w:rPr>
-        <w:t>ὑποτασσομένας τοῖς ἰδίοις ἀνδράσιν</w:t>
-      </w:r>
-    </w:p>
-    <w:p>
-      <w:pPr/>
-      <w:r>
-        <w:rPr>
-          <w:lang w:val="fr_FR" w:bidi="fr_FR"/>
-        </w:rPr>
-      </w:r>
-      <w:r>
-        <w:rPr>
-          <w:b/>
-          <w:lang w:val="fr_FR" w:bidi="fr_FR"/>
-        </w:rPr>
         <w:t>"</w:t>
       </w:r>
       <w:r>
@@ -9638,21 +8358,6 @@
           <w:b/>
           <w:lang w:val="fr_FR" w:bidi="fr_FR"/>
         </w:rPr>
-        <w:t>ἵνα</w:t>
-      </w:r>
-    </w:p>
-    <w:p>
-      <w:pPr/>
-      <w:r>
-        <w:rPr>
-          <w:lang w:val="fr_FR" w:bidi="fr_FR"/>
-        </w:rPr>
-      </w:r>
-      <w:r>
-        <w:rPr>
-          <w:b/>
-          <w:lang w:val="fr_FR" w:bidi="fr_FR"/>
-        </w:rPr>
         <w:t>"afin que"</w:t>
       </w:r>
     </w:p>
@@ -9749,21 +8454,6 @@
           <w:b/>
           <w:lang w:val="fr_FR" w:bidi="fr_FR"/>
         </w:rPr>
-        <w:t>ἵνα μὴ ὁ λόγος τοῦ Θεοῦ βλασφημῆται</w:t>
-      </w:r>
-    </w:p>
-    <w:p>
-      <w:pPr/>
-      <w:r>
-        <w:rPr>
-          <w:lang w:val="fr_FR" w:bidi="fr_FR"/>
-        </w:rPr>
-      </w:r>
-      <w:r>
-        <w:rPr>
-          <w:b/>
-          <w:lang w:val="fr_FR" w:bidi="fr_FR"/>
-        </w:rPr>
         <w:t>"</w:t>
       </w:r>
       <w:r>
@@ -9861,21 +8551,6 @@
           <w:b/>
           <w:lang w:val="fr_FR" w:bidi="fr_FR"/>
         </w:rPr>
-        <w:t>ὁ λόγος τοῦ Θεοῦ</w:t>
-      </w:r>
-    </w:p>
-    <w:p>
-      <w:pPr/>
-      <w:r>
-        <w:rPr>
-          <w:lang w:val="fr_FR" w:bidi="fr_FR"/>
-        </w:rPr>
-      </w:r>
-      <w:r>
-        <w:rPr>
-          <w:b/>
-          <w:lang w:val="fr_FR" w:bidi="fr_FR"/>
-        </w:rPr>
         <w:t>"la parole de Dieu"</w:t>
       </w:r>
     </w:p>
@@ -9972,21 +8647,6 @@
           <w:b/>
           <w:lang w:val="fr_FR" w:bidi="fr_FR"/>
         </w:rPr>
-        <w:t>ὡσαύτως</w:t>
-      </w:r>
-    </w:p>
-    <w:p>
-      <w:pPr/>
-      <w:r>
-        <w:rPr>
-          <w:lang w:val="fr_FR" w:bidi="fr_FR"/>
-        </w:rPr>
-      </w:r>
-      <w:r>
-        <w:rPr>
-          <w:b/>
-          <w:lang w:val="fr_FR" w:bidi="fr_FR"/>
-        </w:rPr>
         <w:t>"</w:t>
       </w:r>
       <w:r>
@@ -10064,21 +8724,6 @@
           <w:b/>
           <w:lang w:val="fr_FR" w:bidi="fr_FR"/>
         </w:rPr>
-        <w:t>περὶ πάντα</w:t>
-      </w:r>
-    </w:p>
-    <w:p>
-      <w:pPr/>
-      <w:r>
-        <w:rPr>
-          <w:lang w:val="fr_FR" w:bidi="fr_FR"/>
-        </w:rPr>
-      </w:r>
-      <w:r>
-        <w:rPr>
-          <w:b/>
-          <w:lang w:val="fr_FR" w:bidi="fr_FR"/>
-        </w:rPr>
         <w:t>"</w:t>
       </w:r>
       <w:r>
@@ -10156,21 +8801,6 @@
           <w:b/>
           <w:lang w:val="fr_FR" w:bidi="fr_FR"/>
         </w:rPr>
-        <w:t>σεαυτὸν παρεχόμενος</w:t>
-      </w:r>
-    </w:p>
-    <w:p>
-      <w:pPr/>
-      <w:r>
-        <w:rPr>
-          <w:lang w:val="fr_FR" w:bidi="fr_FR"/>
-        </w:rPr>
-      </w:r>
-      <w:r>
-        <w:rPr>
-          <w:b/>
-          <w:lang w:val="fr_FR" w:bidi="fr_FR"/>
-        </w:rPr>
         <w:t xml:space="preserve">"te </w:t>
       </w:r>
       <w:r>
@@ -10241,21 +8871,6 @@
           <w:b/>
           <w:lang w:val="fr_FR" w:bidi="fr_FR"/>
         </w:rPr>
-        <w:t>τύπον καλῶν ἔργων</w:t>
-      </w:r>
-    </w:p>
-    <w:p>
-      <w:pPr/>
-      <w:r>
-        <w:rPr>
-          <w:lang w:val="fr_FR" w:bidi="fr_FR"/>
-        </w:rPr>
-      </w:r>
-      <w:r>
-        <w:rPr>
-          <w:b/>
-          <w:lang w:val="fr_FR" w:bidi="fr_FR"/>
-        </w:rPr>
         <w:t>"</w:t>
       </w:r>
       <w:r>
@@ -10333,21 +8948,6 @@
           <w:b/>
           <w:lang w:val="fr_FR" w:bidi="fr_FR"/>
         </w:rPr>
-        <w:t>ἐν τῇ διδασκαλίᾳ ἀφθορίαν, σεμνότητα</w:t>
-      </w:r>
-    </w:p>
-    <w:p>
-      <w:pPr/>
-      <w:r>
-        <w:rPr>
-          <w:lang w:val="fr_FR" w:bidi="fr_FR"/>
-        </w:rPr>
-      </w:r>
-      <w:r>
-        <w:rPr>
-          <w:b/>
-          <w:lang w:val="fr_FR" w:bidi="fr_FR"/>
-        </w:rPr>
         <w:t>"</w:t>
       </w:r>
       <w:r>
@@ -10445,21 +9045,6 @@
           <w:b/>
           <w:lang w:val="fr_FR" w:bidi="fr_FR"/>
         </w:rPr>
-        <w:t>ἐν τῇ διδασκαλίᾳ ἀφθορίαν, σεμνότητα</w:t>
-      </w:r>
-    </w:p>
-    <w:p>
-      <w:pPr/>
-      <w:r>
-        <w:rPr>
-          <w:lang w:val="fr_FR" w:bidi="fr_FR"/>
-        </w:rPr>
-      </w:r>
-      <w:r>
-        <w:rPr>
-          <w:b/>
-          <w:lang w:val="fr_FR" w:bidi="fr_FR"/>
-        </w:rPr>
         <w:t>"</w:t>
       </w:r>
       <w:r>
@@ -10576,21 +9161,6 @@
           <w:b/>
           <w:lang w:val="fr_FR" w:bidi="fr_FR"/>
         </w:rPr>
-        <w:t>ἀφθορίαν</w:t>
-      </w:r>
-    </w:p>
-    <w:p>
-      <w:pPr/>
-      <w:r>
-        <w:rPr>
-          <w:lang w:val="fr_FR" w:bidi="fr_FR"/>
-        </w:rPr>
-      </w:r>
-      <w:r>
-        <w:rPr>
-          <w:b/>
-          <w:lang w:val="fr_FR" w:bidi="fr_FR"/>
-        </w:rPr>
         <w:t>"</w:t>
       </w:r>
       <w:r>
@@ -10688,21 +9258,6 @@
           <w:b/>
           <w:lang w:val="fr_FR" w:bidi="fr_FR"/>
         </w:rPr>
-        <w:t>ὑγιῆ</w:t>
-      </w:r>
-    </w:p>
-    <w:p>
-      <w:pPr/>
-      <w:r>
-        <w:rPr>
-          <w:lang w:val="fr_FR" w:bidi="fr_FR"/>
-        </w:rPr>
-      </w:r>
-      <w:r>
-        <w:rPr>
-          <w:b/>
-          <w:lang w:val="fr_FR" w:bidi="fr_FR"/>
-        </w:rPr>
         <w:t>"</w:t>
       </w:r>
       <w:r>
@@ -10826,21 +9381,6 @@
           <w:b/>
           <w:lang w:val="fr_FR" w:bidi="fr_FR"/>
         </w:rPr>
-        <w:t>ἵνα</w:t>
-      </w:r>
-    </w:p>
-    <w:p>
-      <w:pPr/>
-      <w:r>
-        <w:rPr>
-          <w:lang w:val="fr_FR" w:bidi="fr_FR"/>
-        </w:rPr>
-      </w:r>
-      <w:r>
-        <w:rPr>
-          <w:b/>
-          <w:lang w:val="fr_FR" w:bidi="fr_FR"/>
-        </w:rPr>
         <w:t>"afin que"</w:t>
       </w:r>
     </w:p>
@@ -10937,21 +9477,6 @@
           <w:b/>
           <w:lang w:val="fr_FR" w:bidi="fr_FR"/>
         </w:rPr>
-        <w:t>ἵνα ὁ ἐξ ἐναντίας ἐντραπῇ</w:t>
-      </w:r>
-    </w:p>
-    <w:p>
-      <w:pPr/>
-      <w:r>
-        <w:rPr>
-          <w:lang w:val="fr_FR" w:bidi="fr_FR"/>
-        </w:rPr>
-      </w:r>
-      <w:r>
-        <w:rPr>
-          <w:b/>
-          <w:lang w:val="fr_FR" w:bidi="fr_FR"/>
-        </w:rPr>
         <w:t>"</w:t>
       </w:r>
       <w:r>
@@ -11049,21 +9574,6 @@
           <w:b/>
           <w:lang w:val="fr_FR" w:bidi="fr_FR"/>
         </w:rPr>
-        <w:t>ἡμῶν</w:t>
-      </w:r>
-    </w:p>
-    <w:p>
-      <w:pPr/>
-      <w:r>
-        <w:rPr>
-          <w:lang w:val="fr_FR" w:bidi="fr_FR"/>
-        </w:rPr>
-      </w:r>
-      <w:r>
-        <w:rPr>
-          <w:b/>
-          <w:lang w:val="fr_FR" w:bidi="fr_FR"/>
-        </w:rPr>
         <w:t>"nous"</w:t>
       </w:r>
     </w:p>
@@ -11160,21 +9670,6 @@
           <w:b/>
           <w:lang w:val="fr_FR" w:bidi="fr_FR"/>
         </w:rPr>
-        <w:t>δούλους ἰδίοις δεσπόταις ὑποτάσσεσθαι</w:t>
-      </w:r>
-    </w:p>
-    <w:p>
-      <w:pPr/>
-      <w:r>
-        <w:rPr>
-          <w:lang w:val="fr_FR" w:bidi="fr_FR"/>
-        </w:rPr>
-      </w:r>
-      <w:r>
-        <w:rPr>
-          <w:b/>
-          <w:lang w:val="fr_FR" w:bidi="fr_FR"/>
-        </w:rPr>
         <w:t>"</w:t>
       </w:r>
       <w:r>
@@ -11272,21 +9767,6 @@
           <w:b/>
           <w:lang w:val="fr_FR" w:bidi="fr_FR"/>
         </w:rPr>
-        <w:t>ἐν πᾶσιν</w:t>
-      </w:r>
-    </w:p>
-    <w:p>
-      <w:pPr/>
-      <w:r>
-        <w:rPr>
-          <w:lang w:val="fr_FR" w:bidi="fr_FR"/>
-        </w:rPr>
-      </w:r>
-      <w:r>
-        <w:rPr>
-          <w:b/>
-          <w:lang w:val="fr_FR" w:bidi="fr_FR"/>
-        </w:rPr>
         <w:t>"</w:t>
       </w:r>
       <w:r>
@@ -11364,21 +9844,6 @@
           <w:b/>
           <w:lang w:val="fr_FR" w:bidi="fr_FR"/>
         </w:rPr>
-        <w:t>εὐαρέστους εἶναι</w:t>
-      </w:r>
-    </w:p>
-    <w:p>
-      <w:pPr/>
-      <w:r>
-        <w:rPr>
-          <w:lang w:val="fr_FR" w:bidi="fr_FR"/>
-        </w:rPr>
-      </w:r>
-      <w:r>
-        <w:rPr>
-          <w:b/>
-          <w:lang w:val="fr_FR" w:bidi="fr_FR"/>
-        </w:rPr>
         <w:t>"</w:t>
       </w:r>
       <w:r>
@@ -11469,21 +9934,6 @@
           <w:b/>
           <w:lang w:val="fr_FR" w:bidi="fr_FR"/>
         </w:rPr>
-        <w:t>μὴ νοσφιζομένους</w:t>
-      </w:r>
-    </w:p>
-    <w:p>
-      <w:pPr/>
-      <w:r>
-        <w:rPr>
-          <w:lang w:val="fr_FR" w:bidi="fr_FR"/>
-        </w:rPr>
-      </w:r>
-      <w:r>
-        <w:rPr>
-          <w:b/>
-          <w:lang w:val="fr_FR" w:bidi="fr_FR"/>
-        </w:rPr>
         <w:t>"</w:t>
       </w:r>
       <w:r>
@@ -11581,21 +10031,6 @@
           <w:b/>
           <w:lang w:val="fr_FR" w:bidi="fr_FR"/>
         </w:rPr>
-        <w:t>ἀλλὰ</w:t>
-      </w:r>
-    </w:p>
-    <w:p>
-      <w:pPr/>
-      <w:r>
-        <w:rPr>
-          <w:lang w:val="fr_FR" w:bidi="fr_FR"/>
-        </w:rPr>
-      </w:r>
-      <w:r>
-        <w:rPr>
-          <w:b/>
-          <w:lang w:val="fr_FR" w:bidi="fr_FR"/>
-        </w:rPr>
         <w:t>"mais"</w:t>
       </w:r>
     </w:p>
@@ -11704,21 +10139,6 @@
           <w:b/>
           <w:lang w:val="fr_FR" w:bidi="fr_FR"/>
         </w:rPr>
-        <w:t>πᾶσαν πίστιν ἐνδεικνυμένους ἀγαθήν</w:t>
-      </w:r>
-    </w:p>
-    <w:p>
-      <w:pPr/>
-      <w:r>
-        <w:rPr>
-          <w:lang w:val="fr_FR" w:bidi="fr_FR"/>
-        </w:rPr>
-      </w:r>
-      <w:r>
-        <w:rPr>
-          <w:b/>
-          <w:lang w:val="fr_FR" w:bidi="fr_FR"/>
-        </w:rPr>
         <w:t>"</w:t>
       </w:r>
       <w:r>
@@ -11796,21 +10216,6 @@
           <w:b/>
           <w:lang w:val="fr_FR" w:bidi="fr_FR"/>
         </w:rPr>
-        <w:t>ἵνα</w:t>
-      </w:r>
-    </w:p>
-    <w:p>
-      <w:pPr/>
-      <w:r>
-        <w:rPr>
-          <w:lang w:val="fr_FR" w:bidi="fr_FR"/>
-        </w:rPr>
-      </w:r>
-      <w:r>
-        <w:rPr>
-          <w:b/>
-          <w:lang w:val="fr_FR" w:bidi="fr_FR"/>
-        </w:rPr>
         <w:t>"afin"</w:t>
       </w:r>
     </w:p>
@@ -11907,21 +10312,6 @@
           <w:b/>
           <w:lang w:val="fr_FR" w:bidi="fr_FR"/>
         </w:rPr>
-        <w:t>ἐν πᾶσιν</w:t>
-      </w:r>
-    </w:p>
-    <w:p>
-      <w:pPr/>
-      <w:r>
-        <w:rPr>
-          <w:lang w:val="fr_FR" w:bidi="fr_FR"/>
-        </w:rPr>
-      </w:r>
-      <w:r>
-        <w:rPr>
-          <w:b/>
-          <w:lang w:val="fr_FR" w:bidi="fr_FR"/>
-        </w:rPr>
         <w:t>"</w:t>
       </w:r>
       <w:r>
@@ -11999,21 +10389,6 @@
           <w:b/>
           <w:lang w:val="fr_FR" w:bidi="fr_FR"/>
         </w:rPr>
-        <w:t>τὴν διδασκαλίαν τὴν τοῦ Σωτῆρος ἡμῶν, Θεοῦ, κοσμῶσιν</w:t>
-      </w:r>
-    </w:p>
-    <w:p>
-      <w:pPr/>
-      <w:r>
-        <w:rPr>
-          <w:lang w:val="fr_FR" w:bidi="fr_FR"/>
-        </w:rPr>
-      </w:r>
-      <w:r>
-        <w:rPr>
-          <w:b/>
-          <w:lang w:val="fr_FR" w:bidi="fr_FR"/>
-        </w:rPr>
         <w:t>"</w:t>
       </w:r>
       <w:r>
@@ -12091,21 +10466,6 @@
           <w:b/>
           <w:lang w:val="fr_FR" w:bidi="fr_FR"/>
         </w:rPr>
-        <w:t>ἡμῶν</w:t>
-      </w:r>
-    </w:p>
-    <w:p>
-      <w:pPr/>
-      <w:r>
-        <w:rPr>
-          <w:lang w:val="fr_FR" w:bidi="fr_FR"/>
-        </w:rPr>
-      </w:r>
-      <w:r>
-        <w:rPr>
-          <w:b/>
-          <w:lang w:val="fr_FR" w:bidi="fr_FR"/>
-        </w:rPr>
         <w:t>"notre"</w:t>
       </w:r>
     </w:p>
@@ -12208,21 +10568,6 @@
           <w:b/>
           <w:lang w:val="fr_FR" w:bidi="fr_FR"/>
         </w:rPr>
-        <w:t>γὰρ</w:t>
-      </w:r>
-    </w:p>
-    <w:p>
-      <w:pPr/>
-      <w:r>
-        <w:rPr>
-          <w:lang w:val="fr_FR" w:bidi="fr_FR"/>
-        </w:rPr>
-      </w:r>
-      <w:r>
-        <w:rPr>
-          <w:b/>
-          <w:lang w:val="fr_FR" w:bidi="fr_FR"/>
-        </w:rPr>
         <w:t>"Car"</w:t>
       </w:r>
     </w:p>
@@ -12319,21 +10664,6 @@
           <w:b/>
           <w:lang w:val="fr_FR" w:bidi="fr_FR"/>
         </w:rPr>
-        <w:t>ἐπεφάνη &amp; ἡ χάρις τοῦ Θεοῦ</w:t>
-      </w:r>
-    </w:p>
-    <w:p>
-      <w:pPr/>
-      <w:r>
-        <w:rPr>
-          <w:lang w:val="fr_FR" w:bidi="fr_FR"/>
-        </w:rPr>
-      </w:r>
-      <w:r>
-        <w:rPr>
-          <w:b/>
-          <w:lang w:val="fr_FR" w:bidi="fr_FR"/>
-        </w:rPr>
         <w:t>"</w:t>
       </w:r>
       <w:r>
@@ -12444,21 +10774,6 @@
           <w:b/>
           <w:lang w:val="fr_FR" w:bidi="fr_FR"/>
         </w:rPr>
-        <w:t>ἐπεφάνη γὰρ ἡ χάρις τοῦ Θεοῦ σωτήριος πᾶσιν ἀνθρώποις</w:t>
-      </w:r>
-    </w:p>
-    <w:p>
-      <w:pPr/>
-      <w:r>
-        <w:rPr>
-          <w:lang w:val="fr_FR" w:bidi="fr_FR"/>
-        </w:rPr>
-      </w:r>
-      <w:r>
-        <w:rPr>
-          <w:b/>
-          <w:lang w:val="fr_FR" w:bidi="fr_FR"/>
-        </w:rPr>
         <w:t>"</w:t>
       </w:r>
       <w:r>
@@ -12562,21 +10877,6 @@
           <w:b/>
           <w:lang w:val="fr_FR" w:bidi="fr_FR"/>
         </w:rPr>
-        <w:t>σωτήριος πᾶσιν ἀνθρώποις</w:t>
-      </w:r>
-    </w:p>
-    <w:p>
-      <w:pPr/>
-      <w:r>
-        <w:rPr>
-          <w:lang w:val="fr_FR" w:bidi="fr_FR"/>
-        </w:rPr>
-      </w:r>
-      <w:r>
-        <w:rPr>
-          <w:b/>
-          <w:lang w:val="fr_FR" w:bidi="fr_FR"/>
-        </w:rPr>
         <w:t>"</w:t>
       </w:r>
       <w:r>
@@ -12687,21 +10987,6 @@
           <w:b/>
           <w:lang w:val="fr_FR" w:bidi="fr_FR"/>
         </w:rPr>
-        <w:t>πᾶσιν ἀνθρώποις</w:t>
-      </w:r>
-    </w:p>
-    <w:p>
-      <w:pPr/>
-      <w:r>
-        <w:rPr>
-          <w:lang w:val="fr_FR" w:bidi="fr_FR"/>
-        </w:rPr>
-      </w:r>
-      <w:r>
-        <w:rPr>
-          <w:b/>
-          <w:lang w:val="fr_FR" w:bidi="fr_FR"/>
-        </w:rPr>
         <w:t>"</w:t>
       </w:r>
       <w:r>
@@ -12805,21 +11090,6 @@
           <w:b/>
           <w:lang w:val="fr_FR" w:bidi="fr_FR"/>
         </w:rPr>
-        <w:t>παιδεύουσα ἡμᾶς</w:t>
-      </w:r>
-    </w:p>
-    <w:p>
-      <w:pPr/>
-      <w:r>
-        <w:rPr>
-          <w:lang w:val="fr_FR" w:bidi="fr_FR"/>
-        </w:rPr>
-      </w:r>
-      <w:r>
-        <w:rPr>
-          <w:b/>
-          <w:lang w:val="fr_FR" w:bidi="fr_FR"/>
-        </w:rPr>
         <w:t>"</w:t>
       </w:r>
       <w:r>
@@ -12917,21 +11187,6 @@
           <w:b/>
           <w:lang w:val="fr_FR" w:bidi="fr_FR"/>
         </w:rPr>
-        <w:t>ἡμᾶς</w:t>
-      </w:r>
-    </w:p>
-    <w:p>
-      <w:pPr/>
-      <w:r>
-        <w:rPr>
-          <w:lang w:val="fr_FR" w:bidi="fr_FR"/>
-        </w:rPr>
-      </w:r>
-      <w:r>
-        <w:rPr>
-          <w:b/>
-          <w:lang w:val="fr_FR" w:bidi="fr_FR"/>
-        </w:rPr>
         <w:t>"nous"</w:t>
       </w:r>
     </w:p>
@@ -13028,21 +11283,6 @@
           <w:b/>
           <w:lang w:val="fr_FR" w:bidi="fr_FR"/>
         </w:rPr>
-        <w:t>τὴν ἀσέβειαν</w:t>
-      </w:r>
-    </w:p>
-    <w:p>
-      <w:pPr/>
-      <w:r>
-        <w:rPr>
-          <w:lang w:val="fr_FR" w:bidi="fr_FR"/>
-        </w:rPr>
-      </w:r>
-      <w:r>
-        <w:rPr>
-          <w:b/>
-          <w:lang w:val="fr_FR" w:bidi="fr_FR"/>
-        </w:rPr>
         <w:t>"</w:t>
       </w:r>
       <w:r>
@@ -13153,21 +11393,6 @@
           <w:b/>
           <w:lang w:val="fr_FR" w:bidi="fr_FR"/>
         </w:rPr>
-        <w:t>τὰς κοσμικὰς ἐπιθυμίας</w:t>
-      </w:r>
-    </w:p>
-    <w:p>
-      <w:pPr/>
-      <w:r>
-        <w:rPr>
-          <w:lang w:val="fr_FR" w:bidi="fr_FR"/>
-        </w:rPr>
-      </w:r>
-      <w:r>
-        <w:rPr>
-          <w:b/>
-          <w:lang w:val="fr_FR" w:bidi="fr_FR"/>
-        </w:rPr>
         <w:t>"</w:t>
       </w:r>
       <w:r>
@@ -13278,21 +11503,6 @@
           <w:b/>
           <w:lang w:val="fr_FR" w:bidi="fr_FR"/>
         </w:rPr>
-        <w:t>ἀσέβειαν &amp; εὐσεβῶς</w:t>
-      </w:r>
-    </w:p>
-    <w:p>
-      <w:pPr/>
-      <w:r>
-        <w:rPr>
-          <w:lang w:val="fr_FR" w:bidi="fr_FR"/>
-        </w:rPr>
-      </w:r>
-      <w:r>
-        <w:rPr>
-          <w:b/>
-          <w:lang w:val="fr_FR" w:bidi="fr_FR"/>
-        </w:rPr>
         <w:t>"</w:t>
       </w:r>
       <w:r>
@@ -13370,21 +11580,6 @@
           <w:b/>
           <w:lang w:val="fr_FR" w:bidi="fr_FR"/>
         </w:rPr>
-        <w:t>ἐν τῷ νῦν αἰῶνι</w:t>
-      </w:r>
-    </w:p>
-    <w:p>
-      <w:pPr/>
-      <w:r>
-        <w:rPr>
-          <w:lang w:val="fr_FR" w:bidi="fr_FR"/>
-        </w:rPr>
-      </w:r>
-      <w:r>
-        <w:rPr>
-          <w:b/>
-          <w:lang w:val="fr_FR" w:bidi="fr_FR"/>
-        </w:rPr>
         <w:t>"</w:t>
       </w:r>
       <w:r>
@@ -13455,21 +11650,6 @@
           <w:b/>
           <w:lang w:val="fr_FR" w:bidi="fr_FR"/>
         </w:rPr>
-        <w:t>προσδεχόμενοι</w:t>
-      </w:r>
-    </w:p>
-    <w:p>
-      <w:pPr/>
-      <w:r>
-        <w:rPr>
-          <w:lang w:val="fr_FR" w:bidi="fr_FR"/>
-        </w:rPr>
-      </w:r>
-      <w:r>
-        <w:rPr>
-          <w:b/>
-          <w:lang w:val="fr_FR" w:bidi="fr_FR"/>
-        </w:rPr>
         <w:t>"</w:t>
       </w:r>
       <w:r>
@@ -13540,21 +11720,6 @@
           <w:b/>
           <w:lang w:val="fr_FR" w:bidi="fr_FR"/>
         </w:rPr>
-        <w:t>τὴν μακαρίαν ἐλπίδα, καὶ ἐπιφάνειαν τῆς δόξης</w:t>
-      </w:r>
-    </w:p>
-    <w:p>
-      <w:pPr/>
-      <w:r>
-        <w:rPr>
-          <w:lang w:val="fr_FR" w:bidi="fr_FR"/>
-        </w:rPr>
-      </w:r>
-      <w:r>
-        <w:rPr>
-          <w:b/>
-          <w:lang w:val="fr_FR" w:bidi="fr_FR"/>
-        </w:rPr>
         <w:t>"</w:t>
       </w:r>
       <w:r>
@@ -13697,21 +11862,6 @@
           <w:b/>
           <w:lang w:val="fr_FR" w:bidi="fr_FR"/>
         </w:rPr>
-        <w:t>τὴν μακαρίαν ἐλπίδα, καὶ ἐπιφάνειαν τῆς δόξης</w:t>
-      </w:r>
-    </w:p>
-    <w:p>
-      <w:pPr/>
-      <w:r>
-        <w:rPr>
-          <w:lang w:val="fr_FR" w:bidi="fr_FR"/>
-        </w:rPr>
-      </w:r>
-      <w:r>
-        <w:rPr>
-          <w:b/>
-          <w:lang w:val="fr_FR" w:bidi="fr_FR"/>
-        </w:rPr>
         <w:t>"</w:t>
       </w:r>
       <w:r>
@@ -13835,21 +11985,6 @@
           <w:b/>
           <w:lang w:val="fr_FR" w:bidi="fr_FR"/>
         </w:rPr>
-        <w:t>τὴν μακαρίαν ἐλπίδα, καὶ ἐπιφάνειαν τῆς δόξης τοῦ μεγάλου Θεοῦ καὶ Σωτῆρος ἡμῶν, Ἰησοῦ Χριστοῦ</w:t>
-      </w:r>
-    </w:p>
-    <w:p>
-      <w:pPr/>
-      <w:r>
-        <w:rPr>
-          <w:lang w:val="fr_FR" w:bidi="fr_FR"/>
-        </w:rPr>
-      </w:r>
-      <w:r>
-        <w:rPr>
-          <w:b/>
-          <w:lang w:val="fr_FR" w:bidi="fr_FR"/>
-        </w:rPr>
         <w:t>"</w:t>
       </w:r>
       <w:r>
@@ -13992,21 +12127,6 @@
           <w:b/>
           <w:lang w:val="fr_FR" w:bidi="fr_FR"/>
         </w:rPr>
-        <w:t>τοῦ μεγάλου Θεοῦ καὶ Σωτῆρος ἡμῶν, Ἰησοῦ Χριστοῦ</w:t>
-      </w:r>
-    </w:p>
-    <w:p>
-      <w:pPr/>
-      <w:r>
-        <w:rPr>
-          <w:lang w:val="fr_FR" w:bidi="fr_FR"/>
-        </w:rPr>
-      </w:r>
-      <w:r>
-        <w:rPr>
-          <w:b/>
-          <w:lang w:val="fr_FR" w:bidi="fr_FR"/>
-        </w:rPr>
         <w:t>"de notre grand Dieu et Sauveur Jésus-Christ"</w:t>
       </w:r>
     </w:p>
@@ -14129,21 +12249,6 @@
           <w:b/>
           <w:lang w:val="fr_FR" w:bidi="fr_FR"/>
         </w:rPr>
-        <w:t>ὃς ἔδωκεν ἑαυτὸν ὑπὲρ ἡμῶν</w:t>
-      </w:r>
-    </w:p>
-    <w:p>
-      <w:pPr/>
-      <w:r>
-        <w:rPr>
-          <w:lang w:val="fr_FR" w:bidi="fr_FR"/>
-        </w:rPr>
-      </w:r>
-      <w:r>
-        <w:rPr>
-          <w:b/>
-          <w:lang w:val="fr_FR" w:bidi="fr_FR"/>
-        </w:rPr>
         <w:t>"</w:t>
       </w:r>
       <w:r>
@@ -14241,21 +12346,6 @@
           <w:b/>
           <w:lang w:val="fr_FR" w:bidi="fr_FR"/>
         </w:rPr>
-        <w:t>ἡμῶν</w:t>
-      </w:r>
-    </w:p>
-    <w:p>
-      <w:pPr/>
-      <w:r>
-        <w:rPr>
-          <w:lang w:val="fr_FR" w:bidi="fr_FR"/>
-        </w:rPr>
-      </w:r>
-      <w:r>
-        <w:rPr>
-          <w:b/>
-          <w:lang w:val="fr_FR" w:bidi="fr_FR"/>
-        </w:rPr>
         <w:t>"nous"</w:t>
       </w:r>
     </w:p>
@@ -14352,21 +12442,6 @@
           <w:b/>
           <w:lang w:val="fr_FR" w:bidi="fr_FR"/>
         </w:rPr>
-        <w:t>λυτρώσηται ἡμᾶς ἀπὸ πάσης ἀνομίας</w:t>
-      </w:r>
-    </w:p>
-    <w:p>
-      <w:pPr/>
-      <w:r>
-        <w:rPr>
-          <w:lang w:val="fr_FR" w:bidi="fr_FR"/>
-        </w:rPr>
-      </w:r>
-      <w:r>
-        <w:rPr>
-          <w:b/>
-          <w:lang w:val="fr_FR" w:bidi="fr_FR"/>
-        </w:rPr>
         <w:t>"</w:t>
       </w:r>
       <w:r>
@@ -14470,21 +12545,6 @@
           <w:b/>
           <w:lang w:val="fr_FR" w:bidi="fr_FR"/>
         </w:rPr>
-        <w:t>ἡμᾶς</w:t>
-      </w:r>
-    </w:p>
-    <w:p>
-      <w:pPr/>
-      <w:r>
-        <w:rPr>
-          <w:lang w:val="fr_FR" w:bidi="fr_FR"/>
-        </w:rPr>
-      </w:r>
-      <w:r>
-        <w:rPr>
-          <w:b/>
-          <w:lang w:val="fr_FR" w:bidi="fr_FR"/>
-        </w:rPr>
         <w:t>"nous"</w:t>
       </w:r>
     </w:p>
@@ -14581,21 +12641,6 @@
           <w:b/>
           <w:lang w:val="fr_FR" w:bidi="fr_FR"/>
         </w:rPr>
-        <w:t>λαὸν περιούσιον</w:t>
-      </w:r>
-    </w:p>
-    <w:p>
-      <w:pPr/>
-      <w:r>
-        <w:rPr>
-          <w:lang w:val="fr_FR" w:bidi="fr_FR"/>
-        </w:rPr>
-      </w:r>
-      <w:r>
-        <w:rPr>
-          <w:b/>
-          <w:lang w:val="fr_FR" w:bidi="fr_FR"/>
-        </w:rPr>
         <w:t>"</w:t>
       </w:r>
       <w:r>
@@ -14693,21 +12738,6 @@
           <w:b/>
           <w:lang w:val="fr_FR" w:bidi="fr_FR"/>
         </w:rPr>
-        <w:t>ζηλωτὴν καλῶν ἔργων</w:t>
-      </w:r>
-    </w:p>
-    <w:p>
-      <w:pPr/>
-      <w:r>
-        <w:rPr>
-          <w:lang w:val="fr_FR" w:bidi="fr_FR"/>
-        </w:rPr>
-      </w:r>
-      <w:r>
-        <w:rPr>
-          <w:b/>
-          <w:lang w:val="fr_FR" w:bidi="fr_FR"/>
-        </w:rPr>
         <w:t>"</w:t>
       </w:r>
       <w:r>
@@ -14785,21 +12815,6 @@
           <w:b/>
           <w:lang w:val="fr_FR" w:bidi="fr_FR"/>
         </w:rPr>
-        <w:t>ταῦτα</w:t>
-      </w:r>
-    </w:p>
-    <w:p>
-      <w:pPr/>
-      <w:r>
-        <w:rPr>
-          <w:lang w:val="fr_FR" w:bidi="fr_FR"/>
-        </w:rPr>
-      </w:r>
-      <w:r>
-        <w:rPr>
-          <w:b/>
-          <w:lang w:val="fr_FR" w:bidi="fr_FR"/>
-        </w:rPr>
         <w:t>"ces choses"</w:t>
       </w:r>
     </w:p>
@@ -14896,21 +12911,6 @@
           <w:b/>
           <w:lang w:val="fr_FR" w:bidi="fr_FR"/>
         </w:rPr>
-        <w:t>παρακάλει</w:t>
-      </w:r>
-    </w:p>
-    <w:p>
-      <w:pPr/>
-      <w:r>
-        <w:rPr>
-          <w:lang w:val="fr_FR" w:bidi="fr_FR"/>
-        </w:rPr>
-      </w:r>
-      <w:r>
-        <w:rPr>
-          <w:b/>
-          <w:lang w:val="fr_FR" w:bidi="fr_FR"/>
-        </w:rPr>
         <w:t>"</w:t>
       </w:r>
       <w:r>
@@ -15021,21 +13021,6 @@
           <w:b/>
           <w:lang w:val="fr_FR" w:bidi="fr_FR"/>
         </w:rPr>
-        <w:t>ἔλεγχε, μετὰ πάσης ἐπιταγῆς</w:t>
-      </w:r>
-    </w:p>
-    <w:p>
-      <w:pPr/>
-      <w:r>
-        <w:rPr>
-          <w:lang w:val="fr_FR" w:bidi="fr_FR"/>
-        </w:rPr>
-      </w:r>
-      <w:r>
-        <w:rPr>
-          <w:b/>
-          <w:lang w:val="fr_FR" w:bidi="fr_FR"/>
-        </w:rPr>
         <w:t>"</w:t>
       </w:r>
       <w:r>
@@ -15146,21 +13131,6 @@
           <w:b/>
           <w:lang w:val="fr_FR" w:bidi="fr_FR"/>
         </w:rPr>
-        <w:t>μετὰ πάσης ἐπιταγῆς</w:t>
-      </w:r>
-    </w:p>
-    <w:p>
-      <w:pPr/>
-      <w:r>
-        <w:rPr>
-          <w:lang w:val="fr_FR" w:bidi="fr_FR"/>
-        </w:rPr>
-      </w:r>
-      <w:r>
-        <w:rPr>
-          <w:b/>
-          <w:lang w:val="fr_FR" w:bidi="fr_FR"/>
-        </w:rPr>
         <w:t>"</w:t>
       </w:r>
       <w:r>
@@ -15271,21 +13241,6 @@
           <w:b/>
           <w:lang w:val="fr_FR" w:bidi="fr_FR"/>
         </w:rPr>
-        <w:t>μηδείς σου περιφρονείτω</w:t>
-      </w:r>
-    </w:p>
-    <w:p>
-      <w:pPr/>
-      <w:r>
-        <w:rPr>
-          <w:lang w:val="fr_FR" w:bidi="fr_FR"/>
-        </w:rPr>
-      </w:r>
-      <w:r>
-        <w:rPr>
-          <w:b/>
-          <w:lang w:val="fr_FR" w:bidi="fr_FR"/>
-        </w:rPr>
         <w:t>"</w:t>
       </w:r>
       <w:r>
@@ -15363,21 +13318,6 @@
           <w:b/>
           <w:lang w:val="fr_FR" w:bidi="fr_FR"/>
         </w:rPr>
-        <w:t>μηδείς σου περιφρονείτω</w:t>
-      </w:r>
-    </w:p>
-    <w:p>
-      <w:pPr/>
-      <w:r>
-        <w:rPr>
-          <w:lang w:val="fr_FR" w:bidi="fr_FR"/>
-        </w:rPr>
-      </w:r>
-      <w:r>
-        <w:rPr>
-          <w:b/>
-          <w:lang w:val="fr_FR" w:bidi="fr_FR"/>
-        </w:rPr>
         <w:t>"Que personne ne te méprise"</w:t>
       </w:r>
     </w:p>
@@ -15461,21 +13401,6 @@
           <w:b/>
           <w:lang w:val="fr_FR" w:bidi="fr_FR"/>
         </w:rPr>
-        <w:t>μηδείς σου περιφρονείτω</w:t>
-      </w:r>
-    </w:p>
-    <w:p>
-      <w:pPr/>
-      <w:r>
-        <w:rPr>
-          <w:lang w:val="fr_FR" w:bidi="fr_FR"/>
-        </w:rPr>
-      </w:r>
-      <w:r>
-        <w:rPr>
-          <w:b/>
-          <w:lang w:val="fr_FR" w:bidi="fr_FR"/>
-        </w:rPr>
         <w:t>"Que personne ne te méprise"</w:t>
       </w:r>
     </w:p>
@@ -15559,21 +13484,6 @@
           <w:b/>
           <w:lang w:val="fr_FR" w:bidi="fr_FR"/>
         </w:rPr>
-        <w:t>ὑπομίμνῃσκε αὐτοὺς &amp; ὑποτάσσεσθαι</w:t>
-      </w:r>
-    </w:p>
-    <w:p>
-      <w:pPr/>
-      <w:r>
-        <w:rPr>
-          <w:lang w:val="fr_FR" w:bidi="fr_FR"/>
-        </w:rPr>
-      </w:r>
-      <w:r>
-        <w:rPr>
-          <w:b/>
-          <w:lang w:val="fr_FR" w:bidi="fr_FR"/>
-        </w:rPr>
         <w:t>"</w:t>
       </w:r>
       <w:r>
@@ -15651,21 +13561,6 @@
           <w:b/>
           <w:lang w:val="fr_FR" w:bidi="fr_FR"/>
         </w:rPr>
-        <w:t>ἀρχαῖς, ἐξουσίαις, ὑποτάσσεσθαι, πειθαρχεῖν</w:t>
-      </w:r>
-    </w:p>
-    <w:p>
-      <w:pPr/>
-      <w:r>
-        <w:rPr>
-          <w:lang w:val="fr_FR" w:bidi="fr_FR"/>
-        </w:rPr>
-      </w:r>
-      <w:r>
-        <w:rPr>
-          <w:b/>
-          <w:lang w:val="fr_FR" w:bidi="fr_FR"/>
-        </w:rPr>
         <w:t>"</w:t>
       </w:r>
       <w:r>
@@ -15789,21 +13684,6 @@
           <w:b/>
           <w:lang w:val="fr_FR" w:bidi="fr_FR"/>
         </w:rPr>
-        <w:t>ἀρχαῖς, ἐξουσίαις</w:t>
-      </w:r>
-    </w:p>
-    <w:p>
-      <w:pPr/>
-      <w:r>
-        <w:rPr>
-          <w:lang w:val="fr_FR" w:bidi="fr_FR"/>
-        </w:rPr>
-      </w:r>
-      <w:r>
-        <w:rPr>
-          <w:b/>
-          <w:lang w:val="fr_FR" w:bidi="fr_FR"/>
-        </w:rPr>
         <w:t>"</w:t>
       </w:r>
       <w:r>
@@ -15920,21 +13800,6 @@
           <w:b/>
           <w:lang w:val="fr_FR" w:bidi="fr_FR"/>
         </w:rPr>
-        <w:t>πρὸς πᾶν ἔργον ἀγαθὸν ἑτοίμους εἶναι</w:t>
-      </w:r>
-    </w:p>
-    <w:p>
-      <w:pPr/>
-      <w:r>
-        <w:rPr>
-          <w:lang w:val="fr_FR" w:bidi="fr_FR"/>
-        </w:rPr>
-      </w:r>
-      <w:r>
-        <w:rPr>
-          <w:b/>
-          <w:lang w:val="fr_FR" w:bidi="fr_FR"/>
-        </w:rPr>
         <w:t>"</w:t>
       </w:r>
       <w:r>
@@ -16005,21 +13870,6 @@
           <w:b/>
           <w:lang w:val="fr_FR" w:bidi="fr_FR"/>
         </w:rPr>
-        <w:t>βλασφημεῖν</w:t>
-      </w:r>
-    </w:p>
-    <w:p>
-      <w:pPr/>
-      <w:r>
-        <w:rPr>
-          <w:lang w:val="fr_FR" w:bidi="fr_FR"/>
-        </w:rPr>
-      </w:r>
-      <w:r>
-        <w:rPr>
-          <w:b/>
-          <w:lang w:val="fr_FR" w:bidi="fr_FR"/>
-        </w:rPr>
         <w:t>"</w:t>
       </w:r>
       <w:r>
@@ -16097,21 +13947,6 @@
           <w:b/>
           <w:lang w:val="fr_FR" w:bidi="fr_FR"/>
         </w:rPr>
-        <w:t>ἀμάχους εἶναι</w:t>
-      </w:r>
-    </w:p>
-    <w:p>
-      <w:pPr/>
-      <w:r>
-        <w:rPr>
-          <w:lang w:val="fr_FR" w:bidi="fr_FR"/>
-        </w:rPr>
-      </w:r>
-      <w:r>
-        <w:rPr>
-          <w:b/>
-          <w:lang w:val="fr_FR" w:bidi="fr_FR"/>
-        </w:rPr>
         <w:t>"ê</w:t>
       </w:r>
       <w:r>
@@ -16202,21 +14037,6 @@
           <w:b/>
           <w:lang w:val="fr_FR" w:bidi="fr_FR"/>
         </w:rPr>
-        <w:t>πᾶσαν ἐνδεικνυμένους πραΰτητα</w:t>
-      </w:r>
-    </w:p>
-    <w:p>
-      <w:pPr/>
-      <w:r>
-        <w:rPr>
-          <w:lang w:val="fr_FR" w:bidi="fr_FR"/>
-        </w:rPr>
-      </w:r>
-      <w:r>
-        <w:rPr>
-          <w:b/>
-          <w:lang w:val="fr_FR" w:bidi="fr_FR"/>
-        </w:rPr>
         <w:t>"</w:t>
       </w:r>
       <w:r>
@@ -16307,21 +14127,6 @@
           <w:b/>
           <w:lang w:val="fr_FR" w:bidi="fr_FR"/>
         </w:rPr>
-        <w:t>πρὸς πάντας ἀνθρώπους</w:t>
-      </w:r>
-    </w:p>
-    <w:p>
-      <w:pPr/>
-      <w:r>
-        <w:rPr>
-          <w:lang w:val="fr_FR" w:bidi="fr_FR"/>
-        </w:rPr>
-      </w:r>
-      <w:r>
-        <w:rPr>
-          <w:b/>
-          <w:lang w:val="fr_FR" w:bidi="fr_FR"/>
-        </w:rPr>
         <w:t>"</w:t>
       </w:r>
       <w:r>
@@ -16425,21 +14230,6 @@
           <w:b/>
           <w:lang w:val="fr_FR" w:bidi="fr_FR"/>
         </w:rPr>
-        <w:t>ἦμεν γάρ ποτε καὶ ἡμεῖς</w:t>
-      </w:r>
-    </w:p>
-    <w:p>
-      <w:pPr/>
-      <w:r>
-        <w:rPr>
-          <w:lang w:val="fr_FR" w:bidi="fr_FR"/>
-        </w:rPr>
-      </w:r>
-      <w:r>
-        <w:rPr>
-          <w:b/>
-          <w:lang w:val="fr_FR" w:bidi="fr_FR"/>
-        </w:rPr>
         <w:t>"</w:t>
       </w:r>
       <w:r>
@@ -16582,21 +14372,6 @@
           <w:b/>
           <w:lang w:val="fr_FR" w:bidi="fr_FR"/>
         </w:rPr>
-        <w:t>ποτε</w:t>
-      </w:r>
-    </w:p>
-    <w:p>
-      <w:pPr/>
-      <w:r>
-        <w:rPr>
-          <w:lang w:val="fr_FR" w:bidi="fr_FR"/>
-        </w:rPr>
-      </w:r>
-      <w:r>
-        <w:rPr>
-          <w:b/>
-          <w:lang w:val="fr_FR" w:bidi="fr_FR"/>
-        </w:rPr>
         <w:t>"</w:t>
       </w:r>
       <w:r>
@@ -16667,21 +14442,6 @@
           <w:b/>
           <w:lang w:val="fr_FR" w:bidi="fr_FR"/>
         </w:rPr>
-        <w:t>ἡμεῖς</w:t>
-      </w:r>
-    </w:p>
-    <w:p>
-      <w:pPr/>
-      <w:r>
-        <w:rPr>
-          <w:lang w:val="fr_FR" w:bidi="fr_FR"/>
-        </w:rPr>
-      </w:r>
-      <w:r>
-        <w:rPr>
-          <w:b/>
-          <w:lang w:val="fr_FR" w:bidi="fr_FR"/>
-        </w:rPr>
         <w:t>"nous"</w:t>
       </w:r>
     </w:p>
@@ -16778,21 +14538,6 @@
           <w:b/>
           <w:lang w:val="fr_FR" w:bidi="fr_FR"/>
         </w:rPr>
-        <w:t>ἦμεν &amp; ἀνόητοι</w:t>
-      </w:r>
-    </w:p>
-    <w:p>
-      <w:pPr/>
-      <w:r>
-        <w:rPr>
-          <w:lang w:val="fr_FR" w:bidi="fr_FR"/>
-        </w:rPr>
-      </w:r>
-      <w:r>
-        <w:rPr>
-          <w:b/>
-          <w:lang w:val="fr_FR" w:bidi="fr_FR"/>
-        </w:rPr>
         <w:t>"</w:t>
       </w:r>
       <w:r>
@@ -16863,21 +14608,6 @@
           <w:b/>
           <w:lang w:val="fr_FR" w:bidi="fr_FR"/>
         </w:rPr>
-        <w:t>πλανώμενοι, δουλεύοντες ἐπιθυμίαις καὶ ἡδοναῖς ποικίλαις</w:t>
-      </w:r>
-    </w:p>
-    <w:p>
-      <w:pPr/>
-      <w:r>
-        <w:rPr>
-          <w:lang w:val="fr_FR" w:bidi="fr_FR"/>
-        </w:rPr>
-      </w:r>
-      <w:r>
-        <w:rPr>
-          <w:b/>
-          <w:lang w:val="fr_FR" w:bidi="fr_FR"/>
-        </w:rPr>
         <w:t>"</w:t>
       </w:r>
       <w:r>
@@ -17001,21 +14731,6 @@
           <w:b/>
           <w:lang w:val="fr_FR" w:bidi="fr_FR"/>
         </w:rPr>
-        <w:t>πλανώμενοι, δουλεύοντες ἐπιθυμίαις καὶ ἡδοναῖς ποικίλαις</w:t>
-      </w:r>
-    </w:p>
-    <w:p>
-      <w:pPr/>
-      <w:r>
-        <w:rPr>
-          <w:lang w:val="fr_FR" w:bidi="fr_FR"/>
-        </w:rPr>
-      </w:r>
-      <w:r>
-        <w:rPr>
-          <w:b/>
-          <w:lang w:val="fr_FR" w:bidi="fr_FR"/>
-        </w:rPr>
         <w:t>"</w:t>
       </w:r>
       <w:r>
@@ -17113,21 +14828,6 @@
           <w:b/>
           <w:lang w:val="fr_FR" w:bidi="fr_FR"/>
         </w:rPr>
-        <w:t>ἐπιθυμίαις καὶ ἡδοναῖς ποικίλαις</w:t>
-      </w:r>
-    </w:p>
-    <w:p>
-      <w:pPr/>
-      <w:r>
-        <w:rPr>
-          <w:lang w:val="fr_FR" w:bidi="fr_FR"/>
-        </w:rPr>
-      </w:r>
-      <w:r>
-        <w:rPr>
-          <w:b/>
-          <w:lang w:val="fr_FR" w:bidi="fr_FR"/>
-        </w:rPr>
         <w:t>"</w:t>
       </w:r>
       <w:r>
@@ -17251,21 +14951,6 @@
           <w:b/>
           <w:lang w:val="fr_FR" w:bidi="fr_FR"/>
         </w:rPr>
-        <w:t>ἐν κακίᾳ καὶ φθόνῳ διάγοντες</w:t>
-      </w:r>
-    </w:p>
-    <w:p>
-      <w:pPr/>
-      <w:r>
-        <w:rPr>
-          <w:lang w:val="fr_FR" w:bidi="fr_FR"/>
-        </w:rPr>
-      </w:r>
-      <w:r>
-        <w:rPr>
-          <w:b/>
-          <w:lang w:val="fr_FR" w:bidi="fr_FR"/>
-        </w:rPr>
         <w:t>"</w:t>
       </w:r>
       <w:r>
@@ -17434,21 +15119,6 @@
           <w:b/>
           <w:lang w:val="fr_FR" w:bidi="fr_FR"/>
         </w:rPr>
-        <w:t>στυγητοί</w:t>
-      </w:r>
-    </w:p>
-    <w:p>
-      <w:pPr/>
-      <w:r>
-        <w:rPr>
-          <w:lang w:val="fr_FR" w:bidi="fr_FR"/>
-        </w:rPr>
-      </w:r>
-      <w:r>
-        <w:rPr>
-          <w:b/>
-          <w:lang w:val="fr_FR" w:bidi="fr_FR"/>
-        </w:rPr>
         <w:t>"</w:t>
       </w:r>
       <w:r>
@@ -17519,21 +15189,6 @@
           <w:b/>
           <w:lang w:val="fr_FR" w:bidi="fr_FR"/>
         </w:rPr>
-        <w:t>δὲ</w:t>
-      </w:r>
-    </w:p>
-    <w:p>
-      <w:pPr/>
-      <w:r>
-        <w:rPr>
-          <w:lang w:val="fr_FR" w:bidi="fr_FR"/>
-        </w:rPr>
-      </w:r>
-      <w:r>
-        <w:rPr>
-          <w:b/>
-          <w:lang w:val="fr_FR" w:bidi="fr_FR"/>
-        </w:rPr>
         <w:t>"Mais"</w:t>
       </w:r>
     </w:p>
@@ -17624,21 +15279,6 @@
           <w:b/>
           <w:lang w:val="fr_FR" w:bidi="fr_FR"/>
         </w:rPr>
-        <w:t>ὅτε &amp; ἡ χρηστότης καὶ ἡ φιλανθρωπία ἐπεφάνη τοῦ Σωτῆρος ἡμῶν, Θεοῦ</w:t>
-      </w:r>
-    </w:p>
-    <w:p>
-      <w:pPr/>
-      <w:r>
-        <w:rPr>
-          <w:lang w:val="fr_FR" w:bidi="fr_FR"/>
-        </w:rPr>
-      </w:r>
-      <w:r>
-        <w:rPr>
-          <w:b/>
-          <w:lang w:val="fr_FR" w:bidi="fr_FR"/>
-        </w:rPr>
         <w:t>"</w:t>
       </w:r>
       <w:r>
@@ -17755,21 +15395,6 @@
           <w:b/>
           <w:lang w:val="fr_FR" w:bidi="fr_FR"/>
         </w:rPr>
-        <w:t>ὅτε &amp; ἡ χρηστότης καὶ ἡ φιλανθρωπία ἐπεφάνη τοῦ Σωτῆρος ἡμῶν, Θεοῦ</w:t>
-      </w:r>
-    </w:p>
-    <w:p>
-      <w:pPr/>
-      <w:r>
-        <w:rPr>
-          <w:lang w:val="fr_FR" w:bidi="fr_FR"/>
-        </w:rPr>
-      </w:r>
-      <w:r>
-        <w:rPr>
-          <w:b/>
-          <w:lang w:val="fr_FR" w:bidi="fr_FR"/>
-        </w:rPr>
         <w:t>"Mais, lorsque la bonté de Dieu notre Sauveur et son amour pour les hommes ont été manifestés"</w:t>
       </w:r>
     </w:p>
@@ -17879,21 +15504,6 @@
           <w:b/>
           <w:lang w:val="fr_FR" w:bidi="fr_FR"/>
         </w:rPr>
-        <w:t>ἡμῶν</w:t>
-      </w:r>
-    </w:p>
-    <w:p>
-      <w:pPr/>
-      <w:r>
-        <w:rPr>
-          <w:lang w:val="fr_FR" w:bidi="fr_FR"/>
-        </w:rPr>
-      </w:r>
-      <w:r>
-        <w:rPr>
-          <w:b/>
-          <w:lang w:val="fr_FR" w:bidi="fr_FR"/>
-        </w:rPr>
         <w:t>"notre"</w:t>
       </w:r>
     </w:p>
@@ -17990,21 +15600,6 @@
           <w:b/>
           <w:lang w:val="fr_FR" w:bidi="fr_FR"/>
         </w:rPr>
-        <w:t>ἔργων τῶν ἐν δικαιοσύνῃ</w:t>
-      </w:r>
-    </w:p>
-    <w:p>
-      <w:pPr/>
-      <w:r>
-        <w:rPr>
-          <w:lang w:val="fr_FR" w:bidi="fr_FR"/>
-        </w:rPr>
-      </w:r>
-      <w:r>
-        <w:rPr>
-          <w:b/>
-          <w:lang w:val="fr_FR" w:bidi="fr_FR"/>
-        </w:rPr>
         <w:t>"</w:t>
       </w:r>
       <w:r>
@@ -18108,21 +15703,6 @@
           <w:b/>
           <w:lang w:val="fr_FR" w:bidi="fr_FR"/>
         </w:rPr>
-        <w:t>κατὰ τὸ αὐτοῦ ἔλεος</w:t>
-      </w:r>
-    </w:p>
-    <w:p>
-      <w:pPr/>
-      <w:r>
-        <w:rPr>
-          <w:lang w:val="fr_FR" w:bidi="fr_FR"/>
-        </w:rPr>
-      </w:r>
-      <w:r>
-        <w:rPr>
-          <w:b/>
-          <w:lang w:val="fr_FR" w:bidi="fr_FR"/>
-        </w:rPr>
         <w:t>"</w:t>
       </w:r>
       <w:r>
@@ -18233,21 +15813,6 @@
           <w:b/>
           <w:lang w:val="fr_FR" w:bidi="fr_FR"/>
         </w:rPr>
-        <w:t>λουτροῦ παλινγενεσίας</w:t>
-      </w:r>
-    </w:p>
-    <w:p>
-      <w:pPr/>
-      <w:r>
-        <w:rPr>
-          <w:lang w:val="fr_FR" w:bidi="fr_FR"/>
-        </w:rPr>
-      </w:r>
-      <w:r>
-        <w:rPr>
-          <w:b/>
-          <w:lang w:val="fr_FR" w:bidi="fr_FR"/>
-        </w:rPr>
         <w:t>"</w:t>
       </w:r>
       <w:r>
@@ -18377,21 +15942,6 @@
           <w:b/>
           <w:lang w:val="fr_FR" w:bidi="fr_FR"/>
         </w:rPr>
-        <w:t>οὗ ἐξέχεεν ἐφ’ ἡμᾶς πλουσίως,</w:t>
-      </w:r>
-    </w:p>
-    <w:p>
-      <w:pPr/>
-      <w:r>
-        <w:rPr>
-          <w:lang w:val="fr_FR" w:bidi="fr_FR"/>
-        </w:rPr>
-      </w:r>
-      <w:r>
-        <w:rPr>
-          <w:b/>
-          <w:lang w:val="fr_FR" w:bidi="fr_FR"/>
-        </w:rPr>
         <w:t>"du Saint-Esprit, qu'il a répandu sur nous avec abondance"</w:t>
       </w:r>
     </w:p>
@@ -18475,21 +16025,6 @@
           <w:b/>
           <w:lang w:val="fr_FR" w:bidi="fr_FR"/>
         </w:rPr>
-        <w:t>ἡμᾶς</w:t>
-      </w:r>
-    </w:p>
-    <w:p>
-      <w:pPr/>
-      <w:r>
-        <w:rPr>
-          <w:lang w:val="fr_FR" w:bidi="fr_FR"/>
-        </w:rPr>
-      </w:r>
-      <w:r>
-        <w:rPr>
-          <w:b/>
-          <w:lang w:val="fr_FR" w:bidi="fr_FR"/>
-        </w:rPr>
         <w:t>"nous"</w:t>
       </w:r>
     </w:p>
@@ -18586,21 +16121,6 @@
           <w:b/>
           <w:lang w:val="fr_FR" w:bidi="fr_FR"/>
         </w:rPr>
-        <w:t>διὰ Ἰησοῦ Χριστοῦ, τοῦ Σωτῆρος ἡμῶν</w:t>
-      </w:r>
-    </w:p>
-    <w:p>
-      <w:pPr/>
-      <w:r>
-        <w:rPr>
-          <w:lang w:val="fr_FR" w:bidi="fr_FR"/>
-        </w:rPr>
-      </w:r>
-      <w:r>
-        <w:rPr>
-          <w:b/>
-          <w:lang w:val="fr_FR" w:bidi="fr_FR"/>
-        </w:rPr>
         <w:t>"</w:t>
       </w:r>
       <w:r>
@@ -18671,21 +16191,6 @@
           <w:b/>
           <w:lang w:val="fr_FR" w:bidi="fr_FR"/>
         </w:rPr>
-        <w:t>ἡμῶν</w:t>
-      </w:r>
-    </w:p>
-    <w:p>
-      <w:pPr/>
-      <w:r>
-        <w:rPr>
-          <w:lang w:val="fr_FR" w:bidi="fr_FR"/>
-        </w:rPr>
-      </w:r>
-      <w:r>
-        <w:rPr>
-          <w:b/>
-          <w:lang w:val="fr_FR" w:bidi="fr_FR"/>
-        </w:rPr>
         <w:t>"notre"</w:t>
       </w:r>
     </w:p>
@@ -18782,21 +16287,6 @@
           <w:b/>
           <w:lang w:val="fr_FR" w:bidi="fr_FR"/>
         </w:rPr>
-        <w:t>ἵνα</w:t>
-      </w:r>
-    </w:p>
-    <w:p>
-      <w:pPr/>
-      <w:r>
-        <w:rPr>
-          <w:lang w:val="fr_FR" w:bidi="fr_FR"/>
-        </w:rPr>
-      </w:r>
-      <w:r>
-        <w:rPr>
-          <w:b/>
-          <w:lang w:val="fr_FR" w:bidi="fr_FR"/>
-        </w:rPr>
         <w:t>"afin que"</w:t>
       </w:r>
     </w:p>
@@ -18906,21 +16396,6 @@
           <w:b/>
           <w:lang w:val="fr_FR" w:bidi="fr_FR"/>
         </w:rPr>
-        <w:t>δικαιωθέντες</w:t>
-      </w:r>
-    </w:p>
-    <w:p>
-      <w:pPr/>
-      <w:r>
-        <w:rPr>
-          <w:lang w:val="fr_FR" w:bidi="fr_FR"/>
-        </w:rPr>
-      </w:r>
-      <w:r>
-        <w:rPr>
-          <w:b/>
-          <w:lang w:val="fr_FR" w:bidi="fr_FR"/>
-        </w:rPr>
         <w:t>"</w:t>
       </w:r>
       <w:r>
@@ -19018,21 +16493,6 @@
           <w:b/>
           <w:lang w:val="fr_FR" w:bidi="fr_FR"/>
         </w:rPr>
-        <w:t>τῇ ἐκείνου χάριτι</w:t>
-      </w:r>
-    </w:p>
-    <w:p>
-      <w:pPr/>
-      <w:r>
-        <w:rPr>
-          <w:lang w:val="fr_FR" w:bidi="fr_FR"/>
-        </w:rPr>
-      </w:r>
-      <w:r>
-        <w:rPr>
-          <w:b/>
-          <w:lang w:val="fr_FR" w:bidi="fr_FR"/>
-        </w:rPr>
         <w:t>"</w:t>
       </w:r>
       <w:r>
@@ -19136,21 +16596,6 @@
           <w:b/>
           <w:lang w:val="fr_FR" w:bidi="fr_FR"/>
         </w:rPr>
-        <w:t>ἐκείνου</w:t>
-      </w:r>
-    </w:p>
-    <w:p>
-      <w:pPr/>
-      <w:r>
-        <w:rPr>
-          <w:lang w:val="fr_FR" w:bidi="fr_FR"/>
-        </w:rPr>
-      </w:r>
-      <w:r>
-        <w:rPr>
-          <w:b/>
-          <w:lang w:val="fr_FR" w:bidi="fr_FR"/>
-        </w:rPr>
         <w:t>"</w:t>
       </w:r>
       <w:r>
@@ -19221,21 +16666,6 @@
           <w:b/>
           <w:lang w:val="fr_FR" w:bidi="fr_FR"/>
         </w:rPr>
-        <w:t>κληρονόμοι γενηθῶμεν, κατ’ ἐλπίδα ζωῆς αἰωνίου</w:t>
-      </w:r>
-    </w:p>
-    <w:p>
-      <w:pPr/>
-      <w:r>
-        <w:rPr>
-          <w:lang w:val="fr_FR" w:bidi="fr_FR"/>
-        </w:rPr>
-      </w:r>
-      <w:r>
-        <w:rPr>
-          <w:b/>
-          <w:lang w:val="fr_FR" w:bidi="fr_FR"/>
-        </w:rPr>
         <w:t>"</w:t>
       </w:r>
       <w:r>
@@ -19326,21 +16756,6 @@
           <w:b/>
           <w:lang w:val="fr_FR" w:bidi="fr_FR"/>
         </w:rPr>
-        <w:t>ὁ λόγος</w:t>
-      </w:r>
-    </w:p>
-    <w:p>
-      <w:pPr/>
-      <w:r>
-        <w:rPr>
-          <w:lang w:val="fr_FR" w:bidi="fr_FR"/>
-        </w:rPr>
-      </w:r>
-      <w:r>
-        <w:rPr>
-          <w:b/>
-          <w:lang w:val="fr_FR" w:bidi="fr_FR"/>
-        </w:rPr>
         <w:t>"Cette parole"</w:t>
       </w:r>
     </w:p>
@@ -19411,21 +16826,6 @@
           <w:b/>
           <w:lang w:val="fr_FR" w:bidi="fr_FR"/>
         </w:rPr>
-        <w:t>τούτων</w:t>
-      </w:r>
-    </w:p>
-    <w:p>
-      <w:pPr/>
-      <w:r>
-        <w:rPr>
-          <w:lang w:val="fr_FR" w:bidi="fr_FR"/>
-        </w:rPr>
-      </w:r>
-      <w:r>
-        <w:rPr>
-          <w:b/>
-          <w:lang w:val="fr_FR" w:bidi="fr_FR"/>
-        </w:rPr>
         <w:t>"</w:t>
       </w:r>
       <w:r>
@@ -19509,21 +16909,6 @@
           <w:b/>
           <w:lang w:val="fr_FR" w:bidi="fr_FR"/>
         </w:rPr>
-        <w:t>φροντίζωσιν καλῶν ἔργων, προΐστασθαι</w:t>
-      </w:r>
-    </w:p>
-    <w:p>
-      <w:pPr/>
-      <w:r>
-        <w:rPr>
-          <w:lang w:val="fr_FR" w:bidi="fr_FR"/>
-        </w:rPr>
-      </w:r>
-      <w:r>
-        <w:rPr>
-          <w:b/>
-          <w:lang w:val="fr_FR" w:bidi="fr_FR"/>
-        </w:rPr>
         <w:t>"</w:t>
       </w:r>
       <w:r>
@@ -19594,21 +16979,6 @@
           <w:b/>
           <w:lang w:val="fr_FR" w:bidi="fr_FR"/>
         </w:rPr>
-        <w:t>τοῖς ἀνθρώποις</w:t>
-      </w:r>
-    </w:p>
-    <w:p>
-      <w:pPr/>
-      <w:r>
-        <w:rPr>
-          <w:lang w:val="fr_FR" w:bidi="fr_FR"/>
-        </w:rPr>
-      </w:r>
-      <w:r>
-        <w:rPr>
-          <w:b/>
-          <w:lang w:val="fr_FR" w:bidi="fr_FR"/>
-        </w:rPr>
         <w:t>"</w:t>
       </w:r>
       <w:r>
@@ -19719,21 +17089,6 @@
           <w:b/>
           <w:lang w:val="fr_FR" w:bidi="fr_FR"/>
         </w:rPr>
-        <w:t>δὲ &amp; περιΐστασο</w:t>
-      </w:r>
-    </w:p>
-    <w:p>
-      <w:pPr/>
-      <w:r>
-        <w:rPr>
-          <w:lang w:val="fr_FR" w:bidi="fr_FR"/>
-        </w:rPr>
-      </w:r>
-      <w:r>
-        <w:rPr>
-          <w:b/>
-          <w:lang w:val="fr_FR" w:bidi="fr_FR"/>
-        </w:rPr>
         <w:t>"</w:t>
       </w:r>
       <w:r>
@@ -19837,21 +17192,6 @@
           <w:b/>
           <w:lang w:val="fr_FR" w:bidi="fr_FR"/>
         </w:rPr>
-        <w:t>μωρὰς &amp; ζητήσεις</w:t>
-      </w:r>
-    </w:p>
-    <w:p>
-      <w:pPr/>
-      <w:r>
-        <w:rPr>
-          <w:lang w:val="fr_FR" w:bidi="fr_FR"/>
-        </w:rPr>
-      </w:r>
-      <w:r>
-        <w:rPr>
-          <w:b/>
-          <w:lang w:val="fr_FR" w:bidi="fr_FR"/>
-        </w:rPr>
         <w:t>"</w:t>
       </w:r>
       <w:r>
@@ -19922,21 +17262,6 @@
           <w:b/>
           <w:lang w:val="fr_FR" w:bidi="fr_FR"/>
         </w:rPr>
-        <w:t>γενεαλογίας</w:t>
-      </w:r>
-    </w:p>
-    <w:p>
-      <w:pPr/>
-      <w:r>
-        <w:rPr>
-          <w:lang w:val="fr_FR" w:bidi="fr_FR"/>
-        </w:rPr>
-      </w:r>
-      <w:r>
-        <w:rPr>
-          <w:b/>
-          <w:lang w:val="fr_FR" w:bidi="fr_FR"/>
-        </w:rPr>
         <w:t>"</w:t>
       </w:r>
       <w:r>
@@ -20047,21 +17372,6 @@
           <w:b/>
           <w:lang w:val="fr_FR" w:bidi="fr_FR"/>
         </w:rPr>
-        <w:t>ἔρεις</w:t>
-      </w:r>
-    </w:p>
-    <w:p>
-      <w:pPr/>
-      <w:r>
-        <w:rPr>
-          <w:lang w:val="fr_FR" w:bidi="fr_FR"/>
-        </w:rPr>
-      </w:r>
-      <w:r>
-        <w:rPr>
-          <w:b/>
-          <w:lang w:val="fr_FR" w:bidi="fr_FR"/>
-        </w:rPr>
         <w:t>"les querelles"</w:t>
       </w:r>
     </w:p>
@@ -20158,21 +17468,6 @@
           <w:b/>
           <w:lang w:val="fr_FR" w:bidi="fr_FR"/>
         </w:rPr>
-        <w:t>νομικὰς</w:t>
-      </w:r>
-    </w:p>
-    <w:p>
-      <w:pPr/>
-      <w:r>
-        <w:rPr>
-          <w:lang w:val="fr_FR" w:bidi="fr_FR"/>
-        </w:rPr>
-      </w:r>
-      <w:r>
-        <w:rPr>
-          <w:b/>
-          <w:lang w:val="fr_FR" w:bidi="fr_FR"/>
-        </w:rPr>
         <w:t>"</w:t>
       </w:r>
       <w:r>
@@ -20263,21 +17558,6 @@
           <w:b/>
           <w:lang w:val="fr_FR" w:bidi="fr_FR"/>
         </w:rPr>
-        <w:t>αἱρετικὸν ἄνθρωπον &amp; παραιτοῦ</w:t>
-      </w:r>
-    </w:p>
-    <w:p>
-      <w:pPr/>
-      <w:r>
-        <w:rPr>
-          <w:lang w:val="fr_FR" w:bidi="fr_FR"/>
-        </w:rPr>
-      </w:r>
-      <w:r>
-        <w:rPr>
-          <w:b/>
-          <w:lang w:val="fr_FR" w:bidi="fr_FR"/>
-        </w:rPr>
         <w:t>"</w:t>
       </w:r>
       <w:r>
@@ -20368,21 +17648,6 @@
           <w:b/>
           <w:lang w:val="fr_FR" w:bidi="fr_FR"/>
         </w:rPr>
-        <w:t>μετὰ μίαν καὶ δευτέραν νουθεσίαν</w:t>
-      </w:r>
-    </w:p>
-    <w:p>
-      <w:pPr/>
-      <w:r>
-        <w:rPr>
-          <w:lang w:val="fr_FR" w:bidi="fr_FR"/>
-        </w:rPr>
-      </w:r>
-      <w:r>
-        <w:rPr>
-          <w:b/>
-          <w:lang w:val="fr_FR" w:bidi="fr_FR"/>
-        </w:rPr>
         <w:t>"</w:t>
       </w:r>
       <w:r>
@@ -20480,21 +17745,6 @@
           <w:b/>
           <w:lang w:val="fr_FR" w:bidi="fr_FR"/>
         </w:rPr>
-        <w:t>ὁ τοιοῦτος</w:t>
-      </w:r>
-    </w:p>
-    <w:p>
-      <w:pPr/>
-      <w:r>
-        <w:rPr>
-          <w:lang w:val="fr_FR" w:bidi="fr_FR"/>
-        </w:rPr>
-      </w:r>
-      <w:r>
-        <w:rPr>
-          <w:b/>
-          <w:lang w:val="fr_FR" w:bidi="fr_FR"/>
-        </w:rPr>
         <w:t>"</w:t>
       </w:r>
       <w:r>
@@ -20572,21 +17822,6 @@
           <w:b/>
           <w:lang w:val="fr_FR" w:bidi="fr_FR"/>
         </w:rPr>
-        <w:t>ἐξέστραπται</w:t>
-      </w:r>
-    </w:p>
-    <w:p>
-      <w:pPr/>
-      <w:r>
-        <w:rPr>
-          <w:lang w:val="fr_FR" w:bidi="fr_FR"/>
-        </w:rPr>
-      </w:r>
-      <w:r>
-        <w:rPr>
-          <w:b/>
-          <w:lang w:val="fr_FR" w:bidi="fr_FR"/>
-        </w:rPr>
         <w:t>"</w:t>
       </w:r>
       <w:r>
@@ -20677,21 +17912,6 @@
           <w:b/>
           <w:lang w:val="fr_FR" w:bidi="fr_FR"/>
         </w:rPr>
-        <w:t>ὢν αὐτοκατάκριτος</w:t>
-      </w:r>
-    </w:p>
-    <w:p>
-      <w:pPr/>
-      <w:r>
-        <w:rPr>
-          <w:lang w:val="fr_FR" w:bidi="fr_FR"/>
-        </w:rPr>
-      </w:r>
-      <w:r>
-        <w:rPr>
-          <w:b/>
-          <w:lang w:val="fr_FR" w:bidi="fr_FR"/>
-        </w:rPr>
         <w:t>"</w:t>
       </w:r>
       <w:r>
@@ -20769,21 +17989,6 @@
           <w:b/>
           <w:lang w:val="fr_FR" w:bidi="fr_FR"/>
         </w:rPr>
-        <w:t>ὅταν πέμψω Ἀρτεμᾶν πρὸς σὲ ἢ Τυχικόν</w:t>
-      </w:r>
-    </w:p>
-    <w:p>
-      <w:pPr/>
-      <w:r>
-        <w:rPr>
-          <w:lang w:val="fr_FR" w:bidi="fr_FR"/>
-        </w:rPr>
-      </w:r>
-      <w:r>
-        <w:rPr>
-          <w:b/>
-          <w:lang w:val="fr_FR" w:bidi="fr_FR"/>
-        </w:rPr>
         <w:t>"</w:t>
       </w:r>
       <w:r>
@@ -20881,21 +18086,6 @@
           <w:b/>
           <w:lang w:val="fr_FR" w:bidi="fr_FR"/>
         </w:rPr>
-        <w:t>Ἀρτεμᾶν &amp; Τυχικόν</w:t>
-      </w:r>
-    </w:p>
-    <w:p>
-      <w:pPr/>
-      <w:r>
-        <w:rPr>
-          <w:lang w:val="fr_FR" w:bidi="fr_FR"/>
-        </w:rPr>
-      </w:r>
-      <w:r>
-        <w:rPr>
-          <w:b/>
-          <w:lang w:val="fr_FR" w:bidi="fr_FR"/>
-        </w:rPr>
         <w:t>"</w:t>
       </w:r>
       <w:r>
@@ -21006,21 +18196,6 @@
           <w:b/>
           <w:lang w:val="fr_FR" w:bidi="fr_FR"/>
         </w:rPr>
-        <w:t>σπούδασον ἐλθεῖν</w:t>
-      </w:r>
-    </w:p>
-    <w:p>
-      <w:pPr/>
-      <w:r>
-        <w:rPr>
-          <w:lang w:val="fr_FR" w:bidi="fr_FR"/>
-        </w:rPr>
-      </w:r>
-      <w:r>
-        <w:rPr>
-          <w:b/>
-          <w:lang w:val="fr_FR" w:bidi="fr_FR"/>
-        </w:rPr>
         <w:t>"</w:t>
       </w:r>
       <w:r>
@@ -21098,21 +18273,6 @@
           <w:b/>
           <w:lang w:val="fr_FR" w:bidi="fr_FR"/>
         </w:rPr>
-        <w:t>σπούδασον</w:t>
-      </w:r>
-    </w:p>
-    <w:p>
-      <w:pPr/>
-      <w:r>
-        <w:rPr>
-          <w:lang w:val="fr_FR" w:bidi="fr_FR"/>
-        </w:rPr>
-      </w:r>
-      <w:r>
-        <w:rPr>
-          <w:b/>
-          <w:lang w:val="fr_FR" w:bidi="fr_FR"/>
-        </w:rPr>
         <w:t>"</w:t>
       </w:r>
       <w:r>
@@ -21223,21 +18383,6 @@
           <w:b/>
           <w:lang w:val="fr_FR" w:bidi="fr_FR"/>
         </w:rPr>
-        <w:t>σπουδαίως πρόπεμψον</w:t>
-      </w:r>
-    </w:p>
-    <w:p>
-      <w:pPr/>
-      <w:r>
-        <w:rPr>
-          <w:lang w:val="fr_FR" w:bidi="fr_FR"/>
-        </w:rPr>
-      </w:r>
-      <w:r>
-        <w:rPr>
-          <w:b/>
-          <w:lang w:val="fr_FR" w:bidi="fr_FR"/>
-        </w:rPr>
         <w:t>"</w:t>
       </w:r>
       <w:r>
@@ -21348,21 +18493,6 @@
           <w:b/>
           <w:lang w:val="fr_FR" w:bidi="fr_FR"/>
         </w:rPr>
-        <w:t>Ζηνᾶν &amp; Ἀπολλῶν</w:t>
-      </w:r>
-    </w:p>
-    <w:p>
-      <w:pPr/>
-      <w:r>
-        <w:rPr>
-          <w:lang w:val="fr_FR" w:bidi="fr_FR"/>
-        </w:rPr>
-      </w:r>
-      <w:r>
-        <w:rPr>
-          <w:b/>
-          <w:lang w:val="fr_FR" w:bidi="fr_FR"/>
-        </w:rPr>
         <w:t>"</w:t>
       </w:r>
       <w:r>
@@ -21473,21 +18603,6 @@
           <w:b/>
           <w:lang w:val="fr_FR" w:bidi="fr_FR"/>
         </w:rPr>
-        <w:t>καὶ Ἀπολλῶν</w:t>
-      </w:r>
-    </w:p>
-    <w:p>
-      <w:pPr/>
-      <w:r>
-        <w:rPr>
-          <w:lang w:val="fr_FR" w:bidi="fr_FR"/>
-        </w:rPr>
-      </w:r>
-      <w:r>
-        <w:rPr>
-          <w:b/>
-          <w:lang w:val="fr_FR" w:bidi="fr_FR"/>
-        </w:rPr>
         <w:t>"</w:t>
       </w:r>
       <w:r>
@@ -21558,21 +18673,6 @@
           <w:b/>
           <w:lang w:val="fr_FR" w:bidi="fr_FR"/>
         </w:rPr>
-        <w:t>ἵνα μηδὲν αὐτοῖς λείπῃ</w:t>
-      </w:r>
-    </w:p>
-    <w:p>
-      <w:pPr/>
-      <w:r>
-        <w:rPr>
-          <w:lang w:val="fr_FR" w:bidi="fr_FR"/>
-        </w:rPr>
-      </w:r>
-      <w:r>
-        <w:rPr>
-          <w:b/>
-          <w:lang w:val="fr_FR" w:bidi="fr_FR"/>
-        </w:rPr>
         <w:t>"</w:t>
       </w:r>
       <w:r>
@@ -21663,21 +18763,6 @@
           <w:b/>
           <w:lang w:val="fr_FR" w:bidi="fr_FR"/>
         </w:rPr>
-        <w:t>ἵνα μηδὲν αὐτοῖς λείπῃ</w:t>
-      </w:r>
-    </w:p>
-    <w:p>
-      <w:pPr/>
-      <w:r>
-        <w:rPr>
-          <w:lang w:val="fr_FR" w:bidi="fr_FR"/>
-        </w:rPr>
-      </w:r>
-      <w:r>
-        <w:rPr>
-          <w:b/>
-          <w:lang w:val="fr_FR" w:bidi="fr_FR"/>
-        </w:rPr>
         <w:t>"</w:t>
       </w:r>
       <w:r>
@@ -21768,21 +18853,6 @@
           <w:b/>
           <w:lang w:val="fr_FR" w:bidi="fr_FR"/>
         </w:rPr>
-        <w:t>οἱ ἡμέτεροι</w:t>
-      </w:r>
-    </w:p>
-    <w:p>
-      <w:pPr/>
-      <w:r>
-        <w:rPr>
-          <w:lang w:val="fr_FR" w:bidi="fr_FR"/>
-        </w:rPr>
-      </w:r>
-      <w:r>
-        <w:rPr>
-          <w:b/>
-          <w:lang w:val="fr_FR" w:bidi="fr_FR"/>
-        </w:rPr>
         <w:t>"</w:t>
       </w:r>
       <w:r>
@@ -21893,21 +18963,6 @@
           <w:b/>
           <w:lang w:val="fr_FR" w:bidi="fr_FR"/>
         </w:rPr>
-        <w:t>οἱ ἡμέτεροι</w:t>
-      </w:r>
-    </w:p>
-    <w:p>
-      <w:pPr/>
-      <w:r>
-        <w:rPr>
-          <w:lang w:val="fr_FR" w:bidi="fr_FR"/>
-        </w:rPr>
-      </w:r>
-      <w:r>
-        <w:rPr>
-          <w:b/>
-          <w:lang w:val="fr_FR" w:bidi="fr_FR"/>
-        </w:rPr>
         <w:t>"</w:t>
       </w:r>
       <w:r>
@@ -22018,21 +19073,6 @@
           <w:b/>
           <w:lang w:val="fr_FR" w:bidi="fr_FR"/>
         </w:rPr>
-        <w:t>εἰς τὰς ἀναγκαίας χρείας</w:t>
-      </w:r>
-    </w:p>
-    <w:p>
-      <w:pPr/>
-      <w:r>
-        <w:rPr>
-          <w:lang w:val="fr_FR" w:bidi="fr_FR"/>
-        </w:rPr>
-      </w:r>
-      <w:r>
-        <w:rPr>
-          <w:b/>
-          <w:lang w:val="fr_FR" w:bidi="fr_FR"/>
-        </w:rPr>
         <w:t>"</w:t>
       </w:r>
       <w:r>
@@ -22143,21 +19183,6 @@
           <w:b/>
           <w:lang w:val="fr_FR" w:bidi="fr_FR"/>
         </w:rPr>
-        <w:t>ἵνα μὴ ὦσιν ἄκαρποι</w:t>
-      </w:r>
-    </w:p>
-    <w:p>
-      <w:pPr/>
-      <w:r>
-        <w:rPr>
-          <w:lang w:val="fr_FR" w:bidi="fr_FR"/>
-        </w:rPr>
-      </w:r>
-      <w:r>
-        <w:rPr>
-          <w:b/>
-          <w:lang w:val="fr_FR" w:bidi="fr_FR"/>
-        </w:rPr>
         <w:t>"</w:t>
       </w:r>
       <w:r>
@@ -22255,21 +19280,6 @@
           <w:b/>
           <w:lang w:val="fr_FR" w:bidi="fr_FR"/>
         </w:rPr>
-        <w:t>ἵνα μὴ ὦσιν ἄκαρποι</w:t>
-      </w:r>
-    </w:p>
-    <w:p>
-      <w:pPr/>
-      <w:r>
-        <w:rPr>
-          <w:lang w:val="fr_FR" w:bidi="fr_FR"/>
-        </w:rPr>
-      </w:r>
-      <w:r>
-        <w:rPr>
-          <w:b/>
-          <w:lang w:val="fr_FR" w:bidi="fr_FR"/>
-        </w:rPr>
         <w:t>"</w:t>
       </w:r>
       <w:r>
@@ -22360,21 +19370,6 @@
           <w:b/>
           <w:lang w:val="fr_FR" w:bidi="fr_FR"/>
         </w:rPr>
-        <w:t>ἀσπάζονταί σε</w:t>
-      </w:r>
-    </w:p>
-    <w:p>
-      <w:pPr/>
-      <w:r>
-        <w:rPr>
-          <w:lang w:val="fr_FR" w:bidi="fr_FR"/>
-        </w:rPr>
-      </w:r>
-      <w:r>
-        <w:rPr>
-          <w:b/>
-          <w:lang w:val="fr_FR" w:bidi="fr_FR"/>
-        </w:rPr>
         <w:t>"</w:t>
       </w:r>
       <w:r>
@@ -22485,21 +19480,6 @@
           <w:b/>
           <w:lang w:val="fr_FR" w:bidi="fr_FR"/>
         </w:rPr>
-        <w:t>οἱ μετ’ ἐμοῦ πάντες</w:t>
-      </w:r>
-    </w:p>
-    <w:p>
-      <w:pPr/>
-      <w:r>
-        <w:rPr>
-          <w:lang w:val="fr_FR" w:bidi="fr_FR"/>
-        </w:rPr>
-      </w:r>
-      <w:r>
-        <w:rPr>
-          <w:b/>
-          <w:lang w:val="fr_FR" w:bidi="fr_FR"/>
-        </w:rPr>
         <w:t>"Tous ceux qui sont avec moi"</w:t>
       </w:r>
     </w:p>
@@ -22583,21 +19563,6 @@
           <w:b/>
           <w:lang w:val="fr_FR" w:bidi="fr_FR"/>
         </w:rPr>
-        <w:t>τοὺς φιλοῦντας ἡμᾶς ἐν πίστει</w:t>
-      </w:r>
-    </w:p>
-    <w:p>
-      <w:pPr/>
-      <w:r>
-        <w:rPr>
-          <w:lang w:val="fr_FR" w:bidi="fr_FR"/>
-        </w:rPr>
-      </w:r>
-      <w:r>
-        <w:rPr>
-          <w:b/>
-          <w:lang w:val="fr_FR" w:bidi="fr_FR"/>
-        </w:rPr>
         <w:t>"</w:t>
       </w:r>
       <w:r>
@@ -22701,21 +19666,6 @@
           <w:b/>
           <w:lang w:val="fr_FR" w:bidi="fr_FR"/>
         </w:rPr>
-        <w:t>ἡμᾶς</w:t>
-      </w:r>
-    </w:p>
-    <w:p>
-      <w:pPr/>
-      <w:r>
-        <w:rPr>
-          <w:lang w:val="fr_FR" w:bidi="fr_FR"/>
-        </w:rPr>
-      </w:r>
-      <w:r>
-        <w:rPr>
-          <w:b/>
-          <w:lang w:val="fr_FR" w:bidi="fr_FR"/>
-        </w:rPr>
         <w:t>"nous"</w:t>
       </w:r>
     </w:p>
@@ -22812,21 +19762,6 @@
           <w:b/>
           <w:lang w:val="fr_FR" w:bidi="fr_FR"/>
         </w:rPr>
-        <w:t>ἡ χάρις μετὰ πάντων ὑμῶν</w:t>
-      </w:r>
-    </w:p>
-    <w:p>
-      <w:pPr/>
-      <w:r>
-        <w:rPr>
-          <w:lang w:val="fr_FR" w:bidi="fr_FR"/>
-        </w:rPr>
-      </w:r>
-      <w:r>
-        <w:rPr>
-          <w:b/>
-          <w:lang w:val="fr_FR" w:bidi="fr_FR"/>
-        </w:rPr>
         <w:t>"que la grâce soit avec vous tous"</w:t>
       </w:r>
     </w:p>
@@ -22896,21 +19831,6 @@
         <w:rPr>
           <w:lang w:val="fr_FR" w:bidi="fr_FR"/>
         </w:rPr>
-      </w:r>
-    </w:p>
-    <w:p>
-      <w:pPr/>
-      <w:r>
-        <w:rPr>
-          <w:lang w:val="fr_FR" w:bidi="fr_FR"/>
-        </w:rPr>
-      </w:r>
-      <w:r>
-        <w:rPr>
-          <w:b/>
-          <w:lang w:val="fr_FR" w:bidi="fr_FR"/>
-        </w:rPr>
-        <w:t>ὑμῶν</w:t>
       </w:r>
     </w:p>
     <w:p>

--- a/fra/docx/56.content.docx
+++ b/fra/docx/56.content.docx
@@ -28,15 +28,49 @@
       </w:r>
     </w:p>
     <w:p>
-      <w:pPr/>
-      <w:r>
-        <w:rPr>
-          <w:lang w:val="fr_FR" w:bidi="fr_FR"/>
-        </w:rPr>
-      </w:r>
-      <w:r>
-        <w:rPr>
-          <w:b/>
+      <w:pPr>
+        <w:pStyle w:val="Heading2"/>
+      </w:pPr>
+      <w:r>
+        <w:rPr>
+          <w:lang w:val="fr_FR" w:bidi="fr_FR"/>
+        </w:rPr>
+        <w:t>License Information</w:t>
+      </w:r>
+      <w:r>
+        <w:rPr>
+          <w:lang w:val="fr_FR" w:bidi="fr_FR"/>
+        </w:rPr>
+      </w:r>
+    </w:p>
+    <w:p>
+      <w:pPr/>
+      <w:r>
+        <w:rPr>
+          <w:lang w:val="fr_FR" w:bidi="fr_FR"/>
+        </w:rPr>
+      </w:r>
+      <w:r>
+        <w:rPr>
+          <w:b/>
+          <w:lang w:val="fr_FR" w:bidi="fr_FR"/>
+        </w:rPr>
+        <w:t>Notes de traduction (unfoldingWord)</w:t>
+      </w:r>
+      <w:r>
+        <w:rPr>
+          <w:lang w:val="fr_FR" w:bidi="fr_FR"/>
+        </w:rPr>
+        <w:t xml:space="preserve"> (French) is based on</w:t>
+      </w:r>
+      <w:r>
+        <w:rPr>
+          <w:lang w:val="fr_FR" w:bidi="fr_FR"/>
+        </w:rPr>
+        <w:t xml:space="preserve">: </w:t>
+      </w:r>
+      <w:r>
+        <w:rPr>
           <w:lang w:val="fr_FR" w:bidi="fr_FR"/>
         </w:rPr>
         <w:t>unfoldingWord® Translation Notes</w:t>
@@ -45,31 +79,62 @@
         <w:rPr>
           <w:lang w:val="fr_FR" w:bidi="fr_FR"/>
         </w:rPr>
-        <w:t xml:space="preserve"> © 2022 unfoldingWord. Released under CC BY-SA 4.0 license. </w:t>
-      </w:r>
-      <w:r>
-        <w:rPr>
-          <w:lang w:val="fr_FR" w:bidi="fr_FR"/>
-        </w:rPr>
-        <w:t>unfoldingWord® Translation Notes</w:t>
-      </w:r>
-      <w:r>
-        <w:rPr>
-          <w:lang w:val="fr_FR" w:bidi="fr_FR"/>
-        </w:rPr>
-        <w:t xml:space="preserve"> has been adapted in the following languages: Tok Pisin, Arabic (عربي), French (Français), Hindi (हिंदी), Indonesian (Bahasa Indonesia), Portuguese (Português), Russian (Русский), Spanish (Español), Swahili (Kiswahili), and Simplified Chinese (简体中文) from </w:t>
-      </w:r>
-      <w:r>
-        <w:rPr>
-          <w:lang w:val="fr_FR" w:bidi="fr_FR"/>
-        </w:rPr>
-        <w:t>unfoldingWord® Translation Notes</w:t>
-      </w:r>
-      <w:r>
-        <w:rPr>
-          <w:lang w:val="fr_FR" w:bidi="fr_FR"/>
-        </w:rPr>
-        <w:t xml:space="preserve"> © 2022 unfoldingWord. Released under CC BY-SA 4.0 license by Mission Mutual</w:t>
+        <w:t xml:space="preserve">, </w:t>
+      </w:r>
+      <w:hyperlink r:id="rId13">
+        <w:r>
+          <w:rPr>
+            <w:lang w:val="fr_FR" w:bidi="fr_FR"/>
+          </w:rPr>
+          <w:rPr>
+            <w:color w:val="0000EE"/>
+            <w:u w:val="single"/>
+          </w:rPr>
+          <w:t>unfoldingWord</w:t>
+        </w:r>
+      </w:hyperlink>
+      <w:r>
+        <w:rPr>
+          <w:lang w:val="fr_FR" w:bidi="fr_FR"/>
+        </w:rPr>
+        <w:t xml:space="preserve">, 2022, which is licensed under a </w:t>
+      </w:r>
+      <w:hyperlink r:id="rId14">
+        <w:r>
+          <w:rPr>
+            <w:lang w:val="fr_FR" w:bidi="fr_FR"/>
+          </w:rPr>
+          <w:rPr>
+            <w:color w:val="0000EE"/>
+            <w:u w:val="single"/>
+          </w:rPr>
+          <w:t>CC BY-SA 4.0 license</w:t>
+        </w:r>
+      </w:hyperlink>
+      <w:r>
+        <w:rPr>
+          <w:lang w:val="fr_FR" w:bidi="fr_FR"/>
+        </w:rPr>
+        <w:t>.</w:t>
+      </w:r>
+      <w:r>
+        <w:rPr>
+          <w:lang w:val="fr_FR" w:bidi="fr_FR"/>
+        </w:rPr>
+      </w:r>
+    </w:p>
+    <w:p>
+      <w:pPr/>
+      <w:r>
+        <w:rPr>
+          <w:lang w:val="fr_FR" w:bidi="fr_FR"/>
+        </w:rPr>
+      </w:r>
+      <w:r>
+        <w:rPr>
+          <w:lang w:val="fr_FR" w:bidi="fr_FR"/>
+        </w:rPr>
+        <w:t>This PDF version is provided under the same license.</w:t>
       </w:r>
       <w:r>
         <w:rPr>
@@ -230,6 +295,21 @@
           <w:b/>
           <w:lang w:val="fr_FR" w:bidi="fr_FR"/>
         </w:rPr>
+        <w:t>κατὰ πίστιν ἐκλεκτῶν Θεοῦ καὶ ἐπίγνωσιν ἀληθείας</w:t>
+      </w:r>
+    </w:p>
+    <w:p>
+      <w:pPr/>
+      <w:r>
+        <w:rPr>
+          <w:lang w:val="fr_FR" w:bidi="fr_FR"/>
+        </w:rPr>
+      </w:r>
+      <w:r>
+        <w:rPr>
+          <w:b/>
+          <w:lang w:val="fr_FR" w:bidi="fr_FR"/>
+        </w:rPr>
         <w:t>"</w:t>
       </w:r>
       <w:r>
@@ -366,6 +446,21 @@
           <w:b/>
           <w:lang w:val="fr_FR" w:bidi="fr_FR"/>
         </w:rPr>
+        <w:t>ἐκλεκτῶν Θεοῦ</w:t>
+      </w:r>
+    </w:p>
+    <w:p>
+      <w:pPr/>
+      <w:r>
+        <w:rPr>
+          <w:lang w:val="fr_FR" w:bidi="fr_FR"/>
+        </w:rPr>
+      </w:r>
+      <w:r>
+        <w:rPr>
+          <w:b/>
+          <w:lang w:val="fr_FR" w:bidi="fr_FR"/>
+        </w:rPr>
         <w:t>"</w:t>
       </w:r>
       <w:r>
@@ -463,6 +558,21 @@
           <w:b/>
           <w:lang w:val="fr_FR" w:bidi="fr_FR"/>
         </w:rPr>
+        <w:t>καὶ ἐπίγνωσιν ἀληθείας</w:t>
+      </w:r>
+    </w:p>
+    <w:p>
+      <w:pPr/>
+      <w:r>
+        <w:rPr>
+          <w:lang w:val="fr_FR" w:bidi="fr_FR"/>
+        </w:rPr>
+      </w:r>
+      <w:r>
+        <w:rPr>
+          <w:b/>
+          <w:lang w:val="fr_FR" w:bidi="fr_FR"/>
+        </w:rPr>
         <w:t>"</w:t>
       </w:r>
       <w:r>
@@ -560,6 +670,21 @@
           <w:b/>
           <w:lang w:val="fr_FR" w:bidi="fr_FR"/>
         </w:rPr>
+        <w:t>τῆς κατ’ εὐσέβειαν</w:t>
+      </w:r>
+    </w:p>
+    <w:p>
+      <w:pPr/>
+      <w:r>
+        <w:rPr>
+          <w:lang w:val="fr_FR" w:bidi="fr_FR"/>
+        </w:rPr>
+      </w:r>
+      <w:r>
+        <w:rPr>
+          <w:b/>
+          <w:lang w:val="fr_FR" w:bidi="fr_FR"/>
+        </w:rPr>
         <w:t>"</w:t>
       </w:r>
       <w:r>
@@ -670,6 +795,21 @@
           <w:b/>
           <w:lang w:val="fr_FR" w:bidi="fr_FR"/>
         </w:rPr>
+        <w:t>ἐπ’ ἐλπίδι ζωῆς αἰωνίου</w:t>
+      </w:r>
+    </w:p>
+    <w:p>
+      <w:pPr/>
+      <w:r>
+        <w:rPr>
+          <w:lang w:val="fr_FR" w:bidi="fr_FR"/>
+        </w:rPr>
+      </w:r>
+      <w:r>
+        <w:rPr>
+          <w:b/>
+          <w:lang w:val="fr_FR" w:bidi="fr_FR"/>
+        </w:rPr>
         <w:t>"</w:t>
       </w:r>
       <w:r>
@@ -806,6 +946,21 @@
           <w:b/>
           <w:lang w:val="fr_FR" w:bidi="fr_FR"/>
         </w:rPr>
+        <w:t>ἐπ’ ἐλπίδι ζωῆς αἰωνίου</w:t>
+      </w:r>
+    </w:p>
+    <w:p>
+      <w:pPr/>
+      <w:r>
+        <w:rPr>
+          <w:lang w:val="fr_FR" w:bidi="fr_FR"/>
+        </w:rPr>
+      </w:r>
+      <w:r>
+        <w:rPr>
+          <w:b/>
+          <w:lang w:val="fr_FR" w:bidi="fr_FR"/>
+        </w:rPr>
         <w:t>"</w:t>
       </w:r>
       <w:r>
@@ -916,6 +1071,21 @@
           <w:b/>
           <w:lang w:val="fr_FR" w:bidi="fr_FR"/>
         </w:rPr>
+        <w:t>ὁ ἀψευδὴς Θεὸς</w:t>
+      </w:r>
+    </w:p>
+    <w:p>
+      <w:pPr/>
+      <w:r>
+        <w:rPr>
+          <w:lang w:val="fr_FR" w:bidi="fr_FR"/>
+        </w:rPr>
+      </w:r>
+      <w:r>
+        <w:rPr>
+          <w:b/>
+          <w:lang w:val="fr_FR" w:bidi="fr_FR"/>
+        </w:rPr>
         <w:t>"</w:t>
       </w:r>
       <w:r>
@@ -1090,6 +1260,21 @@
           <w:b/>
           <w:lang w:val="fr_FR" w:bidi="fr_FR"/>
         </w:rPr>
+        <w:t>καιροῖς ἰδίοις</w:t>
+      </w:r>
+    </w:p>
+    <w:p>
+      <w:pPr/>
+      <w:r>
+        <w:rPr>
+          <w:lang w:val="fr_FR" w:bidi="fr_FR"/>
+        </w:rPr>
+      </w:r>
+      <w:r>
+        <w:rPr>
+          <w:b/>
+          <w:lang w:val="fr_FR" w:bidi="fr_FR"/>
+        </w:rPr>
         <w:t>"</w:t>
       </w:r>
       <w:r>
@@ -1167,6 +1352,21 @@
           <w:b/>
           <w:lang w:val="fr_FR" w:bidi="fr_FR"/>
         </w:rPr>
+        <w:t>ἐφανέρωσεν &amp; τὸν λόγον αὐτοῦ</w:t>
+      </w:r>
+    </w:p>
+    <w:p>
+      <w:pPr/>
+      <w:r>
+        <w:rPr>
+          <w:lang w:val="fr_FR" w:bidi="fr_FR"/>
+        </w:rPr>
+      </w:r>
+      <w:r>
+        <w:rPr>
+          <w:b/>
+          <w:lang w:val="fr_FR" w:bidi="fr_FR"/>
+        </w:rPr>
         <w:t>"</w:t>
       </w:r>
       <w:r>
@@ -1264,6 +1464,21 @@
           <w:b/>
           <w:lang w:val="fr_FR" w:bidi="fr_FR"/>
         </w:rPr>
+        <w:t>ἐν κηρύγματι</w:t>
+      </w:r>
+    </w:p>
+    <w:p>
+      <w:pPr/>
+      <w:r>
+        <w:rPr>
+          <w:lang w:val="fr_FR" w:bidi="fr_FR"/>
+        </w:rPr>
+      </w:r>
+      <w:r>
+        <w:rPr>
+          <w:b/>
+          <w:lang w:val="fr_FR" w:bidi="fr_FR"/>
+        </w:rPr>
         <w:t>"</w:t>
       </w:r>
       <w:r>
@@ -1374,6 +1589,21 @@
           <w:b/>
           <w:lang w:val="fr_FR" w:bidi="fr_FR"/>
         </w:rPr>
+        <w:t>ὃ ἐπιστεύθην ἐγὼ</w:t>
+      </w:r>
+    </w:p>
+    <w:p>
+      <w:pPr/>
+      <w:r>
+        <w:rPr>
+          <w:lang w:val="fr_FR" w:bidi="fr_FR"/>
+        </w:rPr>
+      </w:r>
+      <w:r>
+        <w:rPr>
+          <w:b/>
+          <w:lang w:val="fr_FR" w:bidi="fr_FR"/>
+        </w:rPr>
         <w:t>"</w:t>
       </w:r>
       <w:r>
@@ -1471,6 +1701,21 @@
           <w:b/>
           <w:lang w:val="fr_FR" w:bidi="fr_FR"/>
         </w:rPr>
+        <w:t>ἡμῶν</w:t>
+      </w:r>
+    </w:p>
+    <w:p>
+      <w:pPr/>
+      <w:r>
+        <w:rPr>
+          <w:lang w:val="fr_FR" w:bidi="fr_FR"/>
+        </w:rPr>
+      </w:r>
+      <w:r>
+        <w:rPr>
+          <w:b/>
+          <w:lang w:val="fr_FR" w:bidi="fr_FR"/>
+        </w:rPr>
         <w:t>"notre"</w:t>
       </w:r>
     </w:p>
@@ -1567,6 +1812,21 @@
           <w:b/>
           <w:lang w:val="fr_FR" w:bidi="fr_FR"/>
         </w:rPr>
+        <w:t>γνησίῳ τέκνῳ</w:t>
+      </w:r>
+    </w:p>
+    <w:p>
+      <w:pPr/>
+      <w:r>
+        <w:rPr>
+          <w:lang w:val="fr_FR" w:bidi="fr_FR"/>
+        </w:rPr>
+      </w:r>
+      <w:r>
+        <w:rPr>
+          <w:b/>
+          <w:lang w:val="fr_FR" w:bidi="fr_FR"/>
+        </w:rPr>
         <w:t>"</w:t>
       </w:r>
       <w:r>
@@ -1677,6 +1937,21 @@
           <w:b/>
           <w:lang w:val="fr_FR" w:bidi="fr_FR"/>
         </w:rPr>
+        <w:t>κατὰ κοινὴν πίστιν</w:t>
+      </w:r>
+    </w:p>
+    <w:p>
+      <w:pPr/>
+      <w:r>
+        <w:rPr>
+          <w:lang w:val="fr_FR" w:bidi="fr_FR"/>
+        </w:rPr>
+      </w:r>
+      <w:r>
+        <w:rPr>
+          <w:b/>
+          <w:lang w:val="fr_FR" w:bidi="fr_FR"/>
+        </w:rPr>
         <w:t>"</w:t>
       </w:r>
       <w:r>
@@ -1800,6 +2075,21 @@
           <w:b/>
           <w:lang w:val="fr_FR" w:bidi="fr_FR"/>
         </w:rPr>
+        <w:t>χάρις καὶ εἰρήνη</w:t>
+      </w:r>
+    </w:p>
+    <w:p>
+      <w:pPr/>
+      <w:r>
+        <w:rPr>
+          <w:lang w:val="fr_FR" w:bidi="fr_FR"/>
+        </w:rPr>
+      </w:r>
+      <w:r>
+        <w:rPr>
+          <w:b/>
+          <w:lang w:val="fr_FR" w:bidi="fr_FR"/>
+        </w:rPr>
         <w:t>"la grâce et la paix"</w:t>
       </w:r>
     </w:p>
@@ -1883,6 +2173,21 @@
           <w:b/>
           <w:lang w:val="fr_FR" w:bidi="fr_FR"/>
         </w:rPr>
+        <w:t>χάρις καὶ εἰρήνη ἀπὸ Θεοῦ Πατρὸς καὶ Χριστοῦ Ἰησοῦ τοῦ Σωτῆρος ἡμῶν</w:t>
+      </w:r>
+    </w:p>
+    <w:p>
+      <w:pPr/>
+      <w:r>
+        <w:rPr>
+          <w:lang w:val="fr_FR" w:bidi="fr_FR"/>
+        </w:rPr>
+      </w:r>
+      <w:r>
+        <w:rPr>
+          <w:b/>
+          <w:lang w:val="fr_FR" w:bidi="fr_FR"/>
+        </w:rPr>
         <w:t>"</w:t>
       </w:r>
       <w:r>
@@ -2006,6 +2311,21 @@
           <w:b/>
           <w:lang w:val="fr_FR" w:bidi="fr_FR"/>
         </w:rPr>
+        <w:t>Χριστοῦ Ἰησοῦ τοῦ Σωτῆρος ἡμῶν</w:t>
+      </w:r>
+    </w:p>
+    <w:p>
+      <w:pPr/>
+      <w:r>
+        <w:rPr>
+          <w:lang w:val="fr_FR" w:bidi="fr_FR"/>
+        </w:rPr>
+      </w:r>
+      <w:r>
+        <w:rPr>
+          <w:b/>
+          <w:lang w:val="fr_FR" w:bidi="fr_FR"/>
+        </w:rPr>
         <w:t>"</w:t>
       </w:r>
       <w:r>
@@ -2083,6 +2403,21 @@
           <w:b/>
           <w:lang w:val="fr_FR" w:bidi="fr_FR"/>
         </w:rPr>
+        <w:t>ἡμῶν</w:t>
+      </w:r>
+    </w:p>
+    <w:p>
+      <w:pPr/>
+      <w:r>
+        <w:rPr>
+          <w:lang w:val="fr_FR" w:bidi="fr_FR"/>
+        </w:rPr>
+      </w:r>
+      <w:r>
+        <w:rPr>
+          <w:b/>
+          <w:lang w:val="fr_FR" w:bidi="fr_FR"/>
+        </w:rPr>
         <w:t>"notre"</w:t>
       </w:r>
     </w:p>
@@ -2179,6 +2514,21 @@
           <w:b/>
           <w:lang w:val="fr_FR" w:bidi="fr_FR"/>
         </w:rPr>
+        <w:t>τούτου χάριν</w:t>
+      </w:r>
+    </w:p>
+    <w:p>
+      <w:pPr/>
+      <w:r>
+        <w:rPr>
+          <w:lang w:val="fr_FR" w:bidi="fr_FR"/>
+        </w:rPr>
+      </w:r>
+      <w:r>
+        <w:rPr>
+          <w:b/>
+          <w:lang w:val="fr_FR" w:bidi="fr_FR"/>
+        </w:rPr>
         <w:t>"</w:t>
       </w:r>
       <w:r>
@@ -2289,6 +2639,21 @@
           <w:b/>
           <w:lang w:val="fr_FR" w:bidi="fr_FR"/>
         </w:rPr>
+        <w:t>ἀπέλιπόν σε ἐν Κρήτῃ</w:t>
+      </w:r>
+    </w:p>
+    <w:p>
+      <w:pPr/>
+      <w:r>
+        <w:rPr>
+          <w:lang w:val="fr_FR" w:bidi="fr_FR"/>
+        </w:rPr>
+      </w:r>
+      <w:r>
+        <w:rPr>
+          <w:b/>
+          <w:lang w:val="fr_FR" w:bidi="fr_FR"/>
+        </w:rPr>
         <w:t>"J</w:t>
       </w:r>
       <w:r>
@@ -2366,6 +2731,21 @@
           <w:b/>
           <w:lang w:val="fr_FR" w:bidi="fr_FR"/>
         </w:rPr>
+        <w:t>ἵνα τὰ λείποντα ἐπιδιορθώσῃ</w:t>
+      </w:r>
+    </w:p>
+    <w:p>
+      <w:pPr/>
+      <w:r>
+        <w:rPr>
+          <w:lang w:val="fr_FR" w:bidi="fr_FR"/>
+        </w:rPr>
+      </w:r>
+      <w:r>
+        <w:rPr>
+          <w:b/>
+          <w:lang w:val="fr_FR" w:bidi="fr_FR"/>
+        </w:rPr>
         <w:t>"</w:t>
       </w:r>
       <w:r>
@@ -2443,6 +2823,21 @@
           <w:b/>
           <w:lang w:val="fr_FR" w:bidi="fr_FR"/>
         </w:rPr>
+        <w:t>καταστήσῃς &amp; πρεσβυτέρους</w:t>
+      </w:r>
+    </w:p>
+    <w:p>
+      <w:pPr/>
+      <w:r>
+        <w:rPr>
+          <w:lang w:val="fr_FR" w:bidi="fr_FR"/>
+        </w:rPr>
+      </w:r>
+      <w:r>
+        <w:rPr>
+          <w:b/>
+          <w:lang w:val="fr_FR" w:bidi="fr_FR"/>
+        </w:rPr>
         <w:t xml:space="preserve">"tu </w:t>
       </w:r>
       <w:r>
@@ -2513,6 +2908,21 @@
           <w:b/>
           <w:lang w:val="fr_FR" w:bidi="fr_FR"/>
         </w:rPr>
+        <w:t>εἴ τίς ἐστιν ἀνέγκλητος</w:t>
+      </w:r>
+    </w:p>
+    <w:p>
+      <w:pPr/>
+      <w:r>
+        <w:rPr>
+          <w:lang w:val="fr_FR" w:bidi="fr_FR"/>
+        </w:rPr>
+      </w:r>
+      <w:r>
+        <w:rPr>
+          <w:b/>
+          <w:lang w:val="fr_FR" w:bidi="fr_FR"/>
+        </w:rPr>
         <w:t>"</w:t>
       </w:r>
       <w:r>
@@ -2610,6 +3020,21 @@
           <w:b/>
           <w:lang w:val="fr_FR" w:bidi="fr_FR"/>
         </w:rPr>
+        <w:t>ἀνέγκλητος</w:t>
+      </w:r>
+    </w:p>
+    <w:p>
+      <w:pPr/>
+      <w:r>
+        <w:rPr>
+          <w:lang w:val="fr_FR" w:bidi="fr_FR"/>
+        </w:rPr>
+      </w:r>
+      <w:r>
+        <w:rPr>
+          <w:b/>
+          <w:lang w:val="fr_FR" w:bidi="fr_FR"/>
+        </w:rPr>
         <w:t>"</w:t>
       </w:r>
       <w:r>
@@ -2720,6 +3145,21 @@
           <w:b/>
           <w:lang w:val="fr_FR" w:bidi="fr_FR"/>
         </w:rPr>
+        <w:t>μιᾶς γυναικὸς ἀνήρ</w:t>
+      </w:r>
+    </w:p>
+    <w:p>
+      <w:pPr/>
+      <w:r>
+        <w:rPr>
+          <w:lang w:val="fr_FR" w:bidi="fr_FR"/>
+        </w:rPr>
+      </w:r>
+      <w:r>
+        <w:rPr>
+          <w:b/>
+          <w:lang w:val="fr_FR" w:bidi="fr_FR"/>
+        </w:rPr>
         <w:t>"mari d'une seule femme"</w:t>
       </w:r>
     </w:p>
@@ -2816,6 +3256,21 @@
           <w:b/>
           <w:lang w:val="fr_FR" w:bidi="fr_FR"/>
         </w:rPr>
+        <w:t>τέκνα &amp; πιστά</w:t>
+      </w:r>
+    </w:p>
+    <w:p>
+      <w:pPr/>
+      <w:r>
+        <w:rPr>
+          <w:lang w:val="fr_FR" w:bidi="fr_FR"/>
+        </w:rPr>
+      </w:r>
+      <w:r>
+        <w:rPr>
+          <w:b/>
+          <w:lang w:val="fr_FR" w:bidi="fr_FR"/>
+        </w:rPr>
         <w:t>"</w:t>
       </w:r>
       <w:r>
@@ -2906,6 +3361,21 @@
           <w:b/>
           <w:lang w:val="fr_FR" w:bidi="fr_FR"/>
         </w:rPr>
+        <w:t>τὸν ἐπίσκοπον</w:t>
+      </w:r>
+    </w:p>
+    <w:p>
+      <w:pPr/>
+      <w:r>
+        <w:rPr>
+          <w:lang w:val="fr_FR" w:bidi="fr_FR"/>
+        </w:rPr>
+      </w:r>
+      <w:r>
+        <w:rPr>
+          <w:b/>
+          <w:lang w:val="fr_FR" w:bidi="fr_FR"/>
+        </w:rPr>
         <w:t>"</w:t>
       </w:r>
       <w:r>
@@ -3016,6 +3486,21 @@
           <w:b/>
           <w:lang w:val="fr_FR" w:bidi="fr_FR"/>
         </w:rPr>
+        <w:t>Θεοῦ οἰκονόμον</w:t>
+      </w:r>
+    </w:p>
+    <w:p>
+      <w:pPr/>
+      <w:r>
+        <w:rPr>
+          <w:lang w:val="fr_FR" w:bidi="fr_FR"/>
+        </w:rPr>
+      </w:r>
+      <w:r>
+        <w:rPr>
+          <w:b/>
+          <w:lang w:val="fr_FR" w:bidi="fr_FR"/>
+        </w:rPr>
         <w:t>"</w:t>
       </w:r>
       <w:r>
@@ -3113,6 +3598,21 @@
           <w:b/>
           <w:lang w:val="fr_FR" w:bidi="fr_FR"/>
         </w:rPr>
+        <w:t>μὴ πάροινον</w:t>
+      </w:r>
+    </w:p>
+    <w:p>
+      <w:pPr/>
+      <w:r>
+        <w:rPr>
+          <w:lang w:val="fr_FR" w:bidi="fr_FR"/>
+        </w:rPr>
+      </w:r>
+      <w:r>
+        <w:rPr>
+          <w:b/>
+          <w:lang w:val="fr_FR" w:bidi="fr_FR"/>
+        </w:rPr>
         <w:t>"</w:t>
       </w:r>
       <w:r>
@@ -3190,6 +3690,21 @@
           <w:b/>
           <w:lang w:val="fr_FR" w:bidi="fr_FR"/>
         </w:rPr>
+        <w:t>μὴ πλήκτην</w:t>
+      </w:r>
+    </w:p>
+    <w:p>
+      <w:pPr/>
+      <w:r>
+        <w:rPr>
+          <w:lang w:val="fr_FR" w:bidi="fr_FR"/>
+        </w:rPr>
+      </w:r>
+      <w:r>
+        <w:rPr>
+          <w:b/>
+          <w:lang w:val="fr_FR" w:bidi="fr_FR"/>
+        </w:rPr>
         <w:t xml:space="preserve">"ni </w:t>
       </w:r>
       <w:r>
@@ -3267,6 +3782,21 @@
           <w:b/>
           <w:lang w:val="fr_FR" w:bidi="fr_FR"/>
         </w:rPr>
+        <w:t>ἀλλὰ</w:t>
+      </w:r>
+    </w:p>
+    <w:p>
+      <w:pPr/>
+      <w:r>
+        <w:rPr>
+          <w:lang w:val="fr_FR" w:bidi="fr_FR"/>
+        </w:rPr>
+      </w:r>
+      <w:r>
+        <w:rPr>
+          <w:b/>
+          <w:lang w:val="fr_FR" w:bidi="fr_FR"/>
+        </w:rPr>
         <w:t>"</w:t>
       </w:r>
       <w:r>
@@ -3377,6 +3907,21 @@
           <w:b/>
           <w:lang w:val="fr_FR" w:bidi="fr_FR"/>
         </w:rPr>
+        <w:t>φιλάγαθον</w:t>
+      </w:r>
+    </w:p>
+    <w:p>
+      <w:pPr/>
+      <w:r>
+        <w:rPr>
+          <w:lang w:val="fr_FR" w:bidi="fr_FR"/>
+        </w:rPr>
+      </w:r>
+      <w:r>
+        <w:rPr>
+          <w:b/>
+          <w:lang w:val="fr_FR" w:bidi="fr_FR"/>
+        </w:rPr>
         <w:t>"</w:t>
       </w:r>
       <w:r>
@@ -3487,6 +4032,21 @@
           <w:b/>
           <w:lang w:val="fr_FR" w:bidi="fr_FR"/>
         </w:rPr>
+        <w:t>σώφρονα &amp; ἐγκρατῆ</w:t>
+      </w:r>
+    </w:p>
+    <w:p>
+      <w:pPr/>
+      <w:r>
+        <w:rPr>
+          <w:lang w:val="fr_FR" w:bidi="fr_FR"/>
+        </w:rPr>
+      </w:r>
+      <w:r>
+        <w:rPr>
+          <w:b/>
+          <w:lang w:val="fr_FR" w:bidi="fr_FR"/>
+        </w:rPr>
         <w:t>"</w:t>
       </w:r>
       <w:r>
@@ -3610,6 +4170,21 @@
           <w:b/>
           <w:lang w:val="fr_FR" w:bidi="fr_FR"/>
         </w:rPr>
+        <w:t>δίκαιον, ὅσιον</w:t>
+      </w:r>
+    </w:p>
+    <w:p>
+      <w:pPr/>
+      <w:r>
+        <w:rPr>
+          <w:lang w:val="fr_FR" w:bidi="fr_FR"/>
+        </w:rPr>
+      </w:r>
+      <w:r>
+        <w:rPr>
+          <w:b/>
+          <w:lang w:val="fr_FR" w:bidi="fr_FR"/>
+        </w:rPr>
         <w:t>"</w:t>
       </w:r>
       <w:r>
@@ -3733,6 +4308,21 @@
           <w:b/>
           <w:lang w:val="fr_FR" w:bidi="fr_FR"/>
         </w:rPr>
+        <w:t>ἀντεχόμενον</w:t>
+      </w:r>
+    </w:p>
+    <w:p>
+      <w:pPr/>
+      <w:r>
+        <w:rPr>
+          <w:lang w:val="fr_FR" w:bidi="fr_FR"/>
+        </w:rPr>
+      </w:r>
+      <w:r>
+        <w:rPr>
+          <w:b/>
+          <w:lang w:val="fr_FR" w:bidi="fr_FR"/>
+        </w:rPr>
         <w:t>"</w:t>
       </w:r>
       <w:r>
@@ -3830,6 +4420,21 @@
           <w:b/>
           <w:lang w:val="fr_FR" w:bidi="fr_FR"/>
         </w:rPr>
+        <w:t>κατὰ τὴν διδαχὴν</w:t>
+      </w:r>
+    </w:p>
+    <w:p>
+      <w:pPr/>
+      <w:r>
+        <w:rPr>
+          <w:lang w:val="fr_FR" w:bidi="fr_FR"/>
+        </w:rPr>
+      </w:r>
+      <w:r>
+        <w:rPr>
+          <w:b/>
+          <w:lang w:val="fr_FR" w:bidi="fr_FR"/>
+        </w:rPr>
         <w:t>"</w:t>
       </w:r>
       <w:r>
@@ -3907,6 +4512,21 @@
           <w:b/>
           <w:lang w:val="fr_FR" w:bidi="fr_FR"/>
         </w:rPr>
+        <w:t>ἵνα</w:t>
+      </w:r>
+    </w:p>
+    <w:p>
+      <w:pPr/>
+      <w:r>
+        <w:rPr>
+          <w:lang w:val="fr_FR" w:bidi="fr_FR"/>
+        </w:rPr>
+      </w:r>
+      <w:r>
+        <w:rPr>
+          <w:b/>
+          <w:lang w:val="fr_FR" w:bidi="fr_FR"/>
+        </w:rPr>
         <w:t>"</w:t>
       </w:r>
       <w:r>
@@ -4017,6 +4637,21 @@
           <w:b/>
           <w:lang w:val="fr_FR" w:bidi="fr_FR"/>
         </w:rPr>
+        <w:t>τῇ διδασκαλίᾳ τῇ ὑγιαινούσῃ</w:t>
+      </w:r>
+    </w:p>
+    <w:p>
+      <w:pPr/>
+      <w:r>
+        <w:rPr>
+          <w:lang w:val="fr_FR" w:bidi="fr_FR"/>
+        </w:rPr>
+      </w:r>
+      <w:r>
+        <w:rPr>
+          <w:b/>
+          <w:lang w:val="fr_FR" w:bidi="fr_FR"/>
+        </w:rPr>
         <w:t>"</w:t>
       </w:r>
       <w:r>
@@ -4140,6 +4775,21 @@
           <w:b/>
           <w:lang w:val="fr_FR" w:bidi="fr_FR"/>
         </w:rPr>
+        <w:t>ματαιολόγοι</w:t>
+      </w:r>
+    </w:p>
+    <w:p>
+      <w:pPr/>
+      <w:r>
+        <w:rPr>
+          <w:lang w:val="fr_FR" w:bidi="fr_FR"/>
+        </w:rPr>
+      </w:r>
+      <w:r>
+        <w:rPr>
+          <w:b/>
+          <w:lang w:val="fr_FR" w:bidi="fr_FR"/>
+        </w:rPr>
         <w:t>"</w:t>
       </w:r>
       <w:r>
@@ -4263,6 +4913,21 @@
           <w:b/>
           <w:lang w:val="fr_FR" w:bidi="fr_FR"/>
         </w:rPr>
+        <w:t>φρεναπάται</w:t>
+      </w:r>
+    </w:p>
+    <w:p>
+      <w:pPr/>
+      <w:r>
+        <w:rPr>
+          <w:lang w:val="fr_FR" w:bidi="fr_FR"/>
+        </w:rPr>
+      </w:r>
+      <w:r>
+        <w:rPr>
+          <w:b/>
+          <w:lang w:val="fr_FR" w:bidi="fr_FR"/>
+        </w:rPr>
         <w:t>"séducteurs"</w:t>
       </w:r>
     </w:p>
@@ -4359,6 +5024,21 @@
           <w:b/>
           <w:lang w:val="fr_FR" w:bidi="fr_FR"/>
         </w:rPr>
+        <w:t>ματαιολόγοι, καὶ φρεναπάται</w:t>
+      </w:r>
+    </w:p>
+    <w:p>
+      <w:pPr/>
+      <w:r>
+        <w:rPr>
+          <w:lang w:val="fr_FR" w:bidi="fr_FR"/>
+        </w:rPr>
+      </w:r>
+      <w:r>
+        <w:rPr>
+          <w:b/>
+          <w:lang w:val="fr_FR" w:bidi="fr_FR"/>
+        </w:rPr>
         <w:t>"de vains discoureurs et de séducteurs</w:t>
       </w:r>
       <w:r>
@@ -4475,6 +5155,21 @@
           <w:b/>
           <w:lang w:val="fr_FR" w:bidi="fr_FR"/>
         </w:rPr>
+        <w:t>οἱ ἐκ τῆς περιτομῆς</w:t>
+      </w:r>
+    </w:p>
+    <w:p>
+      <w:pPr/>
+      <w:r>
+        <w:rPr>
+          <w:lang w:val="fr_FR" w:bidi="fr_FR"/>
+        </w:rPr>
+      </w:r>
+      <w:r>
+        <w:rPr>
+          <w:b/>
+          <w:lang w:val="fr_FR" w:bidi="fr_FR"/>
+        </w:rPr>
         <w:t>"les circoncis"</w:t>
       </w:r>
     </w:p>
@@ -4571,6 +5266,21 @@
           <w:b/>
           <w:lang w:val="fr_FR" w:bidi="fr_FR"/>
         </w:rPr>
+        <w:t>οὓς δεῖ ἐπιστομίζειν</w:t>
+      </w:r>
+    </w:p>
+    <w:p>
+      <w:pPr/>
+      <w:r>
+        <w:rPr>
+          <w:lang w:val="fr_FR" w:bidi="fr_FR"/>
+        </w:rPr>
+      </w:r>
+      <w:r>
+        <w:rPr>
+          <w:b/>
+          <w:lang w:val="fr_FR" w:bidi="fr_FR"/>
+        </w:rPr>
         <w:t>"</w:t>
       </w:r>
       <w:r>
@@ -4668,6 +5378,21 @@
           <w:b/>
           <w:lang w:val="fr_FR" w:bidi="fr_FR"/>
         </w:rPr>
+        <w:t>ὅλους οἴκους ἀνατρέπουσιν</w:t>
+      </w:r>
+    </w:p>
+    <w:p>
+      <w:pPr/>
+      <w:r>
+        <w:rPr>
+          <w:lang w:val="fr_FR" w:bidi="fr_FR"/>
+        </w:rPr>
+      </w:r>
+      <w:r>
+        <w:rPr>
+          <w:b/>
+          <w:lang w:val="fr_FR" w:bidi="fr_FR"/>
+        </w:rPr>
         <w:t>"</w:t>
       </w:r>
       <w:r>
@@ -4765,6 +5490,21 @@
           <w:b/>
           <w:lang w:val="fr_FR" w:bidi="fr_FR"/>
         </w:rPr>
+        <w:t>αἰσχροῦ κέρδους χάριν</w:t>
+      </w:r>
+    </w:p>
+    <w:p>
+      <w:pPr/>
+      <w:r>
+        <w:rPr>
+          <w:lang w:val="fr_FR" w:bidi="fr_FR"/>
+        </w:rPr>
+      </w:r>
+      <w:r>
+        <w:rPr>
+          <w:b/>
+          <w:lang w:val="fr_FR" w:bidi="fr_FR"/>
+        </w:rPr>
         <w:t>"</w:t>
       </w:r>
       <w:r>
@@ -4875,6 +5615,21 @@
           <w:b/>
           <w:lang w:val="fr_FR" w:bidi="fr_FR"/>
         </w:rPr>
+        <w:t>τις ἐξ αὐτῶν, ἴδιος αὐτῶν προφήτης</w:t>
+      </w:r>
+    </w:p>
+    <w:p>
+      <w:pPr/>
+      <w:r>
+        <w:rPr>
+          <w:lang w:val="fr_FR" w:bidi="fr_FR"/>
+        </w:rPr>
+      </w:r>
+      <w:r>
+        <w:rPr>
+          <w:b/>
+          <w:lang w:val="fr_FR" w:bidi="fr_FR"/>
+        </w:rPr>
         <w:t>"</w:t>
       </w:r>
       <w:r>
@@ -4952,6 +5707,21 @@
           <w:b/>
           <w:lang w:val="fr_FR" w:bidi="fr_FR"/>
         </w:rPr>
+        <w:t>Κρῆτες ἀεὶ ψεῦσται</w:t>
+      </w:r>
+    </w:p>
+    <w:p>
+      <w:pPr/>
+      <w:r>
+        <w:rPr>
+          <w:lang w:val="fr_FR" w:bidi="fr_FR"/>
+        </w:rPr>
+      </w:r>
+      <w:r>
+        <w:rPr>
+          <w:b/>
+          <w:lang w:val="fr_FR" w:bidi="fr_FR"/>
+        </w:rPr>
         <w:t>"</w:t>
       </w:r>
       <w:r>
@@ -5062,6 +5832,21 @@
           <w:b/>
           <w:lang w:val="fr_FR" w:bidi="fr_FR"/>
         </w:rPr>
+        <w:t>κακὰ θηρία</w:t>
+      </w:r>
+    </w:p>
+    <w:p>
+      <w:pPr/>
+      <w:r>
+        <w:rPr>
+          <w:lang w:val="fr_FR" w:bidi="fr_FR"/>
+        </w:rPr>
+      </w:r>
+      <w:r>
+        <w:rPr>
+          <w:b/>
+          <w:lang w:val="fr_FR" w:bidi="fr_FR"/>
+        </w:rPr>
         <w:t>"</w:t>
       </w:r>
       <w:r>
@@ -5172,6 +5957,21 @@
           <w:b/>
           <w:lang w:val="fr_FR" w:bidi="fr_FR"/>
         </w:rPr>
+        <w:t>γαστέρες ἀργαί</w:t>
+      </w:r>
+    </w:p>
+    <w:p>
+      <w:pPr/>
+      <w:r>
+        <w:rPr>
+          <w:lang w:val="fr_FR" w:bidi="fr_FR"/>
+        </w:rPr>
+      </w:r>
+      <w:r>
+        <w:rPr>
+          <w:b/>
+          <w:lang w:val="fr_FR" w:bidi="fr_FR"/>
+        </w:rPr>
         <w:t>"</w:t>
       </w:r>
       <w:r>
@@ -5269,6 +6069,21 @@
           <w:b/>
           <w:lang w:val="fr_FR" w:bidi="fr_FR"/>
         </w:rPr>
+        <w:t>δι’ ἣν αἰτίαν ἔλεγχε αὐτοὺς ἀποτόμως</w:t>
+      </w:r>
+    </w:p>
+    <w:p>
+      <w:pPr/>
+      <w:r>
+        <w:rPr>
+          <w:lang w:val="fr_FR" w:bidi="fr_FR"/>
+        </w:rPr>
+      </w:r>
+      <w:r>
+        <w:rPr>
+          <w:b/>
+          <w:lang w:val="fr_FR" w:bidi="fr_FR"/>
+        </w:rPr>
         <w:t>"</w:t>
       </w:r>
       <w:r>
@@ -5346,6 +6161,21 @@
           <w:b/>
           <w:lang w:val="fr_FR" w:bidi="fr_FR"/>
         </w:rPr>
+        <w:t>δι’ ἣν αἰτίαν</w:t>
+      </w:r>
+    </w:p>
+    <w:p>
+      <w:pPr/>
+      <w:r>
+        <w:rPr>
+          <w:lang w:val="fr_FR" w:bidi="fr_FR"/>
+        </w:rPr>
+      </w:r>
+      <w:r>
+        <w:rPr>
+          <w:b/>
+          <w:lang w:val="fr_FR" w:bidi="fr_FR"/>
+        </w:rPr>
         <w:t>"</w:t>
       </w:r>
       <w:r>
@@ -5456,6 +6286,21 @@
           <w:b/>
           <w:lang w:val="fr_FR" w:bidi="fr_FR"/>
         </w:rPr>
+        <w:t>αὐτοὺς</w:t>
+      </w:r>
+    </w:p>
+    <w:p>
+      <w:pPr/>
+      <w:r>
+        <w:rPr>
+          <w:lang w:val="fr_FR" w:bidi="fr_FR"/>
+        </w:rPr>
+      </w:r>
+      <w:r>
+        <w:rPr>
+          <w:b/>
+          <w:lang w:val="fr_FR" w:bidi="fr_FR"/>
+        </w:rPr>
         <w:t>"</w:t>
       </w:r>
       <w:r>
@@ -5578,6 +6423,21 @@
           <w:b/>
           <w:lang w:val="fr_FR" w:bidi="fr_FR"/>
         </w:rPr>
+        <w:t>ἵνα ὑγιαίνωσιν ἐν τῇ πίστει</w:t>
+      </w:r>
+    </w:p>
+    <w:p>
+      <w:pPr/>
+      <w:r>
+        <w:rPr>
+          <w:lang w:val="fr_FR" w:bidi="fr_FR"/>
+        </w:rPr>
+      </w:r>
+      <w:r>
+        <w:rPr>
+          <w:b/>
+          <w:lang w:val="fr_FR" w:bidi="fr_FR"/>
+        </w:rPr>
         <w:t>"</w:t>
       </w:r>
       <w:r>
@@ -5688,6 +6548,21 @@
           <w:b/>
           <w:lang w:val="fr_FR" w:bidi="fr_FR"/>
         </w:rPr>
+        <w:t>ἵνα</w:t>
+      </w:r>
+    </w:p>
+    <w:p>
+      <w:pPr/>
+      <w:r>
+        <w:rPr>
+          <w:lang w:val="fr_FR" w:bidi="fr_FR"/>
+        </w:rPr>
+      </w:r>
+      <w:r>
+        <w:rPr>
+          <w:b/>
+          <w:lang w:val="fr_FR" w:bidi="fr_FR"/>
+        </w:rPr>
         <w:t>"afin qu'ils"</w:t>
       </w:r>
     </w:p>
@@ -5784,6 +6659,21 @@
           <w:b/>
           <w:lang w:val="fr_FR" w:bidi="fr_FR"/>
         </w:rPr>
+        <w:t>ἐν τῇ πίστει</w:t>
+      </w:r>
+    </w:p>
+    <w:p>
+      <w:pPr/>
+      <w:r>
+        <w:rPr>
+          <w:lang w:val="fr_FR" w:bidi="fr_FR"/>
+        </w:rPr>
+      </w:r>
+      <w:r>
+        <w:rPr>
+          <w:b/>
+          <w:lang w:val="fr_FR" w:bidi="fr_FR"/>
+        </w:rPr>
         <w:t>"</w:t>
       </w:r>
       <w:r>
@@ -5894,6 +6784,21 @@
           <w:b/>
           <w:lang w:val="fr_FR" w:bidi="fr_FR"/>
         </w:rPr>
+        <w:t>Ἰουδαϊκοῖς μύθοις</w:t>
+      </w:r>
+    </w:p>
+    <w:p>
+      <w:pPr/>
+      <w:r>
+        <w:rPr>
+          <w:lang w:val="fr_FR" w:bidi="fr_FR"/>
+        </w:rPr>
+      </w:r>
+      <w:r>
+        <w:rPr>
+          <w:b/>
+          <w:lang w:val="fr_FR" w:bidi="fr_FR"/>
+        </w:rPr>
         <w:t>"fables juives"</w:t>
       </w:r>
     </w:p>
@@ -5957,6 +6862,21 @@
           <w:b/>
           <w:lang w:val="fr_FR" w:bidi="fr_FR"/>
         </w:rPr>
+        <w:t>ἀποστρεφομένων τὴν ἀλήθειαν</w:t>
+      </w:r>
+    </w:p>
+    <w:p>
+      <w:pPr/>
+      <w:r>
+        <w:rPr>
+          <w:lang w:val="fr_FR" w:bidi="fr_FR"/>
+        </w:rPr>
+      </w:r>
+      <w:r>
+        <w:rPr>
+          <w:b/>
+          <w:lang w:val="fr_FR" w:bidi="fr_FR"/>
+        </w:rPr>
         <w:t>"</w:t>
       </w:r>
       <w:r>
@@ -6054,6 +6974,21 @@
           <w:b/>
           <w:lang w:val="fr_FR" w:bidi="fr_FR"/>
         </w:rPr>
+        <w:t>πάντα καθαρὰ τοῖς καθαροῖς</w:t>
+      </w:r>
+    </w:p>
+    <w:p>
+      <w:pPr/>
+      <w:r>
+        <w:rPr>
+          <w:lang w:val="fr_FR" w:bidi="fr_FR"/>
+        </w:rPr>
+      </w:r>
+      <w:r>
+        <w:rPr>
+          <w:b/>
+          <w:lang w:val="fr_FR" w:bidi="fr_FR"/>
+        </w:rPr>
         <w:t>"</w:t>
       </w:r>
       <w:r>
@@ -6151,6 +7086,21 @@
           <w:b/>
           <w:lang w:val="fr_FR" w:bidi="fr_FR"/>
         </w:rPr>
+        <w:t>τοῖς καθαροῖς</w:t>
+      </w:r>
+    </w:p>
+    <w:p>
+      <w:pPr/>
+      <w:r>
+        <w:rPr>
+          <w:lang w:val="fr_FR" w:bidi="fr_FR"/>
+        </w:rPr>
+      </w:r>
+      <w:r>
+        <w:rPr>
+          <w:b/>
+          <w:lang w:val="fr_FR" w:bidi="fr_FR"/>
+        </w:rPr>
         <w:t>"</w:t>
       </w:r>
       <w:r>
@@ -6228,6 +7178,21 @@
           <w:b/>
           <w:lang w:val="fr_FR" w:bidi="fr_FR"/>
         </w:rPr>
+        <w:t>δὲ</w:t>
+      </w:r>
+    </w:p>
+    <w:p>
+      <w:pPr/>
+      <w:r>
+        <w:rPr>
+          <w:lang w:val="fr_FR" w:bidi="fr_FR"/>
+        </w:rPr>
+      </w:r>
+      <w:r>
+        <w:rPr>
+          <w:b/>
+          <w:lang w:val="fr_FR" w:bidi="fr_FR"/>
+        </w:rPr>
         <w:t>"mais"</w:t>
       </w:r>
     </w:p>
@@ -6336,6 +7301,21 @@
           <w:b/>
           <w:lang w:val="fr_FR" w:bidi="fr_FR"/>
         </w:rPr>
+        <w:t>τοῖς δὲ μεμιαμμένοις καὶ ἀπίστοις, οὐδὲν καθαρόν</w:t>
+      </w:r>
+    </w:p>
+    <w:p>
+      <w:pPr/>
+      <w:r>
+        <w:rPr>
+          <w:lang w:val="fr_FR" w:bidi="fr_FR"/>
+        </w:rPr>
+      </w:r>
+      <w:r>
+        <w:rPr>
+          <w:b/>
+          <w:lang w:val="fr_FR" w:bidi="fr_FR"/>
+        </w:rPr>
         <w:t>"</w:t>
       </w:r>
       <w:r>
@@ -6433,6 +7413,21 @@
           <w:b/>
           <w:lang w:val="fr_FR" w:bidi="fr_FR"/>
         </w:rPr>
+        <w:t>δὲ</w:t>
+      </w:r>
+    </w:p>
+    <w:p>
+      <w:pPr/>
+      <w:r>
+        <w:rPr>
+          <w:lang w:val="fr_FR" w:bidi="fr_FR"/>
+        </w:rPr>
+      </w:r>
+      <w:r>
+        <w:rPr>
+          <w:b/>
+          <w:lang w:val="fr_FR" w:bidi="fr_FR"/>
+        </w:rPr>
         <w:t>"mais"</w:t>
       </w:r>
     </w:p>
@@ -6529,6 +7524,21 @@
           <w:b/>
           <w:lang w:val="fr_FR" w:bidi="fr_FR"/>
         </w:rPr>
+        <w:t>τοῖς &amp; ἔργοις ἀρνοῦνται</w:t>
+      </w:r>
+    </w:p>
+    <w:p>
+      <w:pPr/>
+      <w:r>
+        <w:rPr>
+          <w:lang w:val="fr_FR" w:bidi="fr_FR"/>
+        </w:rPr>
+      </w:r>
+      <w:r>
+        <w:rPr>
+          <w:b/>
+          <w:lang w:val="fr_FR" w:bidi="fr_FR"/>
+        </w:rPr>
         <w:t>"</w:t>
       </w:r>
       <w:r>
@@ -6606,6 +7616,21 @@
           <w:b/>
           <w:lang w:val="fr_FR" w:bidi="fr_FR"/>
         </w:rPr>
+        <w:t>σὺ δὲ</w:t>
+      </w:r>
+    </w:p>
+    <w:p>
+      <w:pPr/>
+      <w:r>
+        <w:rPr>
+          <w:lang w:val="fr_FR" w:bidi="fr_FR"/>
+        </w:rPr>
+      </w:r>
+      <w:r>
+        <w:rPr>
+          <w:b/>
+          <w:lang w:val="fr_FR" w:bidi="fr_FR"/>
+        </w:rPr>
         <w:t>"</w:t>
       </w:r>
       <w:r>
@@ -6716,6 +7741,21 @@
           <w:b/>
           <w:lang w:val="fr_FR" w:bidi="fr_FR"/>
         </w:rPr>
+        <w:t>τῇ ὑγιαινούσῃ διδασκαλίᾳ</w:t>
+      </w:r>
+    </w:p>
+    <w:p>
+      <w:pPr/>
+      <w:r>
+        <w:rPr>
+          <w:lang w:val="fr_FR" w:bidi="fr_FR"/>
+        </w:rPr>
+      </w:r>
+      <w:r>
+        <w:rPr>
+          <w:b/>
+          <w:lang w:val="fr_FR" w:bidi="fr_FR"/>
+        </w:rPr>
         <w:t>"saine doctrine"</w:t>
       </w:r>
     </w:p>
@@ -6812,6 +7852,21 @@
           <w:b/>
           <w:lang w:val="fr_FR" w:bidi="fr_FR"/>
         </w:rPr>
+        <w:t>πρεσβύτας &amp; εἶναι</w:t>
+      </w:r>
+    </w:p>
+    <w:p>
+      <w:pPr/>
+      <w:r>
+        <w:rPr>
+          <w:lang w:val="fr_FR" w:bidi="fr_FR"/>
+        </w:rPr>
+      </w:r>
+      <w:r>
+        <w:rPr>
+          <w:b/>
+          <w:lang w:val="fr_FR" w:bidi="fr_FR"/>
+        </w:rPr>
         <w:t>"</w:t>
       </w:r>
       <w:r>
@@ -6902,6 +7957,21 @@
           <w:b/>
           <w:lang w:val="fr_FR" w:bidi="fr_FR"/>
         </w:rPr>
+        <w:t>νηφαλίους &amp; σεμνούς, σώφρονας</w:t>
+      </w:r>
+    </w:p>
+    <w:p>
+      <w:pPr/>
+      <w:r>
+        <w:rPr>
+          <w:lang w:val="fr_FR" w:bidi="fr_FR"/>
+        </w:rPr>
+      </w:r>
+      <w:r>
+        <w:rPr>
+          <w:b/>
+          <w:lang w:val="fr_FR" w:bidi="fr_FR"/>
+        </w:rPr>
         <w:t>"</w:t>
       </w:r>
       <w:r>
@@ -6999,6 +8069,21 @@
           <w:b/>
           <w:lang w:val="fr_FR" w:bidi="fr_FR"/>
         </w:rPr>
+        <w:t>νηφαλίους</w:t>
+      </w:r>
+    </w:p>
+    <w:p>
+      <w:pPr/>
+      <w:r>
+        <w:rPr>
+          <w:lang w:val="fr_FR" w:bidi="fr_FR"/>
+        </w:rPr>
+      </w:r>
+      <w:r>
+        <w:rPr>
+          <w:b/>
+          <w:lang w:val="fr_FR" w:bidi="fr_FR"/>
+        </w:rPr>
         <w:t>"</w:t>
       </w:r>
       <w:r>
@@ -7088,6 +8173,21 @@
           <w:b/>
           <w:lang w:val="fr_FR" w:bidi="fr_FR"/>
         </w:rPr>
+        <w:t>σώφρονας</w:t>
+      </w:r>
+    </w:p>
+    <w:p>
+      <w:pPr/>
+      <w:r>
+        <w:rPr>
+          <w:lang w:val="fr_FR" w:bidi="fr_FR"/>
+        </w:rPr>
+      </w:r>
+      <w:r>
+        <w:rPr>
+          <w:b/>
+          <w:lang w:val="fr_FR" w:bidi="fr_FR"/>
+        </w:rPr>
         <w:t>"modérés"</w:t>
       </w:r>
     </w:p>
@@ -7151,6 +8251,21 @@
           <w:b/>
           <w:lang w:val="fr_FR" w:bidi="fr_FR"/>
         </w:rPr>
+        <w:t>ὑγιαίνοντας τῇ πίστει τῇ ἀγάπῃ, τῇ ὑπομονῇ</w:t>
+      </w:r>
+    </w:p>
+    <w:p>
+      <w:pPr/>
+      <w:r>
+        <w:rPr>
+          <w:lang w:val="fr_FR" w:bidi="fr_FR"/>
+        </w:rPr>
+      </w:r>
+      <w:r>
+        <w:rPr>
+          <w:b/>
+          <w:lang w:val="fr_FR" w:bidi="fr_FR"/>
+        </w:rPr>
         <w:t>"</w:t>
       </w:r>
       <w:r>
@@ -7306,6 +8421,21 @@
           <w:b/>
           <w:lang w:val="fr_FR" w:bidi="fr_FR"/>
         </w:rPr>
+        <w:t>ὑγιαίνοντας τῇ πίστει</w:t>
+      </w:r>
+    </w:p>
+    <w:p>
+      <w:pPr/>
+      <w:r>
+        <w:rPr>
+          <w:lang w:val="fr_FR" w:bidi="fr_FR"/>
+        </w:rPr>
+      </w:r>
+      <w:r>
+        <w:rPr>
+          <w:b/>
+          <w:lang w:val="fr_FR" w:bidi="fr_FR"/>
+        </w:rPr>
         <w:t>"</w:t>
       </w:r>
       <w:r>
@@ -7409,6 +8539,21 @@
           <w:b/>
           <w:lang w:val="fr_FR" w:bidi="fr_FR"/>
         </w:rPr>
+        <w:t>τῇ ἀγάπῃ</w:t>
+      </w:r>
+    </w:p>
+    <w:p>
+      <w:pPr/>
+      <w:r>
+        <w:rPr>
+          <w:lang w:val="fr_FR" w:bidi="fr_FR"/>
+        </w:rPr>
+      </w:r>
+      <w:r>
+        <w:rPr>
+          <w:b/>
+          <w:lang w:val="fr_FR" w:bidi="fr_FR"/>
+        </w:rPr>
         <w:t>"</w:t>
       </w:r>
       <w:r>
@@ -7519,6 +8664,21 @@
           <w:b/>
           <w:lang w:val="fr_FR" w:bidi="fr_FR"/>
         </w:rPr>
+        <w:t>τῇ ὑπομονῇ</w:t>
+      </w:r>
+    </w:p>
+    <w:p>
+      <w:pPr/>
+      <w:r>
+        <w:rPr>
+          <w:lang w:val="fr_FR" w:bidi="fr_FR"/>
+        </w:rPr>
+      </w:r>
+      <w:r>
+        <w:rPr>
+          <w:b/>
+          <w:lang w:val="fr_FR" w:bidi="fr_FR"/>
+        </w:rPr>
         <w:t>"l</w:t>
       </w:r>
       <w:r>
@@ -7629,6 +8789,21 @@
           <w:b/>
           <w:lang w:val="fr_FR" w:bidi="fr_FR"/>
         </w:rPr>
+        <w:t>πρεσβύτιδας ὡσαύτως</w:t>
+      </w:r>
+    </w:p>
+    <w:p>
+      <w:pPr/>
+      <w:r>
+        <w:rPr>
+          <w:lang w:val="fr_FR" w:bidi="fr_FR"/>
+        </w:rPr>
+      </w:r>
+      <w:r>
+        <w:rPr>
+          <w:b/>
+          <w:lang w:val="fr_FR" w:bidi="fr_FR"/>
+        </w:rPr>
         <w:t>"</w:t>
       </w:r>
       <w:r>
@@ -7726,6 +8901,21 @@
           <w:b/>
           <w:lang w:val="fr_FR" w:bidi="fr_FR"/>
         </w:rPr>
+        <w:t>οἴνῳ πολλῷ δεδουλωμένας</w:t>
+      </w:r>
+    </w:p>
+    <w:p>
+      <w:pPr/>
+      <w:r>
+        <w:rPr>
+          <w:lang w:val="fr_FR" w:bidi="fr_FR"/>
+        </w:rPr>
+      </w:r>
+      <w:r>
+        <w:rPr>
+          <w:b/>
+          <w:lang w:val="fr_FR" w:bidi="fr_FR"/>
+        </w:rPr>
         <w:t>"</w:t>
       </w:r>
       <w:r>
@@ -7823,6 +9013,21 @@
           <w:b/>
           <w:lang w:val="fr_FR" w:bidi="fr_FR"/>
         </w:rPr>
+        <w:t>οἴνῳ πολλῷ δεδουλωμένας</w:t>
+      </w:r>
+    </w:p>
+    <w:p>
+      <w:pPr/>
+      <w:r>
+        <w:rPr>
+          <w:lang w:val="fr_FR" w:bidi="fr_FR"/>
+        </w:rPr>
+      </w:r>
+      <w:r>
+        <w:rPr>
+          <w:b/>
+          <w:lang w:val="fr_FR" w:bidi="fr_FR"/>
+        </w:rPr>
         <w:t>"</w:t>
       </w:r>
       <w:r>
@@ -7920,6 +9125,21 @@
           <w:b/>
           <w:lang w:val="fr_FR" w:bidi="fr_FR"/>
         </w:rPr>
+        <w:t>καλοδιδασκάλους</w:t>
+      </w:r>
+    </w:p>
+    <w:p>
+      <w:pPr/>
+      <w:r>
+        <w:rPr>
+          <w:lang w:val="fr_FR" w:bidi="fr_FR"/>
+        </w:rPr>
+      </w:r>
+      <w:r>
+        <w:rPr>
+          <w:b/>
+          <w:lang w:val="fr_FR" w:bidi="fr_FR"/>
+        </w:rPr>
         <w:t>"</w:t>
       </w:r>
       <w:r>
@@ -8017,6 +9237,21 @@
           <w:b/>
           <w:lang w:val="fr_FR" w:bidi="fr_FR"/>
         </w:rPr>
+        <w:t>ἵνα</w:t>
+      </w:r>
+    </w:p>
+    <w:p>
+      <w:pPr/>
+      <w:r>
+        <w:rPr>
+          <w:lang w:val="fr_FR" w:bidi="fr_FR"/>
+        </w:rPr>
+      </w:r>
+      <w:r>
+        <w:rPr>
+          <w:b/>
+          <w:lang w:val="fr_FR" w:bidi="fr_FR"/>
+        </w:rPr>
         <w:t>"</w:t>
       </w:r>
       <w:r>
@@ -8127,6 +9362,21 @@
           <w:b/>
           <w:lang w:val="fr_FR" w:bidi="fr_FR"/>
         </w:rPr>
+        <w:t>φιλάνδρους</w:t>
+      </w:r>
+    </w:p>
+    <w:p>
+      <w:pPr/>
+      <w:r>
+        <w:rPr>
+          <w:lang w:val="fr_FR" w:bidi="fr_FR"/>
+        </w:rPr>
+      </w:r>
+      <w:r>
+        <w:rPr>
+          <w:b/>
+          <w:lang w:val="fr_FR" w:bidi="fr_FR"/>
+        </w:rPr>
         <w:t>"</w:t>
       </w:r>
       <w:r>
@@ -8204,6 +9454,21 @@
           <w:b/>
           <w:lang w:val="fr_FR" w:bidi="fr_FR"/>
         </w:rPr>
+        <w:t>φιλοτέκνους</w:t>
+      </w:r>
+    </w:p>
+    <w:p>
+      <w:pPr/>
+      <w:r>
+        <w:rPr>
+          <w:lang w:val="fr_FR" w:bidi="fr_FR"/>
+        </w:rPr>
+      </w:r>
+      <w:r>
+        <w:rPr>
+          <w:b/>
+          <w:lang w:val="fr_FR" w:bidi="fr_FR"/>
+        </w:rPr>
         <w:t>"</w:t>
       </w:r>
       <w:r>
@@ -8281,6 +9546,21 @@
           <w:b/>
           <w:lang w:val="fr_FR" w:bidi="fr_FR"/>
         </w:rPr>
+        <w:t>ὑποτασσομένας τοῖς ἰδίοις ἀνδράσιν</w:t>
+      </w:r>
+    </w:p>
+    <w:p>
+      <w:pPr/>
+      <w:r>
+        <w:rPr>
+          <w:lang w:val="fr_FR" w:bidi="fr_FR"/>
+        </w:rPr>
+      </w:r>
+      <w:r>
+        <w:rPr>
+          <w:b/>
+          <w:lang w:val="fr_FR" w:bidi="fr_FR"/>
+        </w:rPr>
         <w:t>"</w:t>
       </w:r>
       <w:r>
@@ -8358,6 +9638,21 @@
           <w:b/>
           <w:lang w:val="fr_FR" w:bidi="fr_FR"/>
         </w:rPr>
+        <w:t>ἵνα</w:t>
+      </w:r>
+    </w:p>
+    <w:p>
+      <w:pPr/>
+      <w:r>
+        <w:rPr>
+          <w:lang w:val="fr_FR" w:bidi="fr_FR"/>
+        </w:rPr>
+      </w:r>
+      <w:r>
+        <w:rPr>
+          <w:b/>
+          <w:lang w:val="fr_FR" w:bidi="fr_FR"/>
+        </w:rPr>
         <w:t>"afin que"</w:t>
       </w:r>
     </w:p>
@@ -8454,6 +9749,21 @@
           <w:b/>
           <w:lang w:val="fr_FR" w:bidi="fr_FR"/>
         </w:rPr>
+        <w:t>ἵνα μὴ ὁ λόγος τοῦ Θεοῦ βλασφημῆται</w:t>
+      </w:r>
+    </w:p>
+    <w:p>
+      <w:pPr/>
+      <w:r>
+        <w:rPr>
+          <w:lang w:val="fr_FR" w:bidi="fr_FR"/>
+        </w:rPr>
+      </w:r>
+      <w:r>
+        <w:rPr>
+          <w:b/>
+          <w:lang w:val="fr_FR" w:bidi="fr_FR"/>
+        </w:rPr>
         <w:t>"</w:t>
       </w:r>
       <w:r>
@@ -8551,6 +9861,21 @@
           <w:b/>
           <w:lang w:val="fr_FR" w:bidi="fr_FR"/>
         </w:rPr>
+        <w:t>ὁ λόγος τοῦ Θεοῦ</w:t>
+      </w:r>
+    </w:p>
+    <w:p>
+      <w:pPr/>
+      <w:r>
+        <w:rPr>
+          <w:lang w:val="fr_FR" w:bidi="fr_FR"/>
+        </w:rPr>
+      </w:r>
+      <w:r>
+        <w:rPr>
+          <w:b/>
+          <w:lang w:val="fr_FR" w:bidi="fr_FR"/>
+        </w:rPr>
         <w:t>"la parole de Dieu"</w:t>
       </w:r>
     </w:p>
@@ -8647,6 +9972,21 @@
           <w:b/>
           <w:lang w:val="fr_FR" w:bidi="fr_FR"/>
         </w:rPr>
+        <w:t>ὡσαύτως</w:t>
+      </w:r>
+    </w:p>
+    <w:p>
+      <w:pPr/>
+      <w:r>
+        <w:rPr>
+          <w:lang w:val="fr_FR" w:bidi="fr_FR"/>
+        </w:rPr>
+      </w:r>
+      <w:r>
+        <w:rPr>
+          <w:b/>
+          <w:lang w:val="fr_FR" w:bidi="fr_FR"/>
+        </w:rPr>
         <w:t>"</w:t>
       </w:r>
       <w:r>
@@ -8724,6 +10064,21 @@
           <w:b/>
           <w:lang w:val="fr_FR" w:bidi="fr_FR"/>
         </w:rPr>
+        <w:t>περὶ πάντα</w:t>
+      </w:r>
+    </w:p>
+    <w:p>
+      <w:pPr/>
+      <w:r>
+        <w:rPr>
+          <w:lang w:val="fr_FR" w:bidi="fr_FR"/>
+        </w:rPr>
+      </w:r>
+      <w:r>
+        <w:rPr>
+          <w:b/>
+          <w:lang w:val="fr_FR" w:bidi="fr_FR"/>
+        </w:rPr>
         <w:t>"</w:t>
       </w:r>
       <w:r>
@@ -8801,6 +10156,21 @@
           <w:b/>
           <w:lang w:val="fr_FR" w:bidi="fr_FR"/>
         </w:rPr>
+        <w:t>σεαυτὸν παρεχόμενος</w:t>
+      </w:r>
+    </w:p>
+    <w:p>
+      <w:pPr/>
+      <w:r>
+        <w:rPr>
+          <w:lang w:val="fr_FR" w:bidi="fr_FR"/>
+        </w:rPr>
+      </w:r>
+      <w:r>
+        <w:rPr>
+          <w:b/>
+          <w:lang w:val="fr_FR" w:bidi="fr_FR"/>
+        </w:rPr>
         <w:t xml:space="preserve">"te </w:t>
       </w:r>
       <w:r>
@@ -8871,6 +10241,21 @@
           <w:b/>
           <w:lang w:val="fr_FR" w:bidi="fr_FR"/>
         </w:rPr>
+        <w:t>τύπον καλῶν ἔργων</w:t>
+      </w:r>
+    </w:p>
+    <w:p>
+      <w:pPr/>
+      <w:r>
+        <w:rPr>
+          <w:lang w:val="fr_FR" w:bidi="fr_FR"/>
+        </w:rPr>
+      </w:r>
+      <w:r>
+        <w:rPr>
+          <w:b/>
+          <w:lang w:val="fr_FR" w:bidi="fr_FR"/>
+        </w:rPr>
         <w:t>"</w:t>
       </w:r>
       <w:r>
@@ -8948,6 +10333,21 @@
           <w:b/>
           <w:lang w:val="fr_FR" w:bidi="fr_FR"/>
         </w:rPr>
+        <w:t>ἐν τῇ διδασκαλίᾳ ἀφθορίαν, σεμνότητα</w:t>
+      </w:r>
+    </w:p>
+    <w:p>
+      <w:pPr/>
+      <w:r>
+        <w:rPr>
+          <w:lang w:val="fr_FR" w:bidi="fr_FR"/>
+        </w:rPr>
+      </w:r>
+      <w:r>
+        <w:rPr>
+          <w:b/>
+          <w:lang w:val="fr_FR" w:bidi="fr_FR"/>
+        </w:rPr>
         <w:t>"</w:t>
       </w:r>
       <w:r>
@@ -9045,6 +10445,21 @@
           <w:b/>
           <w:lang w:val="fr_FR" w:bidi="fr_FR"/>
         </w:rPr>
+        <w:t>ἐν τῇ διδασκαλίᾳ ἀφθορίαν, σεμνότητα</w:t>
+      </w:r>
+    </w:p>
+    <w:p>
+      <w:pPr/>
+      <w:r>
+        <w:rPr>
+          <w:lang w:val="fr_FR" w:bidi="fr_FR"/>
+        </w:rPr>
+      </w:r>
+      <w:r>
+        <w:rPr>
+          <w:b/>
+          <w:lang w:val="fr_FR" w:bidi="fr_FR"/>
+        </w:rPr>
         <w:t>"</w:t>
       </w:r>
       <w:r>
@@ -9161,6 +10576,21 @@
           <w:b/>
           <w:lang w:val="fr_FR" w:bidi="fr_FR"/>
         </w:rPr>
+        <w:t>ἀφθορίαν</w:t>
+      </w:r>
+    </w:p>
+    <w:p>
+      <w:pPr/>
+      <w:r>
+        <w:rPr>
+          <w:lang w:val="fr_FR" w:bidi="fr_FR"/>
+        </w:rPr>
+      </w:r>
+      <w:r>
+        <w:rPr>
+          <w:b/>
+          <w:lang w:val="fr_FR" w:bidi="fr_FR"/>
+        </w:rPr>
         <w:t>"</w:t>
       </w:r>
       <w:r>
@@ -9258,6 +10688,21 @@
           <w:b/>
           <w:lang w:val="fr_FR" w:bidi="fr_FR"/>
         </w:rPr>
+        <w:t>ὑγιῆ</w:t>
+      </w:r>
+    </w:p>
+    <w:p>
+      <w:pPr/>
+      <w:r>
+        <w:rPr>
+          <w:lang w:val="fr_FR" w:bidi="fr_FR"/>
+        </w:rPr>
+      </w:r>
+      <w:r>
+        <w:rPr>
+          <w:b/>
+          <w:lang w:val="fr_FR" w:bidi="fr_FR"/>
+        </w:rPr>
         <w:t>"</w:t>
       </w:r>
       <w:r>
@@ -9381,6 +10826,21 @@
           <w:b/>
           <w:lang w:val="fr_FR" w:bidi="fr_FR"/>
         </w:rPr>
+        <w:t>ἵνα</w:t>
+      </w:r>
+    </w:p>
+    <w:p>
+      <w:pPr/>
+      <w:r>
+        <w:rPr>
+          <w:lang w:val="fr_FR" w:bidi="fr_FR"/>
+        </w:rPr>
+      </w:r>
+      <w:r>
+        <w:rPr>
+          <w:b/>
+          <w:lang w:val="fr_FR" w:bidi="fr_FR"/>
+        </w:rPr>
         <w:t>"afin que"</w:t>
       </w:r>
     </w:p>
@@ -9477,6 +10937,21 @@
           <w:b/>
           <w:lang w:val="fr_FR" w:bidi="fr_FR"/>
         </w:rPr>
+        <w:t>ἵνα ὁ ἐξ ἐναντίας ἐντραπῇ</w:t>
+      </w:r>
+    </w:p>
+    <w:p>
+      <w:pPr/>
+      <w:r>
+        <w:rPr>
+          <w:lang w:val="fr_FR" w:bidi="fr_FR"/>
+        </w:rPr>
+      </w:r>
+      <w:r>
+        <w:rPr>
+          <w:b/>
+          <w:lang w:val="fr_FR" w:bidi="fr_FR"/>
+        </w:rPr>
         <w:t>"</w:t>
       </w:r>
       <w:r>
@@ -9574,6 +11049,21 @@
           <w:b/>
           <w:lang w:val="fr_FR" w:bidi="fr_FR"/>
         </w:rPr>
+        <w:t>ἡμῶν</w:t>
+      </w:r>
+    </w:p>
+    <w:p>
+      <w:pPr/>
+      <w:r>
+        <w:rPr>
+          <w:lang w:val="fr_FR" w:bidi="fr_FR"/>
+        </w:rPr>
+      </w:r>
+      <w:r>
+        <w:rPr>
+          <w:b/>
+          <w:lang w:val="fr_FR" w:bidi="fr_FR"/>
+        </w:rPr>
         <w:t>"nous"</w:t>
       </w:r>
     </w:p>
@@ -9670,6 +11160,21 @@
           <w:b/>
           <w:lang w:val="fr_FR" w:bidi="fr_FR"/>
         </w:rPr>
+        <w:t>δούλους ἰδίοις δεσπόταις ὑποτάσσεσθαι</w:t>
+      </w:r>
+    </w:p>
+    <w:p>
+      <w:pPr/>
+      <w:r>
+        <w:rPr>
+          <w:lang w:val="fr_FR" w:bidi="fr_FR"/>
+        </w:rPr>
+      </w:r>
+      <w:r>
+        <w:rPr>
+          <w:b/>
+          <w:lang w:val="fr_FR" w:bidi="fr_FR"/>
+        </w:rPr>
         <w:t>"</w:t>
       </w:r>
       <w:r>
@@ -9767,6 +11272,21 @@
           <w:b/>
           <w:lang w:val="fr_FR" w:bidi="fr_FR"/>
         </w:rPr>
+        <w:t>ἐν πᾶσιν</w:t>
+      </w:r>
+    </w:p>
+    <w:p>
+      <w:pPr/>
+      <w:r>
+        <w:rPr>
+          <w:lang w:val="fr_FR" w:bidi="fr_FR"/>
+        </w:rPr>
+      </w:r>
+      <w:r>
+        <w:rPr>
+          <w:b/>
+          <w:lang w:val="fr_FR" w:bidi="fr_FR"/>
+        </w:rPr>
         <w:t>"</w:t>
       </w:r>
       <w:r>
@@ -9844,6 +11364,21 @@
           <w:b/>
           <w:lang w:val="fr_FR" w:bidi="fr_FR"/>
         </w:rPr>
+        <w:t>εὐαρέστους εἶναι</w:t>
+      </w:r>
+    </w:p>
+    <w:p>
+      <w:pPr/>
+      <w:r>
+        <w:rPr>
+          <w:lang w:val="fr_FR" w:bidi="fr_FR"/>
+        </w:rPr>
+      </w:r>
+      <w:r>
+        <w:rPr>
+          <w:b/>
+          <w:lang w:val="fr_FR" w:bidi="fr_FR"/>
+        </w:rPr>
         <w:t>"</w:t>
       </w:r>
       <w:r>
@@ -9934,6 +11469,21 @@
           <w:b/>
           <w:lang w:val="fr_FR" w:bidi="fr_FR"/>
         </w:rPr>
+        <w:t>μὴ νοσφιζομένους</w:t>
+      </w:r>
+    </w:p>
+    <w:p>
+      <w:pPr/>
+      <w:r>
+        <w:rPr>
+          <w:lang w:val="fr_FR" w:bidi="fr_FR"/>
+        </w:rPr>
+      </w:r>
+      <w:r>
+        <w:rPr>
+          <w:b/>
+          <w:lang w:val="fr_FR" w:bidi="fr_FR"/>
+        </w:rPr>
         <w:t>"</w:t>
       </w:r>
       <w:r>
@@ -10031,6 +11581,21 @@
           <w:b/>
           <w:lang w:val="fr_FR" w:bidi="fr_FR"/>
         </w:rPr>
+        <w:t>ἀλλὰ</w:t>
+      </w:r>
+    </w:p>
+    <w:p>
+      <w:pPr/>
+      <w:r>
+        <w:rPr>
+          <w:lang w:val="fr_FR" w:bidi="fr_FR"/>
+        </w:rPr>
+      </w:r>
+      <w:r>
+        <w:rPr>
+          <w:b/>
+          <w:lang w:val="fr_FR" w:bidi="fr_FR"/>
+        </w:rPr>
         <w:t>"mais"</w:t>
       </w:r>
     </w:p>
@@ -10139,6 +11704,21 @@
           <w:b/>
           <w:lang w:val="fr_FR" w:bidi="fr_FR"/>
         </w:rPr>
+        <w:t>πᾶσαν πίστιν ἐνδεικνυμένους ἀγαθήν</w:t>
+      </w:r>
+    </w:p>
+    <w:p>
+      <w:pPr/>
+      <w:r>
+        <w:rPr>
+          <w:lang w:val="fr_FR" w:bidi="fr_FR"/>
+        </w:rPr>
+      </w:r>
+      <w:r>
+        <w:rPr>
+          <w:b/>
+          <w:lang w:val="fr_FR" w:bidi="fr_FR"/>
+        </w:rPr>
         <w:t>"</w:t>
       </w:r>
       <w:r>
@@ -10216,6 +11796,21 @@
           <w:b/>
           <w:lang w:val="fr_FR" w:bidi="fr_FR"/>
         </w:rPr>
+        <w:t>ἵνα</w:t>
+      </w:r>
+    </w:p>
+    <w:p>
+      <w:pPr/>
+      <w:r>
+        <w:rPr>
+          <w:lang w:val="fr_FR" w:bidi="fr_FR"/>
+        </w:rPr>
+      </w:r>
+      <w:r>
+        <w:rPr>
+          <w:b/>
+          <w:lang w:val="fr_FR" w:bidi="fr_FR"/>
+        </w:rPr>
         <w:t>"afin"</w:t>
       </w:r>
     </w:p>
@@ -10312,6 +11907,21 @@
           <w:b/>
           <w:lang w:val="fr_FR" w:bidi="fr_FR"/>
         </w:rPr>
+        <w:t>ἐν πᾶσιν</w:t>
+      </w:r>
+    </w:p>
+    <w:p>
+      <w:pPr/>
+      <w:r>
+        <w:rPr>
+          <w:lang w:val="fr_FR" w:bidi="fr_FR"/>
+        </w:rPr>
+      </w:r>
+      <w:r>
+        <w:rPr>
+          <w:b/>
+          <w:lang w:val="fr_FR" w:bidi="fr_FR"/>
+        </w:rPr>
         <w:t>"</w:t>
       </w:r>
       <w:r>
@@ -10389,6 +11999,21 @@
           <w:b/>
           <w:lang w:val="fr_FR" w:bidi="fr_FR"/>
         </w:rPr>
+        <w:t>τὴν διδασκαλίαν τὴν τοῦ Σωτῆρος ἡμῶν, Θεοῦ, κοσμῶσιν</w:t>
+      </w:r>
+    </w:p>
+    <w:p>
+      <w:pPr/>
+      <w:r>
+        <w:rPr>
+          <w:lang w:val="fr_FR" w:bidi="fr_FR"/>
+        </w:rPr>
+      </w:r>
+      <w:r>
+        <w:rPr>
+          <w:b/>
+          <w:lang w:val="fr_FR" w:bidi="fr_FR"/>
+        </w:rPr>
         <w:t>"</w:t>
       </w:r>
       <w:r>
@@ -10466,6 +12091,21 @@
           <w:b/>
           <w:lang w:val="fr_FR" w:bidi="fr_FR"/>
         </w:rPr>
+        <w:t>ἡμῶν</w:t>
+      </w:r>
+    </w:p>
+    <w:p>
+      <w:pPr/>
+      <w:r>
+        <w:rPr>
+          <w:lang w:val="fr_FR" w:bidi="fr_FR"/>
+        </w:rPr>
+      </w:r>
+      <w:r>
+        <w:rPr>
+          <w:b/>
+          <w:lang w:val="fr_FR" w:bidi="fr_FR"/>
+        </w:rPr>
         <w:t>"notre"</w:t>
       </w:r>
     </w:p>
@@ -10568,6 +12208,21 @@
           <w:b/>
           <w:lang w:val="fr_FR" w:bidi="fr_FR"/>
         </w:rPr>
+        <w:t>γὰρ</w:t>
+      </w:r>
+    </w:p>
+    <w:p>
+      <w:pPr/>
+      <w:r>
+        <w:rPr>
+          <w:lang w:val="fr_FR" w:bidi="fr_FR"/>
+        </w:rPr>
+      </w:r>
+      <w:r>
+        <w:rPr>
+          <w:b/>
+          <w:lang w:val="fr_FR" w:bidi="fr_FR"/>
+        </w:rPr>
         <w:t>"Car"</w:t>
       </w:r>
     </w:p>
@@ -10664,6 +12319,21 @@
           <w:b/>
           <w:lang w:val="fr_FR" w:bidi="fr_FR"/>
         </w:rPr>
+        <w:t>ἐπεφάνη &amp; ἡ χάρις τοῦ Θεοῦ</w:t>
+      </w:r>
+    </w:p>
+    <w:p>
+      <w:pPr/>
+      <w:r>
+        <w:rPr>
+          <w:lang w:val="fr_FR" w:bidi="fr_FR"/>
+        </w:rPr>
+      </w:r>
+      <w:r>
+        <w:rPr>
+          <w:b/>
+          <w:lang w:val="fr_FR" w:bidi="fr_FR"/>
+        </w:rPr>
         <w:t>"</w:t>
       </w:r>
       <w:r>
@@ -10774,6 +12444,21 @@
           <w:b/>
           <w:lang w:val="fr_FR" w:bidi="fr_FR"/>
         </w:rPr>
+        <w:t>ἐπεφάνη γὰρ ἡ χάρις τοῦ Θεοῦ σωτήριος πᾶσιν ἀνθρώποις</w:t>
+      </w:r>
+    </w:p>
+    <w:p>
+      <w:pPr/>
+      <w:r>
+        <w:rPr>
+          <w:lang w:val="fr_FR" w:bidi="fr_FR"/>
+        </w:rPr>
+      </w:r>
+      <w:r>
+        <w:rPr>
+          <w:b/>
+          <w:lang w:val="fr_FR" w:bidi="fr_FR"/>
+        </w:rPr>
         <w:t>"</w:t>
       </w:r>
       <w:r>
@@ -10877,6 +12562,21 @@
           <w:b/>
           <w:lang w:val="fr_FR" w:bidi="fr_FR"/>
         </w:rPr>
+        <w:t>σωτήριος πᾶσιν ἀνθρώποις</w:t>
+      </w:r>
+    </w:p>
+    <w:p>
+      <w:pPr/>
+      <w:r>
+        <w:rPr>
+          <w:lang w:val="fr_FR" w:bidi="fr_FR"/>
+        </w:rPr>
+      </w:r>
+      <w:r>
+        <w:rPr>
+          <w:b/>
+          <w:lang w:val="fr_FR" w:bidi="fr_FR"/>
+        </w:rPr>
         <w:t>"</w:t>
       </w:r>
       <w:r>
@@ -10987,6 +12687,21 @@
           <w:b/>
           <w:lang w:val="fr_FR" w:bidi="fr_FR"/>
         </w:rPr>
+        <w:t>πᾶσιν ἀνθρώποις</w:t>
+      </w:r>
+    </w:p>
+    <w:p>
+      <w:pPr/>
+      <w:r>
+        <w:rPr>
+          <w:lang w:val="fr_FR" w:bidi="fr_FR"/>
+        </w:rPr>
+      </w:r>
+      <w:r>
+        <w:rPr>
+          <w:b/>
+          <w:lang w:val="fr_FR" w:bidi="fr_FR"/>
+        </w:rPr>
         <w:t>"</w:t>
       </w:r>
       <w:r>
@@ -11090,6 +12805,21 @@
           <w:b/>
           <w:lang w:val="fr_FR" w:bidi="fr_FR"/>
         </w:rPr>
+        <w:t>παιδεύουσα ἡμᾶς</w:t>
+      </w:r>
+    </w:p>
+    <w:p>
+      <w:pPr/>
+      <w:r>
+        <w:rPr>
+          <w:lang w:val="fr_FR" w:bidi="fr_FR"/>
+        </w:rPr>
+      </w:r>
+      <w:r>
+        <w:rPr>
+          <w:b/>
+          <w:lang w:val="fr_FR" w:bidi="fr_FR"/>
+        </w:rPr>
         <w:t>"</w:t>
       </w:r>
       <w:r>
@@ -11187,6 +12917,21 @@
           <w:b/>
           <w:lang w:val="fr_FR" w:bidi="fr_FR"/>
         </w:rPr>
+        <w:t>ἡμᾶς</w:t>
+      </w:r>
+    </w:p>
+    <w:p>
+      <w:pPr/>
+      <w:r>
+        <w:rPr>
+          <w:lang w:val="fr_FR" w:bidi="fr_FR"/>
+        </w:rPr>
+      </w:r>
+      <w:r>
+        <w:rPr>
+          <w:b/>
+          <w:lang w:val="fr_FR" w:bidi="fr_FR"/>
+        </w:rPr>
         <w:t>"nous"</w:t>
       </w:r>
     </w:p>
@@ -11283,6 +13028,21 @@
           <w:b/>
           <w:lang w:val="fr_FR" w:bidi="fr_FR"/>
         </w:rPr>
+        <w:t>τὴν ἀσέβειαν</w:t>
+      </w:r>
+    </w:p>
+    <w:p>
+      <w:pPr/>
+      <w:r>
+        <w:rPr>
+          <w:lang w:val="fr_FR" w:bidi="fr_FR"/>
+        </w:rPr>
+      </w:r>
+      <w:r>
+        <w:rPr>
+          <w:b/>
+          <w:lang w:val="fr_FR" w:bidi="fr_FR"/>
+        </w:rPr>
         <w:t>"</w:t>
       </w:r>
       <w:r>
@@ -11393,6 +13153,21 @@
           <w:b/>
           <w:lang w:val="fr_FR" w:bidi="fr_FR"/>
         </w:rPr>
+        <w:t>τὰς κοσμικὰς ἐπιθυμίας</w:t>
+      </w:r>
+    </w:p>
+    <w:p>
+      <w:pPr/>
+      <w:r>
+        <w:rPr>
+          <w:lang w:val="fr_FR" w:bidi="fr_FR"/>
+        </w:rPr>
+      </w:r>
+      <w:r>
+        <w:rPr>
+          <w:b/>
+          <w:lang w:val="fr_FR" w:bidi="fr_FR"/>
+        </w:rPr>
         <w:t>"</w:t>
       </w:r>
       <w:r>
@@ -11503,6 +13278,21 @@
           <w:b/>
           <w:lang w:val="fr_FR" w:bidi="fr_FR"/>
         </w:rPr>
+        <w:t>ἀσέβειαν &amp; εὐσεβῶς</w:t>
+      </w:r>
+    </w:p>
+    <w:p>
+      <w:pPr/>
+      <w:r>
+        <w:rPr>
+          <w:lang w:val="fr_FR" w:bidi="fr_FR"/>
+        </w:rPr>
+      </w:r>
+      <w:r>
+        <w:rPr>
+          <w:b/>
+          <w:lang w:val="fr_FR" w:bidi="fr_FR"/>
+        </w:rPr>
         <w:t>"</w:t>
       </w:r>
       <w:r>
@@ -11580,6 +13370,21 @@
           <w:b/>
           <w:lang w:val="fr_FR" w:bidi="fr_FR"/>
         </w:rPr>
+        <w:t>ἐν τῷ νῦν αἰῶνι</w:t>
+      </w:r>
+    </w:p>
+    <w:p>
+      <w:pPr/>
+      <w:r>
+        <w:rPr>
+          <w:lang w:val="fr_FR" w:bidi="fr_FR"/>
+        </w:rPr>
+      </w:r>
+      <w:r>
+        <w:rPr>
+          <w:b/>
+          <w:lang w:val="fr_FR" w:bidi="fr_FR"/>
+        </w:rPr>
         <w:t>"</w:t>
       </w:r>
       <w:r>
@@ -11650,6 +13455,21 @@
           <w:b/>
           <w:lang w:val="fr_FR" w:bidi="fr_FR"/>
         </w:rPr>
+        <w:t>προσδεχόμενοι</w:t>
+      </w:r>
+    </w:p>
+    <w:p>
+      <w:pPr/>
+      <w:r>
+        <w:rPr>
+          <w:lang w:val="fr_FR" w:bidi="fr_FR"/>
+        </w:rPr>
+      </w:r>
+      <w:r>
+        <w:rPr>
+          <w:b/>
+          <w:lang w:val="fr_FR" w:bidi="fr_FR"/>
+        </w:rPr>
         <w:t>"</w:t>
       </w:r>
       <w:r>
@@ -11720,6 +13540,21 @@
           <w:b/>
           <w:lang w:val="fr_FR" w:bidi="fr_FR"/>
         </w:rPr>
+        <w:t>τὴν μακαρίαν ἐλπίδα, καὶ ἐπιφάνειαν τῆς δόξης</w:t>
+      </w:r>
+    </w:p>
+    <w:p>
+      <w:pPr/>
+      <w:r>
+        <w:rPr>
+          <w:lang w:val="fr_FR" w:bidi="fr_FR"/>
+        </w:rPr>
+      </w:r>
+      <w:r>
+        <w:rPr>
+          <w:b/>
+          <w:lang w:val="fr_FR" w:bidi="fr_FR"/>
+        </w:rPr>
         <w:t>"</w:t>
       </w:r>
       <w:r>
@@ -11862,6 +13697,21 @@
           <w:b/>
           <w:lang w:val="fr_FR" w:bidi="fr_FR"/>
         </w:rPr>
+        <w:t>τὴν μακαρίαν ἐλπίδα, καὶ ἐπιφάνειαν τῆς δόξης</w:t>
+      </w:r>
+    </w:p>
+    <w:p>
+      <w:pPr/>
+      <w:r>
+        <w:rPr>
+          <w:lang w:val="fr_FR" w:bidi="fr_FR"/>
+        </w:rPr>
+      </w:r>
+      <w:r>
+        <w:rPr>
+          <w:b/>
+          <w:lang w:val="fr_FR" w:bidi="fr_FR"/>
+        </w:rPr>
         <w:t>"</w:t>
       </w:r>
       <w:r>
@@ -11985,6 +13835,21 @@
           <w:b/>
           <w:lang w:val="fr_FR" w:bidi="fr_FR"/>
         </w:rPr>
+        <w:t>τὴν μακαρίαν ἐλπίδα, καὶ ἐπιφάνειαν τῆς δόξης τοῦ μεγάλου Θεοῦ καὶ Σωτῆρος ἡμῶν, Ἰησοῦ Χριστοῦ</w:t>
+      </w:r>
+    </w:p>
+    <w:p>
+      <w:pPr/>
+      <w:r>
+        <w:rPr>
+          <w:lang w:val="fr_FR" w:bidi="fr_FR"/>
+        </w:rPr>
+      </w:r>
+      <w:r>
+        <w:rPr>
+          <w:b/>
+          <w:lang w:val="fr_FR" w:bidi="fr_FR"/>
+        </w:rPr>
         <w:t>"</w:t>
       </w:r>
       <w:r>
@@ -12127,6 +13992,21 @@
           <w:b/>
           <w:lang w:val="fr_FR" w:bidi="fr_FR"/>
         </w:rPr>
+        <w:t>τοῦ μεγάλου Θεοῦ καὶ Σωτῆρος ἡμῶν, Ἰησοῦ Χριστοῦ</w:t>
+      </w:r>
+    </w:p>
+    <w:p>
+      <w:pPr/>
+      <w:r>
+        <w:rPr>
+          <w:lang w:val="fr_FR" w:bidi="fr_FR"/>
+        </w:rPr>
+      </w:r>
+      <w:r>
+        <w:rPr>
+          <w:b/>
+          <w:lang w:val="fr_FR" w:bidi="fr_FR"/>
+        </w:rPr>
         <w:t>"de notre grand Dieu et Sauveur Jésus-Christ"</w:t>
       </w:r>
     </w:p>
@@ -12249,6 +14129,21 @@
           <w:b/>
           <w:lang w:val="fr_FR" w:bidi="fr_FR"/>
         </w:rPr>
+        <w:t>ὃς ἔδωκεν ἑαυτὸν ὑπὲρ ἡμῶν</w:t>
+      </w:r>
+    </w:p>
+    <w:p>
+      <w:pPr/>
+      <w:r>
+        <w:rPr>
+          <w:lang w:val="fr_FR" w:bidi="fr_FR"/>
+        </w:rPr>
+      </w:r>
+      <w:r>
+        <w:rPr>
+          <w:b/>
+          <w:lang w:val="fr_FR" w:bidi="fr_FR"/>
+        </w:rPr>
         <w:t>"</w:t>
       </w:r>
       <w:r>
@@ -12346,6 +14241,21 @@
           <w:b/>
           <w:lang w:val="fr_FR" w:bidi="fr_FR"/>
         </w:rPr>
+        <w:t>ἡμῶν</w:t>
+      </w:r>
+    </w:p>
+    <w:p>
+      <w:pPr/>
+      <w:r>
+        <w:rPr>
+          <w:lang w:val="fr_FR" w:bidi="fr_FR"/>
+        </w:rPr>
+      </w:r>
+      <w:r>
+        <w:rPr>
+          <w:b/>
+          <w:lang w:val="fr_FR" w:bidi="fr_FR"/>
+        </w:rPr>
         <w:t>"nous"</w:t>
       </w:r>
     </w:p>
@@ -12442,6 +14352,21 @@
           <w:b/>
           <w:lang w:val="fr_FR" w:bidi="fr_FR"/>
         </w:rPr>
+        <w:t>λυτρώσηται ἡμᾶς ἀπὸ πάσης ἀνομίας</w:t>
+      </w:r>
+    </w:p>
+    <w:p>
+      <w:pPr/>
+      <w:r>
+        <w:rPr>
+          <w:lang w:val="fr_FR" w:bidi="fr_FR"/>
+        </w:rPr>
+      </w:r>
+      <w:r>
+        <w:rPr>
+          <w:b/>
+          <w:lang w:val="fr_FR" w:bidi="fr_FR"/>
+        </w:rPr>
         <w:t>"</w:t>
       </w:r>
       <w:r>
@@ -12545,6 +14470,21 @@
           <w:b/>
           <w:lang w:val="fr_FR" w:bidi="fr_FR"/>
         </w:rPr>
+        <w:t>ἡμᾶς</w:t>
+      </w:r>
+    </w:p>
+    <w:p>
+      <w:pPr/>
+      <w:r>
+        <w:rPr>
+          <w:lang w:val="fr_FR" w:bidi="fr_FR"/>
+        </w:rPr>
+      </w:r>
+      <w:r>
+        <w:rPr>
+          <w:b/>
+          <w:lang w:val="fr_FR" w:bidi="fr_FR"/>
+        </w:rPr>
         <w:t>"nous"</w:t>
       </w:r>
     </w:p>
@@ -12641,6 +14581,21 @@
           <w:b/>
           <w:lang w:val="fr_FR" w:bidi="fr_FR"/>
         </w:rPr>
+        <w:t>λαὸν περιούσιον</w:t>
+      </w:r>
+    </w:p>
+    <w:p>
+      <w:pPr/>
+      <w:r>
+        <w:rPr>
+          <w:lang w:val="fr_FR" w:bidi="fr_FR"/>
+        </w:rPr>
+      </w:r>
+      <w:r>
+        <w:rPr>
+          <w:b/>
+          <w:lang w:val="fr_FR" w:bidi="fr_FR"/>
+        </w:rPr>
         <w:t>"</w:t>
       </w:r>
       <w:r>
@@ -12738,6 +14693,21 @@
           <w:b/>
           <w:lang w:val="fr_FR" w:bidi="fr_FR"/>
         </w:rPr>
+        <w:t>ζηλωτὴν καλῶν ἔργων</w:t>
+      </w:r>
+    </w:p>
+    <w:p>
+      <w:pPr/>
+      <w:r>
+        <w:rPr>
+          <w:lang w:val="fr_FR" w:bidi="fr_FR"/>
+        </w:rPr>
+      </w:r>
+      <w:r>
+        <w:rPr>
+          <w:b/>
+          <w:lang w:val="fr_FR" w:bidi="fr_FR"/>
+        </w:rPr>
         <w:t>"</w:t>
       </w:r>
       <w:r>
@@ -12815,6 +14785,21 @@
           <w:b/>
           <w:lang w:val="fr_FR" w:bidi="fr_FR"/>
         </w:rPr>
+        <w:t>ταῦτα</w:t>
+      </w:r>
+    </w:p>
+    <w:p>
+      <w:pPr/>
+      <w:r>
+        <w:rPr>
+          <w:lang w:val="fr_FR" w:bidi="fr_FR"/>
+        </w:rPr>
+      </w:r>
+      <w:r>
+        <w:rPr>
+          <w:b/>
+          <w:lang w:val="fr_FR" w:bidi="fr_FR"/>
+        </w:rPr>
         <w:t>"ces choses"</w:t>
       </w:r>
     </w:p>
@@ -12911,6 +14896,21 @@
           <w:b/>
           <w:lang w:val="fr_FR" w:bidi="fr_FR"/>
         </w:rPr>
+        <w:t>παρακάλει</w:t>
+      </w:r>
+    </w:p>
+    <w:p>
+      <w:pPr/>
+      <w:r>
+        <w:rPr>
+          <w:lang w:val="fr_FR" w:bidi="fr_FR"/>
+        </w:rPr>
+      </w:r>
+      <w:r>
+        <w:rPr>
+          <w:b/>
+          <w:lang w:val="fr_FR" w:bidi="fr_FR"/>
+        </w:rPr>
         <w:t>"</w:t>
       </w:r>
       <w:r>
@@ -13021,6 +15021,21 @@
           <w:b/>
           <w:lang w:val="fr_FR" w:bidi="fr_FR"/>
         </w:rPr>
+        <w:t>ἔλεγχε, μετὰ πάσης ἐπιταγῆς</w:t>
+      </w:r>
+    </w:p>
+    <w:p>
+      <w:pPr/>
+      <w:r>
+        <w:rPr>
+          <w:lang w:val="fr_FR" w:bidi="fr_FR"/>
+        </w:rPr>
+      </w:r>
+      <w:r>
+        <w:rPr>
+          <w:b/>
+          <w:lang w:val="fr_FR" w:bidi="fr_FR"/>
+        </w:rPr>
         <w:t>"</w:t>
       </w:r>
       <w:r>
@@ -13131,6 +15146,21 @@
           <w:b/>
           <w:lang w:val="fr_FR" w:bidi="fr_FR"/>
         </w:rPr>
+        <w:t>μετὰ πάσης ἐπιταγῆς</w:t>
+      </w:r>
+    </w:p>
+    <w:p>
+      <w:pPr/>
+      <w:r>
+        <w:rPr>
+          <w:lang w:val="fr_FR" w:bidi="fr_FR"/>
+        </w:rPr>
+      </w:r>
+      <w:r>
+        <w:rPr>
+          <w:b/>
+          <w:lang w:val="fr_FR" w:bidi="fr_FR"/>
+        </w:rPr>
         <w:t>"</w:t>
       </w:r>
       <w:r>
@@ -13241,6 +15271,21 @@
           <w:b/>
           <w:lang w:val="fr_FR" w:bidi="fr_FR"/>
         </w:rPr>
+        <w:t>μηδείς σου περιφρονείτω</w:t>
+      </w:r>
+    </w:p>
+    <w:p>
+      <w:pPr/>
+      <w:r>
+        <w:rPr>
+          <w:lang w:val="fr_FR" w:bidi="fr_FR"/>
+        </w:rPr>
+      </w:r>
+      <w:r>
+        <w:rPr>
+          <w:b/>
+          <w:lang w:val="fr_FR" w:bidi="fr_FR"/>
+        </w:rPr>
         <w:t>"</w:t>
       </w:r>
       <w:r>
@@ -13318,6 +15363,21 @@
           <w:b/>
           <w:lang w:val="fr_FR" w:bidi="fr_FR"/>
         </w:rPr>
+        <w:t>μηδείς σου περιφρονείτω</w:t>
+      </w:r>
+    </w:p>
+    <w:p>
+      <w:pPr/>
+      <w:r>
+        <w:rPr>
+          <w:lang w:val="fr_FR" w:bidi="fr_FR"/>
+        </w:rPr>
+      </w:r>
+      <w:r>
+        <w:rPr>
+          <w:b/>
+          <w:lang w:val="fr_FR" w:bidi="fr_FR"/>
+        </w:rPr>
         <w:t>"Que personne ne te méprise"</w:t>
       </w:r>
     </w:p>
@@ -13401,6 +15461,21 @@
           <w:b/>
           <w:lang w:val="fr_FR" w:bidi="fr_FR"/>
         </w:rPr>
+        <w:t>μηδείς σου περιφρονείτω</w:t>
+      </w:r>
+    </w:p>
+    <w:p>
+      <w:pPr/>
+      <w:r>
+        <w:rPr>
+          <w:lang w:val="fr_FR" w:bidi="fr_FR"/>
+        </w:rPr>
+      </w:r>
+      <w:r>
+        <w:rPr>
+          <w:b/>
+          <w:lang w:val="fr_FR" w:bidi="fr_FR"/>
+        </w:rPr>
         <w:t>"Que personne ne te méprise"</w:t>
       </w:r>
     </w:p>
@@ -13484,6 +15559,21 @@
           <w:b/>
           <w:lang w:val="fr_FR" w:bidi="fr_FR"/>
         </w:rPr>
+        <w:t>ὑπομίμνῃσκε αὐτοὺς &amp; ὑποτάσσεσθαι</w:t>
+      </w:r>
+    </w:p>
+    <w:p>
+      <w:pPr/>
+      <w:r>
+        <w:rPr>
+          <w:lang w:val="fr_FR" w:bidi="fr_FR"/>
+        </w:rPr>
+      </w:r>
+      <w:r>
+        <w:rPr>
+          <w:b/>
+          <w:lang w:val="fr_FR" w:bidi="fr_FR"/>
+        </w:rPr>
         <w:t>"</w:t>
       </w:r>
       <w:r>
@@ -13561,6 +15651,21 @@
           <w:b/>
           <w:lang w:val="fr_FR" w:bidi="fr_FR"/>
         </w:rPr>
+        <w:t>ἀρχαῖς, ἐξουσίαις, ὑποτάσσεσθαι, πειθαρχεῖν</w:t>
+      </w:r>
+    </w:p>
+    <w:p>
+      <w:pPr/>
+      <w:r>
+        <w:rPr>
+          <w:lang w:val="fr_FR" w:bidi="fr_FR"/>
+        </w:rPr>
+      </w:r>
+      <w:r>
+        <w:rPr>
+          <w:b/>
+          <w:lang w:val="fr_FR" w:bidi="fr_FR"/>
+        </w:rPr>
         <w:t>"</w:t>
       </w:r>
       <w:r>
@@ -13684,6 +15789,21 @@
           <w:b/>
           <w:lang w:val="fr_FR" w:bidi="fr_FR"/>
         </w:rPr>
+        <w:t>ἀρχαῖς, ἐξουσίαις</w:t>
+      </w:r>
+    </w:p>
+    <w:p>
+      <w:pPr/>
+      <w:r>
+        <w:rPr>
+          <w:lang w:val="fr_FR" w:bidi="fr_FR"/>
+        </w:rPr>
+      </w:r>
+      <w:r>
+        <w:rPr>
+          <w:b/>
+          <w:lang w:val="fr_FR" w:bidi="fr_FR"/>
+        </w:rPr>
         <w:t>"</w:t>
       </w:r>
       <w:r>
@@ -13800,6 +15920,21 @@
           <w:b/>
           <w:lang w:val="fr_FR" w:bidi="fr_FR"/>
         </w:rPr>
+        <w:t>πρὸς πᾶν ἔργον ἀγαθὸν ἑτοίμους εἶναι</w:t>
+      </w:r>
+    </w:p>
+    <w:p>
+      <w:pPr/>
+      <w:r>
+        <w:rPr>
+          <w:lang w:val="fr_FR" w:bidi="fr_FR"/>
+        </w:rPr>
+      </w:r>
+      <w:r>
+        <w:rPr>
+          <w:b/>
+          <w:lang w:val="fr_FR" w:bidi="fr_FR"/>
+        </w:rPr>
         <w:t>"</w:t>
       </w:r>
       <w:r>
@@ -13870,6 +16005,21 @@
           <w:b/>
           <w:lang w:val="fr_FR" w:bidi="fr_FR"/>
         </w:rPr>
+        <w:t>βλασφημεῖν</w:t>
+      </w:r>
+    </w:p>
+    <w:p>
+      <w:pPr/>
+      <w:r>
+        <w:rPr>
+          <w:lang w:val="fr_FR" w:bidi="fr_FR"/>
+        </w:rPr>
+      </w:r>
+      <w:r>
+        <w:rPr>
+          <w:b/>
+          <w:lang w:val="fr_FR" w:bidi="fr_FR"/>
+        </w:rPr>
         <w:t>"</w:t>
       </w:r>
       <w:r>
@@ -13947,6 +16097,21 @@
           <w:b/>
           <w:lang w:val="fr_FR" w:bidi="fr_FR"/>
         </w:rPr>
+        <w:t>ἀμάχους εἶναι</w:t>
+      </w:r>
+    </w:p>
+    <w:p>
+      <w:pPr/>
+      <w:r>
+        <w:rPr>
+          <w:lang w:val="fr_FR" w:bidi="fr_FR"/>
+        </w:rPr>
+      </w:r>
+      <w:r>
+        <w:rPr>
+          <w:b/>
+          <w:lang w:val="fr_FR" w:bidi="fr_FR"/>
+        </w:rPr>
         <w:t>"ê</w:t>
       </w:r>
       <w:r>
@@ -14037,6 +16202,21 @@
           <w:b/>
           <w:lang w:val="fr_FR" w:bidi="fr_FR"/>
         </w:rPr>
+        <w:t>πᾶσαν ἐνδεικνυμένους πραΰτητα</w:t>
+      </w:r>
+    </w:p>
+    <w:p>
+      <w:pPr/>
+      <w:r>
+        <w:rPr>
+          <w:lang w:val="fr_FR" w:bidi="fr_FR"/>
+        </w:rPr>
+      </w:r>
+      <w:r>
+        <w:rPr>
+          <w:b/>
+          <w:lang w:val="fr_FR" w:bidi="fr_FR"/>
+        </w:rPr>
         <w:t>"</w:t>
       </w:r>
       <w:r>
@@ -14127,6 +16307,21 @@
           <w:b/>
           <w:lang w:val="fr_FR" w:bidi="fr_FR"/>
         </w:rPr>
+        <w:t>πρὸς πάντας ἀνθρώπους</w:t>
+      </w:r>
+    </w:p>
+    <w:p>
+      <w:pPr/>
+      <w:r>
+        <w:rPr>
+          <w:lang w:val="fr_FR" w:bidi="fr_FR"/>
+        </w:rPr>
+      </w:r>
+      <w:r>
+        <w:rPr>
+          <w:b/>
+          <w:lang w:val="fr_FR" w:bidi="fr_FR"/>
+        </w:rPr>
         <w:t>"</w:t>
       </w:r>
       <w:r>
@@ -14230,6 +16425,21 @@
           <w:b/>
           <w:lang w:val="fr_FR" w:bidi="fr_FR"/>
         </w:rPr>
+        <w:t>ἦμεν γάρ ποτε καὶ ἡμεῖς</w:t>
+      </w:r>
+    </w:p>
+    <w:p>
+      <w:pPr/>
+      <w:r>
+        <w:rPr>
+          <w:lang w:val="fr_FR" w:bidi="fr_FR"/>
+        </w:rPr>
+      </w:r>
+      <w:r>
+        <w:rPr>
+          <w:b/>
+          <w:lang w:val="fr_FR" w:bidi="fr_FR"/>
+        </w:rPr>
         <w:t>"</w:t>
       </w:r>
       <w:r>
@@ -14372,6 +16582,21 @@
           <w:b/>
           <w:lang w:val="fr_FR" w:bidi="fr_FR"/>
         </w:rPr>
+        <w:t>ποτε</w:t>
+      </w:r>
+    </w:p>
+    <w:p>
+      <w:pPr/>
+      <w:r>
+        <w:rPr>
+          <w:lang w:val="fr_FR" w:bidi="fr_FR"/>
+        </w:rPr>
+      </w:r>
+      <w:r>
+        <w:rPr>
+          <w:b/>
+          <w:lang w:val="fr_FR" w:bidi="fr_FR"/>
+        </w:rPr>
         <w:t>"</w:t>
       </w:r>
       <w:r>
@@ -14442,6 +16667,21 @@
           <w:b/>
           <w:lang w:val="fr_FR" w:bidi="fr_FR"/>
         </w:rPr>
+        <w:t>ἡμεῖς</w:t>
+      </w:r>
+    </w:p>
+    <w:p>
+      <w:pPr/>
+      <w:r>
+        <w:rPr>
+          <w:lang w:val="fr_FR" w:bidi="fr_FR"/>
+        </w:rPr>
+      </w:r>
+      <w:r>
+        <w:rPr>
+          <w:b/>
+          <w:lang w:val="fr_FR" w:bidi="fr_FR"/>
+        </w:rPr>
         <w:t>"nous"</w:t>
       </w:r>
     </w:p>
@@ -14538,6 +16778,21 @@
           <w:b/>
           <w:lang w:val="fr_FR" w:bidi="fr_FR"/>
         </w:rPr>
+        <w:t>ἦμεν &amp; ἀνόητοι</w:t>
+      </w:r>
+    </w:p>
+    <w:p>
+      <w:pPr/>
+      <w:r>
+        <w:rPr>
+          <w:lang w:val="fr_FR" w:bidi="fr_FR"/>
+        </w:rPr>
+      </w:r>
+      <w:r>
+        <w:rPr>
+          <w:b/>
+          <w:lang w:val="fr_FR" w:bidi="fr_FR"/>
+        </w:rPr>
         <w:t>"</w:t>
       </w:r>
       <w:r>
@@ -14608,6 +16863,21 @@
           <w:b/>
           <w:lang w:val="fr_FR" w:bidi="fr_FR"/>
         </w:rPr>
+        <w:t>πλανώμενοι, δουλεύοντες ἐπιθυμίαις καὶ ἡδοναῖς ποικίλαις</w:t>
+      </w:r>
+    </w:p>
+    <w:p>
+      <w:pPr/>
+      <w:r>
+        <w:rPr>
+          <w:lang w:val="fr_FR" w:bidi="fr_FR"/>
+        </w:rPr>
+      </w:r>
+      <w:r>
+        <w:rPr>
+          <w:b/>
+          <w:lang w:val="fr_FR" w:bidi="fr_FR"/>
+        </w:rPr>
         <w:t>"</w:t>
       </w:r>
       <w:r>
@@ -14731,6 +17001,21 @@
           <w:b/>
           <w:lang w:val="fr_FR" w:bidi="fr_FR"/>
         </w:rPr>
+        <w:t>πλανώμενοι, δουλεύοντες ἐπιθυμίαις καὶ ἡδοναῖς ποικίλαις</w:t>
+      </w:r>
+    </w:p>
+    <w:p>
+      <w:pPr/>
+      <w:r>
+        <w:rPr>
+          <w:lang w:val="fr_FR" w:bidi="fr_FR"/>
+        </w:rPr>
+      </w:r>
+      <w:r>
+        <w:rPr>
+          <w:b/>
+          <w:lang w:val="fr_FR" w:bidi="fr_FR"/>
+        </w:rPr>
         <w:t>"</w:t>
       </w:r>
       <w:r>
@@ -14828,6 +17113,21 @@
           <w:b/>
           <w:lang w:val="fr_FR" w:bidi="fr_FR"/>
         </w:rPr>
+        <w:t>ἐπιθυμίαις καὶ ἡδοναῖς ποικίλαις</w:t>
+      </w:r>
+    </w:p>
+    <w:p>
+      <w:pPr/>
+      <w:r>
+        <w:rPr>
+          <w:lang w:val="fr_FR" w:bidi="fr_FR"/>
+        </w:rPr>
+      </w:r>
+      <w:r>
+        <w:rPr>
+          <w:b/>
+          <w:lang w:val="fr_FR" w:bidi="fr_FR"/>
+        </w:rPr>
         <w:t>"</w:t>
       </w:r>
       <w:r>
@@ -14951,6 +17251,21 @@
           <w:b/>
           <w:lang w:val="fr_FR" w:bidi="fr_FR"/>
         </w:rPr>
+        <w:t>ἐν κακίᾳ καὶ φθόνῳ διάγοντες</w:t>
+      </w:r>
+    </w:p>
+    <w:p>
+      <w:pPr/>
+      <w:r>
+        <w:rPr>
+          <w:lang w:val="fr_FR" w:bidi="fr_FR"/>
+        </w:rPr>
+      </w:r>
+      <w:r>
+        <w:rPr>
+          <w:b/>
+          <w:lang w:val="fr_FR" w:bidi="fr_FR"/>
+        </w:rPr>
         <w:t>"</w:t>
       </w:r>
       <w:r>
@@ -15119,6 +17434,21 @@
           <w:b/>
           <w:lang w:val="fr_FR" w:bidi="fr_FR"/>
         </w:rPr>
+        <w:t>στυγητοί</w:t>
+      </w:r>
+    </w:p>
+    <w:p>
+      <w:pPr/>
+      <w:r>
+        <w:rPr>
+          <w:lang w:val="fr_FR" w:bidi="fr_FR"/>
+        </w:rPr>
+      </w:r>
+      <w:r>
+        <w:rPr>
+          <w:b/>
+          <w:lang w:val="fr_FR" w:bidi="fr_FR"/>
+        </w:rPr>
         <w:t>"</w:t>
       </w:r>
       <w:r>
@@ -15189,6 +17519,21 @@
           <w:b/>
           <w:lang w:val="fr_FR" w:bidi="fr_FR"/>
         </w:rPr>
+        <w:t>δὲ</w:t>
+      </w:r>
+    </w:p>
+    <w:p>
+      <w:pPr/>
+      <w:r>
+        <w:rPr>
+          <w:lang w:val="fr_FR" w:bidi="fr_FR"/>
+        </w:rPr>
+      </w:r>
+      <w:r>
+        <w:rPr>
+          <w:b/>
+          <w:lang w:val="fr_FR" w:bidi="fr_FR"/>
+        </w:rPr>
         <w:t>"Mais"</w:t>
       </w:r>
     </w:p>
@@ -15279,6 +17624,21 @@
           <w:b/>
           <w:lang w:val="fr_FR" w:bidi="fr_FR"/>
         </w:rPr>
+        <w:t>ὅτε &amp; ἡ χρηστότης καὶ ἡ φιλανθρωπία ἐπεφάνη τοῦ Σωτῆρος ἡμῶν, Θεοῦ</w:t>
+      </w:r>
+    </w:p>
+    <w:p>
+      <w:pPr/>
+      <w:r>
+        <w:rPr>
+          <w:lang w:val="fr_FR" w:bidi="fr_FR"/>
+        </w:rPr>
+      </w:r>
+      <w:r>
+        <w:rPr>
+          <w:b/>
+          <w:lang w:val="fr_FR" w:bidi="fr_FR"/>
+        </w:rPr>
         <w:t>"</w:t>
       </w:r>
       <w:r>
@@ -15395,6 +17755,21 @@
           <w:b/>
           <w:lang w:val="fr_FR" w:bidi="fr_FR"/>
         </w:rPr>
+        <w:t>ὅτε &amp; ἡ χρηστότης καὶ ἡ φιλανθρωπία ἐπεφάνη τοῦ Σωτῆρος ἡμῶν, Θεοῦ</w:t>
+      </w:r>
+    </w:p>
+    <w:p>
+      <w:pPr/>
+      <w:r>
+        <w:rPr>
+          <w:lang w:val="fr_FR" w:bidi="fr_FR"/>
+        </w:rPr>
+      </w:r>
+      <w:r>
+        <w:rPr>
+          <w:b/>
+          <w:lang w:val="fr_FR" w:bidi="fr_FR"/>
+        </w:rPr>
         <w:t>"Mais, lorsque la bonté de Dieu notre Sauveur et son amour pour les hommes ont été manifestés"</w:t>
       </w:r>
     </w:p>
@@ -15504,6 +17879,21 @@
           <w:b/>
           <w:lang w:val="fr_FR" w:bidi="fr_FR"/>
         </w:rPr>
+        <w:t>ἡμῶν</w:t>
+      </w:r>
+    </w:p>
+    <w:p>
+      <w:pPr/>
+      <w:r>
+        <w:rPr>
+          <w:lang w:val="fr_FR" w:bidi="fr_FR"/>
+        </w:rPr>
+      </w:r>
+      <w:r>
+        <w:rPr>
+          <w:b/>
+          <w:lang w:val="fr_FR" w:bidi="fr_FR"/>
+        </w:rPr>
         <w:t>"notre"</w:t>
       </w:r>
     </w:p>
@@ -15600,6 +17990,21 @@
           <w:b/>
           <w:lang w:val="fr_FR" w:bidi="fr_FR"/>
         </w:rPr>
+        <w:t>ἔργων τῶν ἐν δικαιοσύνῃ</w:t>
+      </w:r>
+    </w:p>
+    <w:p>
+      <w:pPr/>
+      <w:r>
+        <w:rPr>
+          <w:lang w:val="fr_FR" w:bidi="fr_FR"/>
+        </w:rPr>
+      </w:r>
+      <w:r>
+        <w:rPr>
+          <w:b/>
+          <w:lang w:val="fr_FR" w:bidi="fr_FR"/>
+        </w:rPr>
         <w:t>"</w:t>
       </w:r>
       <w:r>
@@ -15703,6 +18108,21 @@
           <w:b/>
           <w:lang w:val="fr_FR" w:bidi="fr_FR"/>
         </w:rPr>
+        <w:t>κατὰ τὸ αὐτοῦ ἔλεος</w:t>
+      </w:r>
+    </w:p>
+    <w:p>
+      <w:pPr/>
+      <w:r>
+        <w:rPr>
+          <w:lang w:val="fr_FR" w:bidi="fr_FR"/>
+        </w:rPr>
+      </w:r>
+      <w:r>
+        <w:rPr>
+          <w:b/>
+          <w:lang w:val="fr_FR" w:bidi="fr_FR"/>
+        </w:rPr>
         <w:t>"</w:t>
       </w:r>
       <w:r>
@@ -15813,6 +18233,21 @@
           <w:b/>
           <w:lang w:val="fr_FR" w:bidi="fr_FR"/>
         </w:rPr>
+        <w:t>λουτροῦ παλινγενεσίας</w:t>
+      </w:r>
+    </w:p>
+    <w:p>
+      <w:pPr/>
+      <w:r>
+        <w:rPr>
+          <w:lang w:val="fr_FR" w:bidi="fr_FR"/>
+        </w:rPr>
+      </w:r>
+      <w:r>
+        <w:rPr>
+          <w:b/>
+          <w:lang w:val="fr_FR" w:bidi="fr_FR"/>
+        </w:rPr>
         <w:t>"</w:t>
       </w:r>
       <w:r>
@@ -15942,6 +18377,21 @@
           <w:b/>
           <w:lang w:val="fr_FR" w:bidi="fr_FR"/>
         </w:rPr>
+        <w:t>οὗ ἐξέχεεν ἐφ’ ἡμᾶς πλουσίως,</w:t>
+      </w:r>
+    </w:p>
+    <w:p>
+      <w:pPr/>
+      <w:r>
+        <w:rPr>
+          <w:lang w:val="fr_FR" w:bidi="fr_FR"/>
+        </w:rPr>
+      </w:r>
+      <w:r>
+        <w:rPr>
+          <w:b/>
+          <w:lang w:val="fr_FR" w:bidi="fr_FR"/>
+        </w:rPr>
         <w:t>"du Saint-Esprit, qu'il a répandu sur nous avec abondance"</w:t>
       </w:r>
     </w:p>
@@ -16025,6 +18475,21 @@
           <w:b/>
           <w:lang w:val="fr_FR" w:bidi="fr_FR"/>
         </w:rPr>
+        <w:t>ἡμᾶς</w:t>
+      </w:r>
+    </w:p>
+    <w:p>
+      <w:pPr/>
+      <w:r>
+        <w:rPr>
+          <w:lang w:val="fr_FR" w:bidi="fr_FR"/>
+        </w:rPr>
+      </w:r>
+      <w:r>
+        <w:rPr>
+          <w:b/>
+          <w:lang w:val="fr_FR" w:bidi="fr_FR"/>
+        </w:rPr>
         <w:t>"nous"</w:t>
       </w:r>
     </w:p>
@@ -16121,6 +18586,21 @@
           <w:b/>
           <w:lang w:val="fr_FR" w:bidi="fr_FR"/>
         </w:rPr>
+        <w:t>διὰ Ἰησοῦ Χριστοῦ, τοῦ Σωτῆρος ἡμῶν</w:t>
+      </w:r>
+    </w:p>
+    <w:p>
+      <w:pPr/>
+      <w:r>
+        <w:rPr>
+          <w:lang w:val="fr_FR" w:bidi="fr_FR"/>
+        </w:rPr>
+      </w:r>
+      <w:r>
+        <w:rPr>
+          <w:b/>
+          <w:lang w:val="fr_FR" w:bidi="fr_FR"/>
+        </w:rPr>
         <w:t>"</w:t>
       </w:r>
       <w:r>
@@ -16191,6 +18671,21 @@
           <w:b/>
           <w:lang w:val="fr_FR" w:bidi="fr_FR"/>
         </w:rPr>
+        <w:t>ἡμῶν</w:t>
+      </w:r>
+    </w:p>
+    <w:p>
+      <w:pPr/>
+      <w:r>
+        <w:rPr>
+          <w:lang w:val="fr_FR" w:bidi="fr_FR"/>
+        </w:rPr>
+      </w:r>
+      <w:r>
+        <w:rPr>
+          <w:b/>
+          <w:lang w:val="fr_FR" w:bidi="fr_FR"/>
+        </w:rPr>
         <w:t>"notre"</w:t>
       </w:r>
     </w:p>
@@ -16287,6 +18782,21 @@
           <w:b/>
           <w:lang w:val="fr_FR" w:bidi="fr_FR"/>
         </w:rPr>
+        <w:t>ἵνα</w:t>
+      </w:r>
+    </w:p>
+    <w:p>
+      <w:pPr/>
+      <w:r>
+        <w:rPr>
+          <w:lang w:val="fr_FR" w:bidi="fr_FR"/>
+        </w:rPr>
+      </w:r>
+      <w:r>
+        <w:rPr>
+          <w:b/>
+          <w:lang w:val="fr_FR" w:bidi="fr_FR"/>
+        </w:rPr>
         <w:t>"afin que"</w:t>
       </w:r>
     </w:p>
@@ -16396,6 +18906,21 @@
           <w:b/>
           <w:lang w:val="fr_FR" w:bidi="fr_FR"/>
         </w:rPr>
+        <w:t>δικαιωθέντες</w:t>
+      </w:r>
+    </w:p>
+    <w:p>
+      <w:pPr/>
+      <w:r>
+        <w:rPr>
+          <w:lang w:val="fr_FR" w:bidi="fr_FR"/>
+        </w:rPr>
+      </w:r>
+      <w:r>
+        <w:rPr>
+          <w:b/>
+          <w:lang w:val="fr_FR" w:bidi="fr_FR"/>
+        </w:rPr>
         <w:t>"</w:t>
       </w:r>
       <w:r>
@@ -16493,6 +19018,21 @@
           <w:b/>
           <w:lang w:val="fr_FR" w:bidi="fr_FR"/>
         </w:rPr>
+        <w:t>τῇ ἐκείνου χάριτι</w:t>
+      </w:r>
+    </w:p>
+    <w:p>
+      <w:pPr/>
+      <w:r>
+        <w:rPr>
+          <w:lang w:val="fr_FR" w:bidi="fr_FR"/>
+        </w:rPr>
+      </w:r>
+      <w:r>
+        <w:rPr>
+          <w:b/>
+          <w:lang w:val="fr_FR" w:bidi="fr_FR"/>
+        </w:rPr>
         <w:t>"</w:t>
       </w:r>
       <w:r>
@@ -16596,6 +19136,21 @@
           <w:b/>
           <w:lang w:val="fr_FR" w:bidi="fr_FR"/>
         </w:rPr>
+        <w:t>ἐκείνου</w:t>
+      </w:r>
+    </w:p>
+    <w:p>
+      <w:pPr/>
+      <w:r>
+        <w:rPr>
+          <w:lang w:val="fr_FR" w:bidi="fr_FR"/>
+        </w:rPr>
+      </w:r>
+      <w:r>
+        <w:rPr>
+          <w:b/>
+          <w:lang w:val="fr_FR" w:bidi="fr_FR"/>
+        </w:rPr>
         <w:t>"</w:t>
       </w:r>
       <w:r>
@@ -16666,6 +19221,21 @@
           <w:b/>
           <w:lang w:val="fr_FR" w:bidi="fr_FR"/>
         </w:rPr>
+        <w:t>κληρονόμοι γενηθῶμεν, κατ’ ἐλπίδα ζωῆς αἰωνίου</w:t>
+      </w:r>
+    </w:p>
+    <w:p>
+      <w:pPr/>
+      <w:r>
+        <w:rPr>
+          <w:lang w:val="fr_FR" w:bidi="fr_FR"/>
+        </w:rPr>
+      </w:r>
+      <w:r>
+        <w:rPr>
+          <w:b/>
+          <w:lang w:val="fr_FR" w:bidi="fr_FR"/>
+        </w:rPr>
         <w:t>"</w:t>
       </w:r>
       <w:r>
@@ -16756,6 +19326,21 @@
           <w:b/>
           <w:lang w:val="fr_FR" w:bidi="fr_FR"/>
         </w:rPr>
+        <w:t>ὁ λόγος</w:t>
+      </w:r>
+    </w:p>
+    <w:p>
+      <w:pPr/>
+      <w:r>
+        <w:rPr>
+          <w:lang w:val="fr_FR" w:bidi="fr_FR"/>
+        </w:rPr>
+      </w:r>
+      <w:r>
+        <w:rPr>
+          <w:b/>
+          <w:lang w:val="fr_FR" w:bidi="fr_FR"/>
+        </w:rPr>
         <w:t>"Cette parole"</w:t>
       </w:r>
     </w:p>
@@ -16826,6 +19411,21 @@
           <w:b/>
           <w:lang w:val="fr_FR" w:bidi="fr_FR"/>
         </w:rPr>
+        <w:t>τούτων</w:t>
+      </w:r>
+    </w:p>
+    <w:p>
+      <w:pPr/>
+      <w:r>
+        <w:rPr>
+          <w:lang w:val="fr_FR" w:bidi="fr_FR"/>
+        </w:rPr>
+      </w:r>
+      <w:r>
+        <w:rPr>
+          <w:b/>
+          <w:lang w:val="fr_FR" w:bidi="fr_FR"/>
+        </w:rPr>
         <w:t>"</w:t>
       </w:r>
       <w:r>
@@ -16909,6 +19509,21 @@
           <w:b/>
           <w:lang w:val="fr_FR" w:bidi="fr_FR"/>
         </w:rPr>
+        <w:t>φροντίζωσιν καλῶν ἔργων, προΐστασθαι</w:t>
+      </w:r>
+    </w:p>
+    <w:p>
+      <w:pPr/>
+      <w:r>
+        <w:rPr>
+          <w:lang w:val="fr_FR" w:bidi="fr_FR"/>
+        </w:rPr>
+      </w:r>
+      <w:r>
+        <w:rPr>
+          <w:b/>
+          <w:lang w:val="fr_FR" w:bidi="fr_FR"/>
+        </w:rPr>
         <w:t>"</w:t>
       </w:r>
       <w:r>
@@ -16979,6 +19594,21 @@
           <w:b/>
           <w:lang w:val="fr_FR" w:bidi="fr_FR"/>
         </w:rPr>
+        <w:t>τοῖς ἀνθρώποις</w:t>
+      </w:r>
+    </w:p>
+    <w:p>
+      <w:pPr/>
+      <w:r>
+        <w:rPr>
+          <w:lang w:val="fr_FR" w:bidi="fr_FR"/>
+        </w:rPr>
+      </w:r>
+      <w:r>
+        <w:rPr>
+          <w:b/>
+          <w:lang w:val="fr_FR" w:bidi="fr_FR"/>
+        </w:rPr>
         <w:t>"</w:t>
       </w:r>
       <w:r>
@@ -17089,6 +19719,21 @@
           <w:b/>
           <w:lang w:val="fr_FR" w:bidi="fr_FR"/>
         </w:rPr>
+        <w:t>δὲ &amp; περιΐστασο</w:t>
+      </w:r>
+    </w:p>
+    <w:p>
+      <w:pPr/>
+      <w:r>
+        <w:rPr>
+          <w:lang w:val="fr_FR" w:bidi="fr_FR"/>
+        </w:rPr>
+      </w:r>
+      <w:r>
+        <w:rPr>
+          <w:b/>
+          <w:lang w:val="fr_FR" w:bidi="fr_FR"/>
+        </w:rPr>
         <w:t>"</w:t>
       </w:r>
       <w:r>
@@ -17192,6 +19837,21 @@
           <w:b/>
           <w:lang w:val="fr_FR" w:bidi="fr_FR"/>
         </w:rPr>
+        <w:t>μωρὰς &amp; ζητήσεις</w:t>
+      </w:r>
+    </w:p>
+    <w:p>
+      <w:pPr/>
+      <w:r>
+        <w:rPr>
+          <w:lang w:val="fr_FR" w:bidi="fr_FR"/>
+        </w:rPr>
+      </w:r>
+      <w:r>
+        <w:rPr>
+          <w:b/>
+          <w:lang w:val="fr_FR" w:bidi="fr_FR"/>
+        </w:rPr>
         <w:t>"</w:t>
       </w:r>
       <w:r>
@@ -17262,6 +19922,21 @@
           <w:b/>
           <w:lang w:val="fr_FR" w:bidi="fr_FR"/>
         </w:rPr>
+        <w:t>γενεαλογίας</w:t>
+      </w:r>
+    </w:p>
+    <w:p>
+      <w:pPr/>
+      <w:r>
+        <w:rPr>
+          <w:lang w:val="fr_FR" w:bidi="fr_FR"/>
+        </w:rPr>
+      </w:r>
+      <w:r>
+        <w:rPr>
+          <w:b/>
+          <w:lang w:val="fr_FR" w:bidi="fr_FR"/>
+        </w:rPr>
         <w:t>"</w:t>
       </w:r>
       <w:r>
@@ -17372,6 +20047,21 @@
           <w:b/>
           <w:lang w:val="fr_FR" w:bidi="fr_FR"/>
         </w:rPr>
+        <w:t>ἔρεις</w:t>
+      </w:r>
+    </w:p>
+    <w:p>
+      <w:pPr/>
+      <w:r>
+        <w:rPr>
+          <w:lang w:val="fr_FR" w:bidi="fr_FR"/>
+        </w:rPr>
+      </w:r>
+      <w:r>
+        <w:rPr>
+          <w:b/>
+          <w:lang w:val="fr_FR" w:bidi="fr_FR"/>
+        </w:rPr>
         <w:t>"les querelles"</w:t>
       </w:r>
     </w:p>
@@ -17468,6 +20158,21 @@
           <w:b/>
           <w:lang w:val="fr_FR" w:bidi="fr_FR"/>
         </w:rPr>
+        <w:t>νομικὰς</w:t>
+      </w:r>
+    </w:p>
+    <w:p>
+      <w:pPr/>
+      <w:r>
+        <w:rPr>
+          <w:lang w:val="fr_FR" w:bidi="fr_FR"/>
+        </w:rPr>
+      </w:r>
+      <w:r>
+        <w:rPr>
+          <w:b/>
+          <w:lang w:val="fr_FR" w:bidi="fr_FR"/>
+        </w:rPr>
         <w:t>"</w:t>
       </w:r>
       <w:r>
@@ -17558,6 +20263,21 @@
           <w:b/>
           <w:lang w:val="fr_FR" w:bidi="fr_FR"/>
         </w:rPr>
+        <w:t>αἱρετικὸν ἄνθρωπον &amp; παραιτοῦ</w:t>
+      </w:r>
+    </w:p>
+    <w:p>
+      <w:pPr/>
+      <w:r>
+        <w:rPr>
+          <w:lang w:val="fr_FR" w:bidi="fr_FR"/>
+        </w:rPr>
+      </w:r>
+      <w:r>
+        <w:rPr>
+          <w:b/>
+          <w:lang w:val="fr_FR" w:bidi="fr_FR"/>
+        </w:rPr>
         <w:t>"</w:t>
       </w:r>
       <w:r>
@@ -17648,6 +20368,21 @@
           <w:b/>
           <w:lang w:val="fr_FR" w:bidi="fr_FR"/>
         </w:rPr>
+        <w:t>μετὰ μίαν καὶ δευτέραν νουθεσίαν</w:t>
+      </w:r>
+    </w:p>
+    <w:p>
+      <w:pPr/>
+      <w:r>
+        <w:rPr>
+          <w:lang w:val="fr_FR" w:bidi="fr_FR"/>
+        </w:rPr>
+      </w:r>
+      <w:r>
+        <w:rPr>
+          <w:b/>
+          <w:lang w:val="fr_FR" w:bidi="fr_FR"/>
+        </w:rPr>
         <w:t>"</w:t>
       </w:r>
       <w:r>
@@ -17745,6 +20480,21 @@
           <w:b/>
           <w:lang w:val="fr_FR" w:bidi="fr_FR"/>
         </w:rPr>
+        <w:t>ὁ τοιοῦτος</w:t>
+      </w:r>
+    </w:p>
+    <w:p>
+      <w:pPr/>
+      <w:r>
+        <w:rPr>
+          <w:lang w:val="fr_FR" w:bidi="fr_FR"/>
+        </w:rPr>
+      </w:r>
+      <w:r>
+        <w:rPr>
+          <w:b/>
+          <w:lang w:val="fr_FR" w:bidi="fr_FR"/>
+        </w:rPr>
         <w:t>"</w:t>
       </w:r>
       <w:r>
@@ -17822,6 +20572,21 @@
           <w:b/>
           <w:lang w:val="fr_FR" w:bidi="fr_FR"/>
         </w:rPr>
+        <w:t>ἐξέστραπται</w:t>
+      </w:r>
+    </w:p>
+    <w:p>
+      <w:pPr/>
+      <w:r>
+        <w:rPr>
+          <w:lang w:val="fr_FR" w:bidi="fr_FR"/>
+        </w:rPr>
+      </w:r>
+      <w:r>
+        <w:rPr>
+          <w:b/>
+          <w:lang w:val="fr_FR" w:bidi="fr_FR"/>
+        </w:rPr>
         <w:t>"</w:t>
       </w:r>
       <w:r>
@@ -17912,6 +20677,21 @@
           <w:b/>
           <w:lang w:val="fr_FR" w:bidi="fr_FR"/>
         </w:rPr>
+        <w:t>ὢν αὐτοκατάκριτος</w:t>
+      </w:r>
+    </w:p>
+    <w:p>
+      <w:pPr/>
+      <w:r>
+        <w:rPr>
+          <w:lang w:val="fr_FR" w:bidi="fr_FR"/>
+        </w:rPr>
+      </w:r>
+      <w:r>
+        <w:rPr>
+          <w:b/>
+          <w:lang w:val="fr_FR" w:bidi="fr_FR"/>
+        </w:rPr>
         <w:t>"</w:t>
       </w:r>
       <w:r>
@@ -17989,6 +20769,21 @@
           <w:b/>
           <w:lang w:val="fr_FR" w:bidi="fr_FR"/>
         </w:rPr>
+        <w:t>ὅταν πέμψω Ἀρτεμᾶν πρὸς σὲ ἢ Τυχικόν</w:t>
+      </w:r>
+    </w:p>
+    <w:p>
+      <w:pPr/>
+      <w:r>
+        <w:rPr>
+          <w:lang w:val="fr_FR" w:bidi="fr_FR"/>
+        </w:rPr>
+      </w:r>
+      <w:r>
+        <w:rPr>
+          <w:b/>
+          <w:lang w:val="fr_FR" w:bidi="fr_FR"/>
+        </w:rPr>
         <w:t>"</w:t>
       </w:r>
       <w:r>
@@ -18086,6 +20881,21 @@
           <w:b/>
           <w:lang w:val="fr_FR" w:bidi="fr_FR"/>
         </w:rPr>
+        <w:t>Ἀρτεμᾶν &amp; Τυχικόν</w:t>
+      </w:r>
+    </w:p>
+    <w:p>
+      <w:pPr/>
+      <w:r>
+        <w:rPr>
+          <w:lang w:val="fr_FR" w:bidi="fr_FR"/>
+        </w:rPr>
+      </w:r>
+      <w:r>
+        <w:rPr>
+          <w:b/>
+          <w:lang w:val="fr_FR" w:bidi="fr_FR"/>
+        </w:rPr>
         <w:t>"</w:t>
       </w:r>
       <w:r>
@@ -18196,6 +21006,21 @@
           <w:b/>
           <w:lang w:val="fr_FR" w:bidi="fr_FR"/>
         </w:rPr>
+        <w:t>σπούδασον ἐλθεῖν</w:t>
+      </w:r>
+    </w:p>
+    <w:p>
+      <w:pPr/>
+      <w:r>
+        <w:rPr>
+          <w:lang w:val="fr_FR" w:bidi="fr_FR"/>
+        </w:rPr>
+      </w:r>
+      <w:r>
+        <w:rPr>
+          <w:b/>
+          <w:lang w:val="fr_FR" w:bidi="fr_FR"/>
+        </w:rPr>
         <w:t>"</w:t>
       </w:r>
       <w:r>
@@ -18273,6 +21098,21 @@
           <w:b/>
           <w:lang w:val="fr_FR" w:bidi="fr_FR"/>
         </w:rPr>
+        <w:t>σπούδασον</w:t>
+      </w:r>
+    </w:p>
+    <w:p>
+      <w:pPr/>
+      <w:r>
+        <w:rPr>
+          <w:lang w:val="fr_FR" w:bidi="fr_FR"/>
+        </w:rPr>
+      </w:r>
+      <w:r>
+        <w:rPr>
+          <w:b/>
+          <w:lang w:val="fr_FR" w:bidi="fr_FR"/>
+        </w:rPr>
         <w:t>"</w:t>
       </w:r>
       <w:r>
@@ -18383,6 +21223,21 @@
           <w:b/>
           <w:lang w:val="fr_FR" w:bidi="fr_FR"/>
         </w:rPr>
+        <w:t>σπουδαίως πρόπεμψον</w:t>
+      </w:r>
+    </w:p>
+    <w:p>
+      <w:pPr/>
+      <w:r>
+        <w:rPr>
+          <w:lang w:val="fr_FR" w:bidi="fr_FR"/>
+        </w:rPr>
+      </w:r>
+      <w:r>
+        <w:rPr>
+          <w:b/>
+          <w:lang w:val="fr_FR" w:bidi="fr_FR"/>
+        </w:rPr>
         <w:t>"</w:t>
       </w:r>
       <w:r>
@@ -18493,6 +21348,21 @@
           <w:b/>
           <w:lang w:val="fr_FR" w:bidi="fr_FR"/>
         </w:rPr>
+        <w:t>Ζηνᾶν &amp; Ἀπολλῶν</w:t>
+      </w:r>
+    </w:p>
+    <w:p>
+      <w:pPr/>
+      <w:r>
+        <w:rPr>
+          <w:lang w:val="fr_FR" w:bidi="fr_FR"/>
+        </w:rPr>
+      </w:r>
+      <w:r>
+        <w:rPr>
+          <w:b/>
+          <w:lang w:val="fr_FR" w:bidi="fr_FR"/>
+        </w:rPr>
         <w:t>"</w:t>
       </w:r>
       <w:r>
@@ -18603,6 +21473,21 @@
           <w:b/>
           <w:lang w:val="fr_FR" w:bidi="fr_FR"/>
         </w:rPr>
+        <w:t>καὶ Ἀπολλῶν</w:t>
+      </w:r>
+    </w:p>
+    <w:p>
+      <w:pPr/>
+      <w:r>
+        <w:rPr>
+          <w:lang w:val="fr_FR" w:bidi="fr_FR"/>
+        </w:rPr>
+      </w:r>
+      <w:r>
+        <w:rPr>
+          <w:b/>
+          <w:lang w:val="fr_FR" w:bidi="fr_FR"/>
+        </w:rPr>
         <w:t>"</w:t>
       </w:r>
       <w:r>
@@ -18673,6 +21558,21 @@
           <w:b/>
           <w:lang w:val="fr_FR" w:bidi="fr_FR"/>
         </w:rPr>
+        <w:t>ἵνα μηδὲν αὐτοῖς λείπῃ</w:t>
+      </w:r>
+    </w:p>
+    <w:p>
+      <w:pPr/>
+      <w:r>
+        <w:rPr>
+          <w:lang w:val="fr_FR" w:bidi="fr_FR"/>
+        </w:rPr>
+      </w:r>
+      <w:r>
+        <w:rPr>
+          <w:b/>
+          <w:lang w:val="fr_FR" w:bidi="fr_FR"/>
+        </w:rPr>
         <w:t>"</w:t>
       </w:r>
       <w:r>
@@ -18763,6 +21663,21 @@
           <w:b/>
           <w:lang w:val="fr_FR" w:bidi="fr_FR"/>
         </w:rPr>
+        <w:t>ἵνα μηδὲν αὐτοῖς λείπῃ</w:t>
+      </w:r>
+    </w:p>
+    <w:p>
+      <w:pPr/>
+      <w:r>
+        <w:rPr>
+          <w:lang w:val="fr_FR" w:bidi="fr_FR"/>
+        </w:rPr>
+      </w:r>
+      <w:r>
+        <w:rPr>
+          <w:b/>
+          <w:lang w:val="fr_FR" w:bidi="fr_FR"/>
+        </w:rPr>
         <w:t>"</w:t>
       </w:r>
       <w:r>
@@ -18853,6 +21768,21 @@
           <w:b/>
           <w:lang w:val="fr_FR" w:bidi="fr_FR"/>
         </w:rPr>
+        <w:t>οἱ ἡμέτεροι</w:t>
+      </w:r>
+    </w:p>
+    <w:p>
+      <w:pPr/>
+      <w:r>
+        <w:rPr>
+          <w:lang w:val="fr_FR" w:bidi="fr_FR"/>
+        </w:rPr>
+      </w:r>
+      <w:r>
+        <w:rPr>
+          <w:b/>
+          <w:lang w:val="fr_FR" w:bidi="fr_FR"/>
+        </w:rPr>
         <w:t>"</w:t>
       </w:r>
       <w:r>
@@ -18963,6 +21893,21 @@
           <w:b/>
           <w:lang w:val="fr_FR" w:bidi="fr_FR"/>
         </w:rPr>
+        <w:t>οἱ ἡμέτεροι</w:t>
+      </w:r>
+    </w:p>
+    <w:p>
+      <w:pPr/>
+      <w:r>
+        <w:rPr>
+          <w:lang w:val="fr_FR" w:bidi="fr_FR"/>
+        </w:rPr>
+      </w:r>
+      <w:r>
+        <w:rPr>
+          <w:b/>
+          <w:lang w:val="fr_FR" w:bidi="fr_FR"/>
+        </w:rPr>
         <w:t>"</w:t>
       </w:r>
       <w:r>
@@ -19073,6 +22018,21 @@
           <w:b/>
           <w:lang w:val="fr_FR" w:bidi="fr_FR"/>
         </w:rPr>
+        <w:t>εἰς τὰς ἀναγκαίας χρείας</w:t>
+      </w:r>
+    </w:p>
+    <w:p>
+      <w:pPr/>
+      <w:r>
+        <w:rPr>
+          <w:lang w:val="fr_FR" w:bidi="fr_FR"/>
+        </w:rPr>
+      </w:r>
+      <w:r>
+        <w:rPr>
+          <w:b/>
+          <w:lang w:val="fr_FR" w:bidi="fr_FR"/>
+        </w:rPr>
         <w:t>"</w:t>
       </w:r>
       <w:r>
@@ -19183,6 +22143,21 @@
           <w:b/>
           <w:lang w:val="fr_FR" w:bidi="fr_FR"/>
         </w:rPr>
+        <w:t>ἵνα μὴ ὦσιν ἄκαρποι</w:t>
+      </w:r>
+    </w:p>
+    <w:p>
+      <w:pPr/>
+      <w:r>
+        <w:rPr>
+          <w:lang w:val="fr_FR" w:bidi="fr_FR"/>
+        </w:rPr>
+      </w:r>
+      <w:r>
+        <w:rPr>
+          <w:b/>
+          <w:lang w:val="fr_FR" w:bidi="fr_FR"/>
+        </w:rPr>
         <w:t>"</w:t>
       </w:r>
       <w:r>
@@ -19280,6 +22255,21 @@
           <w:b/>
           <w:lang w:val="fr_FR" w:bidi="fr_FR"/>
         </w:rPr>
+        <w:t>ἵνα μὴ ὦσιν ἄκαρποι</w:t>
+      </w:r>
+    </w:p>
+    <w:p>
+      <w:pPr/>
+      <w:r>
+        <w:rPr>
+          <w:lang w:val="fr_FR" w:bidi="fr_FR"/>
+        </w:rPr>
+      </w:r>
+      <w:r>
+        <w:rPr>
+          <w:b/>
+          <w:lang w:val="fr_FR" w:bidi="fr_FR"/>
+        </w:rPr>
         <w:t>"</w:t>
       </w:r>
       <w:r>
@@ -19370,6 +22360,21 @@
           <w:b/>
           <w:lang w:val="fr_FR" w:bidi="fr_FR"/>
         </w:rPr>
+        <w:t>ἀσπάζονταί σε</w:t>
+      </w:r>
+    </w:p>
+    <w:p>
+      <w:pPr/>
+      <w:r>
+        <w:rPr>
+          <w:lang w:val="fr_FR" w:bidi="fr_FR"/>
+        </w:rPr>
+      </w:r>
+      <w:r>
+        <w:rPr>
+          <w:b/>
+          <w:lang w:val="fr_FR" w:bidi="fr_FR"/>
+        </w:rPr>
         <w:t>"</w:t>
       </w:r>
       <w:r>
@@ -19480,6 +22485,21 @@
           <w:b/>
           <w:lang w:val="fr_FR" w:bidi="fr_FR"/>
         </w:rPr>
+        <w:t>οἱ μετ’ ἐμοῦ πάντες</w:t>
+      </w:r>
+    </w:p>
+    <w:p>
+      <w:pPr/>
+      <w:r>
+        <w:rPr>
+          <w:lang w:val="fr_FR" w:bidi="fr_FR"/>
+        </w:rPr>
+      </w:r>
+      <w:r>
+        <w:rPr>
+          <w:b/>
+          <w:lang w:val="fr_FR" w:bidi="fr_FR"/>
+        </w:rPr>
         <w:t>"Tous ceux qui sont avec moi"</w:t>
       </w:r>
     </w:p>
@@ -19563,6 +22583,21 @@
           <w:b/>
           <w:lang w:val="fr_FR" w:bidi="fr_FR"/>
         </w:rPr>
+        <w:t>τοὺς φιλοῦντας ἡμᾶς ἐν πίστει</w:t>
+      </w:r>
+    </w:p>
+    <w:p>
+      <w:pPr/>
+      <w:r>
+        <w:rPr>
+          <w:lang w:val="fr_FR" w:bidi="fr_FR"/>
+        </w:rPr>
+      </w:r>
+      <w:r>
+        <w:rPr>
+          <w:b/>
+          <w:lang w:val="fr_FR" w:bidi="fr_FR"/>
+        </w:rPr>
         <w:t>"</w:t>
       </w:r>
       <w:r>
@@ -19666,6 +22701,21 @@
           <w:b/>
           <w:lang w:val="fr_FR" w:bidi="fr_FR"/>
         </w:rPr>
+        <w:t>ἡμᾶς</w:t>
+      </w:r>
+    </w:p>
+    <w:p>
+      <w:pPr/>
+      <w:r>
+        <w:rPr>
+          <w:lang w:val="fr_FR" w:bidi="fr_FR"/>
+        </w:rPr>
+      </w:r>
+      <w:r>
+        <w:rPr>
+          <w:b/>
+          <w:lang w:val="fr_FR" w:bidi="fr_FR"/>
+        </w:rPr>
         <w:t>"nous"</w:t>
       </w:r>
     </w:p>
@@ -19762,6 +22812,21 @@
           <w:b/>
           <w:lang w:val="fr_FR" w:bidi="fr_FR"/>
         </w:rPr>
+        <w:t>ἡ χάρις μετὰ πάντων ὑμῶν</w:t>
+      </w:r>
+    </w:p>
+    <w:p>
+      <w:pPr/>
+      <w:r>
+        <w:rPr>
+          <w:lang w:val="fr_FR" w:bidi="fr_FR"/>
+        </w:rPr>
+      </w:r>
+      <w:r>
+        <w:rPr>
+          <w:b/>
+          <w:lang w:val="fr_FR" w:bidi="fr_FR"/>
+        </w:rPr>
         <w:t>"que la grâce soit avec vous tous"</w:t>
       </w:r>
     </w:p>
@@ -19831,6 +22896,21 @@
         <w:rPr>
           <w:lang w:val="fr_FR" w:bidi="fr_FR"/>
         </w:rPr>
+      </w:r>
+    </w:p>
+    <w:p>
+      <w:pPr/>
+      <w:r>
+        <w:rPr>
+          <w:lang w:val="fr_FR" w:bidi="fr_FR"/>
+        </w:rPr>
+      </w:r>
+      <w:r>
+        <w:rPr>
+          <w:b/>
+          <w:lang w:val="fr_FR" w:bidi="fr_FR"/>
+        </w:rPr>
+        <w:t>ὑμῶν</w:t>
       </w:r>
     </w:p>
     <w:p>

--- a/fra/docx/56.content.docx
+++ b/fra/docx/56.content.docx
@@ -230,6 +230,21 @@
           <w:b/>
           <w:lang w:val="fr_FR" w:bidi="fr_FR"/>
         </w:rPr>
+        <w:t>κατὰ πίστιν ἐκλεκτῶν Θεοῦ καὶ ἐπίγνωσιν ἀληθείας</w:t>
+      </w:r>
+    </w:p>
+    <w:p>
+      <w:pPr/>
+      <w:r>
+        <w:rPr>
+          <w:lang w:val="fr_FR" w:bidi="fr_FR"/>
+        </w:rPr>
+      </w:r>
+      <w:r>
+        <w:rPr>
+          <w:b/>
+          <w:lang w:val="fr_FR" w:bidi="fr_FR"/>
+        </w:rPr>
         <w:t>"</w:t>
       </w:r>
       <w:r>
@@ -366,6 +381,21 @@
           <w:b/>
           <w:lang w:val="fr_FR" w:bidi="fr_FR"/>
         </w:rPr>
+        <w:t>ἐκλεκτῶν Θεοῦ</w:t>
+      </w:r>
+    </w:p>
+    <w:p>
+      <w:pPr/>
+      <w:r>
+        <w:rPr>
+          <w:lang w:val="fr_FR" w:bidi="fr_FR"/>
+        </w:rPr>
+      </w:r>
+      <w:r>
+        <w:rPr>
+          <w:b/>
+          <w:lang w:val="fr_FR" w:bidi="fr_FR"/>
+        </w:rPr>
         <w:t>"</w:t>
       </w:r>
       <w:r>
@@ -463,6 +493,21 @@
           <w:b/>
           <w:lang w:val="fr_FR" w:bidi="fr_FR"/>
         </w:rPr>
+        <w:t>καὶ ἐπίγνωσιν ἀληθείας</w:t>
+      </w:r>
+    </w:p>
+    <w:p>
+      <w:pPr/>
+      <w:r>
+        <w:rPr>
+          <w:lang w:val="fr_FR" w:bidi="fr_FR"/>
+        </w:rPr>
+      </w:r>
+      <w:r>
+        <w:rPr>
+          <w:b/>
+          <w:lang w:val="fr_FR" w:bidi="fr_FR"/>
+        </w:rPr>
         <w:t>"</w:t>
       </w:r>
       <w:r>
@@ -560,6 +605,21 @@
           <w:b/>
           <w:lang w:val="fr_FR" w:bidi="fr_FR"/>
         </w:rPr>
+        <w:t>τῆς κατ’ εὐσέβειαν</w:t>
+      </w:r>
+    </w:p>
+    <w:p>
+      <w:pPr/>
+      <w:r>
+        <w:rPr>
+          <w:lang w:val="fr_FR" w:bidi="fr_FR"/>
+        </w:rPr>
+      </w:r>
+      <w:r>
+        <w:rPr>
+          <w:b/>
+          <w:lang w:val="fr_FR" w:bidi="fr_FR"/>
+        </w:rPr>
         <w:t>"</w:t>
       </w:r>
       <w:r>
@@ -670,6 +730,21 @@
           <w:b/>
           <w:lang w:val="fr_FR" w:bidi="fr_FR"/>
         </w:rPr>
+        <w:t>ἐπ’ ἐλπίδι ζωῆς αἰωνίου</w:t>
+      </w:r>
+    </w:p>
+    <w:p>
+      <w:pPr/>
+      <w:r>
+        <w:rPr>
+          <w:lang w:val="fr_FR" w:bidi="fr_FR"/>
+        </w:rPr>
+      </w:r>
+      <w:r>
+        <w:rPr>
+          <w:b/>
+          <w:lang w:val="fr_FR" w:bidi="fr_FR"/>
+        </w:rPr>
         <w:t>"</w:t>
       </w:r>
       <w:r>
@@ -806,6 +881,21 @@
           <w:b/>
           <w:lang w:val="fr_FR" w:bidi="fr_FR"/>
         </w:rPr>
+        <w:t>ἐπ’ ἐλπίδι ζωῆς αἰωνίου</w:t>
+      </w:r>
+    </w:p>
+    <w:p>
+      <w:pPr/>
+      <w:r>
+        <w:rPr>
+          <w:lang w:val="fr_FR" w:bidi="fr_FR"/>
+        </w:rPr>
+      </w:r>
+      <w:r>
+        <w:rPr>
+          <w:b/>
+          <w:lang w:val="fr_FR" w:bidi="fr_FR"/>
+        </w:rPr>
         <w:t>"</w:t>
       </w:r>
       <w:r>
@@ -916,6 +1006,21 @@
           <w:b/>
           <w:lang w:val="fr_FR" w:bidi="fr_FR"/>
         </w:rPr>
+        <w:t>ὁ ἀψευδὴς Θεὸς</w:t>
+      </w:r>
+    </w:p>
+    <w:p>
+      <w:pPr/>
+      <w:r>
+        <w:rPr>
+          <w:lang w:val="fr_FR" w:bidi="fr_FR"/>
+        </w:rPr>
+      </w:r>
+      <w:r>
+        <w:rPr>
+          <w:b/>
+          <w:lang w:val="fr_FR" w:bidi="fr_FR"/>
+        </w:rPr>
         <w:t>"</w:t>
       </w:r>
       <w:r>
@@ -1090,6 +1195,21 @@
           <w:b/>
           <w:lang w:val="fr_FR" w:bidi="fr_FR"/>
         </w:rPr>
+        <w:t>καιροῖς ἰδίοις</w:t>
+      </w:r>
+    </w:p>
+    <w:p>
+      <w:pPr/>
+      <w:r>
+        <w:rPr>
+          <w:lang w:val="fr_FR" w:bidi="fr_FR"/>
+        </w:rPr>
+      </w:r>
+      <w:r>
+        <w:rPr>
+          <w:b/>
+          <w:lang w:val="fr_FR" w:bidi="fr_FR"/>
+        </w:rPr>
         <w:t>"</w:t>
       </w:r>
       <w:r>
@@ -1167,6 +1287,21 @@
           <w:b/>
           <w:lang w:val="fr_FR" w:bidi="fr_FR"/>
         </w:rPr>
+        <w:t>ἐφανέρωσεν &amp; τὸν λόγον αὐτοῦ</w:t>
+      </w:r>
+    </w:p>
+    <w:p>
+      <w:pPr/>
+      <w:r>
+        <w:rPr>
+          <w:lang w:val="fr_FR" w:bidi="fr_FR"/>
+        </w:rPr>
+      </w:r>
+      <w:r>
+        <w:rPr>
+          <w:b/>
+          <w:lang w:val="fr_FR" w:bidi="fr_FR"/>
+        </w:rPr>
         <w:t>"</w:t>
       </w:r>
       <w:r>
@@ -1264,6 +1399,21 @@
           <w:b/>
           <w:lang w:val="fr_FR" w:bidi="fr_FR"/>
         </w:rPr>
+        <w:t>ἐν κηρύγματι</w:t>
+      </w:r>
+    </w:p>
+    <w:p>
+      <w:pPr/>
+      <w:r>
+        <w:rPr>
+          <w:lang w:val="fr_FR" w:bidi="fr_FR"/>
+        </w:rPr>
+      </w:r>
+      <w:r>
+        <w:rPr>
+          <w:b/>
+          <w:lang w:val="fr_FR" w:bidi="fr_FR"/>
+        </w:rPr>
         <w:t>"</w:t>
       </w:r>
       <w:r>
@@ -1374,6 +1524,21 @@
           <w:b/>
           <w:lang w:val="fr_FR" w:bidi="fr_FR"/>
         </w:rPr>
+        <w:t>ὃ ἐπιστεύθην ἐγὼ</w:t>
+      </w:r>
+    </w:p>
+    <w:p>
+      <w:pPr/>
+      <w:r>
+        <w:rPr>
+          <w:lang w:val="fr_FR" w:bidi="fr_FR"/>
+        </w:rPr>
+      </w:r>
+      <w:r>
+        <w:rPr>
+          <w:b/>
+          <w:lang w:val="fr_FR" w:bidi="fr_FR"/>
+        </w:rPr>
         <w:t>"</w:t>
       </w:r>
       <w:r>
@@ -1471,6 +1636,21 @@
           <w:b/>
           <w:lang w:val="fr_FR" w:bidi="fr_FR"/>
         </w:rPr>
+        <w:t>ἡμῶν</w:t>
+      </w:r>
+    </w:p>
+    <w:p>
+      <w:pPr/>
+      <w:r>
+        <w:rPr>
+          <w:lang w:val="fr_FR" w:bidi="fr_FR"/>
+        </w:rPr>
+      </w:r>
+      <w:r>
+        <w:rPr>
+          <w:b/>
+          <w:lang w:val="fr_FR" w:bidi="fr_FR"/>
+        </w:rPr>
         <w:t>"notre"</w:t>
       </w:r>
     </w:p>
@@ -1567,6 +1747,21 @@
           <w:b/>
           <w:lang w:val="fr_FR" w:bidi="fr_FR"/>
         </w:rPr>
+        <w:t>γνησίῳ τέκνῳ</w:t>
+      </w:r>
+    </w:p>
+    <w:p>
+      <w:pPr/>
+      <w:r>
+        <w:rPr>
+          <w:lang w:val="fr_FR" w:bidi="fr_FR"/>
+        </w:rPr>
+      </w:r>
+      <w:r>
+        <w:rPr>
+          <w:b/>
+          <w:lang w:val="fr_FR" w:bidi="fr_FR"/>
+        </w:rPr>
         <w:t>"</w:t>
       </w:r>
       <w:r>
@@ -1677,6 +1872,21 @@
           <w:b/>
           <w:lang w:val="fr_FR" w:bidi="fr_FR"/>
         </w:rPr>
+        <w:t>κατὰ κοινὴν πίστιν</w:t>
+      </w:r>
+    </w:p>
+    <w:p>
+      <w:pPr/>
+      <w:r>
+        <w:rPr>
+          <w:lang w:val="fr_FR" w:bidi="fr_FR"/>
+        </w:rPr>
+      </w:r>
+      <w:r>
+        <w:rPr>
+          <w:b/>
+          <w:lang w:val="fr_FR" w:bidi="fr_FR"/>
+        </w:rPr>
         <w:t>"</w:t>
       </w:r>
       <w:r>
@@ -1800,6 +2010,21 @@
           <w:b/>
           <w:lang w:val="fr_FR" w:bidi="fr_FR"/>
         </w:rPr>
+        <w:t>χάρις καὶ εἰρήνη</w:t>
+      </w:r>
+    </w:p>
+    <w:p>
+      <w:pPr/>
+      <w:r>
+        <w:rPr>
+          <w:lang w:val="fr_FR" w:bidi="fr_FR"/>
+        </w:rPr>
+      </w:r>
+      <w:r>
+        <w:rPr>
+          <w:b/>
+          <w:lang w:val="fr_FR" w:bidi="fr_FR"/>
+        </w:rPr>
         <w:t>"la grâce et la paix"</w:t>
       </w:r>
     </w:p>
@@ -1883,6 +2108,21 @@
           <w:b/>
           <w:lang w:val="fr_FR" w:bidi="fr_FR"/>
         </w:rPr>
+        <w:t>χάρις καὶ εἰρήνη ἀπὸ Θεοῦ Πατρὸς καὶ Χριστοῦ Ἰησοῦ τοῦ Σωτῆρος ἡμῶν</w:t>
+      </w:r>
+    </w:p>
+    <w:p>
+      <w:pPr/>
+      <w:r>
+        <w:rPr>
+          <w:lang w:val="fr_FR" w:bidi="fr_FR"/>
+        </w:rPr>
+      </w:r>
+      <w:r>
+        <w:rPr>
+          <w:b/>
+          <w:lang w:val="fr_FR" w:bidi="fr_FR"/>
+        </w:rPr>
         <w:t>"</w:t>
       </w:r>
       <w:r>
@@ -2006,6 +2246,21 @@
           <w:b/>
           <w:lang w:val="fr_FR" w:bidi="fr_FR"/>
         </w:rPr>
+        <w:t>Χριστοῦ Ἰησοῦ τοῦ Σωτῆρος ἡμῶν</w:t>
+      </w:r>
+    </w:p>
+    <w:p>
+      <w:pPr/>
+      <w:r>
+        <w:rPr>
+          <w:lang w:val="fr_FR" w:bidi="fr_FR"/>
+        </w:rPr>
+      </w:r>
+      <w:r>
+        <w:rPr>
+          <w:b/>
+          <w:lang w:val="fr_FR" w:bidi="fr_FR"/>
+        </w:rPr>
         <w:t>"</w:t>
       </w:r>
       <w:r>
@@ -2083,6 +2338,21 @@
           <w:b/>
           <w:lang w:val="fr_FR" w:bidi="fr_FR"/>
         </w:rPr>
+        <w:t>ἡμῶν</w:t>
+      </w:r>
+    </w:p>
+    <w:p>
+      <w:pPr/>
+      <w:r>
+        <w:rPr>
+          <w:lang w:val="fr_FR" w:bidi="fr_FR"/>
+        </w:rPr>
+      </w:r>
+      <w:r>
+        <w:rPr>
+          <w:b/>
+          <w:lang w:val="fr_FR" w:bidi="fr_FR"/>
+        </w:rPr>
         <w:t>"notre"</w:t>
       </w:r>
     </w:p>
@@ -2179,6 +2449,21 @@
           <w:b/>
           <w:lang w:val="fr_FR" w:bidi="fr_FR"/>
         </w:rPr>
+        <w:t>τούτου χάριν</w:t>
+      </w:r>
+    </w:p>
+    <w:p>
+      <w:pPr/>
+      <w:r>
+        <w:rPr>
+          <w:lang w:val="fr_FR" w:bidi="fr_FR"/>
+        </w:rPr>
+      </w:r>
+      <w:r>
+        <w:rPr>
+          <w:b/>
+          <w:lang w:val="fr_FR" w:bidi="fr_FR"/>
+        </w:rPr>
         <w:t>"</w:t>
       </w:r>
       <w:r>
@@ -2289,6 +2574,21 @@
           <w:b/>
           <w:lang w:val="fr_FR" w:bidi="fr_FR"/>
         </w:rPr>
+        <w:t>ἀπέλιπόν σε ἐν Κρήτῃ</w:t>
+      </w:r>
+    </w:p>
+    <w:p>
+      <w:pPr/>
+      <w:r>
+        <w:rPr>
+          <w:lang w:val="fr_FR" w:bidi="fr_FR"/>
+        </w:rPr>
+      </w:r>
+      <w:r>
+        <w:rPr>
+          <w:b/>
+          <w:lang w:val="fr_FR" w:bidi="fr_FR"/>
+        </w:rPr>
         <w:t>"J</w:t>
       </w:r>
       <w:r>
@@ -2366,6 +2666,21 @@
           <w:b/>
           <w:lang w:val="fr_FR" w:bidi="fr_FR"/>
         </w:rPr>
+        <w:t>ἵνα τὰ λείποντα ἐπιδιορθώσῃ</w:t>
+      </w:r>
+    </w:p>
+    <w:p>
+      <w:pPr/>
+      <w:r>
+        <w:rPr>
+          <w:lang w:val="fr_FR" w:bidi="fr_FR"/>
+        </w:rPr>
+      </w:r>
+      <w:r>
+        <w:rPr>
+          <w:b/>
+          <w:lang w:val="fr_FR" w:bidi="fr_FR"/>
+        </w:rPr>
         <w:t>"</w:t>
       </w:r>
       <w:r>
@@ -2443,6 +2758,21 @@
           <w:b/>
           <w:lang w:val="fr_FR" w:bidi="fr_FR"/>
         </w:rPr>
+        <w:t>καταστήσῃς &amp; πρεσβυτέρους</w:t>
+      </w:r>
+    </w:p>
+    <w:p>
+      <w:pPr/>
+      <w:r>
+        <w:rPr>
+          <w:lang w:val="fr_FR" w:bidi="fr_FR"/>
+        </w:rPr>
+      </w:r>
+      <w:r>
+        <w:rPr>
+          <w:b/>
+          <w:lang w:val="fr_FR" w:bidi="fr_FR"/>
+        </w:rPr>
         <w:t xml:space="preserve">"tu </w:t>
       </w:r>
       <w:r>
@@ -2513,6 +2843,21 @@
           <w:b/>
           <w:lang w:val="fr_FR" w:bidi="fr_FR"/>
         </w:rPr>
+        <w:t>εἴ τίς ἐστιν ἀνέγκλητος</w:t>
+      </w:r>
+    </w:p>
+    <w:p>
+      <w:pPr/>
+      <w:r>
+        <w:rPr>
+          <w:lang w:val="fr_FR" w:bidi="fr_FR"/>
+        </w:rPr>
+      </w:r>
+      <w:r>
+        <w:rPr>
+          <w:b/>
+          <w:lang w:val="fr_FR" w:bidi="fr_FR"/>
+        </w:rPr>
         <w:t>"</w:t>
       </w:r>
       <w:r>
@@ -2610,6 +2955,21 @@
           <w:b/>
           <w:lang w:val="fr_FR" w:bidi="fr_FR"/>
         </w:rPr>
+        <w:t>ἀνέγκλητος</w:t>
+      </w:r>
+    </w:p>
+    <w:p>
+      <w:pPr/>
+      <w:r>
+        <w:rPr>
+          <w:lang w:val="fr_FR" w:bidi="fr_FR"/>
+        </w:rPr>
+      </w:r>
+      <w:r>
+        <w:rPr>
+          <w:b/>
+          <w:lang w:val="fr_FR" w:bidi="fr_FR"/>
+        </w:rPr>
         <w:t>"</w:t>
       </w:r>
       <w:r>
@@ -2720,6 +3080,21 @@
           <w:b/>
           <w:lang w:val="fr_FR" w:bidi="fr_FR"/>
         </w:rPr>
+        <w:t>μιᾶς γυναικὸς ἀνήρ</w:t>
+      </w:r>
+    </w:p>
+    <w:p>
+      <w:pPr/>
+      <w:r>
+        <w:rPr>
+          <w:lang w:val="fr_FR" w:bidi="fr_FR"/>
+        </w:rPr>
+      </w:r>
+      <w:r>
+        <w:rPr>
+          <w:b/>
+          <w:lang w:val="fr_FR" w:bidi="fr_FR"/>
+        </w:rPr>
         <w:t>"mari d'une seule femme"</w:t>
       </w:r>
     </w:p>
@@ -2816,6 +3191,21 @@
           <w:b/>
           <w:lang w:val="fr_FR" w:bidi="fr_FR"/>
         </w:rPr>
+        <w:t>τέκνα &amp; πιστά</w:t>
+      </w:r>
+    </w:p>
+    <w:p>
+      <w:pPr/>
+      <w:r>
+        <w:rPr>
+          <w:lang w:val="fr_FR" w:bidi="fr_FR"/>
+        </w:rPr>
+      </w:r>
+      <w:r>
+        <w:rPr>
+          <w:b/>
+          <w:lang w:val="fr_FR" w:bidi="fr_FR"/>
+        </w:rPr>
         <w:t>"</w:t>
       </w:r>
       <w:r>
@@ -2906,6 +3296,21 @@
           <w:b/>
           <w:lang w:val="fr_FR" w:bidi="fr_FR"/>
         </w:rPr>
+        <w:t>τὸν ἐπίσκοπον</w:t>
+      </w:r>
+    </w:p>
+    <w:p>
+      <w:pPr/>
+      <w:r>
+        <w:rPr>
+          <w:lang w:val="fr_FR" w:bidi="fr_FR"/>
+        </w:rPr>
+      </w:r>
+      <w:r>
+        <w:rPr>
+          <w:b/>
+          <w:lang w:val="fr_FR" w:bidi="fr_FR"/>
+        </w:rPr>
         <w:t>"</w:t>
       </w:r>
       <w:r>
@@ -3016,6 +3421,21 @@
           <w:b/>
           <w:lang w:val="fr_FR" w:bidi="fr_FR"/>
         </w:rPr>
+        <w:t>Θεοῦ οἰκονόμον</w:t>
+      </w:r>
+    </w:p>
+    <w:p>
+      <w:pPr/>
+      <w:r>
+        <w:rPr>
+          <w:lang w:val="fr_FR" w:bidi="fr_FR"/>
+        </w:rPr>
+      </w:r>
+      <w:r>
+        <w:rPr>
+          <w:b/>
+          <w:lang w:val="fr_FR" w:bidi="fr_FR"/>
+        </w:rPr>
         <w:t>"</w:t>
       </w:r>
       <w:r>
@@ -3113,6 +3533,21 @@
           <w:b/>
           <w:lang w:val="fr_FR" w:bidi="fr_FR"/>
         </w:rPr>
+        <w:t>μὴ πάροινον</w:t>
+      </w:r>
+    </w:p>
+    <w:p>
+      <w:pPr/>
+      <w:r>
+        <w:rPr>
+          <w:lang w:val="fr_FR" w:bidi="fr_FR"/>
+        </w:rPr>
+      </w:r>
+      <w:r>
+        <w:rPr>
+          <w:b/>
+          <w:lang w:val="fr_FR" w:bidi="fr_FR"/>
+        </w:rPr>
         <w:t>"</w:t>
       </w:r>
       <w:r>
@@ -3190,6 +3625,21 @@
           <w:b/>
           <w:lang w:val="fr_FR" w:bidi="fr_FR"/>
         </w:rPr>
+        <w:t>μὴ πλήκτην</w:t>
+      </w:r>
+    </w:p>
+    <w:p>
+      <w:pPr/>
+      <w:r>
+        <w:rPr>
+          <w:lang w:val="fr_FR" w:bidi="fr_FR"/>
+        </w:rPr>
+      </w:r>
+      <w:r>
+        <w:rPr>
+          <w:b/>
+          <w:lang w:val="fr_FR" w:bidi="fr_FR"/>
+        </w:rPr>
         <w:t xml:space="preserve">"ni </w:t>
       </w:r>
       <w:r>
@@ -3267,6 +3717,21 @@
           <w:b/>
           <w:lang w:val="fr_FR" w:bidi="fr_FR"/>
         </w:rPr>
+        <w:t>ἀλλὰ</w:t>
+      </w:r>
+    </w:p>
+    <w:p>
+      <w:pPr/>
+      <w:r>
+        <w:rPr>
+          <w:lang w:val="fr_FR" w:bidi="fr_FR"/>
+        </w:rPr>
+      </w:r>
+      <w:r>
+        <w:rPr>
+          <w:b/>
+          <w:lang w:val="fr_FR" w:bidi="fr_FR"/>
+        </w:rPr>
         <w:t>"</w:t>
       </w:r>
       <w:r>
@@ -3377,6 +3842,21 @@
           <w:b/>
           <w:lang w:val="fr_FR" w:bidi="fr_FR"/>
         </w:rPr>
+        <w:t>φιλάγαθον</w:t>
+      </w:r>
+    </w:p>
+    <w:p>
+      <w:pPr/>
+      <w:r>
+        <w:rPr>
+          <w:lang w:val="fr_FR" w:bidi="fr_FR"/>
+        </w:rPr>
+      </w:r>
+      <w:r>
+        <w:rPr>
+          <w:b/>
+          <w:lang w:val="fr_FR" w:bidi="fr_FR"/>
+        </w:rPr>
         <w:t>"</w:t>
       </w:r>
       <w:r>
@@ -3487,6 +3967,21 @@
           <w:b/>
           <w:lang w:val="fr_FR" w:bidi="fr_FR"/>
         </w:rPr>
+        <w:t>σώφρονα &amp; ἐγκρατῆ</w:t>
+      </w:r>
+    </w:p>
+    <w:p>
+      <w:pPr/>
+      <w:r>
+        <w:rPr>
+          <w:lang w:val="fr_FR" w:bidi="fr_FR"/>
+        </w:rPr>
+      </w:r>
+      <w:r>
+        <w:rPr>
+          <w:b/>
+          <w:lang w:val="fr_FR" w:bidi="fr_FR"/>
+        </w:rPr>
         <w:t>"</w:t>
       </w:r>
       <w:r>
@@ -3610,6 +4105,21 @@
           <w:b/>
           <w:lang w:val="fr_FR" w:bidi="fr_FR"/>
         </w:rPr>
+        <w:t>δίκαιον, ὅσιον</w:t>
+      </w:r>
+    </w:p>
+    <w:p>
+      <w:pPr/>
+      <w:r>
+        <w:rPr>
+          <w:lang w:val="fr_FR" w:bidi="fr_FR"/>
+        </w:rPr>
+      </w:r>
+      <w:r>
+        <w:rPr>
+          <w:b/>
+          <w:lang w:val="fr_FR" w:bidi="fr_FR"/>
+        </w:rPr>
         <w:t>"</w:t>
       </w:r>
       <w:r>
@@ -3733,6 +4243,21 @@
           <w:b/>
           <w:lang w:val="fr_FR" w:bidi="fr_FR"/>
         </w:rPr>
+        <w:t>ἀντεχόμενον</w:t>
+      </w:r>
+    </w:p>
+    <w:p>
+      <w:pPr/>
+      <w:r>
+        <w:rPr>
+          <w:lang w:val="fr_FR" w:bidi="fr_FR"/>
+        </w:rPr>
+      </w:r>
+      <w:r>
+        <w:rPr>
+          <w:b/>
+          <w:lang w:val="fr_FR" w:bidi="fr_FR"/>
+        </w:rPr>
         <w:t>"</w:t>
       </w:r>
       <w:r>
@@ -3830,6 +4355,21 @@
           <w:b/>
           <w:lang w:val="fr_FR" w:bidi="fr_FR"/>
         </w:rPr>
+        <w:t>κατὰ τὴν διδαχὴν</w:t>
+      </w:r>
+    </w:p>
+    <w:p>
+      <w:pPr/>
+      <w:r>
+        <w:rPr>
+          <w:lang w:val="fr_FR" w:bidi="fr_FR"/>
+        </w:rPr>
+      </w:r>
+      <w:r>
+        <w:rPr>
+          <w:b/>
+          <w:lang w:val="fr_FR" w:bidi="fr_FR"/>
+        </w:rPr>
         <w:t>"</w:t>
       </w:r>
       <w:r>
@@ -3907,6 +4447,21 @@
           <w:b/>
           <w:lang w:val="fr_FR" w:bidi="fr_FR"/>
         </w:rPr>
+        <w:t>ἵνα</w:t>
+      </w:r>
+    </w:p>
+    <w:p>
+      <w:pPr/>
+      <w:r>
+        <w:rPr>
+          <w:lang w:val="fr_FR" w:bidi="fr_FR"/>
+        </w:rPr>
+      </w:r>
+      <w:r>
+        <w:rPr>
+          <w:b/>
+          <w:lang w:val="fr_FR" w:bidi="fr_FR"/>
+        </w:rPr>
         <w:t>"</w:t>
       </w:r>
       <w:r>
@@ -4017,6 +4572,21 @@
           <w:b/>
           <w:lang w:val="fr_FR" w:bidi="fr_FR"/>
         </w:rPr>
+        <w:t>τῇ διδασκαλίᾳ τῇ ὑγιαινούσῃ</w:t>
+      </w:r>
+    </w:p>
+    <w:p>
+      <w:pPr/>
+      <w:r>
+        <w:rPr>
+          <w:lang w:val="fr_FR" w:bidi="fr_FR"/>
+        </w:rPr>
+      </w:r>
+      <w:r>
+        <w:rPr>
+          <w:b/>
+          <w:lang w:val="fr_FR" w:bidi="fr_FR"/>
+        </w:rPr>
         <w:t>"</w:t>
       </w:r>
       <w:r>
@@ -4140,6 +4710,21 @@
           <w:b/>
           <w:lang w:val="fr_FR" w:bidi="fr_FR"/>
         </w:rPr>
+        <w:t>ματαιολόγοι</w:t>
+      </w:r>
+    </w:p>
+    <w:p>
+      <w:pPr/>
+      <w:r>
+        <w:rPr>
+          <w:lang w:val="fr_FR" w:bidi="fr_FR"/>
+        </w:rPr>
+      </w:r>
+      <w:r>
+        <w:rPr>
+          <w:b/>
+          <w:lang w:val="fr_FR" w:bidi="fr_FR"/>
+        </w:rPr>
         <w:t>"</w:t>
       </w:r>
       <w:r>
@@ -4263,6 +4848,21 @@
           <w:b/>
           <w:lang w:val="fr_FR" w:bidi="fr_FR"/>
         </w:rPr>
+        <w:t>φρεναπάται</w:t>
+      </w:r>
+    </w:p>
+    <w:p>
+      <w:pPr/>
+      <w:r>
+        <w:rPr>
+          <w:lang w:val="fr_FR" w:bidi="fr_FR"/>
+        </w:rPr>
+      </w:r>
+      <w:r>
+        <w:rPr>
+          <w:b/>
+          <w:lang w:val="fr_FR" w:bidi="fr_FR"/>
+        </w:rPr>
         <w:t>"séducteurs"</w:t>
       </w:r>
     </w:p>
@@ -4359,6 +4959,21 @@
           <w:b/>
           <w:lang w:val="fr_FR" w:bidi="fr_FR"/>
         </w:rPr>
+        <w:t>ματαιολόγοι, καὶ φρεναπάται</w:t>
+      </w:r>
+    </w:p>
+    <w:p>
+      <w:pPr/>
+      <w:r>
+        <w:rPr>
+          <w:lang w:val="fr_FR" w:bidi="fr_FR"/>
+        </w:rPr>
+      </w:r>
+      <w:r>
+        <w:rPr>
+          <w:b/>
+          <w:lang w:val="fr_FR" w:bidi="fr_FR"/>
+        </w:rPr>
         <w:t>"de vains discoureurs et de séducteurs</w:t>
       </w:r>
       <w:r>
@@ -4475,6 +5090,21 @@
           <w:b/>
           <w:lang w:val="fr_FR" w:bidi="fr_FR"/>
         </w:rPr>
+        <w:t>οἱ ἐκ τῆς περιτομῆς</w:t>
+      </w:r>
+    </w:p>
+    <w:p>
+      <w:pPr/>
+      <w:r>
+        <w:rPr>
+          <w:lang w:val="fr_FR" w:bidi="fr_FR"/>
+        </w:rPr>
+      </w:r>
+      <w:r>
+        <w:rPr>
+          <w:b/>
+          <w:lang w:val="fr_FR" w:bidi="fr_FR"/>
+        </w:rPr>
         <w:t>"les circoncis"</w:t>
       </w:r>
     </w:p>
@@ -4571,6 +5201,21 @@
           <w:b/>
           <w:lang w:val="fr_FR" w:bidi="fr_FR"/>
         </w:rPr>
+        <w:t>οὓς δεῖ ἐπιστομίζειν</w:t>
+      </w:r>
+    </w:p>
+    <w:p>
+      <w:pPr/>
+      <w:r>
+        <w:rPr>
+          <w:lang w:val="fr_FR" w:bidi="fr_FR"/>
+        </w:rPr>
+      </w:r>
+      <w:r>
+        <w:rPr>
+          <w:b/>
+          <w:lang w:val="fr_FR" w:bidi="fr_FR"/>
+        </w:rPr>
         <w:t>"</w:t>
       </w:r>
       <w:r>
@@ -4668,6 +5313,21 @@
           <w:b/>
           <w:lang w:val="fr_FR" w:bidi="fr_FR"/>
         </w:rPr>
+        <w:t>ὅλους οἴκους ἀνατρέπουσιν</w:t>
+      </w:r>
+    </w:p>
+    <w:p>
+      <w:pPr/>
+      <w:r>
+        <w:rPr>
+          <w:lang w:val="fr_FR" w:bidi="fr_FR"/>
+        </w:rPr>
+      </w:r>
+      <w:r>
+        <w:rPr>
+          <w:b/>
+          <w:lang w:val="fr_FR" w:bidi="fr_FR"/>
+        </w:rPr>
         <w:t>"</w:t>
       </w:r>
       <w:r>
@@ -4765,6 +5425,21 @@
           <w:b/>
           <w:lang w:val="fr_FR" w:bidi="fr_FR"/>
         </w:rPr>
+        <w:t>αἰσχροῦ κέρδους χάριν</w:t>
+      </w:r>
+    </w:p>
+    <w:p>
+      <w:pPr/>
+      <w:r>
+        <w:rPr>
+          <w:lang w:val="fr_FR" w:bidi="fr_FR"/>
+        </w:rPr>
+      </w:r>
+      <w:r>
+        <w:rPr>
+          <w:b/>
+          <w:lang w:val="fr_FR" w:bidi="fr_FR"/>
+        </w:rPr>
         <w:t>"</w:t>
       </w:r>
       <w:r>
@@ -4875,6 +5550,21 @@
           <w:b/>
           <w:lang w:val="fr_FR" w:bidi="fr_FR"/>
         </w:rPr>
+        <w:t>τις ἐξ αὐτῶν, ἴδιος αὐτῶν προφήτης</w:t>
+      </w:r>
+    </w:p>
+    <w:p>
+      <w:pPr/>
+      <w:r>
+        <w:rPr>
+          <w:lang w:val="fr_FR" w:bidi="fr_FR"/>
+        </w:rPr>
+      </w:r>
+      <w:r>
+        <w:rPr>
+          <w:b/>
+          <w:lang w:val="fr_FR" w:bidi="fr_FR"/>
+        </w:rPr>
         <w:t>"</w:t>
       </w:r>
       <w:r>
@@ -4952,6 +5642,21 @@
           <w:b/>
           <w:lang w:val="fr_FR" w:bidi="fr_FR"/>
         </w:rPr>
+        <w:t>Κρῆτες ἀεὶ ψεῦσται</w:t>
+      </w:r>
+    </w:p>
+    <w:p>
+      <w:pPr/>
+      <w:r>
+        <w:rPr>
+          <w:lang w:val="fr_FR" w:bidi="fr_FR"/>
+        </w:rPr>
+      </w:r>
+      <w:r>
+        <w:rPr>
+          <w:b/>
+          <w:lang w:val="fr_FR" w:bidi="fr_FR"/>
+        </w:rPr>
         <w:t>"</w:t>
       </w:r>
       <w:r>
@@ -5062,6 +5767,21 @@
           <w:b/>
           <w:lang w:val="fr_FR" w:bidi="fr_FR"/>
         </w:rPr>
+        <w:t>κακὰ θηρία</w:t>
+      </w:r>
+    </w:p>
+    <w:p>
+      <w:pPr/>
+      <w:r>
+        <w:rPr>
+          <w:lang w:val="fr_FR" w:bidi="fr_FR"/>
+        </w:rPr>
+      </w:r>
+      <w:r>
+        <w:rPr>
+          <w:b/>
+          <w:lang w:val="fr_FR" w:bidi="fr_FR"/>
+        </w:rPr>
         <w:t>"</w:t>
       </w:r>
       <w:r>
@@ -5172,6 +5892,21 @@
           <w:b/>
           <w:lang w:val="fr_FR" w:bidi="fr_FR"/>
         </w:rPr>
+        <w:t>γαστέρες ἀργαί</w:t>
+      </w:r>
+    </w:p>
+    <w:p>
+      <w:pPr/>
+      <w:r>
+        <w:rPr>
+          <w:lang w:val="fr_FR" w:bidi="fr_FR"/>
+        </w:rPr>
+      </w:r>
+      <w:r>
+        <w:rPr>
+          <w:b/>
+          <w:lang w:val="fr_FR" w:bidi="fr_FR"/>
+        </w:rPr>
         <w:t>"</w:t>
       </w:r>
       <w:r>
@@ -5269,6 +6004,21 @@
           <w:b/>
           <w:lang w:val="fr_FR" w:bidi="fr_FR"/>
         </w:rPr>
+        <w:t>δι’ ἣν αἰτίαν ἔλεγχε αὐτοὺς ἀποτόμως</w:t>
+      </w:r>
+    </w:p>
+    <w:p>
+      <w:pPr/>
+      <w:r>
+        <w:rPr>
+          <w:lang w:val="fr_FR" w:bidi="fr_FR"/>
+        </w:rPr>
+      </w:r>
+      <w:r>
+        <w:rPr>
+          <w:b/>
+          <w:lang w:val="fr_FR" w:bidi="fr_FR"/>
+        </w:rPr>
         <w:t>"</w:t>
       </w:r>
       <w:r>
@@ -5346,6 +6096,21 @@
           <w:b/>
           <w:lang w:val="fr_FR" w:bidi="fr_FR"/>
         </w:rPr>
+        <w:t>δι’ ἣν αἰτίαν</w:t>
+      </w:r>
+    </w:p>
+    <w:p>
+      <w:pPr/>
+      <w:r>
+        <w:rPr>
+          <w:lang w:val="fr_FR" w:bidi="fr_FR"/>
+        </w:rPr>
+      </w:r>
+      <w:r>
+        <w:rPr>
+          <w:b/>
+          <w:lang w:val="fr_FR" w:bidi="fr_FR"/>
+        </w:rPr>
         <w:t>"</w:t>
       </w:r>
       <w:r>
@@ -5456,6 +6221,21 @@
           <w:b/>
           <w:lang w:val="fr_FR" w:bidi="fr_FR"/>
         </w:rPr>
+        <w:t>αὐτοὺς</w:t>
+      </w:r>
+    </w:p>
+    <w:p>
+      <w:pPr/>
+      <w:r>
+        <w:rPr>
+          <w:lang w:val="fr_FR" w:bidi="fr_FR"/>
+        </w:rPr>
+      </w:r>
+      <w:r>
+        <w:rPr>
+          <w:b/>
+          <w:lang w:val="fr_FR" w:bidi="fr_FR"/>
+        </w:rPr>
         <w:t>"</w:t>
       </w:r>
       <w:r>
@@ -5578,6 +6358,21 @@
           <w:b/>
           <w:lang w:val="fr_FR" w:bidi="fr_FR"/>
         </w:rPr>
+        <w:t>ἵνα ὑγιαίνωσιν ἐν τῇ πίστει</w:t>
+      </w:r>
+    </w:p>
+    <w:p>
+      <w:pPr/>
+      <w:r>
+        <w:rPr>
+          <w:lang w:val="fr_FR" w:bidi="fr_FR"/>
+        </w:rPr>
+      </w:r>
+      <w:r>
+        <w:rPr>
+          <w:b/>
+          <w:lang w:val="fr_FR" w:bidi="fr_FR"/>
+        </w:rPr>
         <w:t>"</w:t>
       </w:r>
       <w:r>
@@ -5688,6 +6483,21 @@
           <w:b/>
           <w:lang w:val="fr_FR" w:bidi="fr_FR"/>
         </w:rPr>
+        <w:t>ἵνα</w:t>
+      </w:r>
+    </w:p>
+    <w:p>
+      <w:pPr/>
+      <w:r>
+        <w:rPr>
+          <w:lang w:val="fr_FR" w:bidi="fr_FR"/>
+        </w:rPr>
+      </w:r>
+      <w:r>
+        <w:rPr>
+          <w:b/>
+          <w:lang w:val="fr_FR" w:bidi="fr_FR"/>
+        </w:rPr>
         <w:t>"afin qu'ils"</w:t>
       </w:r>
     </w:p>
@@ -5784,6 +6594,21 @@
           <w:b/>
           <w:lang w:val="fr_FR" w:bidi="fr_FR"/>
         </w:rPr>
+        <w:t>ἐν τῇ πίστει</w:t>
+      </w:r>
+    </w:p>
+    <w:p>
+      <w:pPr/>
+      <w:r>
+        <w:rPr>
+          <w:lang w:val="fr_FR" w:bidi="fr_FR"/>
+        </w:rPr>
+      </w:r>
+      <w:r>
+        <w:rPr>
+          <w:b/>
+          <w:lang w:val="fr_FR" w:bidi="fr_FR"/>
+        </w:rPr>
         <w:t>"</w:t>
       </w:r>
       <w:r>
@@ -5894,6 +6719,21 @@
           <w:b/>
           <w:lang w:val="fr_FR" w:bidi="fr_FR"/>
         </w:rPr>
+        <w:t>Ἰουδαϊκοῖς μύθοις</w:t>
+      </w:r>
+    </w:p>
+    <w:p>
+      <w:pPr/>
+      <w:r>
+        <w:rPr>
+          <w:lang w:val="fr_FR" w:bidi="fr_FR"/>
+        </w:rPr>
+      </w:r>
+      <w:r>
+        <w:rPr>
+          <w:b/>
+          <w:lang w:val="fr_FR" w:bidi="fr_FR"/>
+        </w:rPr>
         <w:t>"fables juives"</w:t>
       </w:r>
     </w:p>
@@ -5957,6 +6797,21 @@
           <w:b/>
           <w:lang w:val="fr_FR" w:bidi="fr_FR"/>
         </w:rPr>
+        <w:t>ἀποστρεφομένων τὴν ἀλήθειαν</w:t>
+      </w:r>
+    </w:p>
+    <w:p>
+      <w:pPr/>
+      <w:r>
+        <w:rPr>
+          <w:lang w:val="fr_FR" w:bidi="fr_FR"/>
+        </w:rPr>
+      </w:r>
+      <w:r>
+        <w:rPr>
+          <w:b/>
+          <w:lang w:val="fr_FR" w:bidi="fr_FR"/>
+        </w:rPr>
         <w:t>"</w:t>
       </w:r>
       <w:r>
@@ -6054,6 +6909,21 @@
           <w:b/>
           <w:lang w:val="fr_FR" w:bidi="fr_FR"/>
         </w:rPr>
+        <w:t>πάντα καθαρὰ τοῖς καθαροῖς</w:t>
+      </w:r>
+    </w:p>
+    <w:p>
+      <w:pPr/>
+      <w:r>
+        <w:rPr>
+          <w:lang w:val="fr_FR" w:bidi="fr_FR"/>
+        </w:rPr>
+      </w:r>
+      <w:r>
+        <w:rPr>
+          <w:b/>
+          <w:lang w:val="fr_FR" w:bidi="fr_FR"/>
+        </w:rPr>
         <w:t>"</w:t>
       </w:r>
       <w:r>
@@ -6151,6 +7021,21 @@
           <w:b/>
           <w:lang w:val="fr_FR" w:bidi="fr_FR"/>
         </w:rPr>
+        <w:t>τοῖς καθαροῖς</w:t>
+      </w:r>
+    </w:p>
+    <w:p>
+      <w:pPr/>
+      <w:r>
+        <w:rPr>
+          <w:lang w:val="fr_FR" w:bidi="fr_FR"/>
+        </w:rPr>
+      </w:r>
+      <w:r>
+        <w:rPr>
+          <w:b/>
+          <w:lang w:val="fr_FR" w:bidi="fr_FR"/>
+        </w:rPr>
         <w:t>"</w:t>
       </w:r>
       <w:r>
@@ -6228,6 +7113,21 @@
           <w:b/>
           <w:lang w:val="fr_FR" w:bidi="fr_FR"/>
         </w:rPr>
+        <w:t>δὲ</w:t>
+      </w:r>
+    </w:p>
+    <w:p>
+      <w:pPr/>
+      <w:r>
+        <w:rPr>
+          <w:lang w:val="fr_FR" w:bidi="fr_FR"/>
+        </w:rPr>
+      </w:r>
+      <w:r>
+        <w:rPr>
+          <w:b/>
+          <w:lang w:val="fr_FR" w:bidi="fr_FR"/>
+        </w:rPr>
         <w:t>"mais"</w:t>
       </w:r>
     </w:p>
@@ -6336,6 +7236,21 @@
           <w:b/>
           <w:lang w:val="fr_FR" w:bidi="fr_FR"/>
         </w:rPr>
+        <w:t>τοῖς δὲ μεμιαμμένοις καὶ ἀπίστοις, οὐδὲν καθαρόν</w:t>
+      </w:r>
+    </w:p>
+    <w:p>
+      <w:pPr/>
+      <w:r>
+        <w:rPr>
+          <w:lang w:val="fr_FR" w:bidi="fr_FR"/>
+        </w:rPr>
+      </w:r>
+      <w:r>
+        <w:rPr>
+          <w:b/>
+          <w:lang w:val="fr_FR" w:bidi="fr_FR"/>
+        </w:rPr>
         <w:t>"</w:t>
       </w:r>
       <w:r>
@@ -6433,6 +7348,21 @@
           <w:b/>
           <w:lang w:val="fr_FR" w:bidi="fr_FR"/>
         </w:rPr>
+        <w:t>δὲ</w:t>
+      </w:r>
+    </w:p>
+    <w:p>
+      <w:pPr/>
+      <w:r>
+        <w:rPr>
+          <w:lang w:val="fr_FR" w:bidi="fr_FR"/>
+        </w:rPr>
+      </w:r>
+      <w:r>
+        <w:rPr>
+          <w:b/>
+          <w:lang w:val="fr_FR" w:bidi="fr_FR"/>
+        </w:rPr>
         <w:t>"mais"</w:t>
       </w:r>
     </w:p>
@@ -6529,6 +7459,21 @@
           <w:b/>
           <w:lang w:val="fr_FR" w:bidi="fr_FR"/>
         </w:rPr>
+        <w:t>τοῖς &amp; ἔργοις ἀρνοῦνται</w:t>
+      </w:r>
+    </w:p>
+    <w:p>
+      <w:pPr/>
+      <w:r>
+        <w:rPr>
+          <w:lang w:val="fr_FR" w:bidi="fr_FR"/>
+        </w:rPr>
+      </w:r>
+      <w:r>
+        <w:rPr>
+          <w:b/>
+          <w:lang w:val="fr_FR" w:bidi="fr_FR"/>
+        </w:rPr>
         <w:t>"</w:t>
       </w:r>
       <w:r>
@@ -6606,6 +7551,21 @@
           <w:b/>
           <w:lang w:val="fr_FR" w:bidi="fr_FR"/>
         </w:rPr>
+        <w:t>σὺ δὲ</w:t>
+      </w:r>
+    </w:p>
+    <w:p>
+      <w:pPr/>
+      <w:r>
+        <w:rPr>
+          <w:lang w:val="fr_FR" w:bidi="fr_FR"/>
+        </w:rPr>
+      </w:r>
+      <w:r>
+        <w:rPr>
+          <w:b/>
+          <w:lang w:val="fr_FR" w:bidi="fr_FR"/>
+        </w:rPr>
         <w:t>"</w:t>
       </w:r>
       <w:r>
@@ -6716,6 +7676,21 @@
           <w:b/>
           <w:lang w:val="fr_FR" w:bidi="fr_FR"/>
         </w:rPr>
+        <w:t>τῇ ὑγιαινούσῃ διδασκαλίᾳ</w:t>
+      </w:r>
+    </w:p>
+    <w:p>
+      <w:pPr/>
+      <w:r>
+        <w:rPr>
+          <w:lang w:val="fr_FR" w:bidi="fr_FR"/>
+        </w:rPr>
+      </w:r>
+      <w:r>
+        <w:rPr>
+          <w:b/>
+          <w:lang w:val="fr_FR" w:bidi="fr_FR"/>
+        </w:rPr>
         <w:t>"saine doctrine"</w:t>
       </w:r>
     </w:p>
@@ -6812,6 +7787,21 @@
           <w:b/>
           <w:lang w:val="fr_FR" w:bidi="fr_FR"/>
         </w:rPr>
+        <w:t>πρεσβύτας &amp; εἶναι</w:t>
+      </w:r>
+    </w:p>
+    <w:p>
+      <w:pPr/>
+      <w:r>
+        <w:rPr>
+          <w:lang w:val="fr_FR" w:bidi="fr_FR"/>
+        </w:rPr>
+      </w:r>
+      <w:r>
+        <w:rPr>
+          <w:b/>
+          <w:lang w:val="fr_FR" w:bidi="fr_FR"/>
+        </w:rPr>
         <w:t>"</w:t>
       </w:r>
       <w:r>
@@ -6902,6 +7892,21 @@
           <w:b/>
           <w:lang w:val="fr_FR" w:bidi="fr_FR"/>
         </w:rPr>
+        <w:t>νηφαλίους &amp; σεμνούς, σώφρονας</w:t>
+      </w:r>
+    </w:p>
+    <w:p>
+      <w:pPr/>
+      <w:r>
+        <w:rPr>
+          <w:lang w:val="fr_FR" w:bidi="fr_FR"/>
+        </w:rPr>
+      </w:r>
+      <w:r>
+        <w:rPr>
+          <w:b/>
+          <w:lang w:val="fr_FR" w:bidi="fr_FR"/>
+        </w:rPr>
         <w:t>"</w:t>
       </w:r>
       <w:r>
@@ -6999,6 +8004,21 @@
           <w:b/>
           <w:lang w:val="fr_FR" w:bidi="fr_FR"/>
         </w:rPr>
+        <w:t>νηφαλίους</w:t>
+      </w:r>
+    </w:p>
+    <w:p>
+      <w:pPr/>
+      <w:r>
+        <w:rPr>
+          <w:lang w:val="fr_FR" w:bidi="fr_FR"/>
+        </w:rPr>
+      </w:r>
+      <w:r>
+        <w:rPr>
+          <w:b/>
+          <w:lang w:val="fr_FR" w:bidi="fr_FR"/>
+        </w:rPr>
         <w:t>"</w:t>
       </w:r>
       <w:r>
@@ -7088,6 +8108,21 @@
           <w:b/>
           <w:lang w:val="fr_FR" w:bidi="fr_FR"/>
         </w:rPr>
+        <w:t>σώφρονας</w:t>
+      </w:r>
+    </w:p>
+    <w:p>
+      <w:pPr/>
+      <w:r>
+        <w:rPr>
+          <w:lang w:val="fr_FR" w:bidi="fr_FR"/>
+        </w:rPr>
+      </w:r>
+      <w:r>
+        <w:rPr>
+          <w:b/>
+          <w:lang w:val="fr_FR" w:bidi="fr_FR"/>
+        </w:rPr>
         <w:t>"modérés"</w:t>
       </w:r>
     </w:p>
@@ -7151,6 +8186,21 @@
           <w:b/>
           <w:lang w:val="fr_FR" w:bidi="fr_FR"/>
         </w:rPr>
+        <w:t>ὑγιαίνοντας τῇ πίστει τῇ ἀγάπῃ, τῇ ὑπομονῇ</w:t>
+      </w:r>
+    </w:p>
+    <w:p>
+      <w:pPr/>
+      <w:r>
+        <w:rPr>
+          <w:lang w:val="fr_FR" w:bidi="fr_FR"/>
+        </w:rPr>
+      </w:r>
+      <w:r>
+        <w:rPr>
+          <w:b/>
+          <w:lang w:val="fr_FR" w:bidi="fr_FR"/>
+        </w:rPr>
         <w:t>"</w:t>
       </w:r>
       <w:r>
@@ -7306,6 +8356,21 @@
           <w:b/>
           <w:lang w:val="fr_FR" w:bidi="fr_FR"/>
         </w:rPr>
+        <w:t>ὑγιαίνοντας τῇ πίστει</w:t>
+      </w:r>
+    </w:p>
+    <w:p>
+      <w:pPr/>
+      <w:r>
+        <w:rPr>
+          <w:lang w:val="fr_FR" w:bidi="fr_FR"/>
+        </w:rPr>
+      </w:r>
+      <w:r>
+        <w:rPr>
+          <w:b/>
+          <w:lang w:val="fr_FR" w:bidi="fr_FR"/>
+        </w:rPr>
         <w:t>"</w:t>
       </w:r>
       <w:r>
@@ -7409,6 +8474,21 @@
           <w:b/>
           <w:lang w:val="fr_FR" w:bidi="fr_FR"/>
         </w:rPr>
+        <w:t>τῇ ἀγάπῃ</w:t>
+      </w:r>
+    </w:p>
+    <w:p>
+      <w:pPr/>
+      <w:r>
+        <w:rPr>
+          <w:lang w:val="fr_FR" w:bidi="fr_FR"/>
+        </w:rPr>
+      </w:r>
+      <w:r>
+        <w:rPr>
+          <w:b/>
+          <w:lang w:val="fr_FR" w:bidi="fr_FR"/>
+        </w:rPr>
         <w:t>"</w:t>
       </w:r>
       <w:r>
@@ -7519,6 +8599,21 @@
           <w:b/>
           <w:lang w:val="fr_FR" w:bidi="fr_FR"/>
         </w:rPr>
+        <w:t>τῇ ὑπομονῇ</w:t>
+      </w:r>
+    </w:p>
+    <w:p>
+      <w:pPr/>
+      <w:r>
+        <w:rPr>
+          <w:lang w:val="fr_FR" w:bidi="fr_FR"/>
+        </w:rPr>
+      </w:r>
+      <w:r>
+        <w:rPr>
+          <w:b/>
+          <w:lang w:val="fr_FR" w:bidi="fr_FR"/>
+        </w:rPr>
         <w:t>"l</w:t>
       </w:r>
       <w:r>
@@ -7629,6 +8724,21 @@
           <w:b/>
           <w:lang w:val="fr_FR" w:bidi="fr_FR"/>
         </w:rPr>
+        <w:t>πρεσβύτιδας ὡσαύτως</w:t>
+      </w:r>
+    </w:p>
+    <w:p>
+      <w:pPr/>
+      <w:r>
+        <w:rPr>
+          <w:lang w:val="fr_FR" w:bidi="fr_FR"/>
+        </w:rPr>
+      </w:r>
+      <w:r>
+        <w:rPr>
+          <w:b/>
+          <w:lang w:val="fr_FR" w:bidi="fr_FR"/>
+        </w:rPr>
         <w:t>"</w:t>
       </w:r>
       <w:r>
@@ -7726,6 +8836,21 @@
           <w:b/>
           <w:lang w:val="fr_FR" w:bidi="fr_FR"/>
         </w:rPr>
+        <w:t>οἴνῳ πολλῷ δεδουλωμένας</w:t>
+      </w:r>
+    </w:p>
+    <w:p>
+      <w:pPr/>
+      <w:r>
+        <w:rPr>
+          <w:lang w:val="fr_FR" w:bidi="fr_FR"/>
+        </w:rPr>
+      </w:r>
+      <w:r>
+        <w:rPr>
+          <w:b/>
+          <w:lang w:val="fr_FR" w:bidi="fr_FR"/>
+        </w:rPr>
         <w:t>"</w:t>
       </w:r>
       <w:r>
@@ -7823,6 +8948,21 @@
           <w:b/>
           <w:lang w:val="fr_FR" w:bidi="fr_FR"/>
         </w:rPr>
+        <w:t>οἴνῳ πολλῷ δεδουλωμένας</w:t>
+      </w:r>
+    </w:p>
+    <w:p>
+      <w:pPr/>
+      <w:r>
+        <w:rPr>
+          <w:lang w:val="fr_FR" w:bidi="fr_FR"/>
+        </w:rPr>
+      </w:r>
+      <w:r>
+        <w:rPr>
+          <w:b/>
+          <w:lang w:val="fr_FR" w:bidi="fr_FR"/>
+        </w:rPr>
         <w:t>"</w:t>
       </w:r>
       <w:r>
@@ -7920,6 +9060,21 @@
           <w:b/>
           <w:lang w:val="fr_FR" w:bidi="fr_FR"/>
         </w:rPr>
+        <w:t>καλοδιδασκάλους</w:t>
+      </w:r>
+    </w:p>
+    <w:p>
+      <w:pPr/>
+      <w:r>
+        <w:rPr>
+          <w:lang w:val="fr_FR" w:bidi="fr_FR"/>
+        </w:rPr>
+      </w:r>
+      <w:r>
+        <w:rPr>
+          <w:b/>
+          <w:lang w:val="fr_FR" w:bidi="fr_FR"/>
+        </w:rPr>
         <w:t>"</w:t>
       </w:r>
       <w:r>
@@ -8017,6 +9172,21 @@
           <w:b/>
           <w:lang w:val="fr_FR" w:bidi="fr_FR"/>
         </w:rPr>
+        <w:t>ἵνα</w:t>
+      </w:r>
+    </w:p>
+    <w:p>
+      <w:pPr/>
+      <w:r>
+        <w:rPr>
+          <w:lang w:val="fr_FR" w:bidi="fr_FR"/>
+        </w:rPr>
+      </w:r>
+      <w:r>
+        <w:rPr>
+          <w:b/>
+          <w:lang w:val="fr_FR" w:bidi="fr_FR"/>
+        </w:rPr>
         <w:t>"</w:t>
       </w:r>
       <w:r>
@@ -8127,6 +9297,21 @@
           <w:b/>
           <w:lang w:val="fr_FR" w:bidi="fr_FR"/>
         </w:rPr>
+        <w:t>φιλάνδρους</w:t>
+      </w:r>
+    </w:p>
+    <w:p>
+      <w:pPr/>
+      <w:r>
+        <w:rPr>
+          <w:lang w:val="fr_FR" w:bidi="fr_FR"/>
+        </w:rPr>
+      </w:r>
+      <w:r>
+        <w:rPr>
+          <w:b/>
+          <w:lang w:val="fr_FR" w:bidi="fr_FR"/>
+        </w:rPr>
         <w:t>"</w:t>
       </w:r>
       <w:r>
@@ -8204,6 +9389,21 @@
           <w:b/>
           <w:lang w:val="fr_FR" w:bidi="fr_FR"/>
         </w:rPr>
+        <w:t>φιλοτέκνους</w:t>
+      </w:r>
+    </w:p>
+    <w:p>
+      <w:pPr/>
+      <w:r>
+        <w:rPr>
+          <w:lang w:val="fr_FR" w:bidi="fr_FR"/>
+        </w:rPr>
+      </w:r>
+      <w:r>
+        <w:rPr>
+          <w:b/>
+          <w:lang w:val="fr_FR" w:bidi="fr_FR"/>
+        </w:rPr>
         <w:t>"</w:t>
       </w:r>
       <w:r>
@@ -8281,6 +9481,21 @@
           <w:b/>
           <w:lang w:val="fr_FR" w:bidi="fr_FR"/>
         </w:rPr>
+        <w:t>ὑποτασσομένας τοῖς ἰδίοις ἀνδράσιν</w:t>
+      </w:r>
+    </w:p>
+    <w:p>
+      <w:pPr/>
+      <w:r>
+        <w:rPr>
+          <w:lang w:val="fr_FR" w:bidi="fr_FR"/>
+        </w:rPr>
+      </w:r>
+      <w:r>
+        <w:rPr>
+          <w:b/>
+          <w:lang w:val="fr_FR" w:bidi="fr_FR"/>
+        </w:rPr>
         <w:t>"</w:t>
       </w:r>
       <w:r>
@@ -8358,6 +9573,21 @@
           <w:b/>
           <w:lang w:val="fr_FR" w:bidi="fr_FR"/>
         </w:rPr>
+        <w:t>ἵνα</w:t>
+      </w:r>
+    </w:p>
+    <w:p>
+      <w:pPr/>
+      <w:r>
+        <w:rPr>
+          <w:lang w:val="fr_FR" w:bidi="fr_FR"/>
+        </w:rPr>
+      </w:r>
+      <w:r>
+        <w:rPr>
+          <w:b/>
+          <w:lang w:val="fr_FR" w:bidi="fr_FR"/>
+        </w:rPr>
         <w:t>"afin que"</w:t>
       </w:r>
     </w:p>
@@ -8454,6 +9684,21 @@
           <w:b/>
           <w:lang w:val="fr_FR" w:bidi="fr_FR"/>
         </w:rPr>
+        <w:t>ἵνα μὴ ὁ λόγος τοῦ Θεοῦ βλασφημῆται</w:t>
+      </w:r>
+    </w:p>
+    <w:p>
+      <w:pPr/>
+      <w:r>
+        <w:rPr>
+          <w:lang w:val="fr_FR" w:bidi="fr_FR"/>
+        </w:rPr>
+      </w:r>
+      <w:r>
+        <w:rPr>
+          <w:b/>
+          <w:lang w:val="fr_FR" w:bidi="fr_FR"/>
+        </w:rPr>
         <w:t>"</w:t>
       </w:r>
       <w:r>
@@ -8551,6 +9796,21 @@
           <w:b/>
           <w:lang w:val="fr_FR" w:bidi="fr_FR"/>
         </w:rPr>
+        <w:t>ὁ λόγος τοῦ Θεοῦ</w:t>
+      </w:r>
+    </w:p>
+    <w:p>
+      <w:pPr/>
+      <w:r>
+        <w:rPr>
+          <w:lang w:val="fr_FR" w:bidi="fr_FR"/>
+        </w:rPr>
+      </w:r>
+      <w:r>
+        <w:rPr>
+          <w:b/>
+          <w:lang w:val="fr_FR" w:bidi="fr_FR"/>
+        </w:rPr>
         <w:t>"la parole de Dieu"</w:t>
       </w:r>
     </w:p>
@@ -8647,6 +9907,21 @@
           <w:b/>
           <w:lang w:val="fr_FR" w:bidi="fr_FR"/>
         </w:rPr>
+        <w:t>ὡσαύτως</w:t>
+      </w:r>
+    </w:p>
+    <w:p>
+      <w:pPr/>
+      <w:r>
+        <w:rPr>
+          <w:lang w:val="fr_FR" w:bidi="fr_FR"/>
+        </w:rPr>
+      </w:r>
+      <w:r>
+        <w:rPr>
+          <w:b/>
+          <w:lang w:val="fr_FR" w:bidi="fr_FR"/>
+        </w:rPr>
         <w:t>"</w:t>
       </w:r>
       <w:r>
@@ -8724,6 +9999,21 @@
           <w:b/>
           <w:lang w:val="fr_FR" w:bidi="fr_FR"/>
         </w:rPr>
+        <w:t>περὶ πάντα</w:t>
+      </w:r>
+    </w:p>
+    <w:p>
+      <w:pPr/>
+      <w:r>
+        <w:rPr>
+          <w:lang w:val="fr_FR" w:bidi="fr_FR"/>
+        </w:rPr>
+      </w:r>
+      <w:r>
+        <w:rPr>
+          <w:b/>
+          <w:lang w:val="fr_FR" w:bidi="fr_FR"/>
+        </w:rPr>
         <w:t>"</w:t>
       </w:r>
       <w:r>
@@ -8801,6 +10091,21 @@
           <w:b/>
           <w:lang w:val="fr_FR" w:bidi="fr_FR"/>
         </w:rPr>
+        <w:t>σεαυτὸν παρεχόμενος</w:t>
+      </w:r>
+    </w:p>
+    <w:p>
+      <w:pPr/>
+      <w:r>
+        <w:rPr>
+          <w:lang w:val="fr_FR" w:bidi="fr_FR"/>
+        </w:rPr>
+      </w:r>
+      <w:r>
+        <w:rPr>
+          <w:b/>
+          <w:lang w:val="fr_FR" w:bidi="fr_FR"/>
+        </w:rPr>
         <w:t xml:space="preserve">"te </w:t>
       </w:r>
       <w:r>
@@ -8871,6 +10176,21 @@
           <w:b/>
           <w:lang w:val="fr_FR" w:bidi="fr_FR"/>
         </w:rPr>
+        <w:t>τύπον καλῶν ἔργων</w:t>
+      </w:r>
+    </w:p>
+    <w:p>
+      <w:pPr/>
+      <w:r>
+        <w:rPr>
+          <w:lang w:val="fr_FR" w:bidi="fr_FR"/>
+        </w:rPr>
+      </w:r>
+      <w:r>
+        <w:rPr>
+          <w:b/>
+          <w:lang w:val="fr_FR" w:bidi="fr_FR"/>
+        </w:rPr>
         <w:t>"</w:t>
       </w:r>
       <w:r>
@@ -8948,6 +10268,21 @@
           <w:b/>
           <w:lang w:val="fr_FR" w:bidi="fr_FR"/>
         </w:rPr>
+        <w:t>ἐν τῇ διδασκαλίᾳ ἀφθορίαν, σεμνότητα</w:t>
+      </w:r>
+    </w:p>
+    <w:p>
+      <w:pPr/>
+      <w:r>
+        <w:rPr>
+          <w:lang w:val="fr_FR" w:bidi="fr_FR"/>
+        </w:rPr>
+      </w:r>
+      <w:r>
+        <w:rPr>
+          <w:b/>
+          <w:lang w:val="fr_FR" w:bidi="fr_FR"/>
+        </w:rPr>
         <w:t>"</w:t>
       </w:r>
       <w:r>
@@ -9045,6 +10380,21 @@
           <w:b/>
           <w:lang w:val="fr_FR" w:bidi="fr_FR"/>
         </w:rPr>
+        <w:t>ἐν τῇ διδασκαλίᾳ ἀφθορίαν, σεμνότητα</w:t>
+      </w:r>
+    </w:p>
+    <w:p>
+      <w:pPr/>
+      <w:r>
+        <w:rPr>
+          <w:lang w:val="fr_FR" w:bidi="fr_FR"/>
+        </w:rPr>
+      </w:r>
+      <w:r>
+        <w:rPr>
+          <w:b/>
+          <w:lang w:val="fr_FR" w:bidi="fr_FR"/>
+        </w:rPr>
         <w:t>"</w:t>
       </w:r>
       <w:r>
@@ -9161,6 +10511,21 @@
           <w:b/>
           <w:lang w:val="fr_FR" w:bidi="fr_FR"/>
         </w:rPr>
+        <w:t>ἀφθορίαν</w:t>
+      </w:r>
+    </w:p>
+    <w:p>
+      <w:pPr/>
+      <w:r>
+        <w:rPr>
+          <w:lang w:val="fr_FR" w:bidi="fr_FR"/>
+        </w:rPr>
+      </w:r>
+      <w:r>
+        <w:rPr>
+          <w:b/>
+          <w:lang w:val="fr_FR" w:bidi="fr_FR"/>
+        </w:rPr>
         <w:t>"</w:t>
       </w:r>
       <w:r>
@@ -9258,6 +10623,21 @@
           <w:b/>
           <w:lang w:val="fr_FR" w:bidi="fr_FR"/>
         </w:rPr>
+        <w:t>ὑγιῆ</w:t>
+      </w:r>
+    </w:p>
+    <w:p>
+      <w:pPr/>
+      <w:r>
+        <w:rPr>
+          <w:lang w:val="fr_FR" w:bidi="fr_FR"/>
+        </w:rPr>
+      </w:r>
+      <w:r>
+        <w:rPr>
+          <w:b/>
+          <w:lang w:val="fr_FR" w:bidi="fr_FR"/>
+        </w:rPr>
         <w:t>"</w:t>
       </w:r>
       <w:r>
@@ -9381,6 +10761,21 @@
           <w:b/>
           <w:lang w:val="fr_FR" w:bidi="fr_FR"/>
         </w:rPr>
+        <w:t>ἵνα</w:t>
+      </w:r>
+    </w:p>
+    <w:p>
+      <w:pPr/>
+      <w:r>
+        <w:rPr>
+          <w:lang w:val="fr_FR" w:bidi="fr_FR"/>
+        </w:rPr>
+      </w:r>
+      <w:r>
+        <w:rPr>
+          <w:b/>
+          <w:lang w:val="fr_FR" w:bidi="fr_FR"/>
+        </w:rPr>
         <w:t>"afin que"</w:t>
       </w:r>
     </w:p>
@@ -9477,6 +10872,21 @@
           <w:b/>
           <w:lang w:val="fr_FR" w:bidi="fr_FR"/>
         </w:rPr>
+        <w:t>ἵνα ὁ ἐξ ἐναντίας ἐντραπῇ</w:t>
+      </w:r>
+    </w:p>
+    <w:p>
+      <w:pPr/>
+      <w:r>
+        <w:rPr>
+          <w:lang w:val="fr_FR" w:bidi="fr_FR"/>
+        </w:rPr>
+      </w:r>
+      <w:r>
+        <w:rPr>
+          <w:b/>
+          <w:lang w:val="fr_FR" w:bidi="fr_FR"/>
+        </w:rPr>
         <w:t>"</w:t>
       </w:r>
       <w:r>
@@ -9574,6 +10984,21 @@
           <w:b/>
           <w:lang w:val="fr_FR" w:bidi="fr_FR"/>
         </w:rPr>
+        <w:t>ἡμῶν</w:t>
+      </w:r>
+    </w:p>
+    <w:p>
+      <w:pPr/>
+      <w:r>
+        <w:rPr>
+          <w:lang w:val="fr_FR" w:bidi="fr_FR"/>
+        </w:rPr>
+      </w:r>
+      <w:r>
+        <w:rPr>
+          <w:b/>
+          <w:lang w:val="fr_FR" w:bidi="fr_FR"/>
+        </w:rPr>
         <w:t>"nous"</w:t>
       </w:r>
     </w:p>
@@ -9670,6 +11095,21 @@
           <w:b/>
           <w:lang w:val="fr_FR" w:bidi="fr_FR"/>
         </w:rPr>
+        <w:t>δούλους ἰδίοις δεσπόταις ὑποτάσσεσθαι</w:t>
+      </w:r>
+    </w:p>
+    <w:p>
+      <w:pPr/>
+      <w:r>
+        <w:rPr>
+          <w:lang w:val="fr_FR" w:bidi="fr_FR"/>
+        </w:rPr>
+      </w:r>
+      <w:r>
+        <w:rPr>
+          <w:b/>
+          <w:lang w:val="fr_FR" w:bidi="fr_FR"/>
+        </w:rPr>
         <w:t>"</w:t>
       </w:r>
       <w:r>
@@ -9767,6 +11207,21 @@
           <w:b/>
           <w:lang w:val="fr_FR" w:bidi="fr_FR"/>
         </w:rPr>
+        <w:t>ἐν πᾶσιν</w:t>
+      </w:r>
+    </w:p>
+    <w:p>
+      <w:pPr/>
+      <w:r>
+        <w:rPr>
+          <w:lang w:val="fr_FR" w:bidi="fr_FR"/>
+        </w:rPr>
+      </w:r>
+      <w:r>
+        <w:rPr>
+          <w:b/>
+          <w:lang w:val="fr_FR" w:bidi="fr_FR"/>
+        </w:rPr>
         <w:t>"</w:t>
       </w:r>
       <w:r>
@@ -9844,6 +11299,21 @@
           <w:b/>
           <w:lang w:val="fr_FR" w:bidi="fr_FR"/>
         </w:rPr>
+        <w:t>εὐαρέστους εἶναι</w:t>
+      </w:r>
+    </w:p>
+    <w:p>
+      <w:pPr/>
+      <w:r>
+        <w:rPr>
+          <w:lang w:val="fr_FR" w:bidi="fr_FR"/>
+        </w:rPr>
+      </w:r>
+      <w:r>
+        <w:rPr>
+          <w:b/>
+          <w:lang w:val="fr_FR" w:bidi="fr_FR"/>
+        </w:rPr>
         <w:t>"</w:t>
       </w:r>
       <w:r>
@@ -9934,6 +11404,21 @@
           <w:b/>
           <w:lang w:val="fr_FR" w:bidi="fr_FR"/>
         </w:rPr>
+        <w:t>μὴ νοσφιζομένους</w:t>
+      </w:r>
+    </w:p>
+    <w:p>
+      <w:pPr/>
+      <w:r>
+        <w:rPr>
+          <w:lang w:val="fr_FR" w:bidi="fr_FR"/>
+        </w:rPr>
+      </w:r>
+      <w:r>
+        <w:rPr>
+          <w:b/>
+          <w:lang w:val="fr_FR" w:bidi="fr_FR"/>
+        </w:rPr>
         <w:t>"</w:t>
       </w:r>
       <w:r>
@@ -10031,6 +11516,21 @@
           <w:b/>
           <w:lang w:val="fr_FR" w:bidi="fr_FR"/>
         </w:rPr>
+        <w:t>ἀλλὰ</w:t>
+      </w:r>
+    </w:p>
+    <w:p>
+      <w:pPr/>
+      <w:r>
+        <w:rPr>
+          <w:lang w:val="fr_FR" w:bidi="fr_FR"/>
+        </w:rPr>
+      </w:r>
+      <w:r>
+        <w:rPr>
+          <w:b/>
+          <w:lang w:val="fr_FR" w:bidi="fr_FR"/>
+        </w:rPr>
         <w:t>"mais"</w:t>
       </w:r>
     </w:p>
@@ -10139,6 +11639,21 @@
           <w:b/>
           <w:lang w:val="fr_FR" w:bidi="fr_FR"/>
         </w:rPr>
+        <w:t>πᾶσαν πίστιν ἐνδεικνυμένους ἀγαθήν</w:t>
+      </w:r>
+    </w:p>
+    <w:p>
+      <w:pPr/>
+      <w:r>
+        <w:rPr>
+          <w:lang w:val="fr_FR" w:bidi="fr_FR"/>
+        </w:rPr>
+      </w:r>
+      <w:r>
+        <w:rPr>
+          <w:b/>
+          <w:lang w:val="fr_FR" w:bidi="fr_FR"/>
+        </w:rPr>
         <w:t>"</w:t>
       </w:r>
       <w:r>
@@ -10216,6 +11731,21 @@
           <w:b/>
           <w:lang w:val="fr_FR" w:bidi="fr_FR"/>
         </w:rPr>
+        <w:t>ἵνα</w:t>
+      </w:r>
+    </w:p>
+    <w:p>
+      <w:pPr/>
+      <w:r>
+        <w:rPr>
+          <w:lang w:val="fr_FR" w:bidi="fr_FR"/>
+        </w:rPr>
+      </w:r>
+      <w:r>
+        <w:rPr>
+          <w:b/>
+          <w:lang w:val="fr_FR" w:bidi="fr_FR"/>
+        </w:rPr>
         <w:t>"afin"</w:t>
       </w:r>
     </w:p>
@@ -10312,6 +11842,21 @@
           <w:b/>
           <w:lang w:val="fr_FR" w:bidi="fr_FR"/>
         </w:rPr>
+        <w:t>ἐν πᾶσιν</w:t>
+      </w:r>
+    </w:p>
+    <w:p>
+      <w:pPr/>
+      <w:r>
+        <w:rPr>
+          <w:lang w:val="fr_FR" w:bidi="fr_FR"/>
+        </w:rPr>
+      </w:r>
+      <w:r>
+        <w:rPr>
+          <w:b/>
+          <w:lang w:val="fr_FR" w:bidi="fr_FR"/>
+        </w:rPr>
         <w:t>"</w:t>
       </w:r>
       <w:r>
@@ -10389,6 +11934,21 @@
           <w:b/>
           <w:lang w:val="fr_FR" w:bidi="fr_FR"/>
         </w:rPr>
+        <w:t>τὴν διδασκαλίαν τὴν τοῦ Σωτῆρος ἡμῶν, Θεοῦ, κοσμῶσιν</w:t>
+      </w:r>
+    </w:p>
+    <w:p>
+      <w:pPr/>
+      <w:r>
+        <w:rPr>
+          <w:lang w:val="fr_FR" w:bidi="fr_FR"/>
+        </w:rPr>
+      </w:r>
+      <w:r>
+        <w:rPr>
+          <w:b/>
+          <w:lang w:val="fr_FR" w:bidi="fr_FR"/>
+        </w:rPr>
         <w:t>"</w:t>
       </w:r>
       <w:r>
@@ -10466,6 +12026,21 @@
           <w:b/>
           <w:lang w:val="fr_FR" w:bidi="fr_FR"/>
         </w:rPr>
+        <w:t>ἡμῶν</w:t>
+      </w:r>
+    </w:p>
+    <w:p>
+      <w:pPr/>
+      <w:r>
+        <w:rPr>
+          <w:lang w:val="fr_FR" w:bidi="fr_FR"/>
+        </w:rPr>
+      </w:r>
+      <w:r>
+        <w:rPr>
+          <w:b/>
+          <w:lang w:val="fr_FR" w:bidi="fr_FR"/>
+        </w:rPr>
         <w:t>"notre"</w:t>
       </w:r>
     </w:p>
@@ -10568,6 +12143,21 @@
           <w:b/>
           <w:lang w:val="fr_FR" w:bidi="fr_FR"/>
         </w:rPr>
+        <w:t>γὰρ</w:t>
+      </w:r>
+    </w:p>
+    <w:p>
+      <w:pPr/>
+      <w:r>
+        <w:rPr>
+          <w:lang w:val="fr_FR" w:bidi="fr_FR"/>
+        </w:rPr>
+      </w:r>
+      <w:r>
+        <w:rPr>
+          <w:b/>
+          <w:lang w:val="fr_FR" w:bidi="fr_FR"/>
+        </w:rPr>
         <w:t>"Car"</w:t>
       </w:r>
     </w:p>
@@ -10664,6 +12254,21 @@
           <w:b/>
           <w:lang w:val="fr_FR" w:bidi="fr_FR"/>
         </w:rPr>
+        <w:t>ἐπεφάνη &amp; ἡ χάρις τοῦ Θεοῦ</w:t>
+      </w:r>
+    </w:p>
+    <w:p>
+      <w:pPr/>
+      <w:r>
+        <w:rPr>
+          <w:lang w:val="fr_FR" w:bidi="fr_FR"/>
+        </w:rPr>
+      </w:r>
+      <w:r>
+        <w:rPr>
+          <w:b/>
+          <w:lang w:val="fr_FR" w:bidi="fr_FR"/>
+        </w:rPr>
         <w:t>"</w:t>
       </w:r>
       <w:r>
@@ -10774,6 +12379,21 @@
           <w:b/>
           <w:lang w:val="fr_FR" w:bidi="fr_FR"/>
         </w:rPr>
+        <w:t>ἐπεφάνη γὰρ ἡ χάρις τοῦ Θεοῦ σωτήριος πᾶσιν ἀνθρώποις</w:t>
+      </w:r>
+    </w:p>
+    <w:p>
+      <w:pPr/>
+      <w:r>
+        <w:rPr>
+          <w:lang w:val="fr_FR" w:bidi="fr_FR"/>
+        </w:rPr>
+      </w:r>
+      <w:r>
+        <w:rPr>
+          <w:b/>
+          <w:lang w:val="fr_FR" w:bidi="fr_FR"/>
+        </w:rPr>
         <w:t>"</w:t>
       </w:r>
       <w:r>
@@ -10877,6 +12497,21 @@
           <w:b/>
           <w:lang w:val="fr_FR" w:bidi="fr_FR"/>
         </w:rPr>
+        <w:t>σωτήριος πᾶσιν ἀνθρώποις</w:t>
+      </w:r>
+    </w:p>
+    <w:p>
+      <w:pPr/>
+      <w:r>
+        <w:rPr>
+          <w:lang w:val="fr_FR" w:bidi="fr_FR"/>
+        </w:rPr>
+      </w:r>
+      <w:r>
+        <w:rPr>
+          <w:b/>
+          <w:lang w:val="fr_FR" w:bidi="fr_FR"/>
+        </w:rPr>
         <w:t>"</w:t>
       </w:r>
       <w:r>
@@ -10987,6 +12622,21 @@
           <w:b/>
           <w:lang w:val="fr_FR" w:bidi="fr_FR"/>
         </w:rPr>
+        <w:t>πᾶσιν ἀνθρώποις</w:t>
+      </w:r>
+    </w:p>
+    <w:p>
+      <w:pPr/>
+      <w:r>
+        <w:rPr>
+          <w:lang w:val="fr_FR" w:bidi="fr_FR"/>
+        </w:rPr>
+      </w:r>
+      <w:r>
+        <w:rPr>
+          <w:b/>
+          <w:lang w:val="fr_FR" w:bidi="fr_FR"/>
+        </w:rPr>
         <w:t>"</w:t>
       </w:r>
       <w:r>
@@ -11090,6 +12740,21 @@
           <w:b/>
           <w:lang w:val="fr_FR" w:bidi="fr_FR"/>
         </w:rPr>
+        <w:t>παιδεύουσα ἡμᾶς</w:t>
+      </w:r>
+    </w:p>
+    <w:p>
+      <w:pPr/>
+      <w:r>
+        <w:rPr>
+          <w:lang w:val="fr_FR" w:bidi="fr_FR"/>
+        </w:rPr>
+      </w:r>
+      <w:r>
+        <w:rPr>
+          <w:b/>
+          <w:lang w:val="fr_FR" w:bidi="fr_FR"/>
+        </w:rPr>
         <w:t>"</w:t>
       </w:r>
       <w:r>
@@ -11187,6 +12852,21 @@
           <w:b/>
           <w:lang w:val="fr_FR" w:bidi="fr_FR"/>
         </w:rPr>
+        <w:t>ἡμᾶς</w:t>
+      </w:r>
+    </w:p>
+    <w:p>
+      <w:pPr/>
+      <w:r>
+        <w:rPr>
+          <w:lang w:val="fr_FR" w:bidi="fr_FR"/>
+        </w:rPr>
+      </w:r>
+      <w:r>
+        <w:rPr>
+          <w:b/>
+          <w:lang w:val="fr_FR" w:bidi="fr_FR"/>
+        </w:rPr>
         <w:t>"nous"</w:t>
       </w:r>
     </w:p>
@@ -11283,6 +12963,21 @@
           <w:b/>
           <w:lang w:val="fr_FR" w:bidi="fr_FR"/>
         </w:rPr>
+        <w:t>τὴν ἀσέβειαν</w:t>
+      </w:r>
+    </w:p>
+    <w:p>
+      <w:pPr/>
+      <w:r>
+        <w:rPr>
+          <w:lang w:val="fr_FR" w:bidi="fr_FR"/>
+        </w:rPr>
+      </w:r>
+      <w:r>
+        <w:rPr>
+          <w:b/>
+          <w:lang w:val="fr_FR" w:bidi="fr_FR"/>
+        </w:rPr>
         <w:t>"</w:t>
       </w:r>
       <w:r>
@@ -11393,6 +13088,21 @@
           <w:b/>
           <w:lang w:val="fr_FR" w:bidi="fr_FR"/>
         </w:rPr>
+        <w:t>τὰς κοσμικὰς ἐπιθυμίας</w:t>
+      </w:r>
+    </w:p>
+    <w:p>
+      <w:pPr/>
+      <w:r>
+        <w:rPr>
+          <w:lang w:val="fr_FR" w:bidi="fr_FR"/>
+        </w:rPr>
+      </w:r>
+      <w:r>
+        <w:rPr>
+          <w:b/>
+          <w:lang w:val="fr_FR" w:bidi="fr_FR"/>
+        </w:rPr>
         <w:t>"</w:t>
       </w:r>
       <w:r>
@@ -11503,6 +13213,21 @@
           <w:b/>
           <w:lang w:val="fr_FR" w:bidi="fr_FR"/>
         </w:rPr>
+        <w:t>ἀσέβειαν &amp; εὐσεβῶς</w:t>
+      </w:r>
+    </w:p>
+    <w:p>
+      <w:pPr/>
+      <w:r>
+        <w:rPr>
+          <w:lang w:val="fr_FR" w:bidi="fr_FR"/>
+        </w:rPr>
+      </w:r>
+      <w:r>
+        <w:rPr>
+          <w:b/>
+          <w:lang w:val="fr_FR" w:bidi="fr_FR"/>
+        </w:rPr>
         <w:t>"</w:t>
       </w:r>
       <w:r>
@@ -11580,6 +13305,21 @@
           <w:b/>
           <w:lang w:val="fr_FR" w:bidi="fr_FR"/>
         </w:rPr>
+        <w:t>ἐν τῷ νῦν αἰῶνι</w:t>
+      </w:r>
+    </w:p>
+    <w:p>
+      <w:pPr/>
+      <w:r>
+        <w:rPr>
+          <w:lang w:val="fr_FR" w:bidi="fr_FR"/>
+        </w:rPr>
+      </w:r>
+      <w:r>
+        <w:rPr>
+          <w:b/>
+          <w:lang w:val="fr_FR" w:bidi="fr_FR"/>
+        </w:rPr>
         <w:t>"</w:t>
       </w:r>
       <w:r>
@@ -11650,6 +13390,21 @@
           <w:b/>
           <w:lang w:val="fr_FR" w:bidi="fr_FR"/>
         </w:rPr>
+        <w:t>προσδεχόμενοι</w:t>
+      </w:r>
+    </w:p>
+    <w:p>
+      <w:pPr/>
+      <w:r>
+        <w:rPr>
+          <w:lang w:val="fr_FR" w:bidi="fr_FR"/>
+        </w:rPr>
+      </w:r>
+      <w:r>
+        <w:rPr>
+          <w:b/>
+          <w:lang w:val="fr_FR" w:bidi="fr_FR"/>
+        </w:rPr>
         <w:t>"</w:t>
       </w:r>
       <w:r>
@@ -11720,6 +13475,21 @@
           <w:b/>
           <w:lang w:val="fr_FR" w:bidi="fr_FR"/>
         </w:rPr>
+        <w:t>τὴν μακαρίαν ἐλπίδα, καὶ ἐπιφάνειαν τῆς δόξης</w:t>
+      </w:r>
+    </w:p>
+    <w:p>
+      <w:pPr/>
+      <w:r>
+        <w:rPr>
+          <w:lang w:val="fr_FR" w:bidi="fr_FR"/>
+        </w:rPr>
+      </w:r>
+      <w:r>
+        <w:rPr>
+          <w:b/>
+          <w:lang w:val="fr_FR" w:bidi="fr_FR"/>
+        </w:rPr>
         <w:t>"</w:t>
       </w:r>
       <w:r>
@@ -11862,6 +13632,21 @@
           <w:b/>
           <w:lang w:val="fr_FR" w:bidi="fr_FR"/>
         </w:rPr>
+        <w:t>τὴν μακαρίαν ἐλπίδα, καὶ ἐπιφάνειαν τῆς δόξης</w:t>
+      </w:r>
+    </w:p>
+    <w:p>
+      <w:pPr/>
+      <w:r>
+        <w:rPr>
+          <w:lang w:val="fr_FR" w:bidi="fr_FR"/>
+        </w:rPr>
+      </w:r>
+      <w:r>
+        <w:rPr>
+          <w:b/>
+          <w:lang w:val="fr_FR" w:bidi="fr_FR"/>
+        </w:rPr>
         <w:t>"</w:t>
       </w:r>
       <w:r>
@@ -11985,6 +13770,21 @@
           <w:b/>
           <w:lang w:val="fr_FR" w:bidi="fr_FR"/>
         </w:rPr>
+        <w:t>τὴν μακαρίαν ἐλπίδα, καὶ ἐπιφάνειαν τῆς δόξης τοῦ μεγάλου Θεοῦ καὶ Σωτῆρος ἡμῶν, Ἰησοῦ Χριστοῦ</w:t>
+      </w:r>
+    </w:p>
+    <w:p>
+      <w:pPr/>
+      <w:r>
+        <w:rPr>
+          <w:lang w:val="fr_FR" w:bidi="fr_FR"/>
+        </w:rPr>
+      </w:r>
+      <w:r>
+        <w:rPr>
+          <w:b/>
+          <w:lang w:val="fr_FR" w:bidi="fr_FR"/>
+        </w:rPr>
         <w:t>"</w:t>
       </w:r>
       <w:r>
@@ -12127,6 +13927,21 @@
           <w:b/>
           <w:lang w:val="fr_FR" w:bidi="fr_FR"/>
         </w:rPr>
+        <w:t>τοῦ μεγάλου Θεοῦ καὶ Σωτῆρος ἡμῶν, Ἰησοῦ Χριστοῦ</w:t>
+      </w:r>
+    </w:p>
+    <w:p>
+      <w:pPr/>
+      <w:r>
+        <w:rPr>
+          <w:lang w:val="fr_FR" w:bidi="fr_FR"/>
+        </w:rPr>
+      </w:r>
+      <w:r>
+        <w:rPr>
+          <w:b/>
+          <w:lang w:val="fr_FR" w:bidi="fr_FR"/>
+        </w:rPr>
         <w:t>"de notre grand Dieu et Sauveur Jésus-Christ"</w:t>
       </w:r>
     </w:p>
@@ -12249,6 +14064,21 @@
           <w:b/>
           <w:lang w:val="fr_FR" w:bidi="fr_FR"/>
         </w:rPr>
+        <w:t>ὃς ἔδωκεν ἑαυτὸν ὑπὲρ ἡμῶν</w:t>
+      </w:r>
+    </w:p>
+    <w:p>
+      <w:pPr/>
+      <w:r>
+        <w:rPr>
+          <w:lang w:val="fr_FR" w:bidi="fr_FR"/>
+        </w:rPr>
+      </w:r>
+      <w:r>
+        <w:rPr>
+          <w:b/>
+          <w:lang w:val="fr_FR" w:bidi="fr_FR"/>
+        </w:rPr>
         <w:t>"</w:t>
       </w:r>
       <w:r>
@@ -12346,6 +14176,21 @@
           <w:b/>
           <w:lang w:val="fr_FR" w:bidi="fr_FR"/>
         </w:rPr>
+        <w:t>ἡμῶν</w:t>
+      </w:r>
+    </w:p>
+    <w:p>
+      <w:pPr/>
+      <w:r>
+        <w:rPr>
+          <w:lang w:val="fr_FR" w:bidi="fr_FR"/>
+        </w:rPr>
+      </w:r>
+      <w:r>
+        <w:rPr>
+          <w:b/>
+          <w:lang w:val="fr_FR" w:bidi="fr_FR"/>
+        </w:rPr>
         <w:t>"nous"</w:t>
       </w:r>
     </w:p>
@@ -12442,6 +14287,21 @@
           <w:b/>
           <w:lang w:val="fr_FR" w:bidi="fr_FR"/>
         </w:rPr>
+        <w:t>λυτρώσηται ἡμᾶς ἀπὸ πάσης ἀνομίας</w:t>
+      </w:r>
+    </w:p>
+    <w:p>
+      <w:pPr/>
+      <w:r>
+        <w:rPr>
+          <w:lang w:val="fr_FR" w:bidi="fr_FR"/>
+        </w:rPr>
+      </w:r>
+      <w:r>
+        <w:rPr>
+          <w:b/>
+          <w:lang w:val="fr_FR" w:bidi="fr_FR"/>
+        </w:rPr>
         <w:t>"</w:t>
       </w:r>
       <w:r>
@@ -12545,6 +14405,21 @@
           <w:b/>
           <w:lang w:val="fr_FR" w:bidi="fr_FR"/>
         </w:rPr>
+        <w:t>ἡμᾶς</w:t>
+      </w:r>
+    </w:p>
+    <w:p>
+      <w:pPr/>
+      <w:r>
+        <w:rPr>
+          <w:lang w:val="fr_FR" w:bidi="fr_FR"/>
+        </w:rPr>
+      </w:r>
+      <w:r>
+        <w:rPr>
+          <w:b/>
+          <w:lang w:val="fr_FR" w:bidi="fr_FR"/>
+        </w:rPr>
         <w:t>"nous"</w:t>
       </w:r>
     </w:p>
@@ -12641,6 +14516,21 @@
           <w:b/>
           <w:lang w:val="fr_FR" w:bidi="fr_FR"/>
         </w:rPr>
+        <w:t>λαὸν περιούσιον</w:t>
+      </w:r>
+    </w:p>
+    <w:p>
+      <w:pPr/>
+      <w:r>
+        <w:rPr>
+          <w:lang w:val="fr_FR" w:bidi="fr_FR"/>
+        </w:rPr>
+      </w:r>
+      <w:r>
+        <w:rPr>
+          <w:b/>
+          <w:lang w:val="fr_FR" w:bidi="fr_FR"/>
+        </w:rPr>
         <w:t>"</w:t>
       </w:r>
       <w:r>
@@ -12738,6 +14628,21 @@
           <w:b/>
           <w:lang w:val="fr_FR" w:bidi="fr_FR"/>
         </w:rPr>
+        <w:t>ζηλωτὴν καλῶν ἔργων</w:t>
+      </w:r>
+    </w:p>
+    <w:p>
+      <w:pPr/>
+      <w:r>
+        <w:rPr>
+          <w:lang w:val="fr_FR" w:bidi="fr_FR"/>
+        </w:rPr>
+      </w:r>
+      <w:r>
+        <w:rPr>
+          <w:b/>
+          <w:lang w:val="fr_FR" w:bidi="fr_FR"/>
+        </w:rPr>
         <w:t>"</w:t>
       </w:r>
       <w:r>
@@ -12815,6 +14720,21 @@
           <w:b/>
           <w:lang w:val="fr_FR" w:bidi="fr_FR"/>
         </w:rPr>
+        <w:t>ταῦτα</w:t>
+      </w:r>
+    </w:p>
+    <w:p>
+      <w:pPr/>
+      <w:r>
+        <w:rPr>
+          <w:lang w:val="fr_FR" w:bidi="fr_FR"/>
+        </w:rPr>
+      </w:r>
+      <w:r>
+        <w:rPr>
+          <w:b/>
+          <w:lang w:val="fr_FR" w:bidi="fr_FR"/>
+        </w:rPr>
         <w:t>"ces choses"</w:t>
       </w:r>
     </w:p>
@@ -12911,6 +14831,21 @@
           <w:b/>
           <w:lang w:val="fr_FR" w:bidi="fr_FR"/>
         </w:rPr>
+        <w:t>παρακάλει</w:t>
+      </w:r>
+    </w:p>
+    <w:p>
+      <w:pPr/>
+      <w:r>
+        <w:rPr>
+          <w:lang w:val="fr_FR" w:bidi="fr_FR"/>
+        </w:rPr>
+      </w:r>
+      <w:r>
+        <w:rPr>
+          <w:b/>
+          <w:lang w:val="fr_FR" w:bidi="fr_FR"/>
+        </w:rPr>
         <w:t>"</w:t>
       </w:r>
       <w:r>
@@ -13021,6 +14956,21 @@
           <w:b/>
           <w:lang w:val="fr_FR" w:bidi="fr_FR"/>
         </w:rPr>
+        <w:t>ἔλεγχε, μετὰ πάσης ἐπιταγῆς</w:t>
+      </w:r>
+    </w:p>
+    <w:p>
+      <w:pPr/>
+      <w:r>
+        <w:rPr>
+          <w:lang w:val="fr_FR" w:bidi="fr_FR"/>
+        </w:rPr>
+      </w:r>
+      <w:r>
+        <w:rPr>
+          <w:b/>
+          <w:lang w:val="fr_FR" w:bidi="fr_FR"/>
+        </w:rPr>
         <w:t>"</w:t>
       </w:r>
       <w:r>
@@ -13131,6 +15081,21 @@
           <w:b/>
           <w:lang w:val="fr_FR" w:bidi="fr_FR"/>
         </w:rPr>
+        <w:t>μετὰ πάσης ἐπιταγῆς</w:t>
+      </w:r>
+    </w:p>
+    <w:p>
+      <w:pPr/>
+      <w:r>
+        <w:rPr>
+          <w:lang w:val="fr_FR" w:bidi="fr_FR"/>
+        </w:rPr>
+      </w:r>
+      <w:r>
+        <w:rPr>
+          <w:b/>
+          <w:lang w:val="fr_FR" w:bidi="fr_FR"/>
+        </w:rPr>
         <w:t>"</w:t>
       </w:r>
       <w:r>
@@ -13241,6 +15206,21 @@
           <w:b/>
           <w:lang w:val="fr_FR" w:bidi="fr_FR"/>
         </w:rPr>
+        <w:t>μηδείς σου περιφρονείτω</w:t>
+      </w:r>
+    </w:p>
+    <w:p>
+      <w:pPr/>
+      <w:r>
+        <w:rPr>
+          <w:lang w:val="fr_FR" w:bidi="fr_FR"/>
+        </w:rPr>
+      </w:r>
+      <w:r>
+        <w:rPr>
+          <w:b/>
+          <w:lang w:val="fr_FR" w:bidi="fr_FR"/>
+        </w:rPr>
         <w:t>"</w:t>
       </w:r>
       <w:r>
@@ -13318,6 +15298,21 @@
           <w:b/>
           <w:lang w:val="fr_FR" w:bidi="fr_FR"/>
         </w:rPr>
+        <w:t>μηδείς σου περιφρονείτω</w:t>
+      </w:r>
+    </w:p>
+    <w:p>
+      <w:pPr/>
+      <w:r>
+        <w:rPr>
+          <w:lang w:val="fr_FR" w:bidi="fr_FR"/>
+        </w:rPr>
+      </w:r>
+      <w:r>
+        <w:rPr>
+          <w:b/>
+          <w:lang w:val="fr_FR" w:bidi="fr_FR"/>
+        </w:rPr>
         <w:t>"Que personne ne te méprise"</w:t>
       </w:r>
     </w:p>
@@ -13401,6 +15396,21 @@
           <w:b/>
           <w:lang w:val="fr_FR" w:bidi="fr_FR"/>
         </w:rPr>
+        <w:t>μηδείς σου περιφρονείτω</w:t>
+      </w:r>
+    </w:p>
+    <w:p>
+      <w:pPr/>
+      <w:r>
+        <w:rPr>
+          <w:lang w:val="fr_FR" w:bidi="fr_FR"/>
+        </w:rPr>
+      </w:r>
+      <w:r>
+        <w:rPr>
+          <w:b/>
+          <w:lang w:val="fr_FR" w:bidi="fr_FR"/>
+        </w:rPr>
         <w:t>"Que personne ne te méprise"</w:t>
       </w:r>
     </w:p>
@@ -13484,6 +15494,21 @@
           <w:b/>
           <w:lang w:val="fr_FR" w:bidi="fr_FR"/>
         </w:rPr>
+        <w:t>ὑπομίμνῃσκε αὐτοὺς &amp; ὑποτάσσεσθαι</w:t>
+      </w:r>
+    </w:p>
+    <w:p>
+      <w:pPr/>
+      <w:r>
+        <w:rPr>
+          <w:lang w:val="fr_FR" w:bidi="fr_FR"/>
+        </w:rPr>
+      </w:r>
+      <w:r>
+        <w:rPr>
+          <w:b/>
+          <w:lang w:val="fr_FR" w:bidi="fr_FR"/>
+        </w:rPr>
         <w:t>"</w:t>
       </w:r>
       <w:r>
@@ -13561,6 +15586,21 @@
           <w:b/>
           <w:lang w:val="fr_FR" w:bidi="fr_FR"/>
         </w:rPr>
+        <w:t>ἀρχαῖς, ἐξουσίαις, ὑποτάσσεσθαι, πειθαρχεῖν</w:t>
+      </w:r>
+    </w:p>
+    <w:p>
+      <w:pPr/>
+      <w:r>
+        <w:rPr>
+          <w:lang w:val="fr_FR" w:bidi="fr_FR"/>
+        </w:rPr>
+      </w:r>
+      <w:r>
+        <w:rPr>
+          <w:b/>
+          <w:lang w:val="fr_FR" w:bidi="fr_FR"/>
+        </w:rPr>
         <w:t>"</w:t>
       </w:r>
       <w:r>
@@ -13684,6 +15724,21 @@
           <w:b/>
           <w:lang w:val="fr_FR" w:bidi="fr_FR"/>
         </w:rPr>
+        <w:t>ἀρχαῖς, ἐξουσίαις</w:t>
+      </w:r>
+    </w:p>
+    <w:p>
+      <w:pPr/>
+      <w:r>
+        <w:rPr>
+          <w:lang w:val="fr_FR" w:bidi="fr_FR"/>
+        </w:rPr>
+      </w:r>
+      <w:r>
+        <w:rPr>
+          <w:b/>
+          <w:lang w:val="fr_FR" w:bidi="fr_FR"/>
+        </w:rPr>
         <w:t>"</w:t>
       </w:r>
       <w:r>
@@ -13800,6 +15855,21 @@
           <w:b/>
           <w:lang w:val="fr_FR" w:bidi="fr_FR"/>
         </w:rPr>
+        <w:t>πρὸς πᾶν ἔργον ἀγαθὸν ἑτοίμους εἶναι</w:t>
+      </w:r>
+    </w:p>
+    <w:p>
+      <w:pPr/>
+      <w:r>
+        <w:rPr>
+          <w:lang w:val="fr_FR" w:bidi="fr_FR"/>
+        </w:rPr>
+      </w:r>
+      <w:r>
+        <w:rPr>
+          <w:b/>
+          <w:lang w:val="fr_FR" w:bidi="fr_FR"/>
+        </w:rPr>
         <w:t>"</w:t>
       </w:r>
       <w:r>
@@ -13870,6 +15940,21 @@
           <w:b/>
           <w:lang w:val="fr_FR" w:bidi="fr_FR"/>
         </w:rPr>
+        <w:t>βλασφημεῖν</w:t>
+      </w:r>
+    </w:p>
+    <w:p>
+      <w:pPr/>
+      <w:r>
+        <w:rPr>
+          <w:lang w:val="fr_FR" w:bidi="fr_FR"/>
+        </w:rPr>
+      </w:r>
+      <w:r>
+        <w:rPr>
+          <w:b/>
+          <w:lang w:val="fr_FR" w:bidi="fr_FR"/>
+        </w:rPr>
         <w:t>"</w:t>
       </w:r>
       <w:r>
@@ -13947,6 +16032,21 @@
           <w:b/>
           <w:lang w:val="fr_FR" w:bidi="fr_FR"/>
         </w:rPr>
+        <w:t>ἀμάχους εἶναι</w:t>
+      </w:r>
+    </w:p>
+    <w:p>
+      <w:pPr/>
+      <w:r>
+        <w:rPr>
+          <w:lang w:val="fr_FR" w:bidi="fr_FR"/>
+        </w:rPr>
+      </w:r>
+      <w:r>
+        <w:rPr>
+          <w:b/>
+          <w:lang w:val="fr_FR" w:bidi="fr_FR"/>
+        </w:rPr>
         <w:t>"ê</w:t>
       </w:r>
       <w:r>
@@ -14037,6 +16137,21 @@
           <w:b/>
           <w:lang w:val="fr_FR" w:bidi="fr_FR"/>
         </w:rPr>
+        <w:t>πᾶσαν ἐνδεικνυμένους πραΰτητα</w:t>
+      </w:r>
+    </w:p>
+    <w:p>
+      <w:pPr/>
+      <w:r>
+        <w:rPr>
+          <w:lang w:val="fr_FR" w:bidi="fr_FR"/>
+        </w:rPr>
+      </w:r>
+      <w:r>
+        <w:rPr>
+          <w:b/>
+          <w:lang w:val="fr_FR" w:bidi="fr_FR"/>
+        </w:rPr>
         <w:t>"</w:t>
       </w:r>
       <w:r>
@@ -14127,6 +16242,21 @@
           <w:b/>
           <w:lang w:val="fr_FR" w:bidi="fr_FR"/>
         </w:rPr>
+        <w:t>πρὸς πάντας ἀνθρώπους</w:t>
+      </w:r>
+    </w:p>
+    <w:p>
+      <w:pPr/>
+      <w:r>
+        <w:rPr>
+          <w:lang w:val="fr_FR" w:bidi="fr_FR"/>
+        </w:rPr>
+      </w:r>
+      <w:r>
+        <w:rPr>
+          <w:b/>
+          <w:lang w:val="fr_FR" w:bidi="fr_FR"/>
+        </w:rPr>
         <w:t>"</w:t>
       </w:r>
       <w:r>
@@ -14230,6 +16360,21 @@
           <w:b/>
           <w:lang w:val="fr_FR" w:bidi="fr_FR"/>
         </w:rPr>
+        <w:t>ἦμεν γάρ ποτε καὶ ἡμεῖς</w:t>
+      </w:r>
+    </w:p>
+    <w:p>
+      <w:pPr/>
+      <w:r>
+        <w:rPr>
+          <w:lang w:val="fr_FR" w:bidi="fr_FR"/>
+        </w:rPr>
+      </w:r>
+      <w:r>
+        <w:rPr>
+          <w:b/>
+          <w:lang w:val="fr_FR" w:bidi="fr_FR"/>
+        </w:rPr>
         <w:t>"</w:t>
       </w:r>
       <w:r>
@@ -14372,6 +16517,21 @@
           <w:b/>
           <w:lang w:val="fr_FR" w:bidi="fr_FR"/>
         </w:rPr>
+        <w:t>ποτε</w:t>
+      </w:r>
+    </w:p>
+    <w:p>
+      <w:pPr/>
+      <w:r>
+        <w:rPr>
+          <w:lang w:val="fr_FR" w:bidi="fr_FR"/>
+        </w:rPr>
+      </w:r>
+      <w:r>
+        <w:rPr>
+          <w:b/>
+          <w:lang w:val="fr_FR" w:bidi="fr_FR"/>
+        </w:rPr>
         <w:t>"</w:t>
       </w:r>
       <w:r>
@@ -14442,6 +16602,21 @@
           <w:b/>
           <w:lang w:val="fr_FR" w:bidi="fr_FR"/>
         </w:rPr>
+        <w:t>ἡμεῖς</w:t>
+      </w:r>
+    </w:p>
+    <w:p>
+      <w:pPr/>
+      <w:r>
+        <w:rPr>
+          <w:lang w:val="fr_FR" w:bidi="fr_FR"/>
+        </w:rPr>
+      </w:r>
+      <w:r>
+        <w:rPr>
+          <w:b/>
+          <w:lang w:val="fr_FR" w:bidi="fr_FR"/>
+        </w:rPr>
         <w:t>"nous"</w:t>
       </w:r>
     </w:p>
@@ -14538,6 +16713,21 @@
           <w:b/>
           <w:lang w:val="fr_FR" w:bidi="fr_FR"/>
         </w:rPr>
+        <w:t>ἦμεν &amp; ἀνόητοι</w:t>
+      </w:r>
+    </w:p>
+    <w:p>
+      <w:pPr/>
+      <w:r>
+        <w:rPr>
+          <w:lang w:val="fr_FR" w:bidi="fr_FR"/>
+        </w:rPr>
+      </w:r>
+      <w:r>
+        <w:rPr>
+          <w:b/>
+          <w:lang w:val="fr_FR" w:bidi="fr_FR"/>
+        </w:rPr>
         <w:t>"</w:t>
       </w:r>
       <w:r>
@@ -14608,6 +16798,21 @@
           <w:b/>
           <w:lang w:val="fr_FR" w:bidi="fr_FR"/>
         </w:rPr>
+        <w:t>πλανώμενοι, δουλεύοντες ἐπιθυμίαις καὶ ἡδοναῖς ποικίλαις</w:t>
+      </w:r>
+    </w:p>
+    <w:p>
+      <w:pPr/>
+      <w:r>
+        <w:rPr>
+          <w:lang w:val="fr_FR" w:bidi="fr_FR"/>
+        </w:rPr>
+      </w:r>
+      <w:r>
+        <w:rPr>
+          <w:b/>
+          <w:lang w:val="fr_FR" w:bidi="fr_FR"/>
+        </w:rPr>
         <w:t>"</w:t>
       </w:r>
       <w:r>
@@ -14731,6 +16936,21 @@
           <w:b/>
           <w:lang w:val="fr_FR" w:bidi="fr_FR"/>
         </w:rPr>
+        <w:t>πλανώμενοι, δουλεύοντες ἐπιθυμίαις καὶ ἡδοναῖς ποικίλαις</w:t>
+      </w:r>
+    </w:p>
+    <w:p>
+      <w:pPr/>
+      <w:r>
+        <w:rPr>
+          <w:lang w:val="fr_FR" w:bidi="fr_FR"/>
+        </w:rPr>
+      </w:r>
+      <w:r>
+        <w:rPr>
+          <w:b/>
+          <w:lang w:val="fr_FR" w:bidi="fr_FR"/>
+        </w:rPr>
         <w:t>"</w:t>
       </w:r>
       <w:r>
@@ -14828,6 +17048,21 @@
           <w:b/>
           <w:lang w:val="fr_FR" w:bidi="fr_FR"/>
         </w:rPr>
+        <w:t>ἐπιθυμίαις καὶ ἡδοναῖς ποικίλαις</w:t>
+      </w:r>
+    </w:p>
+    <w:p>
+      <w:pPr/>
+      <w:r>
+        <w:rPr>
+          <w:lang w:val="fr_FR" w:bidi="fr_FR"/>
+        </w:rPr>
+      </w:r>
+      <w:r>
+        <w:rPr>
+          <w:b/>
+          <w:lang w:val="fr_FR" w:bidi="fr_FR"/>
+        </w:rPr>
         <w:t>"</w:t>
       </w:r>
       <w:r>
@@ -14951,6 +17186,21 @@
           <w:b/>
           <w:lang w:val="fr_FR" w:bidi="fr_FR"/>
         </w:rPr>
+        <w:t>ἐν κακίᾳ καὶ φθόνῳ διάγοντες</w:t>
+      </w:r>
+    </w:p>
+    <w:p>
+      <w:pPr/>
+      <w:r>
+        <w:rPr>
+          <w:lang w:val="fr_FR" w:bidi="fr_FR"/>
+        </w:rPr>
+      </w:r>
+      <w:r>
+        <w:rPr>
+          <w:b/>
+          <w:lang w:val="fr_FR" w:bidi="fr_FR"/>
+        </w:rPr>
         <w:t>"</w:t>
       </w:r>
       <w:r>
@@ -15119,6 +17369,21 @@
           <w:b/>
           <w:lang w:val="fr_FR" w:bidi="fr_FR"/>
         </w:rPr>
+        <w:t>στυγητοί</w:t>
+      </w:r>
+    </w:p>
+    <w:p>
+      <w:pPr/>
+      <w:r>
+        <w:rPr>
+          <w:lang w:val="fr_FR" w:bidi="fr_FR"/>
+        </w:rPr>
+      </w:r>
+      <w:r>
+        <w:rPr>
+          <w:b/>
+          <w:lang w:val="fr_FR" w:bidi="fr_FR"/>
+        </w:rPr>
         <w:t>"</w:t>
       </w:r>
       <w:r>
@@ -15189,6 +17454,21 @@
           <w:b/>
           <w:lang w:val="fr_FR" w:bidi="fr_FR"/>
         </w:rPr>
+        <w:t>δὲ</w:t>
+      </w:r>
+    </w:p>
+    <w:p>
+      <w:pPr/>
+      <w:r>
+        <w:rPr>
+          <w:lang w:val="fr_FR" w:bidi="fr_FR"/>
+        </w:rPr>
+      </w:r>
+      <w:r>
+        <w:rPr>
+          <w:b/>
+          <w:lang w:val="fr_FR" w:bidi="fr_FR"/>
+        </w:rPr>
         <w:t>"Mais"</w:t>
       </w:r>
     </w:p>
@@ -15279,6 +17559,21 @@
           <w:b/>
           <w:lang w:val="fr_FR" w:bidi="fr_FR"/>
         </w:rPr>
+        <w:t>ὅτε &amp; ἡ χρηστότης καὶ ἡ φιλανθρωπία ἐπεφάνη τοῦ Σωτῆρος ἡμῶν, Θεοῦ</w:t>
+      </w:r>
+    </w:p>
+    <w:p>
+      <w:pPr/>
+      <w:r>
+        <w:rPr>
+          <w:lang w:val="fr_FR" w:bidi="fr_FR"/>
+        </w:rPr>
+      </w:r>
+      <w:r>
+        <w:rPr>
+          <w:b/>
+          <w:lang w:val="fr_FR" w:bidi="fr_FR"/>
+        </w:rPr>
         <w:t>"</w:t>
       </w:r>
       <w:r>
@@ -15395,6 +17690,21 @@
           <w:b/>
           <w:lang w:val="fr_FR" w:bidi="fr_FR"/>
         </w:rPr>
+        <w:t>ὅτε &amp; ἡ χρηστότης καὶ ἡ φιλανθρωπία ἐπεφάνη τοῦ Σωτῆρος ἡμῶν, Θεοῦ</w:t>
+      </w:r>
+    </w:p>
+    <w:p>
+      <w:pPr/>
+      <w:r>
+        <w:rPr>
+          <w:lang w:val="fr_FR" w:bidi="fr_FR"/>
+        </w:rPr>
+      </w:r>
+      <w:r>
+        <w:rPr>
+          <w:b/>
+          <w:lang w:val="fr_FR" w:bidi="fr_FR"/>
+        </w:rPr>
         <w:t>"Mais, lorsque la bonté de Dieu notre Sauveur et son amour pour les hommes ont été manifestés"</w:t>
       </w:r>
     </w:p>
@@ -15504,6 +17814,21 @@
           <w:b/>
           <w:lang w:val="fr_FR" w:bidi="fr_FR"/>
         </w:rPr>
+        <w:t>ἡμῶν</w:t>
+      </w:r>
+    </w:p>
+    <w:p>
+      <w:pPr/>
+      <w:r>
+        <w:rPr>
+          <w:lang w:val="fr_FR" w:bidi="fr_FR"/>
+        </w:rPr>
+      </w:r>
+      <w:r>
+        <w:rPr>
+          <w:b/>
+          <w:lang w:val="fr_FR" w:bidi="fr_FR"/>
+        </w:rPr>
         <w:t>"notre"</w:t>
       </w:r>
     </w:p>
@@ -15600,6 +17925,21 @@
           <w:b/>
           <w:lang w:val="fr_FR" w:bidi="fr_FR"/>
         </w:rPr>
+        <w:t>ἔργων τῶν ἐν δικαιοσύνῃ</w:t>
+      </w:r>
+    </w:p>
+    <w:p>
+      <w:pPr/>
+      <w:r>
+        <w:rPr>
+          <w:lang w:val="fr_FR" w:bidi="fr_FR"/>
+        </w:rPr>
+      </w:r>
+      <w:r>
+        <w:rPr>
+          <w:b/>
+          <w:lang w:val="fr_FR" w:bidi="fr_FR"/>
+        </w:rPr>
         <w:t>"</w:t>
       </w:r>
       <w:r>
@@ -15703,6 +18043,21 @@
           <w:b/>
           <w:lang w:val="fr_FR" w:bidi="fr_FR"/>
         </w:rPr>
+        <w:t>κατὰ τὸ αὐτοῦ ἔλεος</w:t>
+      </w:r>
+    </w:p>
+    <w:p>
+      <w:pPr/>
+      <w:r>
+        <w:rPr>
+          <w:lang w:val="fr_FR" w:bidi="fr_FR"/>
+        </w:rPr>
+      </w:r>
+      <w:r>
+        <w:rPr>
+          <w:b/>
+          <w:lang w:val="fr_FR" w:bidi="fr_FR"/>
+        </w:rPr>
         <w:t>"</w:t>
       </w:r>
       <w:r>
@@ -15813,6 +18168,21 @@
           <w:b/>
           <w:lang w:val="fr_FR" w:bidi="fr_FR"/>
         </w:rPr>
+        <w:t>λουτροῦ παλινγενεσίας</w:t>
+      </w:r>
+    </w:p>
+    <w:p>
+      <w:pPr/>
+      <w:r>
+        <w:rPr>
+          <w:lang w:val="fr_FR" w:bidi="fr_FR"/>
+        </w:rPr>
+      </w:r>
+      <w:r>
+        <w:rPr>
+          <w:b/>
+          <w:lang w:val="fr_FR" w:bidi="fr_FR"/>
+        </w:rPr>
         <w:t>"</w:t>
       </w:r>
       <w:r>
@@ -15942,6 +18312,21 @@
           <w:b/>
           <w:lang w:val="fr_FR" w:bidi="fr_FR"/>
         </w:rPr>
+        <w:t>οὗ ἐξέχεεν ἐφ’ ἡμᾶς πλουσίως,</w:t>
+      </w:r>
+    </w:p>
+    <w:p>
+      <w:pPr/>
+      <w:r>
+        <w:rPr>
+          <w:lang w:val="fr_FR" w:bidi="fr_FR"/>
+        </w:rPr>
+      </w:r>
+      <w:r>
+        <w:rPr>
+          <w:b/>
+          <w:lang w:val="fr_FR" w:bidi="fr_FR"/>
+        </w:rPr>
         <w:t>"du Saint-Esprit, qu'il a répandu sur nous avec abondance"</w:t>
       </w:r>
     </w:p>
@@ -16025,6 +18410,21 @@
           <w:b/>
           <w:lang w:val="fr_FR" w:bidi="fr_FR"/>
         </w:rPr>
+        <w:t>ἡμᾶς</w:t>
+      </w:r>
+    </w:p>
+    <w:p>
+      <w:pPr/>
+      <w:r>
+        <w:rPr>
+          <w:lang w:val="fr_FR" w:bidi="fr_FR"/>
+        </w:rPr>
+      </w:r>
+      <w:r>
+        <w:rPr>
+          <w:b/>
+          <w:lang w:val="fr_FR" w:bidi="fr_FR"/>
+        </w:rPr>
         <w:t>"nous"</w:t>
       </w:r>
     </w:p>
@@ -16121,6 +18521,21 @@
           <w:b/>
           <w:lang w:val="fr_FR" w:bidi="fr_FR"/>
         </w:rPr>
+        <w:t>διὰ Ἰησοῦ Χριστοῦ, τοῦ Σωτῆρος ἡμῶν</w:t>
+      </w:r>
+    </w:p>
+    <w:p>
+      <w:pPr/>
+      <w:r>
+        <w:rPr>
+          <w:lang w:val="fr_FR" w:bidi="fr_FR"/>
+        </w:rPr>
+      </w:r>
+      <w:r>
+        <w:rPr>
+          <w:b/>
+          <w:lang w:val="fr_FR" w:bidi="fr_FR"/>
+        </w:rPr>
         <w:t>"</w:t>
       </w:r>
       <w:r>
@@ -16191,6 +18606,21 @@
           <w:b/>
           <w:lang w:val="fr_FR" w:bidi="fr_FR"/>
         </w:rPr>
+        <w:t>ἡμῶν</w:t>
+      </w:r>
+    </w:p>
+    <w:p>
+      <w:pPr/>
+      <w:r>
+        <w:rPr>
+          <w:lang w:val="fr_FR" w:bidi="fr_FR"/>
+        </w:rPr>
+      </w:r>
+      <w:r>
+        <w:rPr>
+          <w:b/>
+          <w:lang w:val="fr_FR" w:bidi="fr_FR"/>
+        </w:rPr>
         <w:t>"notre"</w:t>
       </w:r>
     </w:p>
@@ -16287,6 +18717,21 @@
           <w:b/>
           <w:lang w:val="fr_FR" w:bidi="fr_FR"/>
         </w:rPr>
+        <w:t>ἵνα</w:t>
+      </w:r>
+    </w:p>
+    <w:p>
+      <w:pPr/>
+      <w:r>
+        <w:rPr>
+          <w:lang w:val="fr_FR" w:bidi="fr_FR"/>
+        </w:rPr>
+      </w:r>
+      <w:r>
+        <w:rPr>
+          <w:b/>
+          <w:lang w:val="fr_FR" w:bidi="fr_FR"/>
+        </w:rPr>
         <w:t>"afin que"</w:t>
       </w:r>
     </w:p>
@@ -16396,6 +18841,21 @@
           <w:b/>
           <w:lang w:val="fr_FR" w:bidi="fr_FR"/>
         </w:rPr>
+        <w:t>δικαιωθέντες</w:t>
+      </w:r>
+    </w:p>
+    <w:p>
+      <w:pPr/>
+      <w:r>
+        <w:rPr>
+          <w:lang w:val="fr_FR" w:bidi="fr_FR"/>
+        </w:rPr>
+      </w:r>
+      <w:r>
+        <w:rPr>
+          <w:b/>
+          <w:lang w:val="fr_FR" w:bidi="fr_FR"/>
+        </w:rPr>
         <w:t>"</w:t>
       </w:r>
       <w:r>
@@ -16493,6 +18953,21 @@
           <w:b/>
           <w:lang w:val="fr_FR" w:bidi="fr_FR"/>
         </w:rPr>
+        <w:t>τῇ ἐκείνου χάριτι</w:t>
+      </w:r>
+    </w:p>
+    <w:p>
+      <w:pPr/>
+      <w:r>
+        <w:rPr>
+          <w:lang w:val="fr_FR" w:bidi="fr_FR"/>
+        </w:rPr>
+      </w:r>
+      <w:r>
+        <w:rPr>
+          <w:b/>
+          <w:lang w:val="fr_FR" w:bidi="fr_FR"/>
+        </w:rPr>
         <w:t>"</w:t>
       </w:r>
       <w:r>
@@ -16596,6 +19071,21 @@
           <w:b/>
           <w:lang w:val="fr_FR" w:bidi="fr_FR"/>
         </w:rPr>
+        <w:t>ἐκείνου</w:t>
+      </w:r>
+    </w:p>
+    <w:p>
+      <w:pPr/>
+      <w:r>
+        <w:rPr>
+          <w:lang w:val="fr_FR" w:bidi="fr_FR"/>
+        </w:rPr>
+      </w:r>
+      <w:r>
+        <w:rPr>
+          <w:b/>
+          <w:lang w:val="fr_FR" w:bidi="fr_FR"/>
+        </w:rPr>
         <w:t>"</w:t>
       </w:r>
       <w:r>
@@ -16666,6 +19156,21 @@
           <w:b/>
           <w:lang w:val="fr_FR" w:bidi="fr_FR"/>
         </w:rPr>
+        <w:t>κληρονόμοι γενηθῶμεν, κατ’ ἐλπίδα ζωῆς αἰωνίου</w:t>
+      </w:r>
+    </w:p>
+    <w:p>
+      <w:pPr/>
+      <w:r>
+        <w:rPr>
+          <w:lang w:val="fr_FR" w:bidi="fr_FR"/>
+        </w:rPr>
+      </w:r>
+      <w:r>
+        <w:rPr>
+          <w:b/>
+          <w:lang w:val="fr_FR" w:bidi="fr_FR"/>
+        </w:rPr>
         <w:t>"</w:t>
       </w:r>
       <w:r>
@@ -16756,6 +19261,21 @@
           <w:b/>
           <w:lang w:val="fr_FR" w:bidi="fr_FR"/>
         </w:rPr>
+        <w:t>ὁ λόγος</w:t>
+      </w:r>
+    </w:p>
+    <w:p>
+      <w:pPr/>
+      <w:r>
+        <w:rPr>
+          <w:lang w:val="fr_FR" w:bidi="fr_FR"/>
+        </w:rPr>
+      </w:r>
+      <w:r>
+        <w:rPr>
+          <w:b/>
+          <w:lang w:val="fr_FR" w:bidi="fr_FR"/>
+        </w:rPr>
         <w:t>"Cette parole"</w:t>
       </w:r>
     </w:p>
@@ -16826,6 +19346,21 @@
           <w:b/>
           <w:lang w:val="fr_FR" w:bidi="fr_FR"/>
         </w:rPr>
+        <w:t>τούτων</w:t>
+      </w:r>
+    </w:p>
+    <w:p>
+      <w:pPr/>
+      <w:r>
+        <w:rPr>
+          <w:lang w:val="fr_FR" w:bidi="fr_FR"/>
+        </w:rPr>
+      </w:r>
+      <w:r>
+        <w:rPr>
+          <w:b/>
+          <w:lang w:val="fr_FR" w:bidi="fr_FR"/>
+        </w:rPr>
         <w:t>"</w:t>
       </w:r>
       <w:r>
@@ -16909,6 +19444,21 @@
           <w:b/>
           <w:lang w:val="fr_FR" w:bidi="fr_FR"/>
         </w:rPr>
+        <w:t>φροντίζωσιν καλῶν ἔργων, προΐστασθαι</w:t>
+      </w:r>
+    </w:p>
+    <w:p>
+      <w:pPr/>
+      <w:r>
+        <w:rPr>
+          <w:lang w:val="fr_FR" w:bidi="fr_FR"/>
+        </w:rPr>
+      </w:r>
+      <w:r>
+        <w:rPr>
+          <w:b/>
+          <w:lang w:val="fr_FR" w:bidi="fr_FR"/>
+        </w:rPr>
         <w:t>"</w:t>
       </w:r>
       <w:r>
@@ -16979,6 +19529,21 @@
           <w:b/>
           <w:lang w:val="fr_FR" w:bidi="fr_FR"/>
         </w:rPr>
+        <w:t>τοῖς ἀνθρώποις</w:t>
+      </w:r>
+    </w:p>
+    <w:p>
+      <w:pPr/>
+      <w:r>
+        <w:rPr>
+          <w:lang w:val="fr_FR" w:bidi="fr_FR"/>
+        </w:rPr>
+      </w:r>
+      <w:r>
+        <w:rPr>
+          <w:b/>
+          <w:lang w:val="fr_FR" w:bidi="fr_FR"/>
+        </w:rPr>
         <w:t>"</w:t>
       </w:r>
       <w:r>
@@ -17089,6 +19654,21 @@
           <w:b/>
           <w:lang w:val="fr_FR" w:bidi="fr_FR"/>
         </w:rPr>
+        <w:t>δὲ &amp; περιΐστασο</w:t>
+      </w:r>
+    </w:p>
+    <w:p>
+      <w:pPr/>
+      <w:r>
+        <w:rPr>
+          <w:lang w:val="fr_FR" w:bidi="fr_FR"/>
+        </w:rPr>
+      </w:r>
+      <w:r>
+        <w:rPr>
+          <w:b/>
+          <w:lang w:val="fr_FR" w:bidi="fr_FR"/>
+        </w:rPr>
         <w:t>"</w:t>
       </w:r>
       <w:r>
@@ -17192,6 +19772,21 @@
           <w:b/>
           <w:lang w:val="fr_FR" w:bidi="fr_FR"/>
         </w:rPr>
+        <w:t>μωρὰς &amp; ζητήσεις</w:t>
+      </w:r>
+    </w:p>
+    <w:p>
+      <w:pPr/>
+      <w:r>
+        <w:rPr>
+          <w:lang w:val="fr_FR" w:bidi="fr_FR"/>
+        </w:rPr>
+      </w:r>
+      <w:r>
+        <w:rPr>
+          <w:b/>
+          <w:lang w:val="fr_FR" w:bidi="fr_FR"/>
+        </w:rPr>
         <w:t>"</w:t>
       </w:r>
       <w:r>
@@ -17262,6 +19857,21 @@
           <w:b/>
           <w:lang w:val="fr_FR" w:bidi="fr_FR"/>
         </w:rPr>
+        <w:t>γενεαλογίας</w:t>
+      </w:r>
+    </w:p>
+    <w:p>
+      <w:pPr/>
+      <w:r>
+        <w:rPr>
+          <w:lang w:val="fr_FR" w:bidi="fr_FR"/>
+        </w:rPr>
+      </w:r>
+      <w:r>
+        <w:rPr>
+          <w:b/>
+          <w:lang w:val="fr_FR" w:bidi="fr_FR"/>
+        </w:rPr>
         <w:t>"</w:t>
       </w:r>
       <w:r>
@@ -17372,6 +19982,21 @@
           <w:b/>
           <w:lang w:val="fr_FR" w:bidi="fr_FR"/>
         </w:rPr>
+        <w:t>ἔρεις</w:t>
+      </w:r>
+    </w:p>
+    <w:p>
+      <w:pPr/>
+      <w:r>
+        <w:rPr>
+          <w:lang w:val="fr_FR" w:bidi="fr_FR"/>
+        </w:rPr>
+      </w:r>
+      <w:r>
+        <w:rPr>
+          <w:b/>
+          <w:lang w:val="fr_FR" w:bidi="fr_FR"/>
+        </w:rPr>
         <w:t>"les querelles"</w:t>
       </w:r>
     </w:p>
@@ -17468,6 +20093,21 @@
           <w:b/>
           <w:lang w:val="fr_FR" w:bidi="fr_FR"/>
         </w:rPr>
+        <w:t>νομικὰς</w:t>
+      </w:r>
+    </w:p>
+    <w:p>
+      <w:pPr/>
+      <w:r>
+        <w:rPr>
+          <w:lang w:val="fr_FR" w:bidi="fr_FR"/>
+        </w:rPr>
+      </w:r>
+      <w:r>
+        <w:rPr>
+          <w:b/>
+          <w:lang w:val="fr_FR" w:bidi="fr_FR"/>
+        </w:rPr>
         <w:t>"</w:t>
       </w:r>
       <w:r>
@@ -17558,6 +20198,21 @@
           <w:b/>
           <w:lang w:val="fr_FR" w:bidi="fr_FR"/>
         </w:rPr>
+        <w:t>αἱρετικὸν ἄνθρωπον &amp; παραιτοῦ</w:t>
+      </w:r>
+    </w:p>
+    <w:p>
+      <w:pPr/>
+      <w:r>
+        <w:rPr>
+          <w:lang w:val="fr_FR" w:bidi="fr_FR"/>
+        </w:rPr>
+      </w:r>
+      <w:r>
+        <w:rPr>
+          <w:b/>
+          <w:lang w:val="fr_FR" w:bidi="fr_FR"/>
+        </w:rPr>
         <w:t>"</w:t>
       </w:r>
       <w:r>
@@ -17648,6 +20303,21 @@
           <w:b/>
           <w:lang w:val="fr_FR" w:bidi="fr_FR"/>
         </w:rPr>
+        <w:t>μετὰ μίαν καὶ δευτέραν νουθεσίαν</w:t>
+      </w:r>
+    </w:p>
+    <w:p>
+      <w:pPr/>
+      <w:r>
+        <w:rPr>
+          <w:lang w:val="fr_FR" w:bidi="fr_FR"/>
+        </w:rPr>
+      </w:r>
+      <w:r>
+        <w:rPr>
+          <w:b/>
+          <w:lang w:val="fr_FR" w:bidi="fr_FR"/>
+        </w:rPr>
         <w:t>"</w:t>
       </w:r>
       <w:r>
@@ -17745,6 +20415,21 @@
           <w:b/>
           <w:lang w:val="fr_FR" w:bidi="fr_FR"/>
         </w:rPr>
+        <w:t>ὁ τοιοῦτος</w:t>
+      </w:r>
+    </w:p>
+    <w:p>
+      <w:pPr/>
+      <w:r>
+        <w:rPr>
+          <w:lang w:val="fr_FR" w:bidi="fr_FR"/>
+        </w:rPr>
+      </w:r>
+      <w:r>
+        <w:rPr>
+          <w:b/>
+          <w:lang w:val="fr_FR" w:bidi="fr_FR"/>
+        </w:rPr>
         <w:t>"</w:t>
       </w:r>
       <w:r>
@@ -17822,6 +20507,21 @@
           <w:b/>
           <w:lang w:val="fr_FR" w:bidi="fr_FR"/>
         </w:rPr>
+        <w:t>ἐξέστραπται</w:t>
+      </w:r>
+    </w:p>
+    <w:p>
+      <w:pPr/>
+      <w:r>
+        <w:rPr>
+          <w:lang w:val="fr_FR" w:bidi="fr_FR"/>
+        </w:rPr>
+      </w:r>
+      <w:r>
+        <w:rPr>
+          <w:b/>
+          <w:lang w:val="fr_FR" w:bidi="fr_FR"/>
+        </w:rPr>
         <w:t>"</w:t>
       </w:r>
       <w:r>
@@ -17912,6 +20612,21 @@
           <w:b/>
           <w:lang w:val="fr_FR" w:bidi="fr_FR"/>
         </w:rPr>
+        <w:t>ὢν αὐτοκατάκριτος</w:t>
+      </w:r>
+    </w:p>
+    <w:p>
+      <w:pPr/>
+      <w:r>
+        <w:rPr>
+          <w:lang w:val="fr_FR" w:bidi="fr_FR"/>
+        </w:rPr>
+      </w:r>
+      <w:r>
+        <w:rPr>
+          <w:b/>
+          <w:lang w:val="fr_FR" w:bidi="fr_FR"/>
+        </w:rPr>
         <w:t>"</w:t>
       </w:r>
       <w:r>
@@ -17989,6 +20704,21 @@
           <w:b/>
           <w:lang w:val="fr_FR" w:bidi="fr_FR"/>
         </w:rPr>
+        <w:t>ὅταν πέμψω Ἀρτεμᾶν πρὸς σὲ ἢ Τυχικόν</w:t>
+      </w:r>
+    </w:p>
+    <w:p>
+      <w:pPr/>
+      <w:r>
+        <w:rPr>
+          <w:lang w:val="fr_FR" w:bidi="fr_FR"/>
+        </w:rPr>
+      </w:r>
+      <w:r>
+        <w:rPr>
+          <w:b/>
+          <w:lang w:val="fr_FR" w:bidi="fr_FR"/>
+        </w:rPr>
         <w:t>"</w:t>
       </w:r>
       <w:r>
@@ -18086,6 +20816,21 @@
           <w:b/>
           <w:lang w:val="fr_FR" w:bidi="fr_FR"/>
         </w:rPr>
+        <w:t>Ἀρτεμᾶν &amp; Τυχικόν</w:t>
+      </w:r>
+    </w:p>
+    <w:p>
+      <w:pPr/>
+      <w:r>
+        <w:rPr>
+          <w:lang w:val="fr_FR" w:bidi="fr_FR"/>
+        </w:rPr>
+      </w:r>
+      <w:r>
+        <w:rPr>
+          <w:b/>
+          <w:lang w:val="fr_FR" w:bidi="fr_FR"/>
+        </w:rPr>
         <w:t>"</w:t>
       </w:r>
       <w:r>
@@ -18196,6 +20941,21 @@
           <w:b/>
           <w:lang w:val="fr_FR" w:bidi="fr_FR"/>
         </w:rPr>
+        <w:t>σπούδασον ἐλθεῖν</w:t>
+      </w:r>
+    </w:p>
+    <w:p>
+      <w:pPr/>
+      <w:r>
+        <w:rPr>
+          <w:lang w:val="fr_FR" w:bidi="fr_FR"/>
+        </w:rPr>
+      </w:r>
+      <w:r>
+        <w:rPr>
+          <w:b/>
+          <w:lang w:val="fr_FR" w:bidi="fr_FR"/>
+        </w:rPr>
         <w:t>"</w:t>
       </w:r>
       <w:r>
@@ -18273,6 +21033,21 @@
           <w:b/>
           <w:lang w:val="fr_FR" w:bidi="fr_FR"/>
         </w:rPr>
+        <w:t>σπούδασον</w:t>
+      </w:r>
+    </w:p>
+    <w:p>
+      <w:pPr/>
+      <w:r>
+        <w:rPr>
+          <w:lang w:val="fr_FR" w:bidi="fr_FR"/>
+        </w:rPr>
+      </w:r>
+      <w:r>
+        <w:rPr>
+          <w:b/>
+          <w:lang w:val="fr_FR" w:bidi="fr_FR"/>
+        </w:rPr>
         <w:t>"</w:t>
       </w:r>
       <w:r>
@@ -18383,6 +21158,21 @@
           <w:b/>
           <w:lang w:val="fr_FR" w:bidi="fr_FR"/>
         </w:rPr>
+        <w:t>σπουδαίως πρόπεμψον</w:t>
+      </w:r>
+    </w:p>
+    <w:p>
+      <w:pPr/>
+      <w:r>
+        <w:rPr>
+          <w:lang w:val="fr_FR" w:bidi="fr_FR"/>
+        </w:rPr>
+      </w:r>
+      <w:r>
+        <w:rPr>
+          <w:b/>
+          <w:lang w:val="fr_FR" w:bidi="fr_FR"/>
+        </w:rPr>
         <w:t>"</w:t>
       </w:r>
       <w:r>
@@ -18493,6 +21283,21 @@
           <w:b/>
           <w:lang w:val="fr_FR" w:bidi="fr_FR"/>
         </w:rPr>
+        <w:t>Ζηνᾶν &amp; Ἀπολλῶν</w:t>
+      </w:r>
+    </w:p>
+    <w:p>
+      <w:pPr/>
+      <w:r>
+        <w:rPr>
+          <w:lang w:val="fr_FR" w:bidi="fr_FR"/>
+        </w:rPr>
+      </w:r>
+      <w:r>
+        <w:rPr>
+          <w:b/>
+          <w:lang w:val="fr_FR" w:bidi="fr_FR"/>
+        </w:rPr>
         <w:t>"</w:t>
       </w:r>
       <w:r>
@@ -18603,6 +21408,21 @@
           <w:b/>
           <w:lang w:val="fr_FR" w:bidi="fr_FR"/>
         </w:rPr>
+        <w:t>καὶ Ἀπολλῶν</w:t>
+      </w:r>
+    </w:p>
+    <w:p>
+      <w:pPr/>
+      <w:r>
+        <w:rPr>
+          <w:lang w:val="fr_FR" w:bidi="fr_FR"/>
+        </w:rPr>
+      </w:r>
+      <w:r>
+        <w:rPr>
+          <w:b/>
+          <w:lang w:val="fr_FR" w:bidi="fr_FR"/>
+        </w:rPr>
         <w:t>"</w:t>
       </w:r>
       <w:r>
@@ -18673,6 +21493,21 @@
           <w:b/>
           <w:lang w:val="fr_FR" w:bidi="fr_FR"/>
         </w:rPr>
+        <w:t>ἵνα μηδὲν αὐτοῖς λείπῃ</w:t>
+      </w:r>
+    </w:p>
+    <w:p>
+      <w:pPr/>
+      <w:r>
+        <w:rPr>
+          <w:lang w:val="fr_FR" w:bidi="fr_FR"/>
+        </w:rPr>
+      </w:r>
+      <w:r>
+        <w:rPr>
+          <w:b/>
+          <w:lang w:val="fr_FR" w:bidi="fr_FR"/>
+        </w:rPr>
         <w:t>"</w:t>
       </w:r>
       <w:r>
@@ -18763,6 +21598,21 @@
           <w:b/>
           <w:lang w:val="fr_FR" w:bidi="fr_FR"/>
         </w:rPr>
+        <w:t>ἵνα μηδὲν αὐτοῖς λείπῃ</w:t>
+      </w:r>
+    </w:p>
+    <w:p>
+      <w:pPr/>
+      <w:r>
+        <w:rPr>
+          <w:lang w:val="fr_FR" w:bidi="fr_FR"/>
+        </w:rPr>
+      </w:r>
+      <w:r>
+        <w:rPr>
+          <w:b/>
+          <w:lang w:val="fr_FR" w:bidi="fr_FR"/>
+        </w:rPr>
         <w:t>"</w:t>
       </w:r>
       <w:r>
@@ -18853,6 +21703,21 @@
           <w:b/>
           <w:lang w:val="fr_FR" w:bidi="fr_FR"/>
         </w:rPr>
+        <w:t>οἱ ἡμέτεροι</w:t>
+      </w:r>
+    </w:p>
+    <w:p>
+      <w:pPr/>
+      <w:r>
+        <w:rPr>
+          <w:lang w:val="fr_FR" w:bidi="fr_FR"/>
+        </w:rPr>
+      </w:r>
+      <w:r>
+        <w:rPr>
+          <w:b/>
+          <w:lang w:val="fr_FR" w:bidi="fr_FR"/>
+        </w:rPr>
         <w:t>"</w:t>
       </w:r>
       <w:r>
@@ -18963,6 +21828,21 @@
           <w:b/>
           <w:lang w:val="fr_FR" w:bidi="fr_FR"/>
         </w:rPr>
+        <w:t>οἱ ἡμέτεροι</w:t>
+      </w:r>
+    </w:p>
+    <w:p>
+      <w:pPr/>
+      <w:r>
+        <w:rPr>
+          <w:lang w:val="fr_FR" w:bidi="fr_FR"/>
+        </w:rPr>
+      </w:r>
+      <w:r>
+        <w:rPr>
+          <w:b/>
+          <w:lang w:val="fr_FR" w:bidi="fr_FR"/>
+        </w:rPr>
         <w:t>"</w:t>
       </w:r>
       <w:r>
@@ -19073,6 +21953,21 @@
           <w:b/>
           <w:lang w:val="fr_FR" w:bidi="fr_FR"/>
         </w:rPr>
+        <w:t>εἰς τὰς ἀναγκαίας χρείας</w:t>
+      </w:r>
+    </w:p>
+    <w:p>
+      <w:pPr/>
+      <w:r>
+        <w:rPr>
+          <w:lang w:val="fr_FR" w:bidi="fr_FR"/>
+        </w:rPr>
+      </w:r>
+      <w:r>
+        <w:rPr>
+          <w:b/>
+          <w:lang w:val="fr_FR" w:bidi="fr_FR"/>
+        </w:rPr>
         <w:t>"</w:t>
       </w:r>
       <w:r>
@@ -19183,6 +22078,21 @@
           <w:b/>
           <w:lang w:val="fr_FR" w:bidi="fr_FR"/>
         </w:rPr>
+        <w:t>ἵνα μὴ ὦσιν ἄκαρποι</w:t>
+      </w:r>
+    </w:p>
+    <w:p>
+      <w:pPr/>
+      <w:r>
+        <w:rPr>
+          <w:lang w:val="fr_FR" w:bidi="fr_FR"/>
+        </w:rPr>
+      </w:r>
+      <w:r>
+        <w:rPr>
+          <w:b/>
+          <w:lang w:val="fr_FR" w:bidi="fr_FR"/>
+        </w:rPr>
         <w:t>"</w:t>
       </w:r>
       <w:r>
@@ -19280,6 +22190,21 @@
           <w:b/>
           <w:lang w:val="fr_FR" w:bidi="fr_FR"/>
         </w:rPr>
+        <w:t>ἵνα μὴ ὦσιν ἄκαρποι</w:t>
+      </w:r>
+    </w:p>
+    <w:p>
+      <w:pPr/>
+      <w:r>
+        <w:rPr>
+          <w:lang w:val="fr_FR" w:bidi="fr_FR"/>
+        </w:rPr>
+      </w:r>
+      <w:r>
+        <w:rPr>
+          <w:b/>
+          <w:lang w:val="fr_FR" w:bidi="fr_FR"/>
+        </w:rPr>
         <w:t>"</w:t>
       </w:r>
       <w:r>
@@ -19370,6 +22295,21 @@
           <w:b/>
           <w:lang w:val="fr_FR" w:bidi="fr_FR"/>
         </w:rPr>
+        <w:t>ἀσπάζονταί σε</w:t>
+      </w:r>
+    </w:p>
+    <w:p>
+      <w:pPr/>
+      <w:r>
+        <w:rPr>
+          <w:lang w:val="fr_FR" w:bidi="fr_FR"/>
+        </w:rPr>
+      </w:r>
+      <w:r>
+        <w:rPr>
+          <w:b/>
+          <w:lang w:val="fr_FR" w:bidi="fr_FR"/>
+        </w:rPr>
         <w:t>"</w:t>
       </w:r>
       <w:r>
@@ -19480,6 +22420,21 @@
           <w:b/>
           <w:lang w:val="fr_FR" w:bidi="fr_FR"/>
         </w:rPr>
+        <w:t>οἱ μετ’ ἐμοῦ πάντες</w:t>
+      </w:r>
+    </w:p>
+    <w:p>
+      <w:pPr/>
+      <w:r>
+        <w:rPr>
+          <w:lang w:val="fr_FR" w:bidi="fr_FR"/>
+        </w:rPr>
+      </w:r>
+      <w:r>
+        <w:rPr>
+          <w:b/>
+          <w:lang w:val="fr_FR" w:bidi="fr_FR"/>
+        </w:rPr>
         <w:t>"Tous ceux qui sont avec moi"</w:t>
       </w:r>
     </w:p>
@@ -19563,6 +22518,21 @@
           <w:b/>
           <w:lang w:val="fr_FR" w:bidi="fr_FR"/>
         </w:rPr>
+        <w:t>τοὺς φιλοῦντας ἡμᾶς ἐν πίστει</w:t>
+      </w:r>
+    </w:p>
+    <w:p>
+      <w:pPr/>
+      <w:r>
+        <w:rPr>
+          <w:lang w:val="fr_FR" w:bidi="fr_FR"/>
+        </w:rPr>
+      </w:r>
+      <w:r>
+        <w:rPr>
+          <w:b/>
+          <w:lang w:val="fr_FR" w:bidi="fr_FR"/>
+        </w:rPr>
         <w:t>"</w:t>
       </w:r>
       <w:r>
@@ -19666,6 +22636,21 @@
           <w:b/>
           <w:lang w:val="fr_FR" w:bidi="fr_FR"/>
         </w:rPr>
+        <w:t>ἡμᾶς</w:t>
+      </w:r>
+    </w:p>
+    <w:p>
+      <w:pPr/>
+      <w:r>
+        <w:rPr>
+          <w:lang w:val="fr_FR" w:bidi="fr_FR"/>
+        </w:rPr>
+      </w:r>
+      <w:r>
+        <w:rPr>
+          <w:b/>
+          <w:lang w:val="fr_FR" w:bidi="fr_FR"/>
+        </w:rPr>
         <w:t>"nous"</w:t>
       </w:r>
     </w:p>
@@ -19762,6 +22747,21 @@
           <w:b/>
           <w:lang w:val="fr_FR" w:bidi="fr_FR"/>
         </w:rPr>
+        <w:t>ἡ χάρις μετὰ πάντων ὑμῶν</w:t>
+      </w:r>
+    </w:p>
+    <w:p>
+      <w:pPr/>
+      <w:r>
+        <w:rPr>
+          <w:lang w:val="fr_FR" w:bidi="fr_FR"/>
+        </w:rPr>
+      </w:r>
+      <w:r>
+        <w:rPr>
+          <w:b/>
+          <w:lang w:val="fr_FR" w:bidi="fr_FR"/>
+        </w:rPr>
         <w:t>"que la grâce soit avec vous tous"</w:t>
       </w:r>
     </w:p>
@@ -19831,6 +22831,21 @@
         <w:rPr>
           <w:lang w:val="fr_FR" w:bidi="fr_FR"/>
         </w:rPr>
+      </w:r>
+    </w:p>
+    <w:p>
+      <w:pPr/>
+      <w:r>
+        <w:rPr>
+          <w:lang w:val="fr_FR" w:bidi="fr_FR"/>
+        </w:rPr>
+      </w:r>
+      <w:r>
+        <w:rPr>
+          <w:b/>
+          <w:lang w:val="fr_FR" w:bidi="fr_FR"/>
+        </w:rPr>
+        <w:t>ὑμῶν</w:t>
       </w:r>
     </w:p>
     <w:p>

--- a/fra/docx/56.content.docx
+++ b/fra/docx/56.content.docx
@@ -28,49 +28,15 @@
       </w:r>
     </w:p>
     <w:p>
-      <w:pPr>
-        <w:pStyle w:val="Heading2"/>
-      </w:pPr>
-      <w:r>
-        <w:rPr>
-          <w:lang w:val="fr_FR" w:bidi="fr_FR"/>
-        </w:rPr>
-        <w:t>License Information</w:t>
-      </w:r>
-      <w:r>
-        <w:rPr>
-          <w:lang w:val="fr_FR" w:bidi="fr_FR"/>
-        </w:rPr>
-      </w:r>
-    </w:p>
-    <w:p>
-      <w:pPr/>
-      <w:r>
-        <w:rPr>
-          <w:lang w:val="fr_FR" w:bidi="fr_FR"/>
-        </w:rPr>
-      </w:r>
-      <w:r>
-        <w:rPr>
-          <w:b/>
-          <w:lang w:val="fr_FR" w:bidi="fr_FR"/>
-        </w:rPr>
-        <w:t>Notes de traduction (unfoldingWord)</w:t>
-      </w:r>
-      <w:r>
-        <w:rPr>
-          <w:lang w:val="fr_FR" w:bidi="fr_FR"/>
-        </w:rPr>
-        <w:t xml:space="preserve"> (French) is based on</w:t>
-      </w:r>
-      <w:r>
-        <w:rPr>
-          <w:lang w:val="fr_FR" w:bidi="fr_FR"/>
-        </w:rPr>
-        <w:t xml:space="preserve">: </w:t>
-      </w:r>
-      <w:r>
-        <w:rPr>
+      <w:pPr/>
+      <w:r>
+        <w:rPr>
+          <w:lang w:val="fr_FR" w:bidi="fr_FR"/>
+        </w:rPr>
+      </w:r>
+      <w:r>
+        <w:rPr>
+          <w:b/>
           <w:lang w:val="fr_FR" w:bidi="fr_FR"/>
         </w:rPr>
         <w:t>unfoldingWord® Translation Notes</w:t>
@@ -79,62 +45,31 @@
         <w:rPr>
           <w:lang w:val="fr_FR" w:bidi="fr_FR"/>
         </w:rPr>
-        <w:t xml:space="preserve">, </w:t>
-      </w:r>
-      <w:hyperlink r:id="rId13">
-        <w:r>
-          <w:rPr>
-            <w:lang w:val="fr_FR" w:bidi="fr_FR"/>
-          </w:rPr>
-          <w:rPr>
-            <w:color w:val="0000EE"/>
-            <w:u w:val="single"/>
-          </w:rPr>
-          <w:t>unfoldingWord</w:t>
-        </w:r>
-      </w:hyperlink>
-      <w:r>
-        <w:rPr>
-          <w:lang w:val="fr_FR" w:bidi="fr_FR"/>
-        </w:rPr>
-        <w:t xml:space="preserve">, 2022, which is licensed under a </w:t>
-      </w:r>
-      <w:hyperlink r:id="rId14">
-        <w:r>
-          <w:rPr>
-            <w:lang w:val="fr_FR" w:bidi="fr_FR"/>
-          </w:rPr>
-          <w:rPr>
-            <w:color w:val="0000EE"/>
-            <w:u w:val="single"/>
-          </w:rPr>
-          <w:t>CC BY-SA 4.0 license</w:t>
-        </w:r>
-      </w:hyperlink>
-      <w:r>
-        <w:rPr>
-          <w:lang w:val="fr_FR" w:bidi="fr_FR"/>
-        </w:rPr>
-        <w:t>.</w:t>
-      </w:r>
-      <w:r>
-        <w:rPr>
-          <w:lang w:val="fr_FR" w:bidi="fr_FR"/>
-        </w:rPr>
-      </w:r>
-    </w:p>
-    <w:p>
-      <w:pPr/>
-      <w:r>
-        <w:rPr>
-          <w:lang w:val="fr_FR" w:bidi="fr_FR"/>
-        </w:rPr>
-      </w:r>
-      <w:r>
-        <w:rPr>
-          <w:lang w:val="fr_FR" w:bidi="fr_FR"/>
-        </w:rPr>
-        <w:t>This PDF version is provided under the same license.</w:t>
+        <w:t xml:space="preserve"> © 2022 unfoldingWord. Released under CC BY-SA 4.0 license. </w:t>
+      </w:r>
+      <w:r>
+        <w:rPr>
+          <w:lang w:val="fr_FR" w:bidi="fr_FR"/>
+        </w:rPr>
+        <w:t>unfoldingWord® Translation Notes</w:t>
+      </w:r>
+      <w:r>
+        <w:rPr>
+          <w:lang w:val="fr_FR" w:bidi="fr_FR"/>
+        </w:rPr>
+        <w:t xml:space="preserve"> has been adapted in the following languages: Tok Pisin, Arabic (عربي), French (Français), Hindi (हिंदी), Indonesian (Bahasa Indonesia), Portuguese (Português), Russian (Русский), Spanish (Español), Swahili (Kiswahili), and Simplified Chinese (简体中文) from </w:t>
+      </w:r>
+      <w:r>
+        <w:rPr>
+          <w:lang w:val="fr_FR" w:bidi="fr_FR"/>
+        </w:rPr>
+        <w:t>unfoldingWord® Translation Notes</w:t>
+      </w:r>
+      <w:r>
+        <w:rPr>
+          <w:lang w:val="fr_FR" w:bidi="fr_FR"/>
+        </w:rPr>
+        <w:t xml:space="preserve"> © 2022 unfoldingWord. Released under CC BY-SA 4.0 license by Mission Mutual</w:t>
       </w:r>
       <w:r>
         <w:rPr>

--- a/fra/docx/56.content.docx
+++ b/fra/docx/56.content.docx
@@ -141,13 +141,6 @@
         <w:rPr>
           <w:lang w:val="fr_FR" w:bidi="fr_FR"/>
         </w:rPr>
-      </w:r>
-      <w:r>
-        <w:rPr>
-          <w:i/>
-          <w:lang w:val="fr_FR" w:bidi="fr_FR"/>
-        </w:rPr>
-        <w:t>Tite 1.1 (#1), Tite 1.1 (#2), Tite 1.1 (#3), Tite 1.1 (#4), Tite 1.2 (#1), Tite 1.2 (#2), Tite 1.2 (#3), Tite 1.2 (#4), Tite 1.3 (#1), Tite 1.3 (#2), Tite 1.3 (#3), Tite 1.3 (#4), Tite 1.3 (#5), Tite 1.4 (#1), Tite 1.4 (#2), Tite 1.4 (#3), Tite 1.4 (#4), Tite 1.4 (#5), Tite 1.4 (#6), Tite 1.5 (#1), Tite 1.5 (#2), Tite 1.5 (#3), Tite 1.5 (#4), Tite 1.6 (#1), Tite 1.6 (#2), Tite 1.6 (#3), Tite 1.6 (#4), Tite 1.7 (#1), Tite 1.7 (#2), Tite 1.7 (#3), Titus 1:7 (#4), Tite 1.8 (#1), Tite 1.8 (#2), Tite 1.8 (#3), Tite 1.8 (#4), Tite 1.9 (#1), Tite 1.9 (#2), Tite 1.9 (#3), Tite 1.9 (#4), Tite 1.10 (#1), Tite 1.10 (#2), Tite 1.10 (#3), Tite 1.10 (#4), Tite 1.11 (#1), Tite 1.11 (#2), Titus 1:11 (#3), Tite 1.12 (#1), Tite 1.12 (#2), Tite 1.12 (#3), Tite 1.12 (#4), Tite 1.13 (#1), Tite 1.13 (#2), Tite 1.13 (#3), Tite 1.13 (#4), Tite 1.13 (#5), Tite 1.13 (#6), Tite 1.14 (#1), Tite 1.14 (#2), Tite 1.15 (#1), Tite 1.15 (#2), Tite 1.15 (#3), Tite 1.15 (#4), Tite 1.16 (#1), Tite 1.16 (#2), Tite 2.1 (#1), Tite 2.1 (#2), Tite 2.2 (#1), Tite 2.2 (#2), Tite 2.2 (#3), Tite 2.2 (#4), Tite 2.2 (#5), Tite 2.2 (#6), Tite 2.2 (#7), Tite 2.2 (#8), Tite 2.3 (#1), Tite 2.3 (#2), Tite 2.3 (#3), Tite 2.3 (#4), Tite 2.4 (#1), Tite 2.4 (#2), Tite 2.4 (#3), Tite 2.5 (#1), Tite 2.5 (#2), Tite 2.5 (#3), Tite 2.5 (#4), Tite 2.6 (#1), Tite 2.7 (#1), Tite 2.7 (#2), Tite 2.7 (#3), Tite 2.7 (#4), Tite 2.7 (#5), Tite 2.7 (#6), Tite 2.8 (#1), Tite 2.8 (#2), Tite 2.8 (#3), Tite 2.8 (#4), Tite 2.9 (#1), Tite 2.9 (#2), Tite 2.9 (#3), Tite 2.10 (#1), Tite 2.10 (#2), Tite 2.10 (#3), Tite 2.10 (#4), Tite 2.10 (#5), Tite 2.10 (#6), Tite 2.10 (#7), Tite 2.11 (#1), Tite 2.11 (#2), Tite 2.11 (#3), Tite 2.11 (#4), Tite 2.11 (#5), Tite 2.12 (#1), Tite 2.12 (#2), Tite 2.12 (#3), Tite 2.12 (#4), Tite 2.12 (#5), Tite 2.12 (#6), Tite 2.13 (#1), Tite 2.13 (#2), Tite 2.13 (#3), Tite 2.13 (#4), Tite 2.13 (#5), Tite 2.14 (#1), Tite 2.14 (#2), Tite 2.14 (#3), Tite 2.14 (#4), Tite 2.14 (#5), Tite 2.14 (#6), Tite 2.15 (#1), Tite 2.15 (#2), Tite 2.15 (#3), Tite 2.15 (#4), Tite 2.15 (#5), Tite 2.15 (#6), Tite 2.15 (#7), Tite 3.1 (#1), Tite 3.1 (#2), Tite 3.1 (#3), Tite 3.1 (#4), Tite 3.2 (#1), Tite 3.2 (#2), Tite 3.2 (#3), Tite 3.2 (#4), Tite 3.3 (#1), Tite 3.3 (#2), Tite 3.3 (#3), Tite 3.3 (#4), Tite 3.3 (#5), Tite 3.3 (#6), Tite 3.3 (#7), Tite 3.3 (#8), Tite 3.3 (#9), Tite 3.4 (#1), Tite 3.4 (#2), Tite 3.4 (#3), Tite 3.4 (#4), Tite 3.5 (#1), Tite 3.5 (#2), Tite 3.5 (#3), Tite 3.6 (#1), Tite 3.6 (#2), Tite 3.6 (#3), Tite 3.6 (#4), Tite 3.7 (#1), Tite 3.7 (#2), Tite 3.7 (#3), Tite 3.7 (#4), Tite 3.7 (#5), Tite 3.8 (#1), Tite 3.8 (#2), Tite 3.8 (#3), Tite 3.8 (#4), Tite 3.9 (#1), Tite 3.9 (#2), Tite 3.9 (#3), Tite 3.9 (#4), Tite 3.9 (#5), Tite 3.10 (#1), Tite 3.10 (#2), Tite 3.11 (#1), Tite 3.11 (#2), Tite 3.11 (#3), Tite 3.12 (#1), Tite 3.12 (#2), Tite 3.12 (#3), Tite 3.12 (#4), Tite 3.13 (#1), Tite 3.13 (#2), Tite 3.13 (#3), Tite 3.13 (#4), Tite 3.13 (#5), Tite 3.14 (#1), Tite 3.14 (#2), Tite 3.14 (#3), Tite 3.14 (#4), Tite 3.14 (#5), Tite 3.15 (#1), Tite 3.15 (#2), Tite 3.15 (#3), Tite 3.15 (#4), Tite 3.15 (#5), Tite 3.15 (#6)</w:t>
       </w:r>
       <w:r>
         <w:rPr>

--- a/fra/docx/56.content.docx
+++ b/fra/docx/56.content.docx
@@ -146,19 +146,6 @@
         <w:rPr>
           <w:lang w:val="fr_FR" w:bidi="fr_FR"/>
         </w:rPr>
-      </w:r>
-    </w:p>
-    <w:p>
-      <w:pPr/>
-      <w:r>
-        <w:rPr>
-          <w:lang w:val="fr_FR" w:bidi="fr_FR"/>
-        </w:rPr>
-      </w:r>
-      <w:r>
-        <w:rPr>
-          <w:lang w:val="fr_FR" w:bidi="fr_FR"/>
-        </w:rPr>
         <w:t xml:space="preserve"> </w:t>
       </w:r>
       <w:r>
@@ -223,21 +210,6 @@
           <w:b/>
           <w:lang w:val="fr_FR" w:bidi="fr_FR"/>
         </w:rPr>
-        <w:t>κατὰ πίστιν ἐκλεκτῶν Θεοῦ καὶ ἐπίγνωσιν ἀληθείας</w:t>
-      </w:r>
-    </w:p>
-    <w:p>
-      <w:pPr/>
-      <w:r>
-        <w:rPr>
-          <w:lang w:val="fr_FR" w:bidi="fr_FR"/>
-        </w:rPr>
-      </w:r>
-      <w:r>
-        <w:rPr>
-          <w:b/>
-          <w:lang w:val="fr_FR" w:bidi="fr_FR"/>
-        </w:rPr>
         <w:t>"</w:t>
       </w:r>
       <w:r>
@@ -374,21 +346,6 @@
           <w:b/>
           <w:lang w:val="fr_FR" w:bidi="fr_FR"/>
         </w:rPr>
-        <w:t>ἐκλεκτῶν Θεοῦ</w:t>
-      </w:r>
-    </w:p>
-    <w:p>
-      <w:pPr/>
-      <w:r>
-        <w:rPr>
-          <w:lang w:val="fr_FR" w:bidi="fr_FR"/>
-        </w:rPr>
-      </w:r>
-      <w:r>
-        <w:rPr>
-          <w:b/>
-          <w:lang w:val="fr_FR" w:bidi="fr_FR"/>
-        </w:rPr>
         <w:t>"</w:t>
       </w:r>
       <w:r>
@@ -486,21 +443,6 @@
           <w:b/>
           <w:lang w:val="fr_FR" w:bidi="fr_FR"/>
         </w:rPr>
-        <w:t>καὶ ἐπίγνωσιν ἀληθείας</w:t>
-      </w:r>
-    </w:p>
-    <w:p>
-      <w:pPr/>
-      <w:r>
-        <w:rPr>
-          <w:lang w:val="fr_FR" w:bidi="fr_FR"/>
-        </w:rPr>
-      </w:r>
-      <w:r>
-        <w:rPr>
-          <w:b/>
-          <w:lang w:val="fr_FR" w:bidi="fr_FR"/>
-        </w:rPr>
         <w:t>"</w:t>
       </w:r>
       <w:r>
@@ -598,21 +540,6 @@
           <w:b/>
           <w:lang w:val="fr_FR" w:bidi="fr_FR"/>
         </w:rPr>
-        <w:t>τῆς κατ’ εὐσέβειαν</w:t>
-      </w:r>
-    </w:p>
-    <w:p>
-      <w:pPr/>
-      <w:r>
-        <w:rPr>
-          <w:lang w:val="fr_FR" w:bidi="fr_FR"/>
-        </w:rPr>
-      </w:r>
-      <w:r>
-        <w:rPr>
-          <w:b/>
-          <w:lang w:val="fr_FR" w:bidi="fr_FR"/>
-        </w:rPr>
         <w:t>"</w:t>
       </w:r>
       <w:r>
@@ -723,21 +650,6 @@
           <w:b/>
           <w:lang w:val="fr_FR" w:bidi="fr_FR"/>
         </w:rPr>
-        <w:t>ἐπ’ ἐλπίδι ζωῆς αἰωνίου</w:t>
-      </w:r>
-    </w:p>
-    <w:p>
-      <w:pPr/>
-      <w:r>
-        <w:rPr>
-          <w:lang w:val="fr_FR" w:bidi="fr_FR"/>
-        </w:rPr>
-      </w:r>
-      <w:r>
-        <w:rPr>
-          <w:b/>
-          <w:lang w:val="fr_FR" w:bidi="fr_FR"/>
-        </w:rPr>
         <w:t>"</w:t>
       </w:r>
       <w:r>
@@ -874,21 +786,6 @@
           <w:b/>
           <w:lang w:val="fr_FR" w:bidi="fr_FR"/>
         </w:rPr>
-        <w:t>ἐπ’ ἐλπίδι ζωῆς αἰωνίου</w:t>
-      </w:r>
-    </w:p>
-    <w:p>
-      <w:pPr/>
-      <w:r>
-        <w:rPr>
-          <w:lang w:val="fr_FR" w:bidi="fr_FR"/>
-        </w:rPr>
-      </w:r>
-      <w:r>
-        <w:rPr>
-          <w:b/>
-          <w:lang w:val="fr_FR" w:bidi="fr_FR"/>
-        </w:rPr>
         <w:t>"</w:t>
       </w:r>
       <w:r>
@@ -999,21 +896,6 @@
           <w:b/>
           <w:lang w:val="fr_FR" w:bidi="fr_FR"/>
         </w:rPr>
-        <w:t>ὁ ἀψευδὴς Θεὸς</w:t>
-      </w:r>
-    </w:p>
-    <w:p>
-      <w:pPr/>
-      <w:r>
-        <w:rPr>
-          <w:lang w:val="fr_FR" w:bidi="fr_FR"/>
-        </w:rPr>
-      </w:r>
-      <w:r>
-        <w:rPr>
-          <w:b/>
-          <w:lang w:val="fr_FR" w:bidi="fr_FR"/>
-        </w:rPr>
         <w:t>"</w:t>
       </w:r>
       <w:r>
@@ -1188,21 +1070,6 @@
           <w:b/>
           <w:lang w:val="fr_FR" w:bidi="fr_FR"/>
         </w:rPr>
-        <w:t>καιροῖς ἰδίοις</w:t>
-      </w:r>
-    </w:p>
-    <w:p>
-      <w:pPr/>
-      <w:r>
-        <w:rPr>
-          <w:lang w:val="fr_FR" w:bidi="fr_FR"/>
-        </w:rPr>
-      </w:r>
-      <w:r>
-        <w:rPr>
-          <w:b/>
-          <w:lang w:val="fr_FR" w:bidi="fr_FR"/>
-        </w:rPr>
         <w:t>"</w:t>
       </w:r>
       <w:r>
@@ -1280,21 +1147,6 @@
           <w:b/>
           <w:lang w:val="fr_FR" w:bidi="fr_FR"/>
         </w:rPr>
-        <w:t>ἐφανέρωσεν &amp; τὸν λόγον αὐτοῦ</w:t>
-      </w:r>
-    </w:p>
-    <w:p>
-      <w:pPr/>
-      <w:r>
-        <w:rPr>
-          <w:lang w:val="fr_FR" w:bidi="fr_FR"/>
-        </w:rPr>
-      </w:r>
-      <w:r>
-        <w:rPr>
-          <w:b/>
-          <w:lang w:val="fr_FR" w:bidi="fr_FR"/>
-        </w:rPr>
         <w:t>"</w:t>
       </w:r>
       <w:r>
@@ -1392,21 +1244,6 @@
           <w:b/>
           <w:lang w:val="fr_FR" w:bidi="fr_FR"/>
         </w:rPr>
-        <w:t>ἐν κηρύγματι</w:t>
-      </w:r>
-    </w:p>
-    <w:p>
-      <w:pPr/>
-      <w:r>
-        <w:rPr>
-          <w:lang w:val="fr_FR" w:bidi="fr_FR"/>
-        </w:rPr>
-      </w:r>
-      <w:r>
-        <w:rPr>
-          <w:b/>
-          <w:lang w:val="fr_FR" w:bidi="fr_FR"/>
-        </w:rPr>
         <w:t>"</w:t>
       </w:r>
       <w:r>
@@ -1517,21 +1354,6 @@
           <w:b/>
           <w:lang w:val="fr_FR" w:bidi="fr_FR"/>
         </w:rPr>
-        <w:t>ὃ ἐπιστεύθην ἐγὼ</w:t>
-      </w:r>
-    </w:p>
-    <w:p>
-      <w:pPr/>
-      <w:r>
-        <w:rPr>
-          <w:lang w:val="fr_FR" w:bidi="fr_FR"/>
-        </w:rPr>
-      </w:r>
-      <w:r>
-        <w:rPr>
-          <w:b/>
-          <w:lang w:val="fr_FR" w:bidi="fr_FR"/>
-        </w:rPr>
         <w:t>"</w:t>
       </w:r>
       <w:r>
@@ -1629,21 +1451,6 @@
           <w:b/>
           <w:lang w:val="fr_FR" w:bidi="fr_FR"/>
         </w:rPr>
-        <w:t>ἡμῶν</w:t>
-      </w:r>
-    </w:p>
-    <w:p>
-      <w:pPr/>
-      <w:r>
-        <w:rPr>
-          <w:lang w:val="fr_FR" w:bidi="fr_FR"/>
-        </w:rPr>
-      </w:r>
-      <w:r>
-        <w:rPr>
-          <w:b/>
-          <w:lang w:val="fr_FR" w:bidi="fr_FR"/>
-        </w:rPr>
         <w:t>"notre"</w:t>
       </w:r>
     </w:p>
@@ -1740,21 +1547,6 @@
           <w:b/>
           <w:lang w:val="fr_FR" w:bidi="fr_FR"/>
         </w:rPr>
-        <w:t>γνησίῳ τέκνῳ</w:t>
-      </w:r>
-    </w:p>
-    <w:p>
-      <w:pPr/>
-      <w:r>
-        <w:rPr>
-          <w:lang w:val="fr_FR" w:bidi="fr_FR"/>
-        </w:rPr>
-      </w:r>
-      <w:r>
-        <w:rPr>
-          <w:b/>
-          <w:lang w:val="fr_FR" w:bidi="fr_FR"/>
-        </w:rPr>
         <w:t>"</w:t>
       </w:r>
       <w:r>
@@ -1865,21 +1657,6 @@
           <w:b/>
           <w:lang w:val="fr_FR" w:bidi="fr_FR"/>
         </w:rPr>
-        <w:t>κατὰ κοινὴν πίστιν</w:t>
-      </w:r>
-    </w:p>
-    <w:p>
-      <w:pPr/>
-      <w:r>
-        <w:rPr>
-          <w:lang w:val="fr_FR" w:bidi="fr_FR"/>
-        </w:rPr>
-      </w:r>
-      <w:r>
-        <w:rPr>
-          <w:b/>
-          <w:lang w:val="fr_FR" w:bidi="fr_FR"/>
-        </w:rPr>
         <w:t>"</w:t>
       </w:r>
       <w:r>
@@ -2003,21 +1780,6 @@
           <w:b/>
           <w:lang w:val="fr_FR" w:bidi="fr_FR"/>
         </w:rPr>
-        <w:t>χάρις καὶ εἰρήνη</w:t>
-      </w:r>
-    </w:p>
-    <w:p>
-      <w:pPr/>
-      <w:r>
-        <w:rPr>
-          <w:lang w:val="fr_FR" w:bidi="fr_FR"/>
-        </w:rPr>
-      </w:r>
-      <w:r>
-        <w:rPr>
-          <w:b/>
-          <w:lang w:val="fr_FR" w:bidi="fr_FR"/>
-        </w:rPr>
         <w:t>"la grâce et la paix"</w:t>
       </w:r>
     </w:p>
@@ -2101,21 +1863,6 @@
           <w:b/>
           <w:lang w:val="fr_FR" w:bidi="fr_FR"/>
         </w:rPr>
-        <w:t>χάρις καὶ εἰρήνη ἀπὸ Θεοῦ Πατρὸς καὶ Χριστοῦ Ἰησοῦ τοῦ Σωτῆρος ἡμῶν</w:t>
-      </w:r>
-    </w:p>
-    <w:p>
-      <w:pPr/>
-      <w:r>
-        <w:rPr>
-          <w:lang w:val="fr_FR" w:bidi="fr_FR"/>
-        </w:rPr>
-      </w:r>
-      <w:r>
-        <w:rPr>
-          <w:b/>
-          <w:lang w:val="fr_FR" w:bidi="fr_FR"/>
-        </w:rPr>
         <w:t>"</w:t>
       </w:r>
       <w:r>
@@ -2239,21 +1986,6 @@
           <w:b/>
           <w:lang w:val="fr_FR" w:bidi="fr_FR"/>
         </w:rPr>
-        <w:t>Χριστοῦ Ἰησοῦ τοῦ Σωτῆρος ἡμῶν</w:t>
-      </w:r>
-    </w:p>
-    <w:p>
-      <w:pPr/>
-      <w:r>
-        <w:rPr>
-          <w:lang w:val="fr_FR" w:bidi="fr_FR"/>
-        </w:rPr>
-      </w:r>
-      <w:r>
-        <w:rPr>
-          <w:b/>
-          <w:lang w:val="fr_FR" w:bidi="fr_FR"/>
-        </w:rPr>
         <w:t>"</w:t>
       </w:r>
       <w:r>
@@ -2331,21 +2063,6 @@
           <w:b/>
           <w:lang w:val="fr_FR" w:bidi="fr_FR"/>
         </w:rPr>
-        <w:t>ἡμῶν</w:t>
-      </w:r>
-    </w:p>
-    <w:p>
-      <w:pPr/>
-      <w:r>
-        <w:rPr>
-          <w:lang w:val="fr_FR" w:bidi="fr_FR"/>
-        </w:rPr>
-      </w:r>
-      <w:r>
-        <w:rPr>
-          <w:b/>
-          <w:lang w:val="fr_FR" w:bidi="fr_FR"/>
-        </w:rPr>
         <w:t>"notre"</w:t>
       </w:r>
     </w:p>
@@ -2442,21 +2159,6 @@
           <w:b/>
           <w:lang w:val="fr_FR" w:bidi="fr_FR"/>
         </w:rPr>
-        <w:t>τούτου χάριν</w:t>
-      </w:r>
-    </w:p>
-    <w:p>
-      <w:pPr/>
-      <w:r>
-        <w:rPr>
-          <w:lang w:val="fr_FR" w:bidi="fr_FR"/>
-        </w:rPr>
-      </w:r>
-      <w:r>
-        <w:rPr>
-          <w:b/>
-          <w:lang w:val="fr_FR" w:bidi="fr_FR"/>
-        </w:rPr>
         <w:t>"</w:t>
       </w:r>
       <w:r>
@@ -2567,21 +2269,6 @@
           <w:b/>
           <w:lang w:val="fr_FR" w:bidi="fr_FR"/>
         </w:rPr>
-        <w:t>ἀπέλιπόν σε ἐν Κρήτῃ</w:t>
-      </w:r>
-    </w:p>
-    <w:p>
-      <w:pPr/>
-      <w:r>
-        <w:rPr>
-          <w:lang w:val="fr_FR" w:bidi="fr_FR"/>
-        </w:rPr>
-      </w:r>
-      <w:r>
-        <w:rPr>
-          <w:b/>
-          <w:lang w:val="fr_FR" w:bidi="fr_FR"/>
-        </w:rPr>
         <w:t>"J</w:t>
       </w:r>
       <w:r>
@@ -2659,21 +2346,6 @@
           <w:b/>
           <w:lang w:val="fr_FR" w:bidi="fr_FR"/>
         </w:rPr>
-        <w:t>ἵνα τὰ λείποντα ἐπιδιορθώσῃ</w:t>
-      </w:r>
-    </w:p>
-    <w:p>
-      <w:pPr/>
-      <w:r>
-        <w:rPr>
-          <w:lang w:val="fr_FR" w:bidi="fr_FR"/>
-        </w:rPr>
-      </w:r>
-      <w:r>
-        <w:rPr>
-          <w:b/>
-          <w:lang w:val="fr_FR" w:bidi="fr_FR"/>
-        </w:rPr>
         <w:t>"</w:t>
       </w:r>
       <w:r>
@@ -2751,21 +2423,6 @@
           <w:b/>
           <w:lang w:val="fr_FR" w:bidi="fr_FR"/>
         </w:rPr>
-        <w:t>καταστήσῃς &amp; πρεσβυτέρους</w:t>
-      </w:r>
-    </w:p>
-    <w:p>
-      <w:pPr/>
-      <w:r>
-        <w:rPr>
-          <w:lang w:val="fr_FR" w:bidi="fr_FR"/>
-        </w:rPr>
-      </w:r>
-      <w:r>
-        <w:rPr>
-          <w:b/>
-          <w:lang w:val="fr_FR" w:bidi="fr_FR"/>
-        </w:rPr>
         <w:t xml:space="preserve">"tu </w:t>
       </w:r>
       <w:r>
@@ -2836,21 +2493,6 @@
           <w:b/>
           <w:lang w:val="fr_FR" w:bidi="fr_FR"/>
         </w:rPr>
-        <w:t>εἴ τίς ἐστιν ἀνέγκλητος</w:t>
-      </w:r>
-    </w:p>
-    <w:p>
-      <w:pPr/>
-      <w:r>
-        <w:rPr>
-          <w:lang w:val="fr_FR" w:bidi="fr_FR"/>
-        </w:rPr>
-      </w:r>
-      <w:r>
-        <w:rPr>
-          <w:b/>
-          <w:lang w:val="fr_FR" w:bidi="fr_FR"/>
-        </w:rPr>
         <w:t>"</w:t>
       </w:r>
       <w:r>
@@ -2948,21 +2590,6 @@
           <w:b/>
           <w:lang w:val="fr_FR" w:bidi="fr_FR"/>
         </w:rPr>
-        <w:t>ἀνέγκλητος</w:t>
-      </w:r>
-    </w:p>
-    <w:p>
-      <w:pPr/>
-      <w:r>
-        <w:rPr>
-          <w:lang w:val="fr_FR" w:bidi="fr_FR"/>
-        </w:rPr>
-      </w:r>
-      <w:r>
-        <w:rPr>
-          <w:b/>
-          <w:lang w:val="fr_FR" w:bidi="fr_FR"/>
-        </w:rPr>
         <w:t>"</w:t>
       </w:r>
       <w:r>
@@ -3073,21 +2700,6 @@
           <w:b/>
           <w:lang w:val="fr_FR" w:bidi="fr_FR"/>
         </w:rPr>
-        <w:t>μιᾶς γυναικὸς ἀνήρ</w:t>
-      </w:r>
-    </w:p>
-    <w:p>
-      <w:pPr/>
-      <w:r>
-        <w:rPr>
-          <w:lang w:val="fr_FR" w:bidi="fr_FR"/>
-        </w:rPr>
-      </w:r>
-      <w:r>
-        <w:rPr>
-          <w:b/>
-          <w:lang w:val="fr_FR" w:bidi="fr_FR"/>
-        </w:rPr>
         <w:t>"mari d'une seule femme"</w:t>
       </w:r>
     </w:p>
@@ -3184,21 +2796,6 @@
           <w:b/>
           <w:lang w:val="fr_FR" w:bidi="fr_FR"/>
         </w:rPr>
-        <w:t>τέκνα &amp; πιστά</w:t>
-      </w:r>
-    </w:p>
-    <w:p>
-      <w:pPr/>
-      <w:r>
-        <w:rPr>
-          <w:lang w:val="fr_FR" w:bidi="fr_FR"/>
-        </w:rPr>
-      </w:r>
-      <w:r>
-        <w:rPr>
-          <w:b/>
-          <w:lang w:val="fr_FR" w:bidi="fr_FR"/>
-        </w:rPr>
         <w:t>"</w:t>
       </w:r>
       <w:r>
@@ -3289,21 +2886,6 @@
           <w:b/>
           <w:lang w:val="fr_FR" w:bidi="fr_FR"/>
         </w:rPr>
-        <w:t>τὸν ἐπίσκοπον</w:t>
-      </w:r>
-    </w:p>
-    <w:p>
-      <w:pPr/>
-      <w:r>
-        <w:rPr>
-          <w:lang w:val="fr_FR" w:bidi="fr_FR"/>
-        </w:rPr>
-      </w:r>
-      <w:r>
-        <w:rPr>
-          <w:b/>
-          <w:lang w:val="fr_FR" w:bidi="fr_FR"/>
-        </w:rPr>
         <w:t>"</w:t>
       </w:r>
       <w:r>
@@ -3414,21 +2996,6 @@
           <w:b/>
           <w:lang w:val="fr_FR" w:bidi="fr_FR"/>
         </w:rPr>
-        <w:t>Θεοῦ οἰκονόμον</w:t>
-      </w:r>
-    </w:p>
-    <w:p>
-      <w:pPr/>
-      <w:r>
-        <w:rPr>
-          <w:lang w:val="fr_FR" w:bidi="fr_FR"/>
-        </w:rPr>
-      </w:r>
-      <w:r>
-        <w:rPr>
-          <w:b/>
-          <w:lang w:val="fr_FR" w:bidi="fr_FR"/>
-        </w:rPr>
         <w:t>"</w:t>
       </w:r>
       <w:r>
@@ -3526,21 +3093,6 @@
           <w:b/>
           <w:lang w:val="fr_FR" w:bidi="fr_FR"/>
         </w:rPr>
-        <w:t>μὴ πάροινον</w:t>
-      </w:r>
-    </w:p>
-    <w:p>
-      <w:pPr/>
-      <w:r>
-        <w:rPr>
-          <w:lang w:val="fr_FR" w:bidi="fr_FR"/>
-        </w:rPr>
-      </w:r>
-      <w:r>
-        <w:rPr>
-          <w:b/>
-          <w:lang w:val="fr_FR" w:bidi="fr_FR"/>
-        </w:rPr>
         <w:t>"</w:t>
       </w:r>
       <w:r>
@@ -3618,21 +3170,6 @@
           <w:b/>
           <w:lang w:val="fr_FR" w:bidi="fr_FR"/>
         </w:rPr>
-        <w:t>μὴ πλήκτην</w:t>
-      </w:r>
-    </w:p>
-    <w:p>
-      <w:pPr/>
-      <w:r>
-        <w:rPr>
-          <w:lang w:val="fr_FR" w:bidi="fr_FR"/>
-        </w:rPr>
-      </w:r>
-      <w:r>
-        <w:rPr>
-          <w:b/>
-          <w:lang w:val="fr_FR" w:bidi="fr_FR"/>
-        </w:rPr>
         <w:t xml:space="preserve">"ni </w:t>
       </w:r>
       <w:r>
@@ -3710,21 +3247,6 @@
           <w:b/>
           <w:lang w:val="fr_FR" w:bidi="fr_FR"/>
         </w:rPr>
-        <w:t>ἀλλὰ</w:t>
-      </w:r>
-    </w:p>
-    <w:p>
-      <w:pPr/>
-      <w:r>
-        <w:rPr>
-          <w:lang w:val="fr_FR" w:bidi="fr_FR"/>
-        </w:rPr>
-      </w:r>
-      <w:r>
-        <w:rPr>
-          <w:b/>
-          <w:lang w:val="fr_FR" w:bidi="fr_FR"/>
-        </w:rPr>
         <w:t>"</w:t>
       </w:r>
       <w:r>
@@ -3835,21 +3357,6 @@
           <w:b/>
           <w:lang w:val="fr_FR" w:bidi="fr_FR"/>
         </w:rPr>
-        <w:t>φιλάγαθον</w:t>
-      </w:r>
-    </w:p>
-    <w:p>
-      <w:pPr/>
-      <w:r>
-        <w:rPr>
-          <w:lang w:val="fr_FR" w:bidi="fr_FR"/>
-        </w:rPr>
-      </w:r>
-      <w:r>
-        <w:rPr>
-          <w:b/>
-          <w:lang w:val="fr_FR" w:bidi="fr_FR"/>
-        </w:rPr>
         <w:t>"</w:t>
       </w:r>
       <w:r>
@@ -3960,21 +3467,6 @@
           <w:b/>
           <w:lang w:val="fr_FR" w:bidi="fr_FR"/>
         </w:rPr>
-        <w:t>σώφρονα &amp; ἐγκρατῆ</w:t>
-      </w:r>
-    </w:p>
-    <w:p>
-      <w:pPr/>
-      <w:r>
-        <w:rPr>
-          <w:lang w:val="fr_FR" w:bidi="fr_FR"/>
-        </w:rPr>
-      </w:r>
-      <w:r>
-        <w:rPr>
-          <w:b/>
-          <w:lang w:val="fr_FR" w:bidi="fr_FR"/>
-        </w:rPr>
         <w:t>"</w:t>
       </w:r>
       <w:r>
@@ -4098,21 +3590,6 @@
           <w:b/>
           <w:lang w:val="fr_FR" w:bidi="fr_FR"/>
         </w:rPr>
-        <w:t>δίκαιον, ὅσιον</w:t>
-      </w:r>
-    </w:p>
-    <w:p>
-      <w:pPr/>
-      <w:r>
-        <w:rPr>
-          <w:lang w:val="fr_FR" w:bidi="fr_FR"/>
-        </w:rPr>
-      </w:r>
-      <w:r>
-        <w:rPr>
-          <w:b/>
-          <w:lang w:val="fr_FR" w:bidi="fr_FR"/>
-        </w:rPr>
         <w:t>"</w:t>
       </w:r>
       <w:r>
@@ -4236,21 +3713,6 @@
           <w:b/>
           <w:lang w:val="fr_FR" w:bidi="fr_FR"/>
         </w:rPr>
-        <w:t>ἀντεχόμενον</w:t>
-      </w:r>
-    </w:p>
-    <w:p>
-      <w:pPr/>
-      <w:r>
-        <w:rPr>
-          <w:lang w:val="fr_FR" w:bidi="fr_FR"/>
-        </w:rPr>
-      </w:r>
-      <w:r>
-        <w:rPr>
-          <w:b/>
-          <w:lang w:val="fr_FR" w:bidi="fr_FR"/>
-        </w:rPr>
         <w:t>"</w:t>
       </w:r>
       <w:r>
@@ -4348,21 +3810,6 @@
           <w:b/>
           <w:lang w:val="fr_FR" w:bidi="fr_FR"/>
         </w:rPr>
-        <w:t>κατὰ τὴν διδαχὴν</w:t>
-      </w:r>
-    </w:p>
-    <w:p>
-      <w:pPr/>
-      <w:r>
-        <w:rPr>
-          <w:lang w:val="fr_FR" w:bidi="fr_FR"/>
-        </w:rPr>
-      </w:r>
-      <w:r>
-        <w:rPr>
-          <w:b/>
-          <w:lang w:val="fr_FR" w:bidi="fr_FR"/>
-        </w:rPr>
         <w:t>"</w:t>
       </w:r>
       <w:r>
@@ -4440,21 +3887,6 @@
           <w:b/>
           <w:lang w:val="fr_FR" w:bidi="fr_FR"/>
         </w:rPr>
-        <w:t>ἵνα</w:t>
-      </w:r>
-    </w:p>
-    <w:p>
-      <w:pPr/>
-      <w:r>
-        <w:rPr>
-          <w:lang w:val="fr_FR" w:bidi="fr_FR"/>
-        </w:rPr>
-      </w:r>
-      <w:r>
-        <w:rPr>
-          <w:b/>
-          <w:lang w:val="fr_FR" w:bidi="fr_FR"/>
-        </w:rPr>
         <w:t>"</w:t>
       </w:r>
       <w:r>
@@ -4565,21 +3997,6 @@
           <w:b/>
           <w:lang w:val="fr_FR" w:bidi="fr_FR"/>
         </w:rPr>
-        <w:t>τῇ διδασκαλίᾳ τῇ ὑγιαινούσῃ</w:t>
-      </w:r>
-    </w:p>
-    <w:p>
-      <w:pPr/>
-      <w:r>
-        <w:rPr>
-          <w:lang w:val="fr_FR" w:bidi="fr_FR"/>
-        </w:rPr>
-      </w:r>
-      <w:r>
-        <w:rPr>
-          <w:b/>
-          <w:lang w:val="fr_FR" w:bidi="fr_FR"/>
-        </w:rPr>
         <w:t>"</w:t>
       </w:r>
       <w:r>
@@ -4703,21 +4120,6 @@
           <w:b/>
           <w:lang w:val="fr_FR" w:bidi="fr_FR"/>
         </w:rPr>
-        <w:t>ματαιολόγοι</w:t>
-      </w:r>
-    </w:p>
-    <w:p>
-      <w:pPr/>
-      <w:r>
-        <w:rPr>
-          <w:lang w:val="fr_FR" w:bidi="fr_FR"/>
-        </w:rPr>
-      </w:r>
-      <w:r>
-        <w:rPr>
-          <w:b/>
-          <w:lang w:val="fr_FR" w:bidi="fr_FR"/>
-        </w:rPr>
         <w:t>"</w:t>
       </w:r>
       <w:r>
@@ -4841,21 +4243,6 @@
           <w:b/>
           <w:lang w:val="fr_FR" w:bidi="fr_FR"/>
         </w:rPr>
-        <w:t>φρεναπάται</w:t>
-      </w:r>
-    </w:p>
-    <w:p>
-      <w:pPr/>
-      <w:r>
-        <w:rPr>
-          <w:lang w:val="fr_FR" w:bidi="fr_FR"/>
-        </w:rPr>
-      </w:r>
-      <w:r>
-        <w:rPr>
-          <w:b/>
-          <w:lang w:val="fr_FR" w:bidi="fr_FR"/>
-        </w:rPr>
         <w:t>"séducteurs"</w:t>
       </w:r>
     </w:p>
@@ -4952,21 +4339,6 @@
           <w:b/>
           <w:lang w:val="fr_FR" w:bidi="fr_FR"/>
         </w:rPr>
-        <w:t>ματαιολόγοι, καὶ φρεναπάται</w:t>
-      </w:r>
-    </w:p>
-    <w:p>
-      <w:pPr/>
-      <w:r>
-        <w:rPr>
-          <w:lang w:val="fr_FR" w:bidi="fr_FR"/>
-        </w:rPr>
-      </w:r>
-      <w:r>
-        <w:rPr>
-          <w:b/>
-          <w:lang w:val="fr_FR" w:bidi="fr_FR"/>
-        </w:rPr>
         <w:t>"de vains discoureurs et de séducteurs</w:t>
       </w:r>
       <w:r>
@@ -5083,21 +4455,6 @@
           <w:b/>
           <w:lang w:val="fr_FR" w:bidi="fr_FR"/>
         </w:rPr>
-        <w:t>οἱ ἐκ τῆς περιτομῆς</w:t>
-      </w:r>
-    </w:p>
-    <w:p>
-      <w:pPr/>
-      <w:r>
-        <w:rPr>
-          <w:lang w:val="fr_FR" w:bidi="fr_FR"/>
-        </w:rPr>
-      </w:r>
-      <w:r>
-        <w:rPr>
-          <w:b/>
-          <w:lang w:val="fr_FR" w:bidi="fr_FR"/>
-        </w:rPr>
         <w:t>"les circoncis"</w:t>
       </w:r>
     </w:p>
@@ -5194,21 +4551,6 @@
           <w:b/>
           <w:lang w:val="fr_FR" w:bidi="fr_FR"/>
         </w:rPr>
-        <w:t>οὓς δεῖ ἐπιστομίζειν</w:t>
-      </w:r>
-    </w:p>
-    <w:p>
-      <w:pPr/>
-      <w:r>
-        <w:rPr>
-          <w:lang w:val="fr_FR" w:bidi="fr_FR"/>
-        </w:rPr>
-      </w:r>
-      <w:r>
-        <w:rPr>
-          <w:b/>
-          <w:lang w:val="fr_FR" w:bidi="fr_FR"/>
-        </w:rPr>
         <w:t>"</w:t>
       </w:r>
       <w:r>
@@ -5306,21 +4648,6 @@
           <w:b/>
           <w:lang w:val="fr_FR" w:bidi="fr_FR"/>
         </w:rPr>
-        <w:t>ὅλους οἴκους ἀνατρέπουσιν</w:t>
-      </w:r>
-    </w:p>
-    <w:p>
-      <w:pPr/>
-      <w:r>
-        <w:rPr>
-          <w:lang w:val="fr_FR" w:bidi="fr_FR"/>
-        </w:rPr>
-      </w:r>
-      <w:r>
-        <w:rPr>
-          <w:b/>
-          <w:lang w:val="fr_FR" w:bidi="fr_FR"/>
-        </w:rPr>
         <w:t>"</w:t>
       </w:r>
       <w:r>
@@ -5418,21 +4745,6 @@
           <w:b/>
           <w:lang w:val="fr_FR" w:bidi="fr_FR"/>
         </w:rPr>
-        <w:t>αἰσχροῦ κέρδους χάριν</w:t>
-      </w:r>
-    </w:p>
-    <w:p>
-      <w:pPr/>
-      <w:r>
-        <w:rPr>
-          <w:lang w:val="fr_FR" w:bidi="fr_FR"/>
-        </w:rPr>
-      </w:r>
-      <w:r>
-        <w:rPr>
-          <w:b/>
-          <w:lang w:val="fr_FR" w:bidi="fr_FR"/>
-        </w:rPr>
         <w:t>"</w:t>
       </w:r>
       <w:r>
@@ -5543,21 +4855,6 @@
           <w:b/>
           <w:lang w:val="fr_FR" w:bidi="fr_FR"/>
         </w:rPr>
-        <w:t>τις ἐξ αὐτῶν, ἴδιος αὐτῶν προφήτης</w:t>
-      </w:r>
-    </w:p>
-    <w:p>
-      <w:pPr/>
-      <w:r>
-        <w:rPr>
-          <w:lang w:val="fr_FR" w:bidi="fr_FR"/>
-        </w:rPr>
-      </w:r>
-      <w:r>
-        <w:rPr>
-          <w:b/>
-          <w:lang w:val="fr_FR" w:bidi="fr_FR"/>
-        </w:rPr>
         <w:t>"</w:t>
       </w:r>
       <w:r>
@@ -5635,21 +4932,6 @@
           <w:b/>
           <w:lang w:val="fr_FR" w:bidi="fr_FR"/>
         </w:rPr>
-        <w:t>Κρῆτες ἀεὶ ψεῦσται</w:t>
-      </w:r>
-    </w:p>
-    <w:p>
-      <w:pPr/>
-      <w:r>
-        <w:rPr>
-          <w:lang w:val="fr_FR" w:bidi="fr_FR"/>
-        </w:rPr>
-      </w:r>
-      <w:r>
-        <w:rPr>
-          <w:b/>
-          <w:lang w:val="fr_FR" w:bidi="fr_FR"/>
-        </w:rPr>
         <w:t>"</w:t>
       </w:r>
       <w:r>
@@ -5760,21 +5042,6 @@
           <w:b/>
           <w:lang w:val="fr_FR" w:bidi="fr_FR"/>
         </w:rPr>
-        <w:t>κακὰ θηρία</w:t>
-      </w:r>
-    </w:p>
-    <w:p>
-      <w:pPr/>
-      <w:r>
-        <w:rPr>
-          <w:lang w:val="fr_FR" w:bidi="fr_FR"/>
-        </w:rPr>
-      </w:r>
-      <w:r>
-        <w:rPr>
-          <w:b/>
-          <w:lang w:val="fr_FR" w:bidi="fr_FR"/>
-        </w:rPr>
         <w:t>"</w:t>
       </w:r>
       <w:r>
@@ -5885,21 +5152,6 @@
           <w:b/>
           <w:lang w:val="fr_FR" w:bidi="fr_FR"/>
         </w:rPr>
-        <w:t>γαστέρες ἀργαί</w:t>
-      </w:r>
-    </w:p>
-    <w:p>
-      <w:pPr/>
-      <w:r>
-        <w:rPr>
-          <w:lang w:val="fr_FR" w:bidi="fr_FR"/>
-        </w:rPr>
-      </w:r>
-      <w:r>
-        <w:rPr>
-          <w:b/>
-          <w:lang w:val="fr_FR" w:bidi="fr_FR"/>
-        </w:rPr>
         <w:t>"</w:t>
       </w:r>
       <w:r>
@@ -5997,21 +5249,6 @@
           <w:b/>
           <w:lang w:val="fr_FR" w:bidi="fr_FR"/>
         </w:rPr>
-        <w:t>δι’ ἣν αἰτίαν ἔλεγχε αὐτοὺς ἀποτόμως</w:t>
-      </w:r>
-    </w:p>
-    <w:p>
-      <w:pPr/>
-      <w:r>
-        <w:rPr>
-          <w:lang w:val="fr_FR" w:bidi="fr_FR"/>
-        </w:rPr>
-      </w:r>
-      <w:r>
-        <w:rPr>
-          <w:b/>
-          <w:lang w:val="fr_FR" w:bidi="fr_FR"/>
-        </w:rPr>
         <w:t>"</w:t>
       </w:r>
       <w:r>
@@ -6089,21 +5326,6 @@
           <w:b/>
           <w:lang w:val="fr_FR" w:bidi="fr_FR"/>
         </w:rPr>
-        <w:t>δι’ ἣν αἰτίαν</w:t>
-      </w:r>
-    </w:p>
-    <w:p>
-      <w:pPr/>
-      <w:r>
-        <w:rPr>
-          <w:lang w:val="fr_FR" w:bidi="fr_FR"/>
-        </w:rPr>
-      </w:r>
-      <w:r>
-        <w:rPr>
-          <w:b/>
-          <w:lang w:val="fr_FR" w:bidi="fr_FR"/>
-        </w:rPr>
         <w:t>"</w:t>
       </w:r>
       <w:r>
@@ -6214,21 +5436,6 @@
           <w:b/>
           <w:lang w:val="fr_FR" w:bidi="fr_FR"/>
         </w:rPr>
-        <w:t>αὐτοὺς</w:t>
-      </w:r>
-    </w:p>
-    <w:p>
-      <w:pPr/>
-      <w:r>
-        <w:rPr>
-          <w:lang w:val="fr_FR" w:bidi="fr_FR"/>
-        </w:rPr>
-      </w:r>
-      <w:r>
-        <w:rPr>
-          <w:b/>
-          <w:lang w:val="fr_FR" w:bidi="fr_FR"/>
-        </w:rPr>
         <w:t>"</w:t>
       </w:r>
       <w:r>
@@ -6351,21 +5558,6 @@
           <w:b/>
           <w:lang w:val="fr_FR" w:bidi="fr_FR"/>
         </w:rPr>
-        <w:t>ἵνα ὑγιαίνωσιν ἐν τῇ πίστει</w:t>
-      </w:r>
-    </w:p>
-    <w:p>
-      <w:pPr/>
-      <w:r>
-        <w:rPr>
-          <w:lang w:val="fr_FR" w:bidi="fr_FR"/>
-        </w:rPr>
-      </w:r>
-      <w:r>
-        <w:rPr>
-          <w:b/>
-          <w:lang w:val="fr_FR" w:bidi="fr_FR"/>
-        </w:rPr>
         <w:t>"</w:t>
       </w:r>
       <w:r>
@@ -6476,21 +5668,6 @@
           <w:b/>
           <w:lang w:val="fr_FR" w:bidi="fr_FR"/>
         </w:rPr>
-        <w:t>ἵνα</w:t>
-      </w:r>
-    </w:p>
-    <w:p>
-      <w:pPr/>
-      <w:r>
-        <w:rPr>
-          <w:lang w:val="fr_FR" w:bidi="fr_FR"/>
-        </w:rPr>
-      </w:r>
-      <w:r>
-        <w:rPr>
-          <w:b/>
-          <w:lang w:val="fr_FR" w:bidi="fr_FR"/>
-        </w:rPr>
         <w:t>"afin qu'ils"</w:t>
       </w:r>
     </w:p>
@@ -6587,21 +5764,6 @@
           <w:b/>
           <w:lang w:val="fr_FR" w:bidi="fr_FR"/>
         </w:rPr>
-        <w:t>ἐν τῇ πίστει</w:t>
-      </w:r>
-    </w:p>
-    <w:p>
-      <w:pPr/>
-      <w:r>
-        <w:rPr>
-          <w:lang w:val="fr_FR" w:bidi="fr_FR"/>
-        </w:rPr>
-      </w:r>
-      <w:r>
-        <w:rPr>
-          <w:b/>
-          <w:lang w:val="fr_FR" w:bidi="fr_FR"/>
-        </w:rPr>
         <w:t>"</w:t>
       </w:r>
       <w:r>
@@ -6712,21 +5874,6 @@
           <w:b/>
           <w:lang w:val="fr_FR" w:bidi="fr_FR"/>
         </w:rPr>
-        <w:t>Ἰουδαϊκοῖς μύθοις</w:t>
-      </w:r>
-    </w:p>
-    <w:p>
-      <w:pPr/>
-      <w:r>
-        <w:rPr>
-          <w:lang w:val="fr_FR" w:bidi="fr_FR"/>
-        </w:rPr>
-      </w:r>
-      <w:r>
-        <w:rPr>
-          <w:b/>
-          <w:lang w:val="fr_FR" w:bidi="fr_FR"/>
-        </w:rPr>
         <w:t>"fables juives"</w:t>
       </w:r>
     </w:p>
@@ -6790,21 +5937,6 @@
           <w:b/>
           <w:lang w:val="fr_FR" w:bidi="fr_FR"/>
         </w:rPr>
-        <w:t>ἀποστρεφομένων τὴν ἀλήθειαν</w:t>
-      </w:r>
-    </w:p>
-    <w:p>
-      <w:pPr/>
-      <w:r>
-        <w:rPr>
-          <w:lang w:val="fr_FR" w:bidi="fr_FR"/>
-        </w:rPr>
-      </w:r>
-      <w:r>
-        <w:rPr>
-          <w:b/>
-          <w:lang w:val="fr_FR" w:bidi="fr_FR"/>
-        </w:rPr>
         <w:t>"</w:t>
       </w:r>
       <w:r>
@@ -6902,21 +6034,6 @@
           <w:b/>
           <w:lang w:val="fr_FR" w:bidi="fr_FR"/>
         </w:rPr>
-        <w:t>πάντα καθαρὰ τοῖς καθαροῖς</w:t>
-      </w:r>
-    </w:p>
-    <w:p>
-      <w:pPr/>
-      <w:r>
-        <w:rPr>
-          <w:lang w:val="fr_FR" w:bidi="fr_FR"/>
-        </w:rPr>
-      </w:r>
-      <w:r>
-        <w:rPr>
-          <w:b/>
-          <w:lang w:val="fr_FR" w:bidi="fr_FR"/>
-        </w:rPr>
         <w:t>"</w:t>
       </w:r>
       <w:r>
@@ -7014,21 +6131,6 @@
           <w:b/>
           <w:lang w:val="fr_FR" w:bidi="fr_FR"/>
         </w:rPr>
-        <w:t>τοῖς καθαροῖς</w:t>
-      </w:r>
-    </w:p>
-    <w:p>
-      <w:pPr/>
-      <w:r>
-        <w:rPr>
-          <w:lang w:val="fr_FR" w:bidi="fr_FR"/>
-        </w:rPr>
-      </w:r>
-      <w:r>
-        <w:rPr>
-          <w:b/>
-          <w:lang w:val="fr_FR" w:bidi="fr_FR"/>
-        </w:rPr>
         <w:t>"</w:t>
       </w:r>
       <w:r>
@@ -7106,21 +6208,6 @@
           <w:b/>
           <w:lang w:val="fr_FR" w:bidi="fr_FR"/>
         </w:rPr>
-        <w:t>δὲ</w:t>
-      </w:r>
-    </w:p>
-    <w:p>
-      <w:pPr/>
-      <w:r>
-        <w:rPr>
-          <w:lang w:val="fr_FR" w:bidi="fr_FR"/>
-        </w:rPr>
-      </w:r>
-      <w:r>
-        <w:rPr>
-          <w:b/>
-          <w:lang w:val="fr_FR" w:bidi="fr_FR"/>
-        </w:rPr>
         <w:t>"mais"</w:t>
       </w:r>
     </w:p>
@@ -7229,21 +6316,6 @@
           <w:b/>
           <w:lang w:val="fr_FR" w:bidi="fr_FR"/>
         </w:rPr>
-        <w:t>τοῖς δὲ μεμιαμμένοις καὶ ἀπίστοις, οὐδὲν καθαρόν</w:t>
-      </w:r>
-    </w:p>
-    <w:p>
-      <w:pPr/>
-      <w:r>
-        <w:rPr>
-          <w:lang w:val="fr_FR" w:bidi="fr_FR"/>
-        </w:rPr>
-      </w:r>
-      <w:r>
-        <w:rPr>
-          <w:b/>
-          <w:lang w:val="fr_FR" w:bidi="fr_FR"/>
-        </w:rPr>
         <w:t>"</w:t>
       </w:r>
       <w:r>
@@ -7341,21 +6413,6 @@
           <w:b/>
           <w:lang w:val="fr_FR" w:bidi="fr_FR"/>
         </w:rPr>
-        <w:t>δὲ</w:t>
-      </w:r>
-    </w:p>
-    <w:p>
-      <w:pPr/>
-      <w:r>
-        <w:rPr>
-          <w:lang w:val="fr_FR" w:bidi="fr_FR"/>
-        </w:rPr>
-      </w:r>
-      <w:r>
-        <w:rPr>
-          <w:b/>
-          <w:lang w:val="fr_FR" w:bidi="fr_FR"/>
-        </w:rPr>
         <w:t>"mais"</w:t>
       </w:r>
     </w:p>
@@ -7452,21 +6509,6 @@
           <w:b/>
           <w:lang w:val="fr_FR" w:bidi="fr_FR"/>
         </w:rPr>
-        <w:t>τοῖς &amp; ἔργοις ἀρνοῦνται</w:t>
-      </w:r>
-    </w:p>
-    <w:p>
-      <w:pPr/>
-      <w:r>
-        <w:rPr>
-          <w:lang w:val="fr_FR" w:bidi="fr_FR"/>
-        </w:rPr>
-      </w:r>
-      <w:r>
-        <w:rPr>
-          <w:b/>
-          <w:lang w:val="fr_FR" w:bidi="fr_FR"/>
-        </w:rPr>
         <w:t>"</w:t>
       </w:r>
       <w:r>
@@ -7544,21 +6586,6 @@
           <w:b/>
           <w:lang w:val="fr_FR" w:bidi="fr_FR"/>
         </w:rPr>
-        <w:t>σὺ δὲ</w:t>
-      </w:r>
-    </w:p>
-    <w:p>
-      <w:pPr/>
-      <w:r>
-        <w:rPr>
-          <w:lang w:val="fr_FR" w:bidi="fr_FR"/>
-        </w:rPr>
-      </w:r>
-      <w:r>
-        <w:rPr>
-          <w:b/>
-          <w:lang w:val="fr_FR" w:bidi="fr_FR"/>
-        </w:rPr>
         <w:t>"</w:t>
       </w:r>
       <w:r>
@@ -7669,21 +6696,6 @@
           <w:b/>
           <w:lang w:val="fr_FR" w:bidi="fr_FR"/>
         </w:rPr>
-        <w:t>τῇ ὑγιαινούσῃ διδασκαλίᾳ</w:t>
-      </w:r>
-    </w:p>
-    <w:p>
-      <w:pPr/>
-      <w:r>
-        <w:rPr>
-          <w:lang w:val="fr_FR" w:bidi="fr_FR"/>
-        </w:rPr>
-      </w:r>
-      <w:r>
-        <w:rPr>
-          <w:b/>
-          <w:lang w:val="fr_FR" w:bidi="fr_FR"/>
-        </w:rPr>
         <w:t>"saine doctrine"</w:t>
       </w:r>
     </w:p>
@@ -7780,21 +6792,6 @@
           <w:b/>
           <w:lang w:val="fr_FR" w:bidi="fr_FR"/>
         </w:rPr>
-        <w:t>πρεσβύτας &amp; εἶναι</w:t>
-      </w:r>
-    </w:p>
-    <w:p>
-      <w:pPr/>
-      <w:r>
-        <w:rPr>
-          <w:lang w:val="fr_FR" w:bidi="fr_FR"/>
-        </w:rPr>
-      </w:r>
-      <w:r>
-        <w:rPr>
-          <w:b/>
-          <w:lang w:val="fr_FR" w:bidi="fr_FR"/>
-        </w:rPr>
         <w:t>"</w:t>
       </w:r>
       <w:r>
@@ -7885,21 +6882,6 @@
           <w:b/>
           <w:lang w:val="fr_FR" w:bidi="fr_FR"/>
         </w:rPr>
-        <w:t>νηφαλίους &amp; σεμνούς, σώφρονας</w:t>
-      </w:r>
-    </w:p>
-    <w:p>
-      <w:pPr/>
-      <w:r>
-        <w:rPr>
-          <w:lang w:val="fr_FR" w:bidi="fr_FR"/>
-        </w:rPr>
-      </w:r>
-      <w:r>
-        <w:rPr>
-          <w:b/>
-          <w:lang w:val="fr_FR" w:bidi="fr_FR"/>
-        </w:rPr>
         <w:t>"</w:t>
       </w:r>
       <w:r>
@@ -7997,21 +6979,6 @@
           <w:b/>
           <w:lang w:val="fr_FR" w:bidi="fr_FR"/>
         </w:rPr>
-        <w:t>νηφαλίους</w:t>
-      </w:r>
-    </w:p>
-    <w:p>
-      <w:pPr/>
-      <w:r>
-        <w:rPr>
-          <w:lang w:val="fr_FR" w:bidi="fr_FR"/>
-        </w:rPr>
-      </w:r>
-      <w:r>
-        <w:rPr>
-          <w:b/>
-          <w:lang w:val="fr_FR" w:bidi="fr_FR"/>
-        </w:rPr>
         <w:t>"</w:t>
       </w:r>
       <w:r>
@@ -8101,21 +7068,6 @@
           <w:b/>
           <w:lang w:val="fr_FR" w:bidi="fr_FR"/>
         </w:rPr>
-        <w:t>σώφρονας</w:t>
-      </w:r>
-    </w:p>
-    <w:p>
-      <w:pPr/>
-      <w:r>
-        <w:rPr>
-          <w:lang w:val="fr_FR" w:bidi="fr_FR"/>
-        </w:rPr>
-      </w:r>
-      <w:r>
-        <w:rPr>
-          <w:b/>
-          <w:lang w:val="fr_FR" w:bidi="fr_FR"/>
-        </w:rPr>
         <w:t>"modérés"</w:t>
       </w:r>
     </w:p>
@@ -8179,21 +7131,6 @@
           <w:b/>
           <w:lang w:val="fr_FR" w:bidi="fr_FR"/>
         </w:rPr>
-        <w:t>ὑγιαίνοντας τῇ πίστει τῇ ἀγάπῃ, τῇ ὑπομονῇ</w:t>
-      </w:r>
-    </w:p>
-    <w:p>
-      <w:pPr/>
-      <w:r>
-        <w:rPr>
-          <w:lang w:val="fr_FR" w:bidi="fr_FR"/>
-        </w:rPr>
-      </w:r>
-      <w:r>
-        <w:rPr>
-          <w:b/>
-          <w:lang w:val="fr_FR" w:bidi="fr_FR"/>
-        </w:rPr>
         <w:t>"</w:t>
       </w:r>
       <w:r>
@@ -8349,21 +7286,6 @@
           <w:b/>
           <w:lang w:val="fr_FR" w:bidi="fr_FR"/>
         </w:rPr>
-        <w:t>ὑγιαίνοντας τῇ πίστει</w:t>
-      </w:r>
-    </w:p>
-    <w:p>
-      <w:pPr/>
-      <w:r>
-        <w:rPr>
-          <w:lang w:val="fr_FR" w:bidi="fr_FR"/>
-        </w:rPr>
-      </w:r>
-      <w:r>
-        <w:rPr>
-          <w:b/>
-          <w:lang w:val="fr_FR" w:bidi="fr_FR"/>
-        </w:rPr>
         <w:t>"</w:t>
       </w:r>
       <w:r>
@@ -8467,21 +7389,6 @@
           <w:b/>
           <w:lang w:val="fr_FR" w:bidi="fr_FR"/>
         </w:rPr>
-        <w:t>τῇ ἀγάπῃ</w:t>
-      </w:r>
-    </w:p>
-    <w:p>
-      <w:pPr/>
-      <w:r>
-        <w:rPr>
-          <w:lang w:val="fr_FR" w:bidi="fr_FR"/>
-        </w:rPr>
-      </w:r>
-      <w:r>
-        <w:rPr>
-          <w:b/>
-          <w:lang w:val="fr_FR" w:bidi="fr_FR"/>
-        </w:rPr>
         <w:t>"</w:t>
       </w:r>
       <w:r>
@@ -8592,21 +7499,6 @@
           <w:b/>
           <w:lang w:val="fr_FR" w:bidi="fr_FR"/>
         </w:rPr>
-        <w:t>τῇ ὑπομονῇ</w:t>
-      </w:r>
-    </w:p>
-    <w:p>
-      <w:pPr/>
-      <w:r>
-        <w:rPr>
-          <w:lang w:val="fr_FR" w:bidi="fr_FR"/>
-        </w:rPr>
-      </w:r>
-      <w:r>
-        <w:rPr>
-          <w:b/>
-          <w:lang w:val="fr_FR" w:bidi="fr_FR"/>
-        </w:rPr>
         <w:t>"l</w:t>
       </w:r>
       <w:r>
@@ -8717,21 +7609,6 @@
           <w:b/>
           <w:lang w:val="fr_FR" w:bidi="fr_FR"/>
         </w:rPr>
-        <w:t>πρεσβύτιδας ὡσαύτως</w:t>
-      </w:r>
-    </w:p>
-    <w:p>
-      <w:pPr/>
-      <w:r>
-        <w:rPr>
-          <w:lang w:val="fr_FR" w:bidi="fr_FR"/>
-        </w:rPr>
-      </w:r>
-      <w:r>
-        <w:rPr>
-          <w:b/>
-          <w:lang w:val="fr_FR" w:bidi="fr_FR"/>
-        </w:rPr>
         <w:t>"</w:t>
       </w:r>
       <w:r>
@@ -8829,21 +7706,6 @@
           <w:b/>
           <w:lang w:val="fr_FR" w:bidi="fr_FR"/>
         </w:rPr>
-        <w:t>οἴνῳ πολλῷ δεδουλωμένας</w:t>
-      </w:r>
-    </w:p>
-    <w:p>
-      <w:pPr/>
-      <w:r>
-        <w:rPr>
-          <w:lang w:val="fr_FR" w:bidi="fr_FR"/>
-        </w:rPr>
-      </w:r>
-      <w:r>
-        <w:rPr>
-          <w:b/>
-          <w:lang w:val="fr_FR" w:bidi="fr_FR"/>
-        </w:rPr>
         <w:t>"</w:t>
       </w:r>
       <w:r>
@@ -8941,21 +7803,6 @@
           <w:b/>
           <w:lang w:val="fr_FR" w:bidi="fr_FR"/>
         </w:rPr>
-        <w:t>οἴνῳ πολλῷ δεδουλωμένας</w:t>
-      </w:r>
-    </w:p>
-    <w:p>
-      <w:pPr/>
-      <w:r>
-        <w:rPr>
-          <w:lang w:val="fr_FR" w:bidi="fr_FR"/>
-        </w:rPr>
-      </w:r>
-      <w:r>
-        <w:rPr>
-          <w:b/>
-          <w:lang w:val="fr_FR" w:bidi="fr_FR"/>
-        </w:rPr>
         <w:t>"</w:t>
       </w:r>
       <w:r>
@@ -9053,21 +7900,6 @@
           <w:b/>
           <w:lang w:val="fr_FR" w:bidi="fr_FR"/>
         </w:rPr>
-        <w:t>καλοδιδασκάλους</w:t>
-      </w:r>
-    </w:p>
-    <w:p>
-      <w:pPr/>
-      <w:r>
-        <w:rPr>
-          <w:lang w:val="fr_FR" w:bidi="fr_FR"/>
-        </w:rPr>
-      </w:r>
-      <w:r>
-        <w:rPr>
-          <w:b/>
-          <w:lang w:val="fr_FR" w:bidi="fr_FR"/>
-        </w:rPr>
         <w:t>"</w:t>
       </w:r>
       <w:r>
@@ -9165,21 +7997,6 @@
           <w:b/>
           <w:lang w:val="fr_FR" w:bidi="fr_FR"/>
         </w:rPr>
-        <w:t>ἵνα</w:t>
-      </w:r>
-    </w:p>
-    <w:p>
-      <w:pPr/>
-      <w:r>
-        <w:rPr>
-          <w:lang w:val="fr_FR" w:bidi="fr_FR"/>
-        </w:rPr>
-      </w:r>
-      <w:r>
-        <w:rPr>
-          <w:b/>
-          <w:lang w:val="fr_FR" w:bidi="fr_FR"/>
-        </w:rPr>
         <w:t>"</w:t>
       </w:r>
       <w:r>
@@ -9290,21 +8107,6 @@
           <w:b/>
           <w:lang w:val="fr_FR" w:bidi="fr_FR"/>
         </w:rPr>
-        <w:t>φιλάνδρους</w:t>
-      </w:r>
-    </w:p>
-    <w:p>
-      <w:pPr/>
-      <w:r>
-        <w:rPr>
-          <w:lang w:val="fr_FR" w:bidi="fr_FR"/>
-        </w:rPr>
-      </w:r>
-      <w:r>
-        <w:rPr>
-          <w:b/>
-          <w:lang w:val="fr_FR" w:bidi="fr_FR"/>
-        </w:rPr>
         <w:t>"</w:t>
       </w:r>
       <w:r>
@@ -9382,21 +8184,6 @@
           <w:b/>
           <w:lang w:val="fr_FR" w:bidi="fr_FR"/>
         </w:rPr>
-        <w:t>φιλοτέκνους</w:t>
-      </w:r>
-    </w:p>
-    <w:p>
-      <w:pPr/>
-      <w:r>
-        <w:rPr>
-          <w:lang w:val="fr_FR" w:bidi="fr_FR"/>
-        </w:rPr>
-      </w:r>
-      <w:r>
-        <w:rPr>
-          <w:b/>
-          <w:lang w:val="fr_FR" w:bidi="fr_FR"/>
-        </w:rPr>
         <w:t>"</w:t>
       </w:r>
       <w:r>
@@ -9474,21 +8261,6 @@
           <w:b/>
           <w:lang w:val="fr_FR" w:bidi="fr_FR"/>
         </w:rPr>
-        <w:t>ὑποτασσομένας τοῖς ἰδίοις ἀνδράσιν</w:t>
-      </w:r>
-    </w:p>
-    <w:p>
-      <w:pPr/>
-      <w:r>
-        <w:rPr>
-          <w:lang w:val="fr_FR" w:bidi="fr_FR"/>
-        </w:rPr>
-      </w:r>
-      <w:r>
-        <w:rPr>
-          <w:b/>
-          <w:lang w:val="fr_FR" w:bidi="fr_FR"/>
-        </w:rPr>
         <w:t>"</w:t>
       </w:r>
       <w:r>
@@ -9566,21 +8338,6 @@
           <w:b/>
           <w:lang w:val="fr_FR" w:bidi="fr_FR"/>
         </w:rPr>
-        <w:t>ἵνα</w:t>
-      </w:r>
-    </w:p>
-    <w:p>
-      <w:pPr/>
-      <w:r>
-        <w:rPr>
-          <w:lang w:val="fr_FR" w:bidi="fr_FR"/>
-        </w:rPr>
-      </w:r>
-      <w:r>
-        <w:rPr>
-          <w:b/>
-          <w:lang w:val="fr_FR" w:bidi="fr_FR"/>
-        </w:rPr>
         <w:t>"afin que"</w:t>
       </w:r>
     </w:p>
@@ -9677,21 +8434,6 @@
           <w:b/>
           <w:lang w:val="fr_FR" w:bidi="fr_FR"/>
         </w:rPr>
-        <w:t>ἵνα μὴ ὁ λόγος τοῦ Θεοῦ βλασφημῆται</w:t>
-      </w:r>
-    </w:p>
-    <w:p>
-      <w:pPr/>
-      <w:r>
-        <w:rPr>
-          <w:lang w:val="fr_FR" w:bidi="fr_FR"/>
-        </w:rPr>
-      </w:r>
-      <w:r>
-        <w:rPr>
-          <w:b/>
-          <w:lang w:val="fr_FR" w:bidi="fr_FR"/>
-        </w:rPr>
         <w:t>"</w:t>
       </w:r>
       <w:r>
@@ -9789,21 +8531,6 @@
           <w:b/>
           <w:lang w:val="fr_FR" w:bidi="fr_FR"/>
         </w:rPr>
-        <w:t>ὁ λόγος τοῦ Θεοῦ</w:t>
-      </w:r>
-    </w:p>
-    <w:p>
-      <w:pPr/>
-      <w:r>
-        <w:rPr>
-          <w:lang w:val="fr_FR" w:bidi="fr_FR"/>
-        </w:rPr>
-      </w:r>
-      <w:r>
-        <w:rPr>
-          <w:b/>
-          <w:lang w:val="fr_FR" w:bidi="fr_FR"/>
-        </w:rPr>
         <w:t>"la parole de Dieu"</w:t>
       </w:r>
     </w:p>
@@ -9900,21 +8627,6 @@
           <w:b/>
           <w:lang w:val="fr_FR" w:bidi="fr_FR"/>
         </w:rPr>
-        <w:t>ὡσαύτως</w:t>
-      </w:r>
-    </w:p>
-    <w:p>
-      <w:pPr/>
-      <w:r>
-        <w:rPr>
-          <w:lang w:val="fr_FR" w:bidi="fr_FR"/>
-        </w:rPr>
-      </w:r>
-      <w:r>
-        <w:rPr>
-          <w:b/>
-          <w:lang w:val="fr_FR" w:bidi="fr_FR"/>
-        </w:rPr>
         <w:t>"</w:t>
       </w:r>
       <w:r>
@@ -9992,21 +8704,6 @@
           <w:b/>
           <w:lang w:val="fr_FR" w:bidi="fr_FR"/>
         </w:rPr>
-        <w:t>περὶ πάντα</w:t>
-      </w:r>
-    </w:p>
-    <w:p>
-      <w:pPr/>
-      <w:r>
-        <w:rPr>
-          <w:lang w:val="fr_FR" w:bidi="fr_FR"/>
-        </w:rPr>
-      </w:r>
-      <w:r>
-        <w:rPr>
-          <w:b/>
-          <w:lang w:val="fr_FR" w:bidi="fr_FR"/>
-        </w:rPr>
         <w:t>"</w:t>
       </w:r>
       <w:r>
@@ -10084,21 +8781,6 @@
           <w:b/>
           <w:lang w:val="fr_FR" w:bidi="fr_FR"/>
         </w:rPr>
-        <w:t>σεαυτὸν παρεχόμενος</w:t>
-      </w:r>
-    </w:p>
-    <w:p>
-      <w:pPr/>
-      <w:r>
-        <w:rPr>
-          <w:lang w:val="fr_FR" w:bidi="fr_FR"/>
-        </w:rPr>
-      </w:r>
-      <w:r>
-        <w:rPr>
-          <w:b/>
-          <w:lang w:val="fr_FR" w:bidi="fr_FR"/>
-        </w:rPr>
         <w:t xml:space="preserve">"te </w:t>
       </w:r>
       <w:r>
@@ -10169,21 +8851,6 @@
           <w:b/>
           <w:lang w:val="fr_FR" w:bidi="fr_FR"/>
         </w:rPr>
-        <w:t>τύπον καλῶν ἔργων</w:t>
-      </w:r>
-    </w:p>
-    <w:p>
-      <w:pPr/>
-      <w:r>
-        <w:rPr>
-          <w:lang w:val="fr_FR" w:bidi="fr_FR"/>
-        </w:rPr>
-      </w:r>
-      <w:r>
-        <w:rPr>
-          <w:b/>
-          <w:lang w:val="fr_FR" w:bidi="fr_FR"/>
-        </w:rPr>
         <w:t>"</w:t>
       </w:r>
       <w:r>
@@ -10261,21 +8928,6 @@
           <w:b/>
           <w:lang w:val="fr_FR" w:bidi="fr_FR"/>
         </w:rPr>
-        <w:t>ἐν τῇ διδασκαλίᾳ ἀφθορίαν, σεμνότητα</w:t>
-      </w:r>
-    </w:p>
-    <w:p>
-      <w:pPr/>
-      <w:r>
-        <w:rPr>
-          <w:lang w:val="fr_FR" w:bidi="fr_FR"/>
-        </w:rPr>
-      </w:r>
-      <w:r>
-        <w:rPr>
-          <w:b/>
-          <w:lang w:val="fr_FR" w:bidi="fr_FR"/>
-        </w:rPr>
         <w:t>"</w:t>
       </w:r>
       <w:r>
@@ -10373,21 +9025,6 @@
           <w:b/>
           <w:lang w:val="fr_FR" w:bidi="fr_FR"/>
         </w:rPr>
-        <w:t>ἐν τῇ διδασκαλίᾳ ἀφθορίαν, σεμνότητα</w:t>
-      </w:r>
-    </w:p>
-    <w:p>
-      <w:pPr/>
-      <w:r>
-        <w:rPr>
-          <w:lang w:val="fr_FR" w:bidi="fr_FR"/>
-        </w:rPr>
-      </w:r>
-      <w:r>
-        <w:rPr>
-          <w:b/>
-          <w:lang w:val="fr_FR" w:bidi="fr_FR"/>
-        </w:rPr>
         <w:t>"</w:t>
       </w:r>
       <w:r>
@@ -10504,21 +9141,6 @@
           <w:b/>
           <w:lang w:val="fr_FR" w:bidi="fr_FR"/>
         </w:rPr>
-        <w:t>ἀφθορίαν</w:t>
-      </w:r>
-    </w:p>
-    <w:p>
-      <w:pPr/>
-      <w:r>
-        <w:rPr>
-          <w:lang w:val="fr_FR" w:bidi="fr_FR"/>
-        </w:rPr>
-      </w:r>
-      <w:r>
-        <w:rPr>
-          <w:b/>
-          <w:lang w:val="fr_FR" w:bidi="fr_FR"/>
-        </w:rPr>
         <w:t>"</w:t>
       </w:r>
       <w:r>
@@ -10616,21 +9238,6 @@
           <w:b/>
           <w:lang w:val="fr_FR" w:bidi="fr_FR"/>
         </w:rPr>
-        <w:t>ὑγιῆ</w:t>
-      </w:r>
-    </w:p>
-    <w:p>
-      <w:pPr/>
-      <w:r>
-        <w:rPr>
-          <w:lang w:val="fr_FR" w:bidi="fr_FR"/>
-        </w:rPr>
-      </w:r>
-      <w:r>
-        <w:rPr>
-          <w:b/>
-          <w:lang w:val="fr_FR" w:bidi="fr_FR"/>
-        </w:rPr>
         <w:t>"</w:t>
       </w:r>
       <w:r>
@@ -10754,21 +9361,6 @@
           <w:b/>
           <w:lang w:val="fr_FR" w:bidi="fr_FR"/>
         </w:rPr>
-        <w:t>ἵνα</w:t>
-      </w:r>
-    </w:p>
-    <w:p>
-      <w:pPr/>
-      <w:r>
-        <w:rPr>
-          <w:lang w:val="fr_FR" w:bidi="fr_FR"/>
-        </w:rPr>
-      </w:r>
-      <w:r>
-        <w:rPr>
-          <w:b/>
-          <w:lang w:val="fr_FR" w:bidi="fr_FR"/>
-        </w:rPr>
         <w:t>"afin que"</w:t>
       </w:r>
     </w:p>
@@ -10865,21 +9457,6 @@
           <w:b/>
           <w:lang w:val="fr_FR" w:bidi="fr_FR"/>
         </w:rPr>
-        <w:t>ἵνα ὁ ἐξ ἐναντίας ἐντραπῇ</w:t>
-      </w:r>
-    </w:p>
-    <w:p>
-      <w:pPr/>
-      <w:r>
-        <w:rPr>
-          <w:lang w:val="fr_FR" w:bidi="fr_FR"/>
-        </w:rPr>
-      </w:r>
-      <w:r>
-        <w:rPr>
-          <w:b/>
-          <w:lang w:val="fr_FR" w:bidi="fr_FR"/>
-        </w:rPr>
         <w:t>"</w:t>
       </w:r>
       <w:r>
@@ -10977,21 +9554,6 @@
           <w:b/>
           <w:lang w:val="fr_FR" w:bidi="fr_FR"/>
         </w:rPr>
-        <w:t>ἡμῶν</w:t>
-      </w:r>
-    </w:p>
-    <w:p>
-      <w:pPr/>
-      <w:r>
-        <w:rPr>
-          <w:lang w:val="fr_FR" w:bidi="fr_FR"/>
-        </w:rPr>
-      </w:r>
-      <w:r>
-        <w:rPr>
-          <w:b/>
-          <w:lang w:val="fr_FR" w:bidi="fr_FR"/>
-        </w:rPr>
         <w:t>"nous"</w:t>
       </w:r>
     </w:p>
@@ -11088,21 +9650,6 @@
           <w:b/>
           <w:lang w:val="fr_FR" w:bidi="fr_FR"/>
         </w:rPr>
-        <w:t>δούλους ἰδίοις δεσπόταις ὑποτάσσεσθαι</w:t>
-      </w:r>
-    </w:p>
-    <w:p>
-      <w:pPr/>
-      <w:r>
-        <w:rPr>
-          <w:lang w:val="fr_FR" w:bidi="fr_FR"/>
-        </w:rPr>
-      </w:r>
-      <w:r>
-        <w:rPr>
-          <w:b/>
-          <w:lang w:val="fr_FR" w:bidi="fr_FR"/>
-        </w:rPr>
         <w:t>"</w:t>
       </w:r>
       <w:r>
@@ -11200,21 +9747,6 @@
           <w:b/>
           <w:lang w:val="fr_FR" w:bidi="fr_FR"/>
         </w:rPr>
-        <w:t>ἐν πᾶσιν</w:t>
-      </w:r>
-    </w:p>
-    <w:p>
-      <w:pPr/>
-      <w:r>
-        <w:rPr>
-          <w:lang w:val="fr_FR" w:bidi="fr_FR"/>
-        </w:rPr>
-      </w:r>
-      <w:r>
-        <w:rPr>
-          <w:b/>
-          <w:lang w:val="fr_FR" w:bidi="fr_FR"/>
-        </w:rPr>
         <w:t>"</w:t>
       </w:r>
       <w:r>
@@ -11292,21 +9824,6 @@
           <w:b/>
           <w:lang w:val="fr_FR" w:bidi="fr_FR"/>
         </w:rPr>
-        <w:t>εὐαρέστους εἶναι</w:t>
-      </w:r>
-    </w:p>
-    <w:p>
-      <w:pPr/>
-      <w:r>
-        <w:rPr>
-          <w:lang w:val="fr_FR" w:bidi="fr_FR"/>
-        </w:rPr>
-      </w:r>
-      <w:r>
-        <w:rPr>
-          <w:b/>
-          <w:lang w:val="fr_FR" w:bidi="fr_FR"/>
-        </w:rPr>
         <w:t>"</w:t>
       </w:r>
       <w:r>
@@ -11397,21 +9914,6 @@
           <w:b/>
           <w:lang w:val="fr_FR" w:bidi="fr_FR"/>
         </w:rPr>
-        <w:t>μὴ νοσφιζομένους</w:t>
-      </w:r>
-    </w:p>
-    <w:p>
-      <w:pPr/>
-      <w:r>
-        <w:rPr>
-          <w:lang w:val="fr_FR" w:bidi="fr_FR"/>
-        </w:rPr>
-      </w:r>
-      <w:r>
-        <w:rPr>
-          <w:b/>
-          <w:lang w:val="fr_FR" w:bidi="fr_FR"/>
-        </w:rPr>
         <w:t>"</w:t>
       </w:r>
       <w:r>
@@ -11509,21 +10011,6 @@
           <w:b/>
           <w:lang w:val="fr_FR" w:bidi="fr_FR"/>
         </w:rPr>
-        <w:t>ἀλλὰ</w:t>
-      </w:r>
-    </w:p>
-    <w:p>
-      <w:pPr/>
-      <w:r>
-        <w:rPr>
-          <w:lang w:val="fr_FR" w:bidi="fr_FR"/>
-        </w:rPr>
-      </w:r>
-      <w:r>
-        <w:rPr>
-          <w:b/>
-          <w:lang w:val="fr_FR" w:bidi="fr_FR"/>
-        </w:rPr>
         <w:t>"mais"</w:t>
       </w:r>
     </w:p>
@@ -11632,21 +10119,6 @@
           <w:b/>
           <w:lang w:val="fr_FR" w:bidi="fr_FR"/>
         </w:rPr>
-        <w:t>πᾶσαν πίστιν ἐνδεικνυμένους ἀγαθήν</w:t>
-      </w:r>
-    </w:p>
-    <w:p>
-      <w:pPr/>
-      <w:r>
-        <w:rPr>
-          <w:lang w:val="fr_FR" w:bidi="fr_FR"/>
-        </w:rPr>
-      </w:r>
-      <w:r>
-        <w:rPr>
-          <w:b/>
-          <w:lang w:val="fr_FR" w:bidi="fr_FR"/>
-        </w:rPr>
         <w:t>"</w:t>
       </w:r>
       <w:r>
@@ -11724,21 +10196,6 @@
           <w:b/>
           <w:lang w:val="fr_FR" w:bidi="fr_FR"/>
         </w:rPr>
-        <w:t>ἵνα</w:t>
-      </w:r>
-    </w:p>
-    <w:p>
-      <w:pPr/>
-      <w:r>
-        <w:rPr>
-          <w:lang w:val="fr_FR" w:bidi="fr_FR"/>
-        </w:rPr>
-      </w:r>
-      <w:r>
-        <w:rPr>
-          <w:b/>
-          <w:lang w:val="fr_FR" w:bidi="fr_FR"/>
-        </w:rPr>
         <w:t>"afin"</w:t>
       </w:r>
     </w:p>
@@ -11835,21 +10292,6 @@
           <w:b/>
           <w:lang w:val="fr_FR" w:bidi="fr_FR"/>
         </w:rPr>
-        <w:t>ἐν πᾶσιν</w:t>
-      </w:r>
-    </w:p>
-    <w:p>
-      <w:pPr/>
-      <w:r>
-        <w:rPr>
-          <w:lang w:val="fr_FR" w:bidi="fr_FR"/>
-        </w:rPr>
-      </w:r>
-      <w:r>
-        <w:rPr>
-          <w:b/>
-          <w:lang w:val="fr_FR" w:bidi="fr_FR"/>
-        </w:rPr>
         <w:t>"</w:t>
       </w:r>
       <w:r>
@@ -11927,21 +10369,6 @@
           <w:b/>
           <w:lang w:val="fr_FR" w:bidi="fr_FR"/>
         </w:rPr>
-        <w:t>τὴν διδασκαλίαν τὴν τοῦ Σωτῆρος ἡμῶν, Θεοῦ, κοσμῶσιν</w:t>
-      </w:r>
-    </w:p>
-    <w:p>
-      <w:pPr/>
-      <w:r>
-        <w:rPr>
-          <w:lang w:val="fr_FR" w:bidi="fr_FR"/>
-        </w:rPr>
-      </w:r>
-      <w:r>
-        <w:rPr>
-          <w:b/>
-          <w:lang w:val="fr_FR" w:bidi="fr_FR"/>
-        </w:rPr>
         <w:t>"</w:t>
       </w:r>
       <w:r>
@@ -12019,21 +10446,6 @@
           <w:b/>
           <w:lang w:val="fr_FR" w:bidi="fr_FR"/>
         </w:rPr>
-        <w:t>ἡμῶν</w:t>
-      </w:r>
-    </w:p>
-    <w:p>
-      <w:pPr/>
-      <w:r>
-        <w:rPr>
-          <w:lang w:val="fr_FR" w:bidi="fr_FR"/>
-        </w:rPr>
-      </w:r>
-      <w:r>
-        <w:rPr>
-          <w:b/>
-          <w:lang w:val="fr_FR" w:bidi="fr_FR"/>
-        </w:rPr>
         <w:t>"notre"</w:t>
       </w:r>
     </w:p>
@@ -12136,21 +10548,6 @@
           <w:b/>
           <w:lang w:val="fr_FR" w:bidi="fr_FR"/>
         </w:rPr>
-        <w:t>γὰρ</w:t>
-      </w:r>
-    </w:p>
-    <w:p>
-      <w:pPr/>
-      <w:r>
-        <w:rPr>
-          <w:lang w:val="fr_FR" w:bidi="fr_FR"/>
-        </w:rPr>
-      </w:r>
-      <w:r>
-        <w:rPr>
-          <w:b/>
-          <w:lang w:val="fr_FR" w:bidi="fr_FR"/>
-        </w:rPr>
         <w:t>"Car"</w:t>
       </w:r>
     </w:p>
@@ -12247,21 +10644,6 @@
           <w:b/>
           <w:lang w:val="fr_FR" w:bidi="fr_FR"/>
         </w:rPr>
-        <w:t>ἐπεφάνη &amp; ἡ χάρις τοῦ Θεοῦ</w:t>
-      </w:r>
-    </w:p>
-    <w:p>
-      <w:pPr/>
-      <w:r>
-        <w:rPr>
-          <w:lang w:val="fr_FR" w:bidi="fr_FR"/>
-        </w:rPr>
-      </w:r>
-      <w:r>
-        <w:rPr>
-          <w:b/>
-          <w:lang w:val="fr_FR" w:bidi="fr_FR"/>
-        </w:rPr>
         <w:t>"</w:t>
       </w:r>
       <w:r>
@@ -12372,21 +10754,6 @@
           <w:b/>
           <w:lang w:val="fr_FR" w:bidi="fr_FR"/>
         </w:rPr>
-        <w:t>ἐπεφάνη γὰρ ἡ χάρις τοῦ Θεοῦ σωτήριος πᾶσιν ἀνθρώποις</w:t>
-      </w:r>
-    </w:p>
-    <w:p>
-      <w:pPr/>
-      <w:r>
-        <w:rPr>
-          <w:lang w:val="fr_FR" w:bidi="fr_FR"/>
-        </w:rPr>
-      </w:r>
-      <w:r>
-        <w:rPr>
-          <w:b/>
-          <w:lang w:val="fr_FR" w:bidi="fr_FR"/>
-        </w:rPr>
         <w:t>"</w:t>
       </w:r>
       <w:r>
@@ -12490,21 +10857,6 @@
           <w:b/>
           <w:lang w:val="fr_FR" w:bidi="fr_FR"/>
         </w:rPr>
-        <w:t>σωτήριος πᾶσιν ἀνθρώποις</w:t>
-      </w:r>
-    </w:p>
-    <w:p>
-      <w:pPr/>
-      <w:r>
-        <w:rPr>
-          <w:lang w:val="fr_FR" w:bidi="fr_FR"/>
-        </w:rPr>
-      </w:r>
-      <w:r>
-        <w:rPr>
-          <w:b/>
-          <w:lang w:val="fr_FR" w:bidi="fr_FR"/>
-        </w:rPr>
         <w:t>"</w:t>
       </w:r>
       <w:r>
@@ -12615,21 +10967,6 @@
           <w:b/>
           <w:lang w:val="fr_FR" w:bidi="fr_FR"/>
         </w:rPr>
-        <w:t>πᾶσιν ἀνθρώποις</w:t>
-      </w:r>
-    </w:p>
-    <w:p>
-      <w:pPr/>
-      <w:r>
-        <w:rPr>
-          <w:lang w:val="fr_FR" w:bidi="fr_FR"/>
-        </w:rPr>
-      </w:r>
-      <w:r>
-        <w:rPr>
-          <w:b/>
-          <w:lang w:val="fr_FR" w:bidi="fr_FR"/>
-        </w:rPr>
         <w:t>"</w:t>
       </w:r>
       <w:r>
@@ -12733,21 +11070,6 @@
           <w:b/>
           <w:lang w:val="fr_FR" w:bidi="fr_FR"/>
         </w:rPr>
-        <w:t>παιδεύουσα ἡμᾶς</w:t>
-      </w:r>
-    </w:p>
-    <w:p>
-      <w:pPr/>
-      <w:r>
-        <w:rPr>
-          <w:lang w:val="fr_FR" w:bidi="fr_FR"/>
-        </w:rPr>
-      </w:r>
-      <w:r>
-        <w:rPr>
-          <w:b/>
-          <w:lang w:val="fr_FR" w:bidi="fr_FR"/>
-        </w:rPr>
         <w:t>"</w:t>
       </w:r>
       <w:r>
@@ -12845,21 +11167,6 @@
           <w:b/>
           <w:lang w:val="fr_FR" w:bidi="fr_FR"/>
         </w:rPr>
-        <w:t>ἡμᾶς</w:t>
-      </w:r>
-    </w:p>
-    <w:p>
-      <w:pPr/>
-      <w:r>
-        <w:rPr>
-          <w:lang w:val="fr_FR" w:bidi="fr_FR"/>
-        </w:rPr>
-      </w:r>
-      <w:r>
-        <w:rPr>
-          <w:b/>
-          <w:lang w:val="fr_FR" w:bidi="fr_FR"/>
-        </w:rPr>
         <w:t>"nous"</w:t>
       </w:r>
     </w:p>
@@ -12956,21 +11263,6 @@
           <w:b/>
           <w:lang w:val="fr_FR" w:bidi="fr_FR"/>
         </w:rPr>
-        <w:t>τὴν ἀσέβειαν</w:t>
-      </w:r>
-    </w:p>
-    <w:p>
-      <w:pPr/>
-      <w:r>
-        <w:rPr>
-          <w:lang w:val="fr_FR" w:bidi="fr_FR"/>
-        </w:rPr>
-      </w:r>
-      <w:r>
-        <w:rPr>
-          <w:b/>
-          <w:lang w:val="fr_FR" w:bidi="fr_FR"/>
-        </w:rPr>
         <w:t>"</w:t>
       </w:r>
       <w:r>
@@ -13081,21 +11373,6 @@
           <w:b/>
           <w:lang w:val="fr_FR" w:bidi="fr_FR"/>
         </w:rPr>
-        <w:t>τὰς κοσμικὰς ἐπιθυμίας</w:t>
-      </w:r>
-    </w:p>
-    <w:p>
-      <w:pPr/>
-      <w:r>
-        <w:rPr>
-          <w:lang w:val="fr_FR" w:bidi="fr_FR"/>
-        </w:rPr>
-      </w:r>
-      <w:r>
-        <w:rPr>
-          <w:b/>
-          <w:lang w:val="fr_FR" w:bidi="fr_FR"/>
-        </w:rPr>
         <w:t>"</w:t>
       </w:r>
       <w:r>
@@ -13206,21 +11483,6 @@
           <w:b/>
           <w:lang w:val="fr_FR" w:bidi="fr_FR"/>
         </w:rPr>
-        <w:t>ἀσέβειαν &amp; εὐσεβῶς</w:t>
-      </w:r>
-    </w:p>
-    <w:p>
-      <w:pPr/>
-      <w:r>
-        <w:rPr>
-          <w:lang w:val="fr_FR" w:bidi="fr_FR"/>
-        </w:rPr>
-      </w:r>
-      <w:r>
-        <w:rPr>
-          <w:b/>
-          <w:lang w:val="fr_FR" w:bidi="fr_FR"/>
-        </w:rPr>
         <w:t>"</w:t>
       </w:r>
       <w:r>
@@ -13298,21 +11560,6 @@
           <w:b/>
           <w:lang w:val="fr_FR" w:bidi="fr_FR"/>
         </w:rPr>
-        <w:t>ἐν τῷ νῦν αἰῶνι</w:t>
-      </w:r>
-    </w:p>
-    <w:p>
-      <w:pPr/>
-      <w:r>
-        <w:rPr>
-          <w:lang w:val="fr_FR" w:bidi="fr_FR"/>
-        </w:rPr>
-      </w:r>
-      <w:r>
-        <w:rPr>
-          <w:b/>
-          <w:lang w:val="fr_FR" w:bidi="fr_FR"/>
-        </w:rPr>
         <w:t>"</w:t>
       </w:r>
       <w:r>
@@ -13383,21 +11630,6 @@
           <w:b/>
           <w:lang w:val="fr_FR" w:bidi="fr_FR"/>
         </w:rPr>
-        <w:t>προσδεχόμενοι</w:t>
-      </w:r>
-    </w:p>
-    <w:p>
-      <w:pPr/>
-      <w:r>
-        <w:rPr>
-          <w:lang w:val="fr_FR" w:bidi="fr_FR"/>
-        </w:rPr>
-      </w:r>
-      <w:r>
-        <w:rPr>
-          <w:b/>
-          <w:lang w:val="fr_FR" w:bidi="fr_FR"/>
-        </w:rPr>
         <w:t>"</w:t>
       </w:r>
       <w:r>
@@ -13468,21 +11700,6 @@
           <w:b/>
           <w:lang w:val="fr_FR" w:bidi="fr_FR"/>
         </w:rPr>
-        <w:t>τὴν μακαρίαν ἐλπίδα, καὶ ἐπιφάνειαν τῆς δόξης</w:t>
-      </w:r>
-    </w:p>
-    <w:p>
-      <w:pPr/>
-      <w:r>
-        <w:rPr>
-          <w:lang w:val="fr_FR" w:bidi="fr_FR"/>
-        </w:rPr>
-      </w:r>
-      <w:r>
-        <w:rPr>
-          <w:b/>
-          <w:lang w:val="fr_FR" w:bidi="fr_FR"/>
-        </w:rPr>
         <w:t>"</w:t>
       </w:r>
       <w:r>
@@ -13625,21 +11842,6 @@
           <w:b/>
           <w:lang w:val="fr_FR" w:bidi="fr_FR"/>
         </w:rPr>
-        <w:t>τὴν μακαρίαν ἐλπίδα, καὶ ἐπιφάνειαν τῆς δόξης</w:t>
-      </w:r>
-    </w:p>
-    <w:p>
-      <w:pPr/>
-      <w:r>
-        <w:rPr>
-          <w:lang w:val="fr_FR" w:bidi="fr_FR"/>
-        </w:rPr>
-      </w:r>
-      <w:r>
-        <w:rPr>
-          <w:b/>
-          <w:lang w:val="fr_FR" w:bidi="fr_FR"/>
-        </w:rPr>
         <w:t>"</w:t>
       </w:r>
       <w:r>
@@ -13763,21 +11965,6 @@
           <w:b/>
           <w:lang w:val="fr_FR" w:bidi="fr_FR"/>
         </w:rPr>
-        <w:t>τὴν μακαρίαν ἐλπίδα, καὶ ἐπιφάνειαν τῆς δόξης τοῦ μεγάλου Θεοῦ καὶ Σωτῆρος ἡμῶν, Ἰησοῦ Χριστοῦ</w:t>
-      </w:r>
-    </w:p>
-    <w:p>
-      <w:pPr/>
-      <w:r>
-        <w:rPr>
-          <w:lang w:val="fr_FR" w:bidi="fr_FR"/>
-        </w:rPr>
-      </w:r>
-      <w:r>
-        <w:rPr>
-          <w:b/>
-          <w:lang w:val="fr_FR" w:bidi="fr_FR"/>
-        </w:rPr>
         <w:t>"</w:t>
       </w:r>
       <w:r>
@@ -13920,21 +12107,6 @@
           <w:b/>
           <w:lang w:val="fr_FR" w:bidi="fr_FR"/>
         </w:rPr>
-        <w:t>τοῦ μεγάλου Θεοῦ καὶ Σωτῆρος ἡμῶν, Ἰησοῦ Χριστοῦ</w:t>
-      </w:r>
-    </w:p>
-    <w:p>
-      <w:pPr/>
-      <w:r>
-        <w:rPr>
-          <w:lang w:val="fr_FR" w:bidi="fr_FR"/>
-        </w:rPr>
-      </w:r>
-      <w:r>
-        <w:rPr>
-          <w:b/>
-          <w:lang w:val="fr_FR" w:bidi="fr_FR"/>
-        </w:rPr>
         <w:t>"de notre grand Dieu et Sauveur Jésus-Christ"</w:t>
       </w:r>
     </w:p>
@@ -14057,21 +12229,6 @@
           <w:b/>
           <w:lang w:val="fr_FR" w:bidi="fr_FR"/>
         </w:rPr>
-        <w:t>ὃς ἔδωκεν ἑαυτὸν ὑπὲρ ἡμῶν</w:t>
-      </w:r>
-    </w:p>
-    <w:p>
-      <w:pPr/>
-      <w:r>
-        <w:rPr>
-          <w:lang w:val="fr_FR" w:bidi="fr_FR"/>
-        </w:rPr>
-      </w:r>
-      <w:r>
-        <w:rPr>
-          <w:b/>
-          <w:lang w:val="fr_FR" w:bidi="fr_FR"/>
-        </w:rPr>
         <w:t>"</w:t>
       </w:r>
       <w:r>
@@ -14169,21 +12326,6 @@
           <w:b/>
           <w:lang w:val="fr_FR" w:bidi="fr_FR"/>
         </w:rPr>
-        <w:t>ἡμῶν</w:t>
-      </w:r>
-    </w:p>
-    <w:p>
-      <w:pPr/>
-      <w:r>
-        <w:rPr>
-          <w:lang w:val="fr_FR" w:bidi="fr_FR"/>
-        </w:rPr>
-      </w:r>
-      <w:r>
-        <w:rPr>
-          <w:b/>
-          <w:lang w:val="fr_FR" w:bidi="fr_FR"/>
-        </w:rPr>
         <w:t>"nous"</w:t>
       </w:r>
     </w:p>
@@ -14280,21 +12422,6 @@
           <w:b/>
           <w:lang w:val="fr_FR" w:bidi="fr_FR"/>
         </w:rPr>
-        <w:t>λυτρώσηται ἡμᾶς ἀπὸ πάσης ἀνομίας</w:t>
-      </w:r>
-    </w:p>
-    <w:p>
-      <w:pPr/>
-      <w:r>
-        <w:rPr>
-          <w:lang w:val="fr_FR" w:bidi="fr_FR"/>
-        </w:rPr>
-      </w:r>
-      <w:r>
-        <w:rPr>
-          <w:b/>
-          <w:lang w:val="fr_FR" w:bidi="fr_FR"/>
-        </w:rPr>
         <w:t>"</w:t>
       </w:r>
       <w:r>
@@ -14398,21 +12525,6 @@
           <w:b/>
           <w:lang w:val="fr_FR" w:bidi="fr_FR"/>
         </w:rPr>
-        <w:t>ἡμᾶς</w:t>
-      </w:r>
-    </w:p>
-    <w:p>
-      <w:pPr/>
-      <w:r>
-        <w:rPr>
-          <w:lang w:val="fr_FR" w:bidi="fr_FR"/>
-        </w:rPr>
-      </w:r>
-      <w:r>
-        <w:rPr>
-          <w:b/>
-          <w:lang w:val="fr_FR" w:bidi="fr_FR"/>
-        </w:rPr>
         <w:t>"nous"</w:t>
       </w:r>
     </w:p>
@@ -14509,21 +12621,6 @@
           <w:b/>
           <w:lang w:val="fr_FR" w:bidi="fr_FR"/>
         </w:rPr>
-        <w:t>λαὸν περιούσιον</w:t>
-      </w:r>
-    </w:p>
-    <w:p>
-      <w:pPr/>
-      <w:r>
-        <w:rPr>
-          <w:lang w:val="fr_FR" w:bidi="fr_FR"/>
-        </w:rPr>
-      </w:r>
-      <w:r>
-        <w:rPr>
-          <w:b/>
-          <w:lang w:val="fr_FR" w:bidi="fr_FR"/>
-        </w:rPr>
         <w:t>"</w:t>
       </w:r>
       <w:r>
@@ -14621,21 +12718,6 @@
           <w:b/>
           <w:lang w:val="fr_FR" w:bidi="fr_FR"/>
         </w:rPr>
-        <w:t>ζηλωτὴν καλῶν ἔργων</w:t>
-      </w:r>
-    </w:p>
-    <w:p>
-      <w:pPr/>
-      <w:r>
-        <w:rPr>
-          <w:lang w:val="fr_FR" w:bidi="fr_FR"/>
-        </w:rPr>
-      </w:r>
-      <w:r>
-        <w:rPr>
-          <w:b/>
-          <w:lang w:val="fr_FR" w:bidi="fr_FR"/>
-        </w:rPr>
         <w:t>"</w:t>
       </w:r>
       <w:r>
@@ -14713,21 +12795,6 @@
           <w:b/>
           <w:lang w:val="fr_FR" w:bidi="fr_FR"/>
         </w:rPr>
-        <w:t>ταῦτα</w:t>
-      </w:r>
-    </w:p>
-    <w:p>
-      <w:pPr/>
-      <w:r>
-        <w:rPr>
-          <w:lang w:val="fr_FR" w:bidi="fr_FR"/>
-        </w:rPr>
-      </w:r>
-      <w:r>
-        <w:rPr>
-          <w:b/>
-          <w:lang w:val="fr_FR" w:bidi="fr_FR"/>
-        </w:rPr>
         <w:t>"ces choses"</w:t>
       </w:r>
     </w:p>
@@ -14824,21 +12891,6 @@
           <w:b/>
           <w:lang w:val="fr_FR" w:bidi="fr_FR"/>
         </w:rPr>
-        <w:t>παρακάλει</w:t>
-      </w:r>
-    </w:p>
-    <w:p>
-      <w:pPr/>
-      <w:r>
-        <w:rPr>
-          <w:lang w:val="fr_FR" w:bidi="fr_FR"/>
-        </w:rPr>
-      </w:r>
-      <w:r>
-        <w:rPr>
-          <w:b/>
-          <w:lang w:val="fr_FR" w:bidi="fr_FR"/>
-        </w:rPr>
         <w:t>"</w:t>
       </w:r>
       <w:r>
@@ -14949,21 +13001,6 @@
           <w:b/>
           <w:lang w:val="fr_FR" w:bidi="fr_FR"/>
         </w:rPr>
-        <w:t>ἔλεγχε, μετὰ πάσης ἐπιταγῆς</w:t>
-      </w:r>
-    </w:p>
-    <w:p>
-      <w:pPr/>
-      <w:r>
-        <w:rPr>
-          <w:lang w:val="fr_FR" w:bidi="fr_FR"/>
-        </w:rPr>
-      </w:r>
-      <w:r>
-        <w:rPr>
-          <w:b/>
-          <w:lang w:val="fr_FR" w:bidi="fr_FR"/>
-        </w:rPr>
         <w:t>"</w:t>
       </w:r>
       <w:r>
@@ -15074,21 +13111,6 @@
           <w:b/>
           <w:lang w:val="fr_FR" w:bidi="fr_FR"/>
         </w:rPr>
-        <w:t>μετὰ πάσης ἐπιταγῆς</w:t>
-      </w:r>
-    </w:p>
-    <w:p>
-      <w:pPr/>
-      <w:r>
-        <w:rPr>
-          <w:lang w:val="fr_FR" w:bidi="fr_FR"/>
-        </w:rPr>
-      </w:r>
-      <w:r>
-        <w:rPr>
-          <w:b/>
-          <w:lang w:val="fr_FR" w:bidi="fr_FR"/>
-        </w:rPr>
         <w:t>"</w:t>
       </w:r>
       <w:r>
@@ -15199,21 +13221,6 @@
           <w:b/>
           <w:lang w:val="fr_FR" w:bidi="fr_FR"/>
         </w:rPr>
-        <w:t>μηδείς σου περιφρονείτω</w:t>
-      </w:r>
-    </w:p>
-    <w:p>
-      <w:pPr/>
-      <w:r>
-        <w:rPr>
-          <w:lang w:val="fr_FR" w:bidi="fr_FR"/>
-        </w:rPr>
-      </w:r>
-      <w:r>
-        <w:rPr>
-          <w:b/>
-          <w:lang w:val="fr_FR" w:bidi="fr_FR"/>
-        </w:rPr>
         <w:t>"</w:t>
       </w:r>
       <w:r>
@@ -15291,21 +13298,6 @@
           <w:b/>
           <w:lang w:val="fr_FR" w:bidi="fr_FR"/>
         </w:rPr>
-        <w:t>μηδείς σου περιφρονείτω</w:t>
-      </w:r>
-    </w:p>
-    <w:p>
-      <w:pPr/>
-      <w:r>
-        <w:rPr>
-          <w:lang w:val="fr_FR" w:bidi="fr_FR"/>
-        </w:rPr>
-      </w:r>
-      <w:r>
-        <w:rPr>
-          <w:b/>
-          <w:lang w:val="fr_FR" w:bidi="fr_FR"/>
-        </w:rPr>
         <w:t>"Que personne ne te méprise"</w:t>
       </w:r>
     </w:p>
@@ -15389,21 +13381,6 @@
           <w:b/>
           <w:lang w:val="fr_FR" w:bidi="fr_FR"/>
         </w:rPr>
-        <w:t>μηδείς σου περιφρονείτω</w:t>
-      </w:r>
-    </w:p>
-    <w:p>
-      <w:pPr/>
-      <w:r>
-        <w:rPr>
-          <w:lang w:val="fr_FR" w:bidi="fr_FR"/>
-        </w:rPr>
-      </w:r>
-      <w:r>
-        <w:rPr>
-          <w:b/>
-          <w:lang w:val="fr_FR" w:bidi="fr_FR"/>
-        </w:rPr>
         <w:t>"Que personne ne te méprise"</w:t>
       </w:r>
     </w:p>
@@ -15487,21 +13464,6 @@
           <w:b/>
           <w:lang w:val="fr_FR" w:bidi="fr_FR"/>
         </w:rPr>
-        <w:t>ὑπομίμνῃσκε αὐτοὺς &amp; ὑποτάσσεσθαι</w:t>
-      </w:r>
-    </w:p>
-    <w:p>
-      <w:pPr/>
-      <w:r>
-        <w:rPr>
-          <w:lang w:val="fr_FR" w:bidi="fr_FR"/>
-        </w:rPr>
-      </w:r>
-      <w:r>
-        <w:rPr>
-          <w:b/>
-          <w:lang w:val="fr_FR" w:bidi="fr_FR"/>
-        </w:rPr>
         <w:t>"</w:t>
       </w:r>
       <w:r>
@@ -15579,21 +13541,6 @@
           <w:b/>
           <w:lang w:val="fr_FR" w:bidi="fr_FR"/>
         </w:rPr>
-        <w:t>ἀρχαῖς, ἐξουσίαις, ὑποτάσσεσθαι, πειθαρχεῖν</w:t>
-      </w:r>
-    </w:p>
-    <w:p>
-      <w:pPr/>
-      <w:r>
-        <w:rPr>
-          <w:lang w:val="fr_FR" w:bidi="fr_FR"/>
-        </w:rPr>
-      </w:r>
-      <w:r>
-        <w:rPr>
-          <w:b/>
-          <w:lang w:val="fr_FR" w:bidi="fr_FR"/>
-        </w:rPr>
         <w:t>"</w:t>
       </w:r>
       <w:r>
@@ -15717,21 +13664,6 @@
           <w:b/>
           <w:lang w:val="fr_FR" w:bidi="fr_FR"/>
         </w:rPr>
-        <w:t>ἀρχαῖς, ἐξουσίαις</w:t>
-      </w:r>
-    </w:p>
-    <w:p>
-      <w:pPr/>
-      <w:r>
-        <w:rPr>
-          <w:lang w:val="fr_FR" w:bidi="fr_FR"/>
-        </w:rPr>
-      </w:r>
-      <w:r>
-        <w:rPr>
-          <w:b/>
-          <w:lang w:val="fr_FR" w:bidi="fr_FR"/>
-        </w:rPr>
         <w:t>"</w:t>
       </w:r>
       <w:r>
@@ -15848,21 +13780,6 @@
           <w:b/>
           <w:lang w:val="fr_FR" w:bidi="fr_FR"/>
         </w:rPr>
-        <w:t>πρὸς πᾶν ἔργον ἀγαθὸν ἑτοίμους εἶναι</w:t>
-      </w:r>
-    </w:p>
-    <w:p>
-      <w:pPr/>
-      <w:r>
-        <w:rPr>
-          <w:lang w:val="fr_FR" w:bidi="fr_FR"/>
-        </w:rPr>
-      </w:r>
-      <w:r>
-        <w:rPr>
-          <w:b/>
-          <w:lang w:val="fr_FR" w:bidi="fr_FR"/>
-        </w:rPr>
         <w:t>"</w:t>
       </w:r>
       <w:r>
@@ -15933,21 +13850,6 @@
           <w:b/>
           <w:lang w:val="fr_FR" w:bidi="fr_FR"/>
         </w:rPr>
-        <w:t>βλασφημεῖν</w:t>
-      </w:r>
-    </w:p>
-    <w:p>
-      <w:pPr/>
-      <w:r>
-        <w:rPr>
-          <w:lang w:val="fr_FR" w:bidi="fr_FR"/>
-        </w:rPr>
-      </w:r>
-      <w:r>
-        <w:rPr>
-          <w:b/>
-          <w:lang w:val="fr_FR" w:bidi="fr_FR"/>
-        </w:rPr>
         <w:t>"</w:t>
       </w:r>
       <w:r>
@@ -16025,21 +13927,6 @@
           <w:b/>
           <w:lang w:val="fr_FR" w:bidi="fr_FR"/>
         </w:rPr>
-        <w:t>ἀμάχους εἶναι</w:t>
-      </w:r>
-    </w:p>
-    <w:p>
-      <w:pPr/>
-      <w:r>
-        <w:rPr>
-          <w:lang w:val="fr_FR" w:bidi="fr_FR"/>
-        </w:rPr>
-      </w:r>
-      <w:r>
-        <w:rPr>
-          <w:b/>
-          <w:lang w:val="fr_FR" w:bidi="fr_FR"/>
-        </w:rPr>
         <w:t>"ê</w:t>
       </w:r>
       <w:r>
@@ -16130,21 +14017,6 @@
           <w:b/>
           <w:lang w:val="fr_FR" w:bidi="fr_FR"/>
         </w:rPr>
-        <w:t>πᾶσαν ἐνδεικνυμένους πραΰτητα</w:t>
-      </w:r>
-    </w:p>
-    <w:p>
-      <w:pPr/>
-      <w:r>
-        <w:rPr>
-          <w:lang w:val="fr_FR" w:bidi="fr_FR"/>
-        </w:rPr>
-      </w:r>
-      <w:r>
-        <w:rPr>
-          <w:b/>
-          <w:lang w:val="fr_FR" w:bidi="fr_FR"/>
-        </w:rPr>
         <w:t>"</w:t>
       </w:r>
       <w:r>
@@ -16235,21 +14107,6 @@
           <w:b/>
           <w:lang w:val="fr_FR" w:bidi="fr_FR"/>
         </w:rPr>
-        <w:t>πρὸς πάντας ἀνθρώπους</w:t>
-      </w:r>
-    </w:p>
-    <w:p>
-      <w:pPr/>
-      <w:r>
-        <w:rPr>
-          <w:lang w:val="fr_FR" w:bidi="fr_FR"/>
-        </w:rPr>
-      </w:r>
-      <w:r>
-        <w:rPr>
-          <w:b/>
-          <w:lang w:val="fr_FR" w:bidi="fr_FR"/>
-        </w:rPr>
         <w:t>"</w:t>
       </w:r>
       <w:r>
@@ -16353,21 +14210,6 @@
           <w:b/>
           <w:lang w:val="fr_FR" w:bidi="fr_FR"/>
         </w:rPr>
-        <w:t>ἦμεν γάρ ποτε καὶ ἡμεῖς</w:t>
-      </w:r>
-    </w:p>
-    <w:p>
-      <w:pPr/>
-      <w:r>
-        <w:rPr>
-          <w:lang w:val="fr_FR" w:bidi="fr_FR"/>
-        </w:rPr>
-      </w:r>
-      <w:r>
-        <w:rPr>
-          <w:b/>
-          <w:lang w:val="fr_FR" w:bidi="fr_FR"/>
-        </w:rPr>
         <w:t>"</w:t>
       </w:r>
       <w:r>
@@ -16510,21 +14352,6 @@
           <w:b/>
           <w:lang w:val="fr_FR" w:bidi="fr_FR"/>
         </w:rPr>
-        <w:t>ποτε</w:t>
-      </w:r>
-    </w:p>
-    <w:p>
-      <w:pPr/>
-      <w:r>
-        <w:rPr>
-          <w:lang w:val="fr_FR" w:bidi="fr_FR"/>
-        </w:rPr>
-      </w:r>
-      <w:r>
-        <w:rPr>
-          <w:b/>
-          <w:lang w:val="fr_FR" w:bidi="fr_FR"/>
-        </w:rPr>
         <w:t>"</w:t>
       </w:r>
       <w:r>
@@ -16595,21 +14422,6 @@
           <w:b/>
           <w:lang w:val="fr_FR" w:bidi="fr_FR"/>
         </w:rPr>
-        <w:t>ἡμεῖς</w:t>
-      </w:r>
-    </w:p>
-    <w:p>
-      <w:pPr/>
-      <w:r>
-        <w:rPr>
-          <w:lang w:val="fr_FR" w:bidi="fr_FR"/>
-        </w:rPr>
-      </w:r>
-      <w:r>
-        <w:rPr>
-          <w:b/>
-          <w:lang w:val="fr_FR" w:bidi="fr_FR"/>
-        </w:rPr>
         <w:t>"nous"</w:t>
       </w:r>
     </w:p>
@@ -16706,21 +14518,6 @@
           <w:b/>
           <w:lang w:val="fr_FR" w:bidi="fr_FR"/>
         </w:rPr>
-        <w:t>ἦμεν &amp; ἀνόητοι</w:t>
-      </w:r>
-    </w:p>
-    <w:p>
-      <w:pPr/>
-      <w:r>
-        <w:rPr>
-          <w:lang w:val="fr_FR" w:bidi="fr_FR"/>
-        </w:rPr>
-      </w:r>
-      <w:r>
-        <w:rPr>
-          <w:b/>
-          <w:lang w:val="fr_FR" w:bidi="fr_FR"/>
-        </w:rPr>
         <w:t>"</w:t>
       </w:r>
       <w:r>
@@ -16791,21 +14588,6 @@
           <w:b/>
           <w:lang w:val="fr_FR" w:bidi="fr_FR"/>
         </w:rPr>
-        <w:t>πλανώμενοι, δουλεύοντες ἐπιθυμίαις καὶ ἡδοναῖς ποικίλαις</w:t>
-      </w:r>
-    </w:p>
-    <w:p>
-      <w:pPr/>
-      <w:r>
-        <w:rPr>
-          <w:lang w:val="fr_FR" w:bidi="fr_FR"/>
-        </w:rPr>
-      </w:r>
-      <w:r>
-        <w:rPr>
-          <w:b/>
-          <w:lang w:val="fr_FR" w:bidi="fr_FR"/>
-        </w:rPr>
         <w:t>"</w:t>
       </w:r>
       <w:r>
@@ -16929,21 +14711,6 @@
           <w:b/>
           <w:lang w:val="fr_FR" w:bidi="fr_FR"/>
         </w:rPr>
-        <w:t>πλανώμενοι, δουλεύοντες ἐπιθυμίαις καὶ ἡδοναῖς ποικίλαις</w:t>
-      </w:r>
-    </w:p>
-    <w:p>
-      <w:pPr/>
-      <w:r>
-        <w:rPr>
-          <w:lang w:val="fr_FR" w:bidi="fr_FR"/>
-        </w:rPr>
-      </w:r>
-      <w:r>
-        <w:rPr>
-          <w:b/>
-          <w:lang w:val="fr_FR" w:bidi="fr_FR"/>
-        </w:rPr>
         <w:t>"</w:t>
       </w:r>
       <w:r>
@@ -17041,21 +14808,6 @@
           <w:b/>
           <w:lang w:val="fr_FR" w:bidi="fr_FR"/>
         </w:rPr>
-        <w:t>ἐπιθυμίαις καὶ ἡδοναῖς ποικίλαις</w:t>
-      </w:r>
-    </w:p>
-    <w:p>
-      <w:pPr/>
-      <w:r>
-        <w:rPr>
-          <w:lang w:val="fr_FR" w:bidi="fr_FR"/>
-        </w:rPr>
-      </w:r>
-      <w:r>
-        <w:rPr>
-          <w:b/>
-          <w:lang w:val="fr_FR" w:bidi="fr_FR"/>
-        </w:rPr>
         <w:t>"</w:t>
       </w:r>
       <w:r>
@@ -17179,21 +14931,6 @@
           <w:b/>
           <w:lang w:val="fr_FR" w:bidi="fr_FR"/>
         </w:rPr>
-        <w:t>ἐν κακίᾳ καὶ φθόνῳ διάγοντες</w:t>
-      </w:r>
-    </w:p>
-    <w:p>
-      <w:pPr/>
-      <w:r>
-        <w:rPr>
-          <w:lang w:val="fr_FR" w:bidi="fr_FR"/>
-        </w:rPr>
-      </w:r>
-      <w:r>
-        <w:rPr>
-          <w:b/>
-          <w:lang w:val="fr_FR" w:bidi="fr_FR"/>
-        </w:rPr>
         <w:t>"</w:t>
       </w:r>
       <w:r>
@@ -17362,21 +15099,6 @@
           <w:b/>
           <w:lang w:val="fr_FR" w:bidi="fr_FR"/>
         </w:rPr>
-        <w:t>στυγητοί</w:t>
-      </w:r>
-    </w:p>
-    <w:p>
-      <w:pPr/>
-      <w:r>
-        <w:rPr>
-          <w:lang w:val="fr_FR" w:bidi="fr_FR"/>
-        </w:rPr>
-      </w:r>
-      <w:r>
-        <w:rPr>
-          <w:b/>
-          <w:lang w:val="fr_FR" w:bidi="fr_FR"/>
-        </w:rPr>
         <w:t>"</w:t>
       </w:r>
       <w:r>
@@ -17447,21 +15169,6 @@
           <w:b/>
           <w:lang w:val="fr_FR" w:bidi="fr_FR"/>
         </w:rPr>
-        <w:t>δὲ</w:t>
-      </w:r>
-    </w:p>
-    <w:p>
-      <w:pPr/>
-      <w:r>
-        <w:rPr>
-          <w:lang w:val="fr_FR" w:bidi="fr_FR"/>
-        </w:rPr>
-      </w:r>
-      <w:r>
-        <w:rPr>
-          <w:b/>
-          <w:lang w:val="fr_FR" w:bidi="fr_FR"/>
-        </w:rPr>
         <w:t>"Mais"</w:t>
       </w:r>
     </w:p>
@@ -17552,21 +15259,6 @@
           <w:b/>
           <w:lang w:val="fr_FR" w:bidi="fr_FR"/>
         </w:rPr>
-        <w:t>ὅτε &amp; ἡ χρηστότης καὶ ἡ φιλανθρωπία ἐπεφάνη τοῦ Σωτῆρος ἡμῶν, Θεοῦ</w:t>
-      </w:r>
-    </w:p>
-    <w:p>
-      <w:pPr/>
-      <w:r>
-        <w:rPr>
-          <w:lang w:val="fr_FR" w:bidi="fr_FR"/>
-        </w:rPr>
-      </w:r>
-      <w:r>
-        <w:rPr>
-          <w:b/>
-          <w:lang w:val="fr_FR" w:bidi="fr_FR"/>
-        </w:rPr>
         <w:t>"</w:t>
       </w:r>
       <w:r>
@@ -17683,21 +15375,6 @@
           <w:b/>
           <w:lang w:val="fr_FR" w:bidi="fr_FR"/>
         </w:rPr>
-        <w:t>ὅτε &amp; ἡ χρηστότης καὶ ἡ φιλανθρωπία ἐπεφάνη τοῦ Σωτῆρος ἡμῶν, Θεοῦ</w:t>
-      </w:r>
-    </w:p>
-    <w:p>
-      <w:pPr/>
-      <w:r>
-        <w:rPr>
-          <w:lang w:val="fr_FR" w:bidi="fr_FR"/>
-        </w:rPr>
-      </w:r>
-      <w:r>
-        <w:rPr>
-          <w:b/>
-          <w:lang w:val="fr_FR" w:bidi="fr_FR"/>
-        </w:rPr>
         <w:t>"Mais, lorsque la bonté de Dieu notre Sauveur et son amour pour les hommes ont été manifestés"</w:t>
       </w:r>
     </w:p>
@@ -17807,21 +15484,6 @@
           <w:b/>
           <w:lang w:val="fr_FR" w:bidi="fr_FR"/>
         </w:rPr>
-        <w:t>ἡμῶν</w:t>
-      </w:r>
-    </w:p>
-    <w:p>
-      <w:pPr/>
-      <w:r>
-        <w:rPr>
-          <w:lang w:val="fr_FR" w:bidi="fr_FR"/>
-        </w:rPr>
-      </w:r>
-      <w:r>
-        <w:rPr>
-          <w:b/>
-          <w:lang w:val="fr_FR" w:bidi="fr_FR"/>
-        </w:rPr>
         <w:t>"notre"</w:t>
       </w:r>
     </w:p>
@@ -17918,21 +15580,6 @@
           <w:b/>
           <w:lang w:val="fr_FR" w:bidi="fr_FR"/>
         </w:rPr>
-        <w:t>ἔργων τῶν ἐν δικαιοσύνῃ</w:t>
-      </w:r>
-    </w:p>
-    <w:p>
-      <w:pPr/>
-      <w:r>
-        <w:rPr>
-          <w:lang w:val="fr_FR" w:bidi="fr_FR"/>
-        </w:rPr>
-      </w:r>
-      <w:r>
-        <w:rPr>
-          <w:b/>
-          <w:lang w:val="fr_FR" w:bidi="fr_FR"/>
-        </w:rPr>
         <w:t>"</w:t>
       </w:r>
       <w:r>
@@ -18036,21 +15683,6 @@
           <w:b/>
           <w:lang w:val="fr_FR" w:bidi="fr_FR"/>
         </w:rPr>
-        <w:t>κατὰ τὸ αὐτοῦ ἔλεος</w:t>
-      </w:r>
-    </w:p>
-    <w:p>
-      <w:pPr/>
-      <w:r>
-        <w:rPr>
-          <w:lang w:val="fr_FR" w:bidi="fr_FR"/>
-        </w:rPr>
-      </w:r>
-      <w:r>
-        <w:rPr>
-          <w:b/>
-          <w:lang w:val="fr_FR" w:bidi="fr_FR"/>
-        </w:rPr>
         <w:t>"</w:t>
       </w:r>
       <w:r>
@@ -18161,21 +15793,6 @@
           <w:b/>
           <w:lang w:val="fr_FR" w:bidi="fr_FR"/>
         </w:rPr>
-        <w:t>λουτροῦ παλινγενεσίας</w:t>
-      </w:r>
-    </w:p>
-    <w:p>
-      <w:pPr/>
-      <w:r>
-        <w:rPr>
-          <w:lang w:val="fr_FR" w:bidi="fr_FR"/>
-        </w:rPr>
-      </w:r>
-      <w:r>
-        <w:rPr>
-          <w:b/>
-          <w:lang w:val="fr_FR" w:bidi="fr_FR"/>
-        </w:rPr>
         <w:t>"</w:t>
       </w:r>
       <w:r>
@@ -18305,21 +15922,6 @@
           <w:b/>
           <w:lang w:val="fr_FR" w:bidi="fr_FR"/>
         </w:rPr>
-        <w:t>οὗ ἐξέχεεν ἐφ’ ἡμᾶς πλουσίως,</w:t>
-      </w:r>
-    </w:p>
-    <w:p>
-      <w:pPr/>
-      <w:r>
-        <w:rPr>
-          <w:lang w:val="fr_FR" w:bidi="fr_FR"/>
-        </w:rPr>
-      </w:r>
-      <w:r>
-        <w:rPr>
-          <w:b/>
-          <w:lang w:val="fr_FR" w:bidi="fr_FR"/>
-        </w:rPr>
         <w:t>"du Saint-Esprit, qu'il a répandu sur nous avec abondance"</w:t>
       </w:r>
     </w:p>
@@ -18403,21 +16005,6 @@
           <w:b/>
           <w:lang w:val="fr_FR" w:bidi="fr_FR"/>
         </w:rPr>
-        <w:t>ἡμᾶς</w:t>
-      </w:r>
-    </w:p>
-    <w:p>
-      <w:pPr/>
-      <w:r>
-        <w:rPr>
-          <w:lang w:val="fr_FR" w:bidi="fr_FR"/>
-        </w:rPr>
-      </w:r>
-      <w:r>
-        <w:rPr>
-          <w:b/>
-          <w:lang w:val="fr_FR" w:bidi="fr_FR"/>
-        </w:rPr>
         <w:t>"nous"</w:t>
       </w:r>
     </w:p>
@@ -18514,21 +16101,6 @@
           <w:b/>
           <w:lang w:val="fr_FR" w:bidi="fr_FR"/>
         </w:rPr>
-        <w:t>διὰ Ἰησοῦ Χριστοῦ, τοῦ Σωτῆρος ἡμῶν</w:t>
-      </w:r>
-    </w:p>
-    <w:p>
-      <w:pPr/>
-      <w:r>
-        <w:rPr>
-          <w:lang w:val="fr_FR" w:bidi="fr_FR"/>
-        </w:rPr>
-      </w:r>
-      <w:r>
-        <w:rPr>
-          <w:b/>
-          <w:lang w:val="fr_FR" w:bidi="fr_FR"/>
-        </w:rPr>
         <w:t>"</w:t>
       </w:r>
       <w:r>
@@ -18599,21 +16171,6 @@
           <w:b/>
           <w:lang w:val="fr_FR" w:bidi="fr_FR"/>
         </w:rPr>
-        <w:t>ἡμῶν</w:t>
-      </w:r>
-    </w:p>
-    <w:p>
-      <w:pPr/>
-      <w:r>
-        <w:rPr>
-          <w:lang w:val="fr_FR" w:bidi="fr_FR"/>
-        </w:rPr>
-      </w:r>
-      <w:r>
-        <w:rPr>
-          <w:b/>
-          <w:lang w:val="fr_FR" w:bidi="fr_FR"/>
-        </w:rPr>
         <w:t>"notre"</w:t>
       </w:r>
     </w:p>
@@ -18710,21 +16267,6 @@
           <w:b/>
           <w:lang w:val="fr_FR" w:bidi="fr_FR"/>
         </w:rPr>
-        <w:t>ἵνα</w:t>
-      </w:r>
-    </w:p>
-    <w:p>
-      <w:pPr/>
-      <w:r>
-        <w:rPr>
-          <w:lang w:val="fr_FR" w:bidi="fr_FR"/>
-        </w:rPr>
-      </w:r>
-      <w:r>
-        <w:rPr>
-          <w:b/>
-          <w:lang w:val="fr_FR" w:bidi="fr_FR"/>
-        </w:rPr>
         <w:t>"afin que"</w:t>
       </w:r>
     </w:p>
@@ -18834,21 +16376,6 @@
           <w:b/>
           <w:lang w:val="fr_FR" w:bidi="fr_FR"/>
         </w:rPr>
-        <w:t>δικαιωθέντες</w:t>
-      </w:r>
-    </w:p>
-    <w:p>
-      <w:pPr/>
-      <w:r>
-        <w:rPr>
-          <w:lang w:val="fr_FR" w:bidi="fr_FR"/>
-        </w:rPr>
-      </w:r>
-      <w:r>
-        <w:rPr>
-          <w:b/>
-          <w:lang w:val="fr_FR" w:bidi="fr_FR"/>
-        </w:rPr>
         <w:t>"</w:t>
       </w:r>
       <w:r>
@@ -18946,21 +16473,6 @@
           <w:b/>
           <w:lang w:val="fr_FR" w:bidi="fr_FR"/>
         </w:rPr>
-        <w:t>τῇ ἐκείνου χάριτι</w:t>
-      </w:r>
-    </w:p>
-    <w:p>
-      <w:pPr/>
-      <w:r>
-        <w:rPr>
-          <w:lang w:val="fr_FR" w:bidi="fr_FR"/>
-        </w:rPr>
-      </w:r>
-      <w:r>
-        <w:rPr>
-          <w:b/>
-          <w:lang w:val="fr_FR" w:bidi="fr_FR"/>
-        </w:rPr>
         <w:t>"</w:t>
       </w:r>
       <w:r>
@@ -19064,21 +16576,6 @@
           <w:b/>
           <w:lang w:val="fr_FR" w:bidi="fr_FR"/>
         </w:rPr>
-        <w:t>ἐκείνου</w:t>
-      </w:r>
-    </w:p>
-    <w:p>
-      <w:pPr/>
-      <w:r>
-        <w:rPr>
-          <w:lang w:val="fr_FR" w:bidi="fr_FR"/>
-        </w:rPr>
-      </w:r>
-      <w:r>
-        <w:rPr>
-          <w:b/>
-          <w:lang w:val="fr_FR" w:bidi="fr_FR"/>
-        </w:rPr>
         <w:t>"</w:t>
       </w:r>
       <w:r>
@@ -19149,21 +16646,6 @@
           <w:b/>
           <w:lang w:val="fr_FR" w:bidi="fr_FR"/>
         </w:rPr>
-        <w:t>κληρονόμοι γενηθῶμεν, κατ’ ἐλπίδα ζωῆς αἰωνίου</w:t>
-      </w:r>
-    </w:p>
-    <w:p>
-      <w:pPr/>
-      <w:r>
-        <w:rPr>
-          <w:lang w:val="fr_FR" w:bidi="fr_FR"/>
-        </w:rPr>
-      </w:r>
-      <w:r>
-        <w:rPr>
-          <w:b/>
-          <w:lang w:val="fr_FR" w:bidi="fr_FR"/>
-        </w:rPr>
         <w:t>"</w:t>
       </w:r>
       <w:r>
@@ -19254,21 +16736,6 @@
           <w:b/>
           <w:lang w:val="fr_FR" w:bidi="fr_FR"/>
         </w:rPr>
-        <w:t>ὁ λόγος</w:t>
-      </w:r>
-    </w:p>
-    <w:p>
-      <w:pPr/>
-      <w:r>
-        <w:rPr>
-          <w:lang w:val="fr_FR" w:bidi="fr_FR"/>
-        </w:rPr>
-      </w:r>
-      <w:r>
-        <w:rPr>
-          <w:b/>
-          <w:lang w:val="fr_FR" w:bidi="fr_FR"/>
-        </w:rPr>
         <w:t>"Cette parole"</w:t>
       </w:r>
     </w:p>
@@ -19339,21 +16806,6 @@
           <w:b/>
           <w:lang w:val="fr_FR" w:bidi="fr_FR"/>
         </w:rPr>
-        <w:t>τούτων</w:t>
-      </w:r>
-    </w:p>
-    <w:p>
-      <w:pPr/>
-      <w:r>
-        <w:rPr>
-          <w:lang w:val="fr_FR" w:bidi="fr_FR"/>
-        </w:rPr>
-      </w:r>
-      <w:r>
-        <w:rPr>
-          <w:b/>
-          <w:lang w:val="fr_FR" w:bidi="fr_FR"/>
-        </w:rPr>
         <w:t>"</w:t>
       </w:r>
       <w:r>
@@ -19437,21 +16889,6 @@
           <w:b/>
           <w:lang w:val="fr_FR" w:bidi="fr_FR"/>
         </w:rPr>
-        <w:t>φροντίζωσιν καλῶν ἔργων, προΐστασθαι</w:t>
-      </w:r>
-    </w:p>
-    <w:p>
-      <w:pPr/>
-      <w:r>
-        <w:rPr>
-          <w:lang w:val="fr_FR" w:bidi="fr_FR"/>
-        </w:rPr>
-      </w:r>
-      <w:r>
-        <w:rPr>
-          <w:b/>
-          <w:lang w:val="fr_FR" w:bidi="fr_FR"/>
-        </w:rPr>
         <w:t>"</w:t>
       </w:r>
       <w:r>
@@ -19522,21 +16959,6 @@
           <w:b/>
           <w:lang w:val="fr_FR" w:bidi="fr_FR"/>
         </w:rPr>
-        <w:t>τοῖς ἀνθρώποις</w:t>
-      </w:r>
-    </w:p>
-    <w:p>
-      <w:pPr/>
-      <w:r>
-        <w:rPr>
-          <w:lang w:val="fr_FR" w:bidi="fr_FR"/>
-        </w:rPr>
-      </w:r>
-      <w:r>
-        <w:rPr>
-          <w:b/>
-          <w:lang w:val="fr_FR" w:bidi="fr_FR"/>
-        </w:rPr>
         <w:t>"</w:t>
       </w:r>
       <w:r>
@@ -19647,21 +17069,6 @@
           <w:b/>
           <w:lang w:val="fr_FR" w:bidi="fr_FR"/>
         </w:rPr>
-        <w:t>δὲ &amp; περιΐστασο</w:t>
-      </w:r>
-    </w:p>
-    <w:p>
-      <w:pPr/>
-      <w:r>
-        <w:rPr>
-          <w:lang w:val="fr_FR" w:bidi="fr_FR"/>
-        </w:rPr>
-      </w:r>
-      <w:r>
-        <w:rPr>
-          <w:b/>
-          <w:lang w:val="fr_FR" w:bidi="fr_FR"/>
-        </w:rPr>
         <w:t>"</w:t>
       </w:r>
       <w:r>
@@ -19765,21 +17172,6 @@
           <w:b/>
           <w:lang w:val="fr_FR" w:bidi="fr_FR"/>
         </w:rPr>
-        <w:t>μωρὰς &amp; ζητήσεις</w:t>
-      </w:r>
-    </w:p>
-    <w:p>
-      <w:pPr/>
-      <w:r>
-        <w:rPr>
-          <w:lang w:val="fr_FR" w:bidi="fr_FR"/>
-        </w:rPr>
-      </w:r>
-      <w:r>
-        <w:rPr>
-          <w:b/>
-          <w:lang w:val="fr_FR" w:bidi="fr_FR"/>
-        </w:rPr>
         <w:t>"</w:t>
       </w:r>
       <w:r>
@@ -19850,21 +17242,6 @@
           <w:b/>
           <w:lang w:val="fr_FR" w:bidi="fr_FR"/>
         </w:rPr>
-        <w:t>γενεαλογίας</w:t>
-      </w:r>
-    </w:p>
-    <w:p>
-      <w:pPr/>
-      <w:r>
-        <w:rPr>
-          <w:lang w:val="fr_FR" w:bidi="fr_FR"/>
-        </w:rPr>
-      </w:r>
-      <w:r>
-        <w:rPr>
-          <w:b/>
-          <w:lang w:val="fr_FR" w:bidi="fr_FR"/>
-        </w:rPr>
         <w:t>"</w:t>
       </w:r>
       <w:r>
@@ -19975,21 +17352,6 @@
           <w:b/>
           <w:lang w:val="fr_FR" w:bidi="fr_FR"/>
         </w:rPr>
-        <w:t>ἔρεις</w:t>
-      </w:r>
-    </w:p>
-    <w:p>
-      <w:pPr/>
-      <w:r>
-        <w:rPr>
-          <w:lang w:val="fr_FR" w:bidi="fr_FR"/>
-        </w:rPr>
-      </w:r>
-      <w:r>
-        <w:rPr>
-          <w:b/>
-          <w:lang w:val="fr_FR" w:bidi="fr_FR"/>
-        </w:rPr>
         <w:t>"les querelles"</w:t>
       </w:r>
     </w:p>
@@ -20086,21 +17448,6 @@
           <w:b/>
           <w:lang w:val="fr_FR" w:bidi="fr_FR"/>
         </w:rPr>
-        <w:t>νομικὰς</w:t>
-      </w:r>
-    </w:p>
-    <w:p>
-      <w:pPr/>
-      <w:r>
-        <w:rPr>
-          <w:lang w:val="fr_FR" w:bidi="fr_FR"/>
-        </w:rPr>
-      </w:r>
-      <w:r>
-        <w:rPr>
-          <w:b/>
-          <w:lang w:val="fr_FR" w:bidi="fr_FR"/>
-        </w:rPr>
         <w:t>"</w:t>
       </w:r>
       <w:r>
@@ -20191,21 +17538,6 @@
           <w:b/>
           <w:lang w:val="fr_FR" w:bidi="fr_FR"/>
         </w:rPr>
-        <w:t>αἱρετικὸν ἄνθρωπον &amp; παραιτοῦ</w:t>
-      </w:r>
-    </w:p>
-    <w:p>
-      <w:pPr/>
-      <w:r>
-        <w:rPr>
-          <w:lang w:val="fr_FR" w:bidi="fr_FR"/>
-        </w:rPr>
-      </w:r>
-      <w:r>
-        <w:rPr>
-          <w:b/>
-          <w:lang w:val="fr_FR" w:bidi="fr_FR"/>
-        </w:rPr>
         <w:t>"</w:t>
       </w:r>
       <w:r>
@@ -20296,21 +17628,6 @@
           <w:b/>
           <w:lang w:val="fr_FR" w:bidi="fr_FR"/>
         </w:rPr>
-        <w:t>μετὰ μίαν καὶ δευτέραν νουθεσίαν</w:t>
-      </w:r>
-    </w:p>
-    <w:p>
-      <w:pPr/>
-      <w:r>
-        <w:rPr>
-          <w:lang w:val="fr_FR" w:bidi="fr_FR"/>
-        </w:rPr>
-      </w:r>
-      <w:r>
-        <w:rPr>
-          <w:b/>
-          <w:lang w:val="fr_FR" w:bidi="fr_FR"/>
-        </w:rPr>
         <w:t>"</w:t>
       </w:r>
       <w:r>
@@ -20408,21 +17725,6 @@
           <w:b/>
           <w:lang w:val="fr_FR" w:bidi="fr_FR"/>
         </w:rPr>
-        <w:t>ὁ τοιοῦτος</w:t>
-      </w:r>
-    </w:p>
-    <w:p>
-      <w:pPr/>
-      <w:r>
-        <w:rPr>
-          <w:lang w:val="fr_FR" w:bidi="fr_FR"/>
-        </w:rPr>
-      </w:r>
-      <w:r>
-        <w:rPr>
-          <w:b/>
-          <w:lang w:val="fr_FR" w:bidi="fr_FR"/>
-        </w:rPr>
         <w:t>"</w:t>
       </w:r>
       <w:r>
@@ -20500,21 +17802,6 @@
           <w:b/>
           <w:lang w:val="fr_FR" w:bidi="fr_FR"/>
         </w:rPr>
-        <w:t>ἐξέστραπται</w:t>
-      </w:r>
-    </w:p>
-    <w:p>
-      <w:pPr/>
-      <w:r>
-        <w:rPr>
-          <w:lang w:val="fr_FR" w:bidi="fr_FR"/>
-        </w:rPr>
-      </w:r>
-      <w:r>
-        <w:rPr>
-          <w:b/>
-          <w:lang w:val="fr_FR" w:bidi="fr_FR"/>
-        </w:rPr>
         <w:t>"</w:t>
       </w:r>
       <w:r>
@@ -20605,21 +17892,6 @@
           <w:b/>
           <w:lang w:val="fr_FR" w:bidi="fr_FR"/>
         </w:rPr>
-        <w:t>ὢν αὐτοκατάκριτος</w:t>
-      </w:r>
-    </w:p>
-    <w:p>
-      <w:pPr/>
-      <w:r>
-        <w:rPr>
-          <w:lang w:val="fr_FR" w:bidi="fr_FR"/>
-        </w:rPr>
-      </w:r>
-      <w:r>
-        <w:rPr>
-          <w:b/>
-          <w:lang w:val="fr_FR" w:bidi="fr_FR"/>
-        </w:rPr>
         <w:t>"</w:t>
       </w:r>
       <w:r>
@@ -20697,21 +17969,6 @@
           <w:b/>
           <w:lang w:val="fr_FR" w:bidi="fr_FR"/>
         </w:rPr>
-        <w:t>ὅταν πέμψω Ἀρτεμᾶν πρὸς σὲ ἢ Τυχικόν</w:t>
-      </w:r>
-    </w:p>
-    <w:p>
-      <w:pPr/>
-      <w:r>
-        <w:rPr>
-          <w:lang w:val="fr_FR" w:bidi="fr_FR"/>
-        </w:rPr>
-      </w:r>
-      <w:r>
-        <w:rPr>
-          <w:b/>
-          <w:lang w:val="fr_FR" w:bidi="fr_FR"/>
-        </w:rPr>
         <w:t>"</w:t>
       </w:r>
       <w:r>
@@ -20809,21 +18066,6 @@
           <w:b/>
           <w:lang w:val="fr_FR" w:bidi="fr_FR"/>
         </w:rPr>
-        <w:t>Ἀρτεμᾶν &amp; Τυχικόν</w:t>
-      </w:r>
-    </w:p>
-    <w:p>
-      <w:pPr/>
-      <w:r>
-        <w:rPr>
-          <w:lang w:val="fr_FR" w:bidi="fr_FR"/>
-        </w:rPr>
-      </w:r>
-      <w:r>
-        <w:rPr>
-          <w:b/>
-          <w:lang w:val="fr_FR" w:bidi="fr_FR"/>
-        </w:rPr>
         <w:t>"</w:t>
       </w:r>
       <w:r>
@@ -20934,21 +18176,6 @@
           <w:b/>
           <w:lang w:val="fr_FR" w:bidi="fr_FR"/>
         </w:rPr>
-        <w:t>σπούδασον ἐλθεῖν</w:t>
-      </w:r>
-    </w:p>
-    <w:p>
-      <w:pPr/>
-      <w:r>
-        <w:rPr>
-          <w:lang w:val="fr_FR" w:bidi="fr_FR"/>
-        </w:rPr>
-      </w:r>
-      <w:r>
-        <w:rPr>
-          <w:b/>
-          <w:lang w:val="fr_FR" w:bidi="fr_FR"/>
-        </w:rPr>
         <w:t>"</w:t>
       </w:r>
       <w:r>
@@ -21026,21 +18253,6 @@
           <w:b/>
           <w:lang w:val="fr_FR" w:bidi="fr_FR"/>
         </w:rPr>
-        <w:t>σπούδασον</w:t>
-      </w:r>
-    </w:p>
-    <w:p>
-      <w:pPr/>
-      <w:r>
-        <w:rPr>
-          <w:lang w:val="fr_FR" w:bidi="fr_FR"/>
-        </w:rPr>
-      </w:r>
-      <w:r>
-        <w:rPr>
-          <w:b/>
-          <w:lang w:val="fr_FR" w:bidi="fr_FR"/>
-        </w:rPr>
         <w:t>"</w:t>
       </w:r>
       <w:r>
@@ -21151,21 +18363,6 @@
           <w:b/>
           <w:lang w:val="fr_FR" w:bidi="fr_FR"/>
         </w:rPr>
-        <w:t>σπουδαίως πρόπεμψον</w:t>
-      </w:r>
-    </w:p>
-    <w:p>
-      <w:pPr/>
-      <w:r>
-        <w:rPr>
-          <w:lang w:val="fr_FR" w:bidi="fr_FR"/>
-        </w:rPr>
-      </w:r>
-      <w:r>
-        <w:rPr>
-          <w:b/>
-          <w:lang w:val="fr_FR" w:bidi="fr_FR"/>
-        </w:rPr>
         <w:t>"</w:t>
       </w:r>
       <w:r>
@@ -21276,21 +18473,6 @@
           <w:b/>
           <w:lang w:val="fr_FR" w:bidi="fr_FR"/>
         </w:rPr>
-        <w:t>Ζηνᾶν &amp; Ἀπολλῶν</w:t>
-      </w:r>
-    </w:p>
-    <w:p>
-      <w:pPr/>
-      <w:r>
-        <w:rPr>
-          <w:lang w:val="fr_FR" w:bidi="fr_FR"/>
-        </w:rPr>
-      </w:r>
-      <w:r>
-        <w:rPr>
-          <w:b/>
-          <w:lang w:val="fr_FR" w:bidi="fr_FR"/>
-        </w:rPr>
         <w:t>"</w:t>
       </w:r>
       <w:r>
@@ -21401,21 +18583,6 @@
           <w:b/>
           <w:lang w:val="fr_FR" w:bidi="fr_FR"/>
         </w:rPr>
-        <w:t>καὶ Ἀπολλῶν</w:t>
-      </w:r>
-    </w:p>
-    <w:p>
-      <w:pPr/>
-      <w:r>
-        <w:rPr>
-          <w:lang w:val="fr_FR" w:bidi="fr_FR"/>
-        </w:rPr>
-      </w:r>
-      <w:r>
-        <w:rPr>
-          <w:b/>
-          <w:lang w:val="fr_FR" w:bidi="fr_FR"/>
-        </w:rPr>
         <w:t>"</w:t>
       </w:r>
       <w:r>
@@ -21486,21 +18653,6 @@
           <w:b/>
           <w:lang w:val="fr_FR" w:bidi="fr_FR"/>
         </w:rPr>
-        <w:t>ἵνα μηδὲν αὐτοῖς λείπῃ</w:t>
-      </w:r>
-    </w:p>
-    <w:p>
-      <w:pPr/>
-      <w:r>
-        <w:rPr>
-          <w:lang w:val="fr_FR" w:bidi="fr_FR"/>
-        </w:rPr>
-      </w:r>
-      <w:r>
-        <w:rPr>
-          <w:b/>
-          <w:lang w:val="fr_FR" w:bidi="fr_FR"/>
-        </w:rPr>
         <w:t>"</w:t>
       </w:r>
       <w:r>
@@ -21591,21 +18743,6 @@
           <w:b/>
           <w:lang w:val="fr_FR" w:bidi="fr_FR"/>
         </w:rPr>
-        <w:t>ἵνα μηδὲν αὐτοῖς λείπῃ</w:t>
-      </w:r>
-    </w:p>
-    <w:p>
-      <w:pPr/>
-      <w:r>
-        <w:rPr>
-          <w:lang w:val="fr_FR" w:bidi="fr_FR"/>
-        </w:rPr>
-      </w:r>
-      <w:r>
-        <w:rPr>
-          <w:b/>
-          <w:lang w:val="fr_FR" w:bidi="fr_FR"/>
-        </w:rPr>
         <w:t>"</w:t>
       </w:r>
       <w:r>
@@ -21696,21 +18833,6 @@
           <w:b/>
           <w:lang w:val="fr_FR" w:bidi="fr_FR"/>
         </w:rPr>
-        <w:t>οἱ ἡμέτεροι</w:t>
-      </w:r>
-    </w:p>
-    <w:p>
-      <w:pPr/>
-      <w:r>
-        <w:rPr>
-          <w:lang w:val="fr_FR" w:bidi="fr_FR"/>
-        </w:rPr>
-      </w:r>
-      <w:r>
-        <w:rPr>
-          <w:b/>
-          <w:lang w:val="fr_FR" w:bidi="fr_FR"/>
-        </w:rPr>
         <w:t>"</w:t>
       </w:r>
       <w:r>
@@ -21821,21 +18943,6 @@
           <w:b/>
           <w:lang w:val="fr_FR" w:bidi="fr_FR"/>
         </w:rPr>
-        <w:t>οἱ ἡμέτεροι</w:t>
-      </w:r>
-    </w:p>
-    <w:p>
-      <w:pPr/>
-      <w:r>
-        <w:rPr>
-          <w:lang w:val="fr_FR" w:bidi="fr_FR"/>
-        </w:rPr>
-      </w:r>
-      <w:r>
-        <w:rPr>
-          <w:b/>
-          <w:lang w:val="fr_FR" w:bidi="fr_FR"/>
-        </w:rPr>
         <w:t>"</w:t>
       </w:r>
       <w:r>
@@ -21946,21 +19053,6 @@
           <w:b/>
           <w:lang w:val="fr_FR" w:bidi="fr_FR"/>
         </w:rPr>
-        <w:t>εἰς τὰς ἀναγκαίας χρείας</w:t>
-      </w:r>
-    </w:p>
-    <w:p>
-      <w:pPr/>
-      <w:r>
-        <w:rPr>
-          <w:lang w:val="fr_FR" w:bidi="fr_FR"/>
-        </w:rPr>
-      </w:r>
-      <w:r>
-        <w:rPr>
-          <w:b/>
-          <w:lang w:val="fr_FR" w:bidi="fr_FR"/>
-        </w:rPr>
         <w:t>"</w:t>
       </w:r>
       <w:r>
@@ -22071,21 +19163,6 @@
           <w:b/>
           <w:lang w:val="fr_FR" w:bidi="fr_FR"/>
         </w:rPr>
-        <w:t>ἵνα μὴ ὦσιν ἄκαρποι</w:t>
-      </w:r>
-    </w:p>
-    <w:p>
-      <w:pPr/>
-      <w:r>
-        <w:rPr>
-          <w:lang w:val="fr_FR" w:bidi="fr_FR"/>
-        </w:rPr>
-      </w:r>
-      <w:r>
-        <w:rPr>
-          <w:b/>
-          <w:lang w:val="fr_FR" w:bidi="fr_FR"/>
-        </w:rPr>
         <w:t>"</w:t>
       </w:r>
       <w:r>
@@ -22183,21 +19260,6 @@
           <w:b/>
           <w:lang w:val="fr_FR" w:bidi="fr_FR"/>
         </w:rPr>
-        <w:t>ἵνα μὴ ὦσιν ἄκαρποι</w:t>
-      </w:r>
-    </w:p>
-    <w:p>
-      <w:pPr/>
-      <w:r>
-        <w:rPr>
-          <w:lang w:val="fr_FR" w:bidi="fr_FR"/>
-        </w:rPr>
-      </w:r>
-      <w:r>
-        <w:rPr>
-          <w:b/>
-          <w:lang w:val="fr_FR" w:bidi="fr_FR"/>
-        </w:rPr>
         <w:t>"</w:t>
       </w:r>
       <w:r>
@@ -22288,21 +19350,6 @@
           <w:b/>
           <w:lang w:val="fr_FR" w:bidi="fr_FR"/>
         </w:rPr>
-        <w:t>ἀσπάζονταί σε</w:t>
-      </w:r>
-    </w:p>
-    <w:p>
-      <w:pPr/>
-      <w:r>
-        <w:rPr>
-          <w:lang w:val="fr_FR" w:bidi="fr_FR"/>
-        </w:rPr>
-      </w:r>
-      <w:r>
-        <w:rPr>
-          <w:b/>
-          <w:lang w:val="fr_FR" w:bidi="fr_FR"/>
-        </w:rPr>
         <w:t>"</w:t>
       </w:r>
       <w:r>
@@ -22413,21 +19460,6 @@
           <w:b/>
           <w:lang w:val="fr_FR" w:bidi="fr_FR"/>
         </w:rPr>
-        <w:t>οἱ μετ’ ἐμοῦ πάντες</w:t>
-      </w:r>
-    </w:p>
-    <w:p>
-      <w:pPr/>
-      <w:r>
-        <w:rPr>
-          <w:lang w:val="fr_FR" w:bidi="fr_FR"/>
-        </w:rPr>
-      </w:r>
-      <w:r>
-        <w:rPr>
-          <w:b/>
-          <w:lang w:val="fr_FR" w:bidi="fr_FR"/>
-        </w:rPr>
         <w:t>"Tous ceux qui sont avec moi"</w:t>
       </w:r>
     </w:p>
@@ -22511,21 +19543,6 @@
           <w:b/>
           <w:lang w:val="fr_FR" w:bidi="fr_FR"/>
         </w:rPr>
-        <w:t>τοὺς φιλοῦντας ἡμᾶς ἐν πίστει</w:t>
-      </w:r>
-    </w:p>
-    <w:p>
-      <w:pPr/>
-      <w:r>
-        <w:rPr>
-          <w:lang w:val="fr_FR" w:bidi="fr_FR"/>
-        </w:rPr>
-      </w:r>
-      <w:r>
-        <w:rPr>
-          <w:b/>
-          <w:lang w:val="fr_FR" w:bidi="fr_FR"/>
-        </w:rPr>
         <w:t>"</w:t>
       </w:r>
       <w:r>
@@ -22629,21 +19646,6 @@
           <w:b/>
           <w:lang w:val="fr_FR" w:bidi="fr_FR"/>
         </w:rPr>
-        <w:t>ἡμᾶς</w:t>
-      </w:r>
-    </w:p>
-    <w:p>
-      <w:pPr/>
-      <w:r>
-        <w:rPr>
-          <w:lang w:val="fr_FR" w:bidi="fr_FR"/>
-        </w:rPr>
-      </w:r>
-      <w:r>
-        <w:rPr>
-          <w:b/>
-          <w:lang w:val="fr_FR" w:bidi="fr_FR"/>
-        </w:rPr>
         <w:t>"nous"</w:t>
       </w:r>
     </w:p>
@@ -22740,21 +19742,6 @@
           <w:b/>
           <w:lang w:val="fr_FR" w:bidi="fr_FR"/>
         </w:rPr>
-        <w:t>ἡ χάρις μετὰ πάντων ὑμῶν</w:t>
-      </w:r>
-    </w:p>
-    <w:p>
-      <w:pPr/>
-      <w:r>
-        <w:rPr>
-          <w:lang w:val="fr_FR" w:bidi="fr_FR"/>
-        </w:rPr>
-      </w:r>
-      <w:r>
-        <w:rPr>
-          <w:b/>
-          <w:lang w:val="fr_FR" w:bidi="fr_FR"/>
-        </w:rPr>
         <w:t>"que la grâce soit avec vous tous"</w:t>
       </w:r>
     </w:p>
@@ -22824,21 +19811,6 @@
         <w:rPr>
           <w:lang w:val="fr_FR" w:bidi="fr_FR"/>
         </w:rPr>
-      </w:r>
-    </w:p>
-    <w:p>
-      <w:pPr/>
-      <w:r>
-        <w:rPr>
-          <w:lang w:val="fr_FR" w:bidi="fr_FR"/>
-        </w:rPr>
-      </w:r>
-      <w:r>
-        <w:rPr>
-          <w:b/>
-          <w:lang w:val="fr_FR" w:bidi="fr_FR"/>
-        </w:rPr>
-        <w:t>ὑμῶν</w:t>
       </w:r>
     </w:p>
     <w:p>

--- a/fra/docx/56.content.docx
+++ b/fra/docx/56.content.docx
@@ -19,7 +19,7 @@
         <w:rPr>
           <w:lang w:val="fr_FR" w:bidi="fr_FR"/>
         </w:rPr>
-        <w:t>Resource: Notes de traduction (unfoldingWord)</w:t>
+        <w:t>Resource: unfoldingWord® Translation Notes</w:t>
       </w:r>
       <w:r>
         <w:rPr>
@@ -90,7 +90,7 @@
         <w:rPr>
           <w:lang w:val="fr_FR" w:bidi="fr_FR"/>
         </w:rPr>
-        <w:t>Notes de traduction (unfoldingWord)</w:t>
+        <w:t>unfoldingWord® Translation Notes</w:t>
       </w:r>
     </w:p>
     <w:p>

--- a/fra/docx/56.content.docx
+++ b/fra/docx/56.content.docx
@@ -210,6 +210,21 @@
           <w:b/>
           <w:lang w:val="fr_FR" w:bidi="fr_FR"/>
         </w:rPr>
+        <w:t>κατὰ πίστιν ἐκλεκτῶν Θεοῦ καὶ ἐπίγνωσιν ἀληθείας</w:t>
+      </w:r>
+    </w:p>
+    <w:p>
+      <w:pPr/>
+      <w:r>
+        <w:rPr>
+          <w:lang w:val="fr_FR" w:bidi="fr_FR"/>
+        </w:rPr>
+      </w:r>
+      <w:r>
+        <w:rPr>
+          <w:b/>
+          <w:lang w:val="fr_FR" w:bidi="fr_FR"/>
+        </w:rPr>
         <w:t>"</w:t>
       </w:r>
       <w:r>
@@ -346,6 +361,21 @@
           <w:b/>
           <w:lang w:val="fr_FR" w:bidi="fr_FR"/>
         </w:rPr>
+        <w:t>ἐκλεκτῶν Θεοῦ</w:t>
+      </w:r>
+    </w:p>
+    <w:p>
+      <w:pPr/>
+      <w:r>
+        <w:rPr>
+          <w:lang w:val="fr_FR" w:bidi="fr_FR"/>
+        </w:rPr>
+      </w:r>
+      <w:r>
+        <w:rPr>
+          <w:b/>
+          <w:lang w:val="fr_FR" w:bidi="fr_FR"/>
+        </w:rPr>
         <w:t>"</w:t>
       </w:r>
       <w:r>
@@ -443,6 +473,21 @@
           <w:b/>
           <w:lang w:val="fr_FR" w:bidi="fr_FR"/>
         </w:rPr>
+        <w:t>καὶ ἐπίγνωσιν ἀληθείας</w:t>
+      </w:r>
+    </w:p>
+    <w:p>
+      <w:pPr/>
+      <w:r>
+        <w:rPr>
+          <w:lang w:val="fr_FR" w:bidi="fr_FR"/>
+        </w:rPr>
+      </w:r>
+      <w:r>
+        <w:rPr>
+          <w:b/>
+          <w:lang w:val="fr_FR" w:bidi="fr_FR"/>
+        </w:rPr>
         <w:t>"</w:t>
       </w:r>
       <w:r>
@@ -540,6 +585,21 @@
           <w:b/>
           <w:lang w:val="fr_FR" w:bidi="fr_FR"/>
         </w:rPr>
+        <w:t>τῆς κατ’ εὐσέβειαν</w:t>
+      </w:r>
+    </w:p>
+    <w:p>
+      <w:pPr/>
+      <w:r>
+        <w:rPr>
+          <w:lang w:val="fr_FR" w:bidi="fr_FR"/>
+        </w:rPr>
+      </w:r>
+      <w:r>
+        <w:rPr>
+          <w:b/>
+          <w:lang w:val="fr_FR" w:bidi="fr_FR"/>
+        </w:rPr>
         <w:t>"</w:t>
       </w:r>
       <w:r>
@@ -650,6 +710,21 @@
           <w:b/>
           <w:lang w:val="fr_FR" w:bidi="fr_FR"/>
         </w:rPr>
+        <w:t>ἐπ’ ἐλπίδι ζωῆς αἰωνίου</w:t>
+      </w:r>
+    </w:p>
+    <w:p>
+      <w:pPr/>
+      <w:r>
+        <w:rPr>
+          <w:lang w:val="fr_FR" w:bidi="fr_FR"/>
+        </w:rPr>
+      </w:r>
+      <w:r>
+        <w:rPr>
+          <w:b/>
+          <w:lang w:val="fr_FR" w:bidi="fr_FR"/>
+        </w:rPr>
         <w:t>"</w:t>
       </w:r>
       <w:r>
@@ -786,6 +861,21 @@
           <w:b/>
           <w:lang w:val="fr_FR" w:bidi="fr_FR"/>
         </w:rPr>
+        <w:t>ἐπ’ ἐλπίδι ζωῆς αἰωνίου</w:t>
+      </w:r>
+    </w:p>
+    <w:p>
+      <w:pPr/>
+      <w:r>
+        <w:rPr>
+          <w:lang w:val="fr_FR" w:bidi="fr_FR"/>
+        </w:rPr>
+      </w:r>
+      <w:r>
+        <w:rPr>
+          <w:b/>
+          <w:lang w:val="fr_FR" w:bidi="fr_FR"/>
+        </w:rPr>
         <w:t>"</w:t>
       </w:r>
       <w:r>
@@ -896,6 +986,21 @@
           <w:b/>
           <w:lang w:val="fr_FR" w:bidi="fr_FR"/>
         </w:rPr>
+        <w:t>ὁ ἀψευδὴς Θεὸς</w:t>
+      </w:r>
+    </w:p>
+    <w:p>
+      <w:pPr/>
+      <w:r>
+        <w:rPr>
+          <w:lang w:val="fr_FR" w:bidi="fr_FR"/>
+        </w:rPr>
+      </w:r>
+      <w:r>
+        <w:rPr>
+          <w:b/>
+          <w:lang w:val="fr_FR" w:bidi="fr_FR"/>
+        </w:rPr>
         <w:t>"</w:t>
       </w:r>
       <w:r>
@@ -1070,6 +1175,21 @@
           <w:b/>
           <w:lang w:val="fr_FR" w:bidi="fr_FR"/>
         </w:rPr>
+        <w:t>καιροῖς ἰδίοις</w:t>
+      </w:r>
+    </w:p>
+    <w:p>
+      <w:pPr/>
+      <w:r>
+        <w:rPr>
+          <w:lang w:val="fr_FR" w:bidi="fr_FR"/>
+        </w:rPr>
+      </w:r>
+      <w:r>
+        <w:rPr>
+          <w:b/>
+          <w:lang w:val="fr_FR" w:bidi="fr_FR"/>
+        </w:rPr>
         <w:t>"</w:t>
       </w:r>
       <w:r>
@@ -1147,6 +1267,21 @@
           <w:b/>
           <w:lang w:val="fr_FR" w:bidi="fr_FR"/>
         </w:rPr>
+        <w:t>ἐφανέρωσεν &amp; τὸν λόγον αὐτοῦ</w:t>
+      </w:r>
+    </w:p>
+    <w:p>
+      <w:pPr/>
+      <w:r>
+        <w:rPr>
+          <w:lang w:val="fr_FR" w:bidi="fr_FR"/>
+        </w:rPr>
+      </w:r>
+      <w:r>
+        <w:rPr>
+          <w:b/>
+          <w:lang w:val="fr_FR" w:bidi="fr_FR"/>
+        </w:rPr>
         <w:t>"</w:t>
       </w:r>
       <w:r>
@@ -1244,6 +1379,21 @@
           <w:b/>
           <w:lang w:val="fr_FR" w:bidi="fr_FR"/>
         </w:rPr>
+        <w:t>ἐν κηρύγματι</w:t>
+      </w:r>
+    </w:p>
+    <w:p>
+      <w:pPr/>
+      <w:r>
+        <w:rPr>
+          <w:lang w:val="fr_FR" w:bidi="fr_FR"/>
+        </w:rPr>
+      </w:r>
+      <w:r>
+        <w:rPr>
+          <w:b/>
+          <w:lang w:val="fr_FR" w:bidi="fr_FR"/>
+        </w:rPr>
         <w:t>"</w:t>
       </w:r>
       <w:r>
@@ -1354,6 +1504,21 @@
           <w:b/>
           <w:lang w:val="fr_FR" w:bidi="fr_FR"/>
         </w:rPr>
+        <w:t>ὃ ἐπιστεύθην ἐγὼ</w:t>
+      </w:r>
+    </w:p>
+    <w:p>
+      <w:pPr/>
+      <w:r>
+        <w:rPr>
+          <w:lang w:val="fr_FR" w:bidi="fr_FR"/>
+        </w:rPr>
+      </w:r>
+      <w:r>
+        <w:rPr>
+          <w:b/>
+          <w:lang w:val="fr_FR" w:bidi="fr_FR"/>
+        </w:rPr>
         <w:t>"</w:t>
       </w:r>
       <w:r>
@@ -1451,6 +1616,21 @@
           <w:b/>
           <w:lang w:val="fr_FR" w:bidi="fr_FR"/>
         </w:rPr>
+        <w:t>ἡμῶν</w:t>
+      </w:r>
+    </w:p>
+    <w:p>
+      <w:pPr/>
+      <w:r>
+        <w:rPr>
+          <w:lang w:val="fr_FR" w:bidi="fr_FR"/>
+        </w:rPr>
+      </w:r>
+      <w:r>
+        <w:rPr>
+          <w:b/>
+          <w:lang w:val="fr_FR" w:bidi="fr_FR"/>
+        </w:rPr>
         <w:t>"notre"</w:t>
       </w:r>
     </w:p>
@@ -1547,6 +1727,21 @@
           <w:b/>
           <w:lang w:val="fr_FR" w:bidi="fr_FR"/>
         </w:rPr>
+        <w:t>γνησίῳ τέκνῳ</w:t>
+      </w:r>
+    </w:p>
+    <w:p>
+      <w:pPr/>
+      <w:r>
+        <w:rPr>
+          <w:lang w:val="fr_FR" w:bidi="fr_FR"/>
+        </w:rPr>
+      </w:r>
+      <w:r>
+        <w:rPr>
+          <w:b/>
+          <w:lang w:val="fr_FR" w:bidi="fr_FR"/>
+        </w:rPr>
         <w:t>"</w:t>
       </w:r>
       <w:r>
@@ -1657,6 +1852,21 @@
           <w:b/>
           <w:lang w:val="fr_FR" w:bidi="fr_FR"/>
         </w:rPr>
+        <w:t>κατὰ κοινὴν πίστιν</w:t>
+      </w:r>
+    </w:p>
+    <w:p>
+      <w:pPr/>
+      <w:r>
+        <w:rPr>
+          <w:lang w:val="fr_FR" w:bidi="fr_FR"/>
+        </w:rPr>
+      </w:r>
+      <w:r>
+        <w:rPr>
+          <w:b/>
+          <w:lang w:val="fr_FR" w:bidi="fr_FR"/>
+        </w:rPr>
         <w:t>"</w:t>
       </w:r>
       <w:r>
@@ -1780,6 +1990,21 @@
           <w:b/>
           <w:lang w:val="fr_FR" w:bidi="fr_FR"/>
         </w:rPr>
+        <w:t>χάρις καὶ εἰρήνη</w:t>
+      </w:r>
+    </w:p>
+    <w:p>
+      <w:pPr/>
+      <w:r>
+        <w:rPr>
+          <w:lang w:val="fr_FR" w:bidi="fr_FR"/>
+        </w:rPr>
+      </w:r>
+      <w:r>
+        <w:rPr>
+          <w:b/>
+          <w:lang w:val="fr_FR" w:bidi="fr_FR"/>
+        </w:rPr>
         <w:t>"la grâce et la paix"</w:t>
       </w:r>
     </w:p>
@@ -1863,6 +2088,21 @@
           <w:b/>
           <w:lang w:val="fr_FR" w:bidi="fr_FR"/>
         </w:rPr>
+        <w:t>χάρις καὶ εἰρήνη ἀπὸ Θεοῦ Πατρὸς καὶ Χριστοῦ Ἰησοῦ τοῦ Σωτῆρος ἡμῶν</w:t>
+      </w:r>
+    </w:p>
+    <w:p>
+      <w:pPr/>
+      <w:r>
+        <w:rPr>
+          <w:lang w:val="fr_FR" w:bidi="fr_FR"/>
+        </w:rPr>
+      </w:r>
+      <w:r>
+        <w:rPr>
+          <w:b/>
+          <w:lang w:val="fr_FR" w:bidi="fr_FR"/>
+        </w:rPr>
         <w:t>"</w:t>
       </w:r>
       <w:r>
@@ -1986,6 +2226,21 @@
           <w:b/>
           <w:lang w:val="fr_FR" w:bidi="fr_FR"/>
         </w:rPr>
+        <w:t>Χριστοῦ Ἰησοῦ τοῦ Σωτῆρος ἡμῶν</w:t>
+      </w:r>
+    </w:p>
+    <w:p>
+      <w:pPr/>
+      <w:r>
+        <w:rPr>
+          <w:lang w:val="fr_FR" w:bidi="fr_FR"/>
+        </w:rPr>
+      </w:r>
+      <w:r>
+        <w:rPr>
+          <w:b/>
+          <w:lang w:val="fr_FR" w:bidi="fr_FR"/>
+        </w:rPr>
         <w:t>"</w:t>
       </w:r>
       <w:r>
@@ -2063,6 +2318,21 @@
           <w:b/>
           <w:lang w:val="fr_FR" w:bidi="fr_FR"/>
         </w:rPr>
+        <w:t>ἡμῶν</w:t>
+      </w:r>
+    </w:p>
+    <w:p>
+      <w:pPr/>
+      <w:r>
+        <w:rPr>
+          <w:lang w:val="fr_FR" w:bidi="fr_FR"/>
+        </w:rPr>
+      </w:r>
+      <w:r>
+        <w:rPr>
+          <w:b/>
+          <w:lang w:val="fr_FR" w:bidi="fr_FR"/>
+        </w:rPr>
         <w:t>"notre"</w:t>
       </w:r>
     </w:p>
@@ -2159,6 +2429,21 @@
           <w:b/>
           <w:lang w:val="fr_FR" w:bidi="fr_FR"/>
         </w:rPr>
+        <w:t>τούτου χάριν</w:t>
+      </w:r>
+    </w:p>
+    <w:p>
+      <w:pPr/>
+      <w:r>
+        <w:rPr>
+          <w:lang w:val="fr_FR" w:bidi="fr_FR"/>
+        </w:rPr>
+      </w:r>
+      <w:r>
+        <w:rPr>
+          <w:b/>
+          <w:lang w:val="fr_FR" w:bidi="fr_FR"/>
+        </w:rPr>
         <w:t>"</w:t>
       </w:r>
       <w:r>
@@ -2269,6 +2554,21 @@
           <w:b/>
           <w:lang w:val="fr_FR" w:bidi="fr_FR"/>
         </w:rPr>
+        <w:t>ἀπέλιπόν σε ἐν Κρήτῃ</w:t>
+      </w:r>
+    </w:p>
+    <w:p>
+      <w:pPr/>
+      <w:r>
+        <w:rPr>
+          <w:lang w:val="fr_FR" w:bidi="fr_FR"/>
+        </w:rPr>
+      </w:r>
+      <w:r>
+        <w:rPr>
+          <w:b/>
+          <w:lang w:val="fr_FR" w:bidi="fr_FR"/>
+        </w:rPr>
         <w:t>"J</w:t>
       </w:r>
       <w:r>
@@ -2346,6 +2646,21 @@
           <w:b/>
           <w:lang w:val="fr_FR" w:bidi="fr_FR"/>
         </w:rPr>
+        <w:t>ἵνα τὰ λείποντα ἐπιδιορθώσῃ</w:t>
+      </w:r>
+    </w:p>
+    <w:p>
+      <w:pPr/>
+      <w:r>
+        <w:rPr>
+          <w:lang w:val="fr_FR" w:bidi="fr_FR"/>
+        </w:rPr>
+      </w:r>
+      <w:r>
+        <w:rPr>
+          <w:b/>
+          <w:lang w:val="fr_FR" w:bidi="fr_FR"/>
+        </w:rPr>
         <w:t>"</w:t>
       </w:r>
       <w:r>
@@ -2423,6 +2738,21 @@
           <w:b/>
           <w:lang w:val="fr_FR" w:bidi="fr_FR"/>
         </w:rPr>
+        <w:t>καταστήσῃς &amp; πρεσβυτέρους</w:t>
+      </w:r>
+    </w:p>
+    <w:p>
+      <w:pPr/>
+      <w:r>
+        <w:rPr>
+          <w:lang w:val="fr_FR" w:bidi="fr_FR"/>
+        </w:rPr>
+      </w:r>
+      <w:r>
+        <w:rPr>
+          <w:b/>
+          <w:lang w:val="fr_FR" w:bidi="fr_FR"/>
+        </w:rPr>
         <w:t xml:space="preserve">"tu </w:t>
       </w:r>
       <w:r>
@@ -2493,6 +2823,21 @@
           <w:b/>
           <w:lang w:val="fr_FR" w:bidi="fr_FR"/>
         </w:rPr>
+        <w:t>εἴ τίς ἐστιν ἀνέγκλητος</w:t>
+      </w:r>
+    </w:p>
+    <w:p>
+      <w:pPr/>
+      <w:r>
+        <w:rPr>
+          <w:lang w:val="fr_FR" w:bidi="fr_FR"/>
+        </w:rPr>
+      </w:r>
+      <w:r>
+        <w:rPr>
+          <w:b/>
+          <w:lang w:val="fr_FR" w:bidi="fr_FR"/>
+        </w:rPr>
         <w:t>"</w:t>
       </w:r>
       <w:r>
@@ -2590,6 +2935,21 @@
           <w:b/>
           <w:lang w:val="fr_FR" w:bidi="fr_FR"/>
         </w:rPr>
+        <w:t>ἀνέγκλητος</w:t>
+      </w:r>
+    </w:p>
+    <w:p>
+      <w:pPr/>
+      <w:r>
+        <w:rPr>
+          <w:lang w:val="fr_FR" w:bidi="fr_FR"/>
+        </w:rPr>
+      </w:r>
+      <w:r>
+        <w:rPr>
+          <w:b/>
+          <w:lang w:val="fr_FR" w:bidi="fr_FR"/>
+        </w:rPr>
         <w:t>"</w:t>
       </w:r>
       <w:r>
@@ -2700,6 +3060,21 @@
           <w:b/>
           <w:lang w:val="fr_FR" w:bidi="fr_FR"/>
         </w:rPr>
+        <w:t>μιᾶς γυναικὸς ἀνήρ</w:t>
+      </w:r>
+    </w:p>
+    <w:p>
+      <w:pPr/>
+      <w:r>
+        <w:rPr>
+          <w:lang w:val="fr_FR" w:bidi="fr_FR"/>
+        </w:rPr>
+      </w:r>
+      <w:r>
+        <w:rPr>
+          <w:b/>
+          <w:lang w:val="fr_FR" w:bidi="fr_FR"/>
+        </w:rPr>
         <w:t>"mari d'une seule femme"</w:t>
       </w:r>
     </w:p>
@@ -2796,6 +3171,21 @@
           <w:b/>
           <w:lang w:val="fr_FR" w:bidi="fr_FR"/>
         </w:rPr>
+        <w:t>τέκνα &amp; πιστά</w:t>
+      </w:r>
+    </w:p>
+    <w:p>
+      <w:pPr/>
+      <w:r>
+        <w:rPr>
+          <w:lang w:val="fr_FR" w:bidi="fr_FR"/>
+        </w:rPr>
+      </w:r>
+      <w:r>
+        <w:rPr>
+          <w:b/>
+          <w:lang w:val="fr_FR" w:bidi="fr_FR"/>
+        </w:rPr>
         <w:t>"</w:t>
       </w:r>
       <w:r>
@@ -2886,6 +3276,21 @@
           <w:b/>
           <w:lang w:val="fr_FR" w:bidi="fr_FR"/>
         </w:rPr>
+        <w:t>τὸν ἐπίσκοπον</w:t>
+      </w:r>
+    </w:p>
+    <w:p>
+      <w:pPr/>
+      <w:r>
+        <w:rPr>
+          <w:lang w:val="fr_FR" w:bidi="fr_FR"/>
+        </w:rPr>
+      </w:r>
+      <w:r>
+        <w:rPr>
+          <w:b/>
+          <w:lang w:val="fr_FR" w:bidi="fr_FR"/>
+        </w:rPr>
         <w:t>"</w:t>
       </w:r>
       <w:r>
@@ -2996,6 +3401,21 @@
           <w:b/>
           <w:lang w:val="fr_FR" w:bidi="fr_FR"/>
         </w:rPr>
+        <w:t>Θεοῦ οἰκονόμον</w:t>
+      </w:r>
+    </w:p>
+    <w:p>
+      <w:pPr/>
+      <w:r>
+        <w:rPr>
+          <w:lang w:val="fr_FR" w:bidi="fr_FR"/>
+        </w:rPr>
+      </w:r>
+      <w:r>
+        <w:rPr>
+          <w:b/>
+          <w:lang w:val="fr_FR" w:bidi="fr_FR"/>
+        </w:rPr>
         <w:t>"</w:t>
       </w:r>
       <w:r>
@@ -3093,6 +3513,21 @@
           <w:b/>
           <w:lang w:val="fr_FR" w:bidi="fr_FR"/>
         </w:rPr>
+        <w:t>μὴ πάροινον</w:t>
+      </w:r>
+    </w:p>
+    <w:p>
+      <w:pPr/>
+      <w:r>
+        <w:rPr>
+          <w:lang w:val="fr_FR" w:bidi="fr_FR"/>
+        </w:rPr>
+      </w:r>
+      <w:r>
+        <w:rPr>
+          <w:b/>
+          <w:lang w:val="fr_FR" w:bidi="fr_FR"/>
+        </w:rPr>
         <w:t>"</w:t>
       </w:r>
       <w:r>
@@ -3170,6 +3605,21 @@
           <w:b/>
           <w:lang w:val="fr_FR" w:bidi="fr_FR"/>
         </w:rPr>
+        <w:t>μὴ πλήκτην</w:t>
+      </w:r>
+    </w:p>
+    <w:p>
+      <w:pPr/>
+      <w:r>
+        <w:rPr>
+          <w:lang w:val="fr_FR" w:bidi="fr_FR"/>
+        </w:rPr>
+      </w:r>
+      <w:r>
+        <w:rPr>
+          <w:b/>
+          <w:lang w:val="fr_FR" w:bidi="fr_FR"/>
+        </w:rPr>
         <w:t xml:space="preserve">"ni </w:t>
       </w:r>
       <w:r>
@@ -3247,6 +3697,21 @@
           <w:b/>
           <w:lang w:val="fr_FR" w:bidi="fr_FR"/>
         </w:rPr>
+        <w:t>ἀλλὰ</w:t>
+      </w:r>
+    </w:p>
+    <w:p>
+      <w:pPr/>
+      <w:r>
+        <w:rPr>
+          <w:lang w:val="fr_FR" w:bidi="fr_FR"/>
+        </w:rPr>
+      </w:r>
+      <w:r>
+        <w:rPr>
+          <w:b/>
+          <w:lang w:val="fr_FR" w:bidi="fr_FR"/>
+        </w:rPr>
         <w:t>"</w:t>
       </w:r>
       <w:r>
@@ -3357,6 +3822,21 @@
           <w:b/>
           <w:lang w:val="fr_FR" w:bidi="fr_FR"/>
         </w:rPr>
+        <w:t>φιλάγαθον</w:t>
+      </w:r>
+    </w:p>
+    <w:p>
+      <w:pPr/>
+      <w:r>
+        <w:rPr>
+          <w:lang w:val="fr_FR" w:bidi="fr_FR"/>
+        </w:rPr>
+      </w:r>
+      <w:r>
+        <w:rPr>
+          <w:b/>
+          <w:lang w:val="fr_FR" w:bidi="fr_FR"/>
+        </w:rPr>
         <w:t>"</w:t>
       </w:r>
       <w:r>
@@ -3467,6 +3947,21 @@
           <w:b/>
           <w:lang w:val="fr_FR" w:bidi="fr_FR"/>
         </w:rPr>
+        <w:t>σώφρονα &amp; ἐγκρατῆ</w:t>
+      </w:r>
+    </w:p>
+    <w:p>
+      <w:pPr/>
+      <w:r>
+        <w:rPr>
+          <w:lang w:val="fr_FR" w:bidi="fr_FR"/>
+        </w:rPr>
+      </w:r>
+      <w:r>
+        <w:rPr>
+          <w:b/>
+          <w:lang w:val="fr_FR" w:bidi="fr_FR"/>
+        </w:rPr>
         <w:t>"</w:t>
       </w:r>
       <w:r>
@@ -3590,6 +4085,21 @@
           <w:b/>
           <w:lang w:val="fr_FR" w:bidi="fr_FR"/>
         </w:rPr>
+        <w:t>δίκαιον, ὅσιον</w:t>
+      </w:r>
+    </w:p>
+    <w:p>
+      <w:pPr/>
+      <w:r>
+        <w:rPr>
+          <w:lang w:val="fr_FR" w:bidi="fr_FR"/>
+        </w:rPr>
+      </w:r>
+      <w:r>
+        <w:rPr>
+          <w:b/>
+          <w:lang w:val="fr_FR" w:bidi="fr_FR"/>
+        </w:rPr>
         <w:t>"</w:t>
       </w:r>
       <w:r>
@@ -3713,6 +4223,21 @@
           <w:b/>
           <w:lang w:val="fr_FR" w:bidi="fr_FR"/>
         </w:rPr>
+        <w:t>ἀντεχόμενον</w:t>
+      </w:r>
+    </w:p>
+    <w:p>
+      <w:pPr/>
+      <w:r>
+        <w:rPr>
+          <w:lang w:val="fr_FR" w:bidi="fr_FR"/>
+        </w:rPr>
+      </w:r>
+      <w:r>
+        <w:rPr>
+          <w:b/>
+          <w:lang w:val="fr_FR" w:bidi="fr_FR"/>
+        </w:rPr>
         <w:t>"</w:t>
       </w:r>
       <w:r>
@@ -3810,6 +4335,21 @@
           <w:b/>
           <w:lang w:val="fr_FR" w:bidi="fr_FR"/>
         </w:rPr>
+        <w:t>κατὰ τὴν διδαχὴν</w:t>
+      </w:r>
+    </w:p>
+    <w:p>
+      <w:pPr/>
+      <w:r>
+        <w:rPr>
+          <w:lang w:val="fr_FR" w:bidi="fr_FR"/>
+        </w:rPr>
+      </w:r>
+      <w:r>
+        <w:rPr>
+          <w:b/>
+          <w:lang w:val="fr_FR" w:bidi="fr_FR"/>
+        </w:rPr>
         <w:t>"</w:t>
       </w:r>
       <w:r>
@@ -3887,6 +4427,21 @@
           <w:b/>
           <w:lang w:val="fr_FR" w:bidi="fr_FR"/>
         </w:rPr>
+        <w:t>ἵνα</w:t>
+      </w:r>
+    </w:p>
+    <w:p>
+      <w:pPr/>
+      <w:r>
+        <w:rPr>
+          <w:lang w:val="fr_FR" w:bidi="fr_FR"/>
+        </w:rPr>
+      </w:r>
+      <w:r>
+        <w:rPr>
+          <w:b/>
+          <w:lang w:val="fr_FR" w:bidi="fr_FR"/>
+        </w:rPr>
         <w:t>"</w:t>
       </w:r>
       <w:r>
@@ -3997,6 +4552,21 @@
           <w:b/>
           <w:lang w:val="fr_FR" w:bidi="fr_FR"/>
         </w:rPr>
+        <w:t>τῇ διδασκαλίᾳ τῇ ὑγιαινούσῃ</w:t>
+      </w:r>
+    </w:p>
+    <w:p>
+      <w:pPr/>
+      <w:r>
+        <w:rPr>
+          <w:lang w:val="fr_FR" w:bidi="fr_FR"/>
+        </w:rPr>
+      </w:r>
+      <w:r>
+        <w:rPr>
+          <w:b/>
+          <w:lang w:val="fr_FR" w:bidi="fr_FR"/>
+        </w:rPr>
         <w:t>"</w:t>
       </w:r>
       <w:r>
@@ -4120,6 +4690,21 @@
           <w:b/>
           <w:lang w:val="fr_FR" w:bidi="fr_FR"/>
         </w:rPr>
+        <w:t>ματαιολόγοι</w:t>
+      </w:r>
+    </w:p>
+    <w:p>
+      <w:pPr/>
+      <w:r>
+        <w:rPr>
+          <w:lang w:val="fr_FR" w:bidi="fr_FR"/>
+        </w:rPr>
+      </w:r>
+      <w:r>
+        <w:rPr>
+          <w:b/>
+          <w:lang w:val="fr_FR" w:bidi="fr_FR"/>
+        </w:rPr>
         <w:t>"</w:t>
       </w:r>
       <w:r>
@@ -4243,6 +4828,21 @@
           <w:b/>
           <w:lang w:val="fr_FR" w:bidi="fr_FR"/>
         </w:rPr>
+        <w:t>φρεναπάται</w:t>
+      </w:r>
+    </w:p>
+    <w:p>
+      <w:pPr/>
+      <w:r>
+        <w:rPr>
+          <w:lang w:val="fr_FR" w:bidi="fr_FR"/>
+        </w:rPr>
+      </w:r>
+      <w:r>
+        <w:rPr>
+          <w:b/>
+          <w:lang w:val="fr_FR" w:bidi="fr_FR"/>
+        </w:rPr>
         <w:t>"séducteurs"</w:t>
       </w:r>
     </w:p>
@@ -4339,6 +4939,21 @@
           <w:b/>
           <w:lang w:val="fr_FR" w:bidi="fr_FR"/>
         </w:rPr>
+        <w:t>ματαιολόγοι, καὶ φρεναπάται</w:t>
+      </w:r>
+    </w:p>
+    <w:p>
+      <w:pPr/>
+      <w:r>
+        <w:rPr>
+          <w:lang w:val="fr_FR" w:bidi="fr_FR"/>
+        </w:rPr>
+      </w:r>
+      <w:r>
+        <w:rPr>
+          <w:b/>
+          <w:lang w:val="fr_FR" w:bidi="fr_FR"/>
+        </w:rPr>
         <w:t>"de vains discoureurs et de séducteurs</w:t>
       </w:r>
       <w:r>
@@ -4455,6 +5070,21 @@
           <w:b/>
           <w:lang w:val="fr_FR" w:bidi="fr_FR"/>
         </w:rPr>
+        <w:t>οἱ ἐκ τῆς περιτομῆς</w:t>
+      </w:r>
+    </w:p>
+    <w:p>
+      <w:pPr/>
+      <w:r>
+        <w:rPr>
+          <w:lang w:val="fr_FR" w:bidi="fr_FR"/>
+        </w:rPr>
+      </w:r>
+      <w:r>
+        <w:rPr>
+          <w:b/>
+          <w:lang w:val="fr_FR" w:bidi="fr_FR"/>
+        </w:rPr>
         <w:t>"les circoncis"</w:t>
       </w:r>
     </w:p>
@@ -4551,6 +5181,21 @@
           <w:b/>
           <w:lang w:val="fr_FR" w:bidi="fr_FR"/>
         </w:rPr>
+        <w:t>οὓς δεῖ ἐπιστομίζειν</w:t>
+      </w:r>
+    </w:p>
+    <w:p>
+      <w:pPr/>
+      <w:r>
+        <w:rPr>
+          <w:lang w:val="fr_FR" w:bidi="fr_FR"/>
+        </w:rPr>
+      </w:r>
+      <w:r>
+        <w:rPr>
+          <w:b/>
+          <w:lang w:val="fr_FR" w:bidi="fr_FR"/>
+        </w:rPr>
         <w:t>"</w:t>
       </w:r>
       <w:r>
@@ -4648,6 +5293,21 @@
           <w:b/>
           <w:lang w:val="fr_FR" w:bidi="fr_FR"/>
         </w:rPr>
+        <w:t>ὅλους οἴκους ἀνατρέπουσιν</w:t>
+      </w:r>
+    </w:p>
+    <w:p>
+      <w:pPr/>
+      <w:r>
+        <w:rPr>
+          <w:lang w:val="fr_FR" w:bidi="fr_FR"/>
+        </w:rPr>
+      </w:r>
+      <w:r>
+        <w:rPr>
+          <w:b/>
+          <w:lang w:val="fr_FR" w:bidi="fr_FR"/>
+        </w:rPr>
         <w:t>"</w:t>
       </w:r>
       <w:r>
@@ -4745,6 +5405,21 @@
           <w:b/>
           <w:lang w:val="fr_FR" w:bidi="fr_FR"/>
         </w:rPr>
+        <w:t>αἰσχροῦ κέρδους χάριν</w:t>
+      </w:r>
+    </w:p>
+    <w:p>
+      <w:pPr/>
+      <w:r>
+        <w:rPr>
+          <w:lang w:val="fr_FR" w:bidi="fr_FR"/>
+        </w:rPr>
+      </w:r>
+      <w:r>
+        <w:rPr>
+          <w:b/>
+          <w:lang w:val="fr_FR" w:bidi="fr_FR"/>
+        </w:rPr>
         <w:t>"</w:t>
       </w:r>
       <w:r>
@@ -4855,6 +5530,21 @@
           <w:b/>
           <w:lang w:val="fr_FR" w:bidi="fr_FR"/>
         </w:rPr>
+        <w:t>τις ἐξ αὐτῶν, ἴδιος αὐτῶν προφήτης</w:t>
+      </w:r>
+    </w:p>
+    <w:p>
+      <w:pPr/>
+      <w:r>
+        <w:rPr>
+          <w:lang w:val="fr_FR" w:bidi="fr_FR"/>
+        </w:rPr>
+      </w:r>
+      <w:r>
+        <w:rPr>
+          <w:b/>
+          <w:lang w:val="fr_FR" w:bidi="fr_FR"/>
+        </w:rPr>
         <w:t>"</w:t>
       </w:r>
       <w:r>
@@ -4932,6 +5622,21 @@
           <w:b/>
           <w:lang w:val="fr_FR" w:bidi="fr_FR"/>
         </w:rPr>
+        <w:t>Κρῆτες ἀεὶ ψεῦσται</w:t>
+      </w:r>
+    </w:p>
+    <w:p>
+      <w:pPr/>
+      <w:r>
+        <w:rPr>
+          <w:lang w:val="fr_FR" w:bidi="fr_FR"/>
+        </w:rPr>
+      </w:r>
+      <w:r>
+        <w:rPr>
+          <w:b/>
+          <w:lang w:val="fr_FR" w:bidi="fr_FR"/>
+        </w:rPr>
         <w:t>"</w:t>
       </w:r>
       <w:r>
@@ -5042,6 +5747,21 @@
           <w:b/>
           <w:lang w:val="fr_FR" w:bidi="fr_FR"/>
         </w:rPr>
+        <w:t>κακὰ θηρία</w:t>
+      </w:r>
+    </w:p>
+    <w:p>
+      <w:pPr/>
+      <w:r>
+        <w:rPr>
+          <w:lang w:val="fr_FR" w:bidi="fr_FR"/>
+        </w:rPr>
+      </w:r>
+      <w:r>
+        <w:rPr>
+          <w:b/>
+          <w:lang w:val="fr_FR" w:bidi="fr_FR"/>
+        </w:rPr>
         <w:t>"</w:t>
       </w:r>
       <w:r>
@@ -5152,6 +5872,21 @@
           <w:b/>
           <w:lang w:val="fr_FR" w:bidi="fr_FR"/>
         </w:rPr>
+        <w:t>γαστέρες ἀργαί</w:t>
+      </w:r>
+    </w:p>
+    <w:p>
+      <w:pPr/>
+      <w:r>
+        <w:rPr>
+          <w:lang w:val="fr_FR" w:bidi="fr_FR"/>
+        </w:rPr>
+      </w:r>
+      <w:r>
+        <w:rPr>
+          <w:b/>
+          <w:lang w:val="fr_FR" w:bidi="fr_FR"/>
+        </w:rPr>
         <w:t>"</w:t>
       </w:r>
       <w:r>
@@ -5249,6 +5984,21 @@
           <w:b/>
           <w:lang w:val="fr_FR" w:bidi="fr_FR"/>
         </w:rPr>
+        <w:t>δι’ ἣν αἰτίαν ἔλεγχε αὐτοὺς ἀποτόμως</w:t>
+      </w:r>
+    </w:p>
+    <w:p>
+      <w:pPr/>
+      <w:r>
+        <w:rPr>
+          <w:lang w:val="fr_FR" w:bidi="fr_FR"/>
+        </w:rPr>
+      </w:r>
+      <w:r>
+        <w:rPr>
+          <w:b/>
+          <w:lang w:val="fr_FR" w:bidi="fr_FR"/>
+        </w:rPr>
         <w:t>"</w:t>
       </w:r>
       <w:r>
@@ -5326,6 +6076,21 @@
           <w:b/>
           <w:lang w:val="fr_FR" w:bidi="fr_FR"/>
         </w:rPr>
+        <w:t>δι’ ἣν αἰτίαν</w:t>
+      </w:r>
+    </w:p>
+    <w:p>
+      <w:pPr/>
+      <w:r>
+        <w:rPr>
+          <w:lang w:val="fr_FR" w:bidi="fr_FR"/>
+        </w:rPr>
+      </w:r>
+      <w:r>
+        <w:rPr>
+          <w:b/>
+          <w:lang w:val="fr_FR" w:bidi="fr_FR"/>
+        </w:rPr>
         <w:t>"</w:t>
       </w:r>
       <w:r>
@@ -5436,6 +6201,21 @@
           <w:b/>
           <w:lang w:val="fr_FR" w:bidi="fr_FR"/>
         </w:rPr>
+        <w:t>αὐτοὺς</w:t>
+      </w:r>
+    </w:p>
+    <w:p>
+      <w:pPr/>
+      <w:r>
+        <w:rPr>
+          <w:lang w:val="fr_FR" w:bidi="fr_FR"/>
+        </w:rPr>
+      </w:r>
+      <w:r>
+        <w:rPr>
+          <w:b/>
+          <w:lang w:val="fr_FR" w:bidi="fr_FR"/>
+        </w:rPr>
         <w:t>"</w:t>
       </w:r>
       <w:r>
@@ -5558,6 +6338,21 @@
           <w:b/>
           <w:lang w:val="fr_FR" w:bidi="fr_FR"/>
         </w:rPr>
+        <w:t>ἵνα ὑγιαίνωσιν ἐν τῇ πίστει</w:t>
+      </w:r>
+    </w:p>
+    <w:p>
+      <w:pPr/>
+      <w:r>
+        <w:rPr>
+          <w:lang w:val="fr_FR" w:bidi="fr_FR"/>
+        </w:rPr>
+      </w:r>
+      <w:r>
+        <w:rPr>
+          <w:b/>
+          <w:lang w:val="fr_FR" w:bidi="fr_FR"/>
+        </w:rPr>
         <w:t>"</w:t>
       </w:r>
       <w:r>
@@ -5668,6 +6463,21 @@
           <w:b/>
           <w:lang w:val="fr_FR" w:bidi="fr_FR"/>
         </w:rPr>
+        <w:t>ἵνα</w:t>
+      </w:r>
+    </w:p>
+    <w:p>
+      <w:pPr/>
+      <w:r>
+        <w:rPr>
+          <w:lang w:val="fr_FR" w:bidi="fr_FR"/>
+        </w:rPr>
+      </w:r>
+      <w:r>
+        <w:rPr>
+          <w:b/>
+          <w:lang w:val="fr_FR" w:bidi="fr_FR"/>
+        </w:rPr>
         <w:t>"afin qu'ils"</w:t>
       </w:r>
     </w:p>
@@ -5764,6 +6574,21 @@
           <w:b/>
           <w:lang w:val="fr_FR" w:bidi="fr_FR"/>
         </w:rPr>
+        <w:t>ἐν τῇ πίστει</w:t>
+      </w:r>
+    </w:p>
+    <w:p>
+      <w:pPr/>
+      <w:r>
+        <w:rPr>
+          <w:lang w:val="fr_FR" w:bidi="fr_FR"/>
+        </w:rPr>
+      </w:r>
+      <w:r>
+        <w:rPr>
+          <w:b/>
+          <w:lang w:val="fr_FR" w:bidi="fr_FR"/>
+        </w:rPr>
         <w:t>"</w:t>
       </w:r>
       <w:r>
@@ -5874,6 +6699,21 @@
           <w:b/>
           <w:lang w:val="fr_FR" w:bidi="fr_FR"/>
         </w:rPr>
+        <w:t>Ἰουδαϊκοῖς μύθοις</w:t>
+      </w:r>
+    </w:p>
+    <w:p>
+      <w:pPr/>
+      <w:r>
+        <w:rPr>
+          <w:lang w:val="fr_FR" w:bidi="fr_FR"/>
+        </w:rPr>
+      </w:r>
+      <w:r>
+        <w:rPr>
+          <w:b/>
+          <w:lang w:val="fr_FR" w:bidi="fr_FR"/>
+        </w:rPr>
         <w:t>"fables juives"</w:t>
       </w:r>
     </w:p>
@@ -5937,6 +6777,21 @@
           <w:b/>
           <w:lang w:val="fr_FR" w:bidi="fr_FR"/>
         </w:rPr>
+        <w:t>ἀποστρεφομένων τὴν ἀλήθειαν</w:t>
+      </w:r>
+    </w:p>
+    <w:p>
+      <w:pPr/>
+      <w:r>
+        <w:rPr>
+          <w:lang w:val="fr_FR" w:bidi="fr_FR"/>
+        </w:rPr>
+      </w:r>
+      <w:r>
+        <w:rPr>
+          <w:b/>
+          <w:lang w:val="fr_FR" w:bidi="fr_FR"/>
+        </w:rPr>
         <w:t>"</w:t>
       </w:r>
       <w:r>
@@ -6034,6 +6889,21 @@
           <w:b/>
           <w:lang w:val="fr_FR" w:bidi="fr_FR"/>
         </w:rPr>
+        <w:t>πάντα καθαρὰ τοῖς καθαροῖς</w:t>
+      </w:r>
+    </w:p>
+    <w:p>
+      <w:pPr/>
+      <w:r>
+        <w:rPr>
+          <w:lang w:val="fr_FR" w:bidi="fr_FR"/>
+        </w:rPr>
+      </w:r>
+      <w:r>
+        <w:rPr>
+          <w:b/>
+          <w:lang w:val="fr_FR" w:bidi="fr_FR"/>
+        </w:rPr>
         <w:t>"</w:t>
       </w:r>
       <w:r>
@@ -6131,6 +7001,21 @@
           <w:b/>
           <w:lang w:val="fr_FR" w:bidi="fr_FR"/>
         </w:rPr>
+        <w:t>τοῖς καθαροῖς</w:t>
+      </w:r>
+    </w:p>
+    <w:p>
+      <w:pPr/>
+      <w:r>
+        <w:rPr>
+          <w:lang w:val="fr_FR" w:bidi="fr_FR"/>
+        </w:rPr>
+      </w:r>
+      <w:r>
+        <w:rPr>
+          <w:b/>
+          <w:lang w:val="fr_FR" w:bidi="fr_FR"/>
+        </w:rPr>
         <w:t>"</w:t>
       </w:r>
       <w:r>
@@ -6208,6 +7093,21 @@
           <w:b/>
           <w:lang w:val="fr_FR" w:bidi="fr_FR"/>
         </w:rPr>
+        <w:t>δὲ</w:t>
+      </w:r>
+    </w:p>
+    <w:p>
+      <w:pPr/>
+      <w:r>
+        <w:rPr>
+          <w:lang w:val="fr_FR" w:bidi="fr_FR"/>
+        </w:rPr>
+      </w:r>
+      <w:r>
+        <w:rPr>
+          <w:b/>
+          <w:lang w:val="fr_FR" w:bidi="fr_FR"/>
+        </w:rPr>
         <w:t>"mais"</w:t>
       </w:r>
     </w:p>
@@ -6316,6 +7216,21 @@
           <w:b/>
           <w:lang w:val="fr_FR" w:bidi="fr_FR"/>
         </w:rPr>
+        <w:t>τοῖς δὲ μεμιαμμένοις καὶ ἀπίστοις, οὐδὲν καθαρόν</w:t>
+      </w:r>
+    </w:p>
+    <w:p>
+      <w:pPr/>
+      <w:r>
+        <w:rPr>
+          <w:lang w:val="fr_FR" w:bidi="fr_FR"/>
+        </w:rPr>
+      </w:r>
+      <w:r>
+        <w:rPr>
+          <w:b/>
+          <w:lang w:val="fr_FR" w:bidi="fr_FR"/>
+        </w:rPr>
         <w:t>"</w:t>
       </w:r>
       <w:r>
@@ -6413,6 +7328,21 @@
           <w:b/>
           <w:lang w:val="fr_FR" w:bidi="fr_FR"/>
         </w:rPr>
+        <w:t>δὲ</w:t>
+      </w:r>
+    </w:p>
+    <w:p>
+      <w:pPr/>
+      <w:r>
+        <w:rPr>
+          <w:lang w:val="fr_FR" w:bidi="fr_FR"/>
+        </w:rPr>
+      </w:r>
+      <w:r>
+        <w:rPr>
+          <w:b/>
+          <w:lang w:val="fr_FR" w:bidi="fr_FR"/>
+        </w:rPr>
         <w:t>"mais"</w:t>
       </w:r>
     </w:p>
@@ -6509,6 +7439,21 @@
           <w:b/>
           <w:lang w:val="fr_FR" w:bidi="fr_FR"/>
         </w:rPr>
+        <w:t>τοῖς &amp; ἔργοις ἀρνοῦνται</w:t>
+      </w:r>
+    </w:p>
+    <w:p>
+      <w:pPr/>
+      <w:r>
+        <w:rPr>
+          <w:lang w:val="fr_FR" w:bidi="fr_FR"/>
+        </w:rPr>
+      </w:r>
+      <w:r>
+        <w:rPr>
+          <w:b/>
+          <w:lang w:val="fr_FR" w:bidi="fr_FR"/>
+        </w:rPr>
         <w:t>"</w:t>
       </w:r>
       <w:r>
@@ -6586,6 +7531,21 @@
           <w:b/>
           <w:lang w:val="fr_FR" w:bidi="fr_FR"/>
         </w:rPr>
+        <w:t>σὺ δὲ</w:t>
+      </w:r>
+    </w:p>
+    <w:p>
+      <w:pPr/>
+      <w:r>
+        <w:rPr>
+          <w:lang w:val="fr_FR" w:bidi="fr_FR"/>
+        </w:rPr>
+      </w:r>
+      <w:r>
+        <w:rPr>
+          <w:b/>
+          <w:lang w:val="fr_FR" w:bidi="fr_FR"/>
+        </w:rPr>
         <w:t>"</w:t>
       </w:r>
       <w:r>
@@ -6696,6 +7656,21 @@
           <w:b/>
           <w:lang w:val="fr_FR" w:bidi="fr_FR"/>
         </w:rPr>
+        <w:t>τῇ ὑγιαινούσῃ διδασκαλίᾳ</w:t>
+      </w:r>
+    </w:p>
+    <w:p>
+      <w:pPr/>
+      <w:r>
+        <w:rPr>
+          <w:lang w:val="fr_FR" w:bidi="fr_FR"/>
+        </w:rPr>
+      </w:r>
+      <w:r>
+        <w:rPr>
+          <w:b/>
+          <w:lang w:val="fr_FR" w:bidi="fr_FR"/>
+        </w:rPr>
         <w:t>"saine doctrine"</w:t>
       </w:r>
     </w:p>
@@ -6792,6 +7767,21 @@
           <w:b/>
           <w:lang w:val="fr_FR" w:bidi="fr_FR"/>
         </w:rPr>
+        <w:t>πρεσβύτας &amp; εἶναι</w:t>
+      </w:r>
+    </w:p>
+    <w:p>
+      <w:pPr/>
+      <w:r>
+        <w:rPr>
+          <w:lang w:val="fr_FR" w:bidi="fr_FR"/>
+        </w:rPr>
+      </w:r>
+      <w:r>
+        <w:rPr>
+          <w:b/>
+          <w:lang w:val="fr_FR" w:bidi="fr_FR"/>
+        </w:rPr>
         <w:t>"</w:t>
       </w:r>
       <w:r>
@@ -6882,6 +7872,21 @@
           <w:b/>
           <w:lang w:val="fr_FR" w:bidi="fr_FR"/>
         </w:rPr>
+        <w:t>νηφαλίους &amp; σεμνούς, σώφρονας</w:t>
+      </w:r>
+    </w:p>
+    <w:p>
+      <w:pPr/>
+      <w:r>
+        <w:rPr>
+          <w:lang w:val="fr_FR" w:bidi="fr_FR"/>
+        </w:rPr>
+      </w:r>
+      <w:r>
+        <w:rPr>
+          <w:b/>
+          <w:lang w:val="fr_FR" w:bidi="fr_FR"/>
+        </w:rPr>
         <w:t>"</w:t>
       </w:r>
       <w:r>
@@ -6979,6 +7984,21 @@
           <w:b/>
           <w:lang w:val="fr_FR" w:bidi="fr_FR"/>
         </w:rPr>
+        <w:t>νηφαλίους</w:t>
+      </w:r>
+    </w:p>
+    <w:p>
+      <w:pPr/>
+      <w:r>
+        <w:rPr>
+          <w:lang w:val="fr_FR" w:bidi="fr_FR"/>
+        </w:rPr>
+      </w:r>
+      <w:r>
+        <w:rPr>
+          <w:b/>
+          <w:lang w:val="fr_FR" w:bidi="fr_FR"/>
+        </w:rPr>
         <w:t>"</w:t>
       </w:r>
       <w:r>
@@ -7068,6 +8088,21 @@
           <w:b/>
           <w:lang w:val="fr_FR" w:bidi="fr_FR"/>
         </w:rPr>
+        <w:t>σώφρονας</w:t>
+      </w:r>
+    </w:p>
+    <w:p>
+      <w:pPr/>
+      <w:r>
+        <w:rPr>
+          <w:lang w:val="fr_FR" w:bidi="fr_FR"/>
+        </w:rPr>
+      </w:r>
+      <w:r>
+        <w:rPr>
+          <w:b/>
+          <w:lang w:val="fr_FR" w:bidi="fr_FR"/>
+        </w:rPr>
         <w:t>"modérés"</w:t>
       </w:r>
     </w:p>
@@ -7131,6 +8166,21 @@
           <w:b/>
           <w:lang w:val="fr_FR" w:bidi="fr_FR"/>
         </w:rPr>
+        <w:t>ὑγιαίνοντας τῇ πίστει τῇ ἀγάπῃ, τῇ ὑπομονῇ</w:t>
+      </w:r>
+    </w:p>
+    <w:p>
+      <w:pPr/>
+      <w:r>
+        <w:rPr>
+          <w:lang w:val="fr_FR" w:bidi="fr_FR"/>
+        </w:rPr>
+      </w:r>
+      <w:r>
+        <w:rPr>
+          <w:b/>
+          <w:lang w:val="fr_FR" w:bidi="fr_FR"/>
+        </w:rPr>
         <w:t>"</w:t>
       </w:r>
       <w:r>
@@ -7286,6 +8336,21 @@
           <w:b/>
           <w:lang w:val="fr_FR" w:bidi="fr_FR"/>
         </w:rPr>
+        <w:t>ὑγιαίνοντας τῇ πίστει</w:t>
+      </w:r>
+    </w:p>
+    <w:p>
+      <w:pPr/>
+      <w:r>
+        <w:rPr>
+          <w:lang w:val="fr_FR" w:bidi="fr_FR"/>
+        </w:rPr>
+      </w:r>
+      <w:r>
+        <w:rPr>
+          <w:b/>
+          <w:lang w:val="fr_FR" w:bidi="fr_FR"/>
+        </w:rPr>
         <w:t>"</w:t>
       </w:r>
       <w:r>
@@ -7389,6 +8454,21 @@
           <w:b/>
           <w:lang w:val="fr_FR" w:bidi="fr_FR"/>
         </w:rPr>
+        <w:t>τῇ ἀγάπῃ</w:t>
+      </w:r>
+    </w:p>
+    <w:p>
+      <w:pPr/>
+      <w:r>
+        <w:rPr>
+          <w:lang w:val="fr_FR" w:bidi="fr_FR"/>
+        </w:rPr>
+      </w:r>
+      <w:r>
+        <w:rPr>
+          <w:b/>
+          <w:lang w:val="fr_FR" w:bidi="fr_FR"/>
+        </w:rPr>
         <w:t>"</w:t>
       </w:r>
       <w:r>
@@ -7499,6 +8579,21 @@
           <w:b/>
           <w:lang w:val="fr_FR" w:bidi="fr_FR"/>
         </w:rPr>
+        <w:t>τῇ ὑπομονῇ</w:t>
+      </w:r>
+    </w:p>
+    <w:p>
+      <w:pPr/>
+      <w:r>
+        <w:rPr>
+          <w:lang w:val="fr_FR" w:bidi="fr_FR"/>
+        </w:rPr>
+      </w:r>
+      <w:r>
+        <w:rPr>
+          <w:b/>
+          <w:lang w:val="fr_FR" w:bidi="fr_FR"/>
+        </w:rPr>
         <w:t>"l</w:t>
       </w:r>
       <w:r>
@@ -7609,6 +8704,21 @@
           <w:b/>
           <w:lang w:val="fr_FR" w:bidi="fr_FR"/>
         </w:rPr>
+        <w:t>πρεσβύτιδας ὡσαύτως</w:t>
+      </w:r>
+    </w:p>
+    <w:p>
+      <w:pPr/>
+      <w:r>
+        <w:rPr>
+          <w:lang w:val="fr_FR" w:bidi="fr_FR"/>
+        </w:rPr>
+      </w:r>
+      <w:r>
+        <w:rPr>
+          <w:b/>
+          <w:lang w:val="fr_FR" w:bidi="fr_FR"/>
+        </w:rPr>
         <w:t>"</w:t>
       </w:r>
       <w:r>
@@ -7706,6 +8816,21 @@
           <w:b/>
           <w:lang w:val="fr_FR" w:bidi="fr_FR"/>
         </w:rPr>
+        <w:t>οἴνῳ πολλῷ δεδουλωμένας</w:t>
+      </w:r>
+    </w:p>
+    <w:p>
+      <w:pPr/>
+      <w:r>
+        <w:rPr>
+          <w:lang w:val="fr_FR" w:bidi="fr_FR"/>
+        </w:rPr>
+      </w:r>
+      <w:r>
+        <w:rPr>
+          <w:b/>
+          <w:lang w:val="fr_FR" w:bidi="fr_FR"/>
+        </w:rPr>
         <w:t>"</w:t>
       </w:r>
       <w:r>
@@ -7803,6 +8928,21 @@
           <w:b/>
           <w:lang w:val="fr_FR" w:bidi="fr_FR"/>
         </w:rPr>
+        <w:t>οἴνῳ πολλῷ δεδουλωμένας</w:t>
+      </w:r>
+    </w:p>
+    <w:p>
+      <w:pPr/>
+      <w:r>
+        <w:rPr>
+          <w:lang w:val="fr_FR" w:bidi="fr_FR"/>
+        </w:rPr>
+      </w:r>
+      <w:r>
+        <w:rPr>
+          <w:b/>
+          <w:lang w:val="fr_FR" w:bidi="fr_FR"/>
+        </w:rPr>
         <w:t>"</w:t>
       </w:r>
       <w:r>
@@ -7900,6 +9040,21 @@
           <w:b/>
           <w:lang w:val="fr_FR" w:bidi="fr_FR"/>
         </w:rPr>
+        <w:t>καλοδιδασκάλους</w:t>
+      </w:r>
+    </w:p>
+    <w:p>
+      <w:pPr/>
+      <w:r>
+        <w:rPr>
+          <w:lang w:val="fr_FR" w:bidi="fr_FR"/>
+        </w:rPr>
+      </w:r>
+      <w:r>
+        <w:rPr>
+          <w:b/>
+          <w:lang w:val="fr_FR" w:bidi="fr_FR"/>
+        </w:rPr>
         <w:t>"</w:t>
       </w:r>
       <w:r>
@@ -7997,6 +9152,21 @@
           <w:b/>
           <w:lang w:val="fr_FR" w:bidi="fr_FR"/>
         </w:rPr>
+        <w:t>ἵνα</w:t>
+      </w:r>
+    </w:p>
+    <w:p>
+      <w:pPr/>
+      <w:r>
+        <w:rPr>
+          <w:lang w:val="fr_FR" w:bidi="fr_FR"/>
+        </w:rPr>
+      </w:r>
+      <w:r>
+        <w:rPr>
+          <w:b/>
+          <w:lang w:val="fr_FR" w:bidi="fr_FR"/>
+        </w:rPr>
         <w:t>"</w:t>
       </w:r>
       <w:r>
@@ -8107,6 +9277,21 @@
           <w:b/>
           <w:lang w:val="fr_FR" w:bidi="fr_FR"/>
         </w:rPr>
+        <w:t>φιλάνδρους</w:t>
+      </w:r>
+    </w:p>
+    <w:p>
+      <w:pPr/>
+      <w:r>
+        <w:rPr>
+          <w:lang w:val="fr_FR" w:bidi="fr_FR"/>
+        </w:rPr>
+      </w:r>
+      <w:r>
+        <w:rPr>
+          <w:b/>
+          <w:lang w:val="fr_FR" w:bidi="fr_FR"/>
+        </w:rPr>
         <w:t>"</w:t>
       </w:r>
       <w:r>
@@ -8184,6 +9369,21 @@
           <w:b/>
           <w:lang w:val="fr_FR" w:bidi="fr_FR"/>
         </w:rPr>
+        <w:t>φιλοτέκνους</w:t>
+      </w:r>
+    </w:p>
+    <w:p>
+      <w:pPr/>
+      <w:r>
+        <w:rPr>
+          <w:lang w:val="fr_FR" w:bidi="fr_FR"/>
+        </w:rPr>
+      </w:r>
+      <w:r>
+        <w:rPr>
+          <w:b/>
+          <w:lang w:val="fr_FR" w:bidi="fr_FR"/>
+        </w:rPr>
         <w:t>"</w:t>
       </w:r>
       <w:r>
@@ -8261,6 +9461,21 @@
           <w:b/>
           <w:lang w:val="fr_FR" w:bidi="fr_FR"/>
         </w:rPr>
+        <w:t>ὑποτασσομένας τοῖς ἰδίοις ἀνδράσιν</w:t>
+      </w:r>
+    </w:p>
+    <w:p>
+      <w:pPr/>
+      <w:r>
+        <w:rPr>
+          <w:lang w:val="fr_FR" w:bidi="fr_FR"/>
+        </w:rPr>
+      </w:r>
+      <w:r>
+        <w:rPr>
+          <w:b/>
+          <w:lang w:val="fr_FR" w:bidi="fr_FR"/>
+        </w:rPr>
         <w:t>"</w:t>
       </w:r>
       <w:r>
@@ -8338,6 +9553,21 @@
           <w:b/>
           <w:lang w:val="fr_FR" w:bidi="fr_FR"/>
         </w:rPr>
+        <w:t>ἵνα</w:t>
+      </w:r>
+    </w:p>
+    <w:p>
+      <w:pPr/>
+      <w:r>
+        <w:rPr>
+          <w:lang w:val="fr_FR" w:bidi="fr_FR"/>
+        </w:rPr>
+      </w:r>
+      <w:r>
+        <w:rPr>
+          <w:b/>
+          <w:lang w:val="fr_FR" w:bidi="fr_FR"/>
+        </w:rPr>
         <w:t>"afin que"</w:t>
       </w:r>
     </w:p>
@@ -8434,6 +9664,21 @@
           <w:b/>
           <w:lang w:val="fr_FR" w:bidi="fr_FR"/>
         </w:rPr>
+        <w:t>ἵνα μὴ ὁ λόγος τοῦ Θεοῦ βλασφημῆται</w:t>
+      </w:r>
+    </w:p>
+    <w:p>
+      <w:pPr/>
+      <w:r>
+        <w:rPr>
+          <w:lang w:val="fr_FR" w:bidi="fr_FR"/>
+        </w:rPr>
+      </w:r>
+      <w:r>
+        <w:rPr>
+          <w:b/>
+          <w:lang w:val="fr_FR" w:bidi="fr_FR"/>
+        </w:rPr>
         <w:t>"</w:t>
       </w:r>
       <w:r>
@@ -8531,6 +9776,21 @@
           <w:b/>
           <w:lang w:val="fr_FR" w:bidi="fr_FR"/>
         </w:rPr>
+        <w:t>ὁ λόγος τοῦ Θεοῦ</w:t>
+      </w:r>
+    </w:p>
+    <w:p>
+      <w:pPr/>
+      <w:r>
+        <w:rPr>
+          <w:lang w:val="fr_FR" w:bidi="fr_FR"/>
+        </w:rPr>
+      </w:r>
+      <w:r>
+        <w:rPr>
+          <w:b/>
+          <w:lang w:val="fr_FR" w:bidi="fr_FR"/>
+        </w:rPr>
         <w:t>"la parole de Dieu"</w:t>
       </w:r>
     </w:p>
@@ -8627,6 +9887,21 @@
           <w:b/>
           <w:lang w:val="fr_FR" w:bidi="fr_FR"/>
         </w:rPr>
+        <w:t>ὡσαύτως</w:t>
+      </w:r>
+    </w:p>
+    <w:p>
+      <w:pPr/>
+      <w:r>
+        <w:rPr>
+          <w:lang w:val="fr_FR" w:bidi="fr_FR"/>
+        </w:rPr>
+      </w:r>
+      <w:r>
+        <w:rPr>
+          <w:b/>
+          <w:lang w:val="fr_FR" w:bidi="fr_FR"/>
+        </w:rPr>
         <w:t>"</w:t>
       </w:r>
       <w:r>
@@ -8704,6 +9979,21 @@
           <w:b/>
           <w:lang w:val="fr_FR" w:bidi="fr_FR"/>
         </w:rPr>
+        <w:t>περὶ πάντα</w:t>
+      </w:r>
+    </w:p>
+    <w:p>
+      <w:pPr/>
+      <w:r>
+        <w:rPr>
+          <w:lang w:val="fr_FR" w:bidi="fr_FR"/>
+        </w:rPr>
+      </w:r>
+      <w:r>
+        <w:rPr>
+          <w:b/>
+          <w:lang w:val="fr_FR" w:bidi="fr_FR"/>
+        </w:rPr>
         <w:t>"</w:t>
       </w:r>
       <w:r>
@@ -8781,6 +10071,21 @@
           <w:b/>
           <w:lang w:val="fr_FR" w:bidi="fr_FR"/>
         </w:rPr>
+        <w:t>σεαυτὸν παρεχόμενος</w:t>
+      </w:r>
+    </w:p>
+    <w:p>
+      <w:pPr/>
+      <w:r>
+        <w:rPr>
+          <w:lang w:val="fr_FR" w:bidi="fr_FR"/>
+        </w:rPr>
+      </w:r>
+      <w:r>
+        <w:rPr>
+          <w:b/>
+          <w:lang w:val="fr_FR" w:bidi="fr_FR"/>
+        </w:rPr>
         <w:t xml:space="preserve">"te </w:t>
       </w:r>
       <w:r>
@@ -8851,6 +10156,21 @@
           <w:b/>
           <w:lang w:val="fr_FR" w:bidi="fr_FR"/>
         </w:rPr>
+        <w:t>τύπον καλῶν ἔργων</w:t>
+      </w:r>
+    </w:p>
+    <w:p>
+      <w:pPr/>
+      <w:r>
+        <w:rPr>
+          <w:lang w:val="fr_FR" w:bidi="fr_FR"/>
+        </w:rPr>
+      </w:r>
+      <w:r>
+        <w:rPr>
+          <w:b/>
+          <w:lang w:val="fr_FR" w:bidi="fr_FR"/>
+        </w:rPr>
         <w:t>"</w:t>
       </w:r>
       <w:r>
@@ -8928,6 +10248,21 @@
           <w:b/>
           <w:lang w:val="fr_FR" w:bidi="fr_FR"/>
         </w:rPr>
+        <w:t>ἐν τῇ διδασκαλίᾳ ἀφθορίαν, σεμνότητα</w:t>
+      </w:r>
+    </w:p>
+    <w:p>
+      <w:pPr/>
+      <w:r>
+        <w:rPr>
+          <w:lang w:val="fr_FR" w:bidi="fr_FR"/>
+        </w:rPr>
+      </w:r>
+      <w:r>
+        <w:rPr>
+          <w:b/>
+          <w:lang w:val="fr_FR" w:bidi="fr_FR"/>
+        </w:rPr>
         <w:t>"</w:t>
       </w:r>
       <w:r>
@@ -9025,6 +10360,21 @@
           <w:b/>
           <w:lang w:val="fr_FR" w:bidi="fr_FR"/>
         </w:rPr>
+        <w:t>ἐν τῇ διδασκαλίᾳ ἀφθορίαν, σεμνότητα</w:t>
+      </w:r>
+    </w:p>
+    <w:p>
+      <w:pPr/>
+      <w:r>
+        <w:rPr>
+          <w:lang w:val="fr_FR" w:bidi="fr_FR"/>
+        </w:rPr>
+      </w:r>
+      <w:r>
+        <w:rPr>
+          <w:b/>
+          <w:lang w:val="fr_FR" w:bidi="fr_FR"/>
+        </w:rPr>
         <w:t>"</w:t>
       </w:r>
       <w:r>
@@ -9141,6 +10491,21 @@
           <w:b/>
           <w:lang w:val="fr_FR" w:bidi="fr_FR"/>
         </w:rPr>
+        <w:t>ἀφθορίαν</w:t>
+      </w:r>
+    </w:p>
+    <w:p>
+      <w:pPr/>
+      <w:r>
+        <w:rPr>
+          <w:lang w:val="fr_FR" w:bidi="fr_FR"/>
+        </w:rPr>
+      </w:r>
+      <w:r>
+        <w:rPr>
+          <w:b/>
+          <w:lang w:val="fr_FR" w:bidi="fr_FR"/>
+        </w:rPr>
         <w:t>"</w:t>
       </w:r>
       <w:r>
@@ -9238,6 +10603,21 @@
           <w:b/>
           <w:lang w:val="fr_FR" w:bidi="fr_FR"/>
         </w:rPr>
+        <w:t>ὑγιῆ</w:t>
+      </w:r>
+    </w:p>
+    <w:p>
+      <w:pPr/>
+      <w:r>
+        <w:rPr>
+          <w:lang w:val="fr_FR" w:bidi="fr_FR"/>
+        </w:rPr>
+      </w:r>
+      <w:r>
+        <w:rPr>
+          <w:b/>
+          <w:lang w:val="fr_FR" w:bidi="fr_FR"/>
+        </w:rPr>
         <w:t>"</w:t>
       </w:r>
       <w:r>
@@ -9361,6 +10741,21 @@
           <w:b/>
           <w:lang w:val="fr_FR" w:bidi="fr_FR"/>
         </w:rPr>
+        <w:t>ἵνα</w:t>
+      </w:r>
+    </w:p>
+    <w:p>
+      <w:pPr/>
+      <w:r>
+        <w:rPr>
+          <w:lang w:val="fr_FR" w:bidi="fr_FR"/>
+        </w:rPr>
+      </w:r>
+      <w:r>
+        <w:rPr>
+          <w:b/>
+          <w:lang w:val="fr_FR" w:bidi="fr_FR"/>
+        </w:rPr>
         <w:t>"afin que"</w:t>
       </w:r>
     </w:p>
@@ -9457,6 +10852,21 @@
           <w:b/>
           <w:lang w:val="fr_FR" w:bidi="fr_FR"/>
         </w:rPr>
+        <w:t>ἵνα ὁ ἐξ ἐναντίας ἐντραπῇ</w:t>
+      </w:r>
+    </w:p>
+    <w:p>
+      <w:pPr/>
+      <w:r>
+        <w:rPr>
+          <w:lang w:val="fr_FR" w:bidi="fr_FR"/>
+        </w:rPr>
+      </w:r>
+      <w:r>
+        <w:rPr>
+          <w:b/>
+          <w:lang w:val="fr_FR" w:bidi="fr_FR"/>
+        </w:rPr>
         <w:t>"</w:t>
       </w:r>
       <w:r>
@@ -9554,6 +10964,21 @@
           <w:b/>
           <w:lang w:val="fr_FR" w:bidi="fr_FR"/>
         </w:rPr>
+        <w:t>ἡμῶν</w:t>
+      </w:r>
+    </w:p>
+    <w:p>
+      <w:pPr/>
+      <w:r>
+        <w:rPr>
+          <w:lang w:val="fr_FR" w:bidi="fr_FR"/>
+        </w:rPr>
+      </w:r>
+      <w:r>
+        <w:rPr>
+          <w:b/>
+          <w:lang w:val="fr_FR" w:bidi="fr_FR"/>
+        </w:rPr>
         <w:t>"nous"</w:t>
       </w:r>
     </w:p>
@@ -9650,6 +11075,21 @@
           <w:b/>
           <w:lang w:val="fr_FR" w:bidi="fr_FR"/>
         </w:rPr>
+        <w:t>δούλους ἰδίοις δεσπόταις ὑποτάσσεσθαι</w:t>
+      </w:r>
+    </w:p>
+    <w:p>
+      <w:pPr/>
+      <w:r>
+        <w:rPr>
+          <w:lang w:val="fr_FR" w:bidi="fr_FR"/>
+        </w:rPr>
+      </w:r>
+      <w:r>
+        <w:rPr>
+          <w:b/>
+          <w:lang w:val="fr_FR" w:bidi="fr_FR"/>
+        </w:rPr>
         <w:t>"</w:t>
       </w:r>
       <w:r>
@@ -9747,6 +11187,21 @@
           <w:b/>
           <w:lang w:val="fr_FR" w:bidi="fr_FR"/>
         </w:rPr>
+        <w:t>ἐν πᾶσιν</w:t>
+      </w:r>
+    </w:p>
+    <w:p>
+      <w:pPr/>
+      <w:r>
+        <w:rPr>
+          <w:lang w:val="fr_FR" w:bidi="fr_FR"/>
+        </w:rPr>
+      </w:r>
+      <w:r>
+        <w:rPr>
+          <w:b/>
+          <w:lang w:val="fr_FR" w:bidi="fr_FR"/>
+        </w:rPr>
         <w:t>"</w:t>
       </w:r>
       <w:r>
@@ -9824,6 +11279,21 @@
           <w:b/>
           <w:lang w:val="fr_FR" w:bidi="fr_FR"/>
         </w:rPr>
+        <w:t>εὐαρέστους εἶναι</w:t>
+      </w:r>
+    </w:p>
+    <w:p>
+      <w:pPr/>
+      <w:r>
+        <w:rPr>
+          <w:lang w:val="fr_FR" w:bidi="fr_FR"/>
+        </w:rPr>
+      </w:r>
+      <w:r>
+        <w:rPr>
+          <w:b/>
+          <w:lang w:val="fr_FR" w:bidi="fr_FR"/>
+        </w:rPr>
         <w:t>"</w:t>
       </w:r>
       <w:r>
@@ -9914,6 +11384,21 @@
           <w:b/>
           <w:lang w:val="fr_FR" w:bidi="fr_FR"/>
         </w:rPr>
+        <w:t>μὴ νοσφιζομένους</w:t>
+      </w:r>
+    </w:p>
+    <w:p>
+      <w:pPr/>
+      <w:r>
+        <w:rPr>
+          <w:lang w:val="fr_FR" w:bidi="fr_FR"/>
+        </w:rPr>
+      </w:r>
+      <w:r>
+        <w:rPr>
+          <w:b/>
+          <w:lang w:val="fr_FR" w:bidi="fr_FR"/>
+        </w:rPr>
         <w:t>"</w:t>
       </w:r>
       <w:r>
@@ -10011,6 +11496,21 @@
           <w:b/>
           <w:lang w:val="fr_FR" w:bidi="fr_FR"/>
         </w:rPr>
+        <w:t>ἀλλὰ</w:t>
+      </w:r>
+    </w:p>
+    <w:p>
+      <w:pPr/>
+      <w:r>
+        <w:rPr>
+          <w:lang w:val="fr_FR" w:bidi="fr_FR"/>
+        </w:rPr>
+      </w:r>
+      <w:r>
+        <w:rPr>
+          <w:b/>
+          <w:lang w:val="fr_FR" w:bidi="fr_FR"/>
+        </w:rPr>
         <w:t>"mais"</w:t>
       </w:r>
     </w:p>
@@ -10119,6 +11619,21 @@
           <w:b/>
           <w:lang w:val="fr_FR" w:bidi="fr_FR"/>
         </w:rPr>
+        <w:t>πᾶσαν πίστιν ἐνδεικνυμένους ἀγαθήν</w:t>
+      </w:r>
+    </w:p>
+    <w:p>
+      <w:pPr/>
+      <w:r>
+        <w:rPr>
+          <w:lang w:val="fr_FR" w:bidi="fr_FR"/>
+        </w:rPr>
+      </w:r>
+      <w:r>
+        <w:rPr>
+          <w:b/>
+          <w:lang w:val="fr_FR" w:bidi="fr_FR"/>
+        </w:rPr>
         <w:t>"</w:t>
       </w:r>
       <w:r>
@@ -10196,6 +11711,21 @@
           <w:b/>
           <w:lang w:val="fr_FR" w:bidi="fr_FR"/>
         </w:rPr>
+        <w:t>ἵνα</w:t>
+      </w:r>
+    </w:p>
+    <w:p>
+      <w:pPr/>
+      <w:r>
+        <w:rPr>
+          <w:lang w:val="fr_FR" w:bidi="fr_FR"/>
+        </w:rPr>
+      </w:r>
+      <w:r>
+        <w:rPr>
+          <w:b/>
+          <w:lang w:val="fr_FR" w:bidi="fr_FR"/>
+        </w:rPr>
         <w:t>"afin"</w:t>
       </w:r>
     </w:p>
@@ -10292,6 +11822,21 @@
           <w:b/>
           <w:lang w:val="fr_FR" w:bidi="fr_FR"/>
         </w:rPr>
+        <w:t>ἐν πᾶσιν</w:t>
+      </w:r>
+    </w:p>
+    <w:p>
+      <w:pPr/>
+      <w:r>
+        <w:rPr>
+          <w:lang w:val="fr_FR" w:bidi="fr_FR"/>
+        </w:rPr>
+      </w:r>
+      <w:r>
+        <w:rPr>
+          <w:b/>
+          <w:lang w:val="fr_FR" w:bidi="fr_FR"/>
+        </w:rPr>
         <w:t>"</w:t>
       </w:r>
       <w:r>
@@ -10369,6 +11914,21 @@
           <w:b/>
           <w:lang w:val="fr_FR" w:bidi="fr_FR"/>
         </w:rPr>
+        <w:t>τὴν διδασκαλίαν τὴν τοῦ Σωτῆρος ἡμῶν, Θεοῦ, κοσμῶσιν</w:t>
+      </w:r>
+    </w:p>
+    <w:p>
+      <w:pPr/>
+      <w:r>
+        <w:rPr>
+          <w:lang w:val="fr_FR" w:bidi="fr_FR"/>
+        </w:rPr>
+      </w:r>
+      <w:r>
+        <w:rPr>
+          <w:b/>
+          <w:lang w:val="fr_FR" w:bidi="fr_FR"/>
+        </w:rPr>
         <w:t>"</w:t>
       </w:r>
       <w:r>
@@ -10446,6 +12006,21 @@
           <w:b/>
           <w:lang w:val="fr_FR" w:bidi="fr_FR"/>
         </w:rPr>
+        <w:t>ἡμῶν</w:t>
+      </w:r>
+    </w:p>
+    <w:p>
+      <w:pPr/>
+      <w:r>
+        <w:rPr>
+          <w:lang w:val="fr_FR" w:bidi="fr_FR"/>
+        </w:rPr>
+      </w:r>
+      <w:r>
+        <w:rPr>
+          <w:b/>
+          <w:lang w:val="fr_FR" w:bidi="fr_FR"/>
+        </w:rPr>
         <w:t>"notre"</w:t>
       </w:r>
     </w:p>
@@ -10548,6 +12123,21 @@
           <w:b/>
           <w:lang w:val="fr_FR" w:bidi="fr_FR"/>
         </w:rPr>
+        <w:t>γὰρ</w:t>
+      </w:r>
+    </w:p>
+    <w:p>
+      <w:pPr/>
+      <w:r>
+        <w:rPr>
+          <w:lang w:val="fr_FR" w:bidi="fr_FR"/>
+        </w:rPr>
+      </w:r>
+      <w:r>
+        <w:rPr>
+          <w:b/>
+          <w:lang w:val="fr_FR" w:bidi="fr_FR"/>
+        </w:rPr>
         <w:t>"Car"</w:t>
       </w:r>
     </w:p>
@@ -10644,6 +12234,21 @@
           <w:b/>
           <w:lang w:val="fr_FR" w:bidi="fr_FR"/>
         </w:rPr>
+        <w:t>ἐπεφάνη &amp; ἡ χάρις τοῦ Θεοῦ</w:t>
+      </w:r>
+    </w:p>
+    <w:p>
+      <w:pPr/>
+      <w:r>
+        <w:rPr>
+          <w:lang w:val="fr_FR" w:bidi="fr_FR"/>
+        </w:rPr>
+      </w:r>
+      <w:r>
+        <w:rPr>
+          <w:b/>
+          <w:lang w:val="fr_FR" w:bidi="fr_FR"/>
+        </w:rPr>
         <w:t>"</w:t>
       </w:r>
       <w:r>
@@ -10754,6 +12359,21 @@
           <w:b/>
           <w:lang w:val="fr_FR" w:bidi="fr_FR"/>
         </w:rPr>
+        <w:t>ἐπεφάνη γὰρ ἡ χάρις τοῦ Θεοῦ σωτήριος πᾶσιν ἀνθρώποις</w:t>
+      </w:r>
+    </w:p>
+    <w:p>
+      <w:pPr/>
+      <w:r>
+        <w:rPr>
+          <w:lang w:val="fr_FR" w:bidi="fr_FR"/>
+        </w:rPr>
+      </w:r>
+      <w:r>
+        <w:rPr>
+          <w:b/>
+          <w:lang w:val="fr_FR" w:bidi="fr_FR"/>
+        </w:rPr>
         <w:t>"</w:t>
       </w:r>
       <w:r>
@@ -10857,6 +12477,21 @@
           <w:b/>
           <w:lang w:val="fr_FR" w:bidi="fr_FR"/>
         </w:rPr>
+        <w:t>σωτήριος πᾶσιν ἀνθρώποις</w:t>
+      </w:r>
+    </w:p>
+    <w:p>
+      <w:pPr/>
+      <w:r>
+        <w:rPr>
+          <w:lang w:val="fr_FR" w:bidi="fr_FR"/>
+        </w:rPr>
+      </w:r>
+      <w:r>
+        <w:rPr>
+          <w:b/>
+          <w:lang w:val="fr_FR" w:bidi="fr_FR"/>
+        </w:rPr>
         <w:t>"</w:t>
       </w:r>
       <w:r>
@@ -10967,6 +12602,21 @@
           <w:b/>
           <w:lang w:val="fr_FR" w:bidi="fr_FR"/>
         </w:rPr>
+        <w:t>πᾶσιν ἀνθρώποις</w:t>
+      </w:r>
+    </w:p>
+    <w:p>
+      <w:pPr/>
+      <w:r>
+        <w:rPr>
+          <w:lang w:val="fr_FR" w:bidi="fr_FR"/>
+        </w:rPr>
+      </w:r>
+      <w:r>
+        <w:rPr>
+          <w:b/>
+          <w:lang w:val="fr_FR" w:bidi="fr_FR"/>
+        </w:rPr>
         <w:t>"</w:t>
       </w:r>
       <w:r>
@@ -11070,6 +12720,21 @@
           <w:b/>
           <w:lang w:val="fr_FR" w:bidi="fr_FR"/>
         </w:rPr>
+        <w:t>παιδεύουσα ἡμᾶς</w:t>
+      </w:r>
+    </w:p>
+    <w:p>
+      <w:pPr/>
+      <w:r>
+        <w:rPr>
+          <w:lang w:val="fr_FR" w:bidi="fr_FR"/>
+        </w:rPr>
+      </w:r>
+      <w:r>
+        <w:rPr>
+          <w:b/>
+          <w:lang w:val="fr_FR" w:bidi="fr_FR"/>
+        </w:rPr>
         <w:t>"</w:t>
       </w:r>
       <w:r>
@@ -11167,6 +12832,21 @@
           <w:b/>
           <w:lang w:val="fr_FR" w:bidi="fr_FR"/>
         </w:rPr>
+        <w:t>ἡμᾶς</w:t>
+      </w:r>
+    </w:p>
+    <w:p>
+      <w:pPr/>
+      <w:r>
+        <w:rPr>
+          <w:lang w:val="fr_FR" w:bidi="fr_FR"/>
+        </w:rPr>
+      </w:r>
+      <w:r>
+        <w:rPr>
+          <w:b/>
+          <w:lang w:val="fr_FR" w:bidi="fr_FR"/>
+        </w:rPr>
         <w:t>"nous"</w:t>
       </w:r>
     </w:p>
@@ -11263,6 +12943,21 @@
           <w:b/>
           <w:lang w:val="fr_FR" w:bidi="fr_FR"/>
         </w:rPr>
+        <w:t>τὴν ἀσέβειαν</w:t>
+      </w:r>
+    </w:p>
+    <w:p>
+      <w:pPr/>
+      <w:r>
+        <w:rPr>
+          <w:lang w:val="fr_FR" w:bidi="fr_FR"/>
+        </w:rPr>
+      </w:r>
+      <w:r>
+        <w:rPr>
+          <w:b/>
+          <w:lang w:val="fr_FR" w:bidi="fr_FR"/>
+        </w:rPr>
         <w:t>"</w:t>
       </w:r>
       <w:r>
@@ -11373,6 +13068,21 @@
           <w:b/>
           <w:lang w:val="fr_FR" w:bidi="fr_FR"/>
         </w:rPr>
+        <w:t>τὰς κοσμικὰς ἐπιθυμίας</w:t>
+      </w:r>
+    </w:p>
+    <w:p>
+      <w:pPr/>
+      <w:r>
+        <w:rPr>
+          <w:lang w:val="fr_FR" w:bidi="fr_FR"/>
+        </w:rPr>
+      </w:r>
+      <w:r>
+        <w:rPr>
+          <w:b/>
+          <w:lang w:val="fr_FR" w:bidi="fr_FR"/>
+        </w:rPr>
         <w:t>"</w:t>
       </w:r>
       <w:r>
@@ -11483,6 +13193,21 @@
           <w:b/>
           <w:lang w:val="fr_FR" w:bidi="fr_FR"/>
         </w:rPr>
+        <w:t>ἀσέβειαν &amp; εὐσεβῶς</w:t>
+      </w:r>
+    </w:p>
+    <w:p>
+      <w:pPr/>
+      <w:r>
+        <w:rPr>
+          <w:lang w:val="fr_FR" w:bidi="fr_FR"/>
+        </w:rPr>
+      </w:r>
+      <w:r>
+        <w:rPr>
+          <w:b/>
+          <w:lang w:val="fr_FR" w:bidi="fr_FR"/>
+        </w:rPr>
         <w:t>"</w:t>
       </w:r>
       <w:r>
@@ -11560,6 +13285,21 @@
           <w:b/>
           <w:lang w:val="fr_FR" w:bidi="fr_FR"/>
         </w:rPr>
+        <w:t>ἐν τῷ νῦν αἰῶνι</w:t>
+      </w:r>
+    </w:p>
+    <w:p>
+      <w:pPr/>
+      <w:r>
+        <w:rPr>
+          <w:lang w:val="fr_FR" w:bidi="fr_FR"/>
+        </w:rPr>
+      </w:r>
+      <w:r>
+        <w:rPr>
+          <w:b/>
+          <w:lang w:val="fr_FR" w:bidi="fr_FR"/>
+        </w:rPr>
         <w:t>"</w:t>
       </w:r>
       <w:r>
@@ -11630,6 +13370,21 @@
           <w:b/>
           <w:lang w:val="fr_FR" w:bidi="fr_FR"/>
         </w:rPr>
+        <w:t>προσδεχόμενοι</w:t>
+      </w:r>
+    </w:p>
+    <w:p>
+      <w:pPr/>
+      <w:r>
+        <w:rPr>
+          <w:lang w:val="fr_FR" w:bidi="fr_FR"/>
+        </w:rPr>
+      </w:r>
+      <w:r>
+        <w:rPr>
+          <w:b/>
+          <w:lang w:val="fr_FR" w:bidi="fr_FR"/>
+        </w:rPr>
         <w:t>"</w:t>
       </w:r>
       <w:r>
@@ -11700,6 +13455,21 @@
           <w:b/>
           <w:lang w:val="fr_FR" w:bidi="fr_FR"/>
         </w:rPr>
+        <w:t>τὴν μακαρίαν ἐλπίδα, καὶ ἐπιφάνειαν τῆς δόξης</w:t>
+      </w:r>
+    </w:p>
+    <w:p>
+      <w:pPr/>
+      <w:r>
+        <w:rPr>
+          <w:lang w:val="fr_FR" w:bidi="fr_FR"/>
+        </w:rPr>
+      </w:r>
+      <w:r>
+        <w:rPr>
+          <w:b/>
+          <w:lang w:val="fr_FR" w:bidi="fr_FR"/>
+        </w:rPr>
         <w:t>"</w:t>
       </w:r>
       <w:r>
@@ -11842,6 +13612,21 @@
           <w:b/>
           <w:lang w:val="fr_FR" w:bidi="fr_FR"/>
         </w:rPr>
+        <w:t>τὴν μακαρίαν ἐλπίδα, καὶ ἐπιφάνειαν τῆς δόξης</w:t>
+      </w:r>
+    </w:p>
+    <w:p>
+      <w:pPr/>
+      <w:r>
+        <w:rPr>
+          <w:lang w:val="fr_FR" w:bidi="fr_FR"/>
+        </w:rPr>
+      </w:r>
+      <w:r>
+        <w:rPr>
+          <w:b/>
+          <w:lang w:val="fr_FR" w:bidi="fr_FR"/>
+        </w:rPr>
         <w:t>"</w:t>
       </w:r>
       <w:r>
@@ -11965,6 +13750,21 @@
           <w:b/>
           <w:lang w:val="fr_FR" w:bidi="fr_FR"/>
         </w:rPr>
+        <w:t>τὴν μακαρίαν ἐλπίδα, καὶ ἐπιφάνειαν τῆς δόξης τοῦ μεγάλου Θεοῦ καὶ Σωτῆρος ἡμῶν, Ἰησοῦ Χριστοῦ</w:t>
+      </w:r>
+    </w:p>
+    <w:p>
+      <w:pPr/>
+      <w:r>
+        <w:rPr>
+          <w:lang w:val="fr_FR" w:bidi="fr_FR"/>
+        </w:rPr>
+      </w:r>
+      <w:r>
+        <w:rPr>
+          <w:b/>
+          <w:lang w:val="fr_FR" w:bidi="fr_FR"/>
+        </w:rPr>
         <w:t>"</w:t>
       </w:r>
       <w:r>
@@ -12107,6 +13907,21 @@
           <w:b/>
           <w:lang w:val="fr_FR" w:bidi="fr_FR"/>
         </w:rPr>
+        <w:t>τοῦ μεγάλου Θεοῦ καὶ Σωτῆρος ἡμῶν, Ἰησοῦ Χριστοῦ</w:t>
+      </w:r>
+    </w:p>
+    <w:p>
+      <w:pPr/>
+      <w:r>
+        <w:rPr>
+          <w:lang w:val="fr_FR" w:bidi="fr_FR"/>
+        </w:rPr>
+      </w:r>
+      <w:r>
+        <w:rPr>
+          <w:b/>
+          <w:lang w:val="fr_FR" w:bidi="fr_FR"/>
+        </w:rPr>
         <w:t>"de notre grand Dieu et Sauveur Jésus-Christ"</w:t>
       </w:r>
     </w:p>
@@ -12229,6 +14044,21 @@
           <w:b/>
           <w:lang w:val="fr_FR" w:bidi="fr_FR"/>
         </w:rPr>
+        <w:t>ὃς ἔδωκεν ἑαυτὸν ὑπὲρ ἡμῶν</w:t>
+      </w:r>
+    </w:p>
+    <w:p>
+      <w:pPr/>
+      <w:r>
+        <w:rPr>
+          <w:lang w:val="fr_FR" w:bidi="fr_FR"/>
+        </w:rPr>
+      </w:r>
+      <w:r>
+        <w:rPr>
+          <w:b/>
+          <w:lang w:val="fr_FR" w:bidi="fr_FR"/>
+        </w:rPr>
         <w:t>"</w:t>
       </w:r>
       <w:r>
@@ -12326,6 +14156,21 @@
           <w:b/>
           <w:lang w:val="fr_FR" w:bidi="fr_FR"/>
         </w:rPr>
+        <w:t>ἡμῶν</w:t>
+      </w:r>
+    </w:p>
+    <w:p>
+      <w:pPr/>
+      <w:r>
+        <w:rPr>
+          <w:lang w:val="fr_FR" w:bidi="fr_FR"/>
+        </w:rPr>
+      </w:r>
+      <w:r>
+        <w:rPr>
+          <w:b/>
+          <w:lang w:val="fr_FR" w:bidi="fr_FR"/>
+        </w:rPr>
         <w:t>"nous"</w:t>
       </w:r>
     </w:p>
@@ -12422,6 +14267,21 @@
           <w:b/>
           <w:lang w:val="fr_FR" w:bidi="fr_FR"/>
         </w:rPr>
+        <w:t>λυτρώσηται ἡμᾶς ἀπὸ πάσης ἀνομίας</w:t>
+      </w:r>
+    </w:p>
+    <w:p>
+      <w:pPr/>
+      <w:r>
+        <w:rPr>
+          <w:lang w:val="fr_FR" w:bidi="fr_FR"/>
+        </w:rPr>
+      </w:r>
+      <w:r>
+        <w:rPr>
+          <w:b/>
+          <w:lang w:val="fr_FR" w:bidi="fr_FR"/>
+        </w:rPr>
         <w:t>"</w:t>
       </w:r>
       <w:r>
@@ -12525,6 +14385,21 @@
           <w:b/>
           <w:lang w:val="fr_FR" w:bidi="fr_FR"/>
         </w:rPr>
+        <w:t>ἡμᾶς</w:t>
+      </w:r>
+    </w:p>
+    <w:p>
+      <w:pPr/>
+      <w:r>
+        <w:rPr>
+          <w:lang w:val="fr_FR" w:bidi="fr_FR"/>
+        </w:rPr>
+      </w:r>
+      <w:r>
+        <w:rPr>
+          <w:b/>
+          <w:lang w:val="fr_FR" w:bidi="fr_FR"/>
+        </w:rPr>
         <w:t>"nous"</w:t>
       </w:r>
     </w:p>
@@ -12621,6 +14496,21 @@
           <w:b/>
           <w:lang w:val="fr_FR" w:bidi="fr_FR"/>
         </w:rPr>
+        <w:t>λαὸν περιούσιον</w:t>
+      </w:r>
+    </w:p>
+    <w:p>
+      <w:pPr/>
+      <w:r>
+        <w:rPr>
+          <w:lang w:val="fr_FR" w:bidi="fr_FR"/>
+        </w:rPr>
+      </w:r>
+      <w:r>
+        <w:rPr>
+          <w:b/>
+          <w:lang w:val="fr_FR" w:bidi="fr_FR"/>
+        </w:rPr>
         <w:t>"</w:t>
       </w:r>
       <w:r>
@@ -12718,6 +14608,21 @@
           <w:b/>
           <w:lang w:val="fr_FR" w:bidi="fr_FR"/>
         </w:rPr>
+        <w:t>ζηλωτὴν καλῶν ἔργων</w:t>
+      </w:r>
+    </w:p>
+    <w:p>
+      <w:pPr/>
+      <w:r>
+        <w:rPr>
+          <w:lang w:val="fr_FR" w:bidi="fr_FR"/>
+        </w:rPr>
+      </w:r>
+      <w:r>
+        <w:rPr>
+          <w:b/>
+          <w:lang w:val="fr_FR" w:bidi="fr_FR"/>
+        </w:rPr>
         <w:t>"</w:t>
       </w:r>
       <w:r>
@@ -12795,6 +14700,21 @@
           <w:b/>
           <w:lang w:val="fr_FR" w:bidi="fr_FR"/>
         </w:rPr>
+        <w:t>ταῦτα</w:t>
+      </w:r>
+    </w:p>
+    <w:p>
+      <w:pPr/>
+      <w:r>
+        <w:rPr>
+          <w:lang w:val="fr_FR" w:bidi="fr_FR"/>
+        </w:rPr>
+      </w:r>
+      <w:r>
+        <w:rPr>
+          <w:b/>
+          <w:lang w:val="fr_FR" w:bidi="fr_FR"/>
+        </w:rPr>
         <w:t>"ces choses"</w:t>
       </w:r>
     </w:p>
@@ -12891,6 +14811,21 @@
           <w:b/>
           <w:lang w:val="fr_FR" w:bidi="fr_FR"/>
         </w:rPr>
+        <w:t>παρακάλει</w:t>
+      </w:r>
+    </w:p>
+    <w:p>
+      <w:pPr/>
+      <w:r>
+        <w:rPr>
+          <w:lang w:val="fr_FR" w:bidi="fr_FR"/>
+        </w:rPr>
+      </w:r>
+      <w:r>
+        <w:rPr>
+          <w:b/>
+          <w:lang w:val="fr_FR" w:bidi="fr_FR"/>
+        </w:rPr>
         <w:t>"</w:t>
       </w:r>
       <w:r>
@@ -13001,6 +14936,21 @@
           <w:b/>
           <w:lang w:val="fr_FR" w:bidi="fr_FR"/>
         </w:rPr>
+        <w:t>ἔλεγχε, μετὰ πάσης ἐπιταγῆς</w:t>
+      </w:r>
+    </w:p>
+    <w:p>
+      <w:pPr/>
+      <w:r>
+        <w:rPr>
+          <w:lang w:val="fr_FR" w:bidi="fr_FR"/>
+        </w:rPr>
+      </w:r>
+      <w:r>
+        <w:rPr>
+          <w:b/>
+          <w:lang w:val="fr_FR" w:bidi="fr_FR"/>
+        </w:rPr>
         <w:t>"</w:t>
       </w:r>
       <w:r>
@@ -13111,6 +15061,21 @@
           <w:b/>
           <w:lang w:val="fr_FR" w:bidi="fr_FR"/>
         </w:rPr>
+        <w:t>μετὰ πάσης ἐπιταγῆς</w:t>
+      </w:r>
+    </w:p>
+    <w:p>
+      <w:pPr/>
+      <w:r>
+        <w:rPr>
+          <w:lang w:val="fr_FR" w:bidi="fr_FR"/>
+        </w:rPr>
+      </w:r>
+      <w:r>
+        <w:rPr>
+          <w:b/>
+          <w:lang w:val="fr_FR" w:bidi="fr_FR"/>
+        </w:rPr>
         <w:t>"</w:t>
       </w:r>
       <w:r>
@@ -13221,6 +15186,21 @@
           <w:b/>
           <w:lang w:val="fr_FR" w:bidi="fr_FR"/>
         </w:rPr>
+        <w:t>μηδείς σου περιφρονείτω</w:t>
+      </w:r>
+    </w:p>
+    <w:p>
+      <w:pPr/>
+      <w:r>
+        <w:rPr>
+          <w:lang w:val="fr_FR" w:bidi="fr_FR"/>
+        </w:rPr>
+      </w:r>
+      <w:r>
+        <w:rPr>
+          <w:b/>
+          <w:lang w:val="fr_FR" w:bidi="fr_FR"/>
+        </w:rPr>
         <w:t>"</w:t>
       </w:r>
       <w:r>
@@ -13298,6 +15278,21 @@
           <w:b/>
           <w:lang w:val="fr_FR" w:bidi="fr_FR"/>
         </w:rPr>
+        <w:t>μηδείς σου περιφρονείτω</w:t>
+      </w:r>
+    </w:p>
+    <w:p>
+      <w:pPr/>
+      <w:r>
+        <w:rPr>
+          <w:lang w:val="fr_FR" w:bidi="fr_FR"/>
+        </w:rPr>
+      </w:r>
+      <w:r>
+        <w:rPr>
+          <w:b/>
+          <w:lang w:val="fr_FR" w:bidi="fr_FR"/>
+        </w:rPr>
         <w:t>"Que personne ne te méprise"</w:t>
       </w:r>
     </w:p>
@@ -13381,6 +15376,21 @@
           <w:b/>
           <w:lang w:val="fr_FR" w:bidi="fr_FR"/>
         </w:rPr>
+        <w:t>μηδείς σου περιφρονείτω</w:t>
+      </w:r>
+    </w:p>
+    <w:p>
+      <w:pPr/>
+      <w:r>
+        <w:rPr>
+          <w:lang w:val="fr_FR" w:bidi="fr_FR"/>
+        </w:rPr>
+      </w:r>
+      <w:r>
+        <w:rPr>
+          <w:b/>
+          <w:lang w:val="fr_FR" w:bidi="fr_FR"/>
+        </w:rPr>
         <w:t>"Que personne ne te méprise"</w:t>
       </w:r>
     </w:p>
@@ -13464,6 +15474,21 @@
           <w:b/>
           <w:lang w:val="fr_FR" w:bidi="fr_FR"/>
         </w:rPr>
+        <w:t>ὑπομίμνῃσκε αὐτοὺς &amp; ὑποτάσσεσθαι</w:t>
+      </w:r>
+    </w:p>
+    <w:p>
+      <w:pPr/>
+      <w:r>
+        <w:rPr>
+          <w:lang w:val="fr_FR" w:bidi="fr_FR"/>
+        </w:rPr>
+      </w:r>
+      <w:r>
+        <w:rPr>
+          <w:b/>
+          <w:lang w:val="fr_FR" w:bidi="fr_FR"/>
+        </w:rPr>
         <w:t>"</w:t>
       </w:r>
       <w:r>
@@ -13541,6 +15566,21 @@
           <w:b/>
           <w:lang w:val="fr_FR" w:bidi="fr_FR"/>
         </w:rPr>
+        <w:t>ἀρχαῖς, ἐξουσίαις, ὑποτάσσεσθαι, πειθαρχεῖν</w:t>
+      </w:r>
+    </w:p>
+    <w:p>
+      <w:pPr/>
+      <w:r>
+        <w:rPr>
+          <w:lang w:val="fr_FR" w:bidi="fr_FR"/>
+        </w:rPr>
+      </w:r>
+      <w:r>
+        <w:rPr>
+          <w:b/>
+          <w:lang w:val="fr_FR" w:bidi="fr_FR"/>
+        </w:rPr>
         <w:t>"</w:t>
       </w:r>
       <w:r>
@@ -13664,6 +15704,21 @@
           <w:b/>
           <w:lang w:val="fr_FR" w:bidi="fr_FR"/>
         </w:rPr>
+        <w:t>ἀρχαῖς, ἐξουσίαις</w:t>
+      </w:r>
+    </w:p>
+    <w:p>
+      <w:pPr/>
+      <w:r>
+        <w:rPr>
+          <w:lang w:val="fr_FR" w:bidi="fr_FR"/>
+        </w:rPr>
+      </w:r>
+      <w:r>
+        <w:rPr>
+          <w:b/>
+          <w:lang w:val="fr_FR" w:bidi="fr_FR"/>
+        </w:rPr>
         <w:t>"</w:t>
       </w:r>
       <w:r>
@@ -13780,6 +15835,21 @@
           <w:b/>
           <w:lang w:val="fr_FR" w:bidi="fr_FR"/>
         </w:rPr>
+        <w:t>πρὸς πᾶν ἔργον ἀγαθὸν ἑτοίμους εἶναι</w:t>
+      </w:r>
+    </w:p>
+    <w:p>
+      <w:pPr/>
+      <w:r>
+        <w:rPr>
+          <w:lang w:val="fr_FR" w:bidi="fr_FR"/>
+        </w:rPr>
+      </w:r>
+      <w:r>
+        <w:rPr>
+          <w:b/>
+          <w:lang w:val="fr_FR" w:bidi="fr_FR"/>
+        </w:rPr>
         <w:t>"</w:t>
       </w:r>
       <w:r>
@@ -13850,6 +15920,21 @@
           <w:b/>
           <w:lang w:val="fr_FR" w:bidi="fr_FR"/>
         </w:rPr>
+        <w:t>βλασφημεῖν</w:t>
+      </w:r>
+    </w:p>
+    <w:p>
+      <w:pPr/>
+      <w:r>
+        <w:rPr>
+          <w:lang w:val="fr_FR" w:bidi="fr_FR"/>
+        </w:rPr>
+      </w:r>
+      <w:r>
+        <w:rPr>
+          <w:b/>
+          <w:lang w:val="fr_FR" w:bidi="fr_FR"/>
+        </w:rPr>
         <w:t>"</w:t>
       </w:r>
       <w:r>
@@ -13927,6 +16012,21 @@
           <w:b/>
           <w:lang w:val="fr_FR" w:bidi="fr_FR"/>
         </w:rPr>
+        <w:t>ἀμάχους εἶναι</w:t>
+      </w:r>
+    </w:p>
+    <w:p>
+      <w:pPr/>
+      <w:r>
+        <w:rPr>
+          <w:lang w:val="fr_FR" w:bidi="fr_FR"/>
+        </w:rPr>
+      </w:r>
+      <w:r>
+        <w:rPr>
+          <w:b/>
+          <w:lang w:val="fr_FR" w:bidi="fr_FR"/>
+        </w:rPr>
         <w:t>"ê</w:t>
       </w:r>
       <w:r>
@@ -14017,6 +16117,21 @@
           <w:b/>
           <w:lang w:val="fr_FR" w:bidi="fr_FR"/>
         </w:rPr>
+        <w:t>πᾶσαν ἐνδεικνυμένους πραΰτητα</w:t>
+      </w:r>
+    </w:p>
+    <w:p>
+      <w:pPr/>
+      <w:r>
+        <w:rPr>
+          <w:lang w:val="fr_FR" w:bidi="fr_FR"/>
+        </w:rPr>
+      </w:r>
+      <w:r>
+        <w:rPr>
+          <w:b/>
+          <w:lang w:val="fr_FR" w:bidi="fr_FR"/>
+        </w:rPr>
         <w:t>"</w:t>
       </w:r>
       <w:r>
@@ -14107,6 +16222,21 @@
           <w:b/>
           <w:lang w:val="fr_FR" w:bidi="fr_FR"/>
         </w:rPr>
+        <w:t>πρὸς πάντας ἀνθρώπους</w:t>
+      </w:r>
+    </w:p>
+    <w:p>
+      <w:pPr/>
+      <w:r>
+        <w:rPr>
+          <w:lang w:val="fr_FR" w:bidi="fr_FR"/>
+        </w:rPr>
+      </w:r>
+      <w:r>
+        <w:rPr>
+          <w:b/>
+          <w:lang w:val="fr_FR" w:bidi="fr_FR"/>
+        </w:rPr>
         <w:t>"</w:t>
       </w:r>
       <w:r>
@@ -14210,6 +16340,21 @@
           <w:b/>
           <w:lang w:val="fr_FR" w:bidi="fr_FR"/>
         </w:rPr>
+        <w:t>ἦμεν γάρ ποτε καὶ ἡμεῖς</w:t>
+      </w:r>
+    </w:p>
+    <w:p>
+      <w:pPr/>
+      <w:r>
+        <w:rPr>
+          <w:lang w:val="fr_FR" w:bidi="fr_FR"/>
+        </w:rPr>
+      </w:r>
+      <w:r>
+        <w:rPr>
+          <w:b/>
+          <w:lang w:val="fr_FR" w:bidi="fr_FR"/>
+        </w:rPr>
         <w:t>"</w:t>
       </w:r>
       <w:r>
@@ -14352,6 +16497,21 @@
           <w:b/>
           <w:lang w:val="fr_FR" w:bidi="fr_FR"/>
         </w:rPr>
+        <w:t>ποτε</w:t>
+      </w:r>
+    </w:p>
+    <w:p>
+      <w:pPr/>
+      <w:r>
+        <w:rPr>
+          <w:lang w:val="fr_FR" w:bidi="fr_FR"/>
+        </w:rPr>
+      </w:r>
+      <w:r>
+        <w:rPr>
+          <w:b/>
+          <w:lang w:val="fr_FR" w:bidi="fr_FR"/>
+        </w:rPr>
         <w:t>"</w:t>
       </w:r>
       <w:r>
@@ -14422,6 +16582,21 @@
           <w:b/>
           <w:lang w:val="fr_FR" w:bidi="fr_FR"/>
         </w:rPr>
+        <w:t>ἡμεῖς</w:t>
+      </w:r>
+    </w:p>
+    <w:p>
+      <w:pPr/>
+      <w:r>
+        <w:rPr>
+          <w:lang w:val="fr_FR" w:bidi="fr_FR"/>
+        </w:rPr>
+      </w:r>
+      <w:r>
+        <w:rPr>
+          <w:b/>
+          <w:lang w:val="fr_FR" w:bidi="fr_FR"/>
+        </w:rPr>
         <w:t>"nous"</w:t>
       </w:r>
     </w:p>
@@ -14518,6 +16693,21 @@
           <w:b/>
           <w:lang w:val="fr_FR" w:bidi="fr_FR"/>
         </w:rPr>
+        <w:t>ἦμεν &amp; ἀνόητοι</w:t>
+      </w:r>
+    </w:p>
+    <w:p>
+      <w:pPr/>
+      <w:r>
+        <w:rPr>
+          <w:lang w:val="fr_FR" w:bidi="fr_FR"/>
+        </w:rPr>
+      </w:r>
+      <w:r>
+        <w:rPr>
+          <w:b/>
+          <w:lang w:val="fr_FR" w:bidi="fr_FR"/>
+        </w:rPr>
         <w:t>"</w:t>
       </w:r>
       <w:r>
@@ -14588,6 +16778,21 @@
           <w:b/>
           <w:lang w:val="fr_FR" w:bidi="fr_FR"/>
         </w:rPr>
+        <w:t>πλανώμενοι, δουλεύοντες ἐπιθυμίαις καὶ ἡδοναῖς ποικίλαις</w:t>
+      </w:r>
+    </w:p>
+    <w:p>
+      <w:pPr/>
+      <w:r>
+        <w:rPr>
+          <w:lang w:val="fr_FR" w:bidi="fr_FR"/>
+        </w:rPr>
+      </w:r>
+      <w:r>
+        <w:rPr>
+          <w:b/>
+          <w:lang w:val="fr_FR" w:bidi="fr_FR"/>
+        </w:rPr>
         <w:t>"</w:t>
       </w:r>
       <w:r>
@@ -14711,6 +16916,21 @@
           <w:b/>
           <w:lang w:val="fr_FR" w:bidi="fr_FR"/>
         </w:rPr>
+        <w:t>πλανώμενοι, δουλεύοντες ἐπιθυμίαις καὶ ἡδοναῖς ποικίλαις</w:t>
+      </w:r>
+    </w:p>
+    <w:p>
+      <w:pPr/>
+      <w:r>
+        <w:rPr>
+          <w:lang w:val="fr_FR" w:bidi="fr_FR"/>
+        </w:rPr>
+      </w:r>
+      <w:r>
+        <w:rPr>
+          <w:b/>
+          <w:lang w:val="fr_FR" w:bidi="fr_FR"/>
+        </w:rPr>
         <w:t>"</w:t>
       </w:r>
       <w:r>
@@ -14808,6 +17028,21 @@
           <w:b/>
           <w:lang w:val="fr_FR" w:bidi="fr_FR"/>
         </w:rPr>
+        <w:t>ἐπιθυμίαις καὶ ἡδοναῖς ποικίλαις</w:t>
+      </w:r>
+    </w:p>
+    <w:p>
+      <w:pPr/>
+      <w:r>
+        <w:rPr>
+          <w:lang w:val="fr_FR" w:bidi="fr_FR"/>
+        </w:rPr>
+      </w:r>
+      <w:r>
+        <w:rPr>
+          <w:b/>
+          <w:lang w:val="fr_FR" w:bidi="fr_FR"/>
+        </w:rPr>
         <w:t>"</w:t>
       </w:r>
       <w:r>
@@ -14931,6 +17166,21 @@
           <w:b/>
           <w:lang w:val="fr_FR" w:bidi="fr_FR"/>
         </w:rPr>
+        <w:t>ἐν κακίᾳ καὶ φθόνῳ διάγοντες</w:t>
+      </w:r>
+    </w:p>
+    <w:p>
+      <w:pPr/>
+      <w:r>
+        <w:rPr>
+          <w:lang w:val="fr_FR" w:bidi="fr_FR"/>
+        </w:rPr>
+      </w:r>
+      <w:r>
+        <w:rPr>
+          <w:b/>
+          <w:lang w:val="fr_FR" w:bidi="fr_FR"/>
+        </w:rPr>
         <w:t>"</w:t>
       </w:r>
       <w:r>
@@ -15099,6 +17349,21 @@
           <w:b/>
           <w:lang w:val="fr_FR" w:bidi="fr_FR"/>
         </w:rPr>
+        <w:t>στυγητοί</w:t>
+      </w:r>
+    </w:p>
+    <w:p>
+      <w:pPr/>
+      <w:r>
+        <w:rPr>
+          <w:lang w:val="fr_FR" w:bidi="fr_FR"/>
+        </w:rPr>
+      </w:r>
+      <w:r>
+        <w:rPr>
+          <w:b/>
+          <w:lang w:val="fr_FR" w:bidi="fr_FR"/>
+        </w:rPr>
         <w:t>"</w:t>
       </w:r>
       <w:r>
@@ -15169,6 +17434,21 @@
           <w:b/>
           <w:lang w:val="fr_FR" w:bidi="fr_FR"/>
         </w:rPr>
+        <w:t>δὲ</w:t>
+      </w:r>
+    </w:p>
+    <w:p>
+      <w:pPr/>
+      <w:r>
+        <w:rPr>
+          <w:lang w:val="fr_FR" w:bidi="fr_FR"/>
+        </w:rPr>
+      </w:r>
+      <w:r>
+        <w:rPr>
+          <w:b/>
+          <w:lang w:val="fr_FR" w:bidi="fr_FR"/>
+        </w:rPr>
         <w:t>"Mais"</w:t>
       </w:r>
     </w:p>
@@ -15259,6 +17539,21 @@
           <w:b/>
           <w:lang w:val="fr_FR" w:bidi="fr_FR"/>
         </w:rPr>
+        <w:t>ὅτε &amp; ἡ χρηστότης καὶ ἡ φιλανθρωπία ἐπεφάνη τοῦ Σωτῆρος ἡμῶν, Θεοῦ</w:t>
+      </w:r>
+    </w:p>
+    <w:p>
+      <w:pPr/>
+      <w:r>
+        <w:rPr>
+          <w:lang w:val="fr_FR" w:bidi="fr_FR"/>
+        </w:rPr>
+      </w:r>
+      <w:r>
+        <w:rPr>
+          <w:b/>
+          <w:lang w:val="fr_FR" w:bidi="fr_FR"/>
+        </w:rPr>
         <w:t>"</w:t>
       </w:r>
       <w:r>
@@ -15375,6 +17670,21 @@
           <w:b/>
           <w:lang w:val="fr_FR" w:bidi="fr_FR"/>
         </w:rPr>
+        <w:t>ὅτε &amp; ἡ χρηστότης καὶ ἡ φιλανθρωπία ἐπεφάνη τοῦ Σωτῆρος ἡμῶν, Θεοῦ</w:t>
+      </w:r>
+    </w:p>
+    <w:p>
+      <w:pPr/>
+      <w:r>
+        <w:rPr>
+          <w:lang w:val="fr_FR" w:bidi="fr_FR"/>
+        </w:rPr>
+      </w:r>
+      <w:r>
+        <w:rPr>
+          <w:b/>
+          <w:lang w:val="fr_FR" w:bidi="fr_FR"/>
+        </w:rPr>
         <w:t>"Mais, lorsque la bonté de Dieu notre Sauveur et son amour pour les hommes ont été manifestés"</w:t>
       </w:r>
     </w:p>
@@ -15484,6 +17794,21 @@
           <w:b/>
           <w:lang w:val="fr_FR" w:bidi="fr_FR"/>
         </w:rPr>
+        <w:t>ἡμῶν</w:t>
+      </w:r>
+    </w:p>
+    <w:p>
+      <w:pPr/>
+      <w:r>
+        <w:rPr>
+          <w:lang w:val="fr_FR" w:bidi="fr_FR"/>
+        </w:rPr>
+      </w:r>
+      <w:r>
+        <w:rPr>
+          <w:b/>
+          <w:lang w:val="fr_FR" w:bidi="fr_FR"/>
+        </w:rPr>
         <w:t>"notre"</w:t>
       </w:r>
     </w:p>
@@ -15580,6 +17905,21 @@
           <w:b/>
           <w:lang w:val="fr_FR" w:bidi="fr_FR"/>
         </w:rPr>
+        <w:t>ἔργων τῶν ἐν δικαιοσύνῃ</w:t>
+      </w:r>
+    </w:p>
+    <w:p>
+      <w:pPr/>
+      <w:r>
+        <w:rPr>
+          <w:lang w:val="fr_FR" w:bidi="fr_FR"/>
+        </w:rPr>
+      </w:r>
+      <w:r>
+        <w:rPr>
+          <w:b/>
+          <w:lang w:val="fr_FR" w:bidi="fr_FR"/>
+        </w:rPr>
         <w:t>"</w:t>
       </w:r>
       <w:r>
@@ -15683,6 +18023,21 @@
           <w:b/>
           <w:lang w:val="fr_FR" w:bidi="fr_FR"/>
         </w:rPr>
+        <w:t>κατὰ τὸ αὐτοῦ ἔλεος</w:t>
+      </w:r>
+    </w:p>
+    <w:p>
+      <w:pPr/>
+      <w:r>
+        <w:rPr>
+          <w:lang w:val="fr_FR" w:bidi="fr_FR"/>
+        </w:rPr>
+      </w:r>
+      <w:r>
+        <w:rPr>
+          <w:b/>
+          <w:lang w:val="fr_FR" w:bidi="fr_FR"/>
+        </w:rPr>
         <w:t>"</w:t>
       </w:r>
       <w:r>
@@ -15793,6 +18148,21 @@
           <w:b/>
           <w:lang w:val="fr_FR" w:bidi="fr_FR"/>
         </w:rPr>
+        <w:t>λουτροῦ παλινγενεσίας</w:t>
+      </w:r>
+    </w:p>
+    <w:p>
+      <w:pPr/>
+      <w:r>
+        <w:rPr>
+          <w:lang w:val="fr_FR" w:bidi="fr_FR"/>
+        </w:rPr>
+      </w:r>
+      <w:r>
+        <w:rPr>
+          <w:b/>
+          <w:lang w:val="fr_FR" w:bidi="fr_FR"/>
+        </w:rPr>
         <w:t>"</w:t>
       </w:r>
       <w:r>
@@ -15922,6 +18292,21 @@
           <w:b/>
           <w:lang w:val="fr_FR" w:bidi="fr_FR"/>
         </w:rPr>
+        <w:t>οὗ ἐξέχεεν ἐφ’ ἡμᾶς πλουσίως,</w:t>
+      </w:r>
+    </w:p>
+    <w:p>
+      <w:pPr/>
+      <w:r>
+        <w:rPr>
+          <w:lang w:val="fr_FR" w:bidi="fr_FR"/>
+        </w:rPr>
+      </w:r>
+      <w:r>
+        <w:rPr>
+          <w:b/>
+          <w:lang w:val="fr_FR" w:bidi="fr_FR"/>
+        </w:rPr>
         <w:t>"du Saint-Esprit, qu'il a répandu sur nous avec abondance"</w:t>
       </w:r>
     </w:p>
@@ -16005,6 +18390,21 @@
           <w:b/>
           <w:lang w:val="fr_FR" w:bidi="fr_FR"/>
         </w:rPr>
+        <w:t>ἡμᾶς</w:t>
+      </w:r>
+    </w:p>
+    <w:p>
+      <w:pPr/>
+      <w:r>
+        <w:rPr>
+          <w:lang w:val="fr_FR" w:bidi="fr_FR"/>
+        </w:rPr>
+      </w:r>
+      <w:r>
+        <w:rPr>
+          <w:b/>
+          <w:lang w:val="fr_FR" w:bidi="fr_FR"/>
+        </w:rPr>
         <w:t>"nous"</w:t>
       </w:r>
     </w:p>
@@ -16101,6 +18501,21 @@
           <w:b/>
           <w:lang w:val="fr_FR" w:bidi="fr_FR"/>
         </w:rPr>
+        <w:t>διὰ Ἰησοῦ Χριστοῦ, τοῦ Σωτῆρος ἡμῶν</w:t>
+      </w:r>
+    </w:p>
+    <w:p>
+      <w:pPr/>
+      <w:r>
+        <w:rPr>
+          <w:lang w:val="fr_FR" w:bidi="fr_FR"/>
+        </w:rPr>
+      </w:r>
+      <w:r>
+        <w:rPr>
+          <w:b/>
+          <w:lang w:val="fr_FR" w:bidi="fr_FR"/>
+        </w:rPr>
         <w:t>"</w:t>
       </w:r>
       <w:r>
@@ -16171,6 +18586,21 @@
           <w:b/>
           <w:lang w:val="fr_FR" w:bidi="fr_FR"/>
         </w:rPr>
+        <w:t>ἡμῶν</w:t>
+      </w:r>
+    </w:p>
+    <w:p>
+      <w:pPr/>
+      <w:r>
+        <w:rPr>
+          <w:lang w:val="fr_FR" w:bidi="fr_FR"/>
+        </w:rPr>
+      </w:r>
+      <w:r>
+        <w:rPr>
+          <w:b/>
+          <w:lang w:val="fr_FR" w:bidi="fr_FR"/>
+        </w:rPr>
         <w:t>"notre"</w:t>
       </w:r>
     </w:p>
@@ -16267,6 +18697,21 @@
           <w:b/>
           <w:lang w:val="fr_FR" w:bidi="fr_FR"/>
         </w:rPr>
+        <w:t>ἵνα</w:t>
+      </w:r>
+    </w:p>
+    <w:p>
+      <w:pPr/>
+      <w:r>
+        <w:rPr>
+          <w:lang w:val="fr_FR" w:bidi="fr_FR"/>
+        </w:rPr>
+      </w:r>
+      <w:r>
+        <w:rPr>
+          <w:b/>
+          <w:lang w:val="fr_FR" w:bidi="fr_FR"/>
+        </w:rPr>
         <w:t>"afin que"</w:t>
       </w:r>
     </w:p>
@@ -16376,6 +18821,21 @@
           <w:b/>
           <w:lang w:val="fr_FR" w:bidi="fr_FR"/>
         </w:rPr>
+        <w:t>δικαιωθέντες</w:t>
+      </w:r>
+    </w:p>
+    <w:p>
+      <w:pPr/>
+      <w:r>
+        <w:rPr>
+          <w:lang w:val="fr_FR" w:bidi="fr_FR"/>
+        </w:rPr>
+      </w:r>
+      <w:r>
+        <w:rPr>
+          <w:b/>
+          <w:lang w:val="fr_FR" w:bidi="fr_FR"/>
+        </w:rPr>
         <w:t>"</w:t>
       </w:r>
       <w:r>
@@ -16473,6 +18933,21 @@
           <w:b/>
           <w:lang w:val="fr_FR" w:bidi="fr_FR"/>
         </w:rPr>
+        <w:t>τῇ ἐκείνου χάριτι</w:t>
+      </w:r>
+    </w:p>
+    <w:p>
+      <w:pPr/>
+      <w:r>
+        <w:rPr>
+          <w:lang w:val="fr_FR" w:bidi="fr_FR"/>
+        </w:rPr>
+      </w:r>
+      <w:r>
+        <w:rPr>
+          <w:b/>
+          <w:lang w:val="fr_FR" w:bidi="fr_FR"/>
+        </w:rPr>
         <w:t>"</w:t>
       </w:r>
       <w:r>
@@ -16576,6 +19051,21 @@
           <w:b/>
           <w:lang w:val="fr_FR" w:bidi="fr_FR"/>
         </w:rPr>
+        <w:t>ἐκείνου</w:t>
+      </w:r>
+    </w:p>
+    <w:p>
+      <w:pPr/>
+      <w:r>
+        <w:rPr>
+          <w:lang w:val="fr_FR" w:bidi="fr_FR"/>
+        </w:rPr>
+      </w:r>
+      <w:r>
+        <w:rPr>
+          <w:b/>
+          <w:lang w:val="fr_FR" w:bidi="fr_FR"/>
+        </w:rPr>
         <w:t>"</w:t>
       </w:r>
       <w:r>
@@ -16646,6 +19136,21 @@
           <w:b/>
           <w:lang w:val="fr_FR" w:bidi="fr_FR"/>
         </w:rPr>
+        <w:t>κληρονόμοι γενηθῶμεν, κατ’ ἐλπίδα ζωῆς αἰωνίου</w:t>
+      </w:r>
+    </w:p>
+    <w:p>
+      <w:pPr/>
+      <w:r>
+        <w:rPr>
+          <w:lang w:val="fr_FR" w:bidi="fr_FR"/>
+        </w:rPr>
+      </w:r>
+      <w:r>
+        <w:rPr>
+          <w:b/>
+          <w:lang w:val="fr_FR" w:bidi="fr_FR"/>
+        </w:rPr>
         <w:t>"</w:t>
       </w:r>
       <w:r>
@@ -16736,6 +19241,21 @@
           <w:b/>
           <w:lang w:val="fr_FR" w:bidi="fr_FR"/>
         </w:rPr>
+        <w:t>ὁ λόγος</w:t>
+      </w:r>
+    </w:p>
+    <w:p>
+      <w:pPr/>
+      <w:r>
+        <w:rPr>
+          <w:lang w:val="fr_FR" w:bidi="fr_FR"/>
+        </w:rPr>
+      </w:r>
+      <w:r>
+        <w:rPr>
+          <w:b/>
+          <w:lang w:val="fr_FR" w:bidi="fr_FR"/>
+        </w:rPr>
         <w:t>"Cette parole"</w:t>
       </w:r>
     </w:p>
@@ -16806,6 +19326,21 @@
           <w:b/>
           <w:lang w:val="fr_FR" w:bidi="fr_FR"/>
         </w:rPr>
+        <w:t>τούτων</w:t>
+      </w:r>
+    </w:p>
+    <w:p>
+      <w:pPr/>
+      <w:r>
+        <w:rPr>
+          <w:lang w:val="fr_FR" w:bidi="fr_FR"/>
+        </w:rPr>
+      </w:r>
+      <w:r>
+        <w:rPr>
+          <w:b/>
+          <w:lang w:val="fr_FR" w:bidi="fr_FR"/>
+        </w:rPr>
         <w:t>"</w:t>
       </w:r>
       <w:r>
@@ -16889,6 +19424,21 @@
           <w:b/>
           <w:lang w:val="fr_FR" w:bidi="fr_FR"/>
         </w:rPr>
+        <w:t>φροντίζωσιν καλῶν ἔργων, προΐστασθαι</w:t>
+      </w:r>
+    </w:p>
+    <w:p>
+      <w:pPr/>
+      <w:r>
+        <w:rPr>
+          <w:lang w:val="fr_FR" w:bidi="fr_FR"/>
+        </w:rPr>
+      </w:r>
+      <w:r>
+        <w:rPr>
+          <w:b/>
+          <w:lang w:val="fr_FR" w:bidi="fr_FR"/>
+        </w:rPr>
         <w:t>"</w:t>
       </w:r>
       <w:r>
@@ -16959,6 +19509,21 @@
           <w:b/>
           <w:lang w:val="fr_FR" w:bidi="fr_FR"/>
         </w:rPr>
+        <w:t>τοῖς ἀνθρώποις</w:t>
+      </w:r>
+    </w:p>
+    <w:p>
+      <w:pPr/>
+      <w:r>
+        <w:rPr>
+          <w:lang w:val="fr_FR" w:bidi="fr_FR"/>
+        </w:rPr>
+      </w:r>
+      <w:r>
+        <w:rPr>
+          <w:b/>
+          <w:lang w:val="fr_FR" w:bidi="fr_FR"/>
+        </w:rPr>
         <w:t>"</w:t>
       </w:r>
       <w:r>
@@ -17069,6 +19634,21 @@
           <w:b/>
           <w:lang w:val="fr_FR" w:bidi="fr_FR"/>
         </w:rPr>
+        <w:t>δὲ &amp; περιΐστασο</w:t>
+      </w:r>
+    </w:p>
+    <w:p>
+      <w:pPr/>
+      <w:r>
+        <w:rPr>
+          <w:lang w:val="fr_FR" w:bidi="fr_FR"/>
+        </w:rPr>
+      </w:r>
+      <w:r>
+        <w:rPr>
+          <w:b/>
+          <w:lang w:val="fr_FR" w:bidi="fr_FR"/>
+        </w:rPr>
         <w:t>"</w:t>
       </w:r>
       <w:r>
@@ -17172,6 +19752,21 @@
           <w:b/>
           <w:lang w:val="fr_FR" w:bidi="fr_FR"/>
         </w:rPr>
+        <w:t>μωρὰς &amp; ζητήσεις</w:t>
+      </w:r>
+    </w:p>
+    <w:p>
+      <w:pPr/>
+      <w:r>
+        <w:rPr>
+          <w:lang w:val="fr_FR" w:bidi="fr_FR"/>
+        </w:rPr>
+      </w:r>
+      <w:r>
+        <w:rPr>
+          <w:b/>
+          <w:lang w:val="fr_FR" w:bidi="fr_FR"/>
+        </w:rPr>
         <w:t>"</w:t>
       </w:r>
       <w:r>
@@ -17242,6 +19837,21 @@
           <w:b/>
           <w:lang w:val="fr_FR" w:bidi="fr_FR"/>
         </w:rPr>
+        <w:t>γενεαλογίας</w:t>
+      </w:r>
+    </w:p>
+    <w:p>
+      <w:pPr/>
+      <w:r>
+        <w:rPr>
+          <w:lang w:val="fr_FR" w:bidi="fr_FR"/>
+        </w:rPr>
+      </w:r>
+      <w:r>
+        <w:rPr>
+          <w:b/>
+          <w:lang w:val="fr_FR" w:bidi="fr_FR"/>
+        </w:rPr>
         <w:t>"</w:t>
       </w:r>
       <w:r>
@@ -17352,6 +19962,21 @@
           <w:b/>
           <w:lang w:val="fr_FR" w:bidi="fr_FR"/>
         </w:rPr>
+        <w:t>ἔρεις</w:t>
+      </w:r>
+    </w:p>
+    <w:p>
+      <w:pPr/>
+      <w:r>
+        <w:rPr>
+          <w:lang w:val="fr_FR" w:bidi="fr_FR"/>
+        </w:rPr>
+      </w:r>
+      <w:r>
+        <w:rPr>
+          <w:b/>
+          <w:lang w:val="fr_FR" w:bidi="fr_FR"/>
+        </w:rPr>
         <w:t>"les querelles"</w:t>
       </w:r>
     </w:p>
@@ -17448,6 +20073,21 @@
           <w:b/>
           <w:lang w:val="fr_FR" w:bidi="fr_FR"/>
         </w:rPr>
+        <w:t>νομικὰς</w:t>
+      </w:r>
+    </w:p>
+    <w:p>
+      <w:pPr/>
+      <w:r>
+        <w:rPr>
+          <w:lang w:val="fr_FR" w:bidi="fr_FR"/>
+        </w:rPr>
+      </w:r>
+      <w:r>
+        <w:rPr>
+          <w:b/>
+          <w:lang w:val="fr_FR" w:bidi="fr_FR"/>
+        </w:rPr>
         <w:t>"</w:t>
       </w:r>
       <w:r>
@@ -17538,6 +20178,21 @@
           <w:b/>
           <w:lang w:val="fr_FR" w:bidi="fr_FR"/>
         </w:rPr>
+        <w:t>αἱρετικὸν ἄνθρωπον &amp; παραιτοῦ</w:t>
+      </w:r>
+    </w:p>
+    <w:p>
+      <w:pPr/>
+      <w:r>
+        <w:rPr>
+          <w:lang w:val="fr_FR" w:bidi="fr_FR"/>
+        </w:rPr>
+      </w:r>
+      <w:r>
+        <w:rPr>
+          <w:b/>
+          <w:lang w:val="fr_FR" w:bidi="fr_FR"/>
+        </w:rPr>
         <w:t>"</w:t>
       </w:r>
       <w:r>
@@ -17628,6 +20283,21 @@
           <w:b/>
           <w:lang w:val="fr_FR" w:bidi="fr_FR"/>
         </w:rPr>
+        <w:t>μετὰ μίαν καὶ δευτέραν νουθεσίαν</w:t>
+      </w:r>
+    </w:p>
+    <w:p>
+      <w:pPr/>
+      <w:r>
+        <w:rPr>
+          <w:lang w:val="fr_FR" w:bidi="fr_FR"/>
+        </w:rPr>
+      </w:r>
+      <w:r>
+        <w:rPr>
+          <w:b/>
+          <w:lang w:val="fr_FR" w:bidi="fr_FR"/>
+        </w:rPr>
         <w:t>"</w:t>
       </w:r>
       <w:r>
@@ -17725,6 +20395,21 @@
           <w:b/>
           <w:lang w:val="fr_FR" w:bidi="fr_FR"/>
         </w:rPr>
+        <w:t>ὁ τοιοῦτος</w:t>
+      </w:r>
+    </w:p>
+    <w:p>
+      <w:pPr/>
+      <w:r>
+        <w:rPr>
+          <w:lang w:val="fr_FR" w:bidi="fr_FR"/>
+        </w:rPr>
+      </w:r>
+      <w:r>
+        <w:rPr>
+          <w:b/>
+          <w:lang w:val="fr_FR" w:bidi="fr_FR"/>
+        </w:rPr>
         <w:t>"</w:t>
       </w:r>
       <w:r>
@@ -17802,6 +20487,21 @@
           <w:b/>
           <w:lang w:val="fr_FR" w:bidi="fr_FR"/>
         </w:rPr>
+        <w:t>ἐξέστραπται</w:t>
+      </w:r>
+    </w:p>
+    <w:p>
+      <w:pPr/>
+      <w:r>
+        <w:rPr>
+          <w:lang w:val="fr_FR" w:bidi="fr_FR"/>
+        </w:rPr>
+      </w:r>
+      <w:r>
+        <w:rPr>
+          <w:b/>
+          <w:lang w:val="fr_FR" w:bidi="fr_FR"/>
+        </w:rPr>
         <w:t>"</w:t>
       </w:r>
       <w:r>
@@ -17892,6 +20592,21 @@
           <w:b/>
           <w:lang w:val="fr_FR" w:bidi="fr_FR"/>
         </w:rPr>
+        <w:t>ὢν αὐτοκατάκριτος</w:t>
+      </w:r>
+    </w:p>
+    <w:p>
+      <w:pPr/>
+      <w:r>
+        <w:rPr>
+          <w:lang w:val="fr_FR" w:bidi="fr_FR"/>
+        </w:rPr>
+      </w:r>
+      <w:r>
+        <w:rPr>
+          <w:b/>
+          <w:lang w:val="fr_FR" w:bidi="fr_FR"/>
+        </w:rPr>
         <w:t>"</w:t>
       </w:r>
       <w:r>
@@ -17969,6 +20684,21 @@
           <w:b/>
           <w:lang w:val="fr_FR" w:bidi="fr_FR"/>
         </w:rPr>
+        <w:t>ὅταν πέμψω Ἀρτεμᾶν πρὸς σὲ ἢ Τυχικόν</w:t>
+      </w:r>
+    </w:p>
+    <w:p>
+      <w:pPr/>
+      <w:r>
+        <w:rPr>
+          <w:lang w:val="fr_FR" w:bidi="fr_FR"/>
+        </w:rPr>
+      </w:r>
+      <w:r>
+        <w:rPr>
+          <w:b/>
+          <w:lang w:val="fr_FR" w:bidi="fr_FR"/>
+        </w:rPr>
         <w:t>"</w:t>
       </w:r>
       <w:r>
@@ -18066,6 +20796,21 @@
           <w:b/>
           <w:lang w:val="fr_FR" w:bidi="fr_FR"/>
         </w:rPr>
+        <w:t>Ἀρτεμᾶν &amp; Τυχικόν</w:t>
+      </w:r>
+    </w:p>
+    <w:p>
+      <w:pPr/>
+      <w:r>
+        <w:rPr>
+          <w:lang w:val="fr_FR" w:bidi="fr_FR"/>
+        </w:rPr>
+      </w:r>
+      <w:r>
+        <w:rPr>
+          <w:b/>
+          <w:lang w:val="fr_FR" w:bidi="fr_FR"/>
+        </w:rPr>
         <w:t>"</w:t>
       </w:r>
       <w:r>
@@ -18176,6 +20921,21 @@
           <w:b/>
           <w:lang w:val="fr_FR" w:bidi="fr_FR"/>
         </w:rPr>
+        <w:t>σπούδασον ἐλθεῖν</w:t>
+      </w:r>
+    </w:p>
+    <w:p>
+      <w:pPr/>
+      <w:r>
+        <w:rPr>
+          <w:lang w:val="fr_FR" w:bidi="fr_FR"/>
+        </w:rPr>
+      </w:r>
+      <w:r>
+        <w:rPr>
+          <w:b/>
+          <w:lang w:val="fr_FR" w:bidi="fr_FR"/>
+        </w:rPr>
         <w:t>"</w:t>
       </w:r>
       <w:r>
@@ -18253,6 +21013,21 @@
           <w:b/>
           <w:lang w:val="fr_FR" w:bidi="fr_FR"/>
         </w:rPr>
+        <w:t>σπούδασον</w:t>
+      </w:r>
+    </w:p>
+    <w:p>
+      <w:pPr/>
+      <w:r>
+        <w:rPr>
+          <w:lang w:val="fr_FR" w:bidi="fr_FR"/>
+        </w:rPr>
+      </w:r>
+      <w:r>
+        <w:rPr>
+          <w:b/>
+          <w:lang w:val="fr_FR" w:bidi="fr_FR"/>
+        </w:rPr>
         <w:t>"</w:t>
       </w:r>
       <w:r>
@@ -18363,6 +21138,21 @@
           <w:b/>
           <w:lang w:val="fr_FR" w:bidi="fr_FR"/>
         </w:rPr>
+        <w:t>σπουδαίως πρόπεμψον</w:t>
+      </w:r>
+    </w:p>
+    <w:p>
+      <w:pPr/>
+      <w:r>
+        <w:rPr>
+          <w:lang w:val="fr_FR" w:bidi="fr_FR"/>
+        </w:rPr>
+      </w:r>
+      <w:r>
+        <w:rPr>
+          <w:b/>
+          <w:lang w:val="fr_FR" w:bidi="fr_FR"/>
+        </w:rPr>
         <w:t>"</w:t>
       </w:r>
       <w:r>
@@ -18473,6 +21263,21 @@
           <w:b/>
           <w:lang w:val="fr_FR" w:bidi="fr_FR"/>
         </w:rPr>
+        <w:t>Ζηνᾶν &amp; Ἀπολλῶν</w:t>
+      </w:r>
+    </w:p>
+    <w:p>
+      <w:pPr/>
+      <w:r>
+        <w:rPr>
+          <w:lang w:val="fr_FR" w:bidi="fr_FR"/>
+        </w:rPr>
+      </w:r>
+      <w:r>
+        <w:rPr>
+          <w:b/>
+          <w:lang w:val="fr_FR" w:bidi="fr_FR"/>
+        </w:rPr>
         <w:t>"</w:t>
       </w:r>
       <w:r>
@@ -18583,6 +21388,21 @@
           <w:b/>
           <w:lang w:val="fr_FR" w:bidi="fr_FR"/>
         </w:rPr>
+        <w:t>καὶ Ἀπολλῶν</w:t>
+      </w:r>
+    </w:p>
+    <w:p>
+      <w:pPr/>
+      <w:r>
+        <w:rPr>
+          <w:lang w:val="fr_FR" w:bidi="fr_FR"/>
+        </w:rPr>
+      </w:r>
+      <w:r>
+        <w:rPr>
+          <w:b/>
+          <w:lang w:val="fr_FR" w:bidi="fr_FR"/>
+        </w:rPr>
         <w:t>"</w:t>
       </w:r>
       <w:r>
@@ -18653,6 +21473,21 @@
           <w:b/>
           <w:lang w:val="fr_FR" w:bidi="fr_FR"/>
         </w:rPr>
+        <w:t>ἵνα μηδὲν αὐτοῖς λείπῃ</w:t>
+      </w:r>
+    </w:p>
+    <w:p>
+      <w:pPr/>
+      <w:r>
+        <w:rPr>
+          <w:lang w:val="fr_FR" w:bidi="fr_FR"/>
+        </w:rPr>
+      </w:r>
+      <w:r>
+        <w:rPr>
+          <w:b/>
+          <w:lang w:val="fr_FR" w:bidi="fr_FR"/>
+        </w:rPr>
         <w:t>"</w:t>
       </w:r>
       <w:r>
@@ -18743,6 +21578,21 @@
           <w:b/>
           <w:lang w:val="fr_FR" w:bidi="fr_FR"/>
         </w:rPr>
+        <w:t>ἵνα μηδὲν αὐτοῖς λείπῃ</w:t>
+      </w:r>
+    </w:p>
+    <w:p>
+      <w:pPr/>
+      <w:r>
+        <w:rPr>
+          <w:lang w:val="fr_FR" w:bidi="fr_FR"/>
+        </w:rPr>
+      </w:r>
+      <w:r>
+        <w:rPr>
+          <w:b/>
+          <w:lang w:val="fr_FR" w:bidi="fr_FR"/>
+        </w:rPr>
         <w:t>"</w:t>
       </w:r>
       <w:r>
@@ -18833,6 +21683,21 @@
           <w:b/>
           <w:lang w:val="fr_FR" w:bidi="fr_FR"/>
         </w:rPr>
+        <w:t>οἱ ἡμέτεροι</w:t>
+      </w:r>
+    </w:p>
+    <w:p>
+      <w:pPr/>
+      <w:r>
+        <w:rPr>
+          <w:lang w:val="fr_FR" w:bidi="fr_FR"/>
+        </w:rPr>
+      </w:r>
+      <w:r>
+        <w:rPr>
+          <w:b/>
+          <w:lang w:val="fr_FR" w:bidi="fr_FR"/>
+        </w:rPr>
         <w:t>"</w:t>
       </w:r>
       <w:r>
@@ -18943,6 +21808,21 @@
           <w:b/>
           <w:lang w:val="fr_FR" w:bidi="fr_FR"/>
         </w:rPr>
+        <w:t>οἱ ἡμέτεροι</w:t>
+      </w:r>
+    </w:p>
+    <w:p>
+      <w:pPr/>
+      <w:r>
+        <w:rPr>
+          <w:lang w:val="fr_FR" w:bidi="fr_FR"/>
+        </w:rPr>
+      </w:r>
+      <w:r>
+        <w:rPr>
+          <w:b/>
+          <w:lang w:val="fr_FR" w:bidi="fr_FR"/>
+        </w:rPr>
         <w:t>"</w:t>
       </w:r>
       <w:r>
@@ -19053,6 +21933,21 @@
           <w:b/>
           <w:lang w:val="fr_FR" w:bidi="fr_FR"/>
         </w:rPr>
+        <w:t>εἰς τὰς ἀναγκαίας χρείας</w:t>
+      </w:r>
+    </w:p>
+    <w:p>
+      <w:pPr/>
+      <w:r>
+        <w:rPr>
+          <w:lang w:val="fr_FR" w:bidi="fr_FR"/>
+        </w:rPr>
+      </w:r>
+      <w:r>
+        <w:rPr>
+          <w:b/>
+          <w:lang w:val="fr_FR" w:bidi="fr_FR"/>
+        </w:rPr>
         <w:t>"</w:t>
       </w:r>
       <w:r>
@@ -19163,6 +22058,21 @@
           <w:b/>
           <w:lang w:val="fr_FR" w:bidi="fr_FR"/>
         </w:rPr>
+        <w:t>ἵνα μὴ ὦσιν ἄκαρποι</w:t>
+      </w:r>
+    </w:p>
+    <w:p>
+      <w:pPr/>
+      <w:r>
+        <w:rPr>
+          <w:lang w:val="fr_FR" w:bidi="fr_FR"/>
+        </w:rPr>
+      </w:r>
+      <w:r>
+        <w:rPr>
+          <w:b/>
+          <w:lang w:val="fr_FR" w:bidi="fr_FR"/>
+        </w:rPr>
         <w:t>"</w:t>
       </w:r>
       <w:r>
@@ -19260,6 +22170,21 @@
           <w:b/>
           <w:lang w:val="fr_FR" w:bidi="fr_FR"/>
         </w:rPr>
+        <w:t>ἵνα μὴ ὦσιν ἄκαρποι</w:t>
+      </w:r>
+    </w:p>
+    <w:p>
+      <w:pPr/>
+      <w:r>
+        <w:rPr>
+          <w:lang w:val="fr_FR" w:bidi="fr_FR"/>
+        </w:rPr>
+      </w:r>
+      <w:r>
+        <w:rPr>
+          <w:b/>
+          <w:lang w:val="fr_FR" w:bidi="fr_FR"/>
+        </w:rPr>
         <w:t>"</w:t>
       </w:r>
       <w:r>
@@ -19350,6 +22275,21 @@
           <w:b/>
           <w:lang w:val="fr_FR" w:bidi="fr_FR"/>
         </w:rPr>
+        <w:t>ἀσπάζονταί σε</w:t>
+      </w:r>
+    </w:p>
+    <w:p>
+      <w:pPr/>
+      <w:r>
+        <w:rPr>
+          <w:lang w:val="fr_FR" w:bidi="fr_FR"/>
+        </w:rPr>
+      </w:r>
+      <w:r>
+        <w:rPr>
+          <w:b/>
+          <w:lang w:val="fr_FR" w:bidi="fr_FR"/>
+        </w:rPr>
         <w:t>"</w:t>
       </w:r>
       <w:r>
@@ -19460,6 +22400,21 @@
           <w:b/>
           <w:lang w:val="fr_FR" w:bidi="fr_FR"/>
         </w:rPr>
+        <w:t>οἱ μετ’ ἐμοῦ πάντες</w:t>
+      </w:r>
+    </w:p>
+    <w:p>
+      <w:pPr/>
+      <w:r>
+        <w:rPr>
+          <w:lang w:val="fr_FR" w:bidi="fr_FR"/>
+        </w:rPr>
+      </w:r>
+      <w:r>
+        <w:rPr>
+          <w:b/>
+          <w:lang w:val="fr_FR" w:bidi="fr_FR"/>
+        </w:rPr>
         <w:t>"Tous ceux qui sont avec moi"</w:t>
       </w:r>
     </w:p>
@@ -19543,6 +22498,21 @@
           <w:b/>
           <w:lang w:val="fr_FR" w:bidi="fr_FR"/>
         </w:rPr>
+        <w:t>τοὺς φιλοῦντας ἡμᾶς ἐν πίστει</w:t>
+      </w:r>
+    </w:p>
+    <w:p>
+      <w:pPr/>
+      <w:r>
+        <w:rPr>
+          <w:lang w:val="fr_FR" w:bidi="fr_FR"/>
+        </w:rPr>
+      </w:r>
+      <w:r>
+        <w:rPr>
+          <w:b/>
+          <w:lang w:val="fr_FR" w:bidi="fr_FR"/>
+        </w:rPr>
         <w:t>"</w:t>
       </w:r>
       <w:r>
@@ -19646,6 +22616,21 @@
           <w:b/>
           <w:lang w:val="fr_FR" w:bidi="fr_FR"/>
         </w:rPr>
+        <w:t>ἡμᾶς</w:t>
+      </w:r>
+    </w:p>
+    <w:p>
+      <w:pPr/>
+      <w:r>
+        <w:rPr>
+          <w:lang w:val="fr_FR" w:bidi="fr_FR"/>
+        </w:rPr>
+      </w:r>
+      <w:r>
+        <w:rPr>
+          <w:b/>
+          <w:lang w:val="fr_FR" w:bidi="fr_FR"/>
+        </w:rPr>
         <w:t>"nous"</w:t>
       </w:r>
     </w:p>
@@ -19742,6 +22727,21 @@
           <w:b/>
           <w:lang w:val="fr_FR" w:bidi="fr_FR"/>
         </w:rPr>
+        <w:t>ἡ χάρις μετὰ πάντων ὑμῶν</w:t>
+      </w:r>
+    </w:p>
+    <w:p>
+      <w:pPr/>
+      <w:r>
+        <w:rPr>
+          <w:lang w:val="fr_FR" w:bidi="fr_FR"/>
+        </w:rPr>
+      </w:r>
+      <w:r>
+        <w:rPr>
+          <w:b/>
+          <w:lang w:val="fr_FR" w:bidi="fr_FR"/>
+        </w:rPr>
         <w:t>"que la grâce soit avec vous tous"</w:t>
       </w:r>
     </w:p>
@@ -19811,6 +22811,21 @@
         <w:rPr>
           <w:lang w:val="fr_FR" w:bidi="fr_FR"/>
         </w:rPr>
+      </w:r>
+    </w:p>
+    <w:p>
+      <w:pPr/>
+      <w:r>
+        <w:rPr>
+          <w:lang w:val="fr_FR" w:bidi="fr_FR"/>
+        </w:rPr>
+      </w:r>
+      <w:r>
+        <w:rPr>
+          <w:b/>
+          <w:lang w:val="fr_FR" w:bidi="fr_FR"/>
+        </w:rPr>
+        <w:t>ὑμῶν</w:t>
       </w:r>
     </w:p>
     <w:p>

--- a/fra/docx/56.content.docx
+++ b/fra/docx/56.content.docx
@@ -20410,35 +20410,21 @@
           <w:b/>
           <w:lang w:val="fr_FR" w:bidi="fr_FR"/>
         </w:rPr>
-        <w:t>"</w:t>
-      </w:r>
-      <w:r>
-        <w:rPr>
-          <w:b/>
-          <w:lang w:val="fr_FR" w:bidi="fr_FR"/>
-        </w:rPr>
-        <w:t>un homme de cette espèce</w:t>
-      </w:r>
-      <w:r>
-        <w:rPr>
-          <w:b/>
-          <w:lang w:val="fr_FR" w:bidi="fr_FR"/>
-        </w:rPr>
-        <w:t>"</w:t>
-      </w:r>
-    </w:p>
-    <w:p>
-      <w:pPr/>
-      <w:r>
-        <w:rPr>
-          <w:lang w:val="fr_FR" w:bidi="fr_FR"/>
-        </w:rPr>
-      </w:r>
-      <w:r>
-        <w:rPr>
-          <w:lang w:val="fr_FR" w:bidi="fr_FR"/>
-        </w:rPr>
-        <w:t>Traduction alternative : "une telle personne".</w:t>
+        <w:t>« un homme » - « perverti » - « il » - « lui-même »</w:t>
+      </w:r>
+    </w:p>
+    <w:p>
+      <w:pPr/>
+      <w:r>
+        <w:rPr>
+          <w:lang w:val="fr_FR" w:bidi="fr_FR"/>
+        </w:rPr>
+      </w:r>
+      <w:r>
+        <w:rPr>
+          <w:lang w:val="fr_FR" w:bidi="fr_FR"/>
+        </w:rPr>
+        <w:t>Ces mots sont au masculin, mais ils sont utilisés dans un sens générique qui pourrait aussi faire référence à une femme. Selon ce qui est le plus naturel dans votre langue, choisissez un mot, une expression ou une formulation qui exprime le sens. Traduction alternative : « sachant qu'une telle personne est pervertie et qu'elle pèche, en se condamant elle-même ».</w:t>
       </w:r>
       <w:r>
         <w:rPr>

--- a/fra/docx/56.content.docx
+++ b/fra/docx/56.content.docx
@@ -210,7 +210,7 @@
           <w:b/>
           <w:lang w:val="fr_FR" w:bidi="fr_FR"/>
         </w:rPr>
-        <w:t>κατὰ πίστιν ἐκλεκτῶν Θεοῦ καὶ ἐπίγνωσιν ἀληθείας</w:t>
+        <w:t>κατὰ πίστιν ἐκλεκτῶν Θεοῦ, καὶ ἐπίγνωσιν ἀληθείας</w:t>
       </w:r>
     </w:p>
     <w:p>
@@ -690,6 +690,100 @@
         <w:rPr>
           <w:lang w:val="fr_FR" w:bidi="fr_FR"/>
         </w:rPr>
+        <w:t>Tite 1.1 (#5)</w:t>
+      </w:r>
+      <w:r>
+        <w:rPr>
+          <w:lang w:val="fr_FR" w:bidi="fr_FR"/>
+        </w:rPr>
+      </w:r>
+    </w:p>
+    <w:p>
+      <w:pPr/>
+      <w:r>
+        <w:rPr>
+          <w:lang w:val="fr_FR" w:bidi="fr_FR"/>
+        </w:rPr>
+      </w:r>
+      <w:r>
+        <w:rPr>
+          <w:lang w:val="fr_FR" w:bidi="fr_FR"/>
+        </w:rPr>
+        <w:t>« des élus »</w:t>
+      </w:r>
+    </w:p>
+    <w:p>
+      <w:pPr/>
+      <w:r>
+        <w:rPr>
+          <w:lang w:val="fr_FR" w:bidi="fr_FR"/>
+        </w:rPr>
+      </w:r>
+      <w:r>
+        <w:rPr>
+          <w:lang w:val="fr_FR" w:bidi="fr_FR"/>
+        </w:rPr>
+        <w:t>Les mots des élus sont à la forme masculine, mais ils sont utilisés dans un sens générique qui inclut hommes et femmes. Selon ce qui est le plus naturel dans votre langue, choisissez un mot, une expression ou une formulation qui exprime ce sens clairement. Traduction alternative : « des personnes qui sont élues », « des gens qui sont élus ».</w:t>
+      </w:r>
+    </w:p>
+    <w:p>
+      <w:pPr/>
+      <w:r>
+        <w:rPr>
+          <w:lang w:val="fr_FR" w:bidi="fr_FR"/>
+        </w:rPr>
+      </w:r>
+      <w:hyperlink r:id="rId13">
+        <w:r>
+          <w:rPr>
+            <w:lang w:val="fr_FR" w:bidi="fr_FR"/>
+          </w:rPr>
+          <w:rPr>
+            <w:color w:val="0000EE"/>
+            <w:u w:val="single"/>
+          </w:rPr>
+          <w:t xml:space="preserve"> </w:t>
+        </w:r>
+      </w:hyperlink>
+      <w:r>
+        <w:rPr>
+          <w:lang w:val="fr_FR" w:bidi="fr_FR"/>
+        </w:rPr>
+        <w:t xml:space="preserve">Voir: </w:t>
+      </w:r>
+      <w:r>
+        <w:rPr>
+          <w:lang w:val="fr_FR" w:bidi="fr_FR"/>
+        </w:rPr>
+        <w:t xml:space="preserve">Mots masculins qui incluent les femmes </w:t>
+      </w:r>
+      <w:r>
+        <w:rPr>
+          <w:lang w:val="fr_FR" w:bidi="fr_FR"/>
+        </w:rPr>
+      </w:r>
+      <w:r>
+        <w:rPr>
+          <w:lang w:val="fr_FR" w:bidi="fr_FR"/>
+        </w:rPr>
+      </w:r>
+    </w:p>
+    <w:p>
+      <w:pPr/>
+      <w:r>
+        <w:rPr>
+          <w:lang w:val="fr_FR" w:bidi="fr_FR"/>
+        </w:rPr>
+      </w:r>
+    </w:p>
+    <w:p>
+      <w:pPr>
+        <w:pStyle w:val="Heading2"/>
+      </w:pPr>
+      <w:r>
+        <w:rPr>
+          <w:lang w:val="fr_FR" w:bidi="fr_FR"/>
+        </w:rPr>
         <w:t>Tite 1.2 (#1)</w:t>
       </w:r>
       <w:r>
@@ -3677,6 +3771,108 @@
         <w:rPr>
           <w:lang w:val="fr_FR" w:bidi="fr_FR"/>
         </w:rPr>
+        <w:t>Tite 1.7 (#5)</w:t>
+      </w:r>
+      <w:r>
+        <w:rPr>
+          <w:lang w:val="fr_FR" w:bidi="fr_FR"/>
+        </w:rPr>
+      </w:r>
+    </w:p>
+    <w:p>
+      <w:pPr/>
+      <w:r>
+        <w:rPr>
+          <w:lang w:val="fr_FR" w:bidi="fr_FR"/>
+        </w:rPr>
+      </w:r>
+      <w:r>
+        <w:rPr>
+          <w:lang w:val="fr_FR" w:bidi="fr_FR"/>
+        </w:rPr>
+        <w:t>« les contradicteurs »</w:t>
+      </w:r>
+    </w:p>
+    <w:p>
+      <w:pPr/>
+      <w:r>
+        <w:rPr>
+          <w:lang w:val="fr_FR" w:bidi="fr_FR"/>
+        </w:rPr>
+      </w:r>
+      <w:r>
+        <w:rPr>
+          <w:lang w:val="fr_FR" w:bidi="fr_FR"/>
+        </w:rPr>
+        <w:t>Le mot contradicteurs est à la forme masculine, mais il est utilisé dans un sens générique qui pourrait aussi faire référence à des femmes. Selon ce qui est le plus naturel dans votre langue, choisissez un mot, une expression ou une formulation qui exprime ce sens clairement. Traduction alternative : « les personnes qui contredisent », « les gens qui s'opposent » ou « les gens qui sont des contradicteurs ».</w:t>
+      </w:r>
+      <w:hyperlink r:id="rId14">
+        <w:r>
+          <w:rPr>
+            <w:lang w:val="fr_FR" w:bidi="fr_FR"/>
+          </w:rPr>
+          <w:rPr>
+            <w:color w:val="0000EE"/>
+            <w:u w:val="single"/>
+          </w:rPr>
+          <w:t xml:space="preserve"> </w:t>
+        </w:r>
+      </w:hyperlink>
+    </w:p>
+    <w:p>
+      <w:pPr/>
+      <w:r>
+        <w:rPr>
+          <w:lang w:val="fr_FR" w:bidi="fr_FR"/>
+        </w:rPr>
+      </w:r>
+      <w:r>
+        <w:rPr>
+          <w:lang w:val="fr_FR" w:bidi="fr_FR"/>
+        </w:rPr>
+        <w:t xml:space="preserve">Voir: </w:t>
+      </w:r>
+      <w:r>
+        <w:rPr>
+          <w:lang w:val="fr_FR" w:bidi="fr_FR"/>
+        </w:rPr>
+        <w:t xml:space="preserve">Mots masculins qui incluent les femmes </w:t>
+      </w:r>
+    </w:p>
+    <w:p>
+      <w:pPr/>
+      <w:r>
+        <w:rPr>
+          <w:lang w:val="fr_FR" w:bidi="fr_FR"/>
+        </w:rPr>
+      </w:r>
+      <w:r>
+        <w:rPr>
+          <w:lang w:val="fr_FR" w:bidi="fr_FR"/>
+        </w:rPr>
+      </w:r>
+      <w:r>
+        <w:rPr>
+          <w:lang w:val="fr_FR" w:bidi="fr_FR"/>
+        </w:rPr>
+      </w:r>
+    </w:p>
+    <w:p>
+      <w:pPr/>
+      <w:r>
+        <w:rPr>
+          <w:lang w:val="fr_FR" w:bidi="fr_FR"/>
+        </w:rPr>
+      </w:r>
+    </w:p>
+    <w:p>
+      <w:pPr>
+        <w:pStyle w:val="Heading2"/>
+      </w:pPr>
+      <w:r>
+        <w:rPr>
+          <w:lang w:val="fr_FR" w:bidi="fr_FR"/>
+        </w:rPr>
         <w:t>Tite 1.8 (#1)</w:t>
       </w:r>
       <w:r>
@@ -5964,6 +6160,100 @@
         <w:rPr>
           <w:lang w:val="fr_FR" w:bidi="fr_FR"/>
         </w:rPr>
+        <w:t>Tite 1.12 (#5)</w:t>
+      </w:r>
+      <w:r>
+        <w:rPr>
+          <w:lang w:val="fr_FR" w:bidi="fr_FR"/>
+        </w:rPr>
+      </w:r>
+    </w:p>
+    <w:p>
+      <w:pPr/>
+      <w:r>
+        <w:rPr>
+          <w:lang w:val="fr_FR" w:bidi="fr_FR"/>
+        </w:rPr>
+      </w:r>
+      <w:r>
+        <w:rPr>
+          <w:lang w:val="fr_FR" w:bidi="fr_FR"/>
+        </w:rPr>
+        <w:t>« menteurs »</w:t>
+      </w:r>
+    </w:p>
+    <w:p>
+      <w:pPr/>
+      <w:r>
+        <w:rPr>
+          <w:lang w:val="fr_FR" w:bidi="fr_FR"/>
+        </w:rPr>
+      </w:r>
+      <w:r>
+        <w:rPr>
+          <w:lang w:val="fr_FR" w:bidi="fr_FR"/>
+        </w:rPr>
+        <w:t>Les mots Crétois et menteurs sont à la forme masculine, mais ils sont utilisés dans un sens générique qui inclut hommes et femmes. Selon ce qui est le plus naturel dans votre langue, choisissez un mot, une expression ou une formulation qui exprime ce sens clairement. Traduction alternative : « Crétois et Crétoises toujours menteurs ».</w:t>
+      </w:r>
+      <w:hyperlink r:id="rId15">
+        <w:r>
+          <w:rPr>
+            <w:lang w:val="fr_FR" w:bidi="fr_FR"/>
+          </w:rPr>
+          <w:rPr>
+            <w:color w:val="0000EE"/>
+            <w:u w:val="single"/>
+          </w:rPr>
+          <w:t xml:space="preserve"> </w:t>
+        </w:r>
+      </w:hyperlink>
+    </w:p>
+    <w:p>
+      <w:pPr/>
+      <w:r>
+        <w:rPr>
+          <w:lang w:val="fr_FR" w:bidi="fr_FR"/>
+        </w:rPr>
+      </w:r>
+      <w:r>
+        <w:rPr>
+          <w:lang w:val="fr_FR" w:bidi="fr_FR"/>
+        </w:rPr>
+        <w:t xml:space="preserve">Voir: </w:t>
+      </w:r>
+      <w:r>
+        <w:rPr>
+          <w:lang w:val="fr_FR" w:bidi="fr_FR"/>
+        </w:rPr>
+        <w:t xml:space="preserve">Mots masculins qui incluent les femmes </w:t>
+      </w:r>
+      <w:r>
+        <w:rPr>
+          <w:lang w:val="fr_FR" w:bidi="fr_FR"/>
+        </w:rPr>
+      </w:r>
+      <w:r>
+        <w:rPr>
+          <w:lang w:val="fr_FR" w:bidi="fr_FR"/>
+        </w:rPr>
+      </w:r>
+    </w:p>
+    <w:p>
+      <w:pPr/>
+      <w:r>
+        <w:rPr>
+          <w:lang w:val="fr_FR" w:bidi="fr_FR"/>
+        </w:rPr>
+      </w:r>
+    </w:p>
+    <w:p>
+      <w:pPr>
+        <w:pStyle w:val="Heading2"/>
+      </w:pPr>
+      <w:r>
+        <w:rPr>
+          <w:lang w:val="fr_FR" w:bidi="fr_FR"/>
+        </w:rPr>
         <w:t>Tite 1.13 (#1)</w:t>
       </w:r>
       <w:r>
@@ -6679,6 +6969,88 @@
         <w:rPr>
           <w:lang w:val="fr_FR" w:bidi="fr_FR"/>
         </w:rPr>
+        <w:t>Tite 1.13 (#7)</w:t>
+      </w:r>
+      <w:r>
+        <w:rPr>
+          <w:lang w:val="fr_FR" w:bidi="fr_FR"/>
+        </w:rPr>
+      </w:r>
+    </w:p>
+    <w:p>
+      <w:pPr/>
+      <w:r>
+        <w:rPr>
+          <w:lang w:val="fr_FR" w:bidi="fr_FR"/>
+        </w:rPr>
+      </w:r>
+      <w:r>
+        <w:rPr>
+          <w:lang w:val="fr_FR" w:bidi="fr_FR"/>
+        </w:rPr>
+        <w:t>« ils »</w:t>
+      </w:r>
+    </w:p>
+    <w:p>
+      <w:pPr/>
+      <w:r>
+        <w:rPr>
+          <w:lang w:val="fr_FR" w:bidi="fr_FR"/>
+        </w:rPr>
+      </w:r>
+      <w:r>
+        <w:rPr>
+          <w:lang w:val="fr_FR" w:bidi="fr_FR"/>
+        </w:rPr>
+        <w:t>Le pronom ils a une forme masculine, mais il a un sens générique qui peut faire référence à des hommes ou à des femmes. Selon ce qui est le plus naturel dans votre langue, choisissez un mot, une expression ou une formulation qui exprime ce sens clairement. Traduction alternative : « ces gens » ou « reprends ces personnes sévèrement, afin qu'elles aient une foi saine ».</w:t>
+      </w:r>
+    </w:p>
+    <w:p>
+      <w:pPr/>
+      <w:r>
+        <w:rPr>
+          <w:lang w:val="fr_FR" w:bidi="fr_FR"/>
+        </w:rPr>
+      </w:r>
+      <w:r>
+        <w:rPr>
+          <w:lang w:val="fr_FR" w:bidi="fr_FR"/>
+        </w:rPr>
+        <w:t xml:space="preserve">Voir: </w:t>
+      </w:r>
+      <w:r>
+        <w:rPr>
+          <w:lang w:val="fr_FR" w:bidi="fr_FR"/>
+        </w:rPr>
+        <w:t xml:space="preserve">Mots masculins qui incluent les femmes </w:t>
+      </w:r>
+      <w:r>
+        <w:rPr>
+          <w:lang w:val="fr_FR" w:bidi="fr_FR"/>
+        </w:rPr>
+      </w:r>
+      <w:r>
+        <w:rPr>
+          <w:lang w:val="fr_FR" w:bidi="fr_FR"/>
+        </w:rPr>
+      </w:r>
+    </w:p>
+    <w:p>
+      <w:pPr/>
+      <w:r>
+        <w:rPr>
+          <w:lang w:val="fr_FR" w:bidi="fr_FR"/>
+        </w:rPr>
+      </w:r>
+    </w:p>
+    <w:p>
+      <w:pPr>
+        <w:pStyle w:val="Heading2"/>
+      </w:pPr>
+      <w:r>
+        <w:rPr>
+          <w:lang w:val="fr_FR" w:bidi="fr_FR"/>
+        </w:rPr>
         <w:t>Tite 1.14 (#1)</w:t>
       </w:r>
       <w:r>
@@ -6869,6 +7241,100 @@
         <w:rPr>
           <w:lang w:val="fr_FR" w:bidi="fr_FR"/>
         </w:rPr>
+        <w:t>Tite 1.14 (#3)</w:t>
+      </w:r>
+      <w:r>
+        <w:rPr>
+          <w:lang w:val="fr_FR" w:bidi="fr_FR"/>
+        </w:rPr>
+      </w:r>
+    </w:p>
+    <w:p>
+      <w:pPr/>
+      <w:r>
+        <w:rPr>
+          <w:lang w:val="fr_FR" w:bidi="fr_FR"/>
+        </w:rPr>
+      </w:r>
+      <w:r>
+        <w:rPr>
+          <w:lang w:val="fr_FR" w:bidi="fr_FR"/>
+        </w:rPr>
+        <w:t>« ils » - « d'hommes »</w:t>
+      </w:r>
+    </w:p>
+    <w:p>
+      <w:pPr/>
+      <w:r>
+        <w:rPr>
+          <w:lang w:val="fr_FR" w:bidi="fr_FR"/>
+        </w:rPr>
+      </w:r>
+      <w:r>
+        <w:rPr>
+          <w:lang w:val="fr_FR" w:bidi="fr_FR"/>
+        </w:rPr>
+        <w:t>Ces mots ont une forme masculine, mais ils sont utilisés dans un sens générique qui peut inclure hommes et femmes. Selon ce qui est le plus naturel dans votre langue, choisissez un mot, une expression ou une formulation qui exprime ce sens clairement. Traduction alternative : « ces gens » / « ces personnes » - « commandements humains ».</w:t>
+      </w:r>
+      <w:hyperlink r:id="rId16">
+        <w:r>
+          <w:rPr>
+            <w:lang w:val="fr_FR" w:bidi="fr_FR"/>
+          </w:rPr>
+          <w:rPr>
+            <w:color w:val="0000EE"/>
+            <w:u w:val="single"/>
+          </w:rPr>
+          <w:t xml:space="preserve"> </w:t>
+        </w:r>
+      </w:hyperlink>
+    </w:p>
+    <w:p>
+      <w:pPr/>
+      <w:r>
+        <w:rPr>
+          <w:lang w:val="fr_FR" w:bidi="fr_FR"/>
+        </w:rPr>
+      </w:r>
+      <w:r>
+        <w:rPr>
+          <w:lang w:val="fr_FR" w:bidi="fr_FR"/>
+        </w:rPr>
+        <w:t xml:space="preserve">Voir: </w:t>
+      </w:r>
+      <w:r>
+        <w:rPr>
+          <w:lang w:val="fr_FR" w:bidi="fr_FR"/>
+        </w:rPr>
+        <w:t xml:space="preserve">Mots masculins qui incluent les femmes </w:t>
+      </w:r>
+      <w:r>
+        <w:rPr>
+          <w:lang w:val="fr_FR" w:bidi="fr_FR"/>
+        </w:rPr>
+      </w:r>
+      <w:r>
+        <w:rPr>
+          <w:lang w:val="fr_FR" w:bidi="fr_FR"/>
+        </w:rPr>
+      </w:r>
+    </w:p>
+    <w:p>
+      <w:pPr/>
+      <w:r>
+        <w:rPr>
+          <w:lang w:val="fr_FR" w:bidi="fr_FR"/>
+        </w:rPr>
+      </w:r>
+    </w:p>
+    <w:p>
+      <w:pPr>
+        <w:pStyle w:val="Heading2"/>
+      </w:pPr>
+      <w:r>
+        <w:rPr>
+          <w:lang w:val="fr_FR" w:bidi="fr_FR"/>
+        </w:rPr>
         <w:t>Tite 1.15 (#1)</w:t>
       </w:r>
       <w:r>
@@ -7308,6 +7774,100 @@
         <w:rPr>
           <w:lang w:val="fr_FR" w:bidi="fr_FR"/>
         </w:rPr>
+        <w:t>Tite 1.15 (#5)</w:t>
+      </w:r>
+      <w:r>
+        <w:rPr>
+          <w:lang w:val="fr_FR" w:bidi="fr_FR"/>
+        </w:rPr>
+      </w:r>
+    </w:p>
+    <w:p>
+      <w:pPr/>
+      <w:r>
+        <w:rPr>
+          <w:lang w:val="fr_FR" w:bidi="fr_FR"/>
+        </w:rPr>
+      </w:r>
+      <w:r>
+        <w:rPr>
+          <w:lang w:val="fr_FR" w:bidi="fr_FR"/>
+        </w:rPr>
+        <w:t>« ceux... purs » - « ceux... souillés et incrédules »</w:t>
+      </w:r>
+    </w:p>
+    <w:p>
+      <w:pPr/>
+      <w:r>
+        <w:rPr>
+          <w:lang w:val="fr_FR" w:bidi="fr_FR"/>
+        </w:rPr>
+      </w:r>
+      <w:r>
+        <w:rPr>
+          <w:lang w:val="fr_FR" w:bidi="fr_FR"/>
+        </w:rPr>
+        <w:t>Ces mots ont une forme masculine, mais ils sont utilisés dans un sens générique qui inclut les hommes et les femmes. Selon ce qui est le plus naturel dans votre langue, choisissez un mot, une expression ou une formulation qui exprime ce sens clairement. Traduction alternative : « pour ceux et celles... purs », « pour les gens... souillés et incrédules » ou « pour les personnes... souillées et incrédules ».</w:t>
+      </w:r>
+      <w:hyperlink r:id="rId17">
+        <w:r>
+          <w:rPr>
+            <w:lang w:val="fr_FR" w:bidi="fr_FR"/>
+          </w:rPr>
+          <w:rPr>
+            <w:color w:val="0000EE"/>
+            <w:u w:val="single"/>
+          </w:rPr>
+          <w:t xml:space="preserve"> </w:t>
+        </w:r>
+      </w:hyperlink>
+    </w:p>
+    <w:p>
+      <w:pPr/>
+      <w:r>
+        <w:rPr>
+          <w:lang w:val="fr_FR" w:bidi="fr_FR"/>
+        </w:rPr>
+      </w:r>
+      <w:r>
+        <w:rPr>
+          <w:lang w:val="fr_FR" w:bidi="fr_FR"/>
+        </w:rPr>
+        <w:t xml:space="preserve">Voir: </w:t>
+      </w:r>
+      <w:r>
+        <w:rPr>
+          <w:lang w:val="fr_FR" w:bidi="fr_FR"/>
+        </w:rPr>
+        <w:t xml:space="preserve">Mots masculins qui incluent les femmes </w:t>
+      </w:r>
+      <w:r>
+        <w:rPr>
+          <w:lang w:val="fr_FR" w:bidi="fr_FR"/>
+        </w:rPr>
+      </w:r>
+      <w:r>
+        <w:rPr>
+          <w:lang w:val="fr_FR" w:bidi="fr_FR"/>
+        </w:rPr>
+      </w:r>
+    </w:p>
+    <w:p>
+      <w:pPr/>
+      <w:r>
+        <w:rPr>
+          <w:lang w:val="fr_FR" w:bidi="fr_FR"/>
+        </w:rPr>
+      </w:r>
+    </w:p>
+    <w:p>
+      <w:pPr>
+        <w:pStyle w:val="Heading2"/>
+      </w:pPr>
+      <w:r>
+        <w:rPr>
+          <w:lang w:val="fr_FR" w:bidi="fr_FR"/>
+        </w:rPr>
         <w:t>Tite 1.16 (#1)</w:t>
       </w:r>
       <w:r>
@@ -7511,6 +8071,100 @@
         <w:rPr>
           <w:lang w:val="fr_FR" w:bidi="fr_FR"/>
         </w:rPr>
+        <w:t>Tite 1.16 (#3)</w:t>
+      </w:r>
+      <w:r>
+        <w:rPr>
+          <w:lang w:val="fr_FR" w:bidi="fr_FR"/>
+        </w:rPr>
+      </w:r>
+    </w:p>
+    <w:p>
+      <w:pPr/>
+      <w:r>
+        <w:rPr>
+          <w:lang w:val="fr_FR" w:bidi="fr_FR"/>
+        </w:rPr>
+      </w:r>
+      <w:r>
+        <w:rPr>
+          <w:lang w:val="fr_FR" w:bidi="fr_FR"/>
+        </w:rPr>
+        <w:t>« ils » - « ils »</w:t>
+      </w:r>
+    </w:p>
+    <w:p>
+      <w:pPr/>
+      <w:r>
+        <w:rPr>
+          <w:lang w:val="fr_FR" w:bidi="fr_FR"/>
+        </w:rPr>
+      </w:r>
+      <w:r>
+        <w:rPr>
+          <w:lang w:val="fr_FR" w:bidi="fr_FR"/>
+        </w:rPr>
+        <w:t>Le pronom ils est utilisé dans un sens générique qui peut inclure hommes et femmes. Selon ce qui est le plus naturel dans votre langue, choisissez un mot, une expression ou une formulation qui exprime ce sens clairement. Traduction alternative : « ces gens... mais ils » ou « ces personnes, mais elles ».</w:t>
+      </w:r>
+      <w:hyperlink r:id="rId18">
+        <w:r>
+          <w:rPr>
+            <w:lang w:val="fr_FR" w:bidi="fr_FR"/>
+          </w:rPr>
+          <w:rPr>
+            <w:color w:val="0000EE"/>
+            <w:u w:val="single"/>
+          </w:rPr>
+          <w:t xml:space="preserve"> </w:t>
+        </w:r>
+      </w:hyperlink>
+    </w:p>
+    <w:p>
+      <w:pPr/>
+      <w:r>
+        <w:rPr>
+          <w:lang w:val="fr_FR" w:bidi="fr_FR"/>
+        </w:rPr>
+      </w:r>
+      <w:r>
+        <w:rPr>
+          <w:lang w:val="fr_FR" w:bidi="fr_FR"/>
+        </w:rPr>
+        <w:t xml:space="preserve">Voir: </w:t>
+      </w:r>
+      <w:r>
+        <w:rPr>
+          <w:lang w:val="fr_FR" w:bidi="fr_FR"/>
+        </w:rPr>
+        <w:t xml:space="preserve">Mots masculins qui incluent les femmes </w:t>
+      </w:r>
+      <w:r>
+        <w:rPr>
+          <w:lang w:val="fr_FR" w:bidi="fr_FR"/>
+        </w:rPr>
+      </w:r>
+      <w:r>
+        <w:rPr>
+          <w:lang w:val="fr_FR" w:bidi="fr_FR"/>
+        </w:rPr>
+      </w:r>
+    </w:p>
+    <w:p>
+      <w:pPr/>
+      <w:r>
+        <w:rPr>
+          <w:lang w:val="fr_FR" w:bidi="fr_FR"/>
+        </w:rPr>
+      </w:r>
+    </w:p>
+    <w:p>
+      <w:pPr>
+        <w:pStyle w:val="Heading2"/>
+      </w:pPr>
+      <w:r>
+        <w:rPr>
+          <w:lang w:val="fr_FR" w:bidi="fr_FR"/>
+        </w:rPr>
         <w:t>Tite 2.1 (#1)</w:t>
       </w:r>
       <w:r>
@@ -8166,7 +8820,7 @@
           <w:b/>
           <w:lang w:val="fr_FR" w:bidi="fr_FR"/>
         </w:rPr>
-        <w:t>ὑγιαίνοντας τῇ πίστει τῇ ἀγάπῃ, τῇ ὑπομονῇ</w:t>
+        <w:t>ὑγιαίνοντας τῇ πίστει, τῇ ἀγάπῃ, τῇ ὑπομονῇ</w:t>
       </w:r>
     </w:p>
     <w:p>
@@ -11364,6 +12018,100 @@
         <w:rPr>
           <w:lang w:val="fr_FR" w:bidi="fr_FR"/>
         </w:rPr>
+        <w:t>Tite 2.9 (#4)</w:t>
+      </w:r>
+      <w:r>
+        <w:rPr>
+          <w:lang w:val="fr_FR" w:bidi="fr_FR"/>
+        </w:rPr>
+      </w:r>
+    </w:p>
+    <w:p>
+      <w:pPr/>
+      <w:r>
+        <w:rPr>
+          <w:lang w:val="fr_FR" w:bidi="fr_FR"/>
+        </w:rPr>
+      </w:r>
+      <w:r>
+        <w:rPr>
+          <w:lang w:val="fr_FR" w:bidi="fr_FR"/>
+        </w:rPr>
+        <w:t>« serviteurs » - « maîtres » - « contredisants »</w:t>
+      </w:r>
+    </w:p>
+    <w:p>
+      <w:pPr/>
+      <w:r>
+        <w:rPr>
+          <w:lang w:val="fr_FR" w:bidi="fr_FR"/>
+        </w:rPr>
+      </w:r>
+      <w:r>
+        <w:rPr>
+          <w:lang w:val="fr_FR" w:bidi="fr_FR"/>
+        </w:rPr>
+        <w:t>Les mots serviteurs, maîtres et contredisants sont à la forme masculine, mais ils sont utilisés dans un sens générique qui peut inclure hommes et femmes. Selon ce qui est le plus naturel dans votre langue, choisissez un mot, une expression ou une formulation qui exprime ce sens clairement. Par exemple : « les gens qui sont serviteurs » / « les serviteurs et les servantes » - « maîtres et maîtresses » - « ne point contredire ». Traduction alternative : « Exhorte les serviteurs et les servantes à être soumis à leurs maîtres et à leurs maîtresses, à leur plaire en toutes choses, à ne pas contredire ».</w:t>
+      </w:r>
+      <w:hyperlink r:id="rId19">
+        <w:r>
+          <w:rPr>
+            <w:lang w:val="fr_FR" w:bidi="fr_FR"/>
+          </w:rPr>
+          <w:rPr>
+            <w:color w:val="0000EE"/>
+            <w:u w:val="single"/>
+          </w:rPr>
+          <w:t xml:space="preserve"> </w:t>
+        </w:r>
+      </w:hyperlink>
+    </w:p>
+    <w:p>
+      <w:pPr/>
+      <w:r>
+        <w:rPr>
+          <w:lang w:val="fr_FR" w:bidi="fr_FR"/>
+        </w:rPr>
+      </w:r>
+      <w:r>
+        <w:rPr>
+          <w:lang w:val="fr_FR" w:bidi="fr_FR"/>
+        </w:rPr>
+        <w:t xml:space="preserve">Voir: </w:t>
+      </w:r>
+      <w:r>
+        <w:rPr>
+          <w:lang w:val="fr_FR" w:bidi="fr_FR"/>
+        </w:rPr>
+        <w:t xml:space="preserve">Mots masculins qui incluent les femmes </w:t>
+      </w:r>
+      <w:r>
+        <w:rPr>
+          <w:lang w:val="fr_FR" w:bidi="fr_FR"/>
+        </w:rPr>
+      </w:r>
+      <w:r>
+        <w:rPr>
+          <w:lang w:val="fr_FR" w:bidi="fr_FR"/>
+        </w:rPr>
+      </w:r>
+    </w:p>
+    <w:p>
+      <w:pPr/>
+      <w:r>
+        <w:rPr>
+          <w:lang w:val="fr_FR" w:bidi="fr_FR"/>
+        </w:rPr>
+      </w:r>
+    </w:p>
+    <w:p>
+      <w:pPr>
+        <w:pStyle w:val="Heading2"/>
+      </w:pPr>
+      <w:r>
+        <w:rPr>
+          <w:lang w:val="fr_FR" w:bidi="fr_FR"/>
+        </w:rPr>
         <w:t>Tite 2.10 (#1)</w:t>
       </w:r>
       <w:r>
@@ -12359,7 +13107,7 @@
           <w:b/>
           <w:lang w:val="fr_FR" w:bidi="fr_FR"/>
         </w:rPr>
-        <w:t>ἐπεφάνη γὰρ ἡ χάρις τοῦ Θεοῦ σωτήριος πᾶσιν ἀνθρώποις</w:t>
+        <w:t>ἐπεφάνη γὰρ ἡ χάρις τοῦ Θεοῦ, σωτήριος πᾶσιν ἀνθρώποις</w:t>
       </w:r>
     </w:p>
     <w:p>
@@ -12700,6 +13448,100 @@
         <w:rPr>
           <w:lang w:val="fr_FR" w:bidi="fr_FR"/>
         </w:rPr>
+        <w:t>Tite 2.11 (#6)</w:t>
+      </w:r>
+      <w:r>
+        <w:rPr>
+          <w:lang w:val="fr_FR" w:bidi="fr_FR"/>
+        </w:rPr>
+      </w:r>
+    </w:p>
+    <w:p>
+      <w:pPr/>
+      <w:r>
+        <w:rPr>
+          <w:lang w:val="fr_FR" w:bidi="fr_FR"/>
+        </w:rPr>
+      </w:r>
+      <w:r>
+        <w:rPr>
+          <w:lang w:val="fr_FR" w:bidi="fr_FR"/>
+        </w:rPr>
+        <w:t>« tous les hommes »</w:t>
+      </w:r>
+    </w:p>
+    <w:p>
+      <w:pPr/>
+      <w:r>
+        <w:rPr>
+          <w:lang w:val="fr_FR" w:bidi="fr_FR"/>
+        </w:rPr>
+      </w:r>
+      <w:r>
+        <w:rPr>
+          <w:lang w:val="fr_FR" w:bidi="fr_FR"/>
+        </w:rPr>
+        <w:t>Les mots tous les hommes sont à la forme masculine, mais ils sont utilisés dans un sens générique qui inclut hommes et femmes. Selon ce qui est le plus naturel dans votre langue, choisissez un mot, une expression ou une formulation qui exprime ce sens clairement. Traduction alternative : « tous les êtres humains ».</w:t>
+      </w:r>
+      <w:hyperlink r:id="rId20">
+        <w:r>
+          <w:rPr>
+            <w:lang w:val="fr_FR" w:bidi="fr_FR"/>
+          </w:rPr>
+          <w:rPr>
+            <w:color w:val="0000EE"/>
+            <w:u w:val="single"/>
+          </w:rPr>
+          <w:t xml:space="preserve"> </w:t>
+        </w:r>
+      </w:hyperlink>
+    </w:p>
+    <w:p>
+      <w:pPr/>
+      <w:r>
+        <w:rPr>
+          <w:lang w:val="fr_FR" w:bidi="fr_FR"/>
+        </w:rPr>
+      </w:r>
+      <w:r>
+        <w:rPr>
+          <w:lang w:val="fr_FR" w:bidi="fr_FR"/>
+        </w:rPr>
+        <w:t xml:space="preserve">Voir: </w:t>
+      </w:r>
+      <w:r>
+        <w:rPr>
+          <w:lang w:val="fr_FR" w:bidi="fr_FR"/>
+        </w:rPr>
+        <w:t xml:space="preserve">Mots masculins qui incluent les femmes </w:t>
+      </w:r>
+      <w:r>
+        <w:rPr>
+          <w:lang w:val="fr_FR" w:bidi="fr_FR"/>
+        </w:rPr>
+      </w:r>
+      <w:r>
+        <w:rPr>
+          <w:lang w:val="fr_FR" w:bidi="fr_FR"/>
+        </w:rPr>
+      </w:r>
+    </w:p>
+    <w:p>
+      <w:pPr/>
+      <w:r>
+        <w:rPr>
+          <w:lang w:val="fr_FR" w:bidi="fr_FR"/>
+        </w:rPr>
+      </w:r>
+    </w:p>
+    <w:p>
+      <w:pPr>
+        <w:pStyle w:val="Heading2"/>
+      </w:pPr>
+      <w:r>
+        <w:rPr>
+          <w:lang w:val="fr_FR" w:bidi="fr_FR"/>
+        </w:rPr>
         <w:t>Tite 2.12 (#1)</w:t>
       </w:r>
       <w:r>
@@ -13193,7 +14035,7 @@
           <w:b/>
           <w:lang w:val="fr_FR" w:bidi="fr_FR"/>
         </w:rPr>
-        <w:t>ἀσέβειαν &amp; εὐσεβῶς</w:t>
+        <w:t>τὴν ἀσέβειαν &amp; εὐσεβῶς</w:t>
       </w:r>
     </w:p>
     <w:p>
@@ -15900,6 +16742,100 @@
         <w:rPr>
           <w:lang w:val="fr_FR" w:bidi="fr_FR"/>
         </w:rPr>
+        <w:t>Tite 3.1 (#5)</w:t>
+      </w:r>
+      <w:r>
+        <w:rPr>
+          <w:lang w:val="fr_FR" w:bidi="fr_FR"/>
+        </w:rPr>
+      </w:r>
+    </w:p>
+    <w:p>
+      <w:pPr/>
+      <w:r>
+        <w:rPr>
+          <w:lang w:val="fr_FR" w:bidi="fr_FR"/>
+        </w:rPr>
+      </w:r>
+      <w:r>
+        <w:rPr>
+          <w:lang w:val="fr_FR" w:bidi="fr_FR"/>
+        </w:rPr>
+        <w:t>« soumis » - « prêts »</w:t>
+      </w:r>
+    </w:p>
+    <w:p>
+      <w:pPr/>
+      <w:r>
+        <w:rPr>
+          <w:lang w:val="fr_FR" w:bidi="fr_FR"/>
+        </w:rPr>
+      </w:r>
+      <w:r>
+        <w:rPr>
+          <w:lang w:val="fr_FR" w:bidi="fr_FR"/>
+        </w:rPr>
+        <w:t>Les mots soumis et prêts sont à la forme masculine, mais ils sont utilisés dans un sens générique qui inclut hommes et femmes. Selon ce qui est le plus naturel dans votre langue, choisissez un mot, une expression ou une formulation qui exprime ce sens clairement. Traduction alternative : « de se soumettre » - « d'être prêts » ou « d'être des personnes soumises » - « d'être des personnes prêtes ».</w:t>
+      </w:r>
+      <w:hyperlink r:id="rId21">
+        <w:r>
+          <w:rPr>
+            <w:lang w:val="fr_FR" w:bidi="fr_FR"/>
+          </w:rPr>
+          <w:rPr>
+            <w:color w:val="0000EE"/>
+            <w:u w:val="single"/>
+          </w:rPr>
+          <w:t xml:space="preserve"> </w:t>
+        </w:r>
+      </w:hyperlink>
+    </w:p>
+    <w:p>
+      <w:pPr/>
+      <w:r>
+        <w:rPr>
+          <w:lang w:val="fr_FR" w:bidi="fr_FR"/>
+        </w:rPr>
+      </w:r>
+      <w:r>
+        <w:rPr>
+          <w:lang w:val="fr_FR" w:bidi="fr_FR"/>
+        </w:rPr>
+        <w:t xml:space="preserve">Voir: </w:t>
+      </w:r>
+      <w:r>
+        <w:rPr>
+          <w:lang w:val="fr_FR" w:bidi="fr_FR"/>
+        </w:rPr>
+        <w:t xml:space="preserve">Mots masculins qui incluent les femmes </w:t>
+      </w:r>
+      <w:r>
+        <w:rPr>
+          <w:lang w:val="fr_FR" w:bidi="fr_FR"/>
+        </w:rPr>
+      </w:r>
+      <w:r>
+        <w:rPr>
+          <w:lang w:val="fr_FR" w:bidi="fr_FR"/>
+        </w:rPr>
+      </w:r>
+    </w:p>
+    <w:p>
+      <w:pPr/>
+      <w:r>
+        <w:rPr>
+          <w:lang w:val="fr_FR" w:bidi="fr_FR"/>
+        </w:rPr>
+      </w:r>
+    </w:p>
+    <w:p>
+      <w:pPr>
+        <w:pStyle w:val="Heading2"/>
+      </w:pPr>
+      <w:r>
+        <w:rPr>
+          <w:lang w:val="fr_FR" w:bidi="fr_FR"/>
+        </w:rPr>
         <w:t>Tite 3.2 (#1)</w:t>
       </w:r>
       <w:r>
@@ -16320,6 +17256,100 @@
         <w:rPr>
           <w:lang w:val="fr_FR" w:bidi="fr_FR"/>
         </w:rPr>
+        <w:t>Tite 3.2 (#5)</w:t>
+      </w:r>
+      <w:r>
+        <w:rPr>
+          <w:lang w:val="fr_FR" w:bidi="fr_FR"/>
+        </w:rPr>
+      </w:r>
+    </w:p>
+    <w:p>
+      <w:pPr/>
+      <w:r>
+        <w:rPr>
+          <w:lang w:val="fr_FR" w:bidi="fr_FR"/>
+        </w:rPr>
+      </w:r>
+      <w:r>
+        <w:rPr>
+          <w:lang w:val="fr_FR" w:bidi="fr_FR"/>
+        </w:rPr>
+        <w:t>« pacifiques, modérés, pleins » - « tous les hommes »</w:t>
+      </w:r>
+    </w:p>
+    <w:p>
+      <w:pPr/>
+      <w:r>
+        <w:rPr>
+          <w:lang w:val="fr_FR" w:bidi="fr_FR"/>
+        </w:rPr>
+      </w:r>
+      <w:r>
+        <w:rPr>
+          <w:lang w:val="fr_FR" w:bidi="fr_FR"/>
+        </w:rPr>
+        <w:t>Les mots pacifiques, modérés, pleins et tous les hommes sont à la forme masculine, mais ils sont utilisés dans un sens générique qui inclut hommes et femmes. Selon ce qui est le plus naturel dans votre langue, choisissez un mot, une expression ou une formulation qui exprime ce sens clairement. Traduction alternative : « des personnes pacifiques, modérées, pleines de douceur envers tous les êtres humains » ou « des gens pacifiques, modérés, pleins de douceur envers tous les êtres humains ».</w:t>
+      </w:r>
+      <w:hyperlink r:id="rId22">
+        <w:r>
+          <w:rPr>
+            <w:lang w:val="fr_FR" w:bidi="fr_FR"/>
+          </w:rPr>
+          <w:rPr>
+            <w:color w:val="0000EE"/>
+            <w:u w:val="single"/>
+          </w:rPr>
+          <w:t xml:space="preserve"> </w:t>
+        </w:r>
+      </w:hyperlink>
+    </w:p>
+    <w:p>
+      <w:pPr/>
+      <w:r>
+        <w:rPr>
+          <w:lang w:val="fr_FR" w:bidi="fr_FR"/>
+        </w:rPr>
+      </w:r>
+      <w:r>
+        <w:rPr>
+          <w:lang w:val="fr_FR" w:bidi="fr_FR"/>
+        </w:rPr>
+        <w:t xml:space="preserve">Voir: </w:t>
+      </w:r>
+      <w:r>
+        <w:rPr>
+          <w:lang w:val="fr_FR" w:bidi="fr_FR"/>
+        </w:rPr>
+        <w:t xml:space="preserve">Mots masculins qui incluent les femmes </w:t>
+      </w:r>
+      <w:r>
+        <w:rPr>
+          <w:lang w:val="fr_FR" w:bidi="fr_FR"/>
+        </w:rPr>
+      </w:r>
+      <w:r>
+        <w:rPr>
+          <w:lang w:val="fr_FR" w:bidi="fr_FR"/>
+        </w:rPr>
+      </w:r>
+    </w:p>
+    <w:p>
+      <w:pPr/>
+      <w:r>
+        <w:rPr>
+          <w:lang w:val="fr_FR" w:bidi="fr_FR"/>
+        </w:rPr>
+      </w:r>
+    </w:p>
+    <w:p>
+      <w:pPr>
+        <w:pStyle w:val="Heading2"/>
+      </w:pPr>
+      <w:r>
+        <w:rPr>
+          <w:lang w:val="fr_FR" w:bidi="fr_FR"/>
+        </w:rPr>
         <w:t>Tite 3.3 (#1)</w:t>
       </w:r>
       <w:r>
@@ -17414,6 +18444,100 @@
         <w:rPr>
           <w:lang w:val="fr_FR" w:bidi="fr_FR"/>
         </w:rPr>
+        <w:t>Tite 3.3 (#10)</w:t>
+      </w:r>
+      <w:r>
+        <w:rPr>
+          <w:lang w:val="fr_FR" w:bidi="fr_FR"/>
+        </w:rPr>
+      </w:r>
+    </w:p>
+    <w:p>
+      <w:pPr/>
+      <w:r>
+        <w:rPr>
+          <w:lang w:val="fr_FR" w:bidi="fr_FR"/>
+        </w:rPr>
+      </w:r>
+      <w:r>
+        <w:rPr>
+          <w:lang w:val="fr_FR" w:bidi="fr_FR"/>
+        </w:rPr>
+        <w:t>« insensés, désobéissants, égarés, asservis » - « dignes » - « haïs » - « les uns les autres »</w:t>
+      </w:r>
+    </w:p>
+    <w:p>
+      <w:pPr/>
+      <w:r>
+        <w:rPr>
+          <w:lang w:val="fr_FR" w:bidi="fr_FR"/>
+        </w:rPr>
+      </w:r>
+      <w:r>
+        <w:rPr>
+          <w:lang w:val="fr_FR" w:bidi="fr_FR"/>
+        </w:rPr>
+        <w:t>Les mots insensés, désobéissants, égarés, asservis, dignes, haïs et les uns les autres ont une forme masculine, mais ils sont utilisés dans un sens générique qui inclut hommes et femmes. Selon ce qui est le plus naturel dans votre langue, choisissez un mot, une expression ou une formulation qui exprime ce sens clairement. Traduction alternative : « des personnes insensées, désobéissantes, égarées, asservies » - « dignes » - « haïes » - « les unes les autres » ou « des gens insensés, désobéissants, égarés, asservis » - « dignes » - « haïs » - « les uns les autres ».</w:t>
+      </w:r>
+      <w:hyperlink r:id="rId23">
+        <w:r>
+          <w:rPr>
+            <w:lang w:val="fr_FR" w:bidi="fr_FR"/>
+          </w:rPr>
+          <w:rPr>
+            <w:color w:val="0000EE"/>
+            <w:u w:val="single"/>
+          </w:rPr>
+          <w:t xml:space="preserve"> </w:t>
+        </w:r>
+      </w:hyperlink>
+    </w:p>
+    <w:p>
+      <w:pPr/>
+      <w:r>
+        <w:rPr>
+          <w:lang w:val="fr_FR" w:bidi="fr_FR"/>
+        </w:rPr>
+      </w:r>
+      <w:r>
+        <w:rPr>
+          <w:lang w:val="fr_FR" w:bidi="fr_FR"/>
+        </w:rPr>
+        <w:t xml:space="preserve">Voir: </w:t>
+      </w:r>
+      <w:r>
+        <w:rPr>
+          <w:lang w:val="fr_FR" w:bidi="fr_FR"/>
+        </w:rPr>
+        <w:t xml:space="preserve">Mots masculins qui incluent les femmes </w:t>
+      </w:r>
+      <w:r>
+        <w:rPr>
+          <w:lang w:val="fr_FR" w:bidi="fr_FR"/>
+        </w:rPr>
+      </w:r>
+      <w:r>
+        <w:rPr>
+          <w:lang w:val="fr_FR" w:bidi="fr_FR"/>
+        </w:rPr>
+      </w:r>
+    </w:p>
+    <w:p>
+      <w:pPr/>
+      <w:r>
+        <w:rPr>
+          <w:lang w:val="fr_FR" w:bidi="fr_FR"/>
+        </w:rPr>
+      </w:r>
+    </w:p>
+    <w:p>
+      <w:pPr>
+        <w:pStyle w:val="Heading2"/>
+      </w:pPr>
+      <w:r>
+        <w:rPr>
+          <w:lang w:val="fr_FR" w:bidi="fr_FR"/>
+        </w:rPr>
         <w:t>Tite 3.4 (#1)</w:t>
       </w:r>
       <w:r>
@@ -17885,6 +19009,100 @@
         <w:rPr>
           <w:lang w:val="fr_FR" w:bidi="fr_FR"/>
         </w:rPr>
+        <w:t>Tite 3.4 (#5)</w:t>
+      </w:r>
+      <w:r>
+        <w:rPr>
+          <w:lang w:val="fr_FR" w:bidi="fr_FR"/>
+        </w:rPr>
+      </w:r>
+    </w:p>
+    <w:p>
+      <w:pPr/>
+      <w:r>
+        <w:rPr>
+          <w:lang w:val="fr_FR" w:bidi="fr_FR"/>
+        </w:rPr>
+      </w:r>
+      <w:r>
+        <w:rPr>
+          <w:lang w:val="fr_FR" w:bidi="fr_FR"/>
+        </w:rPr>
+        <w:t>« pour les hommes »</w:t>
+      </w:r>
+    </w:p>
+    <w:p>
+      <w:pPr/>
+      <w:r>
+        <w:rPr>
+          <w:lang w:val="fr_FR" w:bidi="fr_FR"/>
+        </w:rPr>
+      </w:r>
+      <w:r>
+        <w:rPr>
+          <w:lang w:val="fr_FR" w:bidi="fr_FR"/>
+        </w:rPr>
+        <w:t>Les mots les hommes sont à la forme masculine, mais ils sont utilisés dans un sens générique qui inclut hommes et femmes. Selon ce qui est le plus naturel dans votre langue, choisissez un mot, une expression ou une formulation qui exprime ce sens clairement. Traduction alternative : « pour les êtres humains ».</w:t>
+      </w:r>
+      <w:hyperlink r:id="rId24">
+        <w:r>
+          <w:rPr>
+            <w:lang w:val="fr_FR" w:bidi="fr_FR"/>
+          </w:rPr>
+          <w:rPr>
+            <w:color w:val="0000EE"/>
+            <w:u w:val="single"/>
+          </w:rPr>
+          <w:t xml:space="preserve"> </w:t>
+        </w:r>
+      </w:hyperlink>
+    </w:p>
+    <w:p>
+      <w:pPr/>
+      <w:r>
+        <w:rPr>
+          <w:lang w:val="fr_FR" w:bidi="fr_FR"/>
+        </w:rPr>
+      </w:r>
+      <w:r>
+        <w:rPr>
+          <w:lang w:val="fr_FR" w:bidi="fr_FR"/>
+        </w:rPr>
+        <w:t xml:space="preserve">Voir: </w:t>
+      </w:r>
+      <w:r>
+        <w:rPr>
+          <w:lang w:val="fr_FR" w:bidi="fr_FR"/>
+        </w:rPr>
+        <w:t xml:space="preserve">Mots masculins qui incluent les femmes </w:t>
+      </w:r>
+      <w:r>
+        <w:rPr>
+          <w:lang w:val="fr_FR" w:bidi="fr_FR"/>
+        </w:rPr>
+      </w:r>
+      <w:r>
+        <w:rPr>
+          <w:lang w:val="fr_FR" w:bidi="fr_FR"/>
+        </w:rPr>
+      </w:r>
+    </w:p>
+    <w:p>
+      <w:pPr/>
+      <w:r>
+        <w:rPr>
+          <w:lang w:val="fr_FR" w:bidi="fr_FR"/>
+        </w:rPr>
+      </w:r>
+    </w:p>
+    <w:p>
+      <w:pPr>
+        <w:pStyle w:val="Heading2"/>
+      </w:pPr>
+      <w:r>
+        <w:rPr>
+          <w:lang w:val="fr_FR" w:bidi="fr_FR"/>
+        </w:rPr>
         <w:t>Tite 3.5 (#1)</w:t>
       </w:r>
       <w:r>
@@ -18292,7 +19510,7 @@
           <w:b/>
           <w:lang w:val="fr_FR" w:bidi="fr_FR"/>
         </w:rPr>
-        <w:t>οὗ ἐξέχεεν ἐφ’ ἡμᾶς πλουσίως,</w:t>
+        <w:t>οὗ ἐξέχεεν ἐφ’ ἡμᾶς πλουσίως</w:t>
       </w:r>
     </w:p>
     <w:p>
@@ -19221,6 +20439,100 @@
         <w:rPr>
           <w:lang w:val="fr_FR" w:bidi="fr_FR"/>
         </w:rPr>
+        <w:t>Tite 3.7 (#6)</w:t>
+      </w:r>
+      <w:r>
+        <w:rPr>
+          <w:lang w:val="fr_FR" w:bidi="fr_FR"/>
+        </w:rPr>
+      </w:r>
+    </w:p>
+    <w:p>
+      <w:pPr/>
+      <w:r>
+        <w:rPr>
+          <w:lang w:val="fr_FR" w:bidi="fr_FR"/>
+        </w:rPr>
+      </w:r>
+      <w:r>
+        <w:rPr>
+          <w:lang w:val="fr_FR" w:bidi="fr_FR"/>
+        </w:rPr>
+        <w:t>« héritiers »</w:t>
+      </w:r>
+    </w:p>
+    <w:p>
+      <w:pPr/>
+      <w:r>
+        <w:rPr>
+          <w:lang w:val="fr_FR" w:bidi="fr_FR"/>
+        </w:rPr>
+      </w:r>
+      <w:r>
+        <w:rPr>
+          <w:lang w:val="fr_FR" w:bidi="fr_FR"/>
+        </w:rPr>
+        <w:t>Le mot héritiers est à la forme masculine, mais il est utilisé dans un sens générique qui inclut hommes et femmes. Selon ce qui est le plus naturel dans votre langue, choisissez un mot, une expression ou une formulation qui exprime ce sens clairement. Traduction alternative : « les personnes qui héritent » ou « héritiers et héritières ».</w:t>
+      </w:r>
+      <w:hyperlink r:id="rId25">
+        <w:r>
+          <w:rPr>
+            <w:lang w:val="fr_FR" w:bidi="fr_FR"/>
+          </w:rPr>
+          <w:rPr>
+            <w:color w:val="0000EE"/>
+            <w:u w:val="single"/>
+          </w:rPr>
+          <w:t xml:space="preserve"> </w:t>
+        </w:r>
+      </w:hyperlink>
+    </w:p>
+    <w:p>
+      <w:pPr/>
+      <w:r>
+        <w:rPr>
+          <w:lang w:val="fr_FR" w:bidi="fr_FR"/>
+        </w:rPr>
+      </w:r>
+      <w:r>
+        <w:rPr>
+          <w:lang w:val="fr_FR" w:bidi="fr_FR"/>
+        </w:rPr>
+        <w:t xml:space="preserve">Voir: </w:t>
+      </w:r>
+      <w:r>
+        <w:rPr>
+          <w:lang w:val="fr_FR" w:bidi="fr_FR"/>
+        </w:rPr>
+        <w:t xml:space="preserve">Mots masculins qui incluent les femmes </w:t>
+      </w:r>
+      <w:r>
+        <w:rPr>
+          <w:lang w:val="fr_FR" w:bidi="fr_FR"/>
+        </w:rPr>
+      </w:r>
+      <w:r>
+        <w:rPr>
+          <w:lang w:val="fr_FR" w:bidi="fr_FR"/>
+        </w:rPr>
+      </w:r>
+    </w:p>
+    <w:p>
+      <w:pPr/>
+      <w:r>
+        <w:rPr>
+          <w:lang w:val="fr_FR" w:bidi="fr_FR"/>
+        </w:rPr>
+      </w:r>
+    </w:p>
+    <w:p>
+      <w:pPr>
+        <w:pStyle w:val="Heading2"/>
+      </w:pPr>
+      <w:r>
+        <w:rPr>
+          <w:lang w:val="fr_FR" w:bidi="fr_FR"/>
+        </w:rPr>
         <w:t>Tite 3.8 (#1)</w:t>
       </w:r>
       <w:r>
@@ -19614,6 +20926,100 @@
         <w:rPr>
           <w:lang w:val="fr_FR" w:bidi="fr_FR"/>
         </w:rPr>
+        <w:t>Tite 3.8 (#5)</w:t>
+      </w:r>
+      <w:r>
+        <w:rPr>
+          <w:lang w:val="fr_FR" w:bidi="fr_FR"/>
+        </w:rPr>
+      </w:r>
+    </w:p>
+    <w:p>
+      <w:pPr/>
+      <w:r>
+        <w:rPr>
+          <w:lang w:val="fr_FR" w:bidi="fr_FR"/>
+        </w:rPr>
+      </w:r>
+      <w:r>
+        <w:rPr>
+          <w:lang w:val="fr_FR" w:bidi="fr_FR"/>
+        </w:rPr>
+        <w:t>« ceux »</w:t>
+      </w:r>
+    </w:p>
+    <w:p>
+      <w:pPr/>
+      <w:r>
+        <w:rPr>
+          <w:lang w:val="fr_FR" w:bidi="fr_FR"/>
+        </w:rPr>
+      </w:r>
+      <w:r>
+        <w:rPr>
+          <w:lang w:val="fr_FR" w:bidi="fr_FR"/>
+        </w:rPr>
+        <w:t>Le pronom ceux est utilisé dans un sens générique inclut hommes et femmes. Selon ce qui est le plus naturel dans votre langue, choisissez un mot, une expression ou une formulation qui exprime ce sens clairement. Traduction alternative : « ceux et celles » ou « les personnes qui ont cru ».</w:t>
+      </w:r>
+      <w:hyperlink r:id="rId26">
+        <w:r>
+          <w:rPr>
+            <w:lang w:val="fr_FR" w:bidi="fr_FR"/>
+          </w:rPr>
+          <w:rPr>
+            <w:color w:val="0000EE"/>
+            <w:u w:val="single"/>
+          </w:rPr>
+          <w:t xml:space="preserve"> </w:t>
+        </w:r>
+      </w:hyperlink>
+    </w:p>
+    <w:p>
+      <w:pPr/>
+      <w:r>
+        <w:rPr>
+          <w:lang w:val="fr_FR" w:bidi="fr_FR"/>
+        </w:rPr>
+      </w:r>
+      <w:r>
+        <w:rPr>
+          <w:lang w:val="fr_FR" w:bidi="fr_FR"/>
+        </w:rPr>
+        <w:t xml:space="preserve">Voir: </w:t>
+      </w:r>
+      <w:r>
+        <w:rPr>
+          <w:lang w:val="fr_FR" w:bidi="fr_FR"/>
+        </w:rPr>
+        <w:t xml:space="preserve">Mots masculins qui incluent les femmes </w:t>
+      </w:r>
+      <w:r>
+        <w:rPr>
+          <w:lang w:val="fr_FR" w:bidi="fr_FR"/>
+        </w:rPr>
+      </w:r>
+      <w:r>
+        <w:rPr>
+          <w:lang w:val="fr_FR" w:bidi="fr_FR"/>
+        </w:rPr>
+      </w:r>
+    </w:p>
+    <w:p>
+      <w:pPr/>
+      <w:r>
+        <w:rPr>
+          <w:lang w:val="fr_FR" w:bidi="fr_FR"/>
+        </w:rPr>
+      </w:r>
+    </w:p>
+    <w:p>
+      <w:pPr>
+        <w:pStyle w:val="Heading2"/>
+      </w:pPr>
+      <w:r>
+        <w:rPr>
+          <w:lang w:val="fr_FR" w:bidi="fr_FR"/>
+        </w:rPr>
         <w:t>Tite 3.9 (#1)</w:t>
       </w:r>
       <w:r>
@@ -20158,6 +21564,100 @@
         <w:rPr>
           <w:lang w:val="fr_FR" w:bidi="fr_FR"/>
         </w:rPr>
+        <w:t>Tite 3.9 (#6)</w:t>
+      </w:r>
+      <w:r>
+        <w:rPr>
+          <w:lang w:val="fr_FR" w:bidi="fr_FR"/>
+        </w:rPr>
+      </w:r>
+    </w:p>
+    <w:p>
+      <w:pPr/>
+      <w:r>
+        <w:rPr>
+          <w:lang w:val="fr_FR" w:bidi="fr_FR"/>
+        </w:rPr>
+      </w:r>
+      <w:r>
+        <w:rPr>
+          <w:lang w:val="fr_FR" w:bidi="fr_FR"/>
+        </w:rPr>
+        <w:t>« aux hommes »</w:t>
+      </w:r>
+    </w:p>
+    <w:p>
+      <w:pPr/>
+      <w:r>
+        <w:rPr>
+          <w:lang w:val="fr_FR" w:bidi="fr_FR"/>
+        </w:rPr>
+      </w:r>
+      <w:r>
+        <w:rPr>
+          <w:lang w:val="fr_FR" w:bidi="fr_FR"/>
+        </w:rPr>
+        <w:t>Le mot hommes est à la forme masculine, mais il est utilisé dans un sens générique qui inclut hommes et femmes. Selon ce qui est le plus naturel dans votre langue, choisissez un mot, une expression ou une formulation qui exprime ce sens clairement. Traduction alternative : « aux êtres humains ».</w:t>
+      </w:r>
+      <w:hyperlink r:id="rId27">
+        <w:r>
+          <w:rPr>
+            <w:lang w:val="fr_FR" w:bidi="fr_FR"/>
+          </w:rPr>
+          <w:rPr>
+            <w:color w:val="0000EE"/>
+            <w:u w:val="single"/>
+          </w:rPr>
+          <w:t xml:space="preserve"> </w:t>
+        </w:r>
+      </w:hyperlink>
+    </w:p>
+    <w:p>
+      <w:pPr/>
+      <w:r>
+        <w:rPr>
+          <w:lang w:val="fr_FR" w:bidi="fr_FR"/>
+        </w:rPr>
+      </w:r>
+      <w:r>
+        <w:rPr>
+          <w:lang w:val="fr_FR" w:bidi="fr_FR"/>
+        </w:rPr>
+        <w:t xml:space="preserve">Voir: </w:t>
+      </w:r>
+      <w:r>
+        <w:rPr>
+          <w:lang w:val="fr_FR" w:bidi="fr_FR"/>
+        </w:rPr>
+        <w:t xml:space="preserve">Mots masculins qui incluent les femmes </w:t>
+      </w:r>
+      <w:r>
+        <w:rPr>
+          <w:lang w:val="fr_FR" w:bidi="fr_FR"/>
+        </w:rPr>
+      </w:r>
+      <w:r>
+        <w:rPr>
+          <w:lang w:val="fr_FR" w:bidi="fr_FR"/>
+        </w:rPr>
+      </w:r>
+    </w:p>
+    <w:p>
+      <w:pPr/>
+      <w:r>
+        <w:rPr>
+          <w:lang w:val="fr_FR" w:bidi="fr_FR"/>
+        </w:rPr>
+      </w:r>
+    </w:p>
+    <w:p>
+      <w:pPr>
+        <w:pStyle w:val="Heading2"/>
+      </w:pPr>
+      <w:r>
+        <w:rPr>
+          <w:lang w:val="fr_FR" w:bidi="fr_FR"/>
+        </w:rPr>
         <w:t>Tite 3.10 (#1)</w:t>
       </w:r>
       <w:r>
@@ -20375,6 +21875,100 @@
         <w:rPr>
           <w:lang w:val="fr_FR" w:bidi="fr_FR"/>
         </w:rPr>
+        <w:t>Tite 3.10 (#3)</w:t>
+      </w:r>
+      <w:r>
+        <w:rPr>
+          <w:lang w:val="fr_FR" w:bidi="fr_FR"/>
+        </w:rPr>
+      </w:r>
+    </w:p>
+    <w:p>
+      <w:pPr/>
+      <w:r>
+        <w:rPr>
+          <w:lang w:val="fr_FR" w:bidi="fr_FR"/>
+        </w:rPr>
+      </w:r>
+      <w:r>
+        <w:rPr>
+          <w:lang w:val="fr_FR" w:bidi="fr_FR"/>
+        </w:rPr>
+        <w:t>« celui »</w:t>
+      </w:r>
+    </w:p>
+    <w:p>
+      <w:pPr/>
+      <w:r>
+        <w:rPr>
+          <w:lang w:val="fr_FR" w:bidi="fr_FR"/>
+        </w:rPr>
+      </w:r>
+      <w:r>
+        <w:rPr>
+          <w:lang w:val="fr_FR" w:bidi="fr_FR"/>
+        </w:rPr>
+        <w:t>Le pronom celui est utilisé dans un sens générique pourrait désigner un homme ou une femme. Selon ce qui est le plus naturel dans votre langue, choisissez un mot, une expression ou une formulation qui exprime ce sens clairement. Traduction alternative : « celui ou celle » ou « la personne ».</w:t>
+      </w:r>
+      <w:hyperlink r:id="rId28">
+        <w:r>
+          <w:rPr>
+            <w:lang w:val="fr_FR" w:bidi="fr_FR"/>
+          </w:rPr>
+          <w:rPr>
+            <w:color w:val="0000EE"/>
+            <w:u w:val="single"/>
+          </w:rPr>
+          <w:t xml:space="preserve"> </w:t>
+        </w:r>
+      </w:hyperlink>
+    </w:p>
+    <w:p>
+      <w:pPr/>
+      <w:r>
+        <w:rPr>
+          <w:lang w:val="fr_FR" w:bidi="fr_FR"/>
+        </w:rPr>
+      </w:r>
+      <w:r>
+        <w:rPr>
+          <w:lang w:val="fr_FR" w:bidi="fr_FR"/>
+        </w:rPr>
+        <w:t xml:space="preserve">Voir: </w:t>
+      </w:r>
+      <w:r>
+        <w:rPr>
+          <w:lang w:val="fr_FR" w:bidi="fr_FR"/>
+        </w:rPr>
+        <w:t xml:space="preserve">Mots masculins qui incluent les femmes </w:t>
+      </w:r>
+      <w:r>
+        <w:rPr>
+          <w:lang w:val="fr_FR" w:bidi="fr_FR"/>
+        </w:rPr>
+      </w:r>
+      <w:r>
+        <w:rPr>
+          <w:lang w:val="fr_FR" w:bidi="fr_FR"/>
+        </w:rPr>
+      </w:r>
+    </w:p>
+    <w:p>
+      <w:pPr/>
+      <w:r>
+        <w:rPr>
+          <w:lang w:val="fr_FR" w:bidi="fr_FR"/>
+        </w:rPr>
+      </w:r>
+    </w:p>
+    <w:p>
+      <w:pPr>
+        <w:pStyle w:val="Heading2"/>
+      </w:pPr>
+      <w:r>
+        <w:rPr>
+          <w:lang w:val="fr_FR" w:bidi="fr_FR"/>
+        </w:rPr>
         <w:t>Tite 3.11 (#1)</w:t>
       </w:r>
       <w:r>
@@ -22241,6 +23835,100 @@
         <w:rPr>
           <w:lang w:val="fr_FR" w:bidi="fr_FR"/>
         </w:rPr>
+        <w:t>Tite 3.14 (#6)</w:t>
+      </w:r>
+      <w:r>
+        <w:rPr>
+          <w:lang w:val="fr_FR" w:bidi="fr_FR"/>
+        </w:rPr>
+      </w:r>
+    </w:p>
+    <w:p>
+      <w:pPr/>
+      <w:r>
+        <w:rPr>
+          <w:lang w:val="fr_FR" w:bidi="fr_FR"/>
+        </w:rPr>
+      </w:r>
+      <w:r>
+        <w:rPr>
+          <w:lang w:val="fr_FR" w:bidi="fr_FR"/>
+        </w:rPr>
+        <w:t>« ils »</w:t>
+      </w:r>
+    </w:p>
+    <w:p>
+      <w:pPr/>
+      <w:r>
+        <w:rPr>
+          <w:lang w:val="fr_FR" w:bidi="fr_FR"/>
+        </w:rPr>
+      </w:r>
+      <w:r>
+        <w:rPr>
+          <w:lang w:val="fr_FR" w:bidi="fr_FR"/>
+        </w:rPr>
+        <w:t>Le pronom ils est utilisé dans un sens générique qui inclut hommes et femmes. Selon ce qui est le plus naturel dans votre langue, choisissez un mot, une expression ou une formulation qui exprime ce sens clairement. Traduction alternative : « ils et elles ».</w:t>
+      </w:r>
+      <w:hyperlink r:id="rId29">
+        <w:r>
+          <w:rPr>
+            <w:lang w:val="fr_FR" w:bidi="fr_FR"/>
+          </w:rPr>
+          <w:rPr>
+            <w:color w:val="0000EE"/>
+            <w:u w:val="single"/>
+          </w:rPr>
+          <w:t xml:space="preserve"> </w:t>
+        </w:r>
+      </w:hyperlink>
+    </w:p>
+    <w:p>
+      <w:pPr/>
+      <w:r>
+        <w:rPr>
+          <w:lang w:val="fr_FR" w:bidi="fr_FR"/>
+        </w:rPr>
+      </w:r>
+      <w:r>
+        <w:rPr>
+          <w:lang w:val="fr_FR" w:bidi="fr_FR"/>
+        </w:rPr>
+        <w:t xml:space="preserve">Voir: </w:t>
+      </w:r>
+      <w:r>
+        <w:rPr>
+          <w:lang w:val="fr_FR" w:bidi="fr_FR"/>
+        </w:rPr>
+        <w:t xml:space="preserve">Mots masculins qui incluent les femmes </w:t>
+      </w:r>
+      <w:r>
+        <w:rPr>
+          <w:lang w:val="fr_FR" w:bidi="fr_FR"/>
+        </w:rPr>
+      </w:r>
+      <w:r>
+        <w:rPr>
+          <w:lang w:val="fr_FR" w:bidi="fr_FR"/>
+        </w:rPr>
+      </w:r>
+    </w:p>
+    <w:p>
+      <w:pPr/>
+      <w:r>
+        <w:rPr>
+          <w:lang w:val="fr_FR" w:bidi="fr_FR"/>
+        </w:rPr>
+      </w:r>
+    </w:p>
+    <w:p>
+      <w:pPr>
+        <w:pStyle w:val="Heading2"/>
+      </w:pPr>
+      <w:r>
+        <w:rPr>
+          <w:lang w:val="fr_FR" w:bidi="fr_FR"/>
+        </w:rPr>
         <w:t>Tite 3.15 (#1)</w:t>
       </w:r>
       <w:r>
@@ -22881,6 +24569,100 @@
           <w:lang w:val="fr_FR" w:bidi="fr_FR"/>
         </w:rPr>
         <w:t xml:space="preserve"> Emplois particuliers de "vous" — Double pronom ou pluriel</w:t>
+      </w:r>
+      <w:r>
+        <w:rPr>
+          <w:lang w:val="fr_FR" w:bidi="fr_FR"/>
+        </w:rPr>
+      </w:r>
+      <w:r>
+        <w:rPr>
+          <w:lang w:val="fr_FR" w:bidi="fr_FR"/>
+        </w:rPr>
+      </w:r>
+    </w:p>
+    <w:p>
+      <w:pPr/>
+      <w:r>
+        <w:rPr>
+          <w:lang w:val="fr_FR" w:bidi="fr_FR"/>
+        </w:rPr>
+      </w:r>
+    </w:p>
+    <w:p>
+      <w:pPr>
+        <w:pStyle w:val="Heading2"/>
+      </w:pPr>
+      <w:r>
+        <w:rPr>
+          <w:lang w:val="fr_FR" w:bidi="fr_FR"/>
+        </w:rPr>
+        <w:t>Tite 3.15 (#7)</w:t>
+      </w:r>
+      <w:r>
+        <w:rPr>
+          <w:lang w:val="fr_FR" w:bidi="fr_FR"/>
+        </w:rPr>
+      </w:r>
+    </w:p>
+    <w:p>
+      <w:pPr/>
+      <w:r>
+        <w:rPr>
+          <w:lang w:val="fr_FR" w:bidi="fr_FR"/>
+        </w:rPr>
+      </w:r>
+      <w:r>
+        <w:rPr>
+          <w:lang w:val="fr_FR" w:bidi="fr_FR"/>
+        </w:rPr>
+        <w:t>« tous ceux » - « ceux » - « vous tous »</w:t>
+      </w:r>
+    </w:p>
+    <w:p>
+      <w:pPr/>
+      <w:r>
+        <w:rPr>
+          <w:lang w:val="fr_FR" w:bidi="fr_FR"/>
+        </w:rPr>
+      </w:r>
+      <w:r>
+        <w:rPr>
+          <w:lang w:val="fr_FR" w:bidi="fr_FR"/>
+        </w:rPr>
+        <w:t>Les mots tous ceux, ceux et vous tous sont à la forme masculine, mais ils sont utilisés dans un sens générique qui inclut hommes et femmes. Selon ce qui est le plus naturel dans votre langue, choisissez un mot, une expression ou une formulation qui exprime ce sens clairement. Traduction alternative : « tous ceux et celles » - « ceux et celles » « vous tous et vous toutes ».</w:t>
+      </w:r>
+      <w:hyperlink r:id="rId30">
+        <w:r>
+          <w:rPr>
+            <w:lang w:val="fr_FR" w:bidi="fr_FR"/>
+          </w:rPr>
+          <w:rPr>
+            <w:color w:val="0000EE"/>
+            <w:u w:val="single"/>
+          </w:rPr>
+          <w:t xml:space="preserve"> </w:t>
+        </w:r>
+      </w:hyperlink>
+    </w:p>
+    <w:p>
+      <w:pPr/>
+      <w:r>
+        <w:rPr>
+          <w:lang w:val="fr_FR" w:bidi="fr_FR"/>
+        </w:rPr>
+      </w:r>
+      <w:r>
+        <w:rPr>
+          <w:lang w:val="fr_FR" w:bidi="fr_FR"/>
+        </w:rPr>
+        <w:t xml:space="preserve">Voir: </w:t>
+      </w:r>
+      <w:r>
+        <w:rPr>
+          <w:lang w:val="fr_FR" w:bidi="fr_FR"/>
+        </w:rPr>
+        <w:t xml:space="preserve">Mots masculins qui incluent les femmes </w:t>
       </w:r>
       <w:r>
         <w:rPr>

--- a/fra/docx/56.content.docx
+++ b/fra/docx/56.content.docx
@@ -210,21 +210,6 @@
           <w:b/>
           <w:lang w:val="fr_FR" w:bidi="fr_FR"/>
         </w:rPr>
-        <w:t>κατὰ πίστιν ἐκλεκτῶν Θεοῦ, καὶ ἐπίγνωσιν ἀληθείας</w:t>
-      </w:r>
-    </w:p>
-    <w:p>
-      <w:pPr/>
-      <w:r>
-        <w:rPr>
-          <w:lang w:val="fr_FR" w:bidi="fr_FR"/>
-        </w:rPr>
-      </w:r>
-      <w:r>
-        <w:rPr>
-          <w:b/>
-          <w:lang w:val="fr_FR" w:bidi="fr_FR"/>
-        </w:rPr>
         <w:t>"</w:t>
       </w:r>
       <w:r>
@@ -571,21 +556,6 @@
         <w:rPr>
           <w:lang w:val="fr_FR" w:bidi="fr_FR"/>
         </w:rPr>
-      </w:r>
-    </w:p>
-    <w:p>
-      <w:pPr/>
-      <w:r>
-        <w:rPr>
-          <w:lang w:val="fr_FR" w:bidi="fr_FR"/>
-        </w:rPr>
-      </w:r>
-      <w:r>
-        <w:rPr>
-          <w:b/>
-          <w:lang w:val="fr_FR" w:bidi="fr_FR"/>
-        </w:rPr>
-        <w:t>τῆς κατ’ εὐσέβειαν</w:t>
       </w:r>
     </w:p>
     <w:p>
@@ -955,21 +925,6 @@
           <w:b/>
           <w:lang w:val="fr_FR" w:bidi="fr_FR"/>
         </w:rPr>
-        <w:t>ἐπ’ ἐλπίδι ζωῆς αἰωνίου</w:t>
-      </w:r>
-    </w:p>
-    <w:p>
-      <w:pPr/>
-      <w:r>
-        <w:rPr>
-          <w:lang w:val="fr_FR" w:bidi="fr_FR"/>
-        </w:rPr>
-      </w:r>
-      <w:r>
-        <w:rPr>
-          <w:b/>
-          <w:lang w:val="fr_FR" w:bidi="fr_FR"/>
-        </w:rPr>
         <w:t>"</w:t>
       </w:r>
       <w:r>
@@ -1269,21 +1224,6 @@
           <w:b/>
           <w:lang w:val="fr_FR" w:bidi="fr_FR"/>
         </w:rPr>
-        <w:t>καιροῖς ἰδίοις</w:t>
-      </w:r>
-    </w:p>
-    <w:p>
-      <w:pPr/>
-      <w:r>
-        <w:rPr>
-          <w:lang w:val="fr_FR" w:bidi="fr_FR"/>
-        </w:rPr>
-      </w:r>
-      <w:r>
-        <w:rPr>
-          <w:b/>
-          <w:lang w:val="fr_FR" w:bidi="fr_FR"/>
-        </w:rPr>
         <w:t>"</w:t>
       </w:r>
       <w:r>
@@ -2182,21 +2122,6 @@
           <w:b/>
           <w:lang w:val="fr_FR" w:bidi="fr_FR"/>
         </w:rPr>
-        <w:t>χάρις καὶ εἰρήνη ἀπὸ Θεοῦ Πατρὸς καὶ Χριστοῦ Ἰησοῦ τοῦ Σωτῆρος ἡμῶν</w:t>
-      </w:r>
-    </w:p>
-    <w:p>
-      <w:pPr/>
-      <w:r>
-        <w:rPr>
-          <w:lang w:val="fr_FR" w:bidi="fr_FR"/>
-        </w:rPr>
-      </w:r>
-      <w:r>
-        <w:rPr>
-          <w:b/>
-          <w:lang w:val="fr_FR" w:bidi="fr_FR"/>
-        </w:rPr>
         <w:t>"</w:t>
       </w:r>
       <w:r>
@@ -2320,21 +2245,6 @@
           <w:b/>
           <w:lang w:val="fr_FR" w:bidi="fr_FR"/>
         </w:rPr>
-        <w:t>Χριστοῦ Ἰησοῦ τοῦ Σωτῆρος ἡμῶν</w:t>
-      </w:r>
-    </w:p>
-    <w:p>
-      <w:pPr/>
-      <w:r>
-        <w:rPr>
-          <w:lang w:val="fr_FR" w:bidi="fr_FR"/>
-        </w:rPr>
-      </w:r>
-      <w:r>
-        <w:rPr>
-          <w:b/>
-          <w:lang w:val="fr_FR" w:bidi="fr_FR"/>
-        </w:rPr>
         <w:t>"</w:t>
       </w:r>
       <w:r>
@@ -2648,21 +2558,6 @@
           <w:b/>
           <w:lang w:val="fr_FR" w:bidi="fr_FR"/>
         </w:rPr>
-        <w:t>ἀπέλιπόν σε ἐν Κρήτῃ</w:t>
-      </w:r>
-    </w:p>
-    <w:p>
-      <w:pPr/>
-      <w:r>
-        <w:rPr>
-          <w:lang w:val="fr_FR" w:bidi="fr_FR"/>
-        </w:rPr>
-      </w:r>
-      <w:r>
-        <w:rPr>
-          <w:b/>
-          <w:lang w:val="fr_FR" w:bidi="fr_FR"/>
-        </w:rPr>
         <w:t>"J</w:t>
       </w:r>
       <w:r>
@@ -2740,21 +2635,6 @@
           <w:b/>
           <w:lang w:val="fr_FR" w:bidi="fr_FR"/>
         </w:rPr>
-        <w:t>ἵνα τὰ λείποντα ἐπιδιορθώσῃ</w:t>
-      </w:r>
-    </w:p>
-    <w:p>
-      <w:pPr/>
-      <w:r>
-        <w:rPr>
-          <w:lang w:val="fr_FR" w:bidi="fr_FR"/>
-        </w:rPr>
-      </w:r>
-      <w:r>
-        <w:rPr>
-          <w:b/>
-          <w:lang w:val="fr_FR" w:bidi="fr_FR"/>
-        </w:rPr>
         <w:t>"</w:t>
       </w:r>
       <w:r>
@@ -2832,21 +2712,6 @@
           <w:b/>
           <w:lang w:val="fr_FR" w:bidi="fr_FR"/>
         </w:rPr>
-        <w:t>καταστήσῃς &amp; πρεσβυτέρους</w:t>
-      </w:r>
-    </w:p>
-    <w:p>
-      <w:pPr/>
-      <w:r>
-        <w:rPr>
-          <w:lang w:val="fr_FR" w:bidi="fr_FR"/>
-        </w:rPr>
-      </w:r>
-      <w:r>
-        <w:rPr>
-          <w:b/>
-          <w:lang w:val="fr_FR" w:bidi="fr_FR"/>
-        </w:rPr>
         <w:t xml:space="preserve">"tu </w:t>
       </w:r>
       <w:r>
@@ -3607,21 +3472,6 @@
           <w:b/>
           <w:lang w:val="fr_FR" w:bidi="fr_FR"/>
         </w:rPr>
-        <w:t>μὴ πάροινον</w:t>
-      </w:r>
-    </w:p>
-    <w:p>
-      <w:pPr/>
-      <w:r>
-        <w:rPr>
-          <w:lang w:val="fr_FR" w:bidi="fr_FR"/>
-        </w:rPr>
-      </w:r>
-      <w:r>
-        <w:rPr>
-          <w:b/>
-          <w:lang w:val="fr_FR" w:bidi="fr_FR"/>
-        </w:rPr>
         <w:t>"</w:t>
       </w:r>
       <w:r>
@@ -3685,21 +3535,6 @@
         <w:rPr>
           <w:lang w:val="fr_FR" w:bidi="fr_FR"/>
         </w:rPr>
-      </w:r>
-    </w:p>
-    <w:p>
-      <w:pPr/>
-      <w:r>
-        <w:rPr>
-          <w:lang w:val="fr_FR" w:bidi="fr_FR"/>
-        </w:rPr>
-      </w:r>
-      <w:r>
-        <w:rPr>
-          <w:b/>
-          <w:lang w:val="fr_FR" w:bidi="fr_FR"/>
-        </w:rPr>
-        <w:t>μὴ πλήκτην</w:t>
       </w:r>
     </w:p>
     <w:p>
@@ -4143,21 +3978,6 @@
           <w:b/>
           <w:lang w:val="fr_FR" w:bidi="fr_FR"/>
         </w:rPr>
-        <w:t>σώφρονα &amp; ἐγκρατῆ</w:t>
-      </w:r>
-    </w:p>
-    <w:p>
-      <w:pPr/>
-      <w:r>
-        <w:rPr>
-          <w:lang w:val="fr_FR" w:bidi="fr_FR"/>
-        </w:rPr>
-      </w:r>
-      <w:r>
-        <w:rPr>
-          <w:b/>
-          <w:lang w:val="fr_FR" w:bidi="fr_FR"/>
-        </w:rPr>
         <w:t>"</w:t>
       </w:r>
       <w:r>
@@ -4531,21 +4351,6 @@
           <w:b/>
           <w:lang w:val="fr_FR" w:bidi="fr_FR"/>
         </w:rPr>
-        <w:t>κατὰ τὴν διδαχὴν</w:t>
-      </w:r>
-    </w:p>
-    <w:p>
-      <w:pPr/>
-      <w:r>
-        <w:rPr>
-          <w:lang w:val="fr_FR" w:bidi="fr_FR"/>
-        </w:rPr>
-      </w:r>
-      <w:r>
-        <w:rPr>
-          <w:b/>
-          <w:lang w:val="fr_FR" w:bidi="fr_FR"/>
-        </w:rPr>
         <w:t>"</w:t>
       </w:r>
       <w:r>
@@ -5712,21 +5517,6 @@
         <w:rPr>
           <w:lang w:val="fr_FR" w:bidi="fr_FR"/>
         </w:rPr>
-      </w:r>
-    </w:p>
-    <w:p>
-      <w:pPr/>
-      <w:r>
-        <w:rPr>
-          <w:lang w:val="fr_FR" w:bidi="fr_FR"/>
-        </w:rPr>
-      </w:r>
-      <w:r>
-        <w:rPr>
-          <w:b/>
-          <w:lang w:val="fr_FR" w:bidi="fr_FR"/>
-        </w:rPr>
-        <w:t>τις ἐξ αὐτῶν, ἴδιος αὐτῶν προφήτης</w:t>
       </w:r>
     </w:p>
     <w:p>
@@ -6274,21 +6064,6 @@
           <w:b/>
           <w:lang w:val="fr_FR" w:bidi="fr_FR"/>
         </w:rPr>
-        <w:t>δι’ ἣν αἰτίαν ἔλεγχε αὐτοὺς ἀποτόμως</w:t>
-      </w:r>
-    </w:p>
-    <w:p>
-      <w:pPr/>
-      <w:r>
-        <w:rPr>
-          <w:lang w:val="fr_FR" w:bidi="fr_FR"/>
-        </w:rPr>
-      </w:r>
-      <w:r>
-        <w:rPr>
-          <w:b/>
-          <w:lang w:val="fr_FR" w:bidi="fr_FR"/>
-        </w:rPr>
         <w:t>"</w:t>
       </w:r>
       <w:r>
@@ -6628,21 +6403,6 @@
           <w:b/>
           <w:lang w:val="fr_FR" w:bidi="fr_FR"/>
         </w:rPr>
-        <w:t>ἵνα ὑγιαίνωσιν ἐν τῇ πίστει</w:t>
-      </w:r>
-    </w:p>
-    <w:p>
-      <w:pPr/>
-      <w:r>
-        <w:rPr>
-          <w:lang w:val="fr_FR" w:bidi="fr_FR"/>
-        </w:rPr>
-      </w:r>
-      <w:r>
-        <w:rPr>
-          <w:b/>
-          <w:lang w:val="fr_FR" w:bidi="fr_FR"/>
-        </w:rPr>
         <w:t>"</w:t>
       </w:r>
       <w:r>
@@ -7071,21 +6831,6 @@
           <w:b/>
           <w:lang w:val="fr_FR" w:bidi="fr_FR"/>
         </w:rPr>
-        <w:t>Ἰουδαϊκοῖς μύθοις</w:t>
-      </w:r>
-    </w:p>
-    <w:p>
-      <w:pPr/>
-      <w:r>
-        <w:rPr>
-          <w:lang w:val="fr_FR" w:bidi="fr_FR"/>
-        </w:rPr>
-      </w:r>
-      <w:r>
-        <w:rPr>
-          <w:b/>
-          <w:lang w:val="fr_FR" w:bidi="fr_FR"/>
-        </w:rPr>
         <w:t>"fables juives"</w:t>
       </w:r>
     </w:p>
@@ -7135,21 +6880,6 @@
         <w:rPr>
           <w:lang w:val="fr_FR" w:bidi="fr_FR"/>
         </w:rPr>
-      </w:r>
-    </w:p>
-    <w:p>
-      <w:pPr/>
-      <w:r>
-        <w:rPr>
-          <w:lang w:val="fr_FR" w:bidi="fr_FR"/>
-        </w:rPr>
-      </w:r>
-      <w:r>
-        <w:rPr>
-          <w:b/>
-          <w:lang w:val="fr_FR" w:bidi="fr_FR"/>
-        </w:rPr>
-        <w:t>ἀποστρεφομένων τὴν ἀλήθειαν</w:t>
       </w:r>
     </w:p>
     <w:p>
@@ -7467,21 +7197,6 @@
           <w:b/>
           <w:lang w:val="fr_FR" w:bidi="fr_FR"/>
         </w:rPr>
-        <w:t>τοῖς καθαροῖς</w:t>
-      </w:r>
-    </w:p>
-    <w:p>
-      <w:pPr/>
-      <w:r>
-        <w:rPr>
-          <w:lang w:val="fr_FR" w:bidi="fr_FR"/>
-        </w:rPr>
-      </w:r>
-      <w:r>
-        <w:rPr>
-          <w:b/>
-          <w:lang w:val="fr_FR" w:bidi="fr_FR"/>
-        </w:rPr>
         <w:t>"</w:t>
       </w:r>
       <w:r>
@@ -7668,21 +7383,6 @@
         <w:rPr>
           <w:lang w:val="fr_FR" w:bidi="fr_FR"/>
         </w:rPr>
-      </w:r>
-    </w:p>
-    <w:p>
-      <w:pPr/>
-      <w:r>
-        <w:rPr>
-          <w:lang w:val="fr_FR" w:bidi="fr_FR"/>
-        </w:rPr>
-      </w:r>
-      <w:r>
-        <w:rPr>
-          <w:b/>
-          <w:lang w:val="fr_FR" w:bidi="fr_FR"/>
-        </w:rPr>
-        <w:t>τοῖς δὲ μεμιαμμένοις καὶ ἀπίστοις, οὐδὲν καθαρόν</w:t>
       </w:r>
     </w:p>
     <w:p>
@@ -7999,21 +7699,6 @@
           <w:b/>
           <w:lang w:val="fr_FR" w:bidi="fr_FR"/>
         </w:rPr>
-        <w:t>τοῖς &amp; ἔργοις ἀρνοῦνται</w:t>
-      </w:r>
-    </w:p>
-    <w:p>
-      <w:pPr/>
-      <w:r>
-        <w:rPr>
-          <w:lang w:val="fr_FR" w:bidi="fr_FR"/>
-        </w:rPr>
-      </w:r>
-      <w:r>
-        <w:rPr>
-          <w:b/>
-          <w:lang w:val="fr_FR" w:bidi="fr_FR"/>
-        </w:rPr>
         <w:t>"</w:t>
       </w:r>
       <w:r>
@@ -8310,21 +7995,6 @@
           <w:b/>
           <w:lang w:val="fr_FR" w:bidi="fr_FR"/>
         </w:rPr>
-        <w:t>τῇ ὑγιαινούσῃ διδασκαλίᾳ</w:t>
-      </w:r>
-    </w:p>
-    <w:p>
-      <w:pPr/>
-      <w:r>
-        <w:rPr>
-          <w:lang w:val="fr_FR" w:bidi="fr_FR"/>
-        </w:rPr>
-      </w:r>
-      <w:r>
-        <w:rPr>
-          <w:b/>
-          <w:lang w:val="fr_FR" w:bidi="fr_FR"/>
-        </w:rPr>
         <w:t>"saine doctrine"</w:t>
       </w:r>
     </w:p>
@@ -8526,21 +8196,6 @@
           <w:b/>
           <w:lang w:val="fr_FR" w:bidi="fr_FR"/>
         </w:rPr>
-        <w:t>νηφαλίους &amp; σεμνούς, σώφρονας</w:t>
-      </w:r>
-    </w:p>
-    <w:p>
-      <w:pPr/>
-      <w:r>
-        <w:rPr>
-          <w:lang w:val="fr_FR" w:bidi="fr_FR"/>
-        </w:rPr>
-      </w:r>
-      <w:r>
-        <w:rPr>
-          <w:b/>
-          <w:lang w:val="fr_FR" w:bidi="fr_FR"/>
-        </w:rPr>
         <w:t>"</w:t>
       </w:r>
       <w:r>
@@ -8638,21 +8293,6 @@
           <w:b/>
           <w:lang w:val="fr_FR" w:bidi="fr_FR"/>
         </w:rPr>
-        <w:t>νηφαλίους</w:t>
-      </w:r>
-    </w:p>
-    <w:p>
-      <w:pPr/>
-      <w:r>
-        <w:rPr>
-          <w:lang w:val="fr_FR" w:bidi="fr_FR"/>
-        </w:rPr>
-      </w:r>
-      <w:r>
-        <w:rPr>
-          <w:b/>
-          <w:lang w:val="fr_FR" w:bidi="fr_FR"/>
-        </w:rPr>
         <w:t>"</w:t>
       </w:r>
       <w:r>
@@ -8742,21 +8382,6 @@
           <w:b/>
           <w:lang w:val="fr_FR" w:bidi="fr_FR"/>
         </w:rPr>
-        <w:t>σώφρονας</w:t>
-      </w:r>
-    </w:p>
-    <w:p>
-      <w:pPr/>
-      <w:r>
-        <w:rPr>
-          <w:lang w:val="fr_FR" w:bidi="fr_FR"/>
-        </w:rPr>
-      </w:r>
-      <w:r>
-        <w:rPr>
-          <w:b/>
-          <w:lang w:val="fr_FR" w:bidi="fr_FR"/>
-        </w:rPr>
         <w:t>"modérés"</w:t>
       </w:r>
     </w:p>
@@ -9582,21 +9207,6 @@
           <w:b/>
           <w:lang w:val="fr_FR" w:bidi="fr_FR"/>
         </w:rPr>
-        <w:t>οἴνῳ πολλῷ δεδουλωμένας</w:t>
-      </w:r>
-    </w:p>
-    <w:p>
-      <w:pPr/>
-      <w:r>
-        <w:rPr>
-          <w:lang w:val="fr_FR" w:bidi="fr_FR"/>
-        </w:rPr>
-      </w:r>
-      <w:r>
-        <w:rPr>
-          <w:b/>
-          <w:lang w:val="fr_FR" w:bidi="fr_FR"/>
-        </w:rPr>
         <w:t>"</w:t>
       </w:r>
       <w:r>
@@ -9931,21 +9541,6 @@
           <w:b/>
           <w:lang w:val="fr_FR" w:bidi="fr_FR"/>
         </w:rPr>
-        <w:t>φιλάνδρους</w:t>
-      </w:r>
-    </w:p>
-    <w:p>
-      <w:pPr/>
-      <w:r>
-        <w:rPr>
-          <w:lang w:val="fr_FR" w:bidi="fr_FR"/>
-        </w:rPr>
-      </w:r>
-      <w:r>
-        <w:rPr>
-          <w:b/>
-          <w:lang w:val="fr_FR" w:bidi="fr_FR"/>
-        </w:rPr>
         <w:t>"</w:t>
       </w:r>
       <w:r>
@@ -10023,21 +9618,6 @@
           <w:b/>
           <w:lang w:val="fr_FR" w:bidi="fr_FR"/>
         </w:rPr>
-        <w:t>φιλοτέκνους</w:t>
-      </w:r>
-    </w:p>
-    <w:p>
-      <w:pPr/>
-      <w:r>
-        <w:rPr>
-          <w:lang w:val="fr_FR" w:bidi="fr_FR"/>
-        </w:rPr>
-      </w:r>
-      <w:r>
-        <w:rPr>
-          <w:b/>
-          <w:lang w:val="fr_FR" w:bidi="fr_FR"/>
-        </w:rPr>
         <w:t>"</w:t>
       </w:r>
       <w:r>
@@ -10115,21 +9695,6 @@
           <w:b/>
           <w:lang w:val="fr_FR" w:bidi="fr_FR"/>
         </w:rPr>
-        <w:t>ὑποτασσομένας τοῖς ἰδίοις ἀνδράσιν</w:t>
-      </w:r>
-    </w:p>
-    <w:p>
-      <w:pPr/>
-      <w:r>
-        <w:rPr>
-          <w:lang w:val="fr_FR" w:bidi="fr_FR"/>
-        </w:rPr>
-      </w:r>
-      <w:r>
-        <w:rPr>
-          <w:b/>
-          <w:lang w:val="fr_FR" w:bidi="fr_FR"/>
-        </w:rPr>
         <w:t>"</w:t>
       </w:r>
       <w:r>
@@ -10318,21 +9883,6 @@
           <w:b/>
           <w:lang w:val="fr_FR" w:bidi="fr_FR"/>
         </w:rPr>
-        <w:t>ἵνα μὴ ὁ λόγος τοῦ Θεοῦ βλασφημῆται</w:t>
-      </w:r>
-    </w:p>
-    <w:p>
-      <w:pPr/>
-      <w:r>
-        <w:rPr>
-          <w:lang w:val="fr_FR" w:bidi="fr_FR"/>
-        </w:rPr>
-      </w:r>
-      <w:r>
-        <w:rPr>
-          <w:b/>
-          <w:lang w:val="fr_FR" w:bidi="fr_FR"/>
-        </w:rPr>
         <w:t>"</w:t>
       </w:r>
       <w:r>
@@ -10633,21 +10183,6 @@
           <w:b/>
           <w:lang w:val="fr_FR" w:bidi="fr_FR"/>
         </w:rPr>
-        <w:t>περὶ πάντα</w:t>
-      </w:r>
-    </w:p>
-    <w:p>
-      <w:pPr/>
-      <w:r>
-        <w:rPr>
-          <w:lang w:val="fr_FR" w:bidi="fr_FR"/>
-        </w:rPr>
-      </w:r>
-      <w:r>
-        <w:rPr>
-          <w:b/>
-          <w:lang w:val="fr_FR" w:bidi="fr_FR"/>
-        </w:rPr>
         <w:t>"</w:t>
       </w:r>
       <w:r>
@@ -10725,21 +10260,6 @@
           <w:b/>
           <w:lang w:val="fr_FR" w:bidi="fr_FR"/>
         </w:rPr>
-        <w:t>σεαυτὸν παρεχόμενος</w:t>
-      </w:r>
-    </w:p>
-    <w:p>
-      <w:pPr/>
-      <w:r>
-        <w:rPr>
-          <w:lang w:val="fr_FR" w:bidi="fr_FR"/>
-        </w:rPr>
-      </w:r>
-      <w:r>
-        <w:rPr>
-          <w:b/>
-          <w:lang w:val="fr_FR" w:bidi="fr_FR"/>
-        </w:rPr>
         <w:t xml:space="preserve">"te </w:t>
       </w:r>
       <w:r>
@@ -10810,21 +10330,6 @@
           <w:b/>
           <w:lang w:val="fr_FR" w:bidi="fr_FR"/>
         </w:rPr>
-        <w:t>τύπον καλῶν ἔργων</w:t>
-      </w:r>
-    </w:p>
-    <w:p>
-      <w:pPr/>
-      <w:r>
-        <w:rPr>
-          <w:lang w:val="fr_FR" w:bidi="fr_FR"/>
-        </w:rPr>
-      </w:r>
-      <w:r>
-        <w:rPr>
-          <w:b/>
-          <w:lang w:val="fr_FR" w:bidi="fr_FR"/>
-        </w:rPr>
         <w:t>"</w:t>
       </w:r>
       <w:r>
@@ -11827,21 +11332,6 @@
         <w:rPr>
           <w:lang w:val="fr_FR" w:bidi="fr_FR"/>
         </w:rPr>
-      </w:r>
-    </w:p>
-    <w:p>
-      <w:pPr/>
-      <w:r>
-        <w:rPr>
-          <w:lang w:val="fr_FR" w:bidi="fr_FR"/>
-        </w:rPr>
-      </w:r>
-      <w:r>
-        <w:rPr>
-          <w:b/>
-          <w:lang w:val="fr_FR" w:bidi="fr_FR"/>
-        </w:rPr>
-        <w:t>ἐν πᾶσιν</w:t>
       </w:r>
     </w:p>
     <w:p>
@@ -12367,21 +11857,6 @@
           <w:b/>
           <w:lang w:val="fr_FR" w:bidi="fr_FR"/>
         </w:rPr>
-        <w:t>πᾶσαν πίστιν ἐνδεικνυμένους ἀγαθήν</w:t>
-      </w:r>
-    </w:p>
-    <w:p>
-      <w:pPr/>
-      <w:r>
-        <w:rPr>
-          <w:lang w:val="fr_FR" w:bidi="fr_FR"/>
-        </w:rPr>
-      </w:r>
-      <w:r>
-        <w:rPr>
-          <w:b/>
-          <w:lang w:val="fr_FR" w:bidi="fr_FR"/>
-        </w:rPr>
         <w:t>"</w:t>
       </w:r>
       <w:r>
@@ -12570,21 +12045,6 @@
           <w:b/>
           <w:lang w:val="fr_FR" w:bidi="fr_FR"/>
         </w:rPr>
-        <w:t>ἐν πᾶσιν</w:t>
-      </w:r>
-    </w:p>
-    <w:p>
-      <w:pPr/>
-      <w:r>
-        <w:rPr>
-          <w:lang w:val="fr_FR" w:bidi="fr_FR"/>
-        </w:rPr>
-      </w:r>
-      <w:r>
-        <w:rPr>
-          <w:b/>
-          <w:lang w:val="fr_FR" w:bidi="fr_FR"/>
-        </w:rPr>
         <w:t>"</w:t>
       </w:r>
       <w:r>
@@ -12662,21 +12122,6 @@
           <w:b/>
           <w:lang w:val="fr_FR" w:bidi="fr_FR"/>
         </w:rPr>
-        <w:t>τὴν διδασκαλίαν τὴν τοῦ Σωτῆρος ἡμῶν, Θεοῦ, κοσμῶσιν</w:t>
-      </w:r>
-    </w:p>
-    <w:p>
-      <w:pPr/>
-      <w:r>
-        <w:rPr>
-          <w:lang w:val="fr_FR" w:bidi="fr_FR"/>
-        </w:rPr>
-      </w:r>
-      <w:r>
-        <w:rPr>
-          <w:b/>
-          <w:lang w:val="fr_FR" w:bidi="fr_FR"/>
-        </w:rPr>
         <w:t>"</w:t>
       </w:r>
       <w:r>
@@ -12982,21 +12427,6 @@
           <w:b/>
           <w:lang w:val="fr_FR" w:bidi="fr_FR"/>
         </w:rPr>
-        <w:t>ἐπεφάνη &amp; ἡ χάρις τοῦ Θεοῦ</w:t>
-      </w:r>
-    </w:p>
-    <w:p>
-      <w:pPr/>
-      <w:r>
-        <w:rPr>
-          <w:lang w:val="fr_FR" w:bidi="fr_FR"/>
-        </w:rPr>
-      </w:r>
-      <w:r>
-        <w:rPr>
-          <w:b/>
-          <w:lang w:val="fr_FR" w:bidi="fr_FR"/>
-        </w:rPr>
         <w:t>"</w:t>
       </w:r>
       <w:r>
@@ -13093,21 +12523,6 @@
         <w:rPr>
           <w:lang w:val="fr_FR" w:bidi="fr_FR"/>
         </w:rPr>
-      </w:r>
-    </w:p>
-    <w:p>
-      <w:pPr/>
-      <w:r>
-        <w:rPr>
-          <w:lang w:val="fr_FR" w:bidi="fr_FR"/>
-        </w:rPr>
-      </w:r>
-      <w:r>
-        <w:rPr>
-          <w:b/>
-          <w:lang w:val="fr_FR" w:bidi="fr_FR"/>
-        </w:rPr>
-        <w:t>ἐπεφάνη γὰρ ἡ χάρις τοῦ Θεοῦ, σωτήριος πᾶσιν ἀνθρώποις</w:t>
       </w:r>
     </w:p>
     <w:p>
@@ -14035,21 +13450,6 @@
           <w:b/>
           <w:lang w:val="fr_FR" w:bidi="fr_FR"/>
         </w:rPr>
-        <w:t>τὴν ἀσέβειαν &amp; εὐσεβῶς</w:t>
-      </w:r>
-    </w:p>
-    <w:p>
-      <w:pPr/>
-      <w:r>
-        <w:rPr>
-          <w:lang w:val="fr_FR" w:bidi="fr_FR"/>
-        </w:rPr>
-      </w:r>
-      <w:r>
-        <w:rPr>
-          <w:b/>
-          <w:lang w:val="fr_FR" w:bidi="fr_FR"/>
-        </w:rPr>
         <w:t>"</w:t>
       </w:r>
       <w:r>
@@ -14127,21 +13527,6 @@
           <w:b/>
           <w:lang w:val="fr_FR" w:bidi="fr_FR"/>
         </w:rPr>
-        <w:t>ἐν τῷ νῦν αἰῶνι</w:t>
-      </w:r>
-    </w:p>
-    <w:p>
-      <w:pPr/>
-      <w:r>
-        <w:rPr>
-          <w:lang w:val="fr_FR" w:bidi="fr_FR"/>
-        </w:rPr>
-      </w:r>
-      <w:r>
-        <w:rPr>
-          <w:b/>
-          <w:lang w:val="fr_FR" w:bidi="fr_FR"/>
-        </w:rPr>
         <w:t>"</w:t>
       </w:r>
       <w:r>
@@ -14212,21 +13597,6 @@
           <w:b/>
           <w:lang w:val="fr_FR" w:bidi="fr_FR"/>
         </w:rPr>
-        <w:t>προσδεχόμενοι</w:t>
-      </w:r>
-    </w:p>
-    <w:p>
-      <w:pPr/>
-      <w:r>
-        <w:rPr>
-          <w:lang w:val="fr_FR" w:bidi="fr_FR"/>
-        </w:rPr>
-      </w:r>
-      <w:r>
-        <w:rPr>
-          <w:b/>
-          <w:lang w:val="fr_FR" w:bidi="fr_FR"/>
-        </w:rPr>
         <w:t>"</w:t>
       </w:r>
       <w:r>
@@ -14454,21 +13824,6 @@
           <w:b/>
           <w:lang w:val="fr_FR" w:bidi="fr_FR"/>
         </w:rPr>
-        <w:t>τὴν μακαρίαν ἐλπίδα, καὶ ἐπιφάνειαν τῆς δόξης</w:t>
-      </w:r>
-    </w:p>
-    <w:p>
-      <w:pPr/>
-      <w:r>
-        <w:rPr>
-          <w:lang w:val="fr_FR" w:bidi="fr_FR"/>
-        </w:rPr>
-      </w:r>
-      <w:r>
-        <w:rPr>
-          <w:b/>
-          <w:lang w:val="fr_FR" w:bidi="fr_FR"/>
-        </w:rPr>
         <w:t>"</w:t>
       </w:r>
       <w:r>
@@ -14592,21 +13947,6 @@
           <w:b/>
           <w:lang w:val="fr_FR" w:bidi="fr_FR"/>
         </w:rPr>
-        <w:t>τὴν μακαρίαν ἐλπίδα, καὶ ἐπιφάνειαν τῆς δόξης τοῦ μεγάλου Θεοῦ καὶ Σωτῆρος ἡμῶν, Ἰησοῦ Χριστοῦ</w:t>
-      </w:r>
-    </w:p>
-    <w:p>
-      <w:pPr/>
-      <w:r>
-        <w:rPr>
-          <w:lang w:val="fr_FR" w:bidi="fr_FR"/>
-        </w:rPr>
-      </w:r>
-      <w:r>
-        <w:rPr>
-          <w:b/>
-          <w:lang w:val="fr_FR" w:bidi="fr_FR"/>
-        </w:rPr>
         <w:t>"</w:t>
       </w:r>
       <w:r>
@@ -14749,21 +14089,6 @@
           <w:b/>
           <w:lang w:val="fr_FR" w:bidi="fr_FR"/>
         </w:rPr>
-        <w:t>τοῦ μεγάλου Θεοῦ καὶ Σωτῆρος ἡμῶν, Ἰησοῦ Χριστοῦ</w:t>
-      </w:r>
-    </w:p>
-    <w:p>
-      <w:pPr/>
-      <w:r>
-        <w:rPr>
-          <w:lang w:val="fr_FR" w:bidi="fr_FR"/>
-        </w:rPr>
-      </w:r>
-      <w:r>
-        <w:rPr>
-          <w:b/>
-          <w:lang w:val="fr_FR" w:bidi="fr_FR"/>
-        </w:rPr>
         <w:t>"de notre grand Dieu et Sauveur Jésus-Christ"</w:t>
       </w:r>
     </w:p>
@@ -15450,21 +14775,6 @@
           <w:b/>
           <w:lang w:val="fr_FR" w:bidi="fr_FR"/>
         </w:rPr>
-        <w:t>ζηλωτὴν καλῶν ἔργων</w:t>
-      </w:r>
-    </w:p>
-    <w:p>
-      <w:pPr/>
-      <w:r>
-        <w:rPr>
-          <w:lang w:val="fr_FR" w:bidi="fr_FR"/>
-        </w:rPr>
-      </w:r>
-      <w:r>
-        <w:rPr>
-          <w:b/>
-          <w:lang w:val="fr_FR" w:bidi="fr_FR"/>
-        </w:rPr>
         <w:t>"</w:t>
       </w:r>
       <w:r>
@@ -16028,6 +15338,166 @@
           <w:b/>
           <w:lang w:val="fr_FR" w:bidi="fr_FR"/>
         </w:rPr>
+        <w:t>"</w:t>
+      </w:r>
+      <w:r>
+        <w:rPr>
+          <w:b/>
+          <w:lang w:val="fr_FR" w:bidi="fr_FR"/>
+        </w:rPr>
+        <w:t>Que personne ne te méprise</w:t>
+      </w:r>
+      <w:r>
+        <w:rPr>
+          <w:b/>
+          <w:lang w:val="fr_FR" w:bidi="fr_FR"/>
+        </w:rPr>
+        <w:t>"</w:t>
+      </w:r>
+    </w:p>
+    <w:p>
+      <w:pPr/>
+      <w:r>
+        <w:rPr>
+          <w:lang w:val="fr_FR" w:bidi="fr_FR"/>
+        </w:rPr>
+      </w:r>
+      <w:r>
+        <w:rPr>
+          <w:lang w:val="fr_FR" w:bidi="fr_FR"/>
+        </w:rPr>
+        <w:t>Traduction alternative : "Ne laisse personne t'ignorer".</w:t>
+      </w:r>
+      <w:r>
+        <w:rPr>
+          <w:lang w:val="fr_FR" w:bidi="fr_FR"/>
+        </w:rPr>
+      </w:r>
+      <w:r>
+        <w:rPr>
+          <w:lang w:val="fr_FR" w:bidi="fr_FR"/>
+        </w:rPr>
+      </w:r>
+    </w:p>
+    <w:p>
+      <w:pPr/>
+      <w:r>
+        <w:rPr>
+          <w:lang w:val="fr_FR" w:bidi="fr_FR"/>
+        </w:rPr>
+      </w:r>
+    </w:p>
+    <w:p>
+      <w:pPr>
+        <w:pStyle w:val="Heading2"/>
+      </w:pPr>
+      <w:r>
+        <w:rPr>
+          <w:lang w:val="fr_FR" w:bidi="fr_FR"/>
+        </w:rPr>
+        <w:t>Tite 2.15 (#6)</w:t>
+      </w:r>
+      <w:r>
+        <w:rPr>
+          <w:lang w:val="fr_FR" w:bidi="fr_FR"/>
+        </w:rPr>
+      </w:r>
+    </w:p>
+    <w:p>
+      <w:pPr/>
+      <w:r>
+        <w:rPr>
+          <w:lang w:val="fr_FR" w:bidi="fr_FR"/>
+        </w:rPr>
+      </w:r>
+      <w:r>
+        <w:rPr>
+          <w:b/>
+          <w:lang w:val="fr_FR" w:bidi="fr_FR"/>
+        </w:rPr>
+        <w:t>"Que personne ne te méprise"</w:t>
+      </w:r>
+    </w:p>
+    <w:p>
+      <w:pPr/>
+      <w:r>
+        <w:rPr>
+          <w:lang w:val="fr_FR" w:bidi="fr_FR"/>
+        </w:rPr>
+      </w:r>
+      <w:r>
+        <w:rPr>
+          <w:lang w:val="fr_FR" w:bidi="fr_FR"/>
+        </w:rPr>
+        <w:t>Vous pouvez dire la même chose de manière possitive : "Assure-toi que tout le monde t'écoute".</w:t>
+      </w:r>
+    </w:p>
+    <w:p>
+      <w:pPr/>
+      <w:r>
+        <w:rPr>
+          <w:lang w:val="fr_FR" w:bidi="fr_FR"/>
+        </w:rPr>
+      </w:r>
+      <w:r>
+        <w:rPr>
+          <w:lang w:val="fr_FR" w:bidi="fr_FR"/>
+        </w:rPr>
+        <w:t xml:space="preserve">Voir : </w:t>
+      </w:r>
+      <w:r>
+        <w:rPr>
+          <w:lang w:val="fr_FR" w:bidi="fr_FR"/>
+        </w:rPr>
+        <w:t>Doubles négations</w:t>
+      </w:r>
+      <w:r>
+        <w:rPr>
+          <w:lang w:val="fr_FR" w:bidi="fr_FR"/>
+        </w:rPr>
+      </w:r>
+      <w:r>
+        <w:rPr>
+          <w:lang w:val="fr_FR" w:bidi="fr_FR"/>
+        </w:rPr>
+      </w:r>
+    </w:p>
+    <w:p>
+      <w:pPr/>
+      <w:r>
+        <w:rPr>
+          <w:lang w:val="fr_FR" w:bidi="fr_FR"/>
+        </w:rPr>
+      </w:r>
+    </w:p>
+    <w:p>
+      <w:pPr>
+        <w:pStyle w:val="Heading2"/>
+      </w:pPr>
+      <w:r>
+        <w:rPr>
+          <w:lang w:val="fr_FR" w:bidi="fr_FR"/>
+        </w:rPr>
+        <w:t>Tite 2.15 (#7)</w:t>
+      </w:r>
+      <w:r>
+        <w:rPr>
+          <w:lang w:val="fr_FR" w:bidi="fr_FR"/>
+        </w:rPr>
+      </w:r>
+    </w:p>
+    <w:p>
+      <w:pPr/>
+      <w:r>
+        <w:rPr>
+          <w:lang w:val="fr_FR" w:bidi="fr_FR"/>
+        </w:rPr>
+      </w:r>
+      <w:r>
+        <w:rPr>
+          <w:b/>
+          <w:lang w:val="fr_FR" w:bidi="fr_FR"/>
+        </w:rPr>
         <w:t>μηδείς σου περιφρονείτω</w:t>
       </w:r>
     </w:p>
@@ -16043,6 +15513,89 @@
           <w:b/>
           <w:lang w:val="fr_FR" w:bidi="fr_FR"/>
         </w:rPr>
+        <w:t>"Que personne ne te méprise"</w:t>
+      </w:r>
+    </w:p>
+    <w:p>
+      <w:pPr/>
+      <w:r>
+        <w:rPr>
+          <w:lang w:val="fr_FR" w:bidi="fr_FR"/>
+        </w:rPr>
+      </w:r>
+      <w:r>
+        <w:rPr>
+          <w:lang w:val="fr_FR" w:bidi="fr_FR"/>
+        </w:rPr>
+        <w:t>La façon dont les personnes peuvent mépriser Tite pourrait être rendue explicite. Traduction alternative : "Que personne ne refuse d'écouter tes paroles" ou "Que personne ne dédaigne de te respecter".</w:t>
+      </w:r>
+    </w:p>
+    <w:p>
+      <w:pPr/>
+      <w:r>
+        <w:rPr>
+          <w:lang w:val="fr_FR" w:bidi="fr_FR"/>
+        </w:rPr>
+      </w:r>
+      <w:r>
+        <w:rPr>
+          <w:lang w:val="fr_FR" w:bidi="fr_FR"/>
+        </w:rPr>
+        <w:t xml:space="preserve">Voir : </w:t>
+      </w:r>
+      <w:r>
+        <w:rPr>
+          <w:lang w:val="fr_FR" w:bidi="fr_FR"/>
+        </w:rPr>
+        <w:t>Connaissances présumées et informations implicites</w:t>
+      </w:r>
+      <w:r>
+        <w:rPr>
+          <w:lang w:val="fr_FR" w:bidi="fr_FR"/>
+        </w:rPr>
+      </w:r>
+      <w:r>
+        <w:rPr>
+          <w:lang w:val="fr_FR" w:bidi="fr_FR"/>
+        </w:rPr>
+      </w:r>
+    </w:p>
+    <w:p>
+      <w:pPr/>
+      <w:r>
+        <w:rPr>
+          <w:lang w:val="fr_FR" w:bidi="fr_FR"/>
+        </w:rPr>
+      </w:r>
+    </w:p>
+    <w:p>
+      <w:pPr>
+        <w:pStyle w:val="Heading2"/>
+      </w:pPr>
+      <w:r>
+        <w:rPr>
+          <w:lang w:val="fr_FR" w:bidi="fr_FR"/>
+        </w:rPr>
+        <w:t>Tite 3.1 (#1)</w:t>
+      </w:r>
+      <w:r>
+        <w:rPr>
+          <w:lang w:val="fr_FR" w:bidi="fr_FR"/>
+        </w:rPr>
+      </w:r>
+    </w:p>
+    <w:p>
+      <w:pPr/>
+      <w:r>
+        <w:rPr>
+          <w:lang w:val="fr_FR" w:bidi="fr_FR"/>
+        </w:rPr>
+      </w:r>
+      <w:r>
+        <w:rPr>
+          <w:b/>
+          <w:lang w:val="fr_FR" w:bidi="fr_FR"/>
+        </w:rPr>
         <w:t>"</w:t>
       </w:r>
       <w:r>
@@ -16050,7 +15603,7 @@
           <w:b/>
           <w:lang w:val="fr_FR" w:bidi="fr_FR"/>
         </w:rPr>
-        <w:t>Que personne ne te méprise</w:t>
+        <w:t>Rappelle-leur d'être soumis</w:t>
       </w:r>
       <w:r>
         <w:rPr>
@@ -16071,7 +15624,7 @@
         <w:rPr>
           <w:lang w:val="fr_FR" w:bidi="fr_FR"/>
         </w:rPr>
-        <w:t>Traduction alternative : "Ne laisse personne t'ignorer".</w:t>
+        <w:t>Traduction alternative : "Rappelle à nouveau à notre peuple ce qu'il sait déjà, de se soumettre" ou "Continue de leur rappeler de se soumettre".</w:t>
       </w:r>
       <w:r>
         <w:rPr>
@@ -16100,56 +15653,96 @@
         <w:rPr>
           <w:lang w:val="fr_FR" w:bidi="fr_FR"/>
         </w:rPr>
-        <w:t>Tite 2.15 (#6)</w:t>
-      </w:r>
-      <w:r>
-        <w:rPr>
-          <w:lang w:val="fr_FR" w:bidi="fr_FR"/>
-        </w:rPr>
-      </w:r>
-    </w:p>
-    <w:p>
-      <w:pPr/>
-      <w:r>
-        <w:rPr>
-          <w:lang w:val="fr_FR" w:bidi="fr_FR"/>
-        </w:rPr>
-      </w:r>
-      <w:r>
-        <w:rPr>
-          <w:b/>
-          <w:lang w:val="fr_FR" w:bidi="fr_FR"/>
-        </w:rPr>
-        <w:t>μηδείς σου περιφρονείτω</w:t>
-      </w:r>
-    </w:p>
-    <w:p>
-      <w:pPr/>
-      <w:r>
-        <w:rPr>
-          <w:lang w:val="fr_FR" w:bidi="fr_FR"/>
-        </w:rPr>
-      </w:r>
-      <w:r>
-        <w:rPr>
-          <w:b/>
-          <w:lang w:val="fr_FR" w:bidi="fr_FR"/>
-        </w:rPr>
-        <w:t>"Que personne ne te méprise"</w:t>
-      </w:r>
-    </w:p>
-    <w:p>
-      <w:pPr/>
-      <w:r>
-        <w:rPr>
-          <w:lang w:val="fr_FR" w:bidi="fr_FR"/>
-        </w:rPr>
-      </w:r>
-      <w:r>
-        <w:rPr>
-          <w:lang w:val="fr_FR" w:bidi="fr_FR"/>
-        </w:rPr>
-        <w:t>Vous pouvez dire la même chose de manière possitive : "Assure-toi que tout le monde t'écoute".</w:t>
+        <w:t>Tite 3.1 (#2)</w:t>
+      </w:r>
+      <w:r>
+        <w:rPr>
+          <w:lang w:val="fr_FR" w:bidi="fr_FR"/>
+        </w:rPr>
+      </w:r>
+    </w:p>
+    <w:p>
+      <w:pPr/>
+      <w:r>
+        <w:rPr>
+          <w:lang w:val="fr_FR" w:bidi="fr_FR"/>
+        </w:rPr>
+      </w:r>
+      <w:r>
+        <w:rPr>
+          <w:b/>
+          <w:lang w:val="fr_FR" w:bidi="fr_FR"/>
+        </w:rPr>
+        <w:t>ἀρχαῖς, ἐξουσίαις, ὑποτάσσεσθαι, πειθαρχεῖν</w:t>
+      </w:r>
+    </w:p>
+    <w:p>
+      <w:pPr/>
+      <w:r>
+        <w:rPr>
+          <w:lang w:val="fr_FR" w:bidi="fr_FR"/>
+        </w:rPr>
+      </w:r>
+      <w:r>
+        <w:rPr>
+          <w:b/>
+          <w:lang w:val="fr_FR" w:bidi="fr_FR"/>
+        </w:rPr>
+        <w:t>"</w:t>
+      </w:r>
+      <w:r>
+        <w:rPr>
+          <w:b/>
+          <w:lang w:val="fr_FR" w:bidi="fr_FR"/>
+        </w:rPr>
+        <w:t>d'être soumis aux magistrats et aux autorités, d'obéir</w:t>
+      </w:r>
+      <w:r>
+        <w:rPr>
+          <w:b/>
+          <w:lang w:val="fr_FR" w:bidi="fr_FR"/>
+        </w:rPr>
+        <w:t>"</w:t>
+      </w:r>
+    </w:p>
+    <w:p>
+      <w:pPr/>
+      <w:r>
+        <w:rPr>
+          <w:lang w:val="fr_FR" w:bidi="fr_FR"/>
+        </w:rPr>
+      </w:r>
+      <w:r>
+        <w:rPr>
+          <w:lang w:val="fr_FR" w:bidi="fr_FR"/>
+        </w:rPr>
+        <w:t xml:space="preserve">Les termes </w:t>
+      </w:r>
+      <w:r>
+        <w:rPr>
+          <w:b/>
+          <w:lang w:val="fr_FR" w:bidi="fr_FR"/>
+        </w:rPr>
+        <w:t xml:space="preserve">soumettre </w:t>
+      </w:r>
+      <w:r>
+        <w:rPr>
+          <w:lang w:val="fr_FR" w:bidi="fr_FR"/>
+        </w:rPr>
+        <w:t xml:space="preserve">et </w:t>
+      </w:r>
+      <w:r>
+        <w:rPr>
+          <w:b/>
+          <w:lang w:val="fr_FR" w:bidi="fr_FR"/>
+        </w:rPr>
+        <w:t xml:space="preserve">obéir </w:t>
+      </w:r>
+      <w:r>
+        <w:rPr>
+          <w:lang w:val="fr_FR" w:bidi="fr_FR"/>
+        </w:rPr>
+        <w:t>ont une signification très proche et désignent tous deux le fait de faire ce que quelqu'un vous demande de faire. S'il n'y a qu'un seul terme dans la langue cible pour décrire cette idée, utilisez simplement ce terme. Traduction alternative : "faire ce que disent les autorités politiques et gouvernementales, en leur obéissant" ou "obéir aux autorités gouvernementales".</w:t>
       </w:r>
     </w:p>
     <w:p>
@@ -16169,7 +15762,7 @@
         <w:rPr>
           <w:lang w:val="fr_FR" w:bidi="fr_FR"/>
         </w:rPr>
-        <w:t>Doubles négations</w:t>
+        <w:t>Doublet</w:t>
       </w:r>
       <w:r>
         <w:rPr>
@@ -16198,56 +15791,89 @@
         <w:rPr>
           <w:lang w:val="fr_FR" w:bidi="fr_FR"/>
         </w:rPr>
-        <w:t>Tite 2.15 (#7)</w:t>
-      </w:r>
-      <w:r>
-        <w:rPr>
-          <w:lang w:val="fr_FR" w:bidi="fr_FR"/>
-        </w:rPr>
-      </w:r>
-    </w:p>
-    <w:p>
-      <w:pPr/>
-      <w:r>
-        <w:rPr>
-          <w:lang w:val="fr_FR" w:bidi="fr_FR"/>
-        </w:rPr>
-      </w:r>
-      <w:r>
-        <w:rPr>
-          <w:b/>
-          <w:lang w:val="fr_FR" w:bidi="fr_FR"/>
-        </w:rPr>
-        <w:t>μηδείς σου περιφρονείτω</w:t>
-      </w:r>
-    </w:p>
-    <w:p>
-      <w:pPr/>
-      <w:r>
-        <w:rPr>
-          <w:lang w:val="fr_FR" w:bidi="fr_FR"/>
-        </w:rPr>
-      </w:r>
-      <w:r>
-        <w:rPr>
-          <w:b/>
-          <w:lang w:val="fr_FR" w:bidi="fr_FR"/>
-        </w:rPr>
-        <w:t>"Que personne ne te méprise"</w:t>
-      </w:r>
-    </w:p>
-    <w:p>
-      <w:pPr/>
-      <w:r>
-        <w:rPr>
-          <w:lang w:val="fr_FR" w:bidi="fr_FR"/>
-        </w:rPr>
-      </w:r>
-      <w:r>
-        <w:rPr>
-          <w:lang w:val="fr_FR" w:bidi="fr_FR"/>
-        </w:rPr>
-        <w:t>La façon dont les personnes peuvent mépriser Tite pourrait être rendue explicite. Traduction alternative : "Que personne ne refuse d'écouter tes paroles" ou "Que personne ne dédaigne de te respecter".</w:t>
+        <w:t>Tite 3.1 (#3)</w:t>
+      </w:r>
+      <w:r>
+        <w:rPr>
+          <w:lang w:val="fr_FR" w:bidi="fr_FR"/>
+        </w:rPr>
+      </w:r>
+    </w:p>
+    <w:p>
+      <w:pPr/>
+      <w:r>
+        <w:rPr>
+          <w:lang w:val="fr_FR" w:bidi="fr_FR"/>
+        </w:rPr>
+      </w:r>
+      <w:r>
+        <w:rPr>
+          <w:b/>
+          <w:lang w:val="fr_FR" w:bidi="fr_FR"/>
+        </w:rPr>
+        <w:t>ἀρχαῖς, ἐξουσίαις</w:t>
+      </w:r>
+    </w:p>
+    <w:p>
+      <w:pPr/>
+      <w:r>
+        <w:rPr>
+          <w:lang w:val="fr_FR" w:bidi="fr_FR"/>
+        </w:rPr>
+      </w:r>
+      <w:r>
+        <w:rPr>
+          <w:b/>
+          <w:lang w:val="fr_FR" w:bidi="fr_FR"/>
+        </w:rPr>
+        <w:t>"</w:t>
+      </w:r>
+      <w:r>
+        <w:rPr>
+          <w:b/>
+          <w:lang w:val="fr_FR" w:bidi="fr_FR"/>
+        </w:rPr>
+        <w:t>aux magistrats et aux autorités"</w:t>
+      </w:r>
+    </w:p>
+    <w:p>
+      <w:pPr/>
+      <w:r>
+        <w:rPr>
+          <w:lang w:val="fr_FR" w:bidi="fr_FR"/>
+        </w:rPr>
+      </w:r>
+      <w:r>
+        <w:rPr>
+          <w:lang w:val="fr_FR" w:bidi="fr_FR"/>
+        </w:rPr>
+        <w:t xml:space="preserve">Les mots </w:t>
+      </w:r>
+      <w:r>
+        <w:rPr>
+          <w:b/>
+          <w:lang w:val="fr_FR" w:bidi="fr_FR"/>
+        </w:rPr>
+        <w:t>magistrats</w:t>
+      </w:r>
+      <w:r>
+        <w:rPr>
+          <w:lang w:val="fr_FR" w:bidi="fr_FR"/>
+        </w:rPr>
+        <w:t xml:space="preserve"> et </w:t>
+      </w:r>
+      <w:r>
+        <w:rPr>
+          <w:b/>
+          <w:lang w:val="fr_FR" w:bidi="fr_FR"/>
+        </w:rPr>
+        <w:t>autorités</w:t>
+      </w:r>
+      <w:r>
+        <w:rPr>
+          <w:lang w:val="fr_FR" w:bidi="fr_FR"/>
+        </w:rPr>
+        <w:t xml:space="preserve"> ont une signification similaire et désignent toute personne qui détient une autorité dans le gouvernement. Si la langue cible n'a qu'un seul terme pour cela, utilisez simplement ce terme. Traduction alternative : "aux fonctionnaires du gouvernement".</w:t>
       </w:r>
     </w:p>
     <w:p>
@@ -16267,7 +15893,7 @@
         <w:rPr>
           <w:lang w:val="fr_FR" w:bidi="fr_FR"/>
         </w:rPr>
-        <w:t>Connaissances présumées et informations implicites</w:t>
+        <w:t>Doublet</w:t>
       </w:r>
       <w:r>
         <w:rPr>
@@ -16296,388 +15922,12 @@
         <w:rPr>
           <w:lang w:val="fr_FR" w:bidi="fr_FR"/>
         </w:rPr>
-        <w:t>Tite 3.1 (#1)</w:t>
-      </w:r>
-      <w:r>
-        <w:rPr>
-          <w:lang w:val="fr_FR" w:bidi="fr_FR"/>
-        </w:rPr>
-      </w:r>
-    </w:p>
-    <w:p>
-      <w:pPr/>
-      <w:r>
-        <w:rPr>
-          <w:lang w:val="fr_FR" w:bidi="fr_FR"/>
-        </w:rPr>
-      </w:r>
-      <w:r>
-        <w:rPr>
-          <w:b/>
-          <w:lang w:val="fr_FR" w:bidi="fr_FR"/>
-        </w:rPr>
-        <w:t>ὑπομίμνῃσκε αὐτοὺς &amp; ὑποτάσσεσθαι</w:t>
-      </w:r>
-    </w:p>
-    <w:p>
-      <w:pPr/>
-      <w:r>
-        <w:rPr>
-          <w:lang w:val="fr_FR" w:bidi="fr_FR"/>
-        </w:rPr>
-      </w:r>
-      <w:r>
-        <w:rPr>
-          <w:b/>
-          <w:lang w:val="fr_FR" w:bidi="fr_FR"/>
-        </w:rPr>
-        <w:t>"</w:t>
-      </w:r>
-      <w:r>
-        <w:rPr>
-          <w:b/>
-          <w:lang w:val="fr_FR" w:bidi="fr_FR"/>
-        </w:rPr>
-        <w:t>Rappelle-leur d'être soumis</w:t>
-      </w:r>
-      <w:r>
-        <w:rPr>
-          <w:b/>
-          <w:lang w:val="fr_FR" w:bidi="fr_FR"/>
-        </w:rPr>
-        <w:t>"</w:t>
-      </w:r>
-    </w:p>
-    <w:p>
-      <w:pPr/>
-      <w:r>
-        <w:rPr>
-          <w:lang w:val="fr_FR" w:bidi="fr_FR"/>
-        </w:rPr>
-      </w:r>
-      <w:r>
-        <w:rPr>
-          <w:lang w:val="fr_FR" w:bidi="fr_FR"/>
-        </w:rPr>
-        <w:t>Traduction alternative : "Rappelle à nouveau à notre peuple ce qu'il sait déjà, de se soumettre" ou "Continue de leur rappeler de se soumettre".</w:t>
-      </w:r>
-      <w:r>
-        <w:rPr>
-          <w:lang w:val="fr_FR" w:bidi="fr_FR"/>
-        </w:rPr>
-      </w:r>
-      <w:r>
-        <w:rPr>
-          <w:lang w:val="fr_FR" w:bidi="fr_FR"/>
-        </w:rPr>
-      </w:r>
-    </w:p>
-    <w:p>
-      <w:pPr/>
-      <w:r>
-        <w:rPr>
-          <w:lang w:val="fr_FR" w:bidi="fr_FR"/>
-        </w:rPr>
-      </w:r>
-    </w:p>
-    <w:p>
-      <w:pPr>
-        <w:pStyle w:val="Heading2"/>
-      </w:pPr>
-      <w:r>
-        <w:rPr>
-          <w:lang w:val="fr_FR" w:bidi="fr_FR"/>
-        </w:rPr>
-        <w:t>Tite 3.1 (#2)</w:t>
-      </w:r>
-      <w:r>
-        <w:rPr>
-          <w:lang w:val="fr_FR" w:bidi="fr_FR"/>
-        </w:rPr>
-      </w:r>
-    </w:p>
-    <w:p>
-      <w:pPr/>
-      <w:r>
-        <w:rPr>
-          <w:lang w:val="fr_FR" w:bidi="fr_FR"/>
-        </w:rPr>
-      </w:r>
-      <w:r>
-        <w:rPr>
-          <w:b/>
-          <w:lang w:val="fr_FR" w:bidi="fr_FR"/>
-        </w:rPr>
-        <w:t>ἀρχαῖς, ἐξουσίαις, ὑποτάσσεσθαι, πειθαρχεῖν</w:t>
-      </w:r>
-    </w:p>
-    <w:p>
-      <w:pPr/>
-      <w:r>
-        <w:rPr>
-          <w:lang w:val="fr_FR" w:bidi="fr_FR"/>
-        </w:rPr>
-      </w:r>
-      <w:r>
-        <w:rPr>
-          <w:b/>
-          <w:lang w:val="fr_FR" w:bidi="fr_FR"/>
-        </w:rPr>
-        <w:t>"</w:t>
-      </w:r>
-      <w:r>
-        <w:rPr>
-          <w:b/>
-          <w:lang w:val="fr_FR" w:bidi="fr_FR"/>
-        </w:rPr>
-        <w:t>d'être soumis aux magistrats et aux autorités, d'obéir</w:t>
-      </w:r>
-      <w:r>
-        <w:rPr>
-          <w:b/>
-          <w:lang w:val="fr_FR" w:bidi="fr_FR"/>
-        </w:rPr>
-        <w:t>"</w:t>
-      </w:r>
-    </w:p>
-    <w:p>
-      <w:pPr/>
-      <w:r>
-        <w:rPr>
-          <w:lang w:val="fr_FR" w:bidi="fr_FR"/>
-        </w:rPr>
-      </w:r>
-      <w:r>
-        <w:rPr>
-          <w:lang w:val="fr_FR" w:bidi="fr_FR"/>
-        </w:rPr>
-        <w:t xml:space="preserve">Les termes </w:t>
-      </w:r>
-      <w:r>
-        <w:rPr>
-          <w:b/>
-          <w:lang w:val="fr_FR" w:bidi="fr_FR"/>
-        </w:rPr>
-        <w:t xml:space="preserve">soumettre </w:t>
-      </w:r>
-      <w:r>
-        <w:rPr>
-          <w:lang w:val="fr_FR" w:bidi="fr_FR"/>
-        </w:rPr>
-        <w:t xml:space="preserve">et </w:t>
-      </w:r>
-      <w:r>
-        <w:rPr>
-          <w:b/>
-          <w:lang w:val="fr_FR" w:bidi="fr_FR"/>
-        </w:rPr>
-        <w:t xml:space="preserve">obéir </w:t>
-      </w:r>
-      <w:r>
-        <w:rPr>
-          <w:lang w:val="fr_FR" w:bidi="fr_FR"/>
-        </w:rPr>
-        <w:t>ont une signification très proche et désignent tous deux le fait de faire ce que quelqu'un vous demande de faire. S'il n'y a qu'un seul terme dans la langue cible pour décrire cette idée, utilisez simplement ce terme. Traduction alternative : "faire ce que disent les autorités politiques et gouvernementales, en leur obéissant" ou "obéir aux autorités gouvernementales".</w:t>
-      </w:r>
-    </w:p>
-    <w:p>
-      <w:pPr/>
-      <w:r>
-        <w:rPr>
-          <w:lang w:val="fr_FR" w:bidi="fr_FR"/>
-        </w:rPr>
-      </w:r>
-      <w:r>
-        <w:rPr>
-          <w:lang w:val="fr_FR" w:bidi="fr_FR"/>
-        </w:rPr>
-        <w:t xml:space="preserve">Voir : </w:t>
-      </w:r>
-      <w:r>
-        <w:rPr>
-          <w:lang w:val="fr_FR" w:bidi="fr_FR"/>
-        </w:rPr>
-        <w:t>Doublet</w:t>
-      </w:r>
-      <w:r>
-        <w:rPr>
-          <w:lang w:val="fr_FR" w:bidi="fr_FR"/>
-        </w:rPr>
-      </w:r>
-      <w:r>
-        <w:rPr>
-          <w:lang w:val="fr_FR" w:bidi="fr_FR"/>
-        </w:rPr>
-      </w:r>
-    </w:p>
-    <w:p>
-      <w:pPr/>
-      <w:r>
-        <w:rPr>
-          <w:lang w:val="fr_FR" w:bidi="fr_FR"/>
-        </w:rPr>
-      </w:r>
-    </w:p>
-    <w:p>
-      <w:pPr>
-        <w:pStyle w:val="Heading2"/>
-      </w:pPr>
-      <w:r>
-        <w:rPr>
-          <w:lang w:val="fr_FR" w:bidi="fr_FR"/>
-        </w:rPr>
-        <w:t>Tite 3.1 (#3)</w:t>
-      </w:r>
-      <w:r>
-        <w:rPr>
-          <w:lang w:val="fr_FR" w:bidi="fr_FR"/>
-        </w:rPr>
-      </w:r>
-    </w:p>
-    <w:p>
-      <w:pPr/>
-      <w:r>
-        <w:rPr>
-          <w:lang w:val="fr_FR" w:bidi="fr_FR"/>
-        </w:rPr>
-      </w:r>
-      <w:r>
-        <w:rPr>
-          <w:b/>
-          <w:lang w:val="fr_FR" w:bidi="fr_FR"/>
-        </w:rPr>
-        <w:t>ἀρχαῖς, ἐξουσίαις</w:t>
-      </w:r>
-    </w:p>
-    <w:p>
-      <w:pPr/>
-      <w:r>
-        <w:rPr>
-          <w:lang w:val="fr_FR" w:bidi="fr_FR"/>
-        </w:rPr>
-      </w:r>
-      <w:r>
-        <w:rPr>
-          <w:b/>
-          <w:lang w:val="fr_FR" w:bidi="fr_FR"/>
-        </w:rPr>
-        <w:t>"</w:t>
-      </w:r>
-      <w:r>
-        <w:rPr>
-          <w:b/>
-          <w:lang w:val="fr_FR" w:bidi="fr_FR"/>
-        </w:rPr>
-        <w:t>aux magistrats et aux autorités"</w:t>
-      </w:r>
-    </w:p>
-    <w:p>
-      <w:pPr/>
-      <w:r>
-        <w:rPr>
-          <w:lang w:val="fr_FR" w:bidi="fr_FR"/>
-        </w:rPr>
-      </w:r>
-      <w:r>
-        <w:rPr>
-          <w:lang w:val="fr_FR" w:bidi="fr_FR"/>
-        </w:rPr>
-        <w:t xml:space="preserve">Les mots </w:t>
-      </w:r>
-      <w:r>
-        <w:rPr>
-          <w:b/>
-          <w:lang w:val="fr_FR" w:bidi="fr_FR"/>
-        </w:rPr>
-        <w:t>magistrats</w:t>
-      </w:r>
-      <w:r>
-        <w:rPr>
-          <w:lang w:val="fr_FR" w:bidi="fr_FR"/>
-        </w:rPr>
-        <w:t xml:space="preserve"> et </w:t>
-      </w:r>
-      <w:r>
-        <w:rPr>
-          <w:b/>
-          <w:lang w:val="fr_FR" w:bidi="fr_FR"/>
-        </w:rPr>
-        <w:t>autorités</w:t>
-      </w:r>
-      <w:r>
-        <w:rPr>
-          <w:lang w:val="fr_FR" w:bidi="fr_FR"/>
-        </w:rPr>
-        <w:t xml:space="preserve"> ont une signification similaire et désignent toute personne qui détient une autorité dans le gouvernement. Si la langue cible n'a qu'un seul terme pour cela, utilisez simplement ce terme. Traduction alternative : "aux fonctionnaires du gouvernement".</w:t>
-      </w:r>
-    </w:p>
-    <w:p>
-      <w:pPr/>
-      <w:r>
-        <w:rPr>
-          <w:lang w:val="fr_FR" w:bidi="fr_FR"/>
-        </w:rPr>
-      </w:r>
-      <w:r>
-        <w:rPr>
-          <w:lang w:val="fr_FR" w:bidi="fr_FR"/>
-        </w:rPr>
-        <w:t xml:space="preserve">Voir : </w:t>
-      </w:r>
-      <w:r>
-        <w:rPr>
-          <w:lang w:val="fr_FR" w:bidi="fr_FR"/>
-        </w:rPr>
-        <w:t>Doublet</w:t>
-      </w:r>
-      <w:r>
-        <w:rPr>
-          <w:lang w:val="fr_FR" w:bidi="fr_FR"/>
-        </w:rPr>
-      </w:r>
-      <w:r>
-        <w:rPr>
-          <w:lang w:val="fr_FR" w:bidi="fr_FR"/>
-        </w:rPr>
-      </w:r>
-    </w:p>
-    <w:p>
-      <w:pPr/>
-      <w:r>
-        <w:rPr>
-          <w:lang w:val="fr_FR" w:bidi="fr_FR"/>
-        </w:rPr>
-      </w:r>
-    </w:p>
-    <w:p>
-      <w:pPr>
-        <w:pStyle w:val="Heading2"/>
-      </w:pPr>
-      <w:r>
-        <w:rPr>
-          <w:lang w:val="fr_FR" w:bidi="fr_FR"/>
-        </w:rPr>
         <w:t>Tite 3.1 (#4)</w:t>
       </w:r>
       <w:r>
         <w:rPr>
           <w:lang w:val="fr_FR" w:bidi="fr_FR"/>
         </w:rPr>
-      </w:r>
-    </w:p>
-    <w:p>
-      <w:pPr/>
-      <w:r>
-        <w:rPr>
-          <w:lang w:val="fr_FR" w:bidi="fr_FR"/>
-        </w:rPr>
-      </w:r>
-      <w:r>
-        <w:rPr>
-          <w:b/>
-          <w:lang w:val="fr_FR" w:bidi="fr_FR"/>
-        </w:rPr>
-        <w:t>πρὸς πᾶν ἔργον ἀγαθὸν ἑτοίμους εἶναι</w:t>
       </w:r>
     </w:p>
     <w:p>
@@ -16856,21 +16106,6 @@
           <w:b/>
           <w:lang w:val="fr_FR" w:bidi="fr_FR"/>
         </w:rPr>
-        <w:t>βλασφημεῖν</w:t>
-      </w:r>
-    </w:p>
-    <w:p>
-      <w:pPr/>
-      <w:r>
-        <w:rPr>
-          <w:lang w:val="fr_FR" w:bidi="fr_FR"/>
-        </w:rPr>
-      </w:r>
-      <w:r>
-        <w:rPr>
-          <w:b/>
-          <w:lang w:val="fr_FR" w:bidi="fr_FR"/>
-        </w:rPr>
         <w:t>"</w:t>
       </w:r>
       <w:r>
@@ -17723,21 +16958,6 @@
           <w:b/>
           <w:lang w:val="fr_FR" w:bidi="fr_FR"/>
         </w:rPr>
-        <w:t>ἦμεν &amp; ἀνόητοι</w:t>
-      </w:r>
-    </w:p>
-    <w:p>
-      <w:pPr/>
-      <w:r>
-        <w:rPr>
-          <w:lang w:val="fr_FR" w:bidi="fr_FR"/>
-        </w:rPr>
-      </w:r>
-      <w:r>
-        <w:rPr>
-          <w:b/>
-          <w:lang w:val="fr_FR" w:bidi="fr_FR"/>
-        </w:rPr>
         <w:t>"</w:t>
       </w:r>
       <w:r>
@@ -17946,21 +17166,6 @@
           <w:b/>
           <w:lang w:val="fr_FR" w:bidi="fr_FR"/>
         </w:rPr>
-        <w:t>πλανώμενοι, δουλεύοντες ἐπιθυμίαις καὶ ἡδοναῖς ποικίλαις</w:t>
-      </w:r>
-    </w:p>
-    <w:p>
-      <w:pPr/>
-      <w:r>
-        <w:rPr>
-          <w:lang w:val="fr_FR" w:bidi="fr_FR"/>
-        </w:rPr>
-      </w:r>
-      <w:r>
-        <w:rPr>
-          <w:b/>
-          <w:lang w:val="fr_FR" w:bidi="fr_FR"/>
-        </w:rPr>
         <w:t>"</w:t>
       </w:r>
       <w:r>
@@ -18365,21 +17570,6 @@
         <w:rPr>
           <w:lang w:val="fr_FR" w:bidi="fr_FR"/>
         </w:rPr>
-      </w:r>
-    </w:p>
-    <w:p>
-      <w:pPr/>
-      <w:r>
-        <w:rPr>
-          <w:lang w:val="fr_FR" w:bidi="fr_FR"/>
-        </w:rPr>
-      </w:r>
-      <w:r>
-        <w:rPr>
-          <w:b/>
-          <w:lang w:val="fr_FR" w:bidi="fr_FR"/>
-        </w:rPr>
-        <w:t>στυγητοί</w:t>
       </w:r>
     </w:p>
     <w:p>
@@ -18663,21 +17853,6 @@
           <w:b/>
           <w:lang w:val="fr_FR" w:bidi="fr_FR"/>
         </w:rPr>
-        <w:t>ὅτε &amp; ἡ χρηστότης καὶ ἡ φιλανθρωπία ἐπεφάνη τοῦ Σωτῆρος ἡμῶν, Θεοῦ</w:t>
-      </w:r>
-    </w:p>
-    <w:p>
-      <w:pPr/>
-      <w:r>
-        <w:rPr>
-          <w:lang w:val="fr_FR" w:bidi="fr_FR"/>
-        </w:rPr>
-      </w:r>
-      <w:r>
-        <w:rPr>
-          <w:b/>
-          <w:lang w:val="fr_FR" w:bidi="fr_FR"/>
-        </w:rPr>
         <w:t>"</w:t>
       </w:r>
       <w:r>
@@ -18780,21 +17955,6 @@
         <w:rPr>
           <w:lang w:val="fr_FR" w:bidi="fr_FR"/>
         </w:rPr>
-      </w:r>
-    </w:p>
-    <w:p>
-      <w:pPr/>
-      <w:r>
-        <w:rPr>
-          <w:lang w:val="fr_FR" w:bidi="fr_FR"/>
-        </w:rPr>
-      </w:r>
-      <w:r>
-        <w:rPr>
-          <w:b/>
-          <w:lang w:val="fr_FR" w:bidi="fr_FR"/>
-        </w:rPr>
-        <w:t>ὅτε &amp; ἡ χρηστότης καὶ ἡ φιλανθρωπία ἐπεφάνη τοῦ Σωτῆρος ἡμῶν, Θεοῦ</w:t>
       </w:r>
     </w:p>
     <w:p>
@@ -19719,21 +18879,6 @@
           <w:b/>
           <w:lang w:val="fr_FR" w:bidi="fr_FR"/>
         </w:rPr>
-        <w:t>διὰ Ἰησοῦ Χριστοῦ, τοῦ Σωτῆρος ἡμῶν</w:t>
-      </w:r>
-    </w:p>
-    <w:p>
-      <w:pPr/>
-      <w:r>
-        <w:rPr>
-          <w:lang w:val="fr_FR" w:bidi="fr_FR"/>
-        </w:rPr>
-      </w:r>
-      <w:r>
-        <w:rPr>
-          <w:b/>
-          <w:lang w:val="fr_FR" w:bidi="fr_FR"/>
-        </w:rPr>
         <w:t>"</w:t>
       </w:r>
       <w:r>
@@ -20340,21 +19485,6 @@
         <w:rPr>
           <w:lang w:val="fr_FR" w:bidi="fr_FR"/>
         </w:rPr>
-      </w:r>
-    </w:p>
-    <w:p>
-      <w:pPr/>
-      <w:r>
-        <w:rPr>
-          <w:lang w:val="fr_FR" w:bidi="fr_FR"/>
-        </w:rPr>
-      </w:r>
-      <w:r>
-        <w:rPr>
-          <w:b/>
-          <w:lang w:val="fr_FR" w:bidi="fr_FR"/>
-        </w:rPr>
-        <w:t>κληρονόμοι γενηθῶμεν, κατ’ ἐλπίδα ζωῆς αἰωνίου</w:t>
       </w:r>
     </w:p>
     <w:p>
@@ -20736,21 +19866,6 @@
           <w:b/>
           <w:lang w:val="fr_FR" w:bidi="fr_FR"/>
         </w:rPr>
-        <w:t>φροντίζωσιν καλῶν ἔργων, προΐστασθαι</w:t>
-      </w:r>
-    </w:p>
-    <w:p>
-      <w:pPr/>
-      <w:r>
-        <w:rPr>
-          <w:lang w:val="fr_FR" w:bidi="fr_FR"/>
-        </w:rPr>
-      </w:r>
-      <w:r>
-        <w:rPr>
-          <w:b/>
-          <w:lang w:val="fr_FR" w:bidi="fr_FR"/>
-        </w:rPr>
         <w:t>"</w:t>
       </w:r>
       <w:r>
@@ -21158,21 +20273,6 @@
           <w:b/>
           <w:lang w:val="fr_FR" w:bidi="fr_FR"/>
         </w:rPr>
-        <w:t>μωρὰς &amp; ζητήσεις</w:t>
-      </w:r>
-    </w:p>
-    <w:p>
-      <w:pPr/>
-      <w:r>
-        <w:rPr>
-          <w:lang w:val="fr_FR" w:bidi="fr_FR"/>
-        </w:rPr>
-      </w:r>
-      <w:r>
-        <w:rPr>
-          <w:b/>
-          <w:lang w:val="fr_FR" w:bidi="fr_FR"/>
-        </w:rPr>
         <w:t>"</w:t>
       </w:r>
       <w:r>
@@ -21989,21 +21089,6 @@
           <w:b/>
           <w:lang w:val="fr_FR" w:bidi="fr_FR"/>
         </w:rPr>
-        <w:t>ὁ τοιοῦτος</w:t>
-      </w:r>
-    </w:p>
-    <w:p>
-      <w:pPr/>
-      <w:r>
-        <w:rPr>
-          <w:lang w:val="fr_FR" w:bidi="fr_FR"/>
-        </w:rPr>
-      </w:r>
-      <w:r>
-        <w:rPr>
-          <w:b/>
-          <w:lang w:val="fr_FR" w:bidi="fr_FR"/>
-        </w:rPr>
         <w:t>« un homme » - « perverti » - « il » - « lui-même »</w:t>
       </w:r>
     </w:p>
@@ -22172,21 +21257,6 @@
           <w:b/>
           <w:lang w:val="fr_FR" w:bidi="fr_FR"/>
         </w:rPr>
-        <w:t>ὢν αὐτοκατάκριτος</w:t>
-      </w:r>
-    </w:p>
-    <w:p>
-      <w:pPr/>
-      <w:r>
-        <w:rPr>
-          <w:lang w:val="fr_FR" w:bidi="fr_FR"/>
-        </w:rPr>
-      </w:r>
-      <w:r>
-        <w:rPr>
-          <w:b/>
-          <w:lang w:val="fr_FR" w:bidi="fr_FR"/>
-        </w:rPr>
         <w:t>"</w:t>
       </w:r>
       <w:r>
@@ -22376,21 +21446,6 @@
           <w:b/>
           <w:lang w:val="fr_FR" w:bidi="fr_FR"/>
         </w:rPr>
-        <w:t>Ἀρτεμᾶν &amp; Τυχικόν</w:t>
-      </w:r>
-    </w:p>
-    <w:p>
-      <w:pPr/>
-      <w:r>
-        <w:rPr>
-          <w:lang w:val="fr_FR" w:bidi="fr_FR"/>
-        </w:rPr>
-      </w:r>
-      <w:r>
-        <w:rPr>
-          <w:b/>
-          <w:lang w:val="fr_FR" w:bidi="fr_FR"/>
-        </w:rPr>
         <w:t>"</w:t>
       </w:r>
       <w:r>
@@ -22501,21 +21556,6 @@
           <w:b/>
           <w:lang w:val="fr_FR" w:bidi="fr_FR"/>
         </w:rPr>
-        <w:t>σπούδασον ἐλθεῖν</w:t>
-      </w:r>
-    </w:p>
-    <w:p>
-      <w:pPr/>
-      <w:r>
-        <w:rPr>
-          <w:lang w:val="fr_FR" w:bidi="fr_FR"/>
-        </w:rPr>
-      </w:r>
-      <w:r>
-        <w:rPr>
-          <w:b/>
-          <w:lang w:val="fr_FR" w:bidi="fr_FR"/>
-        </w:rPr>
         <w:t>"</w:t>
       </w:r>
       <w:r>
@@ -22843,21 +21883,6 @@
           <w:b/>
           <w:lang w:val="fr_FR" w:bidi="fr_FR"/>
         </w:rPr>
-        <w:t>Ζηνᾶν &amp; Ἀπολλῶν</w:t>
-      </w:r>
-    </w:p>
-    <w:p>
-      <w:pPr/>
-      <w:r>
-        <w:rPr>
-          <w:lang w:val="fr_FR" w:bidi="fr_FR"/>
-        </w:rPr>
-      </w:r>
-      <w:r>
-        <w:rPr>
-          <w:b/>
-          <w:lang w:val="fr_FR" w:bidi="fr_FR"/>
-        </w:rPr>
         <w:t>"</w:t>
       </w:r>
       <w:r>
@@ -22968,21 +21993,6 @@
           <w:b/>
           <w:lang w:val="fr_FR" w:bidi="fr_FR"/>
         </w:rPr>
-        <w:t>καὶ Ἀπολλῶν</w:t>
-      </w:r>
-    </w:p>
-    <w:p>
-      <w:pPr/>
-      <w:r>
-        <w:rPr>
-          <w:lang w:val="fr_FR" w:bidi="fr_FR"/>
-        </w:rPr>
-      </w:r>
-      <w:r>
-        <w:rPr>
-          <w:b/>
-          <w:lang w:val="fr_FR" w:bidi="fr_FR"/>
-        </w:rPr>
         <w:t>"</w:t>
       </w:r>
       <w:r>
@@ -23053,21 +22063,6 @@
           <w:b/>
           <w:lang w:val="fr_FR" w:bidi="fr_FR"/>
         </w:rPr>
-        <w:t>ἵνα μηδὲν αὐτοῖς λείπῃ</w:t>
-      </w:r>
-    </w:p>
-    <w:p>
-      <w:pPr/>
-      <w:r>
-        <w:rPr>
-          <w:lang w:val="fr_FR" w:bidi="fr_FR"/>
-        </w:rPr>
-      </w:r>
-      <w:r>
-        <w:rPr>
-          <w:b/>
-          <w:lang w:val="fr_FR" w:bidi="fr_FR"/>
-        </w:rPr>
         <w:t>"</w:t>
       </w:r>
       <w:r>
@@ -23158,21 +22153,6 @@
           <w:b/>
           <w:lang w:val="fr_FR" w:bidi="fr_FR"/>
         </w:rPr>
-        <w:t>ἵνα μηδὲν αὐτοῖς λείπῃ</w:t>
-      </w:r>
-    </w:p>
-    <w:p>
-      <w:pPr/>
-      <w:r>
-        <w:rPr>
-          <w:lang w:val="fr_FR" w:bidi="fr_FR"/>
-        </w:rPr>
-      </w:r>
-      <w:r>
-        <w:rPr>
-          <w:b/>
-          <w:lang w:val="fr_FR" w:bidi="fr_FR"/>
-        </w:rPr>
         <w:t>"</w:t>
       </w:r>
       <w:r>
@@ -23638,21 +22618,6 @@
           <w:b/>
           <w:lang w:val="fr_FR" w:bidi="fr_FR"/>
         </w:rPr>
-        <w:t>ἵνα μὴ ὦσιν ἄκαρποι</w:t>
-      </w:r>
-    </w:p>
-    <w:p>
-      <w:pPr/>
-      <w:r>
-        <w:rPr>
-          <w:lang w:val="fr_FR" w:bidi="fr_FR"/>
-        </w:rPr>
-      </w:r>
-      <w:r>
-        <w:rPr>
-          <w:b/>
-          <w:lang w:val="fr_FR" w:bidi="fr_FR"/>
-        </w:rPr>
         <w:t>"</w:t>
       </w:r>
       <w:r>
@@ -23736,21 +22701,6 @@
         <w:rPr>
           <w:lang w:val="fr_FR" w:bidi="fr_FR"/>
         </w:rPr>
-      </w:r>
-    </w:p>
-    <w:p>
-      <w:pPr/>
-      <w:r>
-        <w:rPr>
-          <w:lang w:val="fr_FR" w:bidi="fr_FR"/>
-        </w:rPr>
-      </w:r>
-      <w:r>
-        <w:rPr>
-          <w:b/>
-          <w:lang w:val="fr_FR" w:bidi="fr_FR"/>
-        </w:rPr>
-        <w:t>ἵνα μὴ ὦσιν ἄκαρποι</w:t>
       </w:r>
     </w:p>
     <w:p>
@@ -23949,21 +22899,6 @@
           <w:b/>
           <w:lang w:val="fr_FR" w:bidi="fr_FR"/>
         </w:rPr>
-        <w:t>ἀσπάζονταί σε</w:t>
-      </w:r>
-    </w:p>
-    <w:p>
-      <w:pPr/>
-      <w:r>
-        <w:rPr>
-          <w:lang w:val="fr_FR" w:bidi="fr_FR"/>
-        </w:rPr>
-      </w:r>
-      <w:r>
-        <w:rPr>
-          <w:b/>
-          <w:lang w:val="fr_FR" w:bidi="fr_FR"/>
-        </w:rPr>
         <w:t>"</w:t>
       </w:r>
       <w:r>
@@ -24060,21 +22995,6 @@
         <w:rPr>
           <w:lang w:val="fr_FR" w:bidi="fr_FR"/>
         </w:rPr>
-      </w:r>
-    </w:p>
-    <w:p>
-      <w:pPr/>
-      <w:r>
-        <w:rPr>
-          <w:lang w:val="fr_FR" w:bidi="fr_FR"/>
-        </w:rPr>
-      </w:r>
-      <w:r>
-        <w:rPr>
-          <w:b/>
-          <w:lang w:val="fr_FR" w:bidi="fr_FR"/>
-        </w:rPr>
-        <w:t>οἱ μετ’ ἐμοῦ πάντες</w:t>
       </w:r>
     </w:p>
     <w:p>

--- a/fra/docx/56.content.docx
+++ b/fra/docx/56.content.docx
@@ -210,6 +210,21 @@
           <w:b/>
           <w:lang w:val="fr_FR" w:bidi="fr_FR"/>
         </w:rPr>
+        <w:t>κατὰ πίστιν ἐκλεκτῶν Θεοῦ, καὶ ἐπίγνωσιν ἀληθείας</w:t>
+      </w:r>
+    </w:p>
+    <w:p>
+      <w:pPr/>
+      <w:r>
+        <w:rPr>
+          <w:lang w:val="fr_FR" w:bidi="fr_FR"/>
+        </w:rPr>
+      </w:r>
+      <w:r>
+        <w:rPr>
+          <w:b/>
+          <w:lang w:val="fr_FR" w:bidi="fr_FR"/>
+        </w:rPr>
         <w:t>"</w:t>
       </w:r>
       <w:r>
@@ -556,6 +571,21 @@
         <w:rPr>
           <w:lang w:val="fr_FR" w:bidi="fr_FR"/>
         </w:rPr>
+      </w:r>
+    </w:p>
+    <w:p>
+      <w:pPr/>
+      <w:r>
+        <w:rPr>
+          <w:lang w:val="fr_FR" w:bidi="fr_FR"/>
+        </w:rPr>
+      </w:r>
+      <w:r>
+        <w:rPr>
+          <w:b/>
+          <w:lang w:val="fr_FR" w:bidi="fr_FR"/>
+        </w:rPr>
+        <w:t>τῆς κατ’ εὐσέβειαν</w:t>
       </w:r>
     </w:p>
     <w:p>
@@ -925,6 +955,21 @@
           <w:b/>
           <w:lang w:val="fr_FR" w:bidi="fr_FR"/>
         </w:rPr>
+        <w:t>ἐπ’ ἐλπίδι ζωῆς αἰωνίου</w:t>
+      </w:r>
+    </w:p>
+    <w:p>
+      <w:pPr/>
+      <w:r>
+        <w:rPr>
+          <w:lang w:val="fr_FR" w:bidi="fr_FR"/>
+        </w:rPr>
+      </w:r>
+      <w:r>
+        <w:rPr>
+          <w:b/>
+          <w:lang w:val="fr_FR" w:bidi="fr_FR"/>
+        </w:rPr>
         <w:t>"</w:t>
       </w:r>
       <w:r>
@@ -1224,6 +1269,21 @@
           <w:b/>
           <w:lang w:val="fr_FR" w:bidi="fr_FR"/>
         </w:rPr>
+        <w:t>καιροῖς ἰδίοις</w:t>
+      </w:r>
+    </w:p>
+    <w:p>
+      <w:pPr/>
+      <w:r>
+        <w:rPr>
+          <w:lang w:val="fr_FR" w:bidi="fr_FR"/>
+        </w:rPr>
+      </w:r>
+      <w:r>
+        <w:rPr>
+          <w:b/>
+          <w:lang w:val="fr_FR" w:bidi="fr_FR"/>
+        </w:rPr>
         <w:t>"</w:t>
       </w:r>
       <w:r>
@@ -2122,6 +2182,21 @@
           <w:b/>
           <w:lang w:val="fr_FR" w:bidi="fr_FR"/>
         </w:rPr>
+        <w:t>χάρις καὶ εἰρήνη ἀπὸ Θεοῦ Πατρὸς καὶ Χριστοῦ Ἰησοῦ τοῦ Σωτῆρος ἡμῶν</w:t>
+      </w:r>
+    </w:p>
+    <w:p>
+      <w:pPr/>
+      <w:r>
+        <w:rPr>
+          <w:lang w:val="fr_FR" w:bidi="fr_FR"/>
+        </w:rPr>
+      </w:r>
+      <w:r>
+        <w:rPr>
+          <w:b/>
+          <w:lang w:val="fr_FR" w:bidi="fr_FR"/>
+        </w:rPr>
         <w:t>"</w:t>
       </w:r>
       <w:r>
@@ -2245,6 +2320,21 @@
           <w:b/>
           <w:lang w:val="fr_FR" w:bidi="fr_FR"/>
         </w:rPr>
+        <w:t>Χριστοῦ Ἰησοῦ τοῦ Σωτῆρος ἡμῶν</w:t>
+      </w:r>
+    </w:p>
+    <w:p>
+      <w:pPr/>
+      <w:r>
+        <w:rPr>
+          <w:lang w:val="fr_FR" w:bidi="fr_FR"/>
+        </w:rPr>
+      </w:r>
+      <w:r>
+        <w:rPr>
+          <w:b/>
+          <w:lang w:val="fr_FR" w:bidi="fr_FR"/>
+        </w:rPr>
         <w:t>"</w:t>
       </w:r>
       <w:r>
@@ -2558,6 +2648,21 @@
           <w:b/>
           <w:lang w:val="fr_FR" w:bidi="fr_FR"/>
         </w:rPr>
+        <w:t>ἀπέλιπόν σε ἐν Κρήτῃ</w:t>
+      </w:r>
+    </w:p>
+    <w:p>
+      <w:pPr/>
+      <w:r>
+        <w:rPr>
+          <w:lang w:val="fr_FR" w:bidi="fr_FR"/>
+        </w:rPr>
+      </w:r>
+      <w:r>
+        <w:rPr>
+          <w:b/>
+          <w:lang w:val="fr_FR" w:bidi="fr_FR"/>
+        </w:rPr>
         <w:t>"J</w:t>
       </w:r>
       <w:r>
@@ -2635,6 +2740,21 @@
           <w:b/>
           <w:lang w:val="fr_FR" w:bidi="fr_FR"/>
         </w:rPr>
+        <w:t>ἵνα τὰ λείποντα ἐπιδιορθώσῃ</w:t>
+      </w:r>
+    </w:p>
+    <w:p>
+      <w:pPr/>
+      <w:r>
+        <w:rPr>
+          <w:lang w:val="fr_FR" w:bidi="fr_FR"/>
+        </w:rPr>
+      </w:r>
+      <w:r>
+        <w:rPr>
+          <w:b/>
+          <w:lang w:val="fr_FR" w:bidi="fr_FR"/>
+        </w:rPr>
         <w:t>"</w:t>
       </w:r>
       <w:r>
@@ -2712,6 +2832,21 @@
           <w:b/>
           <w:lang w:val="fr_FR" w:bidi="fr_FR"/>
         </w:rPr>
+        <w:t>καταστήσῃς &amp; πρεσβυτέρους</w:t>
+      </w:r>
+    </w:p>
+    <w:p>
+      <w:pPr/>
+      <w:r>
+        <w:rPr>
+          <w:lang w:val="fr_FR" w:bidi="fr_FR"/>
+        </w:rPr>
+      </w:r>
+      <w:r>
+        <w:rPr>
+          <w:b/>
+          <w:lang w:val="fr_FR" w:bidi="fr_FR"/>
+        </w:rPr>
         <w:t xml:space="preserve">"tu </w:t>
       </w:r>
       <w:r>
@@ -3472,6 +3607,21 @@
           <w:b/>
           <w:lang w:val="fr_FR" w:bidi="fr_FR"/>
         </w:rPr>
+        <w:t>μὴ πάροινον</w:t>
+      </w:r>
+    </w:p>
+    <w:p>
+      <w:pPr/>
+      <w:r>
+        <w:rPr>
+          <w:lang w:val="fr_FR" w:bidi="fr_FR"/>
+        </w:rPr>
+      </w:r>
+      <w:r>
+        <w:rPr>
+          <w:b/>
+          <w:lang w:val="fr_FR" w:bidi="fr_FR"/>
+        </w:rPr>
         <w:t>"</w:t>
       </w:r>
       <w:r>
@@ -3535,6 +3685,21 @@
         <w:rPr>
           <w:lang w:val="fr_FR" w:bidi="fr_FR"/>
         </w:rPr>
+      </w:r>
+    </w:p>
+    <w:p>
+      <w:pPr/>
+      <w:r>
+        <w:rPr>
+          <w:lang w:val="fr_FR" w:bidi="fr_FR"/>
+        </w:rPr>
+      </w:r>
+      <w:r>
+        <w:rPr>
+          <w:b/>
+          <w:lang w:val="fr_FR" w:bidi="fr_FR"/>
+        </w:rPr>
+        <w:t>μὴ πλήκτην</w:t>
       </w:r>
     </w:p>
     <w:p>
@@ -3978,6 +4143,21 @@
           <w:b/>
           <w:lang w:val="fr_FR" w:bidi="fr_FR"/>
         </w:rPr>
+        <w:t>σώφρονα &amp; ἐγκρατῆ</w:t>
+      </w:r>
+    </w:p>
+    <w:p>
+      <w:pPr/>
+      <w:r>
+        <w:rPr>
+          <w:lang w:val="fr_FR" w:bidi="fr_FR"/>
+        </w:rPr>
+      </w:r>
+      <w:r>
+        <w:rPr>
+          <w:b/>
+          <w:lang w:val="fr_FR" w:bidi="fr_FR"/>
+        </w:rPr>
         <w:t>"</w:t>
       </w:r>
       <w:r>
@@ -4351,6 +4531,21 @@
           <w:b/>
           <w:lang w:val="fr_FR" w:bidi="fr_FR"/>
         </w:rPr>
+        <w:t>κατὰ τὴν διδαχὴν</w:t>
+      </w:r>
+    </w:p>
+    <w:p>
+      <w:pPr/>
+      <w:r>
+        <w:rPr>
+          <w:lang w:val="fr_FR" w:bidi="fr_FR"/>
+        </w:rPr>
+      </w:r>
+      <w:r>
+        <w:rPr>
+          <w:b/>
+          <w:lang w:val="fr_FR" w:bidi="fr_FR"/>
+        </w:rPr>
         <w:t>"</w:t>
       </w:r>
       <w:r>
@@ -5517,6 +5712,21 @@
         <w:rPr>
           <w:lang w:val="fr_FR" w:bidi="fr_FR"/>
         </w:rPr>
+      </w:r>
+    </w:p>
+    <w:p>
+      <w:pPr/>
+      <w:r>
+        <w:rPr>
+          <w:lang w:val="fr_FR" w:bidi="fr_FR"/>
+        </w:rPr>
+      </w:r>
+      <w:r>
+        <w:rPr>
+          <w:b/>
+          <w:lang w:val="fr_FR" w:bidi="fr_FR"/>
+        </w:rPr>
+        <w:t>τις ἐξ αὐτῶν, ἴδιος αὐτῶν προφήτης</w:t>
       </w:r>
     </w:p>
     <w:p>
@@ -6064,6 +6274,21 @@
           <w:b/>
           <w:lang w:val="fr_FR" w:bidi="fr_FR"/>
         </w:rPr>
+        <w:t>δι’ ἣν αἰτίαν ἔλεγχε αὐτοὺς ἀποτόμως</w:t>
+      </w:r>
+    </w:p>
+    <w:p>
+      <w:pPr/>
+      <w:r>
+        <w:rPr>
+          <w:lang w:val="fr_FR" w:bidi="fr_FR"/>
+        </w:rPr>
+      </w:r>
+      <w:r>
+        <w:rPr>
+          <w:b/>
+          <w:lang w:val="fr_FR" w:bidi="fr_FR"/>
+        </w:rPr>
         <w:t>"</w:t>
       </w:r>
       <w:r>
@@ -6403,6 +6628,21 @@
           <w:b/>
           <w:lang w:val="fr_FR" w:bidi="fr_FR"/>
         </w:rPr>
+        <w:t>ἵνα ὑγιαίνωσιν ἐν τῇ πίστει</w:t>
+      </w:r>
+    </w:p>
+    <w:p>
+      <w:pPr/>
+      <w:r>
+        <w:rPr>
+          <w:lang w:val="fr_FR" w:bidi="fr_FR"/>
+        </w:rPr>
+      </w:r>
+      <w:r>
+        <w:rPr>
+          <w:b/>
+          <w:lang w:val="fr_FR" w:bidi="fr_FR"/>
+        </w:rPr>
         <w:t>"</w:t>
       </w:r>
       <w:r>
@@ -6831,6 +7071,21 @@
           <w:b/>
           <w:lang w:val="fr_FR" w:bidi="fr_FR"/>
         </w:rPr>
+        <w:t>Ἰουδαϊκοῖς μύθοις</w:t>
+      </w:r>
+    </w:p>
+    <w:p>
+      <w:pPr/>
+      <w:r>
+        <w:rPr>
+          <w:lang w:val="fr_FR" w:bidi="fr_FR"/>
+        </w:rPr>
+      </w:r>
+      <w:r>
+        <w:rPr>
+          <w:b/>
+          <w:lang w:val="fr_FR" w:bidi="fr_FR"/>
+        </w:rPr>
         <w:t>"fables juives"</w:t>
       </w:r>
     </w:p>
@@ -6880,6 +7135,21 @@
         <w:rPr>
           <w:lang w:val="fr_FR" w:bidi="fr_FR"/>
         </w:rPr>
+      </w:r>
+    </w:p>
+    <w:p>
+      <w:pPr/>
+      <w:r>
+        <w:rPr>
+          <w:lang w:val="fr_FR" w:bidi="fr_FR"/>
+        </w:rPr>
+      </w:r>
+      <w:r>
+        <w:rPr>
+          <w:b/>
+          <w:lang w:val="fr_FR" w:bidi="fr_FR"/>
+        </w:rPr>
+        <w:t>ἀποστρεφομένων τὴν ἀλήθειαν</w:t>
       </w:r>
     </w:p>
     <w:p>
@@ -7197,6 +7467,21 @@
           <w:b/>
           <w:lang w:val="fr_FR" w:bidi="fr_FR"/>
         </w:rPr>
+        <w:t>τοῖς καθαροῖς</w:t>
+      </w:r>
+    </w:p>
+    <w:p>
+      <w:pPr/>
+      <w:r>
+        <w:rPr>
+          <w:lang w:val="fr_FR" w:bidi="fr_FR"/>
+        </w:rPr>
+      </w:r>
+      <w:r>
+        <w:rPr>
+          <w:b/>
+          <w:lang w:val="fr_FR" w:bidi="fr_FR"/>
+        </w:rPr>
         <w:t>"</w:t>
       </w:r>
       <w:r>
@@ -7383,6 +7668,21 @@
         <w:rPr>
           <w:lang w:val="fr_FR" w:bidi="fr_FR"/>
         </w:rPr>
+      </w:r>
+    </w:p>
+    <w:p>
+      <w:pPr/>
+      <w:r>
+        <w:rPr>
+          <w:lang w:val="fr_FR" w:bidi="fr_FR"/>
+        </w:rPr>
+      </w:r>
+      <w:r>
+        <w:rPr>
+          <w:b/>
+          <w:lang w:val="fr_FR" w:bidi="fr_FR"/>
+        </w:rPr>
+        <w:t>τοῖς δὲ μεμιαμμένοις καὶ ἀπίστοις, οὐδὲν καθαρόν</w:t>
       </w:r>
     </w:p>
     <w:p>
@@ -7699,6 +7999,21 @@
           <w:b/>
           <w:lang w:val="fr_FR" w:bidi="fr_FR"/>
         </w:rPr>
+        <w:t>τοῖς &amp; ἔργοις ἀρνοῦνται</w:t>
+      </w:r>
+    </w:p>
+    <w:p>
+      <w:pPr/>
+      <w:r>
+        <w:rPr>
+          <w:lang w:val="fr_FR" w:bidi="fr_FR"/>
+        </w:rPr>
+      </w:r>
+      <w:r>
+        <w:rPr>
+          <w:b/>
+          <w:lang w:val="fr_FR" w:bidi="fr_FR"/>
+        </w:rPr>
         <w:t>"</w:t>
       </w:r>
       <w:r>
@@ -7995,6 +8310,21 @@
           <w:b/>
           <w:lang w:val="fr_FR" w:bidi="fr_FR"/>
         </w:rPr>
+        <w:t>τῇ ὑγιαινούσῃ διδασκαλίᾳ</w:t>
+      </w:r>
+    </w:p>
+    <w:p>
+      <w:pPr/>
+      <w:r>
+        <w:rPr>
+          <w:lang w:val="fr_FR" w:bidi="fr_FR"/>
+        </w:rPr>
+      </w:r>
+      <w:r>
+        <w:rPr>
+          <w:b/>
+          <w:lang w:val="fr_FR" w:bidi="fr_FR"/>
+        </w:rPr>
         <w:t>"saine doctrine"</w:t>
       </w:r>
     </w:p>
@@ -8196,6 +8526,21 @@
           <w:b/>
           <w:lang w:val="fr_FR" w:bidi="fr_FR"/>
         </w:rPr>
+        <w:t>νηφαλίους &amp; σεμνούς, σώφρονας</w:t>
+      </w:r>
+    </w:p>
+    <w:p>
+      <w:pPr/>
+      <w:r>
+        <w:rPr>
+          <w:lang w:val="fr_FR" w:bidi="fr_FR"/>
+        </w:rPr>
+      </w:r>
+      <w:r>
+        <w:rPr>
+          <w:b/>
+          <w:lang w:val="fr_FR" w:bidi="fr_FR"/>
+        </w:rPr>
         <w:t>"</w:t>
       </w:r>
       <w:r>
@@ -8293,6 +8638,21 @@
           <w:b/>
           <w:lang w:val="fr_FR" w:bidi="fr_FR"/>
         </w:rPr>
+        <w:t>νηφαλίους</w:t>
+      </w:r>
+    </w:p>
+    <w:p>
+      <w:pPr/>
+      <w:r>
+        <w:rPr>
+          <w:lang w:val="fr_FR" w:bidi="fr_FR"/>
+        </w:rPr>
+      </w:r>
+      <w:r>
+        <w:rPr>
+          <w:b/>
+          <w:lang w:val="fr_FR" w:bidi="fr_FR"/>
+        </w:rPr>
         <w:t>"</w:t>
       </w:r>
       <w:r>
@@ -8382,6 +8742,21 @@
           <w:b/>
           <w:lang w:val="fr_FR" w:bidi="fr_FR"/>
         </w:rPr>
+        <w:t>σώφρονας</w:t>
+      </w:r>
+    </w:p>
+    <w:p>
+      <w:pPr/>
+      <w:r>
+        <w:rPr>
+          <w:lang w:val="fr_FR" w:bidi="fr_FR"/>
+        </w:rPr>
+      </w:r>
+      <w:r>
+        <w:rPr>
+          <w:b/>
+          <w:lang w:val="fr_FR" w:bidi="fr_FR"/>
+        </w:rPr>
         <w:t>"modérés"</w:t>
       </w:r>
     </w:p>
@@ -9207,6 +9582,21 @@
           <w:b/>
           <w:lang w:val="fr_FR" w:bidi="fr_FR"/>
         </w:rPr>
+        <w:t>οἴνῳ πολλῷ δεδουλωμένας</w:t>
+      </w:r>
+    </w:p>
+    <w:p>
+      <w:pPr/>
+      <w:r>
+        <w:rPr>
+          <w:lang w:val="fr_FR" w:bidi="fr_FR"/>
+        </w:rPr>
+      </w:r>
+      <w:r>
+        <w:rPr>
+          <w:b/>
+          <w:lang w:val="fr_FR" w:bidi="fr_FR"/>
+        </w:rPr>
         <w:t>"</w:t>
       </w:r>
       <w:r>
@@ -9541,6 +9931,21 @@
           <w:b/>
           <w:lang w:val="fr_FR" w:bidi="fr_FR"/>
         </w:rPr>
+        <w:t>φιλάνδρους</w:t>
+      </w:r>
+    </w:p>
+    <w:p>
+      <w:pPr/>
+      <w:r>
+        <w:rPr>
+          <w:lang w:val="fr_FR" w:bidi="fr_FR"/>
+        </w:rPr>
+      </w:r>
+      <w:r>
+        <w:rPr>
+          <w:b/>
+          <w:lang w:val="fr_FR" w:bidi="fr_FR"/>
+        </w:rPr>
         <w:t>"</w:t>
       </w:r>
       <w:r>
@@ -9618,6 +10023,21 @@
           <w:b/>
           <w:lang w:val="fr_FR" w:bidi="fr_FR"/>
         </w:rPr>
+        <w:t>φιλοτέκνους</w:t>
+      </w:r>
+    </w:p>
+    <w:p>
+      <w:pPr/>
+      <w:r>
+        <w:rPr>
+          <w:lang w:val="fr_FR" w:bidi="fr_FR"/>
+        </w:rPr>
+      </w:r>
+      <w:r>
+        <w:rPr>
+          <w:b/>
+          <w:lang w:val="fr_FR" w:bidi="fr_FR"/>
+        </w:rPr>
         <w:t>"</w:t>
       </w:r>
       <w:r>
@@ -9695,6 +10115,21 @@
           <w:b/>
           <w:lang w:val="fr_FR" w:bidi="fr_FR"/>
         </w:rPr>
+        <w:t>ὑποτασσομένας τοῖς ἰδίοις ἀνδράσιν</w:t>
+      </w:r>
+    </w:p>
+    <w:p>
+      <w:pPr/>
+      <w:r>
+        <w:rPr>
+          <w:lang w:val="fr_FR" w:bidi="fr_FR"/>
+        </w:rPr>
+      </w:r>
+      <w:r>
+        <w:rPr>
+          <w:b/>
+          <w:lang w:val="fr_FR" w:bidi="fr_FR"/>
+        </w:rPr>
         <w:t>"</w:t>
       </w:r>
       <w:r>
@@ -9883,6 +10318,21 @@
           <w:b/>
           <w:lang w:val="fr_FR" w:bidi="fr_FR"/>
         </w:rPr>
+        <w:t>ἵνα μὴ ὁ λόγος τοῦ Θεοῦ βλασφημῆται</w:t>
+      </w:r>
+    </w:p>
+    <w:p>
+      <w:pPr/>
+      <w:r>
+        <w:rPr>
+          <w:lang w:val="fr_FR" w:bidi="fr_FR"/>
+        </w:rPr>
+      </w:r>
+      <w:r>
+        <w:rPr>
+          <w:b/>
+          <w:lang w:val="fr_FR" w:bidi="fr_FR"/>
+        </w:rPr>
         <w:t>"</w:t>
       </w:r>
       <w:r>
@@ -10183,6 +10633,21 @@
           <w:b/>
           <w:lang w:val="fr_FR" w:bidi="fr_FR"/>
         </w:rPr>
+        <w:t>περὶ πάντα</w:t>
+      </w:r>
+    </w:p>
+    <w:p>
+      <w:pPr/>
+      <w:r>
+        <w:rPr>
+          <w:lang w:val="fr_FR" w:bidi="fr_FR"/>
+        </w:rPr>
+      </w:r>
+      <w:r>
+        <w:rPr>
+          <w:b/>
+          <w:lang w:val="fr_FR" w:bidi="fr_FR"/>
+        </w:rPr>
         <w:t>"</w:t>
       </w:r>
       <w:r>
@@ -10260,6 +10725,21 @@
           <w:b/>
           <w:lang w:val="fr_FR" w:bidi="fr_FR"/>
         </w:rPr>
+        <w:t>σεαυτὸν παρεχόμενος</w:t>
+      </w:r>
+    </w:p>
+    <w:p>
+      <w:pPr/>
+      <w:r>
+        <w:rPr>
+          <w:lang w:val="fr_FR" w:bidi="fr_FR"/>
+        </w:rPr>
+      </w:r>
+      <w:r>
+        <w:rPr>
+          <w:b/>
+          <w:lang w:val="fr_FR" w:bidi="fr_FR"/>
+        </w:rPr>
         <w:t xml:space="preserve">"te </w:t>
       </w:r>
       <w:r>
@@ -10330,6 +10810,21 @@
           <w:b/>
           <w:lang w:val="fr_FR" w:bidi="fr_FR"/>
         </w:rPr>
+        <w:t>τύπον καλῶν ἔργων</w:t>
+      </w:r>
+    </w:p>
+    <w:p>
+      <w:pPr/>
+      <w:r>
+        <w:rPr>
+          <w:lang w:val="fr_FR" w:bidi="fr_FR"/>
+        </w:rPr>
+      </w:r>
+      <w:r>
+        <w:rPr>
+          <w:b/>
+          <w:lang w:val="fr_FR" w:bidi="fr_FR"/>
+        </w:rPr>
         <w:t>"</w:t>
       </w:r>
       <w:r>
@@ -11332,6 +11827,21 @@
         <w:rPr>
           <w:lang w:val="fr_FR" w:bidi="fr_FR"/>
         </w:rPr>
+      </w:r>
+    </w:p>
+    <w:p>
+      <w:pPr/>
+      <w:r>
+        <w:rPr>
+          <w:lang w:val="fr_FR" w:bidi="fr_FR"/>
+        </w:rPr>
+      </w:r>
+      <w:r>
+        <w:rPr>
+          <w:b/>
+          <w:lang w:val="fr_FR" w:bidi="fr_FR"/>
+        </w:rPr>
+        <w:t>ἐν πᾶσιν</w:t>
       </w:r>
     </w:p>
     <w:p>
@@ -11857,6 +12367,21 @@
           <w:b/>
           <w:lang w:val="fr_FR" w:bidi="fr_FR"/>
         </w:rPr>
+        <w:t>πᾶσαν πίστιν ἐνδεικνυμένους ἀγαθήν</w:t>
+      </w:r>
+    </w:p>
+    <w:p>
+      <w:pPr/>
+      <w:r>
+        <w:rPr>
+          <w:lang w:val="fr_FR" w:bidi="fr_FR"/>
+        </w:rPr>
+      </w:r>
+      <w:r>
+        <w:rPr>
+          <w:b/>
+          <w:lang w:val="fr_FR" w:bidi="fr_FR"/>
+        </w:rPr>
         <w:t>"</w:t>
       </w:r>
       <w:r>
@@ -12045,6 +12570,21 @@
           <w:b/>
           <w:lang w:val="fr_FR" w:bidi="fr_FR"/>
         </w:rPr>
+        <w:t>ἐν πᾶσιν</w:t>
+      </w:r>
+    </w:p>
+    <w:p>
+      <w:pPr/>
+      <w:r>
+        <w:rPr>
+          <w:lang w:val="fr_FR" w:bidi="fr_FR"/>
+        </w:rPr>
+      </w:r>
+      <w:r>
+        <w:rPr>
+          <w:b/>
+          <w:lang w:val="fr_FR" w:bidi="fr_FR"/>
+        </w:rPr>
         <w:t>"</w:t>
       </w:r>
       <w:r>
@@ -12122,6 +12662,21 @@
           <w:b/>
           <w:lang w:val="fr_FR" w:bidi="fr_FR"/>
         </w:rPr>
+        <w:t>τὴν διδασκαλίαν τὴν τοῦ Σωτῆρος ἡμῶν, Θεοῦ, κοσμῶσιν</w:t>
+      </w:r>
+    </w:p>
+    <w:p>
+      <w:pPr/>
+      <w:r>
+        <w:rPr>
+          <w:lang w:val="fr_FR" w:bidi="fr_FR"/>
+        </w:rPr>
+      </w:r>
+      <w:r>
+        <w:rPr>
+          <w:b/>
+          <w:lang w:val="fr_FR" w:bidi="fr_FR"/>
+        </w:rPr>
         <w:t>"</w:t>
       </w:r>
       <w:r>
@@ -12427,6 +12982,21 @@
           <w:b/>
           <w:lang w:val="fr_FR" w:bidi="fr_FR"/>
         </w:rPr>
+        <w:t>ἐπεφάνη &amp; ἡ χάρις τοῦ Θεοῦ</w:t>
+      </w:r>
+    </w:p>
+    <w:p>
+      <w:pPr/>
+      <w:r>
+        <w:rPr>
+          <w:lang w:val="fr_FR" w:bidi="fr_FR"/>
+        </w:rPr>
+      </w:r>
+      <w:r>
+        <w:rPr>
+          <w:b/>
+          <w:lang w:val="fr_FR" w:bidi="fr_FR"/>
+        </w:rPr>
         <w:t>"</w:t>
       </w:r>
       <w:r>
@@ -12523,6 +13093,21 @@
         <w:rPr>
           <w:lang w:val="fr_FR" w:bidi="fr_FR"/>
         </w:rPr>
+      </w:r>
+    </w:p>
+    <w:p>
+      <w:pPr/>
+      <w:r>
+        <w:rPr>
+          <w:lang w:val="fr_FR" w:bidi="fr_FR"/>
+        </w:rPr>
+      </w:r>
+      <w:r>
+        <w:rPr>
+          <w:b/>
+          <w:lang w:val="fr_FR" w:bidi="fr_FR"/>
+        </w:rPr>
+        <w:t>ἐπεφάνη γὰρ ἡ χάρις τοῦ Θεοῦ, σωτήριος πᾶσιν ἀνθρώποις</w:t>
       </w:r>
     </w:p>
     <w:p>
@@ -13450,6 +14035,21 @@
           <w:b/>
           <w:lang w:val="fr_FR" w:bidi="fr_FR"/>
         </w:rPr>
+        <w:t>τὴν ἀσέβειαν &amp; εὐσεβῶς</w:t>
+      </w:r>
+    </w:p>
+    <w:p>
+      <w:pPr/>
+      <w:r>
+        <w:rPr>
+          <w:lang w:val="fr_FR" w:bidi="fr_FR"/>
+        </w:rPr>
+      </w:r>
+      <w:r>
+        <w:rPr>
+          <w:b/>
+          <w:lang w:val="fr_FR" w:bidi="fr_FR"/>
+        </w:rPr>
         <w:t>"</w:t>
       </w:r>
       <w:r>
@@ -13527,6 +14127,21 @@
           <w:b/>
           <w:lang w:val="fr_FR" w:bidi="fr_FR"/>
         </w:rPr>
+        <w:t>ἐν τῷ νῦν αἰῶνι</w:t>
+      </w:r>
+    </w:p>
+    <w:p>
+      <w:pPr/>
+      <w:r>
+        <w:rPr>
+          <w:lang w:val="fr_FR" w:bidi="fr_FR"/>
+        </w:rPr>
+      </w:r>
+      <w:r>
+        <w:rPr>
+          <w:b/>
+          <w:lang w:val="fr_FR" w:bidi="fr_FR"/>
+        </w:rPr>
         <w:t>"</w:t>
       </w:r>
       <w:r>
@@ -13597,6 +14212,21 @@
           <w:b/>
           <w:lang w:val="fr_FR" w:bidi="fr_FR"/>
         </w:rPr>
+        <w:t>προσδεχόμενοι</w:t>
+      </w:r>
+    </w:p>
+    <w:p>
+      <w:pPr/>
+      <w:r>
+        <w:rPr>
+          <w:lang w:val="fr_FR" w:bidi="fr_FR"/>
+        </w:rPr>
+      </w:r>
+      <w:r>
+        <w:rPr>
+          <w:b/>
+          <w:lang w:val="fr_FR" w:bidi="fr_FR"/>
+        </w:rPr>
         <w:t>"</w:t>
       </w:r>
       <w:r>
@@ -13824,6 +14454,21 @@
           <w:b/>
           <w:lang w:val="fr_FR" w:bidi="fr_FR"/>
         </w:rPr>
+        <w:t>τὴν μακαρίαν ἐλπίδα, καὶ ἐπιφάνειαν τῆς δόξης</w:t>
+      </w:r>
+    </w:p>
+    <w:p>
+      <w:pPr/>
+      <w:r>
+        <w:rPr>
+          <w:lang w:val="fr_FR" w:bidi="fr_FR"/>
+        </w:rPr>
+      </w:r>
+      <w:r>
+        <w:rPr>
+          <w:b/>
+          <w:lang w:val="fr_FR" w:bidi="fr_FR"/>
+        </w:rPr>
         <w:t>"</w:t>
       </w:r>
       <w:r>
@@ -13947,6 +14592,21 @@
           <w:b/>
           <w:lang w:val="fr_FR" w:bidi="fr_FR"/>
         </w:rPr>
+        <w:t>τὴν μακαρίαν ἐλπίδα, καὶ ἐπιφάνειαν τῆς δόξης τοῦ μεγάλου Θεοῦ καὶ Σωτῆρος ἡμῶν, Ἰησοῦ Χριστοῦ</w:t>
+      </w:r>
+    </w:p>
+    <w:p>
+      <w:pPr/>
+      <w:r>
+        <w:rPr>
+          <w:lang w:val="fr_FR" w:bidi="fr_FR"/>
+        </w:rPr>
+      </w:r>
+      <w:r>
+        <w:rPr>
+          <w:b/>
+          <w:lang w:val="fr_FR" w:bidi="fr_FR"/>
+        </w:rPr>
         <w:t>"</w:t>
       </w:r>
       <w:r>
@@ -14089,6 +14749,21 @@
           <w:b/>
           <w:lang w:val="fr_FR" w:bidi="fr_FR"/>
         </w:rPr>
+        <w:t>τοῦ μεγάλου Θεοῦ καὶ Σωτῆρος ἡμῶν, Ἰησοῦ Χριστοῦ</w:t>
+      </w:r>
+    </w:p>
+    <w:p>
+      <w:pPr/>
+      <w:r>
+        <w:rPr>
+          <w:lang w:val="fr_FR" w:bidi="fr_FR"/>
+        </w:rPr>
+      </w:r>
+      <w:r>
+        <w:rPr>
+          <w:b/>
+          <w:lang w:val="fr_FR" w:bidi="fr_FR"/>
+        </w:rPr>
         <w:t>"de notre grand Dieu et Sauveur Jésus-Christ"</w:t>
       </w:r>
     </w:p>
@@ -14775,6 +15450,21 @@
           <w:b/>
           <w:lang w:val="fr_FR" w:bidi="fr_FR"/>
         </w:rPr>
+        <w:t>ζηλωτὴν καλῶν ἔργων</w:t>
+      </w:r>
+    </w:p>
+    <w:p>
+      <w:pPr/>
+      <w:r>
+        <w:rPr>
+          <w:lang w:val="fr_FR" w:bidi="fr_FR"/>
+        </w:rPr>
+      </w:r>
+      <w:r>
+        <w:rPr>
+          <w:b/>
+          <w:lang w:val="fr_FR" w:bidi="fr_FR"/>
+        </w:rPr>
         <w:t>"</w:t>
       </w:r>
       <w:r>
@@ -15338,6 +16028,21 @@
           <w:b/>
           <w:lang w:val="fr_FR" w:bidi="fr_FR"/>
         </w:rPr>
+        <w:t>μηδείς σου περιφρονείτω</w:t>
+      </w:r>
+    </w:p>
+    <w:p>
+      <w:pPr/>
+      <w:r>
+        <w:rPr>
+          <w:lang w:val="fr_FR" w:bidi="fr_FR"/>
+        </w:rPr>
+      </w:r>
+      <w:r>
+        <w:rPr>
+          <w:b/>
+          <w:lang w:val="fr_FR" w:bidi="fr_FR"/>
+        </w:rPr>
         <w:t>"</w:t>
       </w:r>
       <w:r>
@@ -15415,6 +16120,21 @@
           <w:b/>
           <w:lang w:val="fr_FR" w:bidi="fr_FR"/>
         </w:rPr>
+        <w:t>μηδείς σου περιφρονείτω</w:t>
+      </w:r>
+    </w:p>
+    <w:p>
+      <w:pPr/>
+      <w:r>
+        <w:rPr>
+          <w:lang w:val="fr_FR" w:bidi="fr_FR"/>
+        </w:rPr>
+      </w:r>
+      <w:r>
+        <w:rPr>
+          <w:b/>
+          <w:lang w:val="fr_FR" w:bidi="fr_FR"/>
+        </w:rPr>
         <w:t>"Que personne ne te méprise"</w:t>
       </w:r>
     </w:p>
@@ -15596,6 +16316,21 @@
           <w:b/>
           <w:lang w:val="fr_FR" w:bidi="fr_FR"/>
         </w:rPr>
+        <w:t>ὑπομίμνῃσκε αὐτοὺς &amp; ὑποτάσσεσθαι</w:t>
+      </w:r>
+    </w:p>
+    <w:p>
+      <w:pPr/>
+      <w:r>
+        <w:rPr>
+          <w:lang w:val="fr_FR" w:bidi="fr_FR"/>
+        </w:rPr>
+      </w:r>
+      <w:r>
+        <w:rPr>
+          <w:b/>
+          <w:lang w:val="fr_FR" w:bidi="fr_FR"/>
+        </w:rPr>
         <w:t>"</w:t>
       </w:r>
       <w:r>
@@ -15928,6 +16663,21 @@
         <w:rPr>
           <w:lang w:val="fr_FR" w:bidi="fr_FR"/>
         </w:rPr>
+      </w:r>
+    </w:p>
+    <w:p>
+      <w:pPr/>
+      <w:r>
+        <w:rPr>
+          <w:lang w:val="fr_FR" w:bidi="fr_FR"/>
+        </w:rPr>
+      </w:r>
+      <w:r>
+        <w:rPr>
+          <w:b/>
+          <w:lang w:val="fr_FR" w:bidi="fr_FR"/>
+        </w:rPr>
+        <w:t>πρὸς πᾶν ἔργον ἀγαθὸν ἑτοίμους εἶναι</w:t>
       </w:r>
     </w:p>
     <w:p>
@@ -16106,6 +16856,21 @@
           <w:b/>
           <w:lang w:val="fr_FR" w:bidi="fr_FR"/>
         </w:rPr>
+        <w:t>βλασφημεῖν</w:t>
+      </w:r>
+    </w:p>
+    <w:p>
+      <w:pPr/>
+      <w:r>
+        <w:rPr>
+          <w:lang w:val="fr_FR" w:bidi="fr_FR"/>
+        </w:rPr>
+      </w:r>
+      <w:r>
+        <w:rPr>
+          <w:b/>
+          <w:lang w:val="fr_FR" w:bidi="fr_FR"/>
+        </w:rPr>
         <w:t>"</w:t>
       </w:r>
       <w:r>
@@ -16958,6 +17723,21 @@
           <w:b/>
           <w:lang w:val="fr_FR" w:bidi="fr_FR"/>
         </w:rPr>
+        <w:t>ἦμεν &amp; ἀνόητοι</w:t>
+      </w:r>
+    </w:p>
+    <w:p>
+      <w:pPr/>
+      <w:r>
+        <w:rPr>
+          <w:lang w:val="fr_FR" w:bidi="fr_FR"/>
+        </w:rPr>
+      </w:r>
+      <w:r>
+        <w:rPr>
+          <w:b/>
+          <w:lang w:val="fr_FR" w:bidi="fr_FR"/>
+        </w:rPr>
         <w:t>"</w:t>
       </w:r>
       <w:r>
@@ -17166,6 +17946,21 @@
           <w:b/>
           <w:lang w:val="fr_FR" w:bidi="fr_FR"/>
         </w:rPr>
+        <w:t>πλανώμενοι, δουλεύοντες ἐπιθυμίαις καὶ ἡδοναῖς ποικίλαις</w:t>
+      </w:r>
+    </w:p>
+    <w:p>
+      <w:pPr/>
+      <w:r>
+        <w:rPr>
+          <w:lang w:val="fr_FR" w:bidi="fr_FR"/>
+        </w:rPr>
+      </w:r>
+      <w:r>
+        <w:rPr>
+          <w:b/>
+          <w:lang w:val="fr_FR" w:bidi="fr_FR"/>
+        </w:rPr>
         <w:t>"</w:t>
       </w:r>
       <w:r>
@@ -17570,6 +18365,21 @@
         <w:rPr>
           <w:lang w:val="fr_FR" w:bidi="fr_FR"/>
         </w:rPr>
+      </w:r>
+    </w:p>
+    <w:p>
+      <w:pPr/>
+      <w:r>
+        <w:rPr>
+          <w:lang w:val="fr_FR" w:bidi="fr_FR"/>
+        </w:rPr>
+      </w:r>
+      <w:r>
+        <w:rPr>
+          <w:b/>
+          <w:lang w:val="fr_FR" w:bidi="fr_FR"/>
+        </w:rPr>
+        <w:t>στυγητοί</w:t>
       </w:r>
     </w:p>
     <w:p>
@@ -17853,6 +18663,21 @@
           <w:b/>
           <w:lang w:val="fr_FR" w:bidi="fr_FR"/>
         </w:rPr>
+        <w:t>ὅτε &amp; ἡ χρηστότης καὶ ἡ φιλανθρωπία ἐπεφάνη τοῦ Σωτῆρος ἡμῶν, Θεοῦ</w:t>
+      </w:r>
+    </w:p>
+    <w:p>
+      <w:pPr/>
+      <w:r>
+        <w:rPr>
+          <w:lang w:val="fr_FR" w:bidi="fr_FR"/>
+        </w:rPr>
+      </w:r>
+      <w:r>
+        <w:rPr>
+          <w:b/>
+          <w:lang w:val="fr_FR" w:bidi="fr_FR"/>
+        </w:rPr>
         <w:t>"</w:t>
       </w:r>
       <w:r>
@@ -17955,6 +18780,21 @@
         <w:rPr>
           <w:lang w:val="fr_FR" w:bidi="fr_FR"/>
         </w:rPr>
+      </w:r>
+    </w:p>
+    <w:p>
+      <w:pPr/>
+      <w:r>
+        <w:rPr>
+          <w:lang w:val="fr_FR" w:bidi="fr_FR"/>
+        </w:rPr>
+      </w:r>
+      <w:r>
+        <w:rPr>
+          <w:b/>
+          <w:lang w:val="fr_FR" w:bidi="fr_FR"/>
+        </w:rPr>
+        <w:t>ὅτε &amp; ἡ χρηστότης καὶ ἡ φιλανθρωπία ἐπεφάνη τοῦ Σωτῆρος ἡμῶν, Θεοῦ</w:t>
       </w:r>
     </w:p>
     <w:p>
@@ -18879,6 +19719,21 @@
           <w:b/>
           <w:lang w:val="fr_FR" w:bidi="fr_FR"/>
         </w:rPr>
+        <w:t>διὰ Ἰησοῦ Χριστοῦ, τοῦ Σωτῆρος ἡμῶν</w:t>
+      </w:r>
+    </w:p>
+    <w:p>
+      <w:pPr/>
+      <w:r>
+        <w:rPr>
+          <w:lang w:val="fr_FR" w:bidi="fr_FR"/>
+        </w:rPr>
+      </w:r>
+      <w:r>
+        <w:rPr>
+          <w:b/>
+          <w:lang w:val="fr_FR" w:bidi="fr_FR"/>
+        </w:rPr>
         <w:t>"</w:t>
       </w:r>
       <w:r>
@@ -19485,6 +20340,21 @@
         <w:rPr>
           <w:lang w:val="fr_FR" w:bidi="fr_FR"/>
         </w:rPr>
+      </w:r>
+    </w:p>
+    <w:p>
+      <w:pPr/>
+      <w:r>
+        <w:rPr>
+          <w:lang w:val="fr_FR" w:bidi="fr_FR"/>
+        </w:rPr>
+      </w:r>
+      <w:r>
+        <w:rPr>
+          <w:b/>
+          <w:lang w:val="fr_FR" w:bidi="fr_FR"/>
+        </w:rPr>
+        <w:t>κληρονόμοι γενηθῶμεν, κατ’ ἐλπίδα ζωῆς αἰωνίου</w:t>
       </w:r>
     </w:p>
     <w:p>
@@ -19866,6 +20736,21 @@
           <w:b/>
           <w:lang w:val="fr_FR" w:bidi="fr_FR"/>
         </w:rPr>
+        <w:t>φροντίζωσιν καλῶν ἔργων, προΐστασθαι</w:t>
+      </w:r>
+    </w:p>
+    <w:p>
+      <w:pPr/>
+      <w:r>
+        <w:rPr>
+          <w:lang w:val="fr_FR" w:bidi="fr_FR"/>
+        </w:rPr>
+      </w:r>
+      <w:r>
+        <w:rPr>
+          <w:b/>
+          <w:lang w:val="fr_FR" w:bidi="fr_FR"/>
+        </w:rPr>
         <w:t>"</w:t>
       </w:r>
       <w:r>
@@ -20273,6 +21158,21 @@
           <w:b/>
           <w:lang w:val="fr_FR" w:bidi="fr_FR"/>
         </w:rPr>
+        <w:t>μωρὰς &amp; ζητήσεις</w:t>
+      </w:r>
+    </w:p>
+    <w:p>
+      <w:pPr/>
+      <w:r>
+        <w:rPr>
+          <w:lang w:val="fr_FR" w:bidi="fr_FR"/>
+        </w:rPr>
+      </w:r>
+      <w:r>
+        <w:rPr>
+          <w:b/>
+          <w:lang w:val="fr_FR" w:bidi="fr_FR"/>
+        </w:rPr>
         <w:t>"</w:t>
       </w:r>
       <w:r>
@@ -21089,6 +21989,21 @@
           <w:b/>
           <w:lang w:val="fr_FR" w:bidi="fr_FR"/>
         </w:rPr>
+        <w:t>ὁ τοιοῦτος</w:t>
+      </w:r>
+    </w:p>
+    <w:p>
+      <w:pPr/>
+      <w:r>
+        <w:rPr>
+          <w:lang w:val="fr_FR" w:bidi="fr_FR"/>
+        </w:rPr>
+      </w:r>
+      <w:r>
+        <w:rPr>
+          <w:b/>
+          <w:lang w:val="fr_FR" w:bidi="fr_FR"/>
+        </w:rPr>
         <w:t>« un homme » - « perverti » - « il » - « lui-même »</w:t>
       </w:r>
     </w:p>
@@ -21257,6 +22172,21 @@
           <w:b/>
           <w:lang w:val="fr_FR" w:bidi="fr_FR"/>
         </w:rPr>
+        <w:t>ὢν αὐτοκατάκριτος</w:t>
+      </w:r>
+    </w:p>
+    <w:p>
+      <w:pPr/>
+      <w:r>
+        <w:rPr>
+          <w:lang w:val="fr_FR" w:bidi="fr_FR"/>
+        </w:rPr>
+      </w:r>
+      <w:r>
+        <w:rPr>
+          <w:b/>
+          <w:lang w:val="fr_FR" w:bidi="fr_FR"/>
+        </w:rPr>
         <w:t>"</w:t>
       </w:r>
       <w:r>
@@ -21446,6 +22376,21 @@
           <w:b/>
           <w:lang w:val="fr_FR" w:bidi="fr_FR"/>
         </w:rPr>
+        <w:t>Ἀρτεμᾶν &amp; Τυχικόν</w:t>
+      </w:r>
+    </w:p>
+    <w:p>
+      <w:pPr/>
+      <w:r>
+        <w:rPr>
+          <w:lang w:val="fr_FR" w:bidi="fr_FR"/>
+        </w:rPr>
+      </w:r>
+      <w:r>
+        <w:rPr>
+          <w:b/>
+          <w:lang w:val="fr_FR" w:bidi="fr_FR"/>
+        </w:rPr>
         <w:t>"</w:t>
       </w:r>
       <w:r>
@@ -21556,6 +22501,21 @@
           <w:b/>
           <w:lang w:val="fr_FR" w:bidi="fr_FR"/>
         </w:rPr>
+        <w:t>σπούδασον ἐλθεῖν</w:t>
+      </w:r>
+    </w:p>
+    <w:p>
+      <w:pPr/>
+      <w:r>
+        <w:rPr>
+          <w:lang w:val="fr_FR" w:bidi="fr_FR"/>
+        </w:rPr>
+      </w:r>
+      <w:r>
+        <w:rPr>
+          <w:b/>
+          <w:lang w:val="fr_FR" w:bidi="fr_FR"/>
+        </w:rPr>
         <w:t>"</w:t>
       </w:r>
       <w:r>
@@ -21883,6 +22843,21 @@
           <w:b/>
           <w:lang w:val="fr_FR" w:bidi="fr_FR"/>
         </w:rPr>
+        <w:t>Ζηνᾶν &amp; Ἀπολλῶν</w:t>
+      </w:r>
+    </w:p>
+    <w:p>
+      <w:pPr/>
+      <w:r>
+        <w:rPr>
+          <w:lang w:val="fr_FR" w:bidi="fr_FR"/>
+        </w:rPr>
+      </w:r>
+      <w:r>
+        <w:rPr>
+          <w:b/>
+          <w:lang w:val="fr_FR" w:bidi="fr_FR"/>
+        </w:rPr>
         <w:t>"</w:t>
       </w:r>
       <w:r>
@@ -21993,6 +22968,21 @@
           <w:b/>
           <w:lang w:val="fr_FR" w:bidi="fr_FR"/>
         </w:rPr>
+        <w:t>καὶ Ἀπολλῶν</w:t>
+      </w:r>
+    </w:p>
+    <w:p>
+      <w:pPr/>
+      <w:r>
+        <w:rPr>
+          <w:lang w:val="fr_FR" w:bidi="fr_FR"/>
+        </w:rPr>
+      </w:r>
+      <w:r>
+        <w:rPr>
+          <w:b/>
+          <w:lang w:val="fr_FR" w:bidi="fr_FR"/>
+        </w:rPr>
         <w:t>"</w:t>
       </w:r>
       <w:r>
@@ -22063,6 +23053,21 @@
           <w:b/>
           <w:lang w:val="fr_FR" w:bidi="fr_FR"/>
         </w:rPr>
+        <w:t>ἵνα μηδὲν αὐτοῖς λείπῃ</w:t>
+      </w:r>
+    </w:p>
+    <w:p>
+      <w:pPr/>
+      <w:r>
+        <w:rPr>
+          <w:lang w:val="fr_FR" w:bidi="fr_FR"/>
+        </w:rPr>
+      </w:r>
+      <w:r>
+        <w:rPr>
+          <w:b/>
+          <w:lang w:val="fr_FR" w:bidi="fr_FR"/>
+        </w:rPr>
         <w:t>"</w:t>
       </w:r>
       <w:r>
@@ -22153,6 +23158,21 @@
           <w:b/>
           <w:lang w:val="fr_FR" w:bidi="fr_FR"/>
         </w:rPr>
+        <w:t>ἵνα μηδὲν αὐτοῖς λείπῃ</w:t>
+      </w:r>
+    </w:p>
+    <w:p>
+      <w:pPr/>
+      <w:r>
+        <w:rPr>
+          <w:lang w:val="fr_FR" w:bidi="fr_FR"/>
+        </w:rPr>
+      </w:r>
+      <w:r>
+        <w:rPr>
+          <w:b/>
+          <w:lang w:val="fr_FR" w:bidi="fr_FR"/>
+        </w:rPr>
         <w:t>"</w:t>
       </w:r>
       <w:r>
@@ -22618,6 +23638,21 @@
           <w:b/>
           <w:lang w:val="fr_FR" w:bidi="fr_FR"/>
         </w:rPr>
+        <w:t>ἵνα μὴ ὦσιν ἄκαρποι</w:t>
+      </w:r>
+    </w:p>
+    <w:p>
+      <w:pPr/>
+      <w:r>
+        <w:rPr>
+          <w:lang w:val="fr_FR" w:bidi="fr_FR"/>
+        </w:rPr>
+      </w:r>
+      <w:r>
+        <w:rPr>
+          <w:b/>
+          <w:lang w:val="fr_FR" w:bidi="fr_FR"/>
+        </w:rPr>
         <w:t>"</w:t>
       </w:r>
       <w:r>
@@ -22701,6 +23736,21 @@
         <w:rPr>
           <w:lang w:val="fr_FR" w:bidi="fr_FR"/>
         </w:rPr>
+      </w:r>
+    </w:p>
+    <w:p>
+      <w:pPr/>
+      <w:r>
+        <w:rPr>
+          <w:lang w:val="fr_FR" w:bidi="fr_FR"/>
+        </w:rPr>
+      </w:r>
+      <w:r>
+        <w:rPr>
+          <w:b/>
+          <w:lang w:val="fr_FR" w:bidi="fr_FR"/>
+        </w:rPr>
+        <w:t>ἵνα μὴ ὦσιν ἄκαρποι</w:t>
       </w:r>
     </w:p>
     <w:p>
@@ -22899,6 +23949,21 @@
           <w:b/>
           <w:lang w:val="fr_FR" w:bidi="fr_FR"/>
         </w:rPr>
+        <w:t>ἀσπάζονταί σε</w:t>
+      </w:r>
+    </w:p>
+    <w:p>
+      <w:pPr/>
+      <w:r>
+        <w:rPr>
+          <w:lang w:val="fr_FR" w:bidi="fr_FR"/>
+        </w:rPr>
+      </w:r>
+      <w:r>
+        <w:rPr>
+          <w:b/>
+          <w:lang w:val="fr_FR" w:bidi="fr_FR"/>
+        </w:rPr>
         <w:t>"</w:t>
       </w:r>
       <w:r>
@@ -22995,6 +24060,21 @@
         <w:rPr>
           <w:lang w:val="fr_FR" w:bidi="fr_FR"/>
         </w:rPr>
+      </w:r>
+    </w:p>
+    <w:p>
+      <w:pPr/>
+      <w:r>
+        <w:rPr>
+          <w:lang w:val="fr_FR" w:bidi="fr_FR"/>
+        </w:rPr>
+      </w:r>
+      <w:r>
+        <w:rPr>
+          <w:b/>
+          <w:lang w:val="fr_FR" w:bidi="fr_FR"/>
+        </w:rPr>
+        <w:t>οἱ μετ’ ἐμοῦ πάντες</w:t>
       </w:r>
     </w:p>
     <w:p>
